--- a/plantillas_maestras/01_seguro_vehicular/liquidacion_o_pago_menor/2_ddos_banco_y_aseguradora/varon/TPL_0157_2026_SEGURO_VEHICULAR_LIQUIDACION_O_PAGO_MENOR_BANCO_VARON_R1.docx
+++ b/plantillas_maestras/01_seguro_vehicular/liquidacion_o_pago_menor/2_ddos_banco_y_aseguradora/varon/TPL_0157_2026_SEGURO_VEHICULAR_LIQUIDACION_O_PAGO_MENOR_BANCO_VARON_R1.docx
@@ -381,7 +381,7 @@
           <w14:ligatures w14:val="none"/>
         </w:rPr>
         <w:tab/>
-        <w:t xml:space="preserve">:       </w:t>
+        <w:t xml:space="preserve">: </w:t>
       </w:r>
       <w:r>
         <w:rPr>
@@ -745,7 +745,7 @@
           <w:lang w:val="es-ES" w:eastAsia="es-ES"/>
           <w14:ligatures w14:val="none"/>
         </w:rPr>
-        <w:t>por presuntas infracciones a la Ley N°29571, Código de Protección y Defensa del Consumidor (en adelante, Código)</w:t>
+        <w:t>por presuntas infracciones a la Ley 29571, Código de Protección y Defensa del Consumidor (en adelante, Código)</w:t>
       </w:r>
       <w:r>
         <w:rPr>
@@ -856,7 +856,7 @@
           <w:lang w:eastAsia="es-ES"/>
           <w14:ligatures w14:val="none"/>
         </w:rPr>
-        <w:t xml:space="preserve">el Seguro Vehicular – Póliza N°2001-755531 (en adelante, Seguro Vehicular) </w:t>
+        <w:t xml:space="preserve">el Seguro Vehicular – Póliza 2001-755531 (en adelante, Seguro Vehicular) </w:t>
       </w:r>
       <w:r>
         <w:rPr>
@@ -916,7 +916,7 @@
           <w:lang w:eastAsia="es-ES"/>
           <w14:ligatures w14:val="none"/>
         </w:rPr>
-        <w:t>con Placa de Rodaje N°AYK</w:t>
+        <w:t>con Placa de Rodaje AYK</w:t>
       </w:r>
       <w:r>
         <w:rPr>
@@ -1003,7 +1003,7 @@
           <w:lang w:eastAsia="es-ES"/>
           <w14:ligatures w14:val="none"/>
         </w:rPr>
-        <w:t xml:space="preserve"> con N°690242, el cual fue calificado por </w:t>
+        <w:t xml:space="preserve"> con 690242, el cual fue calificado por </w:t>
       </w:r>
       <w:r>
         <w:rPr>
@@ -1136,7 +1136,7 @@
           <w:lang w:eastAsia="es-ES"/>
           <w14:ligatures w14:val="none"/>
         </w:rPr>
-        <w:t>, presentó el reclamo N°25SBS019099 y remitió comunicación solicitando la rectificación de la liquidación efectuada, requiriendo que la indemnización se determine conforme a la suma asegurada de US$ 15 000,00 y sin aplicación de deducible, de acuerdo con la cobertura por pérdida total prevista en el Seguro Vehicular.</w:t>
+        <w:t>, presentó el reclamo 25SBS019099 y remitió comunicación solicitando la rectificación de la liquidación efectuada, requiriendo que la indemnización se determine conforme a la suma asegurada de US$ 15 000,00 y sin aplicación de deducible, de acuerdo con la cobertura por pérdida total prevista en el Seguro Vehicular.</w:t>
       </w:r>
     </w:p>
     <w:p>
@@ -1397,7 +1397,7 @@
           <w:lang w:eastAsia="es-ES"/>
           <w14:ligatures w14:val="none"/>
         </w:rPr>
-        <w:t xml:space="preserve">El 15 de diciembre de 2025, se llevó a cabo audiencia de conciliación virtual correspondiente al reclamo N°00050715 2025-SAC/RC, con participación de </w:t>
+        <w:t xml:space="preserve">El 15 de diciembre de 2025, se llevó a cabo audiencia de conciliación virtual correspondiente al reclamo 00050715 2025-SAC/RC, con participación de </w:t>
       </w:r>
       <w:r>
         <w:rPr>
@@ -1768,7 +1768,7 @@
           <w:lang w:eastAsia="es-ES"/>
           <w14:ligatures w14:val="none"/>
         </w:rPr>
-        <w:t xml:space="preserve">  </w:t>
+        <w:t xml:space="preserve"> </w:t>
       </w:r>
     </w:p>
     <w:p>
@@ -2084,7 +2084,7 @@
           <w:lang w:eastAsia="es-PE"/>
           <w14:ligatures w14:val="none"/>
         </w:rPr>
-        <w:t>Técnica de la Comisión de Protección al Consumidor N°1 (en adelante, la Secretaría Técnica), en ejercicio de sus facultades</w:t>
+        <w:t>Técnica de la Comisión de Protección al Consumidor 1 (en adelante, la Secretaría Técnica), en ejercicio de sus facultades</w:t>
       </w:r>
       <w:r>
         <w:rPr>
@@ -2130,7 +2130,7 @@
           <w:lang w:eastAsia="es-PE"/>
           <w14:ligatures w14:val="none"/>
         </w:rPr>
-        <w:t>Rímac Seguros y Reaseguros S.A. habría calculado inadecuadamente la indemnización del siniestro N°690242 tomando como base el valor comercial de US$ 10 000,00, distinto a la suma asegurada de US$ 15 000,00, sin detallar la metodología ni los criterios técnicos utilizados</w:t>
+        <w:t>Rímac Seguros y Reaseguros S.A. habría calculado inadecuadamente la indemnización del siniestro 690242 tomando como base el valor comercial de US$ 10 000,00, distinto a la suma asegurada de US$ 15 000,00, sin detallar la metodología ni los criterios técnicos utilizados</w:t>
       </w:r>
       <w:r>
         <w:rPr>
@@ -2157,7 +2157,7 @@
           <w:lang w:eastAsia="es-PE"/>
           <w14:ligatures w14:val="none"/>
         </w:rPr>
-        <w:t>°</w:t>
+        <w:t/>
       </w:r>
       <w:r>
         <w:rPr>
@@ -2175,7 +2175,7 @@
           <w:lang w:eastAsia="es-PE"/>
           <w14:ligatures w14:val="none"/>
         </w:rPr>
-        <w:t>°</w:t>
+        <w:t/>
       </w:r>
       <w:r>
         <w:rPr>
@@ -2270,7 +2270,7 @@
           <w:lang w:eastAsia="es-PE"/>
           <w14:ligatures w14:val="none"/>
         </w:rPr>
-        <w:t>Rímac Seguros y Reaseguros S.A. no habría cumplido con remitir al denunciante el informe técnico ni el convenio de ajuste con el detalle del importe de la indemnización correspondiente al siniestro N°690242, solicitados el 17 de noviembre de 2025</w:t>
+        <w:t>Rímac Seguros y Reaseguros S.A. no habría cumplido con remitir al denunciante el informe técnico ni el convenio de ajuste con el detalle del importe de la indemnización correspondiente al siniestro 690242, solicitados el 17 de noviembre de 2025</w:t>
       </w:r>
       <w:r>
         <w:rPr>
@@ -2288,7 +2288,7 @@
           <w:lang w:eastAsia="es-PE"/>
           <w14:ligatures w14:val="none"/>
         </w:rPr>
-        <w:t>°</w:t>
+        <w:t/>
       </w:r>
       <w:r>
         <w:rPr>
@@ -2306,7 +2306,7 @@
           <w:lang w:eastAsia="es-PE"/>
           <w14:ligatures w14:val="none"/>
         </w:rPr>
-        <w:t>°</w:t>
+        <w:t/>
       </w:r>
       <w:r>
         <w:rPr>
@@ -2325,7 +2325,7 @@
           <w:lang w:eastAsia="es-PE"/>
           <w14:ligatures w14:val="none"/>
         </w:rPr>
-        <w:t xml:space="preserve">.  </w:t>
+        <w:t xml:space="preserve">. </w:t>
       </w:r>
     </w:p>
     <w:bookmarkEnd w:id="7"/>
@@ -2400,7 +2400,7 @@
           <w:lang w:eastAsia="es-PE"/>
           <w14:ligatures w14:val="none"/>
         </w:rPr>
-        <w:t>Corredores de Seguros Falabella S.A.C. no habría cumplido con gestionar ante Rímac Seguros y Reaseguros S.A. la aplicación del procedimiento de designación de ajustadores durante la etapa de liquidación del siniestro N°690242</w:t>
+        <w:t>Corredores de Seguros Falabella S.A.C. no habría cumplido con gestionar ante Rímac Seguros y Reaseguros S.A. la aplicación del procedimiento de designación de ajustadores durante la etapa de liquidación del siniestro 690242</w:t>
       </w:r>
       <w:r>
         <w:rPr>
@@ -2418,7 +2418,7 @@
           <w:lang w:eastAsia="es-PE"/>
           <w14:ligatures w14:val="none"/>
         </w:rPr>
-        <w:t>°</w:t>
+        <w:t/>
       </w:r>
       <w:r>
         <w:rPr>
@@ -2436,7 +2436,7 @@
           <w:lang w:eastAsia="es-PE"/>
           <w14:ligatures w14:val="none"/>
         </w:rPr>
-        <w:t>°</w:t>
+        <w:t/>
       </w:r>
       <w:r>
         <w:rPr>
@@ -2525,7 +2525,7 @@
           <w:kern w:val="0"/>
           <w14:ligatures w14:val="none"/>
         </w:rPr>
-        <w:t>no habría cumplido con brindar asesoría técnica al denunciante durante la etapa de liquidación del siniestro N°690242 y sobre los alcances de la cláusula del “Valor Convenido” en la póliza contratada</w:t>
+        <w:t>no habría cumplido con brindar asesoría técnica al denunciante durante la etapa de liquidación del siniestro 690242 y sobre los alcances de la cláusula del “Valor Convenido” en la póliza contratada</w:t>
       </w:r>
       <w:r>
         <w:rPr>
@@ -2543,7 +2543,7 @@
           <w:lang w:eastAsia="es-PE"/>
           <w14:ligatures w14:val="none"/>
         </w:rPr>
-        <w:t>°</w:t>
+        <w:t/>
       </w:r>
       <w:r>
         <w:rPr>
@@ -2561,7 +2561,7 @@
           <w:lang w:eastAsia="es-PE"/>
           <w14:ligatures w14:val="none"/>
         </w:rPr>
-        <w:t>°</w:t>
+        <w:t/>
       </w:r>
       <w:r>
         <w:rPr>
@@ -2661,7 +2661,7 @@
           <w:lang w:val="es-ES" w:eastAsia="es-ES"/>
           <w14:ligatures w14:val="none"/>
         </w:rPr>
-        <w:t>Rímac Seguros y Reaseguros S.A. habría brindado una respuesta inadecuada al reclamo N°25SBS019099 presentado por denunciante el 5 de noviembre de 2025</w:t>
+        <w:t>Rímac Seguros y Reaseguros S.A. habría brindado una respuesta inadecuada al reclamo 25SBS019099 presentado por denunciante el 5 de noviembre de 2025</w:t>
       </w:r>
       <w:r>
         <w:rPr>
@@ -2687,7 +2687,7 @@
           <w:kern w:val="0"/>
           <w14:ligatures w14:val="none"/>
         </w:rPr>
-        <w:t>°</w:t>
+        <w:t/>
       </w:r>
       <w:r>
         <w:rPr>
@@ -2703,7 +2703,7 @@
           <w:kern w:val="0"/>
           <w14:ligatures w14:val="none"/>
         </w:rPr>
-        <w:t>°</w:t>
+        <w:t/>
       </w:r>
       <w:r>
         <w:rPr>
@@ -2987,7 +2987,7 @@
           <w:lang w:val="es-ES" w:eastAsia="es-ES"/>
           <w14:ligatures w14:val="none"/>
         </w:rPr>
-        <w:t>Póliza N°2001-755531 del Seguro Vehicular</w:t>
+        <w:t>Póliza 2001-755531 del Seguro Vehicular</w:t>
       </w:r>
       <w:r>
         <w:rPr>
@@ -3079,7 +3079,7 @@
           <w:lang w:eastAsia="es-ES"/>
           <w14:ligatures w14:val="none"/>
         </w:rPr>
-        <w:t xml:space="preserve">N°690242 fue </w:t>
+        <w:t xml:space="preserve">690242 fue </w:t>
       </w:r>
       <w:r>
         <w:rPr>
@@ -3245,7 +3245,7 @@
           <w:lang w:val="es-ES" w:eastAsia="es-ES"/>
           <w14:ligatures w14:val="none"/>
         </w:rPr>
-        <w:t>presentar una copia debidamente suscrita de Póliza N°2001-755531 del Seguro Vehicular materia de denuncia, así como el cargo de remisión de la póliza</w:t>
+        <w:t>presentar una copia debidamente suscrita de Póliza 2001-755531 del Seguro Vehicular materia de denuncia, así como el cargo de remisión de la póliza</w:t>
       </w:r>
       <w:r>
         <w:rPr>
@@ -3328,7 +3328,7 @@
           <w:lang w:eastAsia="es-PE"/>
           <w14:ligatures w14:val="none"/>
         </w:rPr>
-        <w:t xml:space="preserve">RESOLUCIÓN DE LA SECRETARÍA TÉCNICA  </w:t>
+        <w:t xml:space="preserve">RESOLUCIÓN DE LA SECRETARÍA TÉCNICA </w:t>
       </w:r>
     </w:p>
     <w:p>
@@ -3533,7 +3533,7 @@
           <w:kern w:val="0"/>
           <w14:ligatures w14:val="none"/>
         </w:rPr>
-        <w:t xml:space="preserve">Presunta infracción a los artículos 18° y 19° de la Ley </w:t>
+        <w:t xml:space="preserve">Presunta infracción a los artículos 18 y 19 de la Ley </w:t>
       </w:r>
       <w:proofErr w:type="spellStart"/>
       <w:r>
@@ -3542,7 +3542,7 @@
           <w:kern w:val="0"/>
           <w14:ligatures w14:val="none"/>
         </w:rPr>
-        <w:t>N°</w:t>
+        <w:t/>
       </w:r>
       <w:proofErr w:type="spellEnd"/>
       <w:r>
@@ -3559,7 +3559,7 @@
           <w:kern w:val="0"/>
           <w14:ligatures w14:val="none"/>
         </w:rPr>
-        <w:t>29571, Código de Protección y Defensa del Consumidor, en tanto Rímac Seguros y Reaseguros S.A. habría calculado inadecuadamente la indemnización del siniestro N°690242 tomando como base el valor comercial de US$ 10 000,00, distinto a la suma asegurada de US$ 15 000,00, sin detallar la metodología ni los criterios técnicos utilizados.</w:t>
+        <w:t>29571, Código de Protección y Defensa del Consumidor, en tanto Rímac Seguros y Reaseguros S.A. habría calculado inadecuadamente la indemnización del siniestro 690242 tomando como base el valor comercial de US$ 10 000,00, distinto a la suma asegurada de US$ 15 000,00, sin detallar la metodología ni los criterios técnicos utilizados.</w:t>
       </w:r>
     </w:p>
     <w:p>
@@ -3606,7 +3606,7 @@
           <w:kern w:val="0"/>
           <w14:ligatures w14:val="none"/>
         </w:rPr>
-        <w:t>infracción a los artículos 18° y 19° de la Ley</w:t>
+        <w:t>infracción a los artículos 18 y 19 de la Ley</w:t>
       </w:r>
       <w:r>
         <w:rPr>
@@ -3623,7 +3623,7 @@
           <w:kern w:val="0"/>
           <w14:ligatures w14:val="none"/>
         </w:rPr>
-        <w:t>N°</w:t>
+        <w:t/>
       </w:r>
       <w:proofErr w:type="spellEnd"/>
       <w:r>
@@ -3688,7 +3688,7 @@
           <w:kern w:val="0"/>
           <w14:ligatures w14:val="none"/>
         </w:rPr>
-        <w:t xml:space="preserve"> el informe técnico ni el convenio de ajuste con el detalle del importe de la indemnización correspondiente al siniestro N°690242</w:t>
+        <w:t xml:space="preserve"> el informe técnico ni el convenio de ajuste con el detalle del importe de la indemnización correspondiente al siniestro 690242</w:t>
       </w:r>
       <w:r>
         <w:rPr>
@@ -3754,7 +3754,7 @@
           <w14:ligatures w14:val="none"/>
         </w:rPr>
         <w:lastRenderedPageBreak/>
-        <w:t>Presunta infracción a los artículos 18° y 19° de la Ley</w:t>
+        <w:t>Presunta infracción a los artículos 18 y 19 de la Ley</w:t>
       </w:r>
       <w:r>
         <w:rPr>
@@ -3771,7 +3771,7 @@
           <w:kern w:val="0"/>
           <w14:ligatures w14:val="none"/>
         </w:rPr>
-        <w:t>N°</w:t>
+        <w:t/>
       </w:r>
       <w:proofErr w:type="spellEnd"/>
       <w:r>
@@ -3780,7 +3780,7 @@
           <w:kern w:val="0"/>
           <w14:ligatures w14:val="none"/>
         </w:rPr>
-        <w:t xml:space="preserve"> 29571, Código de Protección y Defensa del Consumidor, en tanto Corredores de Seguros Falabella S.A.C. no habría cumplido con gestionar ante Rímac Seguros y Reaseguros S.A. la aplicación del procedimiento de designación de ajustadores durante la etapa de liquidación del siniestro N°690242. </w:t>
+        <w:t xml:space="preserve"> 29571, Código de Protección y Defensa del Consumidor, en tanto Corredores de Seguros Falabella S.A.C. no habría cumplido con gestionar ante Rímac Seguros y Reaseguros S.A. la aplicación del procedimiento de designación de ajustadores durante la etapa de liquidación del siniestro 690242. </w:t>
       </w:r>
     </w:p>
     <w:p>
@@ -3819,7 +3819,7 @@
           <w:kern w:val="0"/>
           <w14:ligatures w14:val="none"/>
         </w:rPr>
-        <w:t>Presunta infracción a los artículos 18° y 19° de la Ley</w:t>
+        <w:t>Presunta infracción a los artículos 18 y 19 de la Ley</w:t>
       </w:r>
       <w:r>
         <w:rPr>
@@ -3836,7 +3836,7 @@
           <w:kern w:val="0"/>
           <w14:ligatures w14:val="none"/>
         </w:rPr>
-        <w:t>N°</w:t>
+        <w:t/>
       </w:r>
       <w:proofErr w:type="spellEnd"/>
       <w:r>
@@ -3861,7 +3861,7 @@
           <w:kern w:val="0"/>
           <w14:ligatures w14:val="none"/>
         </w:rPr>
-        <w:t xml:space="preserve"> asesoría técnica al denunciante durante la etapa de liquidación del siniestro N°690242</w:t>
+        <w:t xml:space="preserve"> asesoría técnica al denunciante durante la etapa de liquidación del siniestro 690242</w:t>
       </w:r>
       <w:r>
         <w:rPr>
@@ -3914,7 +3914,7 @@
           <w:kern w:val="0"/>
           <w14:ligatures w14:val="none"/>
         </w:rPr>
-        <w:t xml:space="preserve">Presunta infracción al numeral 88.1° del artículo 88° de la Ley </w:t>
+        <w:t xml:space="preserve">Presunta infracción al numeral 88.1 del artículo 88 de la Ley </w:t>
       </w:r>
       <w:proofErr w:type="spellStart"/>
       <w:r>
@@ -3923,7 +3923,7 @@
           <w:kern w:val="0"/>
           <w14:ligatures w14:val="none"/>
         </w:rPr>
-        <w:t>N°</w:t>
+        <w:t/>
       </w:r>
       <w:proofErr w:type="spellEnd"/>
       <w:r>
@@ -3948,7 +3948,7 @@
           <w:kern w:val="0"/>
           <w14:ligatures w14:val="none"/>
         </w:rPr>
-        <w:t xml:space="preserve">habría brindado una respuesta inadecuada al reclamo N°25SBS019099 presentado por </w:t>
+        <w:t xml:space="preserve">habría brindado una respuesta inadecuada al reclamo 25SBS019099 presentado por </w:t>
       </w:r>
       <w:r>
         <w:rPr>
@@ -4263,7 +4263,7 @@
           <w:lang w:eastAsia="es-PE"/>
           <w14:ligatures w14:val="none"/>
         </w:rPr>
-        <w:t>°</w:t>
+        <w:t/>
       </w:r>
       <w:r>
         <w:rPr>
@@ -4342,7 +4342,7 @@
           <w:lang w:eastAsia="es-PE"/>
           <w14:ligatures w14:val="none"/>
         </w:rPr>
-        <w:t>°</w:t>
+        <w:t/>
       </w:r>
       <w:r>
         <w:rPr>
@@ -4537,7 +4537,7 @@
           <w:lang w:eastAsia="es-PE"/>
           <w14:ligatures w14:val="none"/>
         </w:rPr>
-        <w:t>°</w:t>
+        <w:t/>
       </w:r>
       <w:r>
         <w:rPr>
@@ -4678,7 +4678,7 @@
           <w:lang w:val="es-ES" w:eastAsia="es-ES"/>
           <w14:ligatures w14:val="none"/>
         </w:rPr>
-        <w:t>(i) presentar una copia debidamente suscrita de Póliza N°2001-755531 del Seguro Vehicular materia de denuncia, así como el cargo de remisión de la póliza; (</w:t>
+        <w:t>(i) presentar una copia debidamente suscrita de Póliza 2001-755531 del Seguro Vehicular materia de denuncia, así como el cargo de remisión de la póliza; (</w:t>
       </w:r>
       <w:proofErr w:type="spellStart"/>
       <w:r>
@@ -4710,7 +4710,7 @@
           <w:lang w:eastAsia="es-ES"/>
           <w14:ligatures w14:val="none"/>
         </w:rPr>
-        <w:t>N°690242 fue justificado</w:t>
+        <w:t>690242 fue justificado</w:t>
       </w:r>
       <w:r>
         <w:rPr>
@@ -4862,7 +4862,7 @@
           <w:lang w:val="es-ES" w:eastAsia="es-ES"/>
           <w14:ligatures w14:val="none"/>
         </w:rPr>
-        <w:t>(i) presentar una copia debidamente suscrita de Póliza N°2001-755531 del Seguro Vehicular materia de denuncia, así como el cargo de remisión de la póliza; y, (</w:t>
+        <w:t>(i) presentar una copia debidamente suscrita de Póliza 2001-755531 del Seguro Vehicular materia de denuncia, así como el cargo de remisión de la póliza; y, (</w:t>
       </w:r>
       <w:proofErr w:type="spellStart"/>
       <w:r>
@@ -4965,7 +4965,7 @@
           <w:lang w:eastAsia="es-PE"/>
           <w14:ligatures w14:val="none"/>
         </w:rPr>
-        <w:t>°</w:t>
+        <w:t/>
       </w:r>
       <w:r>
         <w:rPr>
@@ -5006,7 +5006,7 @@
           <w:lang w:eastAsia="es-PE"/>
           <w14:ligatures w14:val="none"/>
         </w:rPr>
-        <w:t>°</w:t>
+        <w:t/>
       </w:r>
       <w:r>
         <w:rPr>
@@ -5026,7 +5026,7 @@
           <w:lang w:eastAsia="es-PE"/>
           <w14:ligatures w14:val="none"/>
         </w:rPr>
-        <w:t>°</w:t>
+        <w:t/>
       </w:r>
       <w:r>
         <w:rPr>
@@ -5046,7 +5046,7 @@
           <w:lang w:eastAsia="es-PE"/>
           <w14:ligatures w14:val="none"/>
         </w:rPr>
-        <w:t>°</w:t>
+        <w:t/>
       </w:r>
       <w:r>
         <w:rPr>
@@ -5099,7 +5099,7 @@
           <w:lang w:eastAsia="es-PE"/>
           <w14:ligatures w14:val="none"/>
         </w:rPr>
-        <w:t>°</w:t>
+        <w:t/>
       </w:r>
       <w:r>
         <w:rPr>
@@ -5202,7 +5202,7 @@
           <w:lang w:eastAsia="es-PE"/>
           <w14:ligatures w14:val="none"/>
         </w:rPr>
-        <w:t>°</w:t>
+        <w:t/>
       </w:r>
       <w:r>
         <w:rPr>
@@ -5280,7 +5280,7 @@
           <w:lang w:eastAsia="es-PE"/>
           <w14:ligatures w14:val="none"/>
         </w:rPr>
-        <w:t>°</w:t>
+        <w:t/>
       </w:r>
       <w:r>
         <w:rPr>
@@ -5297,7 +5297,7 @@
           <w:kern w:val="0"/>
           <w14:ligatures w14:val="none"/>
         </w:rPr>
-        <w:t>N°</w:t>
+        <w:t/>
       </w:r>
       <w:proofErr w:type="spellEnd"/>
       <w:r>
@@ -5642,7 +5642,7 @@
           <w:lang w:eastAsia="es-PE"/>
           <w14:ligatures w14:val="none"/>
         </w:rPr>
-        <w:t>°</w:t>
+        <w:t/>
       </w:r>
       <w:r>
         <w:rPr>
@@ -5657,7 +5657,7 @@
           <w:rFonts w:ascii="Arial Narrow" w:hAnsi="Arial Narrow"/>
           <w:color w:val="000000"/>
         </w:rPr>
-        <w:t>N°</w:t>
+        <w:t/>
       </w:r>
       <w:proofErr w:type="spellEnd"/>
       <w:r>
@@ -5675,7 +5675,7 @@
           <w:lang w:eastAsia="es-PE"/>
           <w14:ligatures w14:val="none"/>
         </w:rPr>
-        <w:t>°</w:t>
+        <w:t/>
       </w:r>
       <w:r>
         <w:rPr>
@@ -5868,7 +5868,7 @@
           <w:kern w:val="0"/>
           <w14:ligatures w14:val="none"/>
         </w:rPr>
-        <w:t>N°</w:t>
+        <w:t/>
       </w:r>
       <w:proofErr w:type="spellEnd"/>
       <w:r>
@@ -6184,7 +6184,7 @@
           <w:sz w:val="15"/>
           <w:szCs w:val="15"/>
         </w:rPr>
-        <w:t xml:space="preserve">  </w:t>
+        <w:t xml:space="preserve"> </w:t>
       </w:r>
       <w:r>
         <w:rPr>
@@ -6213,7 +6213,7 @@
           <w:sz w:val="15"/>
           <w:szCs w:val="15"/>
         </w:rPr>
-        <w:t>N°</w:t>
+        <w:t/>
       </w:r>
       <w:proofErr w:type="spellEnd"/>
       <w:r>
@@ -6235,7 +6235,7 @@
           <w:sz w:val="15"/>
           <w:szCs w:val="15"/>
         </w:rPr>
-        <w:t>N°</w:t>
+        <w:t/>
       </w:r>
       <w:proofErr w:type="spellEnd"/>
       <w:r>
@@ -6307,7 +6307,7 @@
           <w:sz w:val="15"/>
           <w:szCs w:val="15"/>
         </w:rPr>
-        <w:t>N°</w:t>
+        <w:t/>
       </w:r>
       <w:proofErr w:type="spellEnd"/>
       <w:r>
@@ -6401,7 +6401,7 @@
           <w:sz w:val="15"/>
           <w:szCs w:val="15"/>
         </w:rPr>
-        <w:t>N°</w:t>
+        <w:t/>
       </w:r>
       <w:proofErr w:type="spellEnd"/>
       <w:r>
@@ -6521,7 +6521,7 @@
           <w:sz w:val="15"/>
           <w:szCs w:val="15"/>
         </w:rPr>
-        <w:t xml:space="preserve">           </w:t>
+        <w:t xml:space="preserve"> </w:t>
       </w:r>
       <w:r>
         <w:rPr>
@@ -6550,7 +6550,7 @@
           <w:sz w:val="15"/>
           <w:szCs w:val="15"/>
         </w:rPr>
-        <w:t>N°</w:t>
+        <w:t/>
       </w:r>
       <w:proofErr w:type="spellEnd"/>
       <w:r>
@@ -6572,7 +6572,7 @@
           <w:sz w:val="15"/>
           <w:szCs w:val="15"/>
         </w:rPr>
-        <w:t>N°</w:t>
+        <w:t/>
       </w:r>
       <w:proofErr w:type="spellEnd"/>
       <w:r>
@@ -6583,7 +6583,7 @@
           <w:sz w:val="15"/>
           <w:szCs w:val="15"/>
         </w:rPr>
-        <w:t xml:space="preserve"> 1308   </w:t>
+        <w:t xml:space="preserve"> 1308 </w:t>
       </w:r>
     </w:p>
     <w:p>
@@ -6607,7 +6607,7 @@
           <w:sz w:val="15"/>
           <w:szCs w:val="15"/>
         </w:rPr>
-        <w:t xml:space="preserve">Artículo 18.- Idoneidad   </w:t>
+        <w:t xml:space="preserve">Artículo 18.- Idoneidad </w:t>
       </w:r>
     </w:p>
     <w:p>
@@ -6627,7 +6627,7 @@
           <w:sz w:val="15"/>
           <w:szCs w:val="15"/>
         </w:rPr>
-        <w:t xml:space="preserve">Se entiende por idoneidad la correspondencia entre lo que un consumidor espera y lo que efectivamente recibe, en función a lo que se le hubiera ofrecido, la publicidad e información transmitida, las condiciones y circunstancias de la transacción, las características y naturaleza del producto o servicio, el precio, entre otros factores, atendiendo a las circunstancias del caso.    </w:t>
+        <w:t xml:space="preserve">Se entiende por idoneidad la correspondencia entre lo que un consumidor espera y lo que efectivamente recibe, en función a lo que se le hubiera ofrecido, la publicidad e información transmitida, las condiciones y circunstancias de la transacción, las características y naturaleza del producto o servicio, el precio, entre otros factores, atendiendo a las circunstancias del caso. </w:t>
       </w:r>
     </w:p>
     <w:p>
@@ -6748,7 +6748,7 @@
           <w:sz w:val="15"/>
           <w:szCs w:val="15"/>
         </w:rPr>
-        <w:t xml:space="preserve">           </w:t>
+        <w:t xml:space="preserve"> </w:t>
       </w:r>
       <w:r>
         <w:rPr>
@@ -6777,7 +6777,7 @@
           <w:sz w:val="15"/>
           <w:szCs w:val="15"/>
         </w:rPr>
-        <w:t>N°</w:t>
+        <w:t/>
       </w:r>
       <w:proofErr w:type="spellEnd"/>
       <w:r>
@@ -6799,7 +6799,7 @@
           <w:sz w:val="15"/>
           <w:szCs w:val="15"/>
         </w:rPr>
-        <w:t>N°</w:t>
+        <w:t/>
       </w:r>
       <w:proofErr w:type="spellEnd"/>
       <w:r>
@@ -6900,7 +6900,7 @@
           <w:sz w:val="15"/>
           <w:szCs w:val="15"/>
         </w:rPr>
-        <w:t xml:space="preserve">  </w:t>
+        <w:t xml:space="preserve"> </w:t>
       </w:r>
       <w:r>
         <w:rPr>
@@ -6929,7 +6929,7 @@
           <w:sz w:val="15"/>
           <w:szCs w:val="15"/>
         </w:rPr>
-        <w:t>N°</w:t>
+        <w:t/>
       </w:r>
       <w:proofErr w:type="spellEnd"/>
       <w:r>
@@ -7107,7 +7107,7 @@
           <w:sz w:val="15"/>
           <w:szCs w:val="15"/>
         </w:rPr>
-        <w:t>Nº</w:t>
+        <w:t/>
       </w:r>
       <w:proofErr w:type="spellEnd"/>
       <w:r>
@@ -7205,7 +7205,7 @@
           <w:sz w:val="15"/>
           <w:szCs w:val="15"/>
         </w:rPr>
-        <w:t>N°</w:t>
+        <w:t/>
       </w:r>
       <w:proofErr w:type="spellEnd"/>
       <w:r>
@@ -7372,7 +7372,7 @@
           <w:szCs w:val="15"/>
           <w:vertAlign w:val="superscript"/>
         </w:rPr>
-        <w:t xml:space="preserve">  </w:t>
+        <w:t xml:space="preserve"> </w:t>
       </w:r>
       <w:r>
         <w:rPr>
@@ -7380,7 +7380,7 @@
           <w:sz w:val="15"/>
           <w:szCs w:val="15"/>
         </w:rPr>
-        <w:t xml:space="preserve">     </w:t>
+        <w:t xml:space="preserve"> </w:t>
       </w:r>
       <w:r>
         <w:rPr>
@@ -7426,7 +7426,7 @@
           <w:sz w:val="15"/>
           <w:szCs w:val="15"/>
         </w:rPr>
-        <w:t>N°</w:t>
+        <w:t/>
       </w:r>
       <w:proofErr w:type="spellEnd"/>
       <w:r>
@@ -7479,7 +7479,7 @@
           <w:sz w:val="15"/>
           <w:szCs w:val="15"/>
         </w:rPr>
-        <w:t>El órgano resolutivo puede sancionar las infracciones administrativas a que se refiere el artículo 108º con amonestación y multas de hasta cuatrocientos cincuenta (450) Unidades Impositivas Tributarias (UIT), las cuales son calificadas de la siguiente manera:</w:t>
+        <w:t>El órgano resolutivo puede sancionar las infracciones administrativas a que se refiere el artículo 108 con amonestación y multas de hasta cuatrocientos cincuenta (450) Unidades Impositivas Tributarias (UIT), las cuales son calificadas de la siguiente manera:</w:t>
       </w:r>
     </w:p>
     <w:p>
@@ -7602,7 +7602,7 @@
           <w:sz w:val="15"/>
           <w:szCs w:val="15"/>
         </w:rPr>
-        <w:t xml:space="preserve">        </w:t>
+        <w:t xml:space="preserve"> </w:t>
       </w:r>
       <w:r>
         <w:rPr>
@@ -8401,7 +8401,7 @@
           <w:sz w:val="15"/>
           <w:szCs w:val="15"/>
         </w:rPr>
-        <w:t xml:space="preserve">         </w:t>
+        <w:t xml:space="preserve"> </w:t>
       </w:r>
       <w:r>
         <w:rPr>
@@ -8447,7 +8447,7 @@
           <w:sz w:val="15"/>
           <w:szCs w:val="15"/>
         </w:rPr>
-        <w:t>N°</w:t>
+        <w:t/>
       </w:r>
       <w:proofErr w:type="spellEnd"/>
       <w:r>
@@ -8665,7 +8665,7 @@
           <w:sz w:val="15"/>
           <w:szCs w:val="15"/>
         </w:rPr>
-        <w:t>Nº</w:t>
+        <w:t/>
       </w:r>
       <w:proofErr w:type="spellEnd"/>
       <w:r>
@@ -8779,7 +8779,7 @@
           <w:sz w:val="15"/>
           <w:szCs w:val="15"/>
         </w:rPr>
-        <w:t>N°</w:t>
+        <w:t/>
       </w:r>
       <w:proofErr w:type="spellEnd"/>
       <w:r>
@@ -9140,7 +9140,7 @@
               <w:sz w:val="16"/>
               <w:szCs w:val="16"/>
             </w:rPr>
-            <w:t xml:space="preserve">CNICA DE LA    </w:t>
+            <w:t xml:space="preserve">CNICA DE LA </w:t>
           </w:r>
         </w:p>
         <w:p>

--- a/plantillas_maestras/01_seguro_vehicular/liquidacion_o_pago_menor/2_ddos_banco_y_aseguradora/varon/TPL_0157_2026_SEGURO_VEHICULAR_LIQUIDACION_O_PAGO_MENOR_BANCO_VARON_R1.docx
+++ b/plantillas_maestras/01_seguro_vehicular/liquidacion_o_pago_menor/2_ddos_banco_y_aseguradora/varon/TPL_0157_2026_SEGURO_VEHICULAR_LIQUIDACION_O_PAGO_MENOR_BANCO_VARON_R1.docx
@@ -119,7 +119,7 @@
           <w:lang w:eastAsia="es-PE"/>
           <w14:ligatures w14:val="none"/>
         </w:rPr>
-        <w:t>DENUNCIANTE</w:t>
+        <w:t xml:space="preserve">DENUNCIANTE:[DENUNCIANTE] (SEÑOR [APELLIDO])</w:t>
       </w:r>
       <w:r>
         <w:rPr>
@@ -131,7 +131,7 @@
           <w14:ligatures w14:val="none"/>
         </w:rPr>
         <w:tab/>
-        <w:t>:</w:t>
+        <w:t/>
       </w:r>
       <w:r>
         <w:rPr>
@@ -143,18 +143,18 @@
           <w14:ligatures w14:val="none"/>
         </w:rPr>
         <w:tab/>
-        <w:t>EDUARDO ISMAEL HERNÁNDEZ PÉREZ (SEÑOR HERNÁNDEZ</w:t>
-      </w:r>
-      <w:r>
-        <w:rPr>
-          <w:rFonts w:ascii="Arial Narrow" w:eastAsia="Arial Narrow" w:hAnsi="Arial Narrow" w:cs="Arial Narrow"/>
-          <w:b/>
-          <w:color w:val="000000"/>
-          <w:kern w:val="0"/>
-          <w:lang w:eastAsia="es-PE"/>
-          <w14:ligatures w14:val="none"/>
-        </w:rPr>
-        <w:t>)</w:t>
+        <w:t/>
+      </w:r>
+      <w:r>
+        <w:rPr>
+          <w:rFonts w:ascii="Arial Narrow" w:eastAsia="Arial Narrow" w:hAnsi="Arial Narrow" w:cs="Arial Narrow"/>
+          <w:b/>
+          <w:color w:val="000000"/>
+          <w:kern w:val="0"/>
+          <w:lang w:eastAsia="es-PE"/>
+          <w14:ligatures w14:val="none"/>
+        </w:rPr>
+        <w:t/>
       </w:r>
     </w:p>
     <w:p>
@@ -661,7 +661,7 @@
           <w:lang w:val="es-ES" w:eastAsia="es-ES"/>
           <w14:ligatures w14:val="none"/>
         </w:rPr>
-        <w:t xml:space="preserve">Mediante la denuncia del </w:t>
+        <w:t xml:space="preserve">Mediante la denuncia del 16 de enero de 2026, el señor [APELLIDO] denunció a Rímac y Corredores Falabella por presuntas infracciones a la Ley 29571, Código de Protección y Defensa del Consumidor (en adelante, Código), señalando lo siguiente:</w:t>
       </w:r>
       <w:r>
         <w:rPr>
@@ -671,7 +671,7 @@
           <w:lang w:val="es-ES" w:eastAsia="es-ES"/>
           <w14:ligatures w14:val="none"/>
         </w:rPr>
-        <w:t>16 de enero de 2026</w:t>
+        <w:t/>
       </w:r>
       <w:r>
         <w:rPr>
@@ -679,7 +679,7 @@
           <w:kern w:val="0"/>
           <w14:ligatures w14:val="none"/>
         </w:rPr>
-        <w:t xml:space="preserve">, el señor </w:t>
+        <w:t xml:space="preserve"/>
       </w:r>
       <w:r>
         <w:rPr>
@@ -687,7 +687,7 @@
           <w:kern w:val="0"/>
           <w14:ligatures w14:val="none"/>
         </w:rPr>
-        <w:t xml:space="preserve">Hernández </w:t>
+        <w:t xml:space="preserve"/>
       </w:r>
       <w:r>
         <w:rPr>
@@ -695,7 +695,7 @@
           <w:kern w:val="0"/>
           <w14:ligatures w14:val="none"/>
         </w:rPr>
-        <w:t>d</w:t>
+        <w:t/>
       </w:r>
       <w:r>
         <w:rPr>
@@ -705,7 +705,7 @@
           <w:lang w:val="es-ES" w:eastAsia="es-ES"/>
           <w14:ligatures w14:val="none"/>
         </w:rPr>
-        <w:t xml:space="preserve">enunció a </w:t>
+        <w:t xml:space="preserve"/>
       </w:r>
       <w:r>
         <w:rPr>
@@ -715,7 +715,7 @@
           <w:lang w:val="es-ES" w:eastAsia="es-ES"/>
           <w14:ligatures w14:val="none"/>
         </w:rPr>
-        <w:t xml:space="preserve">Rímac </w:t>
+        <w:t xml:space="preserve"/>
       </w:r>
       <w:r>
         <w:rPr>
@@ -725,7 +725,7 @@
           <w:lang w:val="es-ES" w:eastAsia="es-ES"/>
           <w14:ligatures w14:val="none"/>
         </w:rPr>
-        <w:t xml:space="preserve">y </w:t>
+        <w:t xml:space="preserve"/>
       </w:r>
       <w:r>
         <w:rPr>
@@ -735,7 +735,7 @@
           <w:lang w:val="es-ES" w:eastAsia="es-ES"/>
           <w14:ligatures w14:val="none"/>
         </w:rPr>
-        <w:t xml:space="preserve">Corredores Falabella </w:t>
+        <w:t xml:space="preserve"/>
       </w:r>
       <w:r>
         <w:rPr>
@@ -745,7 +745,7 @@
           <w:lang w:val="es-ES" w:eastAsia="es-ES"/>
           <w14:ligatures w14:val="none"/>
         </w:rPr>
-        <w:t>por presuntas infracciones a la Ley 29571, Código de Protección y Defensa del Consumidor (en adelante, Código)</w:t>
+        <w:t/>
       </w:r>
       <w:r>
         <w:rPr>
@@ -766,7 +766,7 @@
           <w:lang w:val="es-ES" w:eastAsia="es-ES"/>
           <w14:ligatures w14:val="none"/>
         </w:rPr>
-        <w:t xml:space="preserve">, señalando </w:t>
+        <w:t xml:space="preserve"/>
       </w:r>
       <w:r>
         <w:rPr>
@@ -777,7 +777,7 @@
           <w:lang w:val="es-ES" w:eastAsia="es-ES"/>
           <w14:ligatures w14:val="none"/>
         </w:rPr>
-        <w:t>lo siguiente:</w:t>
+        <w:t/>
       </w:r>
     </w:p>
     <w:p>
@@ -1817,7 +1817,7 @@
           <w:lang w:val="es-ES" w:eastAsia="es-ES"/>
           <w14:ligatures w14:val="none"/>
         </w:rPr>
-        <w:t xml:space="preserve">El </w:t>
+        <w:t xml:space="preserve">El señor [APELLIDO] solicitó, en calidad de medida correctiva, que Rímac realice el pago de la indemnización por pérdida total, estableciendo como valor comercial base la suma de US$ 15 000,00 por ser el valor real de mercado a la fecha del siniestro y se realice el pago de los intereses legales generados desde la fecha en que la compañía aseguradora incurrió en mora. Asimismo, requirió el reembolso de costos y costas del presente procedimiento.</w:t>
       </w:r>
       <w:r>
         <w:rPr>
@@ -1825,7 +1825,7 @@
           <w:kern w:val="0"/>
           <w14:ligatures w14:val="none"/>
         </w:rPr>
-        <w:t xml:space="preserve">señor </w:t>
+        <w:t xml:space="preserve"/>
       </w:r>
       <w:r>
         <w:rPr>
@@ -1833,7 +1833,7 @@
           <w:kern w:val="0"/>
           <w14:ligatures w14:val="none"/>
         </w:rPr>
-        <w:t xml:space="preserve">Hernández </w:t>
+        <w:t xml:space="preserve"/>
       </w:r>
       <w:r>
         <w:rPr>
@@ -1843,7 +1843,7 @@
           <w:lang w:val="es-ES" w:eastAsia="es-ES"/>
           <w14:ligatures w14:val="none"/>
         </w:rPr>
-        <w:t xml:space="preserve">solicitó, en calidad de medida correctiva, que </w:t>
+        <w:t xml:space="preserve"/>
       </w:r>
       <w:bookmarkStart w:id="2" w:name="_Hlk206587071"/>
       <w:r>
@@ -1854,7 +1854,7 @@
           <w:lang w:val="es-ES" w:eastAsia="es-ES"/>
           <w14:ligatures w14:val="none"/>
         </w:rPr>
-        <w:t xml:space="preserve">Rímac </w:t>
+        <w:t xml:space="preserve"/>
       </w:r>
       <w:r>
         <w:rPr>
@@ -1864,7 +1864,7 @@
           <w:lang w:val="es-ES" w:eastAsia="es-ES"/>
           <w14:ligatures w14:val="none"/>
         </w:rPr>
-        <w:t xml:space="preserve">realice el pago de la indemnización por </w:t>
+        <w:t xml:space="preserve"/>
       </w:r>
       <w:r>
         <w:rPr>
@@ -1874,7 +1874,7 @@
           <w:lang w:val="es-ES" w:eastAsia="es-ES"/>
           <w14:ligatures w14:val="none"/>
         </w:rPr>
-        <w:t xml:space="preserve">pérdida total, estableciendo como valor comercial base la suma </w:t>
+        <w:t xml:space="preserve"/>
       </w:r>
       <w:r>
         <w:rPr>
@@ -1884,7 +1884,7 @@
           <w:lang w:val="es-ES" w:eastAsia="es-ES"/>
           <w14:ligatures w14:val="none"/>
         </w:rPr>
-        <w:t>de US$ 15</w:t>
+        <w:t/>
       </w:r>
       <w:r>
         <w:rPr>
@@ -1894,7 +1894,7 @@
           <w:lang w:val="es-ES" w:eastAsia="es-ES"/>
           <w14:ligatures w14:val="none"/>
         </w:rPr>
-        <w:t xml:space="preserve"> </w:t>
+        <w:t xml:space="preserve"/>
       </w:r>
       <w:r>
         <w:rPr>
@@ -1904,7 +1904,7 @@
           <w:lang w:val="es-ES" w:eastAsia="es-ES"/>
           <w14:ligatures w14:val="none"/>
         </w:rPr>
-        <w:t>000</w:t>
+        <w:t/>
       </w:r>
       <w:r>
         <w:rPr>
@@ -1914,7 +1914,7 @@
           <w:lang w:val="es-ES" w:eastAsia="es-ES"/>
           <w14:ligatures w14:val="none"/>
         </w:rPr>
-        <w:t>,</w:t>
+        <w:t/>
       </w:r>
       <w:r>
         <w:rPr>
@@ -1924,7 +1924,7 @@
           <w:lang w:val="es-ES" w:eastAsia="es-ES"/>
           <w14:ligatures w14:val="none"/>
         </w:rPr>
-        <w:t>00 por ser el valor real de mercado a la fecha del siniestro</w:t>
+        <w:t/>
       </w:r>
       <w:r>
         <w:rPr>
@@ -1934,7 +1934,7 @@
           <w:lang w:val="es-ES" w:eastAsia="es-ES"/>
           <w14:ligatures w14:val="none"/>
         </w:rPr>
-        <w:t xml:space="preserve"> y se realice el </w:t>
+        <w:t xml:space="preserve"/>
       </w:r>
       <w:r>
         <w:rPr>
@@ -1944,7 +1944,7 @@
           <w:lang w:val="es-ES" w:eastAsia="es-ES"/>
           <w14:ligatures w14:val="none"/>
         </w:rPr>
-        <w:t>pago de los intereses legales generados desde la fecha en que la</w:t>
+        <w:t/>
       </w:r>
       <w:r>
         <w:rPr>
@@ -1954,7 +1954,7 @@
           <w:lang w:val="es-ES" w:eastAsia="es-ES"/>
           <w14:ligatures w14:val="none"/>
         </w:rPr>
-        <w:t xml:space="preserve"> compañía</w:t>
+        <w:t xml:space="preserve"/>
       </w:r>
       <w:r>
         <w:rPr>
@@ -1964,7 +1964,7 @@
           <w:lang w:val="es-ES" w:eastAsia="es-ES"/>
           <w14:ligatures w14:val="none"/>
         </w:rPr>
-        <w:t xml:space="preserve"> aseguradora incurrió en mora</w:t>
+        <w:t xml:space="preserve"/>
       </w:r>
       <w:r>
         <w:rPr>
@@ -1974,7 +1974,7 @@
           <w:lang w:val="es-ES" w:eastAsia="es-ES"/>
           <w14:ligatures w14:val="none"/>
         </w:rPr>
-        <w:t>. Asimismo, requirió el reembolso de costos y costas del presente procedimiento.</w:t>
+        <w:t/>
       </w:r>
     </w:p>
     <w:bookmarkEnd w:id="2"/>
@@ -3368,7 +3368,7 @@
           <w:lang w:eastAsia="es-PE"/>
           <w14:ligatures w14:val="none"/>
         </w:rPr>
-        <w:t xml:space="preserve">PRIMERO: </w:t>
+        <w:t xml:space="preserve">PRIMERO: admitir a trámite la denuncia del 16 de enero de 2026, interpuesta por el señor [DENUNCIANTE] contra Rímac Seguros y Reaseguros S.A. y Corredores de Seguros Falabella S.A.C., por lo siguiente:</w:t>
       </w:r>
       <w:r>
         <w:rPr>
@@ -3379,7 +3379,7 @@
           <w:lang w:eastAsia="es-PE"/>
           <w14:ligatures w14:val="none"/>
         </w:rPr>
-        <w:t xml:space="preserve">admitir a trámite la denuncia del </w:t>
+        <w:t xml:space="preserve"/>
       </w:r>
       <w:r>
         <w:rPr>
@@ -3389,7 +3389,7 @@
           <w:lang w:val="es-ES" w:eastAsia="es-ES"/>
           <w14:ligatures w14:val="none"/>
         </w:rPr>
-        <w:t>16 de enero de 2026</w:t>
+        <w:t/>
       </w:r>
       <w:r>
         <w:rPr>
@@ -3399,7 +3399,7 @@
           <w:lang w:val="es-ES" w:eastAsia="es-ES"/>
           <w14:ligatures w14:val="none"/>
         </w:rPr>
-        <w:t xml:space="preserve">, </w:t>
+        <w:t xml:space="preserve"/>
       </w:r>
       <w:r>
         <w:rPr>
@@ -3410,7 +3410,7 @@
           <w:lang w:eastAsia="es-PE"/>
           <w14:ligatures w14:val="none"/>
         </w:rPr>
-        <w:t xml:space="preserve">interpuesta por el </w:t>
+        <w:t xml:space="preserve"/>
       </w:r>
       <w:r>
         <w:rPr>
@@ -3420,7 +3420,7 @@
           <w:kern w:val="0"/>
           <w14:ligatures w14:val="none"/>
         </w:rPr>
-        <w:t xml:space="preserve">señor </w:t>
+        <w:t xml:space="preserve"/>
       </w:r>
       <w:r>
         <w:rPr>
@@ -3431,7 +3431,7 @@
           <w:lang w:eastAsia="es-PE"/>
           <w14:ligatures w14:val="none"/>
         </w:rPr>
-        <w:t xml:space="preserve">Eduardo Ismael Hernández Pérez </w:t>
+        <w:t xml:space="preserve"/>
       </w:r>
       <w:r>
         <w:rPr>
@@ -3442,7 +3442,7 @@
           <w:lang w:eastAsia="es-PE"/>
           <w14:ligatures w14:val="none"/>
         </w:rPr>
-        <w:t xml:space="preserve">contra </w:t>
+        <w:t xml:space="preserve"/>
       </w:r>
       <w:r>
         <w:rPr>
@@ -3453,14 +3453,14 @@
           <w:lang w:eastAsia="es-PE"/>
           <w14:ligatures w14:val="none"/>
         </w:rPr>
-        <w:t xml:space="preserve">Rímac Seguros y Reaseguros S.A. </w:t>
+        <w:t xml:space="preserve"/>
       </w:r>
       <w:r>
         <w:rPr>
           <w:rFonts w:ascii="Arial Narrow" w:eastAsia="Arial Narrow" w:hAnsi="Arial Narrow" w:cs="Arial Narrow"/>
           <w:bCs/>
         </w:rPr>
-        <w:t xml:space="preserve">y </w:t>
+        <w:t xml:space="preserve"/>
       </w:r>
       <w:r>
         <w:rPr>
@@ -3471,7 +3471,7 @@
           <w:lang w:eastAsia="es-PE"/>
           <w14:ligatures w14:val="none"/>
         </w:rPr>
-        <w:t>Corredores de Seguros Falabella S.A.C.</w:t>
+        <w:t/>
       </w:r>
       <w:r>
         <w:rPr>
@@ -3482,7 +3482,7 @@
           <w:lang w:eastAsia="es-PE"/>
           <w14:ligatures w14:val="none"/>
         </w:rPr>
-        <w:t xml:space="preserve">, </w:t>
+        <w:t xml:space="preserve"/>
       </w:r>
       <w:r>
         <w:rPr>
@@ -3493,7 +3493,7 @@
           <w:lang w:eastAsia="es-PE"/>
           <w14:ligatures w14:val="none"/>
         </w:rPr>
-        <w:t>por lo siguiente:</w:t>
+        <w:t/>
       </w:r>
     </w:p>
     <w:p>
@@ -5454,7 +5454,7 @@
           <w:b/>
           <w:bCs/>
         </w:rPr>
-        <w:t>DÉCIMO PRIMERO</w:t>
+        <w:t xml:space="preserve">DÉCIMO PRIMERO: requerir al señor [DENUNCIANTE], Rímac Seguros y Reaseguros S.A. y Corredores de Seguros Falabella S.A.C. para que, dentro del plazo de dos (2) días hábiles siguientes a la fecha en que reciban la notificación en sus bandejas de correo electrónico, efectúen la confirmación de recepción de la notificación remitida por este despacho a sus correos electrónicos, de conformidad con el segundo párrafo del numeral 4 del artículo 20 del Texto Único Ordenado de la Ley del Procedimiento Administrativo General, aprobado mediante Decreto Supremo  006-2026-JUS, bajo apercibimiento de rehacer el acto de notificación y notificarle conforme al numeral 1 del artículo 20 del citado cuerpo normativo.</w:t>
       </w:r>
       <w:r>
         <w:rPr>
@@ -5464,7 +5464,7 @@
           <w:kern w:val="0"/>
           <w14:ligatures w14:val="none"/>
         </w:rPr>
-        <w:t>:</w:t>
+        <w:t/>
       </w:r>
       <w:r>
         <w:rPr>
@@ -5474,7 +5474,7 @@
           <w:kern w:val="0"/>
           <w14:ligatures w14:val="none"/>
         </w:rPr>
-        <w:t xml:space="preserve"> requerir </w:t>
+        <w:t xml:space="preserve"/>
       </w:r>
       <w:r>
         <w:rPr>
@@ -5484,7 +5484,7 @@
           <w:kern w:val="0"/>
           <w14:ligatures w14:val="none"/>
         </w:rPr>
-        <w:t>al señor</w:t>
+        <w:t/>
       </w:r>
       <w:r>
         <w:rPr>
@@ -5494,7 +5494,7 @@
           <w:kern w:val="0"/>
           <w14:ligatures w14:val="none"/>
         </w:rPr>
-        <w:t xml:space="preserve"> </w:t>
+        <w:t xml:space="preserve"/>
       </w:r>
       <w:r>
         <w:rPr>
@@ -5505,7 +5505,7 @@
           <w:lang w:eastAsia="es-PE"/>
           <w14:ligatures w14:val="none"/>
         </w:rPr>
-        <w:t xml:space="preserve">Eduardo Ismael Hernández Pérez, Rímac Seguros y Reaseguros S.A. </w:t>
+        <w:t xml:space="preserve"/>
       </w:r>
       <w:r>
         <w:rPr>
@@ -5516,7 +5516,7 @@
           <w:lang w:eastAsia="es-PE"/>
           <w14:ligatures w14:val="none"/>
         </w:rPr>
-        <w:t>y</w:t>
+        <w:t/>
       </w:r>
       <w:r>
         <w:rPr>
@@ -5527,112 +5527,112 @@
           <w:lang w:eastAsia="es-PE"/>
           <w14:ligatures w14:val="none"/>
         </w:rPr>
-        <w:t xml:space="preserve"> Corredores de Seguros Falabella S.A.C. </w:t>
+        <w:t xml:space="preserve"/>
       </w:r>
       <w:r>
         <w:rPr>
           <w:rFonts w:ascii="Arial Narrow" w:hAnsi="Arial Narrow"/>
           <w:color w:val="000000"/>
         </w:rPr>
-        <w:t>para que, dentro del plazo de dos (2) días hábiles siguientes a la fecha en que reciba</w:t>
+        <w:t/>
       </w:r>
       <w:r>
         <w:rPr>
           <w:rFonts w:ascii="Arial Narrow" w:hAnsi="Arial Narrow"/>
           <w:color w:val="000000"/>
         </w:rPr>
-        <w:t>n</w:t>
+        <w:t/>
       </w:r>
       <w:r>
         <w:rPr>
           <w:rFonts w:ascii="Arial Narrow" w:hAnsi="Arial Narrow"/>
           <w:color w:val="000000"/>
         </w:rPr>
-        <w:t xml:space="preserve"> la notificación en su</w:t>
+        <w:t xml:space="preserve"/>
       </w:r>
       <w:r>
         <w:rPr>
           <w:rFonts w:ascii="Arial Narrow" w:hAnsi="Arial Narrow"/>
           <w:color w:val="000000"/>
         </w:rPr>
-        <w:t>s</w:t>
+        <w:t/>
       </w:r>
       <w:r>
         <w:rPr>
           <w:rFonts w:ascii="Arial Narrow" w:hAnsi="Arial Narrow"/>
           <w:color w:val="000000"/>
         </w:rPr>
-        <w:t xml:space="preserve"> bandeja</w:t>
+        <w:t xml:space="preserve"/>
       </w:r>
       <w:r>
         <w:rPr>
           <w:rFonts w:ascii="Arial Narrow" w:hAnsi="Arial Narrow"/>
           <w:color w:val="000000"/>
         </w:rPr>
-        <w:t>s</w:t>
+        <w:t/>
       </w:r>
       <w:r>
         <w:rPr>
           <w:rFonts w:ascii="Arial Narrow" w:hAnsi="Arial Narrow"/>
           <w:color w:val="000000"/>
         </w:rPr>
-        <w:t xml:space="preserve"> de correo electrónico, efectúe</w:t>
+        <w:t xml:space="preserve"/>
       </w:r>
       <w:r>
         <w:rPr>
           <w:rFonts w:ascii="Arial Narrow" w:hAnsi="Arial Narrow"/>
           <w:color w:val="000000"/>
         </w:rPr>
-        <w:t>n</w:t>
+        <w:t/>
       </w:r>
       <w:r>
         <w:rPr>
           <w:rFonts w:ascii="Arial Narrow" w:hAnsi="Arial Narrow"/>
           <w:color w:val="000000"/>
         </w:rPr>
-        <w:t xml:space="preserve"> la confirmación de recepción de la notificación remitida por este despacho a su</w:t>
+        <w:t xml:space="preserve"/>
       </w:r>
       <w:r>
         <w:rPr>
           <w:rFonts w:ascii="Arial Narrow" w:hAnsi="Arial Narrow"/>
           <w:color w:val="000000"/>
         </w:rPr>
-        <w:t>s</w:t>
+        <w:t/>
       </w:r>
       <w:r>
         <w:rPr>
           <w:rFonts w:ascii="Arial Narrow" w:hAnsi="Arial Narrow"/>
           <w:color w:val="000000"/>
         </w:rPr>
-        <w:t xml:space="preserve"> correo</w:t>
+        <w:t xml:space="preserve"/>
       </w:r>
       <w:r>
         <w:rPr>
           <w:rFonts w:ascii="Arial Narrow" w:hAnsi="Arial Narrow"/>
           <w:color w:val="000000"/>
         </w:rPr>
-        <w:t>s</w:t>
+        <w:t/>
       </w:r>
       <w:r>
         <w:rPr>
           <w:rFonts w:ascii="Arial Narrow" w:hAnsi="Arial Narrow"/>
           <w:color w:val="000000"/>
         </w:rPr>
-        <w:t xml:space="preserve"> electrónico</w:t>
+        <w:t xml:space="preserve"/>
       </w:r>
       <w:r>
         <w:rPr>
           <w:rFonts w:ascii="Arial Narrow" w:hAnsi="Arial Narrow"/>
           <w:color w:val="000000"/>
         </w:rPr>
-        <w:t>s</w:t>
+        <w:t/>
       </w:r>
       <w:r>
         <w:rPr>
           <w:rFonts w:ascii="Arial Narrow" w:hAnsi="Arial Narrow"/>
           <w:color w:val="000000"/>
         </w:rPr>
-        <w:t>, de conformidad con el segundo párrafo del numeral 4 del artículo 20</w:t>
+        <w:t/>
       </w:r>
       <w:r>
         <w:rPr>
@@ -5649,7 +5649,7 @@
           <w:rFonts w:ascii="Arial Narrow" w:hAnsi="Arial Narrow"/>
           <w:color w:val="000000"/>
         </w:rPr>
-        <w:t xml:space="preserve"> del Texto Único Ordenado de la Ley del Procedimiento Administrativo General, aprobado mediante Decreto Supremo </w:t>
+        <w:t xml:space="preserve"/>
       </w:r>
       <w:proofErr w:type="spellStart"/>
       <w:r>
@@ -5665,7 +5665,7 @@
           <w:rFonts w:ascii="Arial Narrow" w:hAnsi="Arial Narrow"/>
           <w:color w:val="000000"/>
         </w:rPr>
-        <w:t xml:space="preserve"> 006-2026-JUS, bajo apercibimiento de rehacer el acto de notificación y notificarle conforme al numeral 1 del artículo 20</w:t>
+        <w:t xml:space="preserve"/>
       </w:r>
       <w:r>
         <w:rPr>
@@ -5682,7 +5682,7 @@
           <w:rFonts w:ascii="Arial Narrow" w:hAnsi="Arial Narrow"/>
           <w:color w:val="000000"/>
         </w:rPr>
-        <w:t xml:space="preserve"> del citado cuerpo normativo</w:t>
+        <w:t xml:space="preserve"/>
       </w:r>
       <w:r>
         <w:rPr>
@@ -5695,7 +5695,7 @@
         <w:rPr>
           <w:rFonts w:ascii="Arial Narrow" w:hAnsi="Arial Narrow" w:cs="Arial"/>
         </w:rPr>
-        <w:t>.</w:t>
+        <w:t/>
       </w:r>
     </w:p>
     <w:p>

--- a/plantillas_maestras/01_seguro_vehicular/liquidacion_o_pago_menor/2_ddos_banco_y_aseguradora/varon/TPL_0157_2026_SEGURO_VEHICULAR_LIQUIDACION_O_PAGO_MENOR_BANCO_VARON_R1.docx
+++ b/plantillas_maestras/01_seguro_vehicular/liquidacion_o_pago_menor/2_ddos_banco_y_aseguradora/varon/TPL_0157_2026_SEGURO_VEHICULAR_LIQUIDACION_O_PAGO_MENOR_BANCO_VARON_R1.docx
@@ -5454,7 +5454,7 @@
           <w:b/>
           <w:bCs/>
         </w:rPr>
-        <w:t xml:space="preserve">DÉCIMO PRIMERO: requerir al señor [DENUNCIANTE], Rímac Seguros y Reaseguros S.A. y Corredores de Seguros Falabella S.A.C. para que, dentro del plazo de dos (2) días hábiles siguientes a la fecha en que reciban la notificación en sus bandejas de correo electrónico, efectúen la confirmación de recepción de la notificación remitida por este despacho a sus correos electrónicos, de conformidad con el segundo párrafo del numeral 4 del artículo 20 del Texto Único Ordenado de la Ley del Procedimiento Administrativo General, aprobado mediante Decreto Supremo  006-2026-JUS, bajo apercibimiento de rehacer el acto de notificación y notificarle conforme al numeral 1 del artículo 20 del citado cuerpo normativo.</w:t>
+        <w:t xml:space="preserve">DÉCIMO PRIMERO: requerir al señor [DENUNCIANTE], Rímac Seguros y Reaseguros S.A. y Corredores de Seguros Falabella S.A.C. para que, dentro del plazo de dos (2) días hábiles siguientes a la fecha en que reciban la notificación en sus bandejas de correo electrónico, efectúen la confirmación de recepción de la notificación remitida por este despacho a sus correos electrónicos, de conformidad con el segundo párrafo del numeral 4 del artículo 20 del Texto Único Ordenado de la Ley del Procedimiento Administrativo General, aprobado mediante Decreto Supremo 006-2026-JUS, bajo apercibimiento de rehacer el acto de notificación y notificarle conforme al numeral 1 del artículo 20 del citado cuerpo normativo.</w:t>
       </w:r>
       <w:r>
         <w:rPr>

--- a/plantillas_maestras/01_seguro_vehicular/liquidacion_o_pago_menor/2_ddos_banco_y_aseguradora/varon/TPL_0157_2026_SEGURO_VEHICULAR_LIQUIDACION_O_PAGO_MENOR_BANCO_VARON_R1.docx
+++ b/plantillas_maestras/01_seguro_vehicular/liquidacion_o_pago_menor/2_ddos_banco_y_aseguradora/varon/TPL_0157_2026_SEGURO_VEHICULAR_LIQUIDACION_O_PAGO_MENOR_BANCO_VARON_R1.docx
@@ -749,6 +749,7 @@
       </w:r>
       <w:r>
         <w:rPr>
+          <w:rStyle w:val="Refdenotaalpie"/>
           <w:rFonts w:ascii="Arial Narrow" w:eastAsia="Times New Roman" w:hAnsi="Arial Narrow" w:cs="Times New Roman"/>
           <w:color w:val="000000"/>
           <w:kern w:val="0"/>
@@ -2088,6 +2089,7 @@
       </w:r>
       <w:r>
         <w:rPr>
+          <w:rStyle w:val="Refdenotaalpie"/>
           <w:rFonts w:ascii="Arial Narrow" w:eastAsia="Arial Narrow" w:hAnsi="Arial Narrow" w:cs="Arial Narrow"/>
           <w:kern w:val="0"/>
           <w:vertAlign w:val="superscript"/>
@@ -2188,6 +2190,7 @@
       <w:bookmarkStart w:id="6" w:name="_Hlk211599421"/>
       <w:r>
         <w:rPr>
+          <w:rStyle w:val="Refdenotaalpie"/>
           <w:rFonts w:ascii="Arial Narrow" w:eastAsia="Arial Narrow" w:hAnsi="Arial Narrow" w:cs="Arial"/>
           <w:kern w:val="0"/>
           <w:vertAlign w:val="superscript"/>
@@ -2715,6 +2718,7 @@
       </w:r>
       <w:r>
         <w:rPr>
+          <w:rStyle w:val="Refdenotaalpie"/>
           <w:rFonts w:ascii="Arial Narrow" w:eastAsia="Arial Narrow" w:hAnsi="Arial Narrow" w:cs="Arial"/>
           <w:kern w:val="0"/>
           <w:vertAlign w:val="superscript"/>
@@ -2774,6 +2778,7 @@
       </w:r>
       <w:r>
         <w:rPr>
+          <w:rStyle w:val="Refdenotaalpie"/>
           <w:rFonts w:ascii="Arial Narrow" w:eastAsia="Arial Narrow" w:hAnsi="Arial Narrow" w:cs="Arial Narrow"/>
           <w:kern w:val="0"/>
           <w:vertAlign w:val="superscript"/>
@@ -4319,6 +4324,7 @@
       </w:r>
       <w:r>
         <w:rPr>
+          <w:rStyle w:val="Refdenotaalpie"/>
           <w:rFonts w:ascii="Arial Narrow" w:eastAsia="Calibri" w:hAnsi="Arial Narrow" w:cs="Arial"/>
           <w:kern w:val="0"/>
           <w:vertAlign w:val="superscript"/>
@@ -4363,6 +4369,7 @@
       </w:r>
       <w:r>
         <w:rPr>
+          <w:rStyle w:val="Refdenotaalpie"/>
           <w:rFonts w:ascii="Arial Narrow" w:eastAsia="Calibri" w:hAnsi="Arial Narrow" w:cs="Arial"/>
           <w:spacing w:val="-2"/>
           <w:kern w:val="0"/>
@@ -4979,6 +4986,7 @@
       </w:r>
       <w:r>
         <w:rPr>
+          <w:rStyle w:val="Refdenotaalpie"/>
           <w:rFonts w:ascii="Arial Narrow" w:eastAsia="Arial Narrow" w:hAnsi="Arial Narrow" w:cs="Times New Roman"/>
           <w:color w:val="000000"/>
           <w:kern w:val="0"/>
@@ -5060,6 +5068,7 @@
       </w:r>
       <w:r>
         <w:rPr>
+          <w:rStyle w:val="Refdenotaalpie"/>
           <w:rFonts w:ascii="Arial Narrow" w:eastAsia="Arial Narrow" w:hAnsi="Arial Narrow" w:cs="Times New Roman"/>
           <w:color w:val="000000"/>
           <w:kern w:val="0"/>
@@ -5113,6 +5122,7 @@
       </w:r>
       <w:r>
         <w:rPr>
+          <w:rStyle w:val="Refdenotaalpie"/>
           <w:rFonts w:ascii="Arial Narrow" w:eastAsia="Arial Narrow" w:hAnsi="Arial Narrow" w:cs="Times New Roman"/>
           <w:color w:val="000000"/>
           <w:kern w:val="0"/>
@@ -5310,6 +5320,7 @@
       </w:r>
       <w:r>
         <w:rPr>
+          <w:rStyle w:val="Refdenotaalpie"/>
           <w:rFonts w:ascii="Arial Narrow" w:eastAsia="Calibri" w:hAnsi="Arial Narrow" w:cs="Arial"/>
           <w:kern w:val="0"/>
           <w:vertAlign w:val="superscript"/>
@@ -5686,6 +5697,7 @@
       </w:r>
       <w:r>
         <w:rPr>
+          <w:rStyle w:val="Refdenotaalpie"/>
           <w:rFonts w:ascii="Arial Narrow" w:hAnsi="Arial Narrow"/>
           <w:vertAlign w:val="superscript"/>
         </w:rPr>
@@ -5998,14 +6010,14 @@
         <w:tab w:val="right" w:pos="8838"/>
       </w:tabs>
       <w:rPr>
-        <w:rFonts w:ascii="Arial" w:eastAsia="Arial" w:hAnsi="Arial" w:cs="Arial"/>
+        <w:rFonts w:ascii="Arial Narrow" w:eastAsia="Arial" w:hAnsi="Arial Narrow" w:cs="Arial"/>
         <w:sz w:val="16"/>
         <w:szCs w:val="16"/>
       </w:rPr>
     </w:pPr>
     <w:r>
       <w:rPr>
-        <w:rFonts w:ascii="Arial" w:eastAsia="Arial" w:hAnsi="Arial" w:cs="Arial"/>
+        <w:rFonts w:ascii="Arial Narrow" w:eastAsia="Arial" w:hAnsi="Arial Narrow" w:cs="Arial"/>
         <w:sz w:val="16"/>
         <w:szCs w:val="16"/>
       </w:rPr>
@@ -6019,7 +6031,7 @@
     </w:pPr>
     <w:r>
       <w:rPr>
-        <w:rFonts w:ascii="Arial" w:eastAsia="Arial" w:hAnsi="Arial" w:cs="Arial"/>
+        <w:rFonts w:ascii="Arial Narrow" w:eastAsia="Arial" w:hAnsi="Arial Narrow" w:cs="Arial"/>
         <w:sz w:val="16"/>
         <w:szCs w:val="16"/>
       </w:rPr>
@@ -6027,7 +6039,7 @@
     </w:r>
     <w:r>
       <w:rPr>
-        <w:rFonts w:ascii="Arial" w:eastAsia="Arial" w:hAnsi="Arial" w:cs="Arial"/>
+        <w:rFonts w:ascii="Arial Narrow" w:eastAsia="Arial" w:hAnsi="Arial Narrow" w:cs="Arial"/>
         <w:sz w:val="16"/>
         <w:szCs w:val="16"/>
       </w:rPr>
@@ -6035,7 +6047,7 @@
     </w:r>
     <w:r>
       <w:rPr>
-        <w:rFonts w:ascii="Arial" w:eastAsia="Arial" w:hAnsi="Arial" w:cs="Arial"/>
+        <w:rFonts w:ascii="Arial Narrow" w:eastAsia="Arial" w:hAnsi="Arial Narrow" w:cs="Arial"/>
         <w:sz w:val="16"/>
         <w:szCs w:val="16"/>
       </w:rPr>
@@ -6043,7 +6055,7 @@
     </w:r>
     <w:r>
       <w:rPr>
-        <w:rFonts w:ascii="Arial" w:eastAsia="Arial" w:hAnsi="Arial" w:cs="Arial"/>
+        <w:rFonts w:ascii="Arial Narrow" w:eastAsia="Arial" w:hAnsi="Arial Narrow" w:cs="Arial"/>
         <w:sz w:val="16"/>
         <w:szCs w:val="16"/>
       </w:rPr>
@@ -6051,7 +6063,7 @@
     </w:r>
     <w:r>
       <w:rPr>
-        <w:rFonts w:ascii="Arial" w:eastAsia="Arial" w:hAnsi="Arial" w:cs="Arial"/>
+        <w:rFonts w:ascii="Arial Narrow" w:eastAsia="Arial" w:hAnsi="Arial Narrow" w:cs="Arial"/>
         <w:sz w:val="16"/>
         <w:szCs w:val="16"/>
       </w:rPr>
@@ -6099,8 +6111,9 @@
         <w:rPr>
           <w:rStyle w:val="Refdenotaalpie"/>
           <w:rFonts w:ascii="Arial Narrow" w:hAnsi="Arial Narrow" w:cs="Arial"/>
-          <w:sz w:val="15"/>
-          <w:szCs w:val="15"/>
+          <w:sz w:val="16"/>
+          <w:szCs w:val="15"/>
+          <w:vertAlign w:val="superscript"/>
         </w:rPr>
         <w:footnoteRef/>
       </w:r>
@@ -6173,8 +6186,9 @@
         <w:rPr>
           <w:rStyle w:val="Refdenotaalpie"/>
           <w:rFonts w:ascii="Arial Narrow" w:hAnsi="Arial Narrow" w:cs="Arial"/>
-          <w:sz w:val="15"/>
-          <w:szCs w:val="15"/>
+          <w:sz w:val="16"/>
+          <w:szCs w:val="15"/>
+          <w:vertAlign w:val="superscript"/>
         </w:rPr>
         <w:footnoteRef/>
       </w:r>
@@ -6510,8 +6524,9 @@
         <w:rPr>
           <w:rStyle w:val="Refdenotaalpie"/>
           <w:rFonts w:ascii="Arial Narrow" w:hAnsi="Arial Narrow"/>
-          <w:sz w:val="15"/>
-          <w:szCs w:val="15"/>
+          <w:sz w:val="16"/>
+          <w:szCs w:val="15"/>
+          <w:vertAlign w:val="superscript"/>
         </w:rPr>
         <w:footnoteRef/>
       </w:r>
@@ -6737,8 +6752,9 @@
         <w:rPr>
           <w:rStyle w:val="Refdenotaalpie"/>
           <w:rFonts w:ascii="Arial Narrow" w:hAnsi="Arial Narrow"/>
-          <w:sz w:val="15"/>
-          <w:szCs w:val="15"/>
+          <w:sz w:val="16"/>
+          <w:szCs w:val="15"/>
+          <w:vertAlign w:val="superscript"/>
         </w:rPr>
         <w:footnoteRef/>
       </w:r>
@@ -6889,8 +6905,9 @@
         <w:rPr>
           <w:rStyle w:val="Refdenotaalpie"/>
           <w:rFonts w:ascii="Arial Narrow" w:hAnsi="Arial Narrow" w:cs="Arial"/>
-          <w:sz w:val="15"/>
-          <w:szCs w:val="15"/>
+          <w:sz w:val="16"/>
+          <w:szCs w:val="15"/>
+          <w:vertAlign w:val="superscript"/>
         </w:rPr>
         <w:footnoteRef/>
       </w:r>
@@ -7078,8 +7095,9 @@
         <w:rPr>
           <w:rStyle w:val="Refdenotaalpie"/>
           <w:rFonts w:ascii="Arial Narrow" w:hAnsi="Arial Narrow" w:cs="Arial"/>
-          <w:sz w:val="15"/>
-          <w:szCs w:val="15"/>
+          <w:sz w:val="16"/>
+          <w:szCs w:val="15"/>
+          <w:vertAlign w:val="superscript"/>
         </w:rPr>
         <w:footnoteRef/>
       </w:r>
@@ -7148,8 +7166,9 @@
         <w:rPr>
           <w:rStyle w:val="Refdenotaalpie"/>
           <w:rFonts w:ascii="Arial Narrow" w:hAnsi="Arial Narrow" w:cs="Arial"/>
-          <w:sz w:val="15"/>
-          <w:szCs w:val="15"/>
+          <w:sz w:val="16"/>
+          <w:szCs w:val="15"/>
+          <w:vertAlign w:val="superscript"/>
         </w:rPr>
         <w:footnoteRef/>
       </w:r>
@@ -7357,9 +7376,9 @@
       </w:pPr>
       <w:r>
         <w:rPr>
-          <w:rStyle w:val="TextonotapieCar"/>
+          <w:rStyle w:val="Refdenotaalpie"/>
           <w:rFonts w:ascii="Arial Narrow" w:hAnsi="Arial Narrow" w:cs="Arial"/>
-          <w:sz w:val="15"/>
+          <w:sz w:val="16"/>
           <w:szCs w:val="15"/>
           <w:vertAlign w:val="superscript"/>
         </w:rPr>
@@ -7591,8 +7610,9 @@
         <w:rPr>
           <w:rStyle w:val="Refdenotaalpie"/>
           <w:rFonts w:ascii="Arial Narrow" w:hAnsi="Arial Narrow" w:cs="Arial"/>
-          <w:sz w:val="15"/>
-          <w:szCs w:val="15"/>
+          <w:sz w:val="16"/>
+          <w:szCs w:val="15"/>
+          <w:vertAlign w:val="superscript"/>
         </w:rPr>
         <w:footnoteRef/>
       </w:r>
@@ -8390,8 +8410,9 @@
         <w:rPr>
           <w:rStyle w:val="Refdenotaalpie"/>
           <w:rFonts w:ascii="Arial Narrow" w:hAnsi="Arial Narrow" w:cs="Arial"/>
-          <w:sz w:val="15"/>
-          <w:szCs w:val="15"/>
+          <w:sz w:val="16"/>
+          <w:szCs w:val="15"/>
+          <w:vertAlign w:val="superscript"/>
         </w:rPr>
         <w:footnoteRef/>
       </w:r>
@@ -8630,8 +8651,9 @@
           <w:rFonts w:ascii="Arial Narrow" w:hAnsi="Arial Narrow" w:cs="Arial"/>
           <w:b/>
           <w:bCs/>
-          <w:sz w:val="15"/>
-          <w:szCs w:val="15"/>
+          <w:sz w:val="16"/>
+          <w:szCs w:val="15"/>
+          <w:vertAlign w:val="superscript"/>
         </w:rPr>
         <w:footnoteRef/>
       </w:r>
@@ -8741,8 +8763,9 @@
         <w:rPr>
           <w:rStyle w:val="Refdenotaalpie"/>
           <w:rFonts w:ascii="Arial Narrow" w:hAnsi="Arial Narrow" w:cs="Arial"/>
-          <w:sz w:val="15"/>
-          <w:szCs w:val="15"/>
+          <w:sz w:val="16"/>
+          <w:szCs w:val="15"/>
+          <w:vertAlign w:val="superscript"/>
         </w:rPr>
         <w:footnoteRef/>
       </w:r>
@@ -11341,6 +11364,17 @@
       <w:szCs w:val="20"/>
     </w:rPr>
   </w:style>
+  <w:style w:type="character" w:styleId="FootnoteReference">
+    <w:name w:val="footnote reference"/>
+    <w:basedOn w:val="Fuentedeprrafopredeter"/>
+    <w:uiPriority w:val="99"/>
+    <w:semiHidden/>
+    <w:unhideWhenUsed/>
+    <w:rPr>
+      <w:rFonts w:ascii="Arial Narrow" w:hAnsi="Arial Narrow"/>
+      <w:vertAlign w:val="superscript"/>
+    </w:rPr>
+  </w:style>
 </w:styles>
 </file>
 

--- a/plantillas_maestras/01_seguro_vehicular/liquidacion_o_pago_menor/2_ddos_banco_y_aseguradora/varon/TPL_0157_2026_SEGURO_VEHICULAR_LIQUIDACION_O_PAGO_MENOR_BANCO_VARON_R1.docx
+++ b/plantillas_maestras/01_seguro_vehicular/liquidacion_o_pago_menor/2_ddos_banco_y_aseguradora/varon/TPL_0157_2026_SEGURO_VEHICULAR_LIQUIDACION_O_PAGO_MENOR_BANCO_VARON_R1.docx
@@ -1,8 +1,8 @@
 
 <file path=word/document.xml><?xml version="1.0" encoding="utf-8"?>
-<w:document xmlns:wpc="http://schemas.microsoft.com/office/word/2010/wordprocessingCanvas" xmlns:cx="http://schemas.microsoft.com/office/drawing/2014/chartex" xmlns:cx1="http://schemas.microsoft.com/office/drawing/2015/9/8/chartex" xmlns:cx2="http://schemas.microsoft.com/office/drawing/2015/10/21/chartex" xmlns:cx3="http://schemas.microsoft.com/office/drawing/2016/5/9/chartex" xmlns:cx4="http://schemas.microsoft.com/office/drawing/2016/5/10/chartex" xmlns:cx5="http://schemas.microsoft.com/office/drawing/2016/5/11/chartex" xmlns:cx6="http://schemas.microsoft.com/office/drawing/2016/5/12/chartex" xmlns:cx7="http://schemas.microsoft.com/office/drawing/2016/5/13/chartex" xmlns:cx8="http://schemas.microsoft.com/office/drawing/2016/5/14/chartex" xmlns:mc="http://schemas.openxmlformats.org/markup-compatibility/2006" xmlns:aink="http://schemas.microsoft.com/office/drawing/2016/ink" xmlns:am3d="http://schemas.microsoft.com/office/drawing/2017/model3d" xmlns:o="urn:schemas-microsoft-com:office:office" xmlns:oel="http://schemas.microsoft.com/office/2019/extlst" xmlns:r="http://schemas.openxmlformats.org/officeDocument/2006/relationships" xmlns:m="http://schemas.openxmlformats.org/officeDocument/2006/math" xmlns:v="urn:schemas-microsoft-com:vml" xmlns:wp14="http://schemas.microsoft.com/office/word/2010/wordprocessingDrawing" xmlns:wp="http://schemas.openxmlformats.org/drawingml/2006/wordprocessingDrawing" xmlns:w10="urn:schemas-microsoft-com:office:word" xmlns:w="http://schemas.openxmlformats.org/wordprocessingml/2006/main" xmlns:w14="http://schemas.microsoft.com/office/word/2010/wordml" xmlns:w15="http://schemas.microsoft.com/office/word/2012/wordml" xmlns:w16cex="http://schemas.microsoft.com/office/word/2018/wordml/cex" xmlns:w16cid="http://schemas.microsoft.com/office/word/2016/wordml/cid" xmlns:w16="http://schemas.microsoft.com/office/word/2018/wordml" xmlns:w16du="http://schemas.microsoft.com/office/word/2023/wordml/word16du" xmlns:w16sdtdh="http://schemas.microsoft.com/office/word/2020/wordml/sdtdatahash" xmlns:w16sdtfl="http://schemas.microsoft.com/office/word/2024/wordml/sdtformatlock" xmlns:w16se="http://schemas.microsoft.com/office/word/2015/wordml/symex" xmlns:wpg="http://schemas.microsoft.com/office/word/2010/wordprocessingGroup" xmlns:wpi="http://schemas.microsoft.com/office/word/2010/wordprocessingInk" xmlns:wne="http://schemas.microsoft.com/office/word/2006/wordml" xmlns:wps="http://schemas.microsoft.com/office/word/2010/wordprocessingShape" mc:Ignorable="w14 w15 w16se w16cid w16 w16cex w16sdtdh w16sdtfl w16du wp14">
+<w:document xmlns:ns1="http://schemas.openxmlformats.org/markup-compatibility/2006" xmlns:ns2="http://schemas.microsoft.com/office/word/2010/wordml" xmlns:ns3="http://schemas.openxmlformats.org/officeDocument/2006/relationships" xmlns:w="http://schemas.openxmlformats.org/wordprocessingml/2006/main" ns1:Ignorable="w14 w15 w16se w16cid w16 w16cex w16sdtdh w16sdtfl w16du wp14">
   <w:body>
-    <w:p>
+    <w:p ns2:paraId="4D92E425" ns2:textId="59336569">
       <w:pPr>
         <w:tabs>
           <w:tab w:val="left" w:pos="1701"/>
@@ -15,7 +15,7 @@
           <w:color w:val="000000"/>
           <w:kern w:val="0"/>
           <w:lang w:eastAsia="es-PE"/>
-          <w14:ligatures w14:val="none"/>
+          <ns2:ligatures ns2:val="none"/>
         </w:rPr>
       </w:pPr>
       <w:bookmarkStart w:id="0" w:name="_Hlk80343540"/>
@@ -26,7 +26,7 @@
           <w:color w:val="000000"/>
           <w:kern w:val="0"/>
           <w:lang w:eastAsia="es-PE"/>
-          <w14:ligatures w14:val="none"/>
+          <ns2:ligatures ns2:val="none"/>
         </w:rPr>
         <w:t xml:space="preserve">EXPEDIENTE </w:t>
       </w:r>
@@ -37,7 +37,7 @@
           <w:color w:val="000000"/>
           <w:kern w:val="0"/>
           <w:lang w:eastAsia="es-PE"/>
-          <w14:ligatures w14:val="none"/>
+          <ns2:ligatures ns2:val="none"/>
         </w:rPr>
         <w:tab/>
         <w:t>:</w:t>
@@ -49,7 +49,7 @@
           <w:color w:val="000000"/>
           <w:kern w:val="0"/>
           <w:lang w:eastAsia="es-PE"/>
-          <w14:ligatures w14:val="none"/>
+          <ns2:ligatures ns2:val="none"/>
         </w:rPr>
         <w:tab/>
       </w:r>
@@ -60,7 +60,7 @@
           <w:color w:val="000000"/>
           <w:kern w:val="0"/>
           <w:lang w:eastAsia="es-PE"/>
-          <w14:ligatures w14:val="none"/>
+          <ns2:ligatures ns2:val="none"/>
         </w:rPr>
         <w:t>0</w:t>
       </w:r>
@@ -73,7 +73,7 @@
           <w:kern w:val="0"/>
           <w:shd w:val="clear" w:color="auto" w:fill="FFFFFF"/>
           <w:lang w:eastAsia="es-PE"/>
-          <w14:ligatures w14:val="none"/>
+          <ns2:ligatures ns2:val="none"/>
         </w:rPr>
         <w:t>157-2026</w:t>
       </w:r>
@@ -86,12 +86,12 @@
           <w:kern w:val="0"/>
           <w:shd w:val="clear" w:color="auto" w:fill="FFFFFF"/>
           <w:lang w:eastAsia="es-PE"/>
-          <w14:ligatures w14:val="none"/>
+          <ns2:ligatures ns2:val="none"/>
         </w:rPr>
         <w:t>/CC1</w:t>
       </w:r>
     </w:p>
-    <w:p>
+    <w:p ns2:paraId="174737B6" ns2:textId="06529A4E">
       <w:pPr>
         <w:tabs>
           <w:tab w:val="left" w:pos="1701"/>
@@ -107,17 +107,17 @@
           <w:color w:val="000000"/>
           <w:kern w:val="0"/>
           <w:lang w:eastAsia="es-PE"/>
-          <w14:ligatures w14:val="none"/>
-        </w:rPr>
-      </w:pPr>
-      <w:r>
-        <w:rPr>
-          <w:rFonts w:ascii="Arial Narrow" w:eastAsia="Arial Narrow" w:hAnsi="Arial Narrow" w:cs="Arial Narrow"/>
-          <w:b/>
-          <w:color w:val="000000"/>
-          <w:kern w:val="0"/>
-          <w:lang w:eastAsia="es-PE"/>
-          <w14:ligatures w14:val="none"/>
+          <ns2:ligatures ns2:val="none"/>
+        </w:rPr>
+      </w:pPr>
+      <w:r>
+        <w:rPr>
+          <w:rFonts w:ascii="Arial Narrow" w:eastAsia="Arial Narrow" w:hAnsi="Arial Narrow" w:cs="Arial Narrow"/>
+          <w:b/>
+          <w:color w:val="000000"/>
+          <w:kern w:val="0"/>
+          <w:lang w:eastAsia="es-PE"/>
+          <ns2:ligatures ns2:val="none"/>
         </w:rPr>
         <w:t xml:space="preserve">DENUNCIANTE:[DENUNCIANTE] (SEÑOR [APELLIDO])</w:t>
       </w:r>
@@ -128,7 +128,7 @@
           <w:color w:val="000000"/>
           <w:kern w:val="0"/>
           <w:lang w:eastAsia="es-PE"/>
-          <w14:ligatures w14:val="none"/>
+          <ns2:ligatures ns2:val="none"/>
         </w:rPr>
         <w:tab/>
         <w:t/>
@@ -140,7 +140,7 @@
           <w:color w:val="000000"/>
           <w:kern w:val="0"/>
           <w:lang w:eastAsia="es-PE"/>
-          <w14:ligatures w14:val="none"/>
+          <ns2:ligatures ns2:val="none"/>
         </w:rPr>
         <w:tab/>
         <w:t/>
@@ -152,12 +152,12 @@
           <w:color w:val="000000"/>
           <w:kern w:val="0"/>
           <w:lang w:eastAsia="es-PE"/>
-          <w14:ligatures w14:val="none"/>
+          <ns2:ligatures ns2:val="none"/>
         </w:rPr>
         <w:t/>
       </w:r>
     </w:p>
-    <w:p>
+    <w:p ns2:paraId="223101EF" ns2:textId="4B999698">
       <w:pPr>
         <w:tabs>
           <w:tab w:val="left" w:pos="1701"/>
@@ -173,17 +173,17 @@
           <w:color w:val="000000"/>
           <w:kern w:val="0"/>
           <w:lang w:eastAsia="es-PE"/>
-          <w14:ligatures w14:val="none"/>
-        </w:rPr>
-      </w:pPr>
-      <w:r>
-        <w:rPr>
-          <w:rFonts w:ascii="Arial Narrow" w:eastAsia="Arial Narrow" w:hAnsi="Arial Narrow" w:cs="Arial Narrow"/>
-          <w:b/>
-          <w:color w:val="000000"/>
-          <w:kern w:val="0"/>
-          <w:lang w:eastAsia="es-PE"/>
-          <w14:ligatures w14:val="none"/>
+          <ns2:ligatures ns2:val="none"/>
+        </w:rPr>
+      </w:pPr>
+      <w:r>
+        <w:rPr>
+          <w:rFonts w:ascii="Arial Narrow" w:eastAsia="Arial Narrow" w:hAnsi="Arial Narrow" w:cs="Arial Narrow"/>
+          <w:b/>
+          <w:color w:val="000000"/>
+          <w:kern w:val="0"/>
+          <w:lang w:eastAsia="es-PE"/>
+          <ns2:ligatures ns2:val="none"/>
         </w:rPr>
         <w:t>DENUNCIADOS</w:t>
       </w:r>
@@ -194,7 +194,7 @@
           <w:color w:val="000000"/>
           <w:kern w:val="0"/>
           <w:lang w:eastAsia="es-PE"/>
-          <w14:ligatures w14:val="none"/>
+          <ns2:ligatures ns2:val="none"/>
         </w:rPr>
         <w:tab/>
         <w:t>:</w:t>
@@ -206,7 +206,7 @@
           <w:color w:val="000000"/>
           <w:kern w:val="0"/>
           <w:lang w:eastAsia="es-PE"/>
-          <w14:ligatures w14:val="none"/>
+          <ns2:ligatures ns2:val="none"/>
         </w:rPr>
         <w:tab/>
       </w:r>
@@ -217,7 +217,7 @@
           <w:color w:val="000000"/>
           <w:kern w:val="0"/>
           <w:lang w:eastAsia="es-PE"/>
-          <w14:ligatures w14:val="none"/>
+          <ns2:ligatures ns2:val="none"/>
         </w:rPr>
         <w:t xml:space="preserve">RÍMAC SEGUROS Y REASEGUROS S.A. </w:t>
       </w:r>
@@ -228,7 +228,7 @@
           <w:color w:val="000000"/>
           <w:kern w:val="0"/>
           <w:lang w:eastAsia="es-PE"/>
-          <w14:ligatures w14:val="none"/>
+          <ns2:ligatures ns2:val="none"/>
         </w:rPr>
         <w:t>(</w:t>
       </w:r>
@@ -239,7 +239,7 @@
           <w:color w:val="000000"/>
           <w:kern w:val="0"/>
           <w:lang w:eastAsia="es-PE"/>
-          <w14:ligatures w14:val="none"/>
+          <ns2:ligatures ns2:val="none"/>
         </w:rPr>
         <w:t>RÍMAC</w:t>
       </w:r>
@@ -250,12 +250,12 @@
           <w:color w:val="000000"/>
           <w:kern w:val="0"/>
           <w:lang w:eastAsia="es-PE"/>
-          <w14:ligatures w14:val="none"/>
+          <ns2:ligatures ns2:val="none"/>
         </w:rPr>
         <w:t xml:space="preserve">) </w:t>
       </w:r>
     </w:p>
-    <w:p>
+    <w:p ns2:paraId="4D23E5DF" ns2:textId="5983D4C9">
       <w:pPr>
         <w:tabs>
           <w:tab w:val="left" w:pos="1701"/>
@@ -271,17 +271,17 @@
           <w:color w:val="000000"/>
           <w:kern w:val="0"/>
           <w:lang w:eastAsia="es-PE"/>
-          <w14:ligatures w14:val="none"/>
-        </w:rPr>
-      </w:pPr>
-      <w:r>
-        <w:rPr>
-          <w:rFonts w:ascii="Arial Narrow" w:eastAsia="Arial Narrow" w:hAnsi="Arial Narrow" w:cs="Arial Narrow"/>
-          <w:b/>
-          <w:color w:val="000000"/>
-          <w:kern w:val="0"/>
-          <w:lang w:eastAsia="es-PE"/>
-          <w14:ligatures w14:val="none"/>
+          <ns2:ligatures ns2:val="none"/>
+        </w:rPr>
+      </w:pPr>
+      <w:r>
+        <w:rPr>
+          <w:rFonts w:ascii="Arial Narrow" w:eastAsia="Arial Narrow" w:hAnsi="Arial Narrow" w:cs="Arial Narrow"/>
+          <w:b/>
+          <w:color w:val="000000"/>
+          <w:kern w:val="0"/>
+          <w:lang w:eastAsia="es-PE"/>
+          <ns2:ligatures ns2:val="none"/>
         </w:rPr>
         <w:tab/>
       </w:r>
@@ -292,7 +292,7 @@
           <w:color w:val="000000"/>
           <w:kern w:val="0"/>
           <w:lang w:eastAsia="es-PE"/>
-          <w14:ligatures w14:val="none"/>
+          <ns2:ligatures ns2:val="none"/>
         </w:rPr>
         <w:tab/>
       </w:r>
@@ -303,7 +303,7 @@
           <w:color w:val="000000"/>
           <w:kern w:val="0"/>
           <w:lang w:eastAsia="es-PE"/>
-          <w14:ligatures w14:val="none"/>
+          <ns2:ligatures ns2:val="none"/>
         </w:rPr>
         <w:t>CORREDORES DE SEGUROS FALABELLA S.A.C.</w:t>
       </w:r>
@@ -314,7 +314,7 @@
           <w:color w:val="000000"/>
           <w:kern w:val="0"/>
           <w:lang w:eastAsia="es-PE"/>
-          <w14:ligatures w14:val="none"/>
+          <ns2:ligatures ns2:val="none"/>
         </w:rPr>
         <w:t xml:space="preserve"> (</w:t>
       </w:r>
@@ -325,7 +325,7 @@
           <w:color w:val="000000"/>
           <w:kern w:val="0"/>
           <w:lang w:eastAsia="es-PE"/>
-          <w14:ligatures w14:val="none"/>
+          <ns2:ligatures ns2:val="none"/>
         </w:rPr>
         <w:t>CORREDORES FALABELLA</w:t>
       </w:r>
@@ -336,12 +336,12 @@
           <w:color w:val="000000"/>
           <w:kern w:val="0"/>
           <w:lang w:eastAsia="es-PE"/>
-          <w14:ligatures w14:val="none"/>
+          <ns2:ligatures ns2:val="none"/>
         </w:rPr>
         <w:t>)</w:t>
       </w:r>
     </w:p>
-    <w:p>
+    <w:p ns2:paraId="753670C1" ns2:textId="77777777">
       <w:pPr>
         <w:tabs>
           <w:tab w:val="left" w:pos="1701"/>
@@ -357,17 +357,17 @@
           <w:color w:val="000000"/>
           <w:kern w:val="0"/>
           <w:lang w:eastAsia="es-PE"/>
-          <w14:ligatures w14:val="none"/>
-        </w:rPr>
-      </w:pPr>
-      <w:r>
-        <w:rPr>
-          <w:rFonts w:ascii="Arial Narrow" w:eastAsia="Arial Narrow" w:hAnsi="Arial Narrow" w:cs="Arial Narrow"/>
-          <w:b/>
-          <w:color w:val="000000"/>
-          <w:kern w:val="0"/>
-          <w:lang w:eastAsia="es-PE"/>
-          <w14:ligatures w14:val="none"/>
+          <ns2:ligatures ns2:val="none"/>
+        </w:rPr>
+      </w:pPr>
+      <w:r>
+        <w:rPr>
+          <w:rFonts w:ascii="Arial Narrow" w:eastAsia="Arial Narrow" w:hAnsi="Arial Narrow" w:cs="Arial Narrow"/>
+          <w:b/>
+          <w:color w:val="000000"/>
+          <w:kern w:val="0"/>
+          <w:lang w:eastAsia="es-PE"/>
+          <ns2:ligatures ns2:val="none"/>
         </w:rPr>
         <w:t>MATERIAS</w:t>
       </w:r>
@@ -378,7 +378,7 @@
           <w:color w:val="000000"/>
           <w:kern w:val="0"/>
           <w:lang w:eastAsia="es-PE"/>
-          <w14:ligatures w14:val="none"/>
+          <ns2:ligatures ns2:val="none"/>
         </w:rPr>
         <w:tab/>
         <w:t xml:space="preserve">: </w:t>
@@ -390,13 +390,13 @@
           <w:color w:val="000000"/>
           <w:kern w:val="0"/>
           <w:lang w:eastAsia="es-PE"/>
-          <w14:ligatures w14:val="none"/>
+          <ns2:ligatures ns2:val="none"/>
         </w:rPr>
         <w:tab/>
         <w:t>ADMISIÓN A TRÁMITE</w:t>
       </w:r>
     </w:p>
-    <w:p>
+    <w:p ns2:paraId="449086A9" ns2:textId="77777777">
       <w:pPr>
         <w:tabs>
           <w:tab w:val="left" w:pos="1701"/>
@@ -412,22 +412,22 @@
           <w:color w:val="000000"/>
           <w:kern w:val="0"/>
           <w:lang w:eastAsia="es-PE"/>
-          <w14:ligatures w14:val="none"/>
-        </w:rPr>
-      </w:pPr>
-      <w:r>
-        <w:rPr>
-          <w:rFonts w:ascii="Arial Narrow" w:eastAsia="Arial Narrow" w:hAnsi="Arial Narrow" w:cs="Arial Narrow"/>
-          <w:b/>
-          <w:color w:val="000000"/>
-          <w:kern w:val="0"/>
-          <w:lang w:eastAsia="es-PE"/>
-          <w14:ligatures w14:val="none"/>
+          <ns2:ligatures ns2:val="none"/>
+        </w:rPr>
+      </w:pPr>
+      <w:r>
+        <w:rPr>
+          <w:rFonts w:ascii="Arial Narrow" w:eastAsia="Arial Narrow" w:hAnsi="Arial Narrow" w:cs="Arial Narrow"/>
+          <w:b/>
+          <w:color w:val="000000"/>
+          <w:kern w:val="0"/>
+          <w:lang w:eastAsia="es-PE"/>
+          <ns2:ligatures ns2:val="none"/>
         </w:rPr>
         <w:t xml:space="preserve">REQUERIMIENTO DE INFORMACIÓN </w:t>
       </w:r>
     </w:p>
-    <w:p>
+    <w:p ns2:paraId="778AE69F" ns2:textId="77777777">
       <w:pPr>
         <w:tabs>
           <w:tab w:val="left" w:pos="1701"/>
@@ -442,17 +442,17 @@
           <w:color w:val="000000"/>
           <w:kern w:val="0"/>
           <w:lang w:eastAsia="es-PE"/>
-          <w14:ligatures w14:val="none"/>
-        </w:rPr>
-      </w:pPr>
-      <w:r>
-        <w:rPr>
-          <w:rFonts w:ascii="Arial Narrow" w:eastAsia="Arial Narrow" w:hAnsi="Arial Narrow" w:cs="Arial Narrow"/>
-          <w:b/>
-          <w:color w:val="000000"/>
-          <w:kern w:val="0"/>
-          <w:lang w:eastAsia="es-PE"/>
-          <w14:ligatures w14:val="none"/>
+          <ns2:ligatures ns2:val="none"/>
+        </w:rPr>
+      </w:pPr>
+      <w:r>
+        <w:rPr>
+          <w:rFonts w:ascii="Arial Narrow" w:eastAsia="Arial Narrow" w:hAnsi="Arial Narrow" w:cs="Arial Narrow"/>
+          <w:b/>
+          <w:color w:val="000000"/>
+          <w:kern w:val="0"/>
+          <w:lang w:eastAsia="es-PE"/>
+          <ns2:ligatures ns2:val="none"/>
         </w:rPr>
         <w:t xml:space="preserve">RESOLUCIÓN </w:t>
       </w:r>
@@ -463,7 +463,7 @@
           <w:color w:val="000000"/>
           <w:kern w:val="0"/>
           <w:lang w:eastAsia="es-PE"/>
-          <w14:ligatures w14:val="none"/>
+          <ns2:ligatures ns2:val="none"/>
         </w:rPr>
         <w:tab/>
         <w:t>:</w:t>
@@ -475,13 +475,13 @@
           <w:color w:val="000000"/>
           <w:kern w:val="0"/>
           <w:lang w:eastAsia="es-PE"/>
-          <w14:ligatures w14:val="none"/>
+          <ns2:ligatures ns2:val="none"/>
         </w:rPr>
         <w:tab/>
         <w:t>1</w:t>
       </w:r>
     </w:p>
-    <w:p>
+    <w:p ns2:paraId="26BE4AD0" ns2:textId="77777777">
       <w:pPr>
         <w:tabs>
           <w:tab w:val="left" w:pos="1014"/>
@@ -495,11 +495,11 @@
           <w:kern w:val="0"/>
           <w:shd w:val="clear" w:color="auto" w:fill="FFFFFF"/>
           <w:lang w:eastAsia="es-PE"/>
-          <w14:ligatures w14:val="none"/>
-        </w:rPr>
-      </w:pPr>
-    </w:p>
-    <w:p>
+          <ns2:ligatures ns2:val="none"/>
+        </w:rPr>
+      </w:pPr>
+    </w:p>
+    <w:p ns2:paraId="6D48DA83" ns2:textId="28A378C1">
       <w:pPr>
         <w:tabs>
           <w:tab w:val="left" w:pos="1014"/>
@@ -513,7 +513,7 @@
           <w:kern w:val="0"/>
           <w:shd w:val="clear" w:color="auto" w:fill="FFFFFF"/>
           <w:lang w:eastAsia="es-PE"/>
-          <w14:ligatures w14:val="none"/>
+          <ns2:ligatures ns2:val="none"/>
         </w:rPr>
       </w:pPr>
       <w:r>
@@ -523,7 +523,7 @@
           <w:kern w:val="0"/>
           <w:shd w:val="clear" w:color="auto" w:fill="FFFFFF"/>
           <w:lang w:eastAsia="es-PE"/>
-          <w14:ligatures w14:val="none"/>
+          <ns2:ligatures ns2:val="none"/>
         </w:rPr>
         <w:t xml:space="preserve">Lima, </w:t>
       </w:r>
@@ -534,7 +534,7 @@
           <w:kern w:val="0"/>
           <w:shd w:val="clear" w:color="auto" w:fill="FFFFFF"/>
           <w:lang w:eastAsia="es-PE"/>
-          <w14:ligatures w14:val="none"/>
+          <ns2:ligatures ns2:val="none"/>
         </w:rPr>
         <w:t>13</w:t>
       </w:r>
@@ -545,7 +545,7 @@
           <w:kern w:val="0"/>
           <w:shd w:val="clear" w:color="auto" w:fill="FFFFFF"/>
           <w:lang w:eastAsia="es-PE"/>
-          <w14:ligatures w14:val="none"/>
+          <ns2:ligatures ns2:val="none"/>
         </w:rPr>
         <w:t xml:space="preserve"> de </w:t>
       </w:r>
@@ -557,7 +557,7 @@
           <w:kern w:val="0"/>
           <w:shd w:val="clear" w:color="auto" w:fill="FFFFFF"/>
           <w:lang w:eastAsia="es-PE"/>
-          <w14:ligatures w14:val="none"/>
+          <ns2:ligatures ns2:val="none"/>
         </w:rPr>
         <w:t>febrero</w:t>
       </w:r>
@@ -568,13 +568,13 @@
           <w:kern w:val="0"/>
           <w:shd w:val="clear" w:color="auto" w:fill="FFFFFF"/>
           <w:lang w:eastAsia="es-PE"/>
-          <w14:ligatures w14:val="none"/>
+          <ns2:ligatures ns2:val="none"/>
         </w:rPr>
         <w:t xml:space="preserve"> de 2026</w:t>
       </w:r>
       <w:bookmarkEnd w:id="1"/>
     </w:p>
-    <w:p>
+    <w:p ns2:paraId="1EF3C256" ns2:textId="77777777">
       <w:pPr>
         <w:tabs>
           <w:tab w:val="left" w:pos="1014"/>
@@ -587,11 +587,11 @@
           <w:color w:val="000000"/>
           <w:kern w:val="0"/>
           <w:lang w:eastAsia="es-PE"/>
-          <w14:ligatures w14:val="none"/>
-        </w:rPr>
-      </w:pPr>
-    </w:p>
-    <w:p>
+          <ns2:ligatures ns2:val="none"/>
+        </w:rPr>
+      </w:pPr>
+    </w:p>
+    <w:p ns2:paraId="087322B4" ns2:textId="77777777">
       <w:pPr>
         <w:numPr>
           <w:ilvl w:val="0"/>
@@ -606,22 +606,22 @@
           <w:color w:val="000000"/>
           <w:kern w:val="0"/>
           <w:lang w:eastAsia="es-PE"/>
-          <w14:ligatures w14:val="none"/>
-        </w:rPr>
-      </w:pPr>
-      <w:r>
-        <w:rPr>
-          <w:rFonts w:ascii="Arial Narrow" w:eastAsia="Arial Narrow" w:hAnsi="Arial Narrow" w:cs="Arial Narrow"/>
-          <w:b/>
-          <w:color w:val="000000"/>
-          <w:kern w:val="0"/>
-          <w:lang w:eastAsia="es-PE"/>
-          <w14:ligatures w14:val="none"/>
+          <ns2:ligatures ns2:val="none"/>
+        </w:rPr>
+      </w:pPr>
+      <w:r>
+        <w:rPr>
+          <w:rFonts w:ascii="Arial Narrow" w:eastAsia="Arial Narrow" w:hAnsi="Arial Narrow" w:cs="Arial Narrow"/>
+          <w:b/>
+          <w:color w:val="000000"/>
+          <w:kern w:val="0"/>
+          <w:lang w:eastAsia="es-PE"/>
+          <ns2:ligatures ns2:val="none"/>
         </w:rPr>
         <w:t xml:space="preserve">HECHOS </w:t>
       </w:r>
     </w:p>
-    <w:p>
+    <w:p ns2:paraId="4407157A" ns2:textId="77777777">
       <w:pPr>
         <w:spacing w:after="0" w:line="240" w:lineRule="auto"/>
         <w:contextualSpacing/>
@@ -631,11 +631,11 @@
           <w:color w:val="000000"/>
           <w:kern w:val="0"/>
           <w:lang w:eastAsia="es-PE"/>
-          <w14:ligatures w14:val="none"/>
-        </w:rPr>
-      </w:pPr>
-    </w:p>
-    <w:p>
+          <ns2:ligatures ns2:val="none"/>
+        </w:rPr>
+      </w:pPr>
+    </w:p>
+    <w:p ns2:paraId="5ECFCB1A" ns2:textId="53D10596">
       <w:pPr>
         <w:numPr>
           <w:ilvl w:val="1"/>
@@ -650,7 +650,7 @@
           <w:color w:val="000000"/>
           <w:kern w:val="0"/>
           <w:lang w:val="es-ES" w:eastAsia="es-ES"/>
-          <w14:ligatures w14:val="none"/>
+          <ns2:ligatures ns2:val="none"/>
         </w:rPr>
       </w:pPr>
       <w:r>
@@ -659,7 +659,7 @@
           <w:color w:val="000000"/>
           <w:kern w:val="0"/>
           <w:lang w:val="es-ES" w:eastAsia="es-ES"/>
-          <w14:ligatures w14:val="none"/>
+          <ns2:ligatures ns2:val="none"/>
         </w:rPr>
         <w:t xml:space="preserve">Mediante la denuncia del 16 de enero de 2026, el señor [APELLIDO] denunció a Rímac y Corredores Falabella por presuntas infracciones a la Ley 29571, Código de Protección y Defensa del Consumidor (en adelante, Código), señalando lo siguiente:</w:t>
       </w:r>
@@ -669,7 +669,7 @@
           <w:color w:val="000000"/>
           <w:kern w:val="0"/>
           <w:lang w:val="es-ES" w:eastAsia="es-ES"/>
-          <w14:ligatures w14:val="none"/>
+          <ns2:ligatures ns2:val="none"/>
         </w:rPr>
         <w:t/>
       </w:r>
@@ -677,7 +677,7 @@
         <w:rPr>
           <w:rFonts w:ascii="Arial Narrow" w:eastAsia="Calibri" w:hAnsi="Arial Narrow" w:cs="Arial"/>
           <w:kern w:val="0"/>
-          <w14:ligatures w14:val="none"/>
+          <ns2:ligatures ns2:val="none"/>
         </w:rPr>
         <w:t xml:space="preserve"/>
       </w:r>
@@ -685,7 +685,7 @@
         <w:rPr>
           <w:rFonts w:ascii="Arial Narrow" w:eastAsia="Calibri" w:hAnsi="Arial Narrow" w:cs="Arial"/>
           <w:kern w:val="0"/>
-          <w14:ligatures w14:val="none"/>
+          <ns2:ligatures ns2:val="none"/>
         </w:rPr>
         <w:t xml:space="preserve"/>
       </w:r>
@@ -693,7 +693,7 @@
         <w:rPr>
           <w:rFonts w:ascii="Arial Narrow" w:eastAsia="Calibri" w:hAnsi="Arial Narrow" w:cs="Arial"/>
           <w:kern w:val="0"/>
-          <w14:ligatures w14:val="none"/>
+          <ns2:ligatures ns2:val="none"/>
         </w:rPr>
         <w:t/>
       </w:r>
@@ -703,7 +703,7 @@
           <w:color w:val="000000"/>
           <w:kern w:val="0"/>
           <w:lang w:val="es-ES" w:eastAsia="es-ES"/>
-          <w14:ligatures w14:val="none"/>
+          <ns2:ligatures ns2:val="none"/>
         </w:rPr>
         <w:t xml:space="preserve"/>
       </w:r>
@@ -713,7 +713,7 @@
           <w:color w:val="000000"/>
           <w:kern w:val="0"/>
           <w:lang w:val="es-ES" w:eastAsia="es-ES"/>
-          <w14:ligatures w14:val="none"/>
+          <ns2:ligatures ns2:val="none"/>
         </w:rPr>
         <w:t xml:space="preserve"/>
       </w:r>
@@ -723,7 +723,7 @@
           <w:color w:val="000000"/>
           <w:kern w:val="0"/>
           <w:lang w:val="es-ES" w:eastAsia="es-ES"/>
-          <w14:ligatures w14:val="none"/>
+          <ns2:ligatures ns2:val="none"/>
         </w:rPr>
         <w:t xml:space="preserve"/>
       </w:r>
@@ -733,7 +733,7 @@
           <w:color w:val="000000"/>
           <w:kern w:val="0"/>
           <w:lang w:val="es-ES" w:eastAsia="es-ES"/>
-          <w14:ligatures w14:val="none"/>
+          <ns2:ligatures ns2:val="none"/>
         </w:rPr>
         <w:t xml:space="preserve"/>
       </w:r>
@@ -743,7 +743,7 @@
           <w:color w:val="000000"/>
           <w:kern w:val="0"/>
           <w:lang w:val="es-ES" w:eastAsia="es-ES"/>
-          <w14:ligatures w14:val="none"/>
+          <ns2:ligatures ns2:val="none"/>
         </w:rPr>
         <w:t/>
       </w:r>
@@ -755,7 +755,7 @@
           <w:kern w:val="0"/>
           <w:vertAlign w:val="superscript"/>
           <w:lang w:val="es-ES" w:eastAsia="es-ES"/>
-          <w14:ligatures w14:val="none"/>
+          <ns2:ligatures ns2:val="none"/>
         </w:rPr>
         <w:footnoteReference w:id="1"/>
       </w:r>
@@ -765,7 +765,7 @@
           <w:color w:val="000000"/>
           <w:kern w:val="0"/>
           <w:lang w:val="es-ES" w:eastAsia="es-ES"/>
-          <w14:ligatures w14:val="none"/>
+          <ns2:ligatures ns2:val="none"/>
         </w:rPr>
         <w:t xml:space="preserve"/>
       </w:r>
@@ -776,12 +776,12 @@
           <w:color w:val="000000"/>
           <w:kern w:val="0"/>
           <w:lang w:val="es-ES" w:eastAsia="es-ES"/>
-          <w14:ligatures w14:val="none"/>
+          <ns2:ligatures ns2:val="none"/>
         </w:rPr>
         <w:t/>
       </w:r>
     </w:p>
-    <w:p>
+    <w:p ns2:paraId="64AF7FDB" ns2:textId="77777777">
       <w:pPr>
         <w:tabs>
           <w:tab w:val="left" w:pos="1134"/>
@@ -794,11 +794,11 @@
           <w:color w:val="000000"/>
           <w:kern w:val="0"/>
           <w:lang w:val="es-ES" w:eastAsia="es-ES"/>
-          <w14:ligatures w14:val="none"/>
-        </w:rPr>
-      </w:pPr>
-    </w:p>
-    <w:p>
+          <ns2:ligatures ns2:val="none"/>
+        </w:rPr>
+      </w:pPr>
+    </w:p>
+    <w:p ns2:paraId="1A2AB630" ns2:textId="23C6585E">
       <w:pPr>
         <w:pStyle w:val="Prrafodelista"/>
         <w:numPr>
@@ -816,7 +816,7 @@
           <w:color w:val="000000"/>
           <w:kern w:val="0"/>
           <w:lang w:eastAsia="es-ES"/>
-          <w14:ligatures w14:val="none"/>
+          <ns2:ligatures ns2:val="none"/>
         </w:rPr>
       </w:pPr>
       <w:r>
@@ -825,7 +825,7 @@
           <w:color w:val="000000"/>
           <w:kern w:val="0"/>
           <w:lang w:eastAsia="es-ES"/>
-          <w14:ligatures w14:val="none"/>
+          <ns2:ligatures ns2:val="none"/>
         </w:rPr>
         <w:t xml:space="preserve">El 21 de abril de 2022, contrató, por intermedio de </w:t>
       </w:r>
@@ -835,7 +835,7 @@
           <w:color w:val="000000"/>
           <w:kern w:val="0"/>
           <w:lang w:val="es-ES" w:eastAsia="es-ES"/>
-          <w14:ligatures w14:val="none"/>
+          <ns2:ligatures ns2:val="none"/>
         </w:rPr>
         <w:t>Corredores Falabella</w:t>
       </w:r>
@@ -845,7 +845,7 @@
           <w:color w:val="000000"/>
           <w:kern w:val="0"/>
           <w:lang w:eastAsia="es-ES"/>
-          <w14:ligatures w14:val="none"/>
+          <ns2:ligatures ns2:val="none"/>
         </w:rPr>
         <w:t xml:space="preserve"> </w:t>
       </w:r>
@@ -855,7 +855,7 @@
           <w:color w:val="000000"/>
           <w:kern w:val="0"/>
           <w:lang w:eastAsia="es-ES"/>
-          <w14:ligatures w14:val="none"/>
+          <ns2:ligatures ns2:val="none"/>
         </w:rPr>
         <w:t xml:space="preserve">el Seguro Vehicular – Póliza 2001-755531 (en adelante, Seguro Vehicular) </w:t>
       </w:r>
@@ -865,7 +865,7 @@
           <w:color w:val="000000"/>
           <w:kern w:val="0"/>
           <w:lang w:eastAsia="es-ES"/>
-          <w14:ligatures w14:val="none"/>
+          <ns2:ligatures ns2:val="none"/>
         </w:rPr>
         <w:t>emitido por</w:t>
       </w:r>
@@ -875,7 +875,7 @@
           <w:color w:val="000000"/>
           <w:kern w:val="0"/>
           <w:lang w:eastAsia="es-ES"/>
-          <w14:ligatures w14:val="none"/>
+          <ns2:ligatures ns2:val="none"/>
         </w:rPr>
         <w:t xml:space="preserve"> Rímac </w:t>
       </w:r>
@@ -885,7 +885,7 @@
           <w:color w:val="000000"/>
           <w:kern w:val="0"/>
           <w:lang w:eastAsia="es-ES"/>
-          <w14:ligatures w14:val="none"/>
+          <ns2:ligatures ns2:val="none"/>
         </w:rPr>
         <w:t>para</w:t>
       </w:r>
@@ -895,7 +895,7 @@
           <w:color w:val="000000"/>
           <w:kern w:val="0"/>
           <w:lang w:eastAsia="es-ES"/>
-          <w14:ligatures w14:val="none"/>
+          <ns2:ligatures ns2:val="none"/>
         </w:rPr>
         <w:t xml:space="preserve"> el vehículo</w:t>
       </w:r>
@@ -905,7 +905,7 @@
           <w:color w:val="000000"/>
           <w:kern w:val="0"/>
           <w:lang w:eastAsia="es-ES"/>
-          <w14:ligatures w14:val="none"/>
+          <ns2:ligatures ns2:val="none"/>
         </w:rPr>
         <w:t xml:space="preserve"> </w:t>
       </w:r>
@@ -915,7 +915,7 @@
           <w:color w:val="000000"/>
           <w:kern w:val="0"/>
           <w:lang w:eastAsia="es-ES"/>
-          <w14:ligatures w14:val="none"/>
+          <ns2:ligatures ns2:val="none"/>
         </w:rPr>
         <w:t>con Placa de Rodaje AYK</w:t>
       </w:r>
@@ -925,7 +925,7 @@
           <w:color w:val="000000"/>
           <w:kern w:val="0"/>
           <w:lang w:eastAsia="es-ES"/>
-          <w14:ligatures w14:val="none"/>
+          <ns2:ligatures ns2:val="none"/>
         </w:rPr>
         <w:t>-</w:t>
       </w:r>
@@ -935,12 +935,12 @@
           <w:color w:val="000000"/>
           <w:kern w:val="0"/>
           <w:lang w:eastAsia="es-ES"/>
-          <w14:ligatures w14:val="none"/>
+          <ns2:ligatures ns2:val="none"/>
         </w:rPr>
         <w:t>394, por la suma asegurada de US$ 15 000,00.</w:t>
       </w:r>
     </w:p>
-    <w:p>
+    <w:p ns2:paraId="739C1EDC" ns2:textId="77777777">
       <w:pPr>
         <w:pStyle w:val="Prrafodelista"/>
         <w:spacing w:after="0" w:line="240" w:lineRule="auto"/>
@@ -951,11 +951,11 @@
           <w:color w:val="000000"/>
           <w:kern w:val="0"/>
           <w:lang w:eastAsia="es-ES"/>
-          <w14:ligatures w14:val="none"/>
-        </w:rPr>
-      </w:pPr>
-    </w:p>
-    <w:p>
+          <ns2:ligatures ns2:val="none"/>
+        </w:rPr>
+      </w:pPr>
+    </w:p>
+    <w:p ns2:paraId="4758CC71" ns2:textId="4CC00086">
       <w:pPr>
         <w:pStyle w:val="Prrafodelista"/>
         <w:numPr>
@@ -973,7 +973,7 @@
           <w:color w:val="000000"/>
           <w:kern w:val="0"/>
           <w:lang w:eastAsia="es-ES"/>
-          <w14:ligatures w14:val="none"/>
+          <ns2:ligatures ns2:val="none"/>
         </w:rPr>
       </w:pPr>
       <w:r>
@@ -982,7 +982,7 @@
           <w:color w:val="000000"/>
           <w:kern w:val="0"/>
           <w:lang w:eastAsia="es-ES"/>
-          <w14:ligatures w14:val="none"/>
+          <ns2:ligatures ns2:val="none"/>
         </w:rPr>
         <w:t xml:space="preserve">El 12 de octubre de 2025, ocurrió un siniestro vehicular </w:t>
       </w:r>
@@ -992,7 +992,7 @@
           <w:color w:val="000000"/>
           <w:kern w:val="0"/>
           <w:lang w:eastAsia="es-ES"/>
-          <w14:ligatures w14:val="none"/>
+          <ns2:ligatures ns2:val="none"/>
         </w:rPr>
         <w:t>que fue registrado</w:t>
       </w:r>
@@ -1002,7 +1002,7 @@
           <w:color w:val="000000"/>
           <w:kern w:val="0"/>
           <w:lang w:eastAsia="es-ES"/>
-          <w14:ligatures w14:val="none"/>
+          <ns2:ligatures ns2:val="none"/>
         </w:rPr>
         <w:t xml:space="preserve"> con 690242, el cual fue calificado por </w:t>
       </w:r>
@@ -1012,7 +1012,7 @@
           <w:color w:val="000000"/>
           <w:kern w:val="0"/>
           <w:lang w:val="es-ES" w:eastAsia="es-ES"/>
-          <w14:ligatures w14:val="none"/>
+          <ns2:ligatures ns2:val="none"/>
         </w:rPr>
         <w:t xml:space="preserve">Rímac </w:t>
       </w:r>
@@ -1022,12 +1022,12 @@
           <w:color w:val="000000"/>
           <w:kern w:val="0"/>
           <w:lang w:eastAsia="es-ES"/>
-          <w14:ligatures w14:val="none"/>
+          <ns2:ligatures ns2:val="none"/>
         </w:rPr>
         <w:t>como pérdida total, al determinarse que la reparación resultaba antieconómica.</w:t>
       </w:r>
     </w:p>
-    <w:p>
+    <w:p ns2:paraId="20BF0C44" ns2:textId="77777777">
       <w:pPr>
         <w:spacing w:after="0" w:line="240" w:lineRule="auto"/>
         <w:contextualSpacing/>
@@ -1037,11 +1037,11 @@
           <w:color w:val="000000"/>
           <w:kern w:val="0"/>
           <w:lang w:eastAsia="es-ES"/>
-          <w14:ligatures w14:val="none"/>
-        </w:rPr>
-      </w:pPr>
-    </w:p>
-    <w:p>
+          <ns2:ligatures ns2:val="none"/>
+        </w:rPr>
+      </w:pPr>
+    </w:p>
+    <w:p ns2:paraId="5C464BF1" ns2:textId="512BD135">
       <w:pPr>
         <w:pStyle w:val="Prrafodelista"/>
         <w:numPr>
@@ -1059,7 +1059,7 @@
           <w:color w:val="000000"/>
           <w:kern w:val="0"/>
           <w:lang w:eastAsia="es-ES"/>
-          <w14:ligatures w14:val="none"/>
+          <ns2:ligatures ns2:val="none"/>
         </w:rPr>
       </w:pPr>
       <w:r>
@@ -1068,12 +1068,12 @@
           <w:color w:val="000000"/>
           <w:kern w:val="0"/>
           <w:lang w:eastAsia="es-ES"/>
-          <w14:ligatures w14:val="none"/>
+          <ns2:ligatures ns2:val="none"/>
         </w:rPr>
         <w:t>El 5 de noviembre de 2025, mediante carta CPT-986011, Rímac comunicó la liquidación del siniestro tomando como base un valor comercial de US$ 10 000,00, monto distinto a la suma asegurada de US$ 15 000,00, sin detallar la metodología ni los criterios técnicos utilizados para su determinación.</w:t>
       </w:r>
     </w:p>
-    <w:p>
+    <w:p ns2:paraId="0FDC4215" ns2:textId="77777777">
       <w:pPr>
         <w:pStyle w:val="Prrafodelista"/>
         <w:spacing w:after="0" w:line="240" w:lineRule="auto"/>
@@ -1084,11 +1084,11 @@
           <w:color w:val="000000"/>
           <w:kern w:val="0"/>
           <w:lang w:eastAsia="es-ES"/>
-          <w14:ligatures w14:val="none"/>
-        </w:rPr>
-      </w:pPr>
-    </w:p>
-    <w:p>
+          <ns2:ligatures ns2:val="none"/>
+        </w:rPr>
+      </w:pPr>
+    </w:p>
+    <w:p ns2:paraId="0FDFD7D4" ns2:textId="02CC746C">
       <w:pPr>
         <w:pStyle w:val="Prrafodelista"/>
         <w:numPr>
@@ -1106,7 +1106,7 @@
           <w:color w:val="000000"/>
           <w:kern w:val="0"/>
           <w:lang w:eastAsia="es-ES"/>
-          <w14:ligatures w14:val="none"/>
+          <ns2:ligatures ns2:val="none"/>
         </w:rPr>
       </w:pPr>
       <w:r>
@@ -1115,7 +1115,7 @@
           <w:color w:val="000000"/>
           <w:kern w:val="0"/>
           <w:lang w:eastAsia="es-ES"/>
-          <w14:ligatures w14:val="none"/>
+          <ns2:ligatures ns2:val="none"/>
         </w:rPr>
         <w:t xml:space="preserve">El </w:t>
       </w:r>
@@ -1125,7 +1125,7 @@
           <w:color w:val="000000"/>
           <w:kern w:val="0"/>
           <w:lang w:eastAsia="es-ES"/>
-          <w14:ligatures w14:val="none"/>
+          <ns2:ligatures ns2:val="none"/>
         </w:rPr>
         <w:t>mismo día</w:t>
       </w:r>
@@ -1135,12 +1135,12 @@
           <w:color w:val="000000"/>
           <w:kern w:val="0"/>
           <w:lang w:eastAsia="es-ES"/>
-          <w14:ligatures w14:val="none"/>
+          <ns2:ligatures ns2:val="none"/>
         </w:rPr>
         <w:t>, presentó el reclamo 25SBS019099 y remitió comunicación solicitando la rectificación de la liquidación efectuada, requiriendo que la indemnización se determine conforme a la suma asegurada de US$ 15 000,00 y sin aplicación de deducible, de acuerdo con la cobertura por pérdida total prevista en el Seguro Vehicular.</w:t>
       </w:r>
     </w:p>
-    <w:p>
+    <w:p ns2:paraId="19679C56" ns2:textId="77777777">
       <w:pPr>
         <w:pStyle w:val="Prrafodelista"/>
         <w:spacing w:after="0" w:line="240" w:lineRule="auto"/>
@@ -1151,11 +1151,11 @@
           <w:color w:val="000000"/>
           <w:kern w:val="0"/>
           <w:lang w:eastAsia="es-ES"/>
-          <w14:ligatures w14:val="none"/>
-        </w:rPr>
-      </w:pPr>
-    </w:p>
-    <w:p>
+          <ns2:ligatures ns2:val="none"/>
+        </w:rPr>
+      </w:pPr>
+    </w:p>
+    <w:p ns2:paraId="36E54B30" ns2:textId="536A19C0">
       <w:pPr>
         <w:pStyle w:val="Prrafodelista"/>
         <w:numPr>
@@ -1173,7 +1173,7 @@
           <w:color w:val="000000"/>
           <w:kern w:val="0"/>
           <w:lang w:eastAsia="es-ES"/>
-          <w14:ligatures w14:val="none"/>
+          <ns2:ligatures ns2:val="none"/>
         </w:rPr>
       </w:pPr>
       <w:r>
@@ -1182,7 +1182,7 @@
           <w:color w:val="000000"/>
           <w:kern w:val="0"/>
           <w:lang w:eastAsia="es-ES"/>
-          <w14:ligatures w14:val="none"/>
+          <ns2:ligatures ns2:val="none"/>
         </w:rPr>
         <w:t xml:space="preserve">El 11 de noviembre de 2025, </w:t>
       </w:r>
@@ -1192,7 +1192,7 @@
           <w:color w:val="000000"/>
           <w:kern w:val="0"/>
           <w:lang w:val="es-ES" w:eastAsia="es-ES"/>
-          <w14:ligatures w14:val="none"/>
+          <ns2:ligatures ns2:val="none"/>
         </w:rPr>
         <w:t xml:space="preserve">Rímac </w:t>
       </w:r>
@@ -1202,7 +1202,7 @@
           <w:color w:val="000000"/>
           <w:kern w:val="0"/>
           <w:lang w:eastAsia="es-ES"/>
-          <w14:ligatures w14:val="none"/>
+          <ns2:ligatures ns2:val="none"/>
         </w:rPr>
         <w:t xml:space="preserve">respondió el reclamo señalando que </w:t>
       </w:r>
@@ -1212,7 +1212,7 @@
           <w:color w:val="000000"/>
           <w:kern w:val="0"/>
           <w:lang w:eastAsia="es-ES"/>
-          <w14:ligatures w14:val="none"/>
+          <ns2:ligatures ns2:val="none"/>
         </w:rPr>
         <w:t>el Seguro Vehicular</w:t>
       </w:r>
@@ -1222,7 +1222,7 @@
           <w:color w:val="000000"/>
           <w:kern w:val="0"/>
           <w:lang w:eastAsia="es-ES"/>
-          <w14:ligatures w14:val="none"/>
+          <ns2:ligatures ns2:val="none"/>
         </w:rPr>
         <w:t xml:space="preserve"> </w:t>
       </w:r>
@@ -1232,7 +1232,7 @@
           <w:color w:val="000000"/>
           <w:kern w:val="0"/>
           <w:lang w:eastAsia="es-ES"/>
-          <w14:ligatures w14:val="none"/>
+          <ns2:ligatures ns2:val="none"/>
         </w:rPr>
         <w:t xml:space="preserve">contratado </w:t>
       </w:r>
@@ -1242,7 +1242,7 @@
           <w:color w:val="000000"/>
           <w:kern w:val="0"/>
           <w:lang w:eastAsia="es-ES"/>
-          <w14:ligatures w14:val="none"/>
+          <ns2:ligatures ns2:val="none"/>
         </w:rPr>
         <w:t>correspondía al canal Falabella y que en el año 2022 la suma asegurada fue de US$ 15 000,00; no obstante, indicó que la declaración de pérdida total se realizó considerando el valor comercial actual del vehículo. Asimismo, consignó la existencia de un coaseguro de 20% para pérdidas totales y declaró infundado el reclamo, reiterando el valor comercial de US$ 10 000,00.</w:t>
       </w:r>
@@ -1252,7 +1252,7 @@
           <w:color w:val="000000"/>
           <w:kern w:val="0"/>
           <w:lang w:eastAsia="es-ES"/>
-          <w14:ligatures w14:val="none"/>
+          <ns2:ligatures ns2:val="none"/>
         </w:rPr>
         <w:t xml:space="preserve"> </w:t>
       </w:r>
@@ -1262,12 +1262,12 @@
           <w:color w:val="000000"/>
           <w:kern w:val="0"/>
           <w:lang w:eastAsia="es-ES"/>
-          <w14:ligatures w14:val="none"/>
+          <ns2:ligatures ns2:val="none"/>
         </w:rPr>
         <w:t xml:space="preserve"> </w:t>
       </w:r>
     </w:p>
-    <w:p>
+    <w:p ns2:paraId="15822FE8" ns2:textId="77777777">
       <w:pPr>
         <w:pStyle w:val="Prrafodelista"/>
         <w:spacing w:after="0" w:line="240" w:lineRule="auto"/>
@@ -1278,11 +1278,11 @@
           <w:color w:val="000000"/>
           <w:kern w:val="0"/>
           <w:lang w:eastAsia="es-ES"/>
-          <w14:ligatures w14:val="none"/>
-        </w:rPr>
-      </w:pPr>
-    </w:p>
-    <w:p>
+          <ns2:ligatures ns2:val="none"/>
+        </w:rPr>
+      </w:pPr>
+    </w:p>
+    <w:p ns2:paraId="3E7484FD" ns2:textId="4F535E5E">
       <w:pPr>
         <w:pStyle w:val="Prrafodelista"/>
         <w:numPr>
@@ -1300,7 +1300,7 @@
           <w:color w:val="000000"/>
           <w:kern w:val="0"/>
           <w:lang w:eastAsia="es-ES"/>
-          <w14:ligatures w14:val="none"/>
+          <ns2:ligatures ns2:val="none"/>
         </w:rPr>
       </w:pPr>
       <w:r>
@@ -1309,7 +1309,7 @@
           <w:color w:val="000000"/>
           <w:kern w:val="0"/>
           <w:lang w:eastAsia="es-ES"/>
-          <w14:ligatures w14:val="none"/>
+          <ns2:ligatures ns2:val="none"/>
         </w:rPr>
         <w:t xml:space="preserve">El 17 de noviembre de 2025, remitió carta notarial a </w:t>
       </w:r>
@@ -1319,7 +1319,7 @@
           <w:color w:val="000000"/>
           <w:kern w:val="0"/>
           <w:lang w:val="es-ES" w:eastAsia="es-ES"/>
-          <w14:ligatures w14:val="none"/>
+          <ns2:ligatures ns2:val="none"/>
         </w:rPr>
         <w:t xml:space="preserve">Rímac </w:t>
       </w:r>
@@ -1329,7 +1329,7 @@
           <w:color w:val="000000"/>
           <w:kern w:val="0"/>
           <w:lang w:eastAsia="es-ES"/>
-          <w14:ligatures w14:val="none"/>
+          <ns2:ligatures ns2:val="none"/>
         </w:rPr>
         <w:t>requiriendo que</w:t>
       </w:r>
@@ -1339,7 +1339,7 @@
           <w:color w:val="000000"/>
           <w:kern w:val="0"/>
           <w:lang w:eastAsia="es-ES"/>
-          <w14:ligatures w14:val="none"/>
+          <ns2:ligatures ns2:val="none"/>
         </w:rPr>
         <w:t xml:space="preserve"> </w:t>
       </w:r>
@@ -1349,12 +1349,12 @@
           <w:color w:val="000000"/>
           <w:kern w:val="0"/>
           <w:lang w:eastAsia="es-ES"/>
-          <w14:ligatures w14:val="none"/>
+          <ns2:ligatures ns2:val="none"/>
         </w:rPr>
         <w:t>cumpla con designar al ajustador de siniestros en acuerdo con el asegurado, remita el informe técnico correspondiente y el convenio de ajuste con el detalle del importe de la indemnización determinada.</w:t>
       </w:r>
     </w:p>
-    <w:p>
+    <w:p ns2:paraId="171EB01C" ns2:textId="77777777">
       <w:pPr>
         <w:pStyle w:val="Prrafodelista"/>
         <w:spacing w:after="0" w:line="240" w:lineRule="auto"/>
@@ -1365,11 +1365,11 @@
           <w:color w:val="000000"/>
           <w:kern w:val="0"/>
           <w:lang w:eastAsia="es-ES"/>
-          <w14:ligatures w14:val="none"/>
-        </w:rPr>
-      </w:pPr>
-    </w:p>
-    <w:p>
+          <ns2:ligatures ns2:val="none"/>
+        </w:rPr>
+      </w:pPr>
+    </w:p>
+    <w:p ns2:paraId="0F56DF9E" ns2:textId="38AB5AF6">
       <w:pPr>
         <w:pStyle w:val="Prrafodelista"/>
         <w:numPr>
@@ -1387,7 +1387,7 @@
           <w:color w:val="000000"/>
           <w:kern w:val="0"/>
           <w:lang w:eastAsia="es-ES"/>
-          <w14:ligatures w14:val="none"/>
+          <ns2:ligatures ns2:val="none"/>
         </w:rPr>
       </w:pPr>
       <w:r>
@@ -1396,7 +1396,7 @@
           <w:color w:val="000000"/>
           <w:kern w:val="0"/>
           <w:lang w:eastAsia="es-ES"/>
-          <w14:ligatures w14:val="none"/>
+          <ns2:ligatures ns2:val="none"/>
         </w:rPr>
         <w:t xml:space="preserve">El 15 de diciembre de 2025, se llevó a cabo audiencia de conciliación virtual correspondiente al reclamo 00050715 2025-SAC/RC, con participación de </w:t>
       </w:r>
@@ -1406,7 +1406,7 @@
           <w:color w:val="000000"/>
           <w:kern w:val="0"/>
           <w:lang w:eastAsia="es-ES"/>
-          <w14:ligatures w14:val="none"/>
+          <ns2:ligatures ns2:val="none"/>
         </w:rPr>
         <w:t xml:space="preserve">un </w:t>
       </w:r>
@@ -1416,12 +1416,12 @@
           <w:color w:val="000000"/>
           <w:kern w:val="0"/>
           <w:lang w:eastAsia="es-ES"/>
-          <w14:ligatures w14:val="none"/>
+          <ns2:ligatures ns2:val="none"/>
         </w:rPr>
         <w:t>representante de Rímac la cual concluyó sin acuerdo.</w:t>
       </w:r>
     </w:p>
-    <w:p>
+    <w:p ns2:paraId="12CD61C7" ns2:textId="77777777">
       <w:pPr>
         <w:pStyle w:val="Prrafodelista"/>
         <w:spacing w:after="0" w:line="240" w:lineRule="auto"/>
@@ -1432,11 +1432,11 @@
           <w:color w:val="000000"/>
           <w:kern w:val="0"/>
           <w:lang w:eastAsia="es-ES"/>
-          <w14:ligatures w14:val="none"/>
-        </w:rPr>
-      </w:pPr>
-    </w:p>
-    <w:p>
+          <ns2:ligatures ns2:val="none"/>
+        </w:rPr>
+      </w:pPr>
+    </w:p>
+    <w:p ns2:paraId="6C2CDDAA" ns2:textId="6D64B897">
       <w:pPr>
         <w:pStyle w:val="Prrafodelista"/>
         <w:numPr>
@@ -1454,7 +1454,7 @@
           <w:color w:val="000000"/>
           <w:kern w:val="0"/>
           <w:lang w:eastAsia="es-ES"/>
-          <w14:ligatures w14:val="none"/>
+          <ns2:ligatures ns2:val="none"/>
         </w:rPr>
       </w:pPr>
       <w:r>
@@ -1463,7 +1463,7 @@
           <w:color w:val="000000"/>
           <w:kern w:val="0"/>
           <w:lang w:eastAsia="es-ES"/>
-          <w14:ligatures w14:val="none"/>
+          <ns2:ligatures ns2:val="none"/>
         </w:rPr>
         <w:t xml:space="preserve">El 23 de diciembre de 2025, </w:t>
       </w:r>
@@ -1473,7 +1473,7 @@
           <w:color w:val="000000"/>
           <w:kern w:val="0"/>
           <w:lang w:eastAsia="es-ES"/>
-          <w14:ligatures w14:val="none"/>
+          <ns2:ligatures ns2:val="none"/>
         </w:rPr>
         <w:t xml:space="preserve">Rímac </w:t>
       </w:r>
@@ -1483,7 +1483,7 @@
           <w:color w:val="000000"/>
           <w:kern w:val="0"/>
           <w:lang w:eastAsia="es-ES"/>
-          <w14:ligatures w14:val="none"/>
+          <ns2:ligatures ns2:val="none"/>
         </w:rPr>
         <w:t>remitió carta en la que reconoció que la póliza contratada incluía la cláusula de valor convenido (valor comercial + 20%)</w:t>
       </w:r>
@@ -1493,7 +1493,7 @@
           <w:color w:val="000000"/>
           <w:kern w:val="0"/>
           <w:lang w:eastAsia="es-ES"/>
-          <w14:ligatures w14:val="none"/>
+          <ns2:ligatures ns2:val="none"/>
         </w:rPr>
         <w:t>; no obstante,</w:t>
       </w:r>
@@ -1503,7 +1503,7 @@
           <w:color w:val="000000"/>
           <w:kern w:val="0"/>
           <w:lang w:eastAsia="es-ES"/>
-          <w14:ligatures w14:val="none"/>
+          <ns2:ligatures ns2:val="none"/>
         </w:rPr>
         <w:t xml:space="preserve"> </w:t>
       </w:r>
@@ -1513,7 +1513,7 @@
           <w:color w:val="000000"/>
           <w:kern w:val="0"/>
           <w:lang w:eastAsia="es-ES"/>
-          <w14:ligatures w14:val="none"/>
+          <ns2:ligatures ns2:val="none"/>
         </w:rPr>
         <w:t>mantuvo</w:t>
       </w:r>
@@ -1523,7 +1523,7 @@
           <w:color w:val="000000"/>
           <w:kern w:val="0"/>
           <w:lang w:eastAsia="es-ES"/>
-          <w14:ligatures w14:val="none"/>
+          <ns2:ligatures ns2:val="none"/>
         </w:rPr>
         <w:t xml:space="preserve"> como base de cálculo el valor comercial de US$ 10 000,00 para la liquidación del siniestro</w:t>
       </w:r>
@@ -1533,7 +1533,7 @@
           <w:color w:val="000000"/>
           <w:kern w:val="0"/>
           <w:lang w:eastAsia="es-ES"/>
-          <w14:ligatures w14:val="none"/>
+          <ns2:ligatures ns2:val="none"/>
         </w:rPr>
         <w:t>, pese a que el valor comercial del vehículo en el mercado superaba dicho monto</w:t>
       </w:r>
@@ -1543,7 +1543,7 @@
           <w:color w:val="000000"/>
           <w:kern w:val="0"/>
           <w:lang w:eastAsia="es-ES"/>
-          <w14:ligatures w14:val="none"/>
+          <ns2:ligatures ns2:val="none"/>
         </w:rPr>
         <w:t>.</w:t>
       </w:r>
@@ -1553,12 +1553,12 @@
           <w:color w:val="000000"/>
           <w:kern w:val="0"/>
           <w:lang w:eastAsia="es-ES"/>
-          <w14:ligatures w14:val="none"/>
+          <ns2:ligatures ns2:val="none"/>
         </w:rPr>
         <w:t xml:space="preserve"> </w:t>
       </w:r>
     </w:p>
-    <w:p>
+    <w:p ns2:paraId="1040C2D0" ns2:textId="77777777">
       <w:pPr>
         <w:pStyle w:val="Prrafodelista"/>
         <w:spacing w:after="0" w:line="240" w:lineRule="auto"/>
@@ -1569,11 +1569,11 @@
           <w:color w:val="000000"/>
           <w:kern w:val="0"/>
           <w:lang w:eastAsia="es-ES"/>
-          <w14:ligatures w14:val="none"/>
-        </w:rPr>
-      </w:pPr>
-    </w:p>
-    <w:p>
+          <ns2:ligatures ns2:val="none"/>
+        </w:rPr>
+      </w:pPr>
+    </w:p>
+    <w:p ns2:paraId="1F7E6960" ns2:textId="4DA0BC16">
       <w:pPr>
         <w:pStyle w:val="Prrafodelista"/>
         <w:numPr>
@@ -1591,7 +1591,7 @@
           <w:color w:val="000000"/>
           <w:kern w:val="0"/>
           <w:lang w:eastAsia="es-ES"/>
-          <w14:ligatures w14:val="none"/>
+          <ns2:ligatures ns2:val="none"/>
         </w:rPr>
       </w:pPr>
       <w:r>
@@ -1600,7 +1600,7 @@
           <w:color w:val="000000"/>
           <w:kern w:val="0"/>
           <w:lang w:eastAsia="es-ES"/>
-          <w14:ligatures w14:val="none"/>
+          <ns2:ligatures ns2:val="none"/>
         </w:rPr>
         <w:t>Hasta la fecha de presentación de su denuncia</w:t>
       </w:r>
@@ -1610,7 +1610,7 @@
           <w:color w:val="000000"/>
           <w:kern w:val="0"/>
           <w:lang w:eastAsia="es-ES"/>
-          <w14:ligatures w14:val="none"/>
+          <ns2:ligatures ns2:val="none"/>
         </w:rPr>
         <w:t xml:space="preserve">, </w:t>
       </w:r>
@@ -1620,7 +1620,7 @@
           <w:color w:val="000000"/>
           <w:kern w:val="0"/>
           <w:lang w:eastAsia="es-ES"/>
-          <w14:ligatures w14:val="none"/>
+          <ns2:ligatures ns2:val="none"/>
         </w:rPr>
         <w:t xml:space="preserve">Rímac </w:t>
       </w:r>
@@ -1630,7 +1630,7 @@
           <w:color w:val="000000"/>
           <w:kern w:val="0"/>
           <w:lang w:eastAsia="es-ES"/>
-          <w14:ligatures w14:val="none"/>
+          <ns2:ligatures ns2:val="none"/>
         </w:rPr>
         <w:t xml:space="preserve">cumplió con </w:t>
       </w:r>
@@ -1640,7 +1640,7 @@
           <w:color w:val="000000"/>
           <w:kern w:val="0"/>
           <w:lang w:eastAsia="es-ES"/>
-          <w14:ligatures w14:val="none"/>
+          <ns2:ligatures ns2:val="none"/>
         </w:rPr>
         <w:t>proponer la</w:t>
       </w:r>
@@ -1650,7 +1650,7 @@
           <w:color w:val="000000"/>
           <w:kern w:val="0"/>
           <w:lang w:eastAsia="es-ES"/>
-          <w14:ligatures w14:val="none"/>
+          <ns2:ligatures ns2:val="none"/>
         </w:rPr>
         <w:t xml:space="preserve"> terna </w:t>
       </w:r>
@@ -1660,7 +1660,7 @@
           <w:color w:val="000000"/>
           <w:kern w:val="0"/>
           <w:lang w:eastAsia="es-ES"/>
-          <w14:ligatures w14:val="none"/>
+          <ns2:ligatures ns2:val="none"/>
         </w:rPr>
         <w:t xml:space="preserve">de ajustadores </w:t>
       </w:r>
@@ -1670,12 +1670,12 @@
           <w:color w:val="000000"/>
           <w:kern w:val="0"/>
           <w:lang w:eastAsia="es-ES"/>
-          <w14:ligatures w14:val="none"/>
+          <ns2:ligatures ns2:val="none"/>
         </w:rPr>
         <w:t>para su elección, ni remitió informe técnico que sustente la determinación del monto indemnizatorio, limitándose a mantener la liquidación comunicada.</w:t>
       </w:r>
     </w:p>
-    <w:p>
+    <w:p ns2:paraId="4F9D4A1C" ns2:textId="77777777">
       <w:pPr>
         <w:pStyle w:val="Prrafodelista"/>
         <w:spacing w:after="0" w:line="240" w:lineRule="auto"/>
@@ -1686,11 +1686,11 @@
           <w:color w:val="000000"/>
           <w:kern w:val="0"/>
           <w:lang w:eastAsia="es-ES"/>
-          <w14:ligatures w14:val="none"/>
-        </w:rPr>
-      </w:pPr>
-    </w:p>
-    <w:p>
+          <ns2:ligatures ns2:val="none"/>
+        </w:rPr>
+      </w:pPr>
+    </w:p>
+    <w:p ns2:paraId="603103E3" ns2:textId="789B0B6D">
       <w:pPr>
         <w:pStyle w:val="Prrafodelista"/>
         <w:numPr>
@@ -1708,7 +1708,7 @@
           <w:color w:val="000000"/>
           <w:kern w:val="0"/>
           <w:lang w:eastAsia="es-ES"/>
-          <w14:ligatures w14:val="none"/>
+          <ns2:ligatures ns2:val="none"/>
         </w:rPr>
       </w:pPr>
       <w:r>
@@ -1717,7 +1717,7 @@
           <w:color w:val="000000"/>
           <w:kern w:val="0"/>
           <w:lang w:eastAsia="es-ES"/>
-          <w14:ligatures w14:val="none"/>
+          <ns2:ligatures ns2:val="none"/>
         </w:rPr>
         <w:t xml:space="preserve">En relación con </w:t>
       </w:r>
@@ -1727,7 +1727,7 @@
           <w:color w:val="000000"/>
           <w:kern w:val="0"/>
           <w:lang w:val="es-ES" w:eastAsia="es-ES"/>
-          <w14:ligatures w14:val="none"/>
+          <ns2:ligatures ns2:val="none"/>
         </w:rPr>
         <w:t>Corredores Falabella</w:t>
       </w:r>
@@ -1737,7 +1737,7 @@
           <w:color w:val="000000"/>
           <w:kern w:val="0"/>
           <w:lang w:eastAsia="es-ES"/>
-          <w14:ligatures w14:val="none"/>
+          <ns2:ligatures ns2:val="none"/>
         </w:rPr>
         <w:t xml:space="preserve">, en su calidad de intermediaria en la contratación del Seguro Vehicular, no gestionó ante </w:t>
       </w:r>
@@ -1747,7 +1747,7 @@
           <w:color w:val="000000"/>
           <w:kern w:val="0"/>
           <w:lang w:eastAsia="es-ES"/>
-          <w14:ligatures w14:val="none"/>
+          <ns2:ligatures ns2:val="none"/>
         </w:rPr>
         <w:t xml:space="preserve">Rímac </w:t>
       </w:r>
@@ -1757,7 +1757,7 @@
           <w:color w:val="000000"/>
           <w:kern w:val="0"/>
           <w:lang w:eastAsia="es-ES"/>
-          <w14:ligatures w14:val="none"/>
+          <ns2:ligatures ns2:val="none"/>
         </w:rPr>
         <w:t>la aplicación del procedimiento de designación de ajustadores ni brindó asesoría técnica durante la etapa de liquidación del siniestro, pese a la discrepancia respecto del valor determinado. Asimismo, no efectuó acciones para cuestionar la liquidación practicada ni para exigir el cumplimiento del procedimiento previsto en la póliza.</w:t>
       </w:r>
@@ -1767,12 +1767,12 @@
           <w:color w:val="000000"/>
           <w:kern w:val="0"/>
           <w:lang w:eastAsia="es-ES"/>
-          <w14:ligatures w14:val="none"/>
+          <ns2:ligatures ns2:val="none"/>
         </w:rPr>
         <w:t xml:space="preserve"> </w:t>
       </w:r>
     </w:p>
-    <w:p>
+    <w:p ns2:paraId="76630485" ns2:textId="77777777">
       <w:pPr>
         <w:tabs>
           <w:tab w:val="left" w:pos="1134"/>
@@ -1785,11 +1785,11 @@
           <w:color w:val="000000"/>
           <w:kern w:val="0"/>
           <w:lang w:eastAsia="es-ES"/>
-          <w14:ligatures w14:val="none"/>
-        </w:rPr>
-      </w:pPr>
-    </w:p>
-    <w:p>
+          <ns2:ligatures ns2:val="none"/>
+        </w:rPr>
+      </w:pPr>
+    </w:p>
+    <w:p ns2:paraId="4FB15987" ns2:textId="38A75D33">
       <w:pPr>
         <w:numPr>
           <w:ilvl w:val="1"/>
@@ -1807,7 +1807,7 @@
           <w:color w:val="000000"/>
           <w:kern w:val="0"/>
           <w:lang w:val="es-ES" w:eastAsia="es-ES"/>
-          <w14:ligatures w14:val="none"/>
+          <ns2:ligatures ns2:val="none"/>
         </w:rPr>
       </w:pPr>
       <w:r>
@@ -1816,7 +1816,7 @@
           <w:color w:val="000000"/>
           <w:kern w:val="0"/>
           <w:lang w:val="es-ES" w:eastAsia="es-ES"/>
-          <w14:ligatures w14:val="none"/>
+          <ns2:ligatures ns2:val="none"/>
         </w:rPr>
         <w:t xml:space="preserve">El señor [APELLIDO] solicitó, en calidad de medida correctiva, que Rímac realice el pago de la indemnización por pérdida total, estableciendo como valor comercial base la suma de US$ 15 000,00 por ser el valor real de mercado a la fecha del siniestro y se realice el pago de los intereses legales generados desde la fecha en que la compañía aseguradora incurrió en mora. Asimismo, requirió el reembolso de costos y costas del presente procedimiento.</w:t>
       </w:r>
@@ -1824,7 +1824,7 @@
         <w:rPr>
           <w:rFonts w:ascii="Arial Narrow" w:eastAsia="Calibri" w:hAnsi="Arial Narrow" w:cs="Arial"/>
           <w:kern w:val="0"/>
-          <w14:ligatures w14:val="none"/>
+          <ns2:ligatures ns2:val="none"/>
         </w:rPr>
         <w:t xml:space="preserve"/>
       </w:r>
@@ -1832,7 +1832,7 @@
         <w:rPr>
           <w:rFonts w:ascii="Arial Narrow" w:eastAsia="Calibri" w:hAnsi="Arial Narrow" w:cs="Arial"/>
           <w:kern w:val="0"/>
-          <w14:ligatures w14:val="none"/>
+          <ns2:ligatures ns2:val="none"/>
         </w:rPr>
         <w:t xml:space="preserve"/>
       </w:r>
@@ -1842,7 +1842,7 @@
           <w:color w:val="000000"/>
           <w:kern w:val="0"/>
           <w:lang w:val="es-ES" w:eastAsia="es-ES"/>
-          <w14:ligatures w14:val="none"/>
+          <ns2:ligatures ns2:val="none"/>
         </w:rPr>
         <w:t xml:space="preserve"/>
       </w:r>
@@ -1853,7 +1853,7 @@
           <w:color w:val="000000"/>
           <w:kern w:val="0"/>
           <w:lang w:val="es-ES" w:eastAsia="es-ES"/>
-          <w14:ligatures w14:val="none"/>
+          <ns2:ligatures ns2:val="none"/>
         </w:rPr>
         <w:t xml:space="preserve"/>
       </w:r>
@@ -1863,7 +1863,7 @@
           <w:color w:val="000000"/>
           <w:kern w:val="0"/>
           <w:lang w:val="es-ES" w:eastAsia="es-ES"/>
-          <w14:ligatures w14:val="none"/>
+          <ns2:ligatures ns2:val="none"/>
         </w:rPr>
         <w:t xml:space="preserve"/>
       </w:r>
@@ -1873,7 +1873,7 @@
           <w:color w:val="000000"/>
           <w:kern w:val="0"/>
           <w:lang w:val="es-ES" w:eastAsia="es-ES"/>
-          <w14:ligatures w14:val="none"/>
+          <ns2:ligatures ns2:val="none"/>
         </w:rPr>
         <w:t xml:space="preserve"/>
       </w:r>
@@ -1883,7 +1883,7 @@
           <w:color w:val="000000"/>
           <w:kern w:val="0"/>
           <w:lang w:val="es-ES" w:eastAsia="es-ES"/>
-          <w14:ligatures w14:val="none"/>
+          <ns2:ligatures ns2:val="none"/>
         </w:rPr>
         <w:t/>
       </w:r>
@@ -1893,7 +1893,7 @@
           <w:color w:val="000000"/>
           <w:kern w:val="0"/>
           <w:lang w:val="es-ES" w:eastAsia="es-ES"/>
-          <w14:ligatures w14:val="none"/>
+          <ns2:ligatures ns2:val="none"/>
         </w:rPr>
         <w:t xml:space="preserve"/>
       </w:r>
@@ -1903,7 +1903,7 @@
           <w:color w:val="000000"/>
           <w:kern w:val="0"/>
           <w:lang w:val="es-ES" w:eastAsia="es-ES"/>
-          <w14:ligatures w14:val="none"/>
+          <ns2:ligatures ns2:val="none"/>
         </w:rPr>
         <w:t/>
       </w:r>
@@ -1913,7 +1913,7 @@
           <w:color w:val="000000"/>
           <w:kern w:val="0"/>
           <w:lang w:val="es-ES" w:eastAsia="es-ES"/>
-          <w14:ligatures w14:val="none"/>
+          <ns2:ligatures ns2:val="none"/>
         </w:rPr>
         <w:t/>
       </w:r>
@@ -1923,7 +1923,7 @@
           <w:color w:val="000000"/>
           <w:kern w:val="0"/>
           <w:lang w:val="es-ES" w:eastAsia="es-ES"/>
-          <w14:ligatures w14:val="none"/>
+          <ns2:ligatures ns2:val="none"/>
         </w:rPr>
         <w:t/>
       </w:r>
@@ -1933,7 +1933,7 @@
           <w:color w:val="000000"/>
           <w:kern w:val="0"/>
           <w:lang w:val="es-ES" w:eastAsia="es-ES"/>
-          <w14:ligatures w14:val="none"/>
+          <ns2:ligatures ns2:val="none"/>
         </w:rPr>
         <w:t xml:space="preserve"/>
       </w:r>
@@ -1943,7 +1943,7 @@
           <w:color w:val="000000"/>
           <w:kern w:val="0"/>
           <w:lang w:val="es-ES" w:eastAsia="es-ES"/>
-          <w14:ligatures w14:val="none"/>
+          <ns2:ligatures ns2:val="none"/>
         </w:rPr>
         <w:t/>
       </w:r>
@@ -1953,7 +1953,7 @@
           <w:color w:val="000000"/>
           <w:kern w:val="0"/>
           <w:lang w:val="es-ES" w:eastAsia="es-ES"/>
-          <w14:ligatures w14:val="none"/>
+          <ns2:ligatures ns2:val="none"/>
         </w:rPr>
         <w:t xml:space="preserve"/>
       </w:r>
@@ -1963,7 +1963,7 @@
           <w:color w:val="000000"/>
           <w:kern w:val="0"/>
           <w:lang w:val="es-ES" w:eastAsia="es-ES"/>
-          <w14:ligatures w14:val="none"/>
+          <ns2:ligatures ns2:val="none"/>
         </w:rPr>
         <w:t xml:space="preserve"/>
       </w:r>
@@ -1973,13 +1973,13 @@
           <w:color w:val="000000"/>
           <w:kern w:val="0"/>
           <w:lang w:val="es-ES" w:eastAsia="es-ES"/>
-          <w14:ligatures w14:val="none"/>
+          <ns2:ligatures ns2:val="none"/>
         </w:rPr>
         <w:t/>
       </w:r>
     </w:p>
     <w:bookmarkEnd w:id="2"/>
-    <w:p>
+    <w:p ns2:paraId="61C46995" ns2:textId="77777777">
       <w:pPr>
         <w:spacing w:after="0" w:line="240" w:lineRule="auto"/>
         <w:contextualSpacing/>
@@ -1990,11 +1990,11 @@
           <w:color w:val="000000"/>
           <w:kern w:val="0"/>
           <w:lang w:eastAsia="es-PE"/>
-          <w14:ligatures w14:val="none"/>
-        </w:rPr>
-      </w:pPr>
-    </w:p>
-    <w:p>
+          <ns2:ligatures ns2:val="none"/>
+        </w:rPr>
+      </w:pPr>
+    </w:p>
+    <w:p ns2:paraId="4713554A" ns2:textId="77777777">
       <w:pPr>
         <w:pStyle w:val="Prrafodelista"/>
         <w:numPr>
@@ -2014,22 +2014,22 @@
           <w:color w:val="000000"/>
           <w:kern w:val="0"/>
           <w:lang w:eastAsia="es-PE"/>
-          <w14:ligatures w14:val="none"/>
-        </w:rPr>
-      </w:pPr>
-      <w:r>
-        <w:rPr>
-          <w:rFonts w:ascii="Arial Narrow" w:eastAsia="Arial Narrow" w:hAnsi="Arial Narrow" w:cs="Arial Narrow"/>
-          <w:b/>
-          <w:color w:val="000000"/>
-          <w:kern w:val="0"/>
-          <w:lang w:eastAsia="es-PE"/>
-          <w14:ligatures w14:val="none"/>
+          <ns2:ligatures ns2:val="none"/>
+        </w:rPr>
+      </w:pPr>
+      <w:r>
+        <w:rPr>
+          <w:rFonts w:ascii="Arial Narrow" w:eastAsia="Arial Narrow" w:hAnsi="Arial Narrow" w:cs="Arial Narrow"/>
+          <w:b/>
+          <w:color w:val="000000"/>
+          <w:kern w:val="0"/>
+          <w:lang w:eastAsia="es-PE"/>
+          <ns2:ligatures ns2:val="none"/>
         </w:rPr>
         <w:t>DE LA ADMISIÓN A TRÁMITE DE LA DENUNCIA</w:t>
       </w:r>
     </w:p>
-    <w:p>
+    <w:p ns2:paraId="4BBBE1C2" ns2:textId="77777777">
       <w:pPr>
         <w:spacing w:after="0" w:line="240" w:lineRule="auto"/>
         <w:ind w:left="567"/>
@@ -2041,11 +2041,11 @@
           <w:color w:val="000000"/>
           <w:kern w:val="0"/>
           <w:lang w:eastAsia="es-PE"/>
-          <w14:ligatures w14:val="none"/>
-        </w:rPr>
-      </w:pPr>
-    </w:p>
-    <w:p>
+          <ns2:ligatures ns2:val="none"/>
+        </w:rPr>
+      </w:pPr>
+    </w:p>
+    <w:p ns2:paraId="749C69A0" ns2:textId="743B53DB">
       <w:pPr>
         <w:pStyle w:val="Prrafodelista"/>
         <w:numPr>
@@ -2058,7 +2058,7 @@
         <w:rPr>
           <w:rFonts w:ascii="Arial Narrow" w:eastAsia="Arial Narrow" w:hAnsi="Arial Narrow" w:cs="Arial Narrow"/>
           <w:kern w:val="0"/>
-          <w14:ligatures w14:val="none"/>
+          <ns2:ligatures ns2:val="none"/>
         </w:rPr>
       </w:pPr>
       <w:bookmarkStart w:id="3" w:name="_Hlk140755208"/>
@@ -2070,7 +2070,7 @@
           <w:color w:val="000000"/>
           <w:kern w:val="0"/>
           <w:lang w:eastAsia="es-PE"/>
-          <w14:ligatures w14:val="none"/>
+          <ns2:ligatures ns2:val="none"/>
         </w:rPr>
         <w:t xml:space="preserve">La Secretaría </w:t>
       </w:r>
@@ -2083,7 +2083,7 @@
           <w:color w:val="000000"/>
           <w:kern w:val="0"/>
           <w:lang w:eastAsia="es-PE"/>
-          <w14:ligatures w14:val="none"/>
+          <ns2:ligatures ns2:val="none"/>
         </w:rPr>
         <w:t>Técnica de la Comisión de Protección al Consumidor 1 (en adelante, la Secretaría Técnica), en ejercicio de sus facultades</w:t>
       </w:r>
@@ -2093,7 +2093,7 @@
           <w:rFonts w:ascii="Arial Narrow" w:eastAsia="Arial Narrow" w:hAnsi="Arial Narrow" w:cs="Arial Narrow"/>
           <w:kern w:val="0"/>
           <w:vertAlign w:val="superscript"/>
-          <w14:ligatures w14:val="none"/>
+          <ns2:ligatures ns2:val="none"/>
         </w:rPr>
         <w:footnoteReference w:id="2"/>
       </w:r>
@@ -2103,7 +2103,7 @@
           <w:color w:val="000000"/>
           <w:kern w:val="0"/>
           <w:lang w:eastAsia="es-PE"/>
-          <w14:ligatures w14:val="none"/>
+          <ns2:ligatures ns2:val="none"/>
         </w:rPr>
         <w:t xml:space="preserve">, considera </w:t>
       </w:r>
@@ -2111,7 +2111,7 @@
         <w:rPr>
           <w:rFonts w:ascii="Arial Narrow" w:eastAsia="Arial Narrow" w:hAnsi="Arial Narrow" w:cs="Arial Narrow"/>
           <w:kern w:val="0"/>
-          <w14:ligatures w14:val="none"/>
+          <ns2:ligatures ns2:val="none"/>
         </w:rPr>
         <w:t xml:space="preserve">que el hecho denunciado, </w:t>
       </w:r>
@@ -2119,7 +2119,7 @@
         <w:rPr>
           <w:rFonts w:ascii="Arial Narrow" w:eastAsia="Arial Narrow" w:hAnsi="Arial Narrow" w:cs="Arial Narrow"/>
           <w:kern w:val="0"/>
-          <w14:ligatures w14:val="none"/>
+          <ns2:ligatures ns2:val="none"/>
         </w:rPr>
         <w:t xml:space="preserve">consistente en que </w:t>
       </w:r>
@@ -2130,7 +2130,7 @@
           <w:kern w:val="0"/>
           <w:shd w:val="clear" w:color="auto" w:fill="FFFFFF"/>
           <w:lang w:eastAsia="es-PE"/>
-          <w14:ligatures w14:val="none"/>
+          <ns2:ligatures ns2:val="none"/>
         </w:rPr>
         <w:t>Rímac Seguros y Reaseguros S.A. habría calculado inadecuadamente la indemnización del siniestro 690242 tomando como base el valor comercial de US$ 10 000,00, distinto a la suma asegurada de US$ 15 000,00, sin detallar la metodología ni los criterios técnicos utilizados</w:t>
       </w:r>
@@ -2138,7 +2138,7 @@
         <w:rPr>
           <w:rFonts w:ascii="Arial Narrow" w:eastAsia="Arial Narrow" w:hAnsi="Arial Narrow" w:cs="Arial Narrow"/>
           <w:kern w:val="0"/>
-          <w14:ligatures w14:val="none"/>
+          <ns2:ligatures ns2:val="none"/>
         </w:rPr>
         <w:t xml:space="preserve">; involucraría una presunta afectación a sus expectativas, quien no habría encontrado una correspondencia entre lo que esperaba recibir de parte del proveedor y lo que realmente recibió. Por consiguiente, </w:t>
       </w:r>
@@ -2146,7 +2146,7 @@
         <w:rPr>
           <w:rFonts w:ascii="Arial Narrow" w:eastAsia="Arial Narrow" w:hAnsi="Arial Narrow" w:cs="Arial Narrow"/>
           <w:kern w:val="0"/>
-          <w14:ligatures w14:val="none"/>
+          <ns2:ligatures ns2:val="none"/>
         </w:rPr>
         <w:lastRenderedPageBreak/>
         <w:t>corresponde calificar el hecho materia de denuncia como una presunta infracción al deber de idoneidad, tipificado en los artículos 18</w:t>
@@ -2157,7 +2157,7 @@
           <w:color w:val="000000"/>
           <w:kern w:val="0"/>
           <w:lang w:eastAsia="es-PE"/>
-          <w14:ligatures w14:val="none"/>
+          <ns2:ligatures ns2:val="none"/>
         </w:rPr>
         <w:t/>
       </w:r>
@@ -2165,7 +2165,7 @@
         <w:rPr>
           <w:rFonts w:ascii="Arial Narrow" w:eastAsia="Arial Narrow" w:hAnsi="Arial Narrow" w:cs="Arial Narrow"/>
           <w:kern w:val="0"/>
-          <w14:ligatures w14:val="none"/>
+          <ns2:ligatures ns2:val="none"/>
         </w:rPr>
         <w:t xml:space="preserve"> y 19</w:t>
       </w:r>
@@ -2175,7 +2175,7 @@
           <w:color w:val="000000"/>
           <w:kern w:val="0"/>
           <w:lang w:eastAsia="es-PE"/>
-          <w14:ligatures w14:val="none"/>
+          <ns2:ligatures ns2:val="none"/>
         </w:rPr>
         <w:t/>
       </w:r>
@@ -2183,7 +2183,7 @@
         <w:rPr>
           <w:rFonts w:ascii="Arial Narrow" w:eastAsia="Arial Narrow" w:hAnsi="Arial Narrow" w:cs="Arial Narrow"/>
           <w:kern w:val="0"/>
-          <w14:ligatures w14:val="none"/>
+          <ns2:ligatures ns2:val="none"/>
         </w:rPr>
         <w:t xml:space="preserve"> del Código</w:t>
       </w:r>
@@ -2194,7 +2194,7 @@
           <w:rFonts w:ascii="Arial Narrow" w:eastAsia="Arial Narrow" w:hAnsi="Arial Narrow" w:cs="Arial"/>
           <w:kern w:val="0"/>
           <w:vertAlign w:val="superscript"/>
-          <w14:ligatures w14:val="none"/>
+          <ns2:ligatures ns2:val="none"/>
         </w:rPr>
         <w:footnoteReference w:id="3"/>
       </w:r>
@@ -2202,13 +2202,13 @@
         <w:rPr>
           <w:rFonts w:ascii="Arial Narrow" w:eastAsia="Arial Narrow" w:hAnsi="Arial Narrow" w:cs="Arial Narrow"/>
           <w:kern w:val="0"/>
-          <w14:ligatures w14:val="none"/>
+          <ns2:ligatures ns2:val="none"/>
         </w:rPr>
         <w:t>.</w:t>
       </w:r>
       <w:bookmarkEnd w:id="6"/>
     </w:p>
-    <w:p>
+    <w:p ns2:paraId="2F8D23C0" ns2:textId="77777777">
       <w:pPr>
         <w:pStyle w:val="Prrafodelista"/>
         <w:spacing w:after="0" w:line="240" w:lineRule="auto"/>
@@ -2217,11 +2217,11 @@
         <w:rPr>
           <w:rFonts w:ascii="Arial Narrow" w:eastAsia="Arial Narrow" w:hAnsi="Arial Narrow" w:cs="Arial Narrow"/>
           <w:kern w:val="0"/>
-          <w14:ligatures w14:val="none"/>
-        </w:rPr>
-      </w:pPr>
-    </w:p>
-    <w:p>
+          <ns2:ligatures ns2:val="none"/>
+        </w:rPr>
+      </w:pPr>
+    </w:p>
+    <w:p ns2:paraId="54A143B5" ns2:textId="76C406F4">
       <w:pPr>
         <w:pStyle w:val="Prrafodelista"/>
         <w:numPr>
@@ -2234,14 +2234,14 @@
         <w:rPr>
           <w:rFonts w:ascii="Arial Narrow" w:eastAsia="Arial Narrow" w:hAnsi="Arial Narrow" w:cs="Arial Narrow"/>
           <w:kern w:val="0"/>
-          <w14:ligatures w14:val="none"/>
-        </w:rPr>
-      </w:pPr>
-      <w:r>
-        <w:rPr>
-          <w:rFonts w:ascii="Arial Narrow" w:eastAsia="Arial Narrow" w:hAnsi="Arial Narrow" w:cs="Arial Narrow"/>
-          <w:kern w:val="0"/>
-          <w14:ligatures w14:val="none"/>
+          <ns2:ligatures ns2:val="none"/>
+        </w:rPr>
+      </w:pPr>
+      <w:r>
+        <w:rPr>
+          <w:rFonts w:ascii="Arial Narrow" w:eastAsia="Arial Narrow" w:hAnsi="Arial Narrow" w:cs="Arial Narrow"/>
+          <w:kern w:val="0"/>
+          <ns2:ligatures ns2:val="none"/>
         </w:rPr>
         <w:t xml:space="preserve">Así también, la Secretaría Técnica, en ejercicio de sus facultades, </w:t>
       </w:r>
@@ -2252,7 +2252,7 @@
           <w:color w:val="000000"/>
           <w:kern w:val="0"/>
           <w:lang w:eastAsia="es-PE"/>
-          <w14:ligatures w14:val="none"/>
+          <ns2:ligatures ns2:val="none"/>
         </w:rPr>
         <w:t xml:space="preserve">considera </w:t>
       </w:r>
@@ -2260,7 +2260,7 @@
         <w:rPr>
           <w:rFonts w:ascii="Arial Narrow" w:eastAsia="Arial Narrow" w:hAnsi="Arial Narrow" w:cs="Arial Narrow"/>
           <w:kern w:val="0"/>
-          <w14:ligatures w14:val="none"/>
+          <ns2:ligatures ns2:val="none"/>
         </w:rPr>
         <w:t xml:space="preserve">que el hecho denunciado, consistente en que </w:t>
       </w:r>
@@ -2271,7 +2271,7 @@
           <w:kern w:val="0"/>
           <w:shd w:val="clear" w:color="auto" w:fill="FFFFFF"/>
           <w:lang w:eastAsia="es-PE"/>
-          <w14:ligatures w14:val="none"/>
+          <ns2:ligatures ns2:val="none"/>
         </w:rPr>
         <w:t>Rímac Seguros y Reaseguros S.A. no habría cumplido con remitir al denunciante el informe técnico ni el convenio de ajuste con el detalle del importe de la indemnización correspondiente al siniestro 690242, solicitados el 17 de noviembre de 2025</w:t>
       </w:r>
@@ -2279,7 +2279,7 @@
         <w:rPr>
           <w:rFonts w:ascii="Arial Narrow" w:eastAsia="Arial Narrow" w:hAnsi="Arial Narrow" w:cs="Arial Narrow"/>
           <w:kern w:val="0"/>
-          <w14:ligatures w14:val="none"/>
+          <ns2:ligatures ns2:val="none"/>
         </w:rPr>
         <w:t>; involucraría una presunta afectación a sus expectativas, quien no habría encontrado una correspondencia entre lo que esperaba recibir de parte del proveedor y lo que realmente recibió. Por consiguiente, corresponde calificar el hecho materia de denuncia como una presunta infracción al deber de idoneidad, tipificado en los artículos 18</w:t>
       </w:r>
@@ -2289,7 +2289,7 @@
           <w:color w:val="000000"/>
           <w:kern w:val="0"/>
           <w:lang w:eastAsia="es-PE"/>
-          <w14:ligatures w14:val="none"/>
+          <ns2:ligatures ns2:val="none"/>
         </w:rPr>
         <w:t/>
       </w:r>
@@ -2297,7 +2297,7 @@
         <w:rPr>
           <w:rFonts w:ascii="Arial Narrow" w:eastAsia="Arial Narrow" w:hAnsi="Arial Narrow" w:cs="Arial Narrow"/>
           <w:kern w:val="0"/>
-          <w14:ligatures w14:val="none"/>
+          <ns2:ligatures ns2:val="none"/>
         </w:rPr>
         <w:t xml:space="preserve"> y 19</w:t>
       </w:r>
@@ -2307,7 +2307,7 @@
           <w:color w:val="000000"/>
           <w:kern w:val="0"/>
           <w:lang w:eastAsia="es-PE"/>
-          <w14:ligatures w14:val="none"/>
+          <ns2:ligatures ns2:val="none"/>
         </w:rPr>
         <w:t/>
       </w:r>
@@ -2315,7 +2315,7 @@
         <w:rPr>
           <w:rFonts w:ascii="Arial Narrow" w:eastAsia="Arial Narrow" w:hAnsi="Arial Narrow" w:cs="Arial Narrow"/>
           <w:kern w:val="0"/>
-          <w14:ligatures w14:val="none"/>
+          <ns2:ligatures ns2:val="none"/>
         </w:rPr>
         <w:t xml:space="preserve"> del Código</w:t>
       </w:r>
@@ -2326,13 +2326,13 @@
           <w:color w:val="000000"/>
           <w:kern w:val="0"/>
           <w:lang w:eastAsia="es-PE"/>
-          <w14:ligatures w14:val="none"/>
+          <ns2:ligatures ns2:val="none"/>
         </w:rPr>
         <w:t xml:space="preserve">. </w:t>
       </w:r>
     </w:p>
     <w:bookmarkEnd w:id="7"/>
-    <w:p>
+    <w:p ns2:paraId="6BDA4B7E" ns2:textId="49AF511E">
       <w:pPr>
         <w:spacing w:after="0" w:line="240" w:lineRule="auto"/>
         <w:contextualSpacing/>
@@ -2340,11 +2340,11 @@
         <w:rPr>
           <w:rFonts w:ascii="Arial Narrow" w:eastAsia="Arial Narrow" w:hAnsi="Arial Narrow" w:cs="Arial Narrow"/>
           <w:kern w:val="0"/>
-          <w14:ligatures w14:val="none"/>
-        </w:rPr>
-      </w:pPr>
-    </w:p>
-    <w:p>
+          <ns2:ligatures ns2:val="none"/>
+        </w:rPr>
+      </w:pPr>
+    </w:p>
+    <w:p ns2:paraId="64B4971F" ns2:textId="38495BCB">
       <w:pPr>
         <w:pStyle w:val="Prrafodelista"/>
         <w:numPr>
@@ -2357,14 +2357,14 @@
         <w:rPr>
           <w:rFonts w:ascii="Arial Narrow" w:eastAsia="Arial Narrow" w:hAnsi="Arial Narrow" w:cs="Arial Narrow"/>
           <w:kern w:val="0"/>
-          <w14:ligatures w14:val="none"/>
-        </w:rPr>
-      </w:pPr>
-      <w:r>
-        <w:rPr>
-          <w:rFonts w:ascii="Arial Narrow" w:eastAsia="Arial Narrow" w:hAnsi="Arial Narrow" w:cs="Arial Narrow"/>
-          <w:kern w:val="0"/>
-          <w14:ligatures w14:val="none"/>
+          <ns2:ligatures ns2:val="none"/>
+        </w:rPr>
+      </w:pPr>
+      <w:r>
+        <w:rPr>
+          <w:rFonts w:ascii="Arial Narrow" w:eastAsia="Arial Narrow" w:hAnsi="Arial Narrow" w:cs="Arial Narrow"/>
+          <w:kern w:val="0"/>
+          <ns2:ligatures ns2:val="none"/>
         </w:rPr>
         <w:t>Adicionalmente</w:t>
       </w:r>
@@ -2372,7 +2372,7 @@
         <w:rPr>
           <w:rFonts w:ascii="Arial Narrow" w:eastAsia="Arial Narrow" w:hAnsi="Arial Narrow" w:cs="Arial Narrow"/>
           <w:kern w:val="0"/>
-          <w14:ligatures w14:val="none"/>
+          <ns2:ligatures ns2:val="none"/>
         </w:rPr>
         <w:t xml:space="preserve">, </w:t>
       </w:r>
@@ -2382,7 +2382,7 @@
           <w:color w:val="000000"/>
           <w:kern w:val="0"/>
           <w:lang w:eastAsia="es-PE"/>
-          <w14:ligatures w14:val="none"/>
+          <ns2:ligatures ns2:val="none"/>
         </w:rPr>
         <w:t xml:space="preserve">la Secretaría Técnica, en ejercicio de sus facultades, considera </w:t>
       </w:r>
@@ -2390,7 +2390,7 @@
         <w:rPr>
           <w:rFonts w:ascii="Arial Narrow" w:eastAsia="Arial Narrow" w:hAnsi="Arial Narrow" w:cs="Arial"/>
           <w:kern w:val="0"/>
-          <w14:ligatures w14:val="none"/>
+          <ns2:ligatures ns2:val="none"/>
         </w:rPr>
         <w:t xml:space="preserve">que el hecho denunciado, consistente en que </w:t>
       </w:r>
@@ -2401,7 +2401,7 @@
           <w:kern w:val="0"/>
           <w:shd w:val="clear" w:color="auto" w:fill="FFFFFF"/>
           <w:lang w:eastAsia="es-PE"/>
-          <w14:ligatures w14:val="none"/>
+          <ns2:ligatures ns2:val="none"/>
         </w:rPr>
         <w:t>Corredores de Seguros Falabella S.A.C. no habría cumplido con gestionar ante Rímac Seguros y Reaseguros S.A. la aplicación del procedimiento de designación de ajustadores durante la etapa de liquidación del siniestro 690242</w:t>
       </w:r>
@@ -2409,7 +2409,7 @@
         <w:rPr>
           <w:rFonts w:ascii="Arial Narrow" w:eastAsia="Arial Narrow" w:hAnsi="Arial Narrow" w:cs="Arial Narrow"/>
           <w:kern w:val="0"/>
-          <w14:ligatures w14:val="none"/>
+          <ns2:ligatures ns2:val="none"/>
         </w:rPr>
         <w:t>; involucraría una presunta afectación a sus expectativas, quien no habría encontrado una correspondencia entre lo que esperaba recibir de parte del proveedor y lo que realmente recibió. Por consiguiente, corresponde calificar el hecho materia de denuncia como una presunta infracción al deber de idoneidad, tipificado en los artículos 18</w:t>
       </w:r>
@@ -2419,7 +2419,7 @@
           <w:color w:val="000000"/>
           <w:kern w:val="0"/>
           <w:lang w:eastAsia="es-PE"/>
-          <w14:ligatures w14:val="none"/>
+          <ns2:ligatures ns2:val="none"/>
         </w:rPr>
         <w:t/>
       </w:r>
@@ -2427,7 +2427,7 @@
         <w:rPr>
           <w:rFonts w:ascii="Arial Narrow" w:eastAsia="Arial Narrow" w:hAnsi="Arial Narrow" w:cs="Arial Narrow"/>
           <w:kern w:val="0"/>
-          <w14:ligatures w14:val="none"/>
+          <ns2:ligatures ns2:val="none"/>
         </w:rPr>
         <w:t xml:space="preserve"> y 19</w:t>
       </w:r>
@@ -2437,7 +2437,7 @@
           <w:color w:val="000000"/>
           <w:kern w:val="0"/>
           <w:lang w:eastAsia="es-PE"/>
-          <w14:ligatures w14:val="none"/>
+          <ns2:ligatures ns2:val="none"/>
         </w:rPr>
         <w:t/>
       </w:r>
@@ -2445,7 +2445,7 @@
         <w:rPr>
           <w:rFonts w:ascii="Arial Narrow" w:eastAsia="Arial Narrow" w:hAnsi="Arial Narrow" w:cs="Arial Narrow"/>
           <w:kern w:val="0"/>
-          <w14:ligatures w14:val="none"/>
+          <ns2:ligatures ns2:val="none"/>
         </w:rPr>
         <w:t xml:space="preserve"> del Código</w:t>
       </w:r>
@@ -2453,23 +2453,23 @@
         <w:rPr>
           <w:rFonts w:ascii="Arial Narrow" w:eastAsia="Arial Narrow" w:hAnsi="Arial Narrow" w:cs="Arial"/>
           <w:kern w:val="0"/>
-          <w14:ligatures w14:val="none"/>
+          <ns2:ligatures ns2:val="none"/>
         </w:rPr>
         <w:t>.</w:t>
       </w:r>
     </w:p>
-    <w:p>
+    <w:p ns2:paraId="185DF7B3" ns2:textId="77777777">
       <w:pPr>
         <w:pStyle w:val="Prrafodelista"/>
         <w:spacing w:after="0" w:line="240" w:lineRule="auto"/>
         <w:rPr>
           <w:rFonts w:ascii="Arial Narrow" w:eastAsia="Arial Narrow" w:hAnsi="Arial Narrow" w:cs="Arial Narrow"/>
           <w:kern w:val="0"/>
-          <w14:ligatures w14:val="none"/>
-        </w:rPr>
-      </w:pPr>
-    </w:p>
-    <w:p>
+          <ns2:ligatures ns2:val="none"/>
+        </w:rPr>
+      </w:pPr>
+    </w:p>
+    <w:p ns2:paraId="5427DD34" ns2:textId="5602DA46">
       <w:pPr>
         <w:pStyle w:val="Prrafodelista"/>
         <w:numPr>
@@ -2482,14 +2482,14 @@
         <w:rPr>
           <w:rFonts w:ascii="Arial Narrow" w:eastAsia="Arial Narrow" w:hAnsi="Arial Narrow" w:cs="Arial Narrow"/>
           <w:kern w:val="0"/>
-          <w14:ligatures w14:val="none"/>
-        </w:rPr>
-      </w:pPr>
-      <w:r>
-        <w:rPr>
-          <w:rFonts w:ascii="Arial Narrow" w:eastAsia="Arial Narrow" w:hAnsi="Arial Narrow" w:cs="Arial Narrow"/>
-          <w:kern w:val="0"/>
-          <w14:ligatures w14:val="none"/>
+          <ns2:ligatures ns2:val="none"/>
+        </w:rPr>
+      </w:pPr>
+      <w:r>
+        <w:rPr>
+          <w:rFonts w:ascii="Arial Narrow" w:eastAsia="Arial Narrow" w:hAnsi="Arial Narrow" w:cs="Arial Narrow"/>
+          <w:kern w:val="0"/>
+          <ns2:ligatures ns2:val="none"/>
         </w:rPr>
         <w:t xml:space="preserve">Asimismo, </w:t>
       </w:r>
@@ -2499,7 +2499,7 @@
           <w:color w:val="000000"/>
           <w:kern w:val="0"/>
           <w:lang w:eastAsia="es-PE"/>
-          <w14:ligatures w14:val="none"/>
+          <ns2:ligatures ns2:val="none"/>
         </w:rPr>
         <w:t xml:space="preserve">la Secretaría Técnica, en ejercicio de sus facultades, considera </w:t>
       </w:r>
@@ -2507,7 +2507,7 @@
         <w:rPr>
           <w:rFonts w:ascii="Arial Narrow" w:eastAsia="Arial Narrow" w:hAnsi="Arial Narrow" w:cs="Arial"/>
           <w:kern w:val="0"/>
-          <w14:ligatures w14:val="none"/>
+          <ns2:ligatures ns2:val="none"/>
         </w:rPr>
         <w:t xml:space="preserve">que el hecho denunciado, consistente en que </w:t>
       </w:r>
@@ -2518,7 +2518,7 @@
           <w:kern w:val="0"/>
           <w:shd w:val="clear" w:color="auto" w:fill="FFFFFF"/>
           <w:lang w:eastAsia="es-PE"/>
-          <w14:ligatures w14:val="none"/>
+          <ns2:ligatures ns2:val="none"/>
         </w:rPr>
         <w:t xml:space="preserve">Corredores de Seguros Falabella S.A.C. </w:t>
       </w:r>
@@ -2526,7 +2526,7 @@
         <w:rPr>
           <w:rFonts w:ascii="Arial Narrow" w:eastAsia="Arial Narrow" w:hAnsi="Arial Narrow" w:cs="Arial Narrow"/>
           <w:kern w:val="0"/>
-          <w14:ligatures w14:val="none"/>
+          <ns2:ligatures ns2:val="none"/>
         </w:rPr>
         <w:t>no habría cumplido con brindar asesoría técnica al denunciante durante la etapa de liquidación del siniestro 690242 y sobre los alcances de la cláusula del “Valor Convenido” en la póliza contratada</w:t>
       </w:r>
@@ -2534,7 +2534,7 @@
         <w:rPr>
           <w:rFonts w:ascii="Arial Narrow" w:eastAsia="Arial Narrow" w:hAnsi="Arial Narrow" w:cs="Arial Narrow"/>
           <w:kern w:val="0"/>
-          <w14:ligatures w14:val="none"/>
+          <ns2:ligatures ns2:val="none"/>
         </w:rPr>
         <w:t>; involucraría una presunta afectación a sus expectativas, quien no habría encontrado una correspondencia entre lo que esperaba recibir de parte del proveedor y lo que realmente recibió. Por consiguiente, corresponde calificar el hecho materia de denuncia como una presunta infracción al deber de idoneidad, tipificado en los artículos 18</w:t>
       </w:r>
@@ -2544,7 +2544,7 @@
           <w:color w:val="000000"/>
           <w:kern w:val="0"/>
           <w:lang w:eastAsia="es-PE"/>
-          <w14:ligatures w14:val="none"/>
+          <ns2:ligatures ns2:val="none"/>
         </w:rPr>
         <w:t/>
       </w:r>
@@ -2552,7 +2552,7 @@
         <w:rPr>
           <w:rFonts w:ascii="Arial Narrow" w:eastAsia="Arial Narrow" w:hAnsi="Arial Narrow" w:cs="Arial Narrow"/>
           <w:kern w:val="0"/>
-          <w14:ligatures w14:val="none"/>
+          <ns2:ligatures ns2:val="none"/>
         </w:rPr>
         <w:t xml:space="preserve"> y 19</w:t>
       </w:r>
@@ -2562,7 +2562,7 @@
           <w:color w:val="000000"/>
           <w:kern w:val="0"/>
           <w:lang w:eastAsia="es-PE"/>
-          <w14:ligatures w14:val="none"/>
+          <ns2:ligatures ns2:val="none"/>
         </w:rPr>
         <w:t/>
       </w:r>
@@ -2570,7 +2570,7 @@
         <w:rPr>
           <w:rFonts w:ascii="Arial Narrow" w:eastAsia="Arial Narrow" w:hAnsi="Arial Narrow" w:cs="Arial Narrow"/>
           <w:kern w:val="0"/>
-          <w14:ligatures w14:val="none"/>
+          <ns2:ligatures ns2:val="none"/>
         </w:rPr>
         <w:t xml:space="preserve"> del Código</w:t>
       </w:r>
@@ -2578,12 +2578,12 @@
         <w:rPr>
           <w:rFonts w:ascii="Arial Narrow" w:eastAsia="Arial Narrow" w:hAnsi="Arial Narrow" w:cs="Arial"/>
           <w:kern w:val="0"/>
-          <w14:ligatures w14:val="none"/>
+          <ns2:ligatures ns2:val="none"/>
         </w:rPr>
         <w:t>.</w:t>
       </w:r>
     </w:p>
-    <w:p>
+    <w:p ns2:paraId="6452A304" ns2:textId="77777777">
       <w:pPr>
         <w:pStyle w:val="Prrafodelista"/>
         <w:spacing w:after="0" w:line="240" w:lineRule="auto"/>
@@ -2592,11 +2592,11 @@
         <w:rPr>
           <w:rFonts w:ascii="Arial Narrow" w:eastAsia="Arial Narrow" w:hAnsi="Arial Narrow" w:cs="Arial Narrow"/>
           <w:kern w:val="0"/>
-          <w14:ligatures w14:val="none"/>
-        </w:rPr>
-      </w:pPr>
-    </w:p>
-    <w:p>
+          <ns2:ligatures ns2:val="none"/>
+        </w:rPr>
+      </w:pPr>
+    </w:p>
+    <w:p ns2:paraId="7B3C687A" ns2:textId="3E9BCC7E">
       <w:pPr>
         <w:pStyle w:val="Prrafodelista"/>
         <w:numPr>
@@ -2609,14 +2609,14 @@
         <w:rPr>
           <w:rFonts w:ascii="Arial Narrow" w:eastAsia="Arial Narrow" w:hAnsi="Arial Narrow" w:cs="Arial Narrow"/>
           <w:kern w:val="0"/>
-          <w14:ligatures w14:val="none"/>
-        </w:rPr>
-      </w:pPr>
-      <w:r>
-        <w:rPr>
-          <w:rFonts w:ascii="Arial Narrow" w:eastAsia="Arial Narrow" w:hAnsi="Arial Narrow" w:cs="Arial Narrow"/>
-          <w:kern w:val="0"/>
-          <w14:ligatures w14:val="none"/>
+          <ns2:ligatures ns2:val="none"/>
+        </w:rPr>
+      </w:pPr>
+      <w:r>
+        <w:rPr>
+          <w:rFonts w:ascii="Arial Narrow" w:eastAsia="Arial Narrow" w:hAnsi="Arial Narrow" w:cs="Arial Narrow"/>
+          <w:kern w:val="0"/>
+          <ns2:ligatures ns2:val="none"/>
         </w:rPr>
         <w:t xml:space="preserve">Asimismo, </w:t>
       </w:r>
@@ -2624,7 +2624,7 @@
         <w:rPr>
           <w:rFonts w:ascii="Arial Narrow" w:eastAsia="Arial Narrow" w:hAnsi="Arial Narrow" w:cs="Arial Narrow"/>
           <w:kern w:val="0"/>
-          <w14:ligatures w14:val="none"/>
+          <ns2:ligatures ns2:val="none"/>
         </w:rPr>
         <w:t xml:space="preserve">la Secretaría Técnica, en ejercicio de sus facultades, </w:t>
       </w:r>
@@ -2634,7 +2634,7 @@
           <w:color w:val="000000"/>
           <w:kern w:val="0"/>
           <w:lang w:eastAsia="es-PE"/>
-          <w14:ligatures w14:val="none"/>
+          <ns2:ligatures ns2:val="none"/>
         </w:rPr>
         <w:t xml:space="preserve">considera </w:t>
       </w:r>
@@ -2642,7 +2642,7 @@
         <w:rPr>
           <w:rFonts w:ascii="Arial Narrow" w:eastAsia="Arial Narrow" w:hAnsi="Arial Narrow" w:cs="Arial Narrow"/>
           <w:kern w:val="0"/>
-          <w14:ligatures w14:val="none"/>
+          <ns2:ligatures ns2:val="none"/>
         </w:rPr>
         <w:t>que el hecho denunciado</w:t>
       </w:r>
@@ -2652,7 +2652,7 @@
           <w:color w:val="000000"/>
           <w:kern w:val="0"/>
           <w:lang w:eastAsia="es-PE"/>
-          <w14:ligatures w14:val="none"/>
+          <ns2:ligatures ns2:val="none"/>
         </w:rPr>
         <w:t xml:space="preserve">, consistente en que </w:t>
       </w:r>
@@ -2662,7 +2662,7 @@
           <w:color w:val="000000"/>
           <w:kern w:val="0"/>
           <w:lang w:val="es-ES" w:eastAsia="es-ES"/>
-          <w14:ligatures w14:val="none"/>
+          <ns2:ligatures ns2:val="none"/>
         </w:rPr>
         <w:t>Rímac Seguros y Reaseguros S.A. habría brindado una respuesta inadecuada al reclamo 25SBS019099 presentado por denunciante el 5 de noviembre de 2025</w:t>
       </w:r>
@@ -2672,7 +2672,7 @@
           <w:color w:val="000000"/>
           <w:kern w:val="0"/>
           <w:lang w:eastAsia="es-PE"/>
-          <w14:ligatures w14:val="none"/>
+          <ns2:ligatures ns2:val="none"/>
         </w:rPr>
         <w:t>. Por consiguiente, corresponde calificar el hecho materia de denuncia como una presunta infracción al</w:t>
       </w:r>
@@ -2680,7 +2680,7 @@
         <w:rPr>
           <w:rFonts w:ascii="Arial Narrow" w:eastAsia="Arial Narrow" w:hAnsi="Arial Narrow" w:cs="Arial Narrow"/>
           <w:kern w:val="0"/>
-          <w14:ligatures w14:val="none"/>
+          <ns2:ligatures ns2:val="none"/>
         </w:rPr>
         <w:t xml:space="preserve"> numeral 88.1</w:t>
       </w:r>
@@ -2688,7 +2688,7 @@
         <w:rPr>
           <w:rFonts w:ascii="Arial Narrow" w:eastAsia="Arial Narrow" w:hAnsi="Arial Narrow" w:cs="Arial Narrow"/>
           <w:kern w:val="0"/>
-          <w14:ligatures w14:val="none"/>
+          <ns2:ligatures ns2:val="none"/>
         </w:rPr>
         <w:t/>
       </w:r>
@@ -2696,7 +2696,7 @@
         <w:rPr>
           <w:rFonts w:ascii="Arial Narrow" w:eastAsia="Arial Narrow" w:hAnsi="Arial Narrow" w:cs="Arial Narrow"/>
           <w:kern w:val="0"/>
-          <w14:ligatures w14:val="none"/>
+          <ns2:ligatures ns2:val="none"/>
         </w:rPr>
         <w:t xml:space="preserve"> del artículo 88</w:t>
       </w:r>
@@ -2704,7 +2704,7 @@
         <w:rPr>
           <w:rFonts w:ascii="Arial Narrow" w:eastAsia="Arial Narrow" w:hAnsi="Arial Narrow" w:cs="Arial Narrow"/>
           <w:kern w:val="0"/>
-          <w14:ligatures w14:val="none"/>
+          <ns2:ligatures ns2:val="none"/>
         </w:rPr>
         <w:t/>
       </w:r>
@@ -2712,7 +2712,7 @@
         <w:rPr>
           <w:rFonts w:ascii="Arial Narrow" w:eastAsia="Arial Narrow" w:hAnsi="Arial Narrow" w:cs="Arial Narrow"/>
           <w:kern w:val="0"/>
-          <w14:ligatures w14:val="none"/>
+          <ns2:ligatures ns2:val="none"/>
         </w:rPr>
         <w:t xml:space="preserve"> del Código</w:t>
       </w:r>
@@ -2722,7 +2722,7 @@
           <w:rFonts w:ascii="Arial Narrow" w:eastAsia="Arial Narrow" w:hAnsi="Arial Narrow" w:cs="Arial"/>
           <w:kern w:val="0"/>
           <w:vertAlign w:val="superscript"/>
-          <w14:ligatures w14:val="none"/>
+          <ns2:ligatures ns2:val="none"/>
         </w:rPr>
         <w:footnoteReference w:id="4"/>
       </w:r>
@@ -2730,12 +2730,12 @@
         <w:rPr>
           <w:rFonts w:ascii="Arial Narrow" w:eastAsia="Arial Narrow" w:hAnsi="Arial Narrow" w:cs="Arial Narrow"/>
           <w:kern w:val="0"/>
-          <w14:ligatures w14:val="none"/>
+          <ns2:ligatures ns2:val="none"/>
         </w:rPr>
         <w:t>.</w:t>
       </w:r>
     </w:p>
-    <w:p>
+    <w:p ns2:paraId="2E7770E0" ns2:textId="77777777">
       <w:pPr>
         <w:pStyle w:val="Prrafodelista"/>
         <w:spacing w:after="0" w:line="240" w:lineRule="auto"/>
@@ -2745,11 +2745,11 @@
           <w:rFonts w:ascii="Arial Narrow" w:eastAsia="Calibri" w:hAnsi="Arial Narrow" w:cs="Arial Narrow"/>
           <w:kern w:val="0"/>
           <w:lang w:eastAsia="es-PE"/>
-          <w14:ligatures w14:val="none"/>
-        </w:rPr>
-      </w:pPr>
-    </w:p>
-    <w:p>
+          <ns2:ligatures ns2:val="none"/>
+        </w:rPr>
+      </w:pPr>
+    </w:p>
+    <w:p ns2:paraId="37321452" ns2:textId="77777777">
       <w:pPr>
         <w:pStyle w:val="Prrafodelista"/>
         <w:numPr>
@@ -2763,7 +2763,7 @@
           <w:rFonts w:ascii="Arial Narrow" w:eastAsia="Calibri" w:hAnsi="Arial Narrow" w:cs="Arial Narrow"/>
           <w:kern w:val="0"/>
           <w:lang w:eastAsia="es-PE"/>
-          <w14:ligatures w14:val="none"/>
+          <ns2:ligatures ns2:val="none"/>
         </w:rPr>
       </w:pPr>
       <w:r>
@@ -2772,7 +2772,7 @@
           <w:color w:val="000000"/>
           <w:kern w:val="0"/>
           <w:lang w:eastAsia="es-PE"/>
-          <w14:ligatures w14:val="none"/>
+          <ns2:ligatures ns2:val="none"/>
         </w:rPr>
         <w:t>En tanto la denuncia reúne los requisitos establecidos por la norma citada, corresponde admitirla a trámite</w:t>
       </w:r>
@@ -2782,7 +2782,7 @@
           <w:rFonts w:ascii="Arial Narrow" w:eastAsia="Arial Narrow" w:hAnsi="Arial Narrow" w:cs="Arial Narrow"/>
           <w:kern w:val="0"/>
           <w:vertAlign w:val="superscript"/>
-          <w14:ligatures w14:val="none"/>
+          <ns2:ligatures ns2:val="none"/>
         </w:rPr>
         <w:footnoteReference w:id="5"/>
       </w:r>
@@ -2792,12 +2792,12 @@
           <w:color w:val="000000"/>
           <w:kern w:val="0"/>
           <w:lang w:eastAsia="es-PE"/>
-          <w14:ligatures w14:val="none"/>
+          <ns2:ligatures ns2:val="none"/>
         </w:rPr>
         <w:t>.</w:t>
       </w:r>
     </w:p>
-    <w:p>
+    <w:p ns2:paraId="17426A8E" ns2:textId="77777777">
       <w:pPr>
         <w:spacing w:after="0" w:line="240" w:lineRule="auto"/>
         <w:ind w:left="567"/>
@@ -2808,11 +2808,11 @@
           <w:color w:val="000000"/>
           <w:kern w:val="0"/>
           <w:lang w:eastAsia="es-PE"/>
-          <w14:ligatures w14:val="none"/>
-        </w:rPr>
-      </w:pPr>
-    </w:p>
-    <w:p>
+          <ns2:ligatures ns2:val="none"/>
+        </w:rPr>
+      </w:pPr>
+    </w:p>
+    <w:p ns2:paraId="69FE781D" ns2:textId="77777777">
       <w:pPr>
         <w:pStyle w:val="Prrafodelista"/>
         <w:numPr>
@@ -2832,22 +2832,22 @@
           <w:color w:val="000000"/>
           <w:kern w:val="0"/>
           <w:lang w:eastAsia="es-PE"/>
-          <w14:ligatures w14:val="none"/>
-        </w:rPr>
-      </w:pPr>
-      <w:r>
-        <w:rPr>
-          <w:rFonts w:ascii="Arial Narrow" w:eastAsia="Arial Narrow" w:hAnsi="Arial Narrow" w:cs="Arial Narrow"/>
-          <w:b/>
-          <w:color w:val="000000"/>
-          <w:kern w:val="0"/>
-          <w:lang w:eastAsia="es-PE"/>
-          <w14:ligatures w14:val="none"/>
+          <ns2:ligatures ns2:val="none"/>
+        </w:rPr>
+      </w:pPr>
+      <w:r>
+        <w:rPr>
+          <w:rFonts w:ascii="Arial Narrow" w:eastAsia="Arial Narrow" w:hAnsi="Arial Narrow" w:cs="Arial Narrow"/>
+          <w:b/>
+          <w:color w:val="000000"/>
+          <w:kern w:val="0"/>
+          <w:lang w:eastAsia="es-PE"/>
+          <ns2:ligatures ns2:val="none"/>
         </w:rPr>
         <w:t>REQUERIMIENTO DE INFORMACION</w:t>
       </w:r>
     </w:p>
-    <w:p>
+    <w:p ns2:paraId="6252E905" ns2:textId="77777777">
       <w:pPr>
         <w:spacing w:after="0" w:line="240" w:lineRule="auto"/>
         <w:contextualSpacing/>
@@ -2857,11 +2857,11 @@
           <w:color w:val="000000"/>
           <w:kern w:val="0"/>
           <w:lang w:val="es-ES" w:eastAsia="es-ES"/>
-          <w14:ligatures w14:val="none"/>
-        </w:rPr>
-      </w:pPr>
-    </w:p>
-    <w:p>
+          <ns2:ligatures ns2:val="none"/>
+        </w:rPr>
+      </w:pPr>
+    </w:p>
+    <w:p ns2:paraId="21C241A8" ns2:textId="77777777">
       <w:pPr>
         <w:pStyle w:val="Prrafodelista"/>
         <w:numPr>
@@ -2876,7 +2876,7 @@
           <w:color w:val="000000"/>
           <w:kern w:val="0"/>
           <w:lang w:val="es-ES" w:eastAsia="es-ES"/>
-          <w14:ligatures w14:val="none"/>
+          <ns2:ligatures ns2:val="none"/>
         </w:rPr>
       </w:pPr>
       <w:r>
@@ -2885,7 +2885,7 @@
           <w:color w:val="000000"/>
           <w:kern w:val="0"/>
           <w:lang w:val="es-ES" w:eastAsia="es-ES"/>
-          <w14:ligatures w14:val="none"/>
+          <ns2:ligatures ns2:val="none"/>
         </w:rPr>
         <w:t xml:space="preserve">A efectos de tener mayores elementos que sirvan para la resolución definitiva del presente caso, la Secretaría Técnica, en ejercicio de las facultades que la ley le confiere, </w:t>
       </w:r>
@@ -2896,7 +2896,7 @@
           <w:color w:val="000000"/>
           <w:kern w:val="0"/>
           <w:lang w:val="es-ES" w:eastAsia="es-ES"/>
-          <w14:ligatures w14:val="none"/>
+          <ns2:ligatures ns2:val="none"/>
         </w:rPr>
         <w:t xml:space="preserve">conviene requerir a los proveedores denunciados </w:t>
       </w:r>
@@ -2907,7 +2907,7 @@
           <w:color w:val="000000"/>
           <w:kern w:val="0"/>
           <w:lang w:val="es-ES" w:eastAsia="es-ES"/>
-          <w14:ligatures w14:val="none"/>
+          <ns2:ligatures ns2:val="none"/>
         </w:rPr>
         <w:t xml:space="preserve">que, en un plazo no mayor de cinco (5) días hábiles contado a partir del día siguiente de la notificación de la presente resolución, </w:t>
       </w:r>
@@ -2918,12 +2918,12 @@
           <w:color w:val="000000"/>
           <w:kern w:val="0"/>
           <w:lang w:val="es-ES" w:eastAsia="es-ES"/>
-          <w14:ligatures w14:val="none"/>
+          <ns2:ligatures ns2:val="none"/>
         </w:rPr>
         <w:t>cumplan con lo siguiente:</w:t>
       </w:r>
     </w:p>
-    <w:p>
+    <w:p ns2:paraId="345D7F88" ns2:textId="77777777">
       <w:pPr>
         <w:pStyle w:val="Prrafodelista"/>
         <w:spacing w:after="0" w:line="240" w:lineRule="auto"/>
@@ -2934,11 +2934,11 @@
           <w:color w:val="000000"/>
           <w:kern w:val="0"/>
           <w:lang w:val="es-ES" w:eastAsia="es-ES"/>
-          <w14:ligatures w14:val="none"/>
-        </w:rPr>
-      </w:pPr>
-    </w:p>
-    <w:p>
+          <ns2:ligatures ns2:val="none"/>
+        </w:rPr>
+      </w:pPr>
+    </w:p>
+    <w:p ns2:paraId="01F25269" ns2:textId="7F8DAA97">
       <w:pPr>
         <w:pStyle w:val="Prrafodelista"/>
         <w:spacing w:after="0" w:line="240" w:lineRule="auto"/>
@@ -2949,7 +2949,7 @@
           <w:color w:val="000000"/>
           <w:kern w:val="0"/>
           <w:lang w:val="es-ES" w:eastAsia="es-ES"/>
-          <w14:ligatures w14:val="none"/>
+          <ns2:ligatures ns2:val="none"/>
         </w:rPr>
       </w:pPr>
       <w:r>
@@ -2959,7 +2959,7 @@
           <w:kern w:val="0"/>
           <w:u w:val="single"/>
           <w:lang w:val="es-ES" w:eastAsia="es-ES"/>
-          <w14:ligatures w14:val="none"/>
+          <ns2:ligatures ns2:val="none"/>
         </w:rPr>
         <w:t xml:space="preserve">A </w:t>
       </w:r>
@@ -2970,7 +2970,7 @@
           <w:kern w:val="0"/>
           <w:u w:val="single"/>
           <w:lang w:val="es-ES" w:eastAsia="es-ES"/>
-          <w14:ligatures w14:val="none"/>
+          <ns2:ligatures ns2:val="none"/>
         </w:rPr>
         <w:t>Rímac</w:t>
       </w:r>
@@ -2980,7 +2980,7 @@
           <w:color w:val="000000"/>
           <w:kern w:val="0"/>
           <w:lang w:val="es-ES" w:eastAsia="es-ES"/>
-          <w14:ligatures w14:val="none"/>
+          <ns2:ligatures ns2:val="none"/>
         </w:rPr>
         <w:t xml:space="preserve">: (i) presentar una copia debidamente suscrita de </w:t>
       </w:r>
@@ -2990,7 +2990,7 @@
           <w:color w:val="000000"/>
           <w:kern w:val="0"/>
           <w:lang w:val="es-ES" w:eastAsia="es-ES"/>
-          <w14:ligatures w14:val="none"/>
+          <ns2:ligatures ns2:val="none"/>
         </w:rPr>
         <w:t>Póliza 2001-755531 del Seguro Vehicular</w:t>
       </w:r>
@@ -3000,7 +3000,7 @@
           <w:color w:val="000000"/>
           <w:kern w:val="0"/>
           <w:lang w:val="es-ES" w:eastAsia="es-ES"/>
-          <w14:ligatures w14:val="none"/>
+          <ns2:ligatures ns2:val="none"/>
         </w:rPr>
         <w:t xml:space="preserve"> materia de denuncia</w:t>
       </w:r>
@@ -3010,7 +3010,7 @@
           <w:color w:val="000000"/>
           <w:kern w:val="0"/>
           <w:lang w:val="es-ES" w:eastAsia="es-ES"/>
-          <w14:ligatures w14:val="none"/>
+          <ns2:ligatures ns2:val="none"/>
         </w:rPr>
         <w:t>, así como el cargo de remisión de la póliza</w:t>
       </w:r>
@@ -3020,7 +3020,7 @@
           <w:color w:val="000000"/>
           <w:kern w:val="0"/>
           <w:lang w:val="es-ES" w:eastAsia="es-ES"/>
-          <w14:ligatures w14:val="none"/>
+          <ns2:ligatures ns2:val="none"/>
         </w:rPr>
         <w:t xml:space="preserve">; </w:t>
       </w:r>
@@ -3030,7 +3030,7 @@
           <w:color w:val="000000"/>
           <w:kern w:val="0"/>
           <w:lang w:val="es-ES" w:eastAsia="es-ES"/>
-          <w14:ligatures w14:val="none"/>
+          <ns2:ligatures ns2:val="none"/>
         </w:rPr>
         <w:t>(</w:t>
       </w:r>
@@ -3041,7 +3041,7 @@
           <w:color w:val="000000"/>
           <w:kern w:val="0"/>
           <w:lang w:val="es-ES" w:eastAsia="es-ES"/>
-          <w14:ligatures w14:val="none"/>
+          <ns2:ligatures ns2:val="none"/>
         </w:rPr>
         <w:t>ii</w:t>
       </w:r>
@@ -3052,7 +3052,7 @@
           <w:color w:val="000000"/>
           <w:kern w:val="0"/>
           <w:lang w:val="es-ES" w:eastAsia="es-ES"/>
-          <w14:ligatures w14:val="none"/>
+          <ns2:ligatures ns2:val="none"/>
         </w:rPr>
         <w:t xml:space="preserve">) presentar los medios probatorios que acrediten que el valor </w:t>
       </w:r>
@@ -3062,7 +3062,7 @@
           <w:color w:val="000000"/>
           <w:kern w:val="0"/>
           <w:lang w:val="es-ES" w:eastAsia="es-ES"/>
-          <w14:ligatures w14:val="none"/>
+          <ns2:ligatures ns2:val="none"/>
         </w:rPr>
         <w:t xml:space="preserve">determinado </w:t>
       </w:r>
@@ -3072,7 +3072,7 @@
           <w:color w:val="000000"/>
           <w:kern w:val="0"/>
           <w:lang w:val="es-ES" w:eastAsia="es-ES"/>
-          <w14:ligatures w14:val="none"/>
+          <ns2:ligatures ns2:val="none"/>
         </w:rPr>
         <w:t xml:space="preserve">de liquidación del siniestro </w:t>
       </w:r>
@@ -3082,7 +3082,7 @@
           <w:color w:val="000000"/>
           <w:kern w:val="0"/>
           <w:lang w:eastAsia="es-ES"/>
-          <w14:ligatures w14:val="none"/>
+          <ns2:ligatures ns2:val="none"/>
         </w:rPr>
         <w:t xml:space="preserve">690242 fue </w:t>
       </w:r>
@@ -3092,7 +3092,7 @@
           <w:color w:val="000000"/>
           <w:kern w:val="0"/>
           <w:lang w:eastAsia="es-ES"/>
-          <w14:ligatures w14:val="none"/>
+          <ns2:ligatures ns2:val="none"/>
         </w:rPr>
         <w:t>justificado</w:t>
       </w:r>
@@ -3102,7 +3102,7 @@
           <w:color w:val="000000"/>
           <w:kern w:val="0"/>
           <w:lang w:val="es-ES" w:eastAsia="es-ES"/>
-          <w14:ligatures w14:val="none"/>
+          <ns2:ligatures ns2:val="none"/>
         </w:rPr>
         <w:t xml:space="preserve">; </w:t>
       </w:r>
@@ -3112,7 +3112,7 @@
           <w:color w:val="000000"/>
           <w:kern w:val="0"/>
           <w:lang w:val="es-ES" w:eastAsia="es-ES"/>
-          <w14:ligatures w14:val="none"/>
+          <ns2:ligatures ns2:val="none"/>
         </w:rPr>
         <w:t>y, (</w:t>
       </w:r>
@@ -3123,7 +3123,7 @@
           <w:color w:val="000000"/>
           <w:kern w:val="0"/>
           <w:lang w:val="es-ES" w:eastAsia="es-ES"/>
-          <w14:ligatures w14:val="none"/>
+          <ns2:ligatures ns2:val="none"/>
         </w:rPr>
         <w:t>i</w:t>
       </w:r>
@@ -3133,7 +3133,7 @@
           <w:color w:val="000000"/>
           <w:kern w:val="0"/>
           <w:lang w:val="es-ES" w:eastAsia="es-ES"/>
-          <w14:ligatures w14:val="none"/>
+          <ns2:ligatures ns2:val="none"/>
         </w:rPr>
         <w:t>i</w:t>
       </w:r>
@@ -3143,7 +3143,7 @@
           <w:color w:val="000000"/>
           <w:kern w:val="0"/>
           <w:lang w:val="es-ES" w:eastAsia="es-ES"/>
-          <w14:ligatures w14:val="none"/>
+          <ns2:ligatures ns2:val="none"/>
         </w:rPr>
         <w:t>i</w:t>
       </w:r>
@@ -3154,12 +3154,12 @@
           <w:color w:val="000000"/>
           <w:kern w:val="0"/>
           <w:lang w:val="es-ES" w:eastAsia="es-ES"/>
-          <w14:ligatures w14:val="none"/>
+          <ns2:ligatures ns2:val="none"/>
         </w:rPr>
         <w:t>) presentar todas las comunicaciones cursadas con la parte denunciante en virtud de los hechos materia de denuncia.</w:t>
       </w:r>
     </w:p>
-    <w:p>
+    <w:p ns2:paraId="48503CFE" ns2:textId="77777777">
       <w:pPr>
         <w:pStyle w:val="Prrafodelista"/>
         <w:spacing w:after="0" w:line="240" w:lineRule="auto"/>
@@ -3171,11 +3171,11 @@
           <w:kern w:val="0"/>
           <w:u w:val="single"/>
           <w:lang w:val="es-ES" w:eastAsia="es-ES"/>
-          <w14:ligatures w14:val="none"/>
-        </w:rPr>
-      </w:pPr>
-    </w:p>
-    <w:p>
+          <ns2:ligatures ns2:val="none"/>
+        </w:rPr>
+      </w:pPr>
+    </w:p>
+    <w:p ns2:paraId="4940B49E" ns2:textId="507034D0">
       <w:pPr>
         <w:pStyle w:val="Prrafodelista"/>
         <w:spacing w:after="0" w:line="240" w:lineRule="auto"/>
@@ -3187,7 +3187,7 @@
           <w:kern w:val="0"/>
           <w:u w:val="single"/>
           <w:lang w:val="es-ES" w:eastAsia="es-ES"/>
-          <w14:ligatures w14:val="none"/>
+          <ns2:ligatures ns2:val="none"/>
         </w:rPr>
       </w:pPr>
       <w:r>
@@ -3197,7 +3197,7 @@
           <w:kern w:val="0"/>
           <w:u w:val="single"/>
           <w:lang w:val="es-ES" w:eastAsia="es-ES"/>
-          <w14:ligatures w14:val="none"/>
+          <ns2:ligatures ns2:val="none"/>
         </w:rPr>
         <w:t xml:space="preserve">A </w:t>
       </w:r>
@@ -3208,7 +3208,7 @@
           <w:kern w:val="0"/>
           <w:u w:val="single"/>
           <w:lang w:val="es-ES" w:eastAsia="es-ES"/>
-          <w14:ligatures w14:val="none"/>
+          <ns2:ligatures ns2:val="none"/>
         </w:rPr>
         <w:t>Corredores Falabella</w:t>
       </w:r>
@@ -3218,7 +3218,7 @@
           <w:color w:val="000000"/>
           <w:kern w:val="0"/>
           <w:lang w:val="es-ES" w:eastAsia="es-ES"/>
-          <w14:ligatures w14:val="none"/>
+          <ns2:ligatures ns2:val="none"/>
         </w:rPr>
         <w:t>:</w:t>
       </w:r>
@@ -3228,7 +3228,7 @@
           <w:color w:val="000000"/>
           <w:kern w:val="0"/>
           <w:lang w:eastAsia="es-ES"/>
-          <w14:ligatures w14:val="none"/>
+          <ns2:ligatures ns2:val="none"/>
         </w:rPr>
         <w:t xml:space="preserve"> </w:t>
       </w:r>
@@ -3238,7 +3238,7 @@
           <w:color w:val="000000"/>
           <w:kern w:val="0"/>
           <w:lang w:val="es-ES" w:eastAsia="es-ES"/>
-          <w14:ligatures w14:val="none"/>
+          <ns2:ligatures ns2:val="none"/>
         </w:rPr>
         <w:t xml:space="preserve">(i) </w:t>
       </w:r>
@@ -3248,7 +3248,7 @@
           <w:color w:val="000000"/>
           <w:kern w:val="0"/>
           <w:lang w:val="es-ES" w:eastAsia="es-ES"/>
-          <w14:ligatures w14:val="none"/>
+          <ns2:ligatures ns2:val="none"/>
         </w:rPr>
         <w:t>presentar una copia debidamente suscrita de Póliza 2001-755531 del Seguro Vehicular materia de denuncia, así como el cargo de remisión de la póliza</w:t>
       </w:r>
@@ -3258,7 +3258,7 @@
           <w:color w:val="000000"/>
           <w:kern w:val="0"/>
           <w:lang w:val="es-ES" w:eastAsia="es-ES"/>
-          <w14:ligatures w14:val="none"/>
+          <ns2:ligatures ns2:val="none"/>
         </w:rPr>
         <w:t>; y, (</w:t>
       </w:r>
@@ -3269,7 +3269,7 @@
           <w:color w:val="000000"/>
           <w:kern w:val="0"/>
           <w:lang w:val="es-ES" w:eastAsia="es-ES"/>
-          <w14:ligatures w14:val="none"/>
+          <ns2:ligatures ns2:val="none"/>
         </w:rPr>
         <w:t>ii</w:t>
       </w:r>
@@ -3280,13 +3280,13 @@
           <w:color w:val="000000"/>
           <w:kern w:val="0"/>
           <w:lang w:val="es-ES" w:eastAsia="es-ES"/>
-          <w14:ligatures w14:val="none"/>
+          <ns2:ligatures ns2:val="none"/>
         </w:rPr>
         <w:t>) presentar todas las comunicaciones cursadas con la parte denunciante en virtud de los hechos materia de denuncia.</w:t>
       </w:r>
     </w:p>
     <w:bookmarkEnd w:id="9"/>
-    <w:p>
+    <w:p ns2:paraId="76AC2520" ns2:textId="77777777">
       <w:pPr>
         <w:pStyle w:val="Prrafodelista"/>
         <w:spacing w:after="0" w:line="240" w:lineRule="auto"/>
@@ -3297,11 +3297,11 @@
           <w:color w:val="000000"/>
           <w:kern w:val="0"/>
           <w:lang w:val="es-ES" w:eastAsia="es-ES"/>
-          <w14:ligatures w14:val="none"/>
-        </w:rPr>
-      </w:pPr>
-    </w:p>
-    <w:p>
+          <ns2:ligatures ns2:val="none"/>
+        </w:rPr>
+      </w:pPr>
+    </w:p>
+    <w:p ns2:paraId="45192A8B" ns2:textId="77777777">
       <w:pPr>
         <w:pStyle w:val="Prrafodelista"/>
         <w:numPr>
@@ -3321,22 +3321,22 @@
           <w:color w:val="000000"/>
           <w:kern w:val="0"/>
           <w:lang w:eastAsia="es-PE"/>
-          <w14:ligatures w14:val="none"/>
-        </w:rPr>
-      </w:pPr>
-      <w:r>
-        <w:rPr>
-          <w:rFonts w:ascii="Arial Narrow" w:eastAsia="Arial Narrow" w:hAnsi="Arial Narrow" w:cs="Arial Narrow"/>
-          <w:b/>
-          <w:color w:val="000000"/>
-          <w:kern w:val="0"/>
-          <w:lang w:eastAsia="es-PE"/>
-          <w14:ligatures w14:val="none"/>
+          <ns2:ligatures ns2:val="none"/>
+        </w:rPr>
+      </w:pPr>
+      <w:r>
+        <w:rPr>
+          <w:rFonts w:ascii="Arial Narrow" w:eastAsia="Arial Narrow" w:hAnsi="Arial Narrow" w:cs="Arial Narrow"/>
+          <w:b/>
+          <w:color w:val="000000"/>
+          <w:kern w:val="0"/>
+          <w:lang w:eastAsia="es-PE"/>
+          <ns2:ligatures ns2:val="none"/>
         </w:rPr>
         <w:t xml:space="preserve">RESOLUCIÓN DE LA SECRETARÍA TÉCNICA </w:t>
       </w:r>
     </w:p>
-    <w:p>
+    <w:p ns2:paraId="71820251" ns2:textId="77777777">
       <w:pPr>
         <w:spacing w:after="0" w:line="240" w:lineRule="auto"/>
         <w:contextualSpacing/>
@@ -3347,11 +3347,11 @@
           <w:color w:val="000000"/>
           <w:kern w:val="0"/>
           <w:lang w:eastAsia="es-PE"/>
-          <w14:ligatures w14:val="none"/>
-        </w:rPr>
-      </w:pPr>
-    </w:p>
-    <w:p>
+          <ns2:ligatures ns2:val="none"/>
+        </w:rPr>
+      </w:pPr>
+    </w:p>
+    <w:p ns2:paraId="5E432484" ns2:textId="64883884">
       <w:pPr>
         <w:spacing w:after="0" w:line="240" w:lineRule="auto"/>
         <w:contextualSpacing/>
@@ -3361,17 +3361,17 @@
           <w:color w:val="000000"/>
           <w:kern w:val="0"/>
           <w:lang w:eastAsia="es-PE"/>
-          <w14:ligatures w14:val="none"/>
-        </w:rPr>
-      </w:pPr>
-      <w:r>
-        <w:rPr>
-          <w:rFonts w:ascii="Arial Narrow" w:eastAsia="Arial Narrow" w:hAnsi="Arial Narrow" w:cs="Arial Narrow"/>
-          <w:b/>
-          <w:color w:val="000000"/>
-          <w:kern w:val="0"/>
-          <w:lang w:eastAsia="es-PE"/>
-          <w14:ligatures w14:val="none"/>
+          <ns2:ligatures ns2:val="none"/>
+        </w:rPr>
+      </w:pPr>
+      <w:r>
+        <w:rPr>
+          <w:rFonts w:ascii="Arial Narrow" w:eastAsia="Arial Narrow" w:hAnsi="Arial Narrow" w:cs="Arial Narrow"/>
+          <w:b/>
+          <w:color w:val="000000"/>
+          <w:kern w:val="0"/>
+          <w:lang w:eastAsia="es-PE"/>
+          <ns2:ligatures ns2:val="none"/>
         </w:rPr>
         <w:t xml:space="preserve">PRIMERO: admitir a trámite la denuncia del 16 de enero de 2026, interpuesta por el señor [DENUNCIANTE] contra Rímac Seguros y Reaseguros S.A. y Corredores de Seguros Falabella S.A.C., por lo siguiente:</w:t>
       </w:r>
@@ -3382,7 +3382,7 @@
           <w:kern w:val="0"/>
           <w:shd w:val="clear" w:color="auto" w:fill="FFFFFF"/>
           <w:lang w:eastAsia="es-PE"/>
-          <w14:ligatures w14:val="none"/>
+          <ns2:ligatures ns2:val="none"/>
         </w:rPr>
         <w:t xml:space="preserve"/>
       </w:r>
@@ -3392,7 +3392,7 @@
           <w:color w:val="000000"/>
           <w:kern w:val="0"/>
           <w:lang w:val="es-ES" w:eastAsia="es-ES"/>
-          <w14:ligatures w14:val="none"/>
+          <ns2:ligatures ns2:val="none"/>
         </w:rPr>
         <w:t/>
       </w:r>
@@ -3402,7 +3402,7 @@
           <w:color w:val="000000"/>
           <w:kern w:val="0"/>
           <w:lang w:val="es-ES" w:eastAsia="es-ES"/>
-          <w14:ligatures w14:val="none"/>
+          <ns2:ligatures ns2:val="none"/>
         </w:rPr>
         <w:t xml:space="preserve"/>
       </w:r>
@@ -3413,7 +3413,7 @@
           <w:kern w:val="0"/>
           <w:shd w:val="clear" w:color="auto" w:fill="FFFFFF"/>
           <w:lang w:eastAsia="es-PE"/>
-          <w14:ligatures w14:val="none"/>
+          <ns2:ligatures ns2:val="none"/>
         </w:rPr>
         <w:t xml:space="preserve"/>
       </w:r>
@@ -3423,7 +3423,7 @@
           <w:bCs/>
           <w:spacing w:val="-3"/>
           <w:kern w:val="0"/>
-          <w14:ligatures w14:val="none"/>
+          <ns2:ligatures ns2:val="none"/>
         </w:rPr>
         <w:t xml:space="preserve"/>
       </w:r>
@@ -3434,7 +3434,7 @@
           <w:kern w:val="0"/>
           <w:shd w:val="clear" w:color="auto" w:fill="FFFFFF"/>
           <w:lang w:eastAsia="es-PE"/>
-          <w14:ligatures w14:val="none"/>
+          <ns2:ligatures ns2:val="none"/>
         </w:rPr>
         <w:t xml:space="preserve"/>
       </w:r>
@@ -3445,7 +3445,7 @@
           <w:kern w:val="0"/>
           <w:shd w:val="clear" w:color="auto" w:fill="FFFFFF"/>
           <w:lang w:eastAsia="es-PE"/>
-          <w14:ligatures w14:val="none"/>
+          <ns2:ligatures ns2:val="none"/>
         </w:rPr>
         <w:t xml:space="preserve"/>
       </w:r>
@@ -3456,7 +3456,7 @@
           <w:kern w:val="0"/>
           <w:shd w:val="clear" w:color="auto" w:fill="FFFFFF"/>
           <w:lang w:eastAsia="es-PE"/>
-          <w14:ligatures w14:val="none"/>
+          <ns2:ligatures ns2:val="none"/>
         </w:rPr>
         <w:t xml:space="preserve"/>
       </w:r>
@@ -3474,7 +3474,7 @@
           <w:kern w:val="0"/>
           <w:shd w:val="clear" w:color="auto" w:fill="FFFFFF"/>
           <w:lang w:eastAsia="es-PE"/>
-          <w14:ligatures w14:val="none"/>
+          <ns2:ligatures ns2:val="none"/>
         </w:rPr>
         <w:t/>
       </w:r>
@@ -3485,7 +3485,7 @@
           <w:kern w:val="0"/>
           <w:shd w:val="clear" w:color="auto" w:fill="FFFFFF"/>
           <w:lang w:eastAsia="es-PE"/>
-          <w14:ligatures w14:val="none"/>
+          <ns2:ligatures ns2:val="none"/>
         </w:rPr>
         <w:t xml:space="preserve"/>
       </w:r>
@@ -3496,12 +3496,12 @@
           <w:kern w:val="0"/>
           <w:shd w:val="clear" w:color="auto" w:fill="FFFFFF"/>
           <w:lang w:eastAsia="es-PE"/>
-          <w14:ligatures w14:val="none"/>
+          <ns2:ligatures ns2:val="none"/>
         </w:rPr>
         <w:t/>
       </w:r>
     </w:p>
-    <w:p>
+    <w:p ns2:paraId="2526964B" ns2:textId="77777777">
       <w:pPr>
         <w:spacing w:after="0" w:line="240" w:lineRule="auto"/>
         <w:contextualSpacing/>
@@ -3509,11 +3509,11 @@
         <w:rPr>
           <w:rFonts w:ascii="Arial Narrow" w:eastAsia="Arial Narrow" w:hAnsi="Arial Narrow" w:cs="Arial Narrow"/>
           <w:kern w:val="0"/>
-          <w14:ligatures w14:val="none"/>
-        </w:rPr>
-      </w:pPr>
-    </w:p>
-    <w:p>
+          <ns2:ligatures ns2:val="none"/>
+        </w:rPr>
+      </w:pPr>
+    </w:p>
+    <w:p ns2:paraId="36CE4A7C" ns2:textId="3F5E2D90">
       <w:pPr>
         <w:pStyle w:val="Prrafodelista"/>
         <w:numPr>
@@ -3529,14 +3529,14 @@
         <w:rPr>
           <w:rFonts w:ascii="Arial Narrow" w:eastAsia="Arial Narrow" w:hAnsi="Arial Narrow" w:cs="Arial Narrow"/>
           <w:kern w:val="0"/>
-          <w14:ligatures w14:val="none"/>
-        </w:rPr>
-      </w:pPr>
-      <w:r>
-        <w:rPr>
-          <w:rFonts w:ascii="Arial Narrow" w:eastAsia="Arial Narrow" w:hAnsi="Arial Narrow" w:cs="Arial Narrow"/>
-          <w:kern w:val="0"/>
-          <w14:ligatures w14:val="none"/>
+          <ns2:ligatures ns2:val="none"/>
+        </w:rPr>
+      </w:pPr>
+      <w:r>
+        <w:rPr>
+          <w:rFonts w:ascii="Arial Narrow" w:eastAsia="Arial Narrow" w:hAnsi="Arial Narrow" w:cs="Arial Narrow"/>
+          <w:kern w:val="0"/>
+          <ns2:ligatures ns2:val="none"/>
         </w:rPr>
         <w:t xml:space="preserve">Presunta infracción a los artículos 18 y 19 de la Ley </w:t>
       </w:r>
@@ -3545,7 +3545,7 @@
         <w:rPr>
           <w:rFonts w:ascii="Arial Narrow" w:eastAsia="Arial Narrow" w:hAnsi="Arial Narrow" w:cs="Arial Narrow"/>
           <w:kern w:val="0"/>
-          <w14:ligatures w14:val="none"/>
+          <ns2:ligatures ns2:val="none"/>
         </w:rPr>
         <w:t/>
       </w:r>
@@ -3554,7 +3554,7 @@
         <w:rPr>
           <w:rFonts w:ascii="Arial Narrow" w:eastAsia="Arial Narrow" w:hAnsi="Arial Narrow" w:cs="Arial Narrow"/>
           <w:kern w:val="0"/>
-          <w14:ligatures w14:val="none"/>
+          <ns2:ligatures ns2:val="none"/>
         </w:rPr>
         <w:t xml:space="preserve"> </w:t>
       </w:r>
@@ -3562,23 +3562,23 @@
         <w:rPr>
           <w:rFonts w:ascii="Arial Narrow" w:eastAsia="Arial Narrow" w:hAnsi="Arial Narrow" w:cs="Arial Narrow"/>
           <w:kern w:val="0"/>
-          <w14:ligatures w14:val="none"/>
+          <ns2:ligatures ns2:val="none"/>
         </w:rPr>
         <w:t>29571, Código de Protección y Defensa del Consumidor, en tanto Rímac Seguros y Reaseguros S.A. habría calculado inadecuadamente la indemnización del siniestro 690242 tomando como base el valor comercial de US$ 10 000,00, distinto a la suma asegurada de US$ 15 000,00, sin detallar la metodología ni los criterios técnicos utilizados.</w:t>
       </w:r>
     </w:p>
-    <w:p>
+    <w:p ns2:paraId="230C443A" ns2:textId="77777777">
       <w:pPr>
         <w:pStyle w:val="Prrafodelista"/>
         <w:spacing w:after="0" w:line="240" w:lineRule="auto"/>
         <w:rPr>
           <w:rFonts w:ascii="Arial Narrow" w:eastAsia="Arial Narrow" w:hAnsi="Arial Narrow" w:cs="Arial Narrow"/>
           <w:kern w:val="0"/>
-          <w14:ligatures w14:val="none"/>
-        </w:rPr>
-      </w:pPr>
-    </w:p>
-    <w:p>
+          <ns2:ligatures ns2:val="none"/>
+        </w:rPr>
+      </w:pPr>
+    </w:p>
+    <w:p ns2:paraId="7B1FE1D3" ns2:textId="7F96DAAF">
       <w:pPr>
         <w:pStyle w:val="Prrafodelista"/>
         <w:numPr>
@@ -3594,14 +3594,14 @@
         <w:rPr>
           <w:rFonts w:ascii="Arial Narrow" w:eastAsia="Arial Narrow" w:hAnsi="Arial Narrow" w:cs="Arial Narrow"/>
           <w:kern w:val="0"/>
-          <w14:ligatures w14:val="none"/>
-        </w:rPr>
-      </w:pPr>
-      <w:r>
-        <w:rPr>
-          <w:rFonts w:ascii="Arial Narrow" w:eastAsia="Arial Narrow" w:hAnsi="Arial Narrow" w:cs="Arial Narrow"/>
-          <w:kern w:val="0"/>
-          <w14:ligatures w14:val="none"/>
+          <ns2:ligatures ns2:val="none"/>
+        </w:rPr>
+      </w:pPr>
+      <w:r>
+        <w:rPr>
+          <w:rFonts w:ascii="Arial Narrow" w:eastAsia="Arial Narrow" w:hAnsi="Arial Narrow" w:cs="Arial Narrow"/>
+          <w:kern w:val="0"/>
+          <ns2:ligatures ns2:val="none"/>
         </w:rPr>
         <w:t xml:space="preserve">Presunta </w:t>
       </w:r>
@@ -3609,7 +3609,7 @@
         <w:rPr>
           <w:rFonts w:ascii="Arial Narrow" w:eastAsia="Arial Narrow" w:hAnsi="Arial Narrow" w:cs="Arial Narrow"/>
           <w:kern w:val="0"/>
-          <w14:ligatures w14:val="none"/>
+          <ns2:ligatures ns2:val="none"/>
         </w:rPr>
         <w:t>infracción a los artículos 18 y 19 de la Ley</w:t>
       </w:r>
@@ -3617,7 +3617,7 @@
         <w:rPr>
           <w:rFonts w:ascii="Arial Narrow" w:eastAsia="Arial Narrow" w:hAnsi="Arial Narrow" w:cs="Arial Narrow"/>
           <w:kern w:val="0"/>
-          <w14:ligatures w14:val="none"/>
+          <ns2:ligatures ns2:val="none"/>
         </w:rPr>
         <w:t xml:space="preserve"> </w:t>
       </w:r>
@@ -3626,7 +3626,7 @@
         <w:rPr>
           <w:rFonts w:ascii="Arial Narrow" w:eastAsia="Arial Narrow" w:hAnsi="Arial Narrow" w:cs="Arial Narrow"/>
           <w:kern w:val="0"/>
-          <w14:ligatures w14:val="none"/>
+          <ns2:ligatures ns2:val="none"/>
         </w:rPr>
         <w:t/>
       </w:r>
@@ -3635,7 +3635,7 @@
         <w:rPr>
           <w:rFonts w:ascii="Arial Narrow" w:eastAsia="Arial Narrow" w:hAnsi="Arial Narrow" w:cs="Arial Narrow"/>
           <w:kern w:val="0"/>
-          <w14:ligatures w14:val="none"/>
+          <ns2:ligatures ns2:val="none"/>
         </w:rPr>
         <w:t xml:space="preserve"> 29571, Código de Protección y Defensa del Consumidor</w:t>
       </w:r>
@@ -3643,7 +3643,7 @@
         <w:rPr>
           <w:rFonts w:ascii="Arial Narrow" w:eastAsia="Arial Narrow" w:hAnsi="Arial Narrow" w:cs="Arial Narrow"/>
           <w:kern w:val="0"/>
-          <w14:ligatures w14:val="none"/>
+          <ns2:ligatures ns2:val="none"/>
         </w:rPr>
         <w:t xml:space="preserve">, en tanto </w:t>
       </w:r>
@@ -3651,7 +3651,7 @@
         <w:rPr>
           <w:rFonts w:ascii="Arial Narrow" w:eastAsia="Arial Narrow" w:hAnsi="Arial Narrow" w:cs="Arial Narrow"/>
           <w:kern w:val="0"/>
-          <w14:ligatures w14:val="none"/>
+          <ns2:ligatures ns2:val="none"/>
         </w:rPr>
         <w:t xml:space="preserve">Rímac Seguros y Reaseguros S.A. </w:t>
       </w:r>
@@ -3659,7 +3659,7 @@
         <w:rPr>
           <w:rFonts w:ascii="Arial Narrow" w:eastAsia="Arial Narrow" w:hAnsi="Arial Narrow" w:cs="Arial Narrow"/>
           <w:kern w:val="0"/>
-          <w14:ligatures w14:val="none"/>
+          <ns2:ligatures ns2:val="none"/>
         </w:rPr>
         <w:t xml:space="preserve">no habría </w:t>
       </w:r>
@@ -3667,7 +3667,7 @@
         <w:rPr>
           <w:rFonts w:ascii="Arial Narrow" w:eastAsia="Arial Narrow" w:hAnsi="Arial Narrow" w:cs="Arial Narrow"/>
           <w:kern w:val="0"/>
-          <w14:ligatures w14:val="none"/>
+          <ns2:ligatures ns2:val="none"/>
         </w:rPr>
         <w:t>cumplido con remitir</w:t>
       </w:r>
@@ -3675,7 +3675,7 @@
         <w:rPr>
           <w:rFonts w:ascii="Arial Narrow" w:eastAsia="Arial Narrow" w:hAnsi="Arial Narrow" w:cs="Arial Narrow"/>
           <w:kern w:val="0"/>
-          <w14:ligatures w14:val="none"/>
+          <ns2:ligatures ns2:val="none"/>
         </w:rPr>
         <w:t xml:space="preserve"> al </w:t>
       </w:r>
@@ -3683,7 +3683,7 @@
         <w:rPr>
           <w:rFonts w:ascii="Arial Narrow" w:eastAsia="Arial Narrow" w:hAnsi="Arial Narrow" w:cs="Arial Narrow"/>
           <w:kern w:val="0"/>
-          <w14:ligatures w14:val="none"/>
+          <ns2:ligatures ns2:val="none"/>
         </w:rPr>
         <w:t>denunciante</w:t>
       </w:r>
@@ -3691,7 +3691,7 @@
         <w:rPr>
           <w:rFonts w:ascii="Arial Narrow" w:eastAsia="Arial Narrow" w:hAnsi="Arial Narrow" w:cs="Arial Narrow"/>
           <w:kern w:val="0"/>
-          <w14:ligatures w14:val="none"/>
+          <ns2:ligatures ns2:val="none"/>
         </w:rPr>
         <w:t xml:space="preserve"> el informe técnico ni el convenio de ajuste con el detalle del importe de la indemnización correspondiente al siniestro 690242</w:t>
       </w:r>
@@ -3699,7 +3699,7 @@
         <w:rPr>
           <w:rFonts w:ascii="Arial Narrow" w:eastAsia="Arial Narrow" w:hAnsi="Arial Narrow" w:cs="Arial Narrow"/>
           <w:kern w:val="0"/>
-          <w14:ligatures w14:val="none"/>
+          <ns2:ligatures ns2:val="none"/>
         </w:rPr>
         <w:t xml:space="preserve">, solicitados el </w:t>
       </w:r>
@@ -3709,7 +3709,7 @@
           <w:color w:val="000000"/>
           <w:kern w:val="0"/>
           <w:lang w:eastAsia="es-ES"/>
-          <w14:ligatures w14:val="none"/>
+          <ns2:ligatures ns2:val="none"/>
         </w:rPr>
         <w:t>17 de noviembre de 2025</w:t>
       </w:r>
@@ -3717,23 +3717,23 @@
         <w:rPr>
           <w:rFonts w:ascii="Arial Narrow" w:eastAsia="Arial Narrow" w:hAnsi="Arial Narrow" w:cs="Arial Narrow"/>
           <w:kern w:val="0"/>
-          <w14:ligatures w14:val="none"/>
+          <ns2:ligatures ns2:val="none"/>
         </w:rPr>
         <w:t>.</w:t>
       </w:r>
     </w:p>
-    <w:p>
+    <w:p ns2:paraId="0DEBA873" ns2:textId="77777777">
       <w:pPr>
         <w:pStyle w:val="Prrafodelista"/>
         <w:spacing w:after="0" w:line="240" w:lineRule="auto"/>
         <w:rPr>
           <w:rFonts w:ascii="Arial Narrow" w:eastAsia="Arial Narrow" w:hAnsi="Arial Narrow" w:cs="Arial Narrow"/>
           <w:kern w:val="0"/>
-          <w14:ligatures w14:val="none"/>
-        </w:rPr>
-      </w:pPr>
-    </w:p>
-    <w:p>
+          <ns2:ligatures ns2:val="none"/>
+        </w:rPr>
+      </w:pPr>
+    </w:p>
+    <w:p ns2:paraId="75DF2DC4" ns2:textId="336335C8">
       <w:pPr>
         <w:pStyle w:val="Prrafodelista"/>
         <w:numPr>
@@ -3749,14 +3749,14 @@
         <w:rPr>
           <w:rFonts w:ascii="Arial Narrow" w:eastAsia="Arial Narrow" w:hAnsi="Arial Narrow" w:cs="Arial Narrow"/>
           <w:kern w:val="0"/>
-          <w14:ligatures w14:val="none"/>
-        </w:rPr>
-      </w:pPr>
-      <w:r>
-        <w:rPr>
-          <w:rFonts w:ascii="Arial Narrow" w:eastAsia="Arial Narrow" w:hAnsi="Arial Narrow" w:cs="Arial Narrow"/>
-          <w:kern w:val="0"/>
-          <w14:ligatures w14:val="none"/>
+          <ns2:ligatures ns2:val="none"/>
+        </w:rPr>
+      </w:pPr>
+      <w:r>
+        <w:rPr>
+          <w:rFonts w:ascii="Arial Narrow" w:eastAsia="Arial Narrow" w:hAnsi="Arial Narrow" w:cs="Arial Narrow"/>
+          <w:kern w:val="0"/>
+          <ns2:ligatures ns2:val="none"/>
         </w:rPr>
         <w:lastRenderedPageBreak/>
         <w:t>Presunta infracción a los artículos 18 y 19 de la Ley</w:t>
@@ -3765,7 +3765,7 @@
         <w:rPr>
           <w:rFonts w:ascii="Arial Narrow" w:eastAsia="Arial Narrow" w:hAnsi="Arial Narrow" w:cs="Arial Narrow"/>
           <w:kern w:val="0"/>
-          <w14:ligatures w14:val="none"/>
+          <ns2:ligatures ns2:val="none"/>
         </w:rPr>
         <w:t xml:space="preserve"> </w:t>
       </w:r>
@@ -3774,7 +3774,7 @@
         <w:rPr>
           <w:rFonts w:ascii="Arial Narrow" w:eastAsia="Arial Narrow" w:hAnsi="Arial Narrow" w:cs="Arial Narrow"/>
           <w:kern w:val="0"/>
-          <w14:ligatures w14:val="none"/>
+          <ns2:ligatures ns2:val="none"/>
         </w:rPr>
         <w:t/>
       </w:r>
@@ -3783,23 +3783,23 @@
         <w:rPr>
           <w:rFonts w:ascii="Arial Narrow" w:eastAsia="Arial Narrow" w:hAnsi="Arial Narrow" w:cs="Arial Narrow"/>
           <w:kern w:val="0"/>
-          <w14:ligatures w14:val="none"/>
+          <ns2:ligatures ns2:val="none"/>
         </w:rPr>
         <w:t xml:space="preserve"> 29571, Código de Protección y Defensa del Consumidor, en tanto Corredores de Seguros Falabella S.A.C. no habría cumplido con gestionar ante Rímac Seguros y Reaseguros S.A. la aplicación del procedimiento de designación de ajustadores durante la etapa de liquidación del siniestro 690242. </w:t>
       </w:r>
     </w:p>
-    <w:p>
+    <w:p ns2:paraId="38A1A06C" ns2:textId="77777777">
       <w:pPr>
         <w:pStyle w:val="Prrafodelista"/>
         <w:spacing w:after="0" w:line="240" w:lineRule="auto"/>
         <w:rPr>
           <w:rFonts w:ascii="Arial Narrow" w:eastAsia="Arial Narrow" w:hAnsi="Arial Narrow" w:cs="Arial Narrow"/>
           <w:kern w:val="0"/>
-          <w14:ligatures w14:val="none"/>
-        </w:rPr>
-      </w:pPr>
-    </w:p>
-    <w:p>
+          <ns2:ligatures ns2:val="none"/>
+        </w:rPr>
+      </w:pPr>
+    </w:p>
+    <w:p ns2:paraId="21FB16AD" ns2:textId="78F20637">
       <w:pPr>
         <w:pStyle w:val="Prrafodelista"/>
         <w:numPr>
@@ -3815,14 +3815,14 @@
         <w:rPr>
           <w:rFonts w:ascii="Arial Narrow" w:eastAsia="Arial Narrow" w:hAnsi="Arial Narrow" w:cs="Arial Narrow"/>
           <w:kern w:val="0"/>
-          <w14:ligatures w14:val="none"/>
-        </w:rPr>
-      </w:pPr>
-      <w:r>
-        <w:rPr>
-          <w:rFonts w:ascii="Arial Narrow" w:eastAsia="Arial Narrow" w:hAnsi="Arial Narrow" w:cs="Arial Narrow"/>
-          <w:kern w:val="0"/>
-          <w14:ligatures w14:val="none"/>
+          <ns2:ligatures ns2:val="none"/>
+        </w:rPr>
+      </w:pPr>
+      <w:r>
+        <w:rPr>
+          <w:rFonts w:ascii="Arial Narrow" w:eastAsia="Arial Narrow" w:hAnsi="Arial Narrow" w:cs="Arial Narrow"/>
+          <w:kern w:val="0"/>
+          <ns2:ligatures ns2:val="none"/>
         </w:rPr>
         <w:t>Presunta infracción a los artículos 18 y 19 de la Ley</w:t>
       </w:r>
@@ -3830,7 +3830,7 @@
         <w:rPr>
           <w:rFonts w:ascii="Arial Narrow" w:eastAsia="Arial Narrow" w:hAnsi="Arial Narrow" w:cs="Arial Narrow"/>
           <w:kern w:val="0"/>
-          <w14:ligatures w14:val="none"/>
+          <ns2:ligatures ns2:val="none"/>
         </w:rPr>
         <w:t xml:space="preserve"> </w:t>
       </w:r>
@@ -3839,7 +3839,7 @@
         <w:rPr>
           <w:rFonts w:ascii="Arial Narrow" w:eastAsia="Arial Narrow" w:hAnsi="Arial Narrow" w:cs="Arial Narrow"/>
           <w:kern w:val="0"/>
-          <w14:ligatures w14:val="none"/>
+          <ns2:ligatures ns2:val="none"/>
         </w:rPr>
         <w:t/>
       </w:r>
@@ -3848,7 +3848,7 @@
         <w:rPr>
           <w:rFonts w:ascii="Arial Narrow" w:eastAsia="Arial Narrow" w:hAnsi="Arial Narrow" w:cs="Arial Narrow"/>
           <w:kern w:val="0"/>
-          <w14:ligatures w14:val="none"/>
+          <ns2:ligatures ns2:val="none"/>
         </w:rPr>
         <w:t xml:space="preserve"> 29571, Código de Protección y Defensa del Consumidor, en tanto Corredores de Seguros Falabella S.A.C. no habría </w:t>
       </w:r>
@@ -3856,7 +3856,7 @@
         <w:rPr>
           <w:rFonts w:ascii="Arial Narrow" w:eastAsia="Arial Narrow" w:hAnsi="Arial Narrow" w:cs="Arial Narrow"/>
           <w:kern w:val="0"/>
-          <w14:ligatures w14:val="none"/>
+          <ns2:ligatures ns2:val="none"/>
         </w:rPr>
         <w:t>cumplido con brindar</w:t>
       </w:r>
@@ -3864,7 +3864,7 @@
         <w:rPr>
           <w:rFonts w:ascii="Arial Narrow" w:eastAsia="Arial Narrow" w:hAnsi="Arial Narrow" w:cs="Arial Narrow"/>
           <w:kern w:val="0"/>
-          <w14:ligatures w14:val="none"/>
+          <ns2:ligatures ns2:val="none"/>
         </w:rPr>
         <w:t xml:space="preserve"> asesoría técnica al denunciante durante la etapa de liquidación del siniestro 690242</w:t>
       </w:r>
@@ -3872,7 +3872,7 @@
         <w:rPr>
           <w:rFonts w:ascii="Arial Narrow" w:eastAsia="Arial Narrow" w:hAnsi="Arial Narrow" w:cs="Arial Narrow"/>
           <w:kern w:val="0"/>
-          <w14:ligatures w14:val="none"/>
+          <ns2:ligatures ns2:val="none"/>
         </w:rPr>
         <w:t xml:space="preserve"> y sobre los alcances de la cláusula del “Valor Convenido” en la póliza contratada</w:t>
       </w:r>
@@ -3880,12 +3880,12 @@
         <w:rPr>
           <w:rFonts w:ascii="Arial Narrow" w:eastAsia="Arial Narrow" w:hAnsi="Arial Narrow" w:cs="Arial Narrow"/>
           <w:kern w:val="0"/>
-          <w14:ligatures w14:val="none"/>
+          <ns2:ligatures ns2:val="none"/>
         </w:rPr>
         <w:t xml:space="preserve">. </w:t>
       </w:r>
     </w:p>
-    <w:p>
+    <w:p ns2:paraId="0ADB23E5" ns2:textId="77777777">
       <w:pPr>
         <w:spacing w:after="0" w:line="240" w:lineRule="auto"/>
         <w:contextualSpacing/>
@@ -3893,11 +3893,11 @@
         <w:rPr>
           <w:rFonts w:ascii="Arial Narrow" w:eastAsia="Arial Narrow" w:hAnsi="Arial Narrow" w:cs="Arial Narrow"/>
           <w:kern w:val="0"/>
-          <w14:ligatures w14:val="none"/>
-        </w:rPr>
-      </w:pPr>
-    </w:p>
-    <w:p>
+          <ns2:ligatures ns2:val="none"/>
+        </w:rPr>
+      </w:pPr>
+    </w:p>
+    <w:p ns2:paraId="3447391C" ns2:textId="27CD657E">
       <w:pPr>
         <w:pStyle w:val="Prrafodelista"/>
         <w:numPr>
@@ -3910,14 +3910,14 @@
         <w:rPr>
           <w:rFonts w:ascii="Arial Narrow" w:eastAsia="Arial Narrow" w:hAnsi="Arial Narrow" w:cs="Arial Narrow"/>
           <w:kern w:val="0"/>
-          <w14:ligatures w14:val="none"/>
-        </w:rPr>
-      </w:pPr>
-      <w:r>
-        <w:rPr>
-          <w:rFonts w:ascii="Arial Narrow" w:eastAsia="Arial Narrow" w:hAnsi="Arial Narrow" w:cs="Arial Narrow"/>
-          <w:kern w:val="0"/>
-          <w14:ligatures w14:val="none"/>
+          <ns2:ligatures ns2:val="none"/>
+        </w:rPr>
+      </w:pPr>
+      <w:r>
+        <w:rPr>
+          <w:rFonts w:ascii="Arial Narrow" w:eastAsia="Arial Narrow" w:hAnsi="Arial Narrow" w:cs="Arial Narrow"/>
+          <w:kern w:val="0"/>
+          <ns2:ligatures ns2:val="none"/>
         </w:rPr>
         <w:t xml:space="preserve">Presunta infracción al numeral 88.1 del artículo 88 de la Ley </w:t>
       </w:r>
@@ -3926,7 +3926,7 @@
         <w:rPr>
           <w:rFonts w:ascii="Arial Narrow" w:eastAsia="Arial Narrow" w:hAnsi="Arial Narrow" w:cs="Arial Narrow"/>
           <w:kern w:val="0"/>
-          <w14:ligatures w14:val="none"/>
+          <ns2:ligatures ns2:val="none"/>
         </w:rPr>
         <w:t/>
       </w:r>
@@ -3935,7 +3935,7 @@
         <w:rPr>
           <w:rFonts w:ascii="Arial Narrow" w:eastAsia="Arial Narrow" w:hAnsi="Arial Narrow" w:cs="Arial Narrow"/>
           <w:kern w:val="0"/>
-          <w14:ligatures w14:val="none"/>
+          <ns2:ligatures ns2:val="none"/>
         </w:rPr>
         <w:t xml:space="preserve"> 29571, Código de Protección y Defensa del Consumidor, en tanto </w:t>
       </w:r>
@@ -3943,7 +3943,7 @@
         <w:rPr>
           <w:rFonts w:ascii="Arial Narrow" w:eastAsia="Arial Narrow" w:hAnsi="Arial Narrow" w:cs="Arial Narrow"/>
           <w:kern w:val="0"/>
-          <w14:ligatures w14:val="none"/>
+          <ns2:ligatures ns2:val="none"/>
         </w:rPr>
         <w:t xml:space="preserve">Rímac Seguros y Reaseguros S.A. </w:t>
       </w:r>
@@ -3951,7 +3951,7 @@
         <w:rPr>
           <w:rFonts w:ascii="Arial Narrow" w:eastAsia="Arial Narrow" w:hAnsi="Arial Narrow" w:cs="Arial Narrow"/>
           <w:kern w:val="0"/>
-          <w14:ligatures w14:val="none"/>
+          <ns2:ligatures ns2:val="none"/>
         </w:rPr>
         <w:t xml:space="preserve">habría brindado una respuesta inadecuada al reclamo 25SBS019099 presentado por </w:t>
       </w:r>
@@ -3959,7 +3959,7 @@
         <w:rPr>
           <w:rFonts w:ascii="Arial Narrow" w:eastAsia="Arial Narrow" w:hAnsi="Arial Narrow" w:cs="Arial Narrow"/>
           <w:kern w:val="0"/>
-          <w14:ligatures w14:val="none"/>
+          <ns2:ligatures ns2:val="none"/>
         </w:rPr>
         <w:t xml:space="preserve">denunciante </w:t>
       </w:r>
@@ -3967,12 +3967,12 @@
         <w:rPr>
           <w:rFonts w:ascii="Arial Narrow" w:eastAsia="Arial Narrow" w:hAnsi="Arial Narrow" w:cs="Arial Narrow"/>
           <w:kern w:val="0"/>
-          <w14:ligatures w14:val="none"/>
+          <ns2:ligatures ns2:val="none"/>
         </w:rPr>
         <w:t>el 5 de noviembre de 2025.</w:t>
       </w:r>
     </w:p>
-    <w:p>
+    <w:p ns2:paraId="1DEB3481" ns2:textId="77777777">
       <w:pPr>
         <w:spacing w:after="0" w:line="240" w:lineRule="auto"/>
         <w:contextualSpacing/>
@@ -3980,11 +3980,11 @@
         <w:rPr>
           <w:rFonts w:ascii="Arial Narrow" w:eastAsia="Arial Narrow" w:hAnsi="Arial Narrow" w:cs="Arial Narrow"/>
           <w:kern w:val="0"/>
-          <w14:ligatures w14:val="none"/>
-        </w:rPr>
-      </w:pPr>
-    </w:p>
-    <w:p>
+          <ns2:ligatures ns2:val="none"/>
+        </w:rPr>
+      </w:pPr>
+    </w:p>
+    <w:p ns2:paraId="634A0D61" ns2:textId="2A507A03">
       <w:pPr>
         <w:spacing w:after="0" w:line="240" w:lineRule="auto"/>
         <w:contextualSpacing/>
@@ -3992,17 +3992,17 @@
         <w:rPr>
           <w:rFonts w:ascii="Arial Narrow" w:eastAsia="Calibri" w:hAnsi="Arial Narrow" w:cs="Arial"/>
           <w:kern w:val="0"/>
-          <w14:ligatures w14:val="none"/>
-        </w:rPr>
-      </w:pPr>
-      <w:r>
-        <w:rPr>
-          <w:rFonts w:ascii="Arial Narrow" w:eastAsia="Arial Narrow" w:hAnsi="Arial Narrow" w:cs="Arial Narrow"/>
-          <w:b/>
-          <w:color w:val="000000"/>
-          <w:kern w:val="0"/>
-          <w:lang w:eastAsia="es-PE"/>
-          <w14:ligatures w14:val="none"/>
+          <ns2:ligatures ns2:val="none"/>
+        </w:rPr>
+      </w:pPr>
+      <w:r>
+        <w:rPr>
+          <w:rFonts w:ascii="Arial Narrow" w:eastAsia="Arial Narrow" w:hAnsi="Arial Narrow" w:cs="Arial Narrow"/>
+          <w:b/>
+          <w:color w:val="000000"/>
+          <w:kern w:val="0"/>
+          <w:lang w:eastAsia="es-PE"/>
+          <ns2:ligatures ns2:val="none"/>
         </w:rPr>
         <w:t>SEGUNDO:</w:t>
       </w:r>
@@ -4012,7 +4012,7 @@
           <w:color w:val="000000"/>
           <w:kern w:val="0"/>
           <w:lang w:eastAsia="es-PE"/>
-          <w14:ligatures w14:val="none"/>
+          <ns2:ligatures ns2:val="none"/>
         </w:rPr>
         <w:t xml:space="preserve"> tener por ofrecidos los medios probatorios presentados en el escrito de denuncia </w:t>
       </w:r>
@@ -4022,7 +4022,7 @@
           <w:color w:val="000000"/>
           <w:kern w:val="0"/>
           <w:lang w:val="es-ES" w:eastAsia="es-ES"/>
-          <w14:ligatures w14:val="none"/>
+          <ns2:ligatures ns2:val="none"/>
         </w:rPr>
         <w:t xml:space="preserve">del </w:t>
       </w:r>
@@ -4032,7 +4032,7 @@
           <w:color w:val="000000"/>
           <w:kern w:val="0"/>
           <w:lang w:val="es-ES" w:eastAsia="es-ES"/>
-          <w14:ligatures w14:val="none"/>
+          <ns2:ligatures ns2:val="none"/>
         </w:rPr>
         <w:t>16 de enero de 2026</w:t>
       </w:r>
@@ -4040,12 +4040,12 @@
         <w:rPr>
           <w:rFonts w:ascii="Arial Narrow" w:eastAsia="Calibri" w:hAnsi="Arial Narrow" w:cs="Arial"/>
           <w:kern w:val="0"/>
-          <w14:ligatures w14:val="none"/>
+          <ns2:ligatures ns2:val="none"/>
         </w:rPr>
         <w:t>.</w:t>
       </w:r>
     </w:p>
-    <w:p>
+    <w:p ns2:paraId="2AF03E3F" ns2:textId="77777777">
       <w:pPr>
         <w:spacing w:after="0" w:line="240" w:lineRule="auto"/>
         <w:contextualSpacing/>
@@ -4055,11 +4055,11 @@
           <w:color w:val="000000"/>
           <w:kern w:val="0"/>
           <w:lang w:eastAsia="es-PE"/>
-          <w14:ligatures w14:val="none"/>
-        </w:rPr>
-      </w:pPr>
-    </w:p>
-    <w:p>
+          <ns2:ligatures ns2:val="none"/>
+        </w:rPr>
+      </w:pPr>
+    </w:p>
+    <w:p ns2:paraId="5D90C1F7" ns2:textId="1B7A4CE4">
       <w:pPr>
         <w:spacing w:after="0" w:line="240" w:lineRule="auto"/>
         <w:contextualSpacing/>
@@ -4069,17 +4069,17 @@
           <w:color w:val="000000"/>
           <w:kern w:val="0"/>
           <w:lang w:eastAsia="es-PE"/>
-          <w14:ligatures w14:val="none"/>
-        </w:rPr>
-      </w:pPr>
-      <w:r>
-        <w:rPr>
-          <w:rFonts w:ascii="Arial Narrow" w:eastAsia="Arial Narrow" w:hAnsi="Arial Narrow" w:cs="Arial Narrow"/>
-          <w:b/>
-          <w:color w:val="000000"/>
-          <w:kern w:val="0"/>
-          <w:lang w:eastAsia="es-PE"/>
-          <w14:ligatures w14:val="none"/>
+          <ns2:ligatures ns2:val="none"/>
+        </w:rPr>
+      </w:pPr>
+      <w:r>
+        <w:rPr>
+          <w:rFonts w:ascii="Arial Narrow" w:eastAsia="Arial Narrow" w:hAnsi="Arial Narrow" w:cs="Arial Narrow"/>
+          <w:b/>
+          <w:color w:val="000000"/>
+          <w:kern w:val="0"/>
+          <w:lang w:eastAsia="es-PE"/>
+          <ns2:ligatures ns2:val="none"/>
         </w:rPr>
         <w:t xml:space="preserve">TERCERO: </w:t>
       </w:r>
@@ -4089,7 +4089,7 @@
           <w:color w:val="000000"/>
           <w:kern w:val="0"/>
           <w:lang w:eastAsia="es-PE"/>
-          <w14:ligatures w14:val="none"/>
+          <ns2:ligatures ns2:val="none"/>
         </w:rPr>
         <w:t xml:space="preserve">requerir a </w:t>
       </w:r>
@@ -4100,7 +4100,7 @@
           <w:kern w:val="0"/>
           <w:shd w:val="clear" w:color="auto" w:fill="FFFFFF"/>
           <w:lang w:eastAsia="es-PE"/>
-          <w14:ligatures w14:val="none"/>
+          <ns2:ligatures ns2:val="none"/>
         </w:rPr>
         <w:t xml:space="preserve">Rímac Seguros y Reaseguros S.A. </w:t>
       </w:r>
@@ -4118,7 +4118,7 @@
           <w:kern w:val="0"/>
           <w:shd w:val="clear" w:color="auto" w:fill="FFFFFF"/>
           <w:lang w:eastAsia="es-PE"/>
-          <w14:ligatures w14:val="none"/>
+          <ns2:ligatures ns2:val="none"/>
         </w:rPr>
         <w:t xml:space="preserve">Corredores de Seguros Falabella S.A.C. </w:t>
       </w:r>
@@ -4128,12 +4128,12 @@
           <w:color w:val="000000"/>
           <w:kern w:val="0"/>
           <w:lang w:eastAsia="es-PE"/>
-          <w14:ligatures w14:val="none"/>
+          <ns2:ligatures ns2:val="none"/>
         </w:rPr>
         <w:t>que cumplan con lo siguiente:</w:t>
       </w:r>
     </w:p>
-    <w:p>
+    <w:p ns2:paraId="156DFAB9" ns2:textId="77777777">
       <w:pPr>
         <w:spacing w:after="0" w:line="240" w:lineRule="auto"/>
         <w:contextualSpacing/>
@@ -4143,11 +4143,11 @@
           <w:color w:val="000000"/>
           <w:kern w:val="0"/>
           <w:lang w:eastAsia="es-PE"/>
-          <w14:ligatures w14:val="none"/>
-        </w:rPr>
-      </w:pPr>
-    </w:p>
-    <w:p>
+          <ns2:ligatures ns2:val="none"/>
+        </w:rPr>
+      </w:pPr>
+    </w:p>
+    <w:p ns2:paraId="37384474" ns2:textId="77777777">
       <w:pPr>
         <w:numPr>
           <w:ilvl w:val="0"/>
@@ -4162,21 +4162,21 @@
           <w:color w:val="000000"/>
           <w:kern w:val="0"/>
           <w:lang w:eastAsia="es-PE"/>
-          <w14:ligatures w14:val="none"/>
-        </w:rPr>
-      </w:pPr>
-      <w:r>
-        <w:rPr>
-          <w:rFonts w:ascii="Arial Narrow" w:eastAsia="Arial Narrow" w:hAnsi="Arial Narrow" w:cs="Arial Narrow"/>
-          <w:color w:val="000000"/>
-          <w:kern w:val="0"/>
-          <w:lang w:eastAsia="es-PE"/>
-          <w14:ligatures w14:val="none"/>
+          <ns2:ligatures ns2:val="none"/>
+        </w:rPr>
+      </w:pPr>
+      <w:r>
+        <w:rPr>
+          <w:rFonts w:ascii="Arial Narrow" w:eastAsia="Arial Narrow" w:hAnsi="Arial Narrow" w:cs="Arial Narrow"/>
+          <w:color w:val="000000"/>
+          <w:kern w:val="0"/>
+          <w:lang w:eastAsia="es-PE"/>
+          <ns2:ligatures ns2:val="none"/>
         </w:rPr>
         <w:t>presentar documentos que acrediten su inscripción en los Registros Públicos o una declaración jurada que indique que cuenta con dicha inscripción;</w:t>
       </w:r>
     </w:p>
-    <w:p>
+    <w:p ns2:paraId="04A6E74B" ns2:textId="77777777">
       <w:pPr>
         <w:numPr>
           <w:ilvl w:val="0"/>
@@ -4191,21 +4191,21 @@
           <w:color w:val="000000"/>
           <w:kern w:val="0"/>
           <w:lang w:eastAsia="es-PE"/>
-          <w14:ligatures w14:val="none"/>
-        </w:rPr>
-      </w:pPr>
-      <w:r>
-        <w:rPr>
-          <w:rFonts w:ascii="Arial Narrow" w:eastAsia="Arial Narrow" w:hAnsi="Arial Narrow" w:cs="Arial Narrow"/>
-          <w:color w:val="000000"/>
-          <w:kern w:val="0"/>
-          <w:lang w:eastAsia="es-PE"/>
-          <w14:ligatures w14:val="none"/>
+          <ns2:ligatures ns2:val="none"/>
+        </w:rPr>
+      </w:pPr>
+      <w:r>
+        <w:rPr>
+          <w:rFonts w:ascii="Arial Narrow" w:eastAsia="Arial Narrow" w:hAnsi="Arial Narrow" w:cs="Arial Narrow"/>
+          <w:color w:val="000000"/>
+          <w:kern w:val="0"/>
+          <w:lang w:eastAsia="es-PE"/>
+          <ns2:ligatures ns2:val="none"/>
         </w:rPr>
         <w:t>presentar copia simple de las facultades de representación de su representante legal en el presente procedimiento o la declaración jurada que indique que cuenta con dichas facultades y que estas se encuentran vigentes;</w:t>
       </w:r>
     </w:p>
-    <w:p>
+    <w:p ns2:paraId="1203D0DC" ns2:textId="77777777">
       <w:pPr>
         <w:numPr>
           <w:ilvl w:val="0"/>
@@ -4220,21 +4220,21 @@
           <w:color w:val="000000"/>
           <w:kern w:val="0"/>
           <w:lang w:eastAsia="es-PE"/>
-          <w14:ligatures w14:val="none"/>
-        </w:rPr>
-      </w:pPr>
-      <w:r>
-        <w:rPr>
-          <w:rFonts w:ascii="Arial Narrow" w:eastAsia="Arial Narrow" w:hAnsi="Arial Narrow" w:cs="Arial Narrow"/>
-          <w:color w:val="000000"/>
-          <w:kern w:val="0"/>
-          <w:lang w:eastAsia="es-PE"/>
-          <w14:ligatures w14:val="none"/>
+          <ns2:ligatures ns2:val="none"/>
+        </w:rPr>
+      </w:pPr>
+      <w:r>
+        <w:rPr>
+          <w:rFonts w:ascii="Arial Narrow" w:eastAsia="Arial Narrow" w:hAnsi="Arial Narrow" w:cs="Arial Narrow"/>
+          <w:color w:val="000000"/>
+          <w:kern w:val="0"/>
+          <w:lang w:eastAsia="es-PE"/>
+          <ns2:ligatures ns2:val="none"/>
         </w:rPr>
         <w:t>consignar el Número de Registro Único de Contribuyentes (RUC); y,</w:t>
       </w:r>
     </w:p>
-    <w:p>
+    <w:p ns2:paraId="37704CA2" ns2:textId="77777777">
       <w:pPr>
         <w:numPr>
           <w:ilvl w:val="0"/>
@@ -4247,16 +4247,16 @@
         <w:rPr>
           <w:rFonts w:ascii="Arial Narrow" w:eastAsia="Calibri" w:hAnsi="Arial Narrow" w:cs="Arial"/>
           <w:kern w:val="0"/>
-          <w14:ligatures w14:val="none"/>
-        </w:rPr>
-      </w:pPr>
-      <w:r>
-        <w:rPr>
-          <w:rFonts w:ascii="Arial Narrow" w:eastAsia="Arial Narrow" w:hAnsi="Arial Narrow" w:cs="Arial Narrow"/>
-          <w:color w:val="000000"/>
-          <w:kern w:val="0"/>
-          <w:lang w:eastAsia="es-PE"/>
-          <w14:ligatures w14:val="none"/>
+          <ns2:ligatures ns2:val="none"/>
+        </w:rPr>
+      </w:pPr>
+      <w:r>
+        <w:rPr>
+          <w:rFonts w:ascii="Arial Narrow" w:eastAsia="Arial Narrow" w:hAnsi="Arial Narrow" w:cs="Arial Narrow"/>
+          <w:color w:val="000000"/>
+          <w:kern w:val="0"/>
+          <w:lang w:eastAsia="es-PE"/>
+          <ns2:ligatures ns2:val="none"/>
         </w:rPr>
         <w:t>fijar domicilio procesal para el procedimiento, de conformidad con el numeral 1 del artículo 442</w:t>
       </w:r>
@@ -4266,7 +4266,7 @@
           <w:color w:val="000000"/>
           <w:kern w:val="0"/>
           <w:lang w:eastAsia="es-PE"/>
-          <w14:ligatures w14:val="none"/>
+          <ns2:ligatures ns2:val="none"/>
         </w:rPr>
         <w:t/>
       </w:r>
@@ -4276,7 +4276,7 @@
           <w:color w:val="000000"/>
           <w:kern w:val="0"/>
           <w:lang w:eastAsia="es-PE"/>
-          <w14:ligatures w14:val="none"/>
+          <ns2:ligatures ns2:val="none"/>
         </w:rPr>
         <w:t xml:space="preserve"> del Código Procesal Civil. </w:t>
       </w:r>
@@ -4284,7 +4284,7 @@
         <w:rPr>
           <w:rFonts w:ascii="Arial Narrow" w:eastAsia="Calibri" w:hAnsi="Arial Narrow" w:cs="Arial"/>
           <w:kern w:val="0"/>
-          <w14:ligatures w14:val="none"/>
+          <ns2:ligatures ns2:val="none"/>
         </w:rPr>
         <w:t>Para ello podrá señalar domicilio físico o una dirección electrónica a la que pueda remitirse las notificaciones</w:t>
       </w:r>
@@ -4293,12 +4293,12 @@
           <w:rFonts w:ascii="Arial Narrow" w:eastAsia="Arial" w:hAnsi="Arial Narrow" w:cs="Arial"/>
           <w:kern w:val="0"/>
           <w:lang w:val="es"/>
-          <w14:ligatures w14:val="none"/>
+          <ns2:ligatures ns2:val="none"/>
         </w:rPr>
         <w:t>;</w:t>
       </w:r>
     </w:p>
-    <w:p>
+    <w:p ns2:paraId="6A38ABFB" ns2:textId="77777777">
       <w:pPr>
         <w:numPr>
           <w:ilvl w:val="0"/>
@@ -4311,14 +4311,14 @@
         <w:rPr>
           <w:rFonts w:ascii="Arial Narrow" w:eastAsia="Calibri" w:hAnsi="Arial Narrow" w:cs="Arial"/>
           <w:kern w:val="0"/>
-          <w14:ligatures w14:val="none"/>
+          <ns2:ligatures ns2:val="none"/>
         </w:rPr>
       </w:pPr>
       <w:r>
         <w:rPr>
           <w:rFonts w:ascii="Arial Narrow" w:eastAsia="Calibri" w:hAnsi="Arial Narrow" w:cs="Arial"/>
           <w:kern w:val="0"/>
-          <w14:ligatures w14:val="none"/>
+          <ns2:ligatures ns2:val="none"/>
         </w:rPr>
         <w:t>en caso califique como micro empresa o pequeña empresa, presentar los documentos que acrediten su volumen de ventas o ingresos brutos percibidos el año anterior relativo a todas sus actividades económicas y el número de trabajadores con el que cuenta</w:t>
       </w:r>
@@ -4328,7 +4328,7 @@
           <w:rFonts w:ascii="Arial Narrow" w:eastAsia="Calibri" w:hAnsi="Arial Narrow" w:cs="Arial"/>
           <w:kern w:val="0"/>
           <w:vertAlign w:val="superscript"/>
-          <w14:ligatures w14:val="none"/>
+          <ns2:ligatures ns2:val="none"/>
         </w:rPr>
         <w:footnoteReference w:id="6"/>
       </w:r>
@@ -4336,7 +4336,7 @@
         <w:rPr>
           <w:rFonts w:ascii="Arial Narrow" w:eastAsia="Calibri" w:hAnsi="Arial Narrow" w:cs="Arial"/>
           <w:kern w:val="0"/>
-          <w14:ligatures w14:val="none"/>
+          <ns2:ligatures ns2:val="none"/>
         </w:rPr>
         <w:t>. Ello, a fin de que la Comisión pueda meritar dicha documentación, conforme lo establece el artículo 110</w:t>
       </w:r>
@@ -4346,7 +4346,7 @@
           <w:color w:val="000000"/>
           <w:kern w:val="0"/>
           <w:lang w:eastAsia="es-PE"/>
-          <w14:ligatures w14:val="none"/>
+          <ns2:ligatures ns2:val="none"/>
         </w:rPr>
         <w:t/>
       </w:r>
@@ -4354,7 +4354,7 @@
         <w:rPr>
           <w:rFonts w:ascii="Arial Narrow" w:eastAsia="Calibri" w:hAnsi="Arial Narrow" w:cs="Arial"/>
           <w:kern w:val="0"/>
-          <w14:ligatures w14:val="none"/>
+          <ns2:ligatures ns2:val="none"/>
         </w:rPr>
         <w:t xml:space="preserve"> del </w:t>
       </w:r>
@@ -4363,7 +4363,7 @@
           <w:rFonts w:ascii="Arial Narrow" w:eastAsia="Calibri" w:hAnsi="Arial Narrow" w:cs="Arial"/>
           <w:spacing w:val="-2"/>
           <w:kern w:val="0"/>
-          <w14:ligatures w14:val="none"/>
+          <ns2:ligatures ns2:val="none"/>
         </w:rPr>
         <w:t>Código</w:t>
       </w:r>
@@ -4374,7 +4374,7 @@
           <w:spacing w:val="-2"/>
           <w:kern w:val="0"/>
           <w:vertAlign w:val="superscript"/>
-          <w14:ligatures w14:val="none"/>
+          <ns2:ligatures ns2:val="none"/>
         </w:rPr>
         <w:footnoteReference w:id="7"/>
       </w:r>
@@ -4383,12 +4383,12 @@
           <w:rFonts w:ascii="Arial Narrow" w:eastAsia="Calibri" w:hAnsi="Arial Narrow" w:cs="Arial"/>
           <w:spacing w:val="-2"/>
           <w:kern w:val="0"/>
-          <w14:ligatures w14:val="none"/>
+          <ns2:ligatures ns2:val="none"/>
         </w:rPr>
         <w:t>.</w:t>
       </w:r>
     </w:p>
-    <w:p>
+    <w:p ns2:paraId="1B2AA0D1" ns2:textId="77777777">
       <w:pPr>
         <w:spacing w:after="0" w:line="240" w:lineRule="auto"/>
         <w:ind w:left="567"/>
@@ -4399,7 +4399,7 @@
           <w:color w:val="000000"/>
           <w:kern w:val="0"/>
           <w:lang w:eastAsia="es-PE"/>
-          <w14:ligatures w14:val="none"/>
+          <ns2:ligatures ns2:val="none"/>
         </w:rPr>
       </w:pPr>
     </w:p>
@@ -4413,39 +4413,76 @@
           <w:color w:val="000000"/>
           <w:kern w:val="0"/>
           <w:lang w:eastAsia="es-PE"/>
-          <w14:ligatures w14:val="none"/>
-        </w:rPr>
-      </w:pPr>
-      <w:r>
-        <w:rPr>
-          <w:rFonts w:ascii="Arial Narrow" w:eastAsia="Arial Narrow" w:hAnsi="Arial Narrow" w:cs="Arial Narrow"/>
-          <w:b/>
-          <w:color w:val="000000"/>
-          <w:kern w:val="0"/>
-          <w:lang w:eastAsia="es-PE"/>
-          <w14:ligatures w14:val="none"/>
+          <ns2:ligatures ns2:val="none"/>
+        </w:rPr>
+      </w:pPr>
+      <w:r>
+        <w:rPr>
+          <w:rFonts w:ascii="Arial Narrow" w:hAnsi="Arial Narrow" w:cs="Arial Narrow"/>
+          <w:b w:val="1"/>
+          <w:bCs w:val="1"/>
+          <w:sz w:val="20"/>
+          <w:szCs w:val="20"/>
         </w:rPr>
         <w:t xml:space="preserve">CUARTO: </w:t>
       </w:r>
       <w:r>
         <w:rPr>
-          <w:rFonts w:ascii="Arial Narrow" w:eastAsia="Arial Narrow" w:hAnsi="Arial Narrow" w:cs="Arial Narrow"/>
-          <w:color w:val="000000"/>
-          <w:kern w:val="0"/>
-          <w:lang w:eastAsia="es-PE"/>
-          <w14:ligatures w14:val="none"/>
-        </w:rPr>
-        <w:t xml:space="preserve">correr traslado de la denuncia interpuesta </w:t>
-      </w:r>
-      <w:r>
+          <w:rFonts w:ascii="Arial Narrow" w:hAnsi="Arial Narrow" w:cs="Arial Narrow"/>
+          <w:sz w:val="20"/>
+          <w:szCs w:val="20"/>
+        </w:rPr>
+        <w:t xml:space="preserve">correr traslado de la presente resolución a Rímac Seguros y Reaseguros S.A. y Corredores de Seguros Falabella S.A.C para que, de conformidad con lo dispuesto por el artículo 26° de la Ley sobre Facultades, Normas y Organización del Indecopi, aprobado por Decreto Legislativo N° 8079, presenten sus descargos sobre la imputación de cargos realizada en un plazo no mayor a cinco (5) días hábiles contado a partir del día siguiente de la notificación de la presente resolución, vencido el cual, el Secretario Técnico declarará en rebeldía a los denunciados que no lo hubieran presentado. Debe precisarse que de conformidad con lo establecido por el artículo 223° del Texto Único Ordenado de la Ley N° 27444, Ley del Procedimiento Administrativo General, las alegaciones y los hechos relevantes de la reclamación, salvo que hayan sido específicamente negadas en la contestación, se tendrán por aceptadas o meritadas como ciertas.</w:t>
+      </w:r>
+    </w:p>
+    <w:p ns2:paraId="2F1C55D7" ns2:textId="77777777">
+      <w:pPr>
+        <w:spacing w:after="0" w:line="240" w:lineRule="auto"/>
+        <w:contextualSpacing/>
+        <w:jc w:val="both"/>
+        <w:rPr>
+          <w:rFonts w:ascii="Arial Narrow" w:eastAsia="Arial Narrow" w:hAnsi="Arial Narrow" w:cs="Arial Narrow"/>
+          <w:color w:val="000000"/>
+          <w:kern w:val="0"/>
+          <w:lang w:eastAsia="es-PE"/>
+          <ns2:ligatures ns2:val="none"/>
+        </w:rPr>
+      </w:pPr>
+    </w:p>
+    <w:p ns2:paraId="6D15F6EA" ns2:textId="601803F7">
+      <w:pPr>
+        <w:spacing w:after="0" w:line="240" w:lineRule="auto"/>
+        <w:contextualSpacing/>
+        <w:jc w:val="both"/>
         <w:rPr>
           <w:rFonts w:ascii="Arial Narrow" w:eastAsia="Times New Roman" w:hAnsi="Arial Narrow" w:cs="Arial"/>
           <w:color w:val="000000"/>
           <w:kern w:val="0"/>
           <w:lang w:val="es-ES" w:eastAsia="es-ES"/>
-          <w14:ligatures w14:val="none"/>
-        </w:rPr>
-        <w:t xml:space="preserve">el </w:t>
+          <ns2:ligatures ns2:val="none"/>
+        </w:rPr>
+      </w:pPr>
+      <w:r>
+        <w:rPr>
+          <w:rFonts w:ascii="Arial Narrow" w:eastAsia="Arial Narrow" w:hAnsi="Arial Narrow" w:cs="Arial Narrow"/>
+          <w:b/>
+          <w:color w:val="000000"/>
+          <w:kern w:val="0"/>
+          <w:lang w:eastAsia="es-PE"/>
+          <ns2:ligatures ns2:val="none"/>
+        </w:rPr>
+        <w:t xml:space="preserve">QUINTO: </w:t>
+      </w:r>
+      <w:bookmarkStart w:id="10" w:name="_Hlk188286813"/>
+      <w:r>
+        <w:rPr>
+          <w:rFonts w:ascii="Arial Narrow" w:eastAsia="Times New Roman" w:hAnsi="Arial Narrow" w:cs="Arial"/>
+          <w:color w:val="000000"/>
+          <w:kern w:val="0"/>
+          <w:lang w:eastAsia="es-ES"/>
+          <ns2:ligatures ns2:val="none"/>
+        </w:rPr>
+        <w:t xml:space="preserve">requerir </w:t>
       </w:r>
       <w:r>
         <w:rPr>
@@ -4453,28 +4490,32 @@
           <w:color w:val="000000"/>
           <w:kern w:val="0"/>
           <w:lang w:val="es-ES" w:eastAsia="es-ES"/>
-          <w14:ligatures w14:val="none"/>
-        </w:rPr>
-        <w:t>16 de enero de 2026</w:t>
-      </w:r>
-      <w:r>
-        <w:rPr>
-          <w:rFonts w:ascii="Arial Narrow" w:eastAsia="Calibri" w:hAnsi="Arial Narrow" w:cs="Arial"/>
-          <w:kern w:val="0"/>
-          <w14:ligatures w14:val="none"/>
+          <ns2:ligatures ns2:val="none"/>
+        </w:rPr>
+        <w:t xml:space="preserve">que, en un </w:t>
+      </w:r>
+      <w:r>
+        <w:rPr>
+          <w:rFonts w:ascii="Arial Narrow" w:eastAsia="Times New Roman" w:hAnsi="Arial Narrow" w:cs="Arial"/>
+          <w:color w:val="000000"/>
+          <w:kern w:val="0"/>
+          <w:lang w:eastAsia="es-ES"/>
+          <ns2:ligatures ns2:val="none"/>
+        </w:rPr>
+        <w:t>plazo no mayor de cinco (5) días hábiles contado a partir del día siguiente de la notificación de la presente resolución</w:t>
+      </w:r>
+      <w:bookmarkEnd w:id="10"/>
+      <w:r>
+        <w:rPr>
+          <w:rFonts w:ascii="Arial Narrow" w:eastAsia="Times New Roman" w:hAnsi="Arial Narrow" w:cs="Arial"/>
+          <w:color w:val="000000"/>
+          <w:kern w:val="0"/>
+          <w:lang w:eastAsia="es-ES"/>
+          <ns2:ligatures ns2:val="none"/>
         </w:rPr>
         <w:t xml:space="preserve">, </w:t>
       </w:r>
-      <w:r>
-        <w:rPr>
-          <w:rFonts w:ascii="Arial Narrow" w:eastAsia="Arial Narrow" w:hAnsi="Arial Narrow" w:cs="Arial Narrow"/>
-          <w:color w:val="000000"/>
-          <w:kern w:val="0"/>
-          <w:lang w:eastAsia="es-PE"/>
-          <w14:ligatures w14:val="none"/>
-        </w:rPr>
-        <w:t>a</w:t>
-      </w:r>
+      <w:bookmarkStart w:id="11" w:name="_Hlk188286828"/>
       <w:r>
         <w:rPr>
           <w:rFonts w:ascii="Arial Narrow" w:eastAsia="Times New Roman" w:hAnsi="Arial Narrow" w:cs="Times New Roman"/>
@@ -4482,59 +4523,324 @@
           <w:kern w:val="0"/>
           <w:shd w:val="clear" w:color="auto" w:fill="FFFFFF"/>
           <w:lang w:eastAsia="es-PE"/>
-          <w14:ligatures w14:val="none"/>
+          <ns2:ligatures ns2:val="none"/>
+        </w:rPr>
+        <w:t>Rímac Seguros y Reaseguros S.A</w:t>
+      </w:r>
+      <w:r>
+        <w:rPr>
+          <w:rFonts w:ascii="Arial Narrow" w:eastAsia="Arial Narrow" w:hAnsi="Arial Narrow" w:cs="Arial Narrow"/>
+          <w:bCs/>
+        </w:rPr>
+        <w:t>.</w:t>
+      </w:r>
+      <w:r>
+        <w:rPr>
+          <w:rFonts w:ascii="Arial Narrow" w:eastAsia="Times New Roman" w:hAnsi="Arial Narrow" w:cs="Arial"/>
+          <w:color w:val="000000"/>
+          <w:kern w:val="0"/>
+          <w:lang w:eastAsia="es-ES"/>
+          <ns2:ligatures ns2:val="none"/>
+        </w:rPr>
+        <w:t xml:space="preserve">, </w:t>
+      </w:r>
+      <w:bookmarkEnd w:id="11"/>
+      <w:r>
+        <w:rPr>
+          <w:rFonts w:ascii="Arial Narrow" w:eastAsia="Times New Roman" w:hAnsi="Arial Narrow" w:cs="Arial"/>
+          <w:color w:val="000000"/>
+          <w:kern w:val="0"/>
+          <w:lang w:val="es-ES" w:eastAsia="es-ES"/>
+          <ns2:ligatures ns2:val="none"/>
+        </w:rPr>
+        <w:t xml:space="preserve">cumpla con: </w:t>
+      </w:r>
+      <w:r>
+        <w:rPr>
+          <w:rFonts w:ascii="Arial Narrow" w:eastAsia="Times New Roman" w:hAnsi="Arial Narrow" w:cs="Arial"/>
+          <w:color w:val="000000"/>
+          <w:kern w:val="0"/>
+          <w:lang w:val="es-ES" w:eastAsia="es-ES"/>
+          <ns2:ligatures ns2:val="none"/>
+        </w:rPr>
+        <w:t>(i) presentar una copia debidamente suscrita de Póliza 2001-755531 del Seguro Vehicular materia de denuncia, así como el cargo de remisión de la póliza; (</w:t>
+      </w:r>
+      <w:proofErr w:type="spellStart"/>
+      <w:r>
+        <w:rPr>
+          <w:rFonts w:ascii="Arial Narrow" w:eastAsia="Times New Roman" w:hAnsi="Arial Narrow" w:cs="Arial"/>
+          <w:color w:val="000000"/>
+          <w:kern w:val="0"/>
+          <w:lang w:val="es-ES" w:eastAsia="es-ES"/>
+          <ns2:ligatures ns2:val="none"/>
+        </w:rPr>
+        <w:t>ii</w:t>
+      </w:r>
+      <w:proofErr w:type="spellEnd"/>
+      <w:r>
+        <w:rPr>
+          <w:rFonts w:ascii="Arial Narrow" w:eastAsia="Times New Roman" w:hAnsi="Arial Narrow" w:cs="Arial"/>
+          <w:color w:val="000000"/>
+          <w:kern w:val="0"/>
+          <w:lang w:val="es-ES" w:eastAsia="es-ES"/>
+          <ns2:ligatures ns2:val="none"/>
+        </w:rPr>
+        <w:t xml:space="preserve">) presentar los medios probatorios que acrediten que el valor determinado de liquidación del siniestro </w:t>
+      </w:r>
+      <w:r>
+        <w:rPr>
+          <w:rFonts w:ascii="Arial Narrow" w:eastAsia="Times New Roman" w:hAnsi="Arial Narrow" w:cs="Arial"/>
+          <w:color w:val="000000"/>
+          <w:kern w:val="0"/>
+          <w:lang w:eastAsia="es-ES"/>
+          <ns2:ligatures ns2:val="none"/>
+        </w:rPr>
+        <w:t>690242 fue justificado</w:t>
+      </w:r>
+      <w:r>
+        <w:rPr>
+          <w:rFonts w:ascii="Arial Narrow" w:eastAsia="Times New Roman" w:hAnsi="Arial Narrow" w:cs="Arial"/>
+          <w:color w:val="000000"/>
+          <w:kern w:val="0"/>
+          <w:lang w:val="es-ES" w:eastAsia="es-ES"/>
+          <ns2:ligatures ns2:val="none"/>
+        </w:rPr>
+        <w:t>; y, (</w:t>
+      </w:r>
+      <w:proofErr w:type="spellStart"/>
+      <w:r>
+        <w:rPr>
+          <w:rFonts w:ascii="Arial Narrow" w:eastAsia="Times New Roman" w:hAnsi="Arial Narrow" w:cs="Arial"/>
+          <w:color w:val="000000"/>
+          <w:kern w:val="0"/>
+          <w:lang w:val="es-ES" w:eastAsia="es-ES"/>
+          <ns2:ligatures ns2:val="none"/>
+        </w:rPr>
+        <w:t>iii</w:t>
+      </w:r>
+      <w:proofErr w:type="spellEnd"/>
+      <w:r>
+        <w:rPr>
+          <w:rFonts w:ascii="Arial Narrow" w:eastAsia="Times New Roman" w:hAnsi="Arial Narrow" w:cs="Arial"/>
+          <w:color w:val="000000"/>
+          <w:kern w:val="0"/>
+          <w:lang w:val="es-ES" w:eastAsia="es-ES"/>
+          <ns2:ligatures ns2:val="none"/>
+        </w:rPr>
+        <w:t>) presentar todas las comunicaciones cursadas con la parte denunciante en virtud de los hechos materia de denuncia</w:t>
+      </w:r>
+      <w:r>
+        <w:rPr>
+          <w:rFonts w:ascii="Arial Narrow" w:eastAsia="Times New Roman" w:hAnsi="Arial Narrow" w:cs="Arial"/>
+          <w:color w:val="000000"/>
+          <w:kern w:val="0"/>
+          <w:lang w:val="es-ES" w:eastAsia="es-ES"/>
+          <ns2:ligatures ns2:val="none"/>
+        </w:rPr>
+        <w:t>.</w:t>
+      </w:r>
+    </w:p>
+    <w:p ns2:paraId="7EAE58BA" ns2:textId="77777777">
+      <w:pPr>
+        <w:spacing w:after="0" w:line="240" w:lineRule="auto"/>
+        <w:contextualSpacing/>
+        <w:jc w:val="both"/>
+        <w:rPr>
+          <w:rFonts w:ascii="Arial Narrow" w:eastAsia="Times New Roman" w:hAnsi="Arial Narrow" w:cs="Arial"/>
+          <w:color w:val="000000"/>
+          <w:kern w:val="0"/>
+          <w:lang w:val="es-ES" w:eastAsia="es-ES"/>
+          <ns2:ligatures ns2:val="none"/>
+        </w:rPr>
+      </w:pPr>
+    </w:p>
+    <w:p ns2:paraId="018EE32A" ns2:textId="3D597CE3">
+      <w:pPr>
+        <w:spacing w:after="0" w:line="240" w:lineRule="auto"/>
+        <w:contextualSpacing/>
+        <w:jc w:val="both"/>
+        <w:rPr>
+          <w:rFonts w:ascii="Arial Narrow" w:eastAsia="Times New Roman" w:hAnsi="Arial Narrow" w:cs="Arial"/>
+          <w:color w:val="000000"/>
+          <w:kern w:val="0"/>
+          <w:lang w:val="es-ES" w:eastAsia="es-ES"/>
+          <ns2:ligatures ns2:val="none"/>
+        </w:rPr>
+      </w:pPr>
+      <w:r>
+        <w:rPr>
+          <w:rFonts w:ascii="Arial Narrow" w:eastAsia="Arial Narrow" w:hAnsi="Arial Narrow" w:cs="Arial Narrow"/>
+          <w:b/>
+          <w:color w:val="000000"/>
+          <w:kern w:val="0"/>
+          <w:lang w:eastAsia="es-PE"/>
+          <ns2:ligatures ns2:val="none"/>
+        </w:rPr>
+        <w:t xml:space="preserve">SEXTO: </w:t>
+      </w:r>
+      <w:r>
+        <w:rPr>
+          <w:rFonts w:ascii="Arial Narrow" w:eastAsia="Times New Roman" w:hAnsi="Arial Narrow" w:cs="Arial"/>
+          <w:color w:val="000000"/>
+          <w:kern w:val="0"/>
+          <w:lang w:eastAsia="es-ES"/>
+          <ns2:ligatures ns2:val="none"/>
+        </w:rPr>
+        <w:t xml:space="preserve">requerir </w:t>
+      </w:r>
+      <w:r>
+        <w:rPr>
+          <w:rFonts w:ascii="Arial Narrow" w:eastAsia="Times New Roman" w:hAnsi="Arial Narrow" w:cs="Arial"/>
+          <w:color w:val="000000"/>
+          <w:kern w:val="0"/>
+          <w:lang w:val="es-ES" w:eastAsia="es-ES"/>
+          <ns2:ligatures ns2:val="none"/>
+        </w:rPr>
+        <w:t xml:space="preserve">que, en un </w:t>
+      </w:r>
+      <w:r>
+        <w:rPr>
+          <w:rFonts w:ascii="Arial Narrow" w:eastAsia="Times New Roman" w:hAnsi="Arial Narrow" w:cs="Arial"/>
+          <w:color w:val="000000"/>
+          <w:kern w:val="0"/>
+          <w:lang w:eastAsia="es-ES"/>
+          <ns2:ligatures ns2:val="none"/>
+        </w:rPr>
+        <w:t xml:space="preserve">plazo no mayor de cinco (5) días hábiles contado a partir del día siguiente de la notificación de la presente resolución, </w:t>
+      </w:r>
+      <w:r>
+        <w:rPr>
+          <w:rFonts w:ascii="Arial Narrow" w:eastAsia="Times New Roman" w:hAnsi="Arial Narrow" w:cs="Times New Roman"/>
+          <w:color w:val="000000"/>
+          <w:kern w:val="0"/>
+          <w:shd w:val="clear" w:color="auto" w:fill="FFFFFF"/>
+          <w:lang w:eastAsia="es-PE"/>
+          <ns2:ligatures ns2:val="none"/>
+        </w:rPr>
+        <w:t>Corredores de Seguros Falabella S.A.C.</w:t>
+      </w:r>
+      <w:r>
+        <w:rPr>
+          <w:rFonts w:ascii="Arial Narrow" w:eastAsia="Times New Roman" w:hAnsi="Arial Narrow" w:cs="Arial"/>
+          <w:color w:val="000000"/>
+          <w:kern w:val="0"/>
+          <w:lang w:eastAsia="es-ES"/>
+          <ns2:ligatures ns2:val="none"/>
+        </w:rPr>
+        <w:t xml:space="preserve">, </w:t>
+      </w:r>
+      <w:r>
+        <w:rPr>
+          <w:rFonts w:ascii="Arial Narrow" w:eastAsia="Times New Roman" w:hAnsi="Arial Narrow" w:cs="Arial"/>
+          <w:color w:val="000000"/>
+          <w:kern w:val="0"/>
+          <w:lang w:val="es-ES" w:eastAsia="es-ES"/>
+          <ns2:ligatures ns2:val="none"/>
+        </w:rPr>
+        <w:t xml:space="preserve">cumpla con: </w:t>
+      </w:r>
+      <w:r>
+        <w:rPr>
+          <w:rFonts w:ascii="Arial Narrow" w:eastAsia="Times New Roman" w:hAnsi="Arial Narrow" w:cs="Arial"/>
+          <w:color w:val="000000"/>
+          <w:kern w:val="0"/>
+          <w:lang w:val="es-ES" w:eastAsia="es-ES"/>
+          <ns2:ligatures ns2:val="none"/>
+        </w:rPr>
+        <w:t>(i) presentar una copia debidamente suscrita de Póliza 2001-755531 del Seguro Vehicular materia de denuncia, así como el cargo de remisión de la póliza; y, (</w:t>
+      </w:r>
+      <w:proofErr w:type="spellStart"/>
+      <w:r>
+        <w:rPr>
+          <w:rFonts w:ascii="Arial Narrow" w:eastAsia="Times New Roman" w:hAnsi="Arial Narrow" w:cs="Arial"/>
+          <w:color w:val="000000"/>
+          <w:kern w:val="0"/>
+          <w:lang w:val="es-ES" w:eastAsia="es-ES"/>
+          <ns2:ligatures ns2:val="none"/>
+        </w:rPr>
+        <w:t>ii</w:t>
+      </w:r>
+      <w:proofErr w:type="spellEnd"/>
+      <w:r>
+        <w:rPr>
+          <w:rFonts w:ascii="Arial Narrow" w:eastAsia="Times New Roman" w:hAnsi="Arial Narrow" w:cs="Arial"/>
+          <w:color w:val="000000"/>
+          <w:kern w:val="0"/>
+          <w:lang w:val="es-ES" w:eastAsia="es-ES"/>
+          <ns2:ligatures ns2:val="none"/>
+        </w:rPr>
+        <w:t>) presentar todas las comunicaciones cursadas con la parte denunciante en virtud de los hechos materia de denuncia</w:t>
+      </w:r>
+      <w:r>
+        <w:rPr>
+          <w:rFonts w:ascii="Arial Narrow" w:eastAsia="Times New Roman" w:hAnsi="Arial Narrow" w:cs="Arial"/>
+          <w:color w:val="000000"/>
+          <w:kern w:val="0"/>
+          <w:lang w:val="es-ES" w:eastAsia="es-ES"/>
+          <ns2:ligatures ns2:val="none"/>
+        </w:rPr>
+        <w:t>.</w:t>
+      </w:r>
+    </w:p>
+    <w:p ns2:paraId="61AD8504" ns2:textId="77777777">
+      <w:pPr>
+        <w:spacing w:after="0" w:line="240" w:lineRule="auto"/>
+        <w:contextualSpacing/>
+        <w:jc w:val="both"/>
+        <w:rPr>
+          <w:rFonts w:ascii="Arial Narrow" w:eastAsia="Arial Narrow" w:hAnsi="Arial Narrow" w:cs="Arial Narrow"/>
+          <w:b/>
+          <w:color w:val="000000"/>
+          <w:kern w:val="0"/>
+          <w:lang w:val="es-ES" w:eastAsia="es-PE"/>
+          <ns2:ligatures ns2:val="none"/>
+        </w:rPr>
+      </w:pPr>
+    </w:p>
+    <w:p ns2:paraId="58D4E496" ns2:textId="77777777">
+      <w:pPr>
+        <w:spacing w:after="0" w:line="240" w:lineRule="auto"/>
+        <w:contextualSpacing/>
+        <w:jc w:val="both"/>
+        <w:rPr>
+          <w:rFonts w:ascii="Arial Narrow" w:eastAsia="Arial Narrow" w:hAnsi="Arial Narrow" w:cs="Arial Narrow"/>
+          <w:color w:val="000000"/>
+          <w:kern w:val="0"/>
+          <w:lang w:eastAsia="es-PE"/>
+          <ns2:ligatures ns2:val="none"/>
+        </w:rPr>
+      </w:pPr>
+      <w:r>
+        <w:rPr>
+          <w:rFonts w:ascii="Arial Narrow" w:eastAsia="Arial Narrow" w:hAnsi="Arial Narrow" w:cs="Arial Narrow"/>
+          <w:b/>
+          <w:color w:val="000000"/>
+          <w:kern w:val="0"/>
+          <w:lang w:eastAsia="es-PE"/>
+          <ns2:ligatures ns2:val="none"/>
+        </w:rPr>
+        <w:t>SÉTIMO:</w:t>
+      </w:r>
+      <w:r>
+        <w:rPr>
+          <w:rFonts w:ascii="Arial Narrow" w:eastAsia="Arial Narrow" w:hAnsi="Arial Narrow" w:cs="Arial Narrow"/>
+          <w:color w:val="000000"/>
+          <w:kern w:val="0"/>
+          <w:lang w:eastAsia="es-PE"/>
+          <ns2:ligatures ns2:val="none"/>
         </w:rPr>
         <w:t xml:space="preserve"> </w:t>
       </w:r>
-      <w:r>
-        <w:rPr>
-          <w:rFonts w:ascii="Arial Narrow" w:eastAsia="Times New Roman" w:hAnsi="Arial Narrow" w:cs="Times New Roman"/>
-          <w:color w:val="000000"/>
-          <w:kern w:val="0"/>
-          <w:shd w:val="clear" w:color="auto" w:fill="FFFFFF"/>
-          <w:lang w:eastAsia="es-PE"/>
-          <w14:ligatures w14:val="none"/>
-        </w:rPr>
-        <w:t xml:space="preserve">Rímac Seguros y Reaseguros S.A. </w:t>
-      </w:r>
-      <w:r>
-        <w:rPr>
-          <w:rFonts w:ascii="Arial Narrow" w:eastAsia="Arial Narrow" w:hAnsi="Arial Narrow" w:cs="Arial Narrow"/>
-          <w:bCs/>
-        </w:rPr>
-        <w:t xml:space="preserve">y </w:t>
-      </w:r>
-      <w:r>
-        <w:rPr>
-          <w:rFonts w:ascii="Arial Narrow" w:eastAsia="Times New Roman" w:hAnsi="Arial Narrow" w:cs="Times New Roman"/>
-          <w:color w:val="000000"/>
-          <w:kern w:val="0"/>
-          <w:shd w:val="clear" w:color="auto" w:fill="FFFFFF"/>
-          <w:lang w:eastAsia="es-PE"/>
-          <w14:ligatures w14:val="none"/>
-        </w:rPr>
-        <w:t>Corredores de Seguros Falabella S.A.C.</w:t>
-      </w:r>
-      <w:r>
-        <w:rPr>
-          <w:rFonts w:ascii="Arial Narrow" w:eastAsia="Arial Narrow" w:hAnsi="Arial Narrow" w:cs="Arial Narrow"/>
-          <w:color w:val="000000"/>
-          <w:kern w:val="0"/>
-          <w:lang w:eastAsia="es-PE"/>
-          <w14:ligatures w14:val="none"/>
-        </w:rPr>
-        <w:t xml:space="preserve">, para que, de conformidad con lo dispuesto por </w:t>
-      </w:r>
-      <w:r>
-        <w:rPr>
-          <w:rFonts w:ascii="Arial Narrow" w:eastAsia="Arial Narrow" w:hAnsi="Arial Narrow" w:cs="Arial Narrow"/>
-          <w:color w:val="000000"/>
-          <w:kern w:val="0"/>
-          <w:lang w:eastAsia="es-PE"/>
-          <w14:ligatures w14:val="none"/>
-        </w:rPr>
-        <w:lastRenderedPageBreak/>
-        <w:t>el artículo 26</w:t>
+      <w:bookmarkStart w:id="12" w:name="_Hlk188286915"/>
+      <w:r>
+        <w:rPr>
+          <w:rFonts w:ascii="Arial Narrow" w:eastAsia="Arial Narrow" w:hAnsi="Arial Narrow" w:cs="Arial Narrow"/>
+          <w:color w:val="000000"/>
+          <w:kern w:val="0"/>
+          <w:lang w:eastAsia="es-PE"/>
+          <ns2:ligatures ns2:val="none"/>
+        </w:rPr>
+        <w:t>informar a las partes que el artículo 110</w:t>
       </w:r>
       <w:r>
         <w:rPr>
@@ -4542,7 +4848,7 @@
           <w:color w:val="000000"/>
           <w:kern w:val="0"/>
           <w:lang w:eastAsia="es-PE"/>
-          <w14:ligatures w14:val="none"/>
+          <ns2:ligatures ns2:val="none"/>
         </w:rPr>
         <w:t/>
       </w:r>
@@ -4552,435 +4858,7 @@
           <w:color w:val="000000"/>
           <w:kern w:val="0"/>
           <w:lang w:eastAsia="es-PE"/>
-          <w14:ligatures w14:val="none"/>
-        </w:rPr>
-        <w:t xml:space="preserve"> de la Ley sobre Facultades, Normas y Organización del Indecopi, aprobada por Decreto Legislativo 807, presenten sus descargos en un plazo no mayor de cinco (5) días hábiles contados desde la notificación. </w:t>
-      </w:r>
-    </w:p>
-    <w:p>
-      <w:pPr>
-        <w:spacing w:after="0" w:line="240" w:lineRule="auto"/>
-        <w:contextualSpacing/>
-        <w:jc w:val="both"/>
-        <w:rPr>
-          <w:rFonts w:ascii="Arial Narrow" w:eastAsia="Arial Narrow" w:hAnsi="Arial Narrow" w:cs="Arial Narrow"/>
-          <w:color w:val="000000"/>
-          <w:kern w:val="0"/>
-          <w:lang w:eastAsia="es-PE"/>
-          <w14:ligatures w14:val="none"/>
-        </w:rPr>
-      </w:pPr>
-    </w:p>
-    <w:p>
-      <w:pPr>
-        <w:spacing w:after="0" w:line="240" w:lineRule="auto"/>
-        <w:contextualSpacing/>
-        <w:jc w:val="both"/>
-        <w:rPr>
-          <w:rFonts w:ascii="Arial Narrow" w:eastAsia="Times New Roman" w:hAnsi="Arial Narrow" w:cs="Arial"/>
-          <w:color w:val="000000"/>
-          <w:kern w:val="0"/>
-          <w:lang w:val="es-ES" w:eastAsia="es-ES"/>
-          <w14:ligatures w14:val="none"/>
-        </w:rPr>
-      </w:pPr>
-      <w:r>
-        <w:rPr>
-          <w:rFonts w:ascii="Arial Narrow" w:eastAsia="Arial Narrow" w:hAnsi="Arial Narrow" w:cs="Arial Narrow"/>
-          <w:b/>
-          <w:color w:val="000000"/>
-          <w:kern w:val="0"/>
-          <w:lang w:eastAsia="es-PE"/>
-          <w14:ligatures w14:val="none"/>
-        </w:rPr>
-        <w:t xml:space="preserve">QUINTO: </w:t>
-      </w:r>
-      <w:bookmarkStart w:id="10" w:name="_Hlk188286813"/>
-      <w:r>
-        <w:rPr>
-          <w:rFonts w:ascii="Arial Narrow" w:eastAsia="Times New Roman" w:hAnsi="Arial Narrow" w:cs="Arial"/>
-          <w:color w:val="000000"/>
-          <w:kern w:val="0"/>
-          <w:lang w:eastAsia="es-ES"/>
-          <w14:ligatures w14:val="none"/>
-        </w:rPr>
-        <w:t xml:space="preserve">requerir </w:t>
-      </w:r>
-      <w:r>
-        <w:rPr>
-          <w:rFonts w:ascii="Arial Narrow" w:eastAsia="Times New Roman" w:hAnsi="Arial Narrow" w:cs="Arial"/>
-          <w:color w:val="000000"/>
-          <w:kern w:val="0"/>
-          <w:lang w:val="es-ES" w:eastAsia="es-ES"/>
-          <w14:ligatures w14:val="none"/>
-        </w:rPr>
-        <w:t xml:space="preserve">que, en un </w:t>
-      </w:r>
-      <w:r>
-        <w:rPr>
-          <w:rFonts w:ascii="Arial Narrow" w:eastAsia="Times New Roman" w:hAnsi="Arial Narrow" w:cs="Arial"/>
-          <w:color w:val="000000"/>
-          <w:kern w:val="0"/>
-          <w:lang w:eastAsia="es-ES"/>
-          <w14:ligatures w14:val="none"/>
-        </w:rPr>
-        <w:t>plazo no mayor de cinco (5) días hábiles contado a partir del día siguiente de la notificación de la presente resolución</w:t>
-      </w:r>
-      <w:bookmarkEnd w:id="10"/>
-      <w:r>
-        <w:rPr>
-          <w:rFonts w:ascii="Arial Narrow" w:eastAsia="Times New Roman" w:hAnsi="Arial Narrow" w:cs="Arial"/>
-          <w:color w:val="000000"/>
-          <w:kern w:val="0"/>
-          <w:lang w:eastAsia="es-ES"/>
-          <w14:ligatures w14:val="none"/>
-        </w:rPr>
-        <w:t xml:space="preserve">, </w:t>
-      </w:r>
-      <w:bookmarkStart w:id="11" w:name="_Hlk188286828"/>
-      <w:r>
-        <w:rPr>
-          <w:rFonts w:ascii="Arial Narrow" w:eastAsia="Times New Roman" w:hAnsi="Arial Narrow" w:cs="Times New Roman"/>
-          <w:color w:val="000000"/>
-          <w:kern w:val="0"/>
-          <w:shd w:val="clear" w:color="auto" w:fill="FFFFFF"/>
-          <w:lang w:eastAsia="es-PE"/>
-          <w14:ligatures w14:val="none"/>
-        </w:rPr>
-        <w:t>Rímac Seguros y Reaseguros S.A</w:t>
-      </w:r>
-      <w:r>
-        <w:rPr>
-          <w:rFonts w:ascii="Arial Narrow" w:eastAsia="Arial Narrow" w:hAnsi="Arial Narrow" w:cs="Arial Narrow"/>
-          <w:bCs/>
-        </w:rPr>
-        <w:t>.</w:t>
-      </w:r>
-      <w:r>
-        <w:rPr>
-          <w:rFonts w:ascii="Arial Narrow" w:eastAsia="Times New Roman" w:hAnsi="Arial Narrow" w:cs="Arial"/>
-          <w:color w:val="000000"/>
-          <w:kern w:val="0"/>
-          <w:lang w:eastAsia="es-ES"/>
-          <w14:ligatures w14:val="none"/>
-        </w:rPr>
-        <w:t xml:space="preserve">, </w:t>
-      </w:r>
-      <w:bookmarkEnd w:id="11"/>
-      <w:r>
-        <w:rPr>
-          <w:rFonts w:ascii="Arial Narrow" w:eastAsia="Times New Roman" w:hAnsi="Arial Narrow" w:cs="Arial"/>
-          <w:color w:val="000000"/>
-          <w:kern w:val="0"/>
-          <w:lang w:val="es-ES" w:eastAsia="es-ES"/>
-          <w14:ligatures w14:val="none"/>
-        </w:rPr>
-        <w:t xml:space="preserve">cumpla con: </w:t>
-      </w:r>
-      <w:r>
-        <w:rPr>
-          <w:rFonts w:ascii="Arial Narrow" w:eastAsia="Times New Roman" w:hAnsi="Arial Narrow" w:cs="Arial"/>
-          <w:color w:val="000000"/>
-          <w:kern w:val="0"/>
-          <w:lang w:val="es-ES" w:eastAsia="es-ES"/>
-          <w14:ligatures w14:val="none"/>
-        </w:rPr>
-        <w:t>(i) presentar una copia debidamente suscrita de Póliza 2001-755531 del Seguro Vehicular materia de denuncia, así como el cargo de remisión de la póliza; (</w:t>
-      </w:r>
-      <w:proofErr w:type="spellStart"/>
-      <w:r>
-        <w:rPr>
-          <w:rFonts w:ascii="Arial Narrow" w:eastAsia="Times New Roman" w:hAnsi="Arial Narrow" w:cs="Arial"/>
-          <w:color w:val="000000"/>
-          <w:kern w:val="0"/>
-          <w:lang w:val="es-ES" w:eastAsia="es-ES"/>
-          <w14:ligatures w14:val="none"/>
-        </w:rPr>
-        <w:t>ii</w:t>
-      </w:r>
-      <w:proofErr w:type="spellEnd"/>
-      <w:r>
-        <w:rPr>
-          <w:rFonts w:ascii="Arial Narrow" w:eastAsia="Times New Roman" w:hAnsi="Arial Narrow" w:cs="Arial"/>
-          <w:color w:val="000000"/>
-          <w:kern w:val="0"/>
-          <w:lang w:val="es-ES" w:eastAsia="es-ES"/>
-          <w14:ligatures w14:val="none"/>
-        </w:rPr>
-        <w:t xml:space="preserve">) presentar los medios probatorios que acrediten que el valor determinado de liquidación del siniestro </w:t>
-      </w:r>
-      <w:r>
-        <w:rPr>
-          <w:rFonts w:ascii="Arial Narrow" w:eastAsia="Times New Roman" w:hAnsi="Arial Narrow" w:cs="Arial"/>
-          <w:color w:val="000000"/>
-          <w:kern w:val="0"/>
-          <w:lang w:eastAsia="es-ES"/>
-          <w14:ligatures w14:val="none"/>
-        </w:rPr>
-        <w:t>690242 fue justificado</w:t>
-      </w:r>
-      <w:r>
-        <w:rPr>
-          <w:rFonts w:ascii="Arial Narrow" w:eastAsia="Times New Roman" w:hAnsi="Arial Narrow" w:cs="Arial"/>
-          <w:color w:val="000000"/>
-          <w:kern w:val="0"/>
-          <w:lang w:val="es-ES" w:eastAsia="es-ES"/>
-          <w14:ligatures w14:val="none"/>
-        </w:rPr>
-        <w:t>; y, (</w:t>
-      </w:r>
-      <w:proofErr w:type="spellStart"/>
-      <w:r>
-        <w:rPr>
-          <w:rFonts w:ascii="Arial Narrow" w:eastAsia="Times New Roman" w:hAnsi="Arial Narrow" w:cs="Arial"/>
-          <w:color w:val="000000"/>
-          <w:kern w:val="0"/>
-          <w:lang w:val="es-ES" w:eastAsia="es-ES"/>
-          <w14:ligatures w14:val="none"/>
-        </w:rPr>
-        <w:t>iii</w:t>
-      </w:r>
-      <w:proofErr w:type="spellEnd"/>
-      <w:r>
-        <w:rPr>
-          <w:rFonts w:ascii="Arial Narrow" w:eastAsia="Times New Roman" w:hAnsi="Arial Narrow" w:cs="Arial"/>
-          <w:color w:val="000000"/>
-          <w:kern w:val="0"/>
-          <w:lang w:val="es-ES" w:eastAsia="es-ES"/>
-          <w14:ligatures w14:val="none"/>
-        </w:rPr>
-        <w:t>) presentar todas las comunicaciones cursadas con la parte denunciante en virtud de los hechos materia de denuncia</w:t>
-      </w:r>
-      <w:r>
-        <w:rPr>
-          <w:rFonts w:ascii="Arial Narrow" w:eastAsia="Times New Roman" w:hAnsi="Arial Narrow" w:cs="Arial"/>
-          <w:color w:val="000000"/>
-          <w:kern w:val="0"/>
-          <w:lang w:val="es-ES" w:eastAsia="es-ES"/>
-          <w14:ligatures w14:val="none"/>
-        </w:rPr>
-        <w:t>.</w:t>
-      </w:r>
-    </w:p>
-    <w:p>
-      <w:pPr>
-        <w:spacing w:after="0" w:line="240" w:lineRule="auto"/>
-        <w:contextualSpacing/>
-        <w:jc w:val="both"/>
-        <w:rPr>
-          <w:rFonts w:ascii="Arial Narrow" w:eastAsia="Times New Roman" w:hAnsi="Arial Narrow" w:cs="Arial"/>
-          <w:color w:val="000000"/>
-          <w:kern w:val="0"/>
-          <w:lang w:val="es-ES" w:eastAsia="es-ES"/>
-          <w14:ligatures w14:val="none"/>
-        </w:rPr>
-      </w:pPr>
-    </w:p>
-    <w:p>
-      <w:pPr>
-        <w:spacing w:after="0" w:line="240" w:lineRule="auto"/>
-        <w:contextualSpacing/>
-        <w:jc w:val="both"/>
-        <w:rPr>
-          <w:rFonts w:ascii="Arial Narrow" w:eastAsia="Times New Roman" w:hAnsi="Arial Narrow" w:cs="Arial"/>
-          <w:color w:val="000000"/>
-          <w:kern w:val="0"/>
-          <w:lang w:val="es-ES" w:eastAsia="es-ES"/>
-          <w14:ligatures w14:val="none"/>
-        </w:rPr>
-      </w:pPr>
-      <w:r>
-        <w:rPr>
-          <w:rFonts w:ascii="Arial Narrow" w:eastAsia="Arial Narrow" w:hAnsi="Arial Narrow" w:cs="Arial Narrow"/>
-          <w:b/>
-          <w:color w:val="000000"/>
-          <w:kern w:val="0"/>
-          <w:lang w:eastAsia="es-PE"/>
-          <w14:ligatures w14:val="none"/>
-        </w:rPr>
-        <w:t xml:space="preserve">SEXTO: </w:t>
-      </w:r>
-      <w:r>
-        <w:rPr>
-          <w:rFonts w:ascii="Arial Narrow" w:eastAsia="Times New Roman" w:hAnsi="Arial Narrow" w:cs="Arial"/>
-          <w:color w:val="000000"/>
-          <w:kern w:val="0"/>
-          <w:lang w:eastAsia="es-ES"/>
-          <w14:ligatures w14:val="none"/>
-        </w:rPr>
-        <w:t xml:space="preserve">requerir </w:t>
-      </w:r>
-      <w:r>
-        <w:rPr>
-          <w:rFonts w:ascii="Arial Narrow" w:eastAsia="Times New Roman" w:hAnsi="Arial Narrow" w:cs="Arial"/>
-          <w:color w:val="000000"/>
-          <w:kern w:val="0"/>
-          <w:lang w:val="es-ES" w:eastAsia="es-ES"/>
-          <w14:ligatures w14:val="none"/>
-        </w:rPr>
-        <w:t xml:space="preserve">que, en un </w:t>
-      </w:r>
-      <w:r>
-        <w:rPr>
-          <w:rFonts w:ascii="Arial Narrow" w:eastAsia="Times New Roman" w:hAnsi="Arial Narrow" w:cs="Arial"/>
-          <w:color w:val="000000"/>
-          <w:kern w:val="0"/>
-          <w:lang w:eastAsia="es-ES"/>
-          <w14:ligatures w14:val="none"/>
-        </w:rPr>
-        <w:t xml:space="preserve">plazo no mayor de cinco (5) días hábiles contado a partir del día siguiente de la notificación de la presente resolución, </w:t>
-      </w:r>
-      <w:r>
-        <w:rPr>
-          <w:rFonts w:ascii="Arial Narrow" w:eastAsia="Times New Roman" w:hAnsi="Arial Narrow" w:cs="Times New Roman"/>
-          <w:color w:val="000000"/>
-          <w:kern w:val="0"/>
-          <w:shd w:val="clear" w:color="auto" w:fill="FFFFFF"/>
-          <w:lang w:eastAsia="es-PE"/>
-          <w14:ligatures w14:val="none"/>
-        </w:rPr>
-        <w:t>Corredores de Seguros Falabella S.A.C.</w:t>
-      </w:r>
-      <w:r>
-        <w:rPr>
-          <w:rFonts w:ascii="Arial Narrow" w:eastAsia="Times New Roman" w:hAnsi="Arial Narrow" w:cs="Arial"/>
-          <w:color w:val="000000"/>
-          <w:kern w:val="0"/>
-          <w:lang w:eastAsia="es-ES"/>
-          <w14:ligatures w14:val="none"/>
-        </w:rPr>
-        <w:t xml:space="preserve">, </w:t>
-      </w:r>
-      <w:r>
-        <w:rPr>
-          <w:rFonts w:ascii="Arial Narrow" w:eastAsia="Times New Roman" w:hAnsi="Arial Narrow" w:cs="Arial"/>
-          <w:color w:val="000000"/>
-          <w:kern w:val="0"/>
-          <w:lang w:val="es-ES" w:eastAsia="es-ES"/>
-          <w14:ligatures w14:val="none"/>
-        </w:rPr>
-        <w:t xml:space="preserve">cumpla con: </w:t>
-      </w:r>
-      <w:r>
-        <w:rPr>
-          <w:rFonts w:ascii="Arial Narrow" w:eastAsia="Times New Roman" w:hAnsi="Arial Narrow" w:cs="Arial"/>
-          <w:color w:val="000000"/>
-          <w:kern w:val="0"/>
-          <w:lang w:val="es-ES" w:eastAsia="es-ES"/>
-          <w14:ligatures w14:val="none"/>
-        </w:rPr>
-        <w:t>(i) presentar una copia debidamente suscrita de Póliza 2001-755531 del Seguro Vehicular materia de denuncia, así como el cargo de remisión de la póliza; y, (</w:t>
-      </w:r>
-      <w:proofErr w:type="spellStart"/>
-      <w:r>
-        <w:rPr>
-          <w:rFonts w:ascii="Arial Narrow" w:eastAsia="Times New Roman" w:hAnsi="Arial Narrow" w:cs="Arial"/>
-          <w:color w:val="000000"/>
-          <w:kern w:val="0"/>
-          <w:lang w:val="es-ES" w:eastAsia="es-ES"/>
-          <w14:ligatures w14:val="none"/>
-        </w:rPr>
-        <w:t>ii</w:t>
-      </w:r>
-      <w:proofErr w:type="spellEnd"/>
-      <w:r>
-        <w:rPr>
-          <w:rFonts w:ascii="Arial Narrow" w:eastAsia="Times New Roman" w:hAnsi="Arial Narrow" w:cs="Arial"/>
-          <w:color w:val="000000"/>
-          <w:kern w:val="0"/>
-          <w:lang w:val="es-ES" w:eastAsia="es-ES"/>
-          <w14:ligatures w14:val="none"/>
-        </w:rPr>
-        <w:t>) presentar todas las comunicaciones cursadas con la parte denunciante en virtud de los hechos materia de denuncia</w:t>
-      </w:r>
-      <w:r>
-        <w:rPr>
-          <w:rFonts w:ascii="Arial Narrow" w:eastAsia="Times New Roman" w:hAnsi="Arial Narrow" w:cs="Arial"/>
-          <w:color w:val="000000"/>
-          <w:kern w:val="0"/>
-          <w:lang w:val="es-ES" w:eastAsia="es-ES"/>
-          <w14:ligatures w14:val="none"/>
-        </w:rPr>
-        <w:t>.</w:t>
-      </w:r>
-    </w:p>
-    <w:p>
-      <w:pPr>
-        <w:spacing w:after="0" w:line="240" w:lineRule="auto"/>
-        <w:contextualSpacing/>
-        <w:jc w:val="both"/>
-        <w:rPr>
-          <w:rFonts w:ascii="Arial Narrow" w:eastAsia="Arial Narrow" w:hAnsi="Arial Narrow" w:cs="Arial Narrow"/>
-          <w:b/>
-          <w:color w:val="000000"/>
-          <w:kern w:val="0"/>
-          <w:lang w:val="es-ES" w:eastAsia="es-PE"/>
-          <w14:ligatures w14:val="none"/>
-        </w:rPr>
-      </w:pPr>
-    </w:p>
-    <w:p>
-      <w:pPr>
-        <w:spacing w:after="0" w:line="240" w:lineRule="auto"/>
-        <w:contextualSpacing/>
-        <w:jc w:val="both"/>
-        <w:rPr>
-          <w:rFonts w:ascii="Arial Narrow" w:eastAsia="Arial Narrow" w:hAnsi="Arial Narrow" w:cs="Arial Narrow"/>
-          <w:color w:val="000000"/>
-          <w:kern w:val="0"/>
-          <w:lang w:eastAsia="es-PE"/>
-          <w14:ligatures w14:val="none"/>
-        </w:rPr>
-      </w:pPr>
-      <w:r>
-        <w:rPr>
-          <w:rFonts w:ascii="Arial Narrow" w:eastAsia="Arial Narrow" w:hAnsi="Arial Narrow" w:cs="Arial Narrow"/>
-          <w:b/>
-          <w:color w:val="000000"/>
-          <w:kern w:val="0"/>
-          <w:lang w:eastAsia="es-PE"/>
-          <w14:ligatures w14:val="none"/>
-        </w:rPr>
-        <w:t>SÉTIMO:</w:t>
-      </w:r>
-      <w:r>
-        <w:rPr>
-          <w:rFonts w:ascii="Arial Narrow" w:eastAsia="Arial Narrow" w:hAnsi="Arial Narrow" w:cs="Arial Narrow"/>
-          <w:color w:val="000000"/>
-          <w:kern w:val="0"/>
-          <w:lang w:eastAsia="es-PE"/>
-          <w14:ligatures w14:val="none"/>
-        </w:rPr>
-        <w:t xml:space="preserve"> </w:t>
-      </w:r>
-      <w:bookmarkStart w:id="12" w:name="_Hlk188286915"/>
-      <w:r>
-        <w:rPr>
-          <w:rFonts w:ascii="Arial Narrow" w:eastAsia="Arial Narrow" w:hAnsi="Arial Narrow" w:cs="Arial Narrow"/>
-          <w:color w:val="000000"/>
-          <w:kern w:val="0"/>
-          <w:lang w:eastAsia="es-PE"/>
-          <w14:ligatures w14:val="none"/>
-        </w:rPr>
-        <w:t>informar a las partes que el artículo 110</w:t>
-      </w:r>
-      <w:r>
-        <w:rPr>
-          <w:rFonts w:ascii="Arial Narrow" w:eastAsia="Times New Roman" w:hAnsi="Arial Narrow" w:cs="Segoe UI"/>
-          <w:color w:val="000000"/>
-          <w:kern w:val="0"/>
-          <w:lang w:eastAsia="es-PE"/>
-          <w14:ligatures w14:val="none"/>
-        </w:rPr>
-        <w:t/>
-      </w:r>
-      <w:r>
-        <w:rPr>
-          <w:rFonts w:ascii="Arial Narrow" w:eastAsia="Arial Narrow" w:hAnsi="Arial Narrow" w:cs="Arial Narrow"/>
-          <w:color w:val="000000"/>
-          <w:kern w:val="0"/>
-          <w:lang w:eastAsia="es-PE"/>
-          <w14:ligatures w14:val="none"/>
+          <ns2:ligatures ns2:val="none"/>
         </w:rPr>
         <w:t xml:space="preserve"> de la Ley 29571, Código de Protección y Defensa del Consumidor</w:t>
       </w:r>
@@ -4992,7 +4870,7 @@
           <w:kern w:val="0"/>
           <w:vertAlign w:val="superscript"/>
           <w:lang w:eastAsia="es-PE"/>
-          <w14:ligatures w14:val="none"/>
+          <ns2:ligatures ns2:val="none"/>
         </w:rPr>
         <w:footnoteReference w:id="8"/>
       </w:r>
@@ -5002,7 +4880,7 @@
           <w:color w:val="000000"/>
           <w:kern w:val="0"/>
           <w:lang w:eastAsia="es-PE"/>
-          <w14:ligatures w14:val="none"/>
+          <ns2:ligatures ns2:val="none"/>
         </w:rPr>
         <w:t>, faculta a la Comisión a calificar las infracciones de la referida norma como leves, graves o muy graves e imponer sanciones que van desde una amonestación hasta una multa por un máximo de 450 Unidades Impositivas Tributarias, sin perjuicio de las medidas correctivas, reparadoras y complementarias, que puedan ordenarse de acuerdo a lo estipulado en los artículos 114</w:t>
       </w:r>
@@ -5012,7 +4890,7 @@
           <w:color w:val="000000"/>
           <w:kern w:val="0"/>
           <w:lang w:eastAsia="es-PE"/>
-          <w14:ligatures w14:val="none"/>
+          <ns2:ligatures ns2:val="none"/>
         </w:rPr>
         <w:t/>
       </w:r>
@@ -5022,7 +4900,7 @@
           <w:color w:val="000000"/>
           <w:kern w:val="0"/>
           <w:lang w:eastAsia="es-PE"/>
-          <w14:ligatures w14:val="none"/>
+          <ns2:ligatures ns2:val="none"/>
         </w:rPr>
         <w:t>, 115</w:t>
       </w:r>
@@ -5032,7 +4910,7 @@
           <w:color w:val="000000"/>
           <w:kern w:val="0"/>
           <w:lang w:eastAsia="es-PE"/>
-          <w14:ligatures w14:val="none"/>
+          <ns2:ligatures ns2:val="none"/>
         </w:rPr>
         <w:t/>
       </w:r>
@@ -5042,7 +4920,7 @@
           <w:color w:val="000000"/>
           <w:kern w:val="0"/>
           <w:lang w:eastAsia="es-PE"/>
-          <w14:ligatures w14:val="none"/>
+          <ns2:ligatures ns2:val="none"/>
         </w:rPr>
         <w:t xml:space="preserve"> y 116</w:t>
       </w:r>
@@ -5052,7 +4930,7 @@
           <w:color w:val="000000"/>
           <w:kern w:val="0"/>
           <w:lang w:eastAsia="es-PE"/>
-          <w14:ligatures w14:val="none"/>
+          <ns2:ligatures ns2:val="none"/>
         </w:rPr>
         <w:t/>
       </w:r>
@@ -5062,7 +4940,7 @@
           <w:color w:val="000000"/>
           <w:kern w:val="0"/>
           <w:lang w:eastAsia="es-PE"/>
-          <w14:ligatures w14:val="none"/>
+          <ns2:ligatures ns2:val="none"/>
         </w:rPr>
         <w:t xml:space="preserve"> de la referida norma</w:t>
       </w:r>
@@ -5074,7 +4952,7 @@
           <w:kern w:val="0"/>
           <w:vertAlign w:val="superscript"/>
           <w:lang w:eastAsia="es-PE"/>
-          <w14:ligatures w14:val="none"/>
+          <ns2:ligatures ns2:val="none"/>
         </w:rPr>
         <w:footnoteReference w:id="9"/>
       </w:r>
@@ -5084,7 +4962,7 @@
           <w:color w:val="000000"/>
           <w:kern w:val="0"/>
           <w:lang w:eastAsia="es-PE"/>
-          <w14:ligatures w14:val="none"/>
+          <ns2:ligatures ns2:val="none"/>
         </w:rPr>
         <w:t xml:space="preserve">. </w:t>
       </w:r>
@@ -5095,7 +4973,7 @@
           <w:color w:val="000000"/>
           <w:kern w:val="0"/>
           <w:lang w:eastAsia="es-PE"/>
-          <w14:ligatures w14:val="none"/>
+          <ns2:ligatures ns2:val="none"/>
         </w:rPr>
         <w:lastRenderedPageBreak/>
         <w:t>Asimismo, se consideran circunstancias atenuantes para la graduación de la sanción, el allanamiento de la denuncia o el reconocimiento de las pretensiones en ella contenidas, de acuerdo con el artículo 112</w:t>
@@ -5106,7 +4984,7 @@
           <w:color w:val="000000"/>
           <w:kern w:val="0"/>
           <w:lang w:eastAsia="es-PE"/>
-          <w14:ligatures w14:val="none"/>
+          <ns2:ligatures ns2:val="none"/>
         </w:rPr>
         <w:t/>
       </w:r>
@@ -5116,7 +4994,7 @@
           <w:color w:val="000000"/>
           <w:kern w:val="0"/>
           <w:lang w:eastAsia="es-PE"/>
-          <w14:ligatures w14:val="none"/>
+          <ns2:ligatures ns2:val="none"/>
         </w:rPr>
         <w:t xml:space="preserve"> del Código</w:t>
       </w:r>
@@ -5128,7 +5006,7 @@
           <w:kern w:val="0"/>
           <w:vertAlign w:val="superscript"/>
           <w:lang w:eastAsia="es-PE"/>
-          <w14:ligatures w14:val="none"/>
+          <ns2:ligatures ns2:val="none"/>
         </w:rPr>
         <w:footnoteReference w:id="10"/>
       </w:r>
@@ -5138,12 +5016,12 @@
           <w:color w:val="000000"/>
           <w:kern w:val="0"/>
           <w:lang w:eastAsia="es-PE"/>
-          <w14:ligatures w14:val="none"/>
+          <ns2:ligatures ns2:val="none"/>
         </w:rPr>
         <w:t>.</w:t>
       </w:r>
     </w:p>
-    <w:p>
+    <w:p ns2:paraId="7A5236A4" ns2:textId="77777777">
       <w:pPr>
         <w:shd w:val="clear" w:color="auto" w:fill="FFFFFF"/>
         <w:spacing w:after="0" w:line="240" w:lineRule="auto"/>
@@ -5155,11 +5033,11 @@
           <w:color w:val="000000"/>
           <w:kern w:val="0"/>
           <w:lang w:eastAsia="es-PE"/>
-          <w14:ligatures w14:val="none"/>
-        </w:rPr>
-      </w:pPr>
-    </w:p>
-    <w:p>
+          <ns2:ligatures ns2:val="none"/>
+        </w:rPr>
+      </w:pPr>
+    </w:p>
+    <w:p ns2:paraId="3F071DDA" ns2:textId="77777777">
       <w:pPr>
         <w:shd w:val="clear" w:color="auto" w:fill="FFFFFF"/>
         <w:spacing w:after="0" w:line="240" w:lineRule="auto"/>
@@ -5170,7 +5048,7 @@
           <w:color w:val="000000"/>
           <w:kern w:val="0"/>
           <w:lang w:eastAsia="es-PE"/>
-          <w14:ligatures w14:val="none"/>
+          <ns2:ligatures ns2:val="none"/>
         </w:rPr>
       </w:pPr>
       <w:r>
@@ -5179,7 +5057,7 @@
           <w:b/>
           <w:bCs/>
           <w:kern w:val="0"/>
-          <w14:ligatures w14:val="none"/>
+          <ns2:ligatures ns2:val="none"/>
         </w:rPr>
         <w:t>OCTAVO</w:t>
       </w:r>
@@ -5190,7 +5068,7 @@
           <w:color w:val="000000"/>
           <w:kern w:val="0"/>
           <w:lang w:eastAsia="es-PE"/>
-          <w14:ligatures w14:val="none"/>
+          <ns2:ligatures ns2:val="none"/>
         </w:rPr>
         <w:t>:</w:t>
       </w:r>
@@ -5200,7 +5078,7 @@
           <w:color w:val="000000"/>
           <w:kern w:val="0"/>
           <w:lang w:eastAsia="es-PE"/>
-          <w14:ligatures w14:val="none"/>
+          <ns2:ligatures ns2:val="none"/>
         </w:rPr>
         <w:t xml:space="preserve"> informar a las partes que conforme a lo establecido en el artículo 39</w:t>
       </w:r>
@@ -5210,7 +5088,7 @@
           <w:color w:val="000000"/>
           <w:kern w:val="0"/>
           <w:lang w:eastAsia="es-PE"/>
-          <w14:ligatures w14:val="none"/>
+          <ns2:ligatures ns2:val="none"/>
         </w:rPr>
         <w:t/>
       </w:r>
@@ -5220,12 +5098,12 @@
           <w:color w:val="000000"/>
           <w:kern w:val="0"/>
           <w:lang w:eastAsia="es-PE"/>
-          <w14:ligatures w14:val="none"/>
+          <ns2:ligatures ns2:val="none"/>
         </w:rPr>
         <w:t xml:space="preserve"> de la Ley sobre Facultades, Normas y Organización del Indecopi, aprobada por Decreto Legislativo 807, los gastos por los peritajes realizados, actuación de pruebas, inspecciones y otros derivados de la tramitación del proceso serán de cargo de la parte que solicita la prueba, salvo pacto en contrario. En todos los casos, la resolución final determinará si los gastos deben ser asumidos por alguna de las partes, o reembolsados a la otra parte o al Indecopi, según sea el caso, de manera adicional a la sanción que haya podido imponerse. </w:t>
       </w:r>
     </w:p>
-    <w:p>
+    <w:p ns2:paraId="0F10F9CF" ns2:textId="77777777">
       <w:pPr>
         <w:shd w:val="clear" w:color="auto" w:fill="FFFFFF"/>
         <w:spacing w:after="0" w:line="240" w:lineRule="auto"/>
@@ -5236,11 +5114,11 @@
           <w:color w:val="000000"/>
           <w:kern w:val="0"/>
           <w:lang w:eastAsia="es-PE"/>
-          <w14:ligatures w14:val="none"/>
-        </w:rPr>
-      </w:pPr>
-    </w:p>
-    <w:p>
+          <ns2:ligatures ns2:val="none"/>
+        </w:rPr>
+      </w:pPr>
+    </w:p>
+    <w:p ns2:paraId="194C23DD" ns2:textId="77777777">
       <w:pPr>
         <w:suppressAutoHyphens/>
         <w:spacing w:after="0" w:line="240" w:lineRule="auto"/>
@@ -5250,7 +5128,7 @@
           <w:rFonts w:ascii="Arial Narrow" w:eastAsia="Calibri" w:hAnsi="Arial Narrow" w:cs="Arial"/>
           <w:kern w:val="0"/>
           <w:u w:val="single"/>
-          <w14:ligatures w14:val="none"/>
+          <ns2:ligatures ns2:val="none"/>
         </w:rPr>
       </w:pPr>
       <w:r>
@@ -5260,7 +5138,7 @@
           <w:color w:val="000000"/>
           <w:kern w:val="0"/>
           <w:lang w:eastAsia="es-PE"/>
-          <w14:ligatures w14:val="none"/>
+          <ns2:ligatures ns2:val="none"/>
         </w:rPr>
         <w:lastRenderedPageBreak/>
         <w:t>NOVENO</w:t>
@@ -5270,7 +5148,7 @@
           <w:rFonts w:ascii="Arial Narrow" w:eastAsia="Calibri" w:hAnsi="Arial Narrow" w:cs="Arial"/>
           <w:b/>
           <w:kern w:val="0"/>
-          <w14:ligatures w14:val="none"/>
+          <ns2:ligatures ns2:val="none"/>
         </w:rPr>
         <w:t>:</w:t>
       </w:r>
@@ -5278,7 +5156,7 @@
         <w:rPr>
           <w:rFonts w:ascii="Arial Narrow" w:eastAsia="Calibri" w:hAnsi="Arial Narrow" w:cs="Arial"/>
           <w:kern w:val="0"/>
-          <w14:ligatures w14:val="none"/>
+          <ns2:ligatures ns2:val="none"/>
         </w:rPr>
         <w:t xml:space="preserve"> comunicar a las partes que, de acuerdo a lo señalado por el artículo 29</w:t>
       </w:r>
@@ -5288,7 +5166,7 @@
           <w:color w:val="000000"/>
           <w:kern w:val="0"/>
           <w:lang w:eastAsia="es-PE"/>
-          <w14:ligatures w14:val="none"/>
+          <ns2:ligatures ns2:val="none"/>
         </w:rPr>
         <w:t/>
       </w:r>
@@ -5296,7 +5174,7 @@
         <w:rPr>
           <w:rFonts w:ascii="Arial Narrow" w:eastAsia="Calibri" w:hAnsi="Arial Narrow" w:cs="Arial"/>
           <w:kern w:val="0"/>
-          <w14:ligatures w14:val="none"/>
+          <ns2:ligatures ns2:val="none"/>
         </w:rPr>
         <w:t xml:space="preserve"> del Decreto Legislativo </w:t>
       </w:r>
@@ -5305,7 +5183,7 @@
         <w:rPr>
           <w:rFonts w:ascii="Arial Narrow" w:eastAsia="Calibri" w:hAnsi="Arial Narrow" w:cs="Arial"/>
           <w:kern w:val="0"/>
-          <w14:ligatures w14:val="none"/>
+          <ns2:ligatures ns2:val="none"/>
         </w:rPr>
         <w:t/>
       </w:r>
@@ -5314,7 +5192,7 @@
         <w:rPr>
           <w:rFonts w:ascii="Arial Narrow" w:eastAsia="Calibri" w:hAnsi="Arial Narrow" w:cs="Arial"/>
           <w:kern w:val="0"/>
-          <w14:ligatures w14:val="none"/>
+          <ns2:ligatures ns2:val="none"/>
         </w:rPr>
         <w:t xml:space="preserve"> 807</w:t>
       </w:r>
@@ -5324,7 +5202,7 @@
           <w:rFonts w:ascii="Arial Narrow" w:eastAsia="Calibri" w:hAnsi="Arial Narrow" w:cs="Arial"/>
           <w:kern w:val="0"/>
           <w:vertAlign w:val="superscript"/>
-          <w14:ligatures w14:val="none"/>
+          <ns2:ligatures ns2:val="none"/>
         </w:rPr>
         <w:footnoteReference w:id="11"/>
       </w:r>
@@ -5332,7 +5210,7 @@
         <w:rPr>
           <w:rFonts w:ascii="Arial Narrow" w:eastAsia="Calibri" w:hAnsi="Arial Narrow" w:cs="Arial"/>
           <w:kern w:val="0"/>
-          <w14:ligatures w14:val="none"/>
+          <ns2:ligatures ns2:val="none"/>
         </w:rPr>
         <w:t xml:space="preserve">, hasta antes de la emisión de la Resolución Final tienen la posibilidad de solicitar una audiencia de conciliación. En caso deleguen a favor de una tercera persona su actuación en la diligencia programada, esta deberá presentar un poder especial con firma legalizada ante Notario Público, donde conste </w:t>
       </w:r>
@@ -5341,7 +5219,7 @@
           <w:rFonts w:ascii="Arial Narrow" w:eastAsia="Calibri" w:hAnsi="Arial Narrow" w:cs="Arial"/>
           <w:kern w:val="0"/>
           <w:u w:val="single"/>
-          <w14:ligatures w14:val="none"/>
+          <ns2:ligatures ns2:val="none"/>
         </w:rPr>
         <w:t>expresamente su facultad para asistir y conciliar en su representación</w:t>
       </w:r>
@@ -5350,7 +5228,7 @@
           <w:rFonts w:ascii="Arial Narrow" w:eastAsia="Calibri" w:hAnsi="Arial Narrow" w:cs="Arial"/>
           <w:bCs/>
           <w:kern w:val="0"/>
-          <w14:ligatures w14:val="none"/>
+          <ns2:ligatures ns2:val="none"/>
         </w:rPr>
         <w:t>.</w:t>
       </w:r>
@@ -5360,7 +5238,7 @@
           <w:b/>
           <w:bCs/>
           <w:kern w:val="0"/>
-          <w14:ligatures w14:val="none"/>
+          <ns2:ligatures ns2:val="none"/>
         </w:rPr>
         <w:t xml:space="preserve"> </w:t>
       </w:r>
@@ -5369,12 +5247,12 @@
           <w:rFonts w:ascii="Arial Narrow" w:eastAsia="Calibri" w:hAnsi="Arial Narrow" w:cs="Arial"/>
           <w:kern w:val="0"/>
           <w:u w:val="single"/>
-          <w14:ligatures w14:val="none"/>
+          <ns2:ligatures ns2:val="none"/>
         </w:rPr>
         <w:t xml:space="preserve">Ello bajo apercibimiento de no realizar la audiencia de conciliación y levantar el acta de inasistencia correspondiente. </w:t>
       </w:r>
     </w:p>
-    <w:p>
+    <w:p ns2:paraId="19088877" ns2:textId="77777777">
       <w:pPr>
         <w:suppressAutoHyphens/>
         <w:spacing w:after="0" w:line="240" w:lineRule="auto"/>
@@ -5384,11 +5262,11 @@
           <w:rFonts w:ascii="Arial Narrow" w:eastAsia="Calibri" w:hAnsi="Arial Narrow" w:cs="Arial"/>
           <w:kern w:val="0"/>
           <w:u w:val="single"/>
-          <w14:ligatures w14:val="none"/>
-        </w:rPr>
-      </w:pPr>
-    </w:p>
-    <w:p>
+          <ns2:ligatures ns2:val="none"/>
+        </w:rPr>
+      </w:pPr>
+    </w:p>
+    <w:p ns2:paraId="7767F307" ns2:textId="77777777">
       <w:pPr>
         <w:suppressAutoHyphens/>
         <w:spacing w:after="0" w:line="240" w:lineRule="auto"/>
@@ -5406,7 +5284,7 @@
           <w:b/>
           <w:spacing w:val="-3"/>
           <w:kern w:val="0"/>
-          <w14:ligatures w14:val="none"/>
+          <ns2:ligatures ns2:val="none"/>
         </w:rPr>
         <w:t>DÉCIMO</w:t>
       </w:r>
@@ -5417,7 +5295,7 @@
           <w:color w:val="000000"/>
           <w:kern w:val="0"/>
           <w:lang w:eastAsia="es-PE"/>
-          <w14:ligatures w14:val="none"/>
+          <ns2:ligatures ns2:val="none"/>
         </w:rPr>
         <w:t>:</w:t>
       </w:r>
@@ -5427,14 +5305,14 @@
           <w:color w:val="000000"/>
           <w:kern w:val="0"/>
           <w:lang w:eastAsia="es-PE"/>
-          <w14:ligatures w14:val="none"/>
+          <ns2:ligatures ns2:val="none"/>
         </w:rPr>
         <w:t xml:space="preserve"> poner en conocimiento de las partes que, antes de la emisión de la Resolución Final, tienen la posibilidad de formular su desistimiento o presentar el acuerdo arribado mediante la conciliación, mediación, transacción o cualquier otro que, de forma indubitable, deje constancia que se ha solucionado la controversia materia de denuncia.</w:t>
       </w:r>
       <w:bookmarkStart w:id="13" w:name="h.gjdgxs" w:colFirst="0" w:colLast="0"/>
       <w:bookmarkEnd w:id="13"/>
     </w:p>
-    <w:p>
+    <w:p ns2:paraId="69E33D6A" ns2:textId="77777777">
       <w:pPr>
         <w:suppressAutoHyphens/>
         <w:spacing w:after="0" w:line="240" w:lineRule="auto"/>
@@ -5445,11 +5323,11 @@
           <w:color w:val="000000"/>
           <w:kern w:val="0"/>
           <w:lang w:eastAsia="es-PE"/>
-          <w14:ligatures w14:val="none"/>
-        </w:rPr>
-      </w:pPr>
-    </w:p>
-    <w:p>
+          <ns2:ligatures ns2:val="none"/>
+        </w:rPr>
+      </w:pPr>
+    </w:p>
+    <w:p ns2:paraId="4DB7FEAC" ns2:textId="43C24231">
       <w:pPr>
         <w:suppressAutoHyphens/>
         <w:spacing w:after="0" w:line="240" w:lineRule="auto"/>
@@ -5473,7 +5351,7 @@
           <w:b/>
           <w:spacing w:val="-3"/>
           <w:kern w:val="0"/>
-          <w14:ligatures w14:val="none"/>
+          <ns2:ligatures ns2:val="none"/>
         </w:rPr>
         <w:t/>
       </w:r>
@@ -5483,7 +5361,7 @@
           <w:bCs/>
           <w:spacing w:val="-3"/>
           <w:kern w:val="0"/>
-          <w14:ligatures w14:val="none"/>
+          <ns2:ligatures ns2:val="none"/>
         </w:rPr>
         <w:t xml:space="preserve"/>
       </w:r>
@@ -5493,7 +5371,7 @@
           <w:bCs/>
           <w:spacing w:val="-3"/>
           <w:kern w:val="0"/>
-          <w14:ligatures w14:val="none"/>
+          <ns2:ligatures ns2:val="none"/>
         </w:rPr>
         <w:t/>
       </w:r>
@@ -5503,7 +5381,7 @@
           <w:bCs/>
           <w:spacing w:val="-3"/>
           <w:kern w:val="0"/>
-          <w14:ligatures w14:val="none"/>
+          <ns2:ligatures ns2:val="none"/>
         </w:rPr>
         <w:t xml:space="preserve"/>
       </w:r>
@@ -5514,7 +5392,7 @@
           <w:kern w:val="0"/>
           <w:shd w:val="clear" w:color="auto" w:fill="FFFFFF"/>
           <w:lang w:eastAsia="es-PE"/>
-          <w14:ligatures w14:val="none"/>
+          <ns2:ligatures ns2:val="none"/>
         </w:rPr>
         <w:t xml:space="preserve"/>
       </w:r>
@@ -5525,7 +5403,7 @@
           <w:kern w:val="0"/>
           <w:shd w:val="clear" w:color="auto" w:fill="FFFFFF"/>
           <w:lang w:eastAsia="es-PE"/>
-          <w14:ligatures w14:val="none"/>
+          <ns2:ligatures ns2:val="none"/>
         </w:rPr>
         <w:t/>
       </w:r>
@@ -5536,7 +5414,7 @@
           <w:kern w:val="0"/>
           <w:shd w:val="clear" w:color="auto" w:fill="FFFFFF"/>
           <w:lang w:eastAsia="es-PE"/>
-          <w14:ligatures w14:val="none"/>
+          <ns2:ligatures ns2:val="none"/>
         </w:rPr>
         <w:t xml:space="preserve"/>
       </w:r>
@@ -5651,7 +5529,7 @@
           <w:color w:val="000000"/>
           <w:kern w:val="0"/>
           <w:lang w:eastAsia="es-PE"/>
-          <w14:ligatures w14:val="none"/>
+          <ns2:ligatures ns2:val="none"/>
         </w:rPr>
         <w:t/>
       </w:r>
@@ -5684,7 +5562,7 @@
           <w:color w:val="000000"/>
           <w:kern w:val="0"/>
           <w:lang w:eastAsia="es-PE"/>
-          <w14:ligatures w14:val="none"/>
+          <ns2:ligatures ns2:val="none"/>
         </w:rPr>
         <w:t/>
       </w:r>
@@ -5710,7 +5588,7 @@
         <w:t/>
       </w:r>
     </w:p>
-    <w:p>
+    <w:p ns2:paraId="26B1ED4B" ns2:textId="77777777">
       <w:pPr>
         <w:suppressAutoHyphens/>
         <w:spacing w:after="0" w:line="240" w:lineRule="auto"/>
@@ -5721,7 +5599,7 @@
         </w:rPr>
       </w:pPr>
     </w:p>
-    <w:p>
+    <w:p ns2:paraId="00B9B615" ns2:textId="77777777">
       <w:pPr>
         <w:suppressAutoHyphens/>
         <w:spacing w:after="0" w:line="240" w:lineRule="auto"/>
@@ -5733,11 +5611,11 @@
           <w:color w:val="000000"/>
           <w:kern w:val="0"/>
           <w:lang w:eastAsia="es-PE"/>
-          <w14:ligatures w14:val="none"/>
-        </w:rPr>
-      </w:pPr>
-    </w:p>
-    <w:p>
+          <ns2:ligatures ns2:val="none"/>
+        </w:rPr>
+      </w:pPr>
+    </w:p>
+    <w:p ns2:paraId="2EC67975" ns2:textId="77777777">
       <w:pPr>
         <w:suppressAutoHyphens/>
         <w:spacing w:after="0" w:line="240" w:lineRule="auto"/>
@@ -5749,11 +5627,11 @@
           <w:color w:val="000000"/>
           <w:kern w:val="0"/>
           <w:lang w:eastAsia="es-PE"/>
-          <w14:ligatures w14:val="none"/>
-        </w:rPr>
-      </w:pPr>
-    </w:p>
-    <w:p>
+          <ns2:ligatures ns2:val="none"/>
+        </w:rPr>
+      </w:pPr>
+    </w:p>
+    <w:p ns2:paraId="774A2877" ns2:textId="77777777">
       <w:pPr>
         <w:suppressAutoHyphens/>
         <w:spacing w:after="0" w:line="240" w:lineRule="auto"/>
@@ -5765,11 +5643,11 @@
           <w:color w:val="000000"/>
           <w:kern w:val="0"/>
           <w:lang w:eastAsia="es-PE"/>
-          <w14:ligatures w14:val="none"/>
-        </w:rPr>
-      </w:pPr>
-    </w:p>
-    <w:p>
+          <ns2:ligatures ns2:val="none"/>
+        </w:rPr>
+      </w:pPr>
+    </w:p>
+    <w:p ns2:paraId="110978A9" ns2:textId="13EC8E21">
       <w:pPr>
         <w:spacing w:after="0" w:line="240" w:lineRule="auto"/>
         <w:contextualSpacing/>
@@ -5778,7 +5656,7 @@
           <w:rFonts w:ascii="Arial Narrow" w:eastAsia="Calibri" w:hAnsi="Arial Narrow" w:cs="Arial"/>
           <w:color w:val="000000"/>
           <w:kern w:val="0"/>
-          <w14:ligatures w14:val="none"/>
+          <ns2:ligatures ns2:val="none"/>
         </w:rPr>
       </w:pPr>
       <w:bookmarkStart w:id="15" w:name="_Hlk218074855"/>
@@ -5788,12 +5666,12 @@
           <w:rFonts w:ascii="Arial Narrow" w:eastAsia="Calibri" w:hAnsi="Arial Narrow" w:cs="Arial"/>
           <w:color w:val="000000"/>
           <w:kern w:val="0"/>
-          <w14:ligatures w14:val="none"/>
+          <ns2:ligatures ns2:val="none"/>
         </w:rPr>
         <w:t>Firmado digitalmente por</w:t>
       </w:r>
     </w:p>
-    <w:p>
+    <w:p ns2:paraId="61B83DDD" ns2:textId="3F3FE38D">
       <w:pPr>
         <w:spacing w:after="0" w:line="240" w:lineRule="auto"/>
         <w:contextualSpacing/>
@@ -5804,7 +5682,7 @@
           <w:bCs/>
           <w:color w:val="000000"/>
           <w:kern w:val="0"/>
-          <w14:ligatures w14:val="none"/>
+          <ns2:ligatures ns2:val="none"/>
         </w:rPr>
       </w:pPr>
       <w:r>
@@ -5814,12 +5692,12 @@
           <w:bCs/>
           <w:color w:val="000000"/>
           <w:kern w:val="0"/>
-          <w14:ligatures w14:val="none"/>
+          <ns2:ligatures ns2:val="none"/>
         </w:rPr>
         <w:t>EVELING ROA QUISPE</w:t>
       </w:r>
     </w:p>
-    <w:p>
+    <w:p ns2:paraId="742A30B5" ns2:textId="77777777">
       <w:pPr>
         <w:spacing w:after="0" w:line="240" w:lineRule="auto"/>
         <w:contextualSpacing/>
@@ -5830,7 +5708,7 @@
           <w:bCs/>
           <w:color w:val="000000"/>
           <w:kern w:val="0"/>
-          <w14:ligatures w14:val="none"/>
+          <ns2:ligatures ns2:val="none"/>
         </w:rPr>
       </w:pPr>
       <w:r>
@@ -5840,12 +5718,12 @@
           <w:bCs/>
           <w:color w:val="000000"/>
           <w:kern w:val="0"/>
-          <w14:ligatures w14:val="none"/>
+          <ns2:ligatures ns2:val="none"/>
         </w:rPr>
         <w:t>Secretaria Técnica</w:t>
       </w:r>
     </w:p>
-    <w:p>
+    <w:p ns2:paraId="119B7F66" ns2:textId="77777777">
       <w:pPr>
         <w:spacing w:after="0" w:line="240" w:lineRule="auto"/>
         <w:contextualSpacing/>
@@ -5856,7 +5734,7 @@
           <w:bCs/>
           <w:color w:val="000000"/>
           <w:kern w:val="0"/>
-          <w14:ligatures w14:val="none"/>
+          <ns2:ligatures ns2:val="none"/>
         </w:rPr>
       </w:pPr>
       <w:r>
@@ -5866,7 +5744,7 @@
           <w:bCs/>
           <w:color w:val="000000"/>
           <w:kern w:val="0"/>
-          <w14:ligatures w14:val="none"/>
+          <ns2:ligatures ns2:val="none"/>
         </w:rPr>
         <w:t xml:space="preserve">Comisión de Protección al Consumidor </w:t>
       </w:r>
@@ -5878,7 +5756,7 @@
           <w:bCs/>
           <w:color w:val="000000"/>
           <w:kern w:val="0"/>
-          <w14:ligatures w14:val="none"/>
+          <ns2:ligatures ns2:val="none"/>
         </w:rPr>
         <w:t/>
       </w:r>
@@ -5890,12 +5768,12 @@
           <w:bCs/>
           <w:color w:val="000000"/>
           <w:kern w:val="0"/>
-          <w14:ligatures w14:val="none"/>
+          <ns2:ligatures ns2:val="none"/>
         </w:rPr>
         <w:t xml:space="preserve"> 1</w:t>
       </w:r>
     </w:p>
-    <w:p>
+    <w:p ns2:paraId="15733869" ns2:textId="77777777">
       <w:pPr>
         <w:spacing w:after="0" w:line="240" w:lineRule="auto"/>
         <w:contextualSpacing/>
@@ -5906,11 +5784,11 @@
           <w:color w:val="000000"/>
           <w:kern w:val="0"/>
           <w:lang w:eastAsia="es-PE"/>
-          <w14:ligatures w14:val="none"/>
-        </w:rPr>
-      </w:pPr>
-    </w:p>
-    <w:p>
+          <ns2:ligatures ns2:val="none"/>
+        </w:rPr>
+      </w:pPr>
+    </w:p>
+    <w:p ns2:paraId="0047CB25" ns2:textId="4D50D17A">
       <w:pPr>
         <w:spacing w:after="0" w:line="240" w:lineRule="auto"/>
         <w:contextualSpacing/>
@@ -5929,7 +5807,7 @@
           <w:sz w:val="16"/>
           <w:szCs w:val="16"/>
           <w:lang w:eastAsia="es-PE"/>
-          <w14:ligatures w14:val="none"/>
+          <ns2:ligatures ns2:val="none"/>
         </w:rPr>
         <w:t>LGP</w:t>
       </w:r>
@@ -5941,13 +5819,13 @@
           <w:sz w:val="16"/>
           <w:szCs w:val="16"/>
           <w:lang w:eastAsia="es-PE"/>
-          <w14:ligatures w14:val="none"/>
+          <ns2:ligatures ns2:val="none"/>
         </w:rPr>
         <w:t>/JCQ</w:t>
       </w:r>
     </w:p>
     <w:bookmarkEnd w:id="15"/>
-    <w:p>
+    <w:p ns2:paraId="68107EE2" ns2:textId="77777777">
       <w:pPr>
         <w:spacing w:after="0" w:line="240" w:lineRule="auto"/>
         <w:contextualSpacing/>
@@ -5958,8 +5836,8 @@
       </w:pPr>
     </w:p>
     <w:sectPr>
-      <w:headerReference w:type="default" r:id="rId8"/>
-      <w:footerReference w:type="default" r:id="rId9"/>
+      <w:headerReference w:type="default" ns3:id="rId8"/>
+      <w:footerReference w:type="default" ns3:id="rId9"/>
       <w:pgSz w:w="11906" w:h="16838"/>
       <w:pgMar w:top="1417" w:right="1701" w:bottom="1417" w:left="1701" w:header="708" w:footer="708" w:gutter="0"/>
       <w:cols w:space="708"/>

--- a/plantillas_maestras/01_seguro_vehicular/liquidacion_o_pago_menor/2_ddos_banco_y_aseguradora/varon/TPL_0157_2026_SEGURO_VEHICULAR_LIQUIDACION_O_PAGO_MENOR_BANCO_VARON_R1.docx
+++ b/plantillas_maestras/01_seguro_vehicular/liquidacion_o_pago_menor/2_ddos_banco_y_aseguradora/varon/TPL_0157_2026_SEGURO_VEHICULAR_LIQUIDACION_O_PAGO_MENOR_BANCO_VARON_R1.docx
@@ -4432,7 +4432,7 @@
           <w:sz w:val="20"/>
           <w:szCs w:val="20"/>
         </w:rPr>
-        <w:t xml:space="preserve">correr traslado de la presente resolución a Rímac Seguros y Reaseguros S.A. y Corredores de Seguros Falabella S.A.C para que, de conformidad con lo dispuesto por el artículo 26° de la Ley sobre Facultades, Normas y Organización del Indecopi, aprobado por Decreto Legislativo N° 8079, presenten sus descargos sobre la imputación de cargos realizada en un plazo no mayor a cinco (5) días hábiles contado a partir del día siguiente de la notificación de la presente resolución, vencido el cual, el Secretario Técnico declarará en rebeldía a los denunciados que no lo hubieran presentado. Debe precisarse que de conformidad con lo establecido por el artículo 223° del Texto Único Ordenado de la Ley N° 27444, Ley del Procedimiento Administrativo General, las alegaciones y los hechos relevantes de la reclamación, salvo que hayan sido específicamente negadas en la contestación, se tendrán por aceptadas o meritadas como ciertas.</w:t>
+        <w:t xml:space="preserve">correr traslado de la presente resolución a Rímac Seguros y Reaseguros S.A. y Corredores de Seguros Falabella S.A.C. para que, de conformidad con lo dispuesto por el artículo 26 de la Ley sobre Facultades, Normas y Organización del Indecopi, aprobada por Decreto Legislativo 807, presenten sus descargos sobre la imputación de cargos realizada en un plazo no mayor a cinco (5) días hábiles contado a partir del día siguiente de la notificación de la presente resolución, vencido el cual, el Secretario Técnico declarará en rebeldía a los denunciados que no lo hubieran presentado. Debe precisarse que de conformidad con lo establecido por el artículo 223 del Texto Único Ordenado de la Ley 27444, Ley del Procedimiento Administrativo General, las alegaciones y los hechos relevantes de la reclamación, salvo que hayan sido específicamente negadas en la contestación, se tendrán por aceptadas o merituadas como ciertas.</w:t>
       </w:r>
     </w:p>
     <w:p ns2:paraId="2F1C55D7" ns2:textId="77777777">
@@ -5694,7 +5694,7 @@
           <w:kern w:val="0"/>
           <ns2:ligatures ns2:val="none"/>
         </w:rPr>
-        <w:t>EVELING ROA QUISPE</w:t>
+        <w:t xml:space="preserve">LUISA ANALÍ SILVA MALPARTIDA</w:t>
       </w:r>
     </w:p>
     <w:p ns2:paraId="742A30B5" ns2:textId="77777777">
@@ -5720,7 +5720,7 @@
           <w:kern w:val="0"/>
           <ns2:ligatures ns2:val="none"/>
         </w:rPr>
-        <w:t>Secretaria Técnica</w:t>
+        <w:t xml:space="preserve">Secretaria Técnica Ad Hoc</w:t>
       </w:r>
     </w:p>
     <w:p ns2:paraId="119B7F66" ns2:textId="77777777">

--- a/plantillas_maestras/01_seguro_vehicular/liquidacion_o_pago_menor/2_ddos_banco_y_aseguradora/varon/TPL_0157_2026_SEGURO_VEHICULAR_LIQUIDACION_O_PAGO_MENOR_BANCO_VARON_R1.docx
+++ b/plantillas_maestras/01_seguro_vehicular/liquidacion_o_pago_menor/2_ddos_banco_y_aseguradora/varon/TPL_0157_2026_SEGURO_VEHICULAR_LIQUIDACION_O_PAGO_MENOR_BANCO_VARON_R1.docx
@@ -536,7 +536,7 @@
           <w:lang w:eastAsia="es-PE"/>
           <ns2:ligatures ns2:val="none"/>
         </w:rPr>
-        <w:t>13</w:t>
+        <w:t xml:space="preserve">13 de febrero de 2026</w:t>
       </w:r>
       <w:r>
         <w:rPr>
@@ -547,7 +547,7 @@
           <w:lang w:eastAsia="es-PE"/>
           <ns2:ligatures ns2:val="none"/>
         </w:rPr>
-        <w:t xml:space="preserve"> de </w:t>
+        <w:t xml:space="preserve"/>
       </w:r>
       <w:bookmarkStart w:id="1" w:name="_Hlk218508373"/>
       <w:r>
@@ -559,7 +559,7 @@
           <w:lang w:eastAsia="es-PE"/>
           <ns2:ligatures ns2:val="none"/>
         </w:rPr>
-        <w:t>febrero</w:t>
+        <w:t xml:space="preserve"/>
       </w:r>
       <w:r>
         <w:rPr>
@@ -570,7 +570,7 @@
           <w:lang w:eastAsia="es-PE"/>
           <ns2:ligatures ns2:val="none"/>
         </w:rPr>
-        <w:t xml:space="preserve"> de 2026</w:t>
+        <w:t xml:space="preserve"/>
       </w:r>
       <w:bookmarkEnd w:id="1"/>
     </w:p>
@@ -6027,7 +6027,7 @@
           <w:sz w:val="15"/>
           <w:szCs w:val="15"/>
         </w:rPr>
-        <w:t>el 2 de setiembre del 2010 en el Diario Oficial El Peruano, vigente desde el 2 de octubre del 2010 y modificado por Decreto Legislativo 1308.</w:t>
+        <w:t xml:space="preserve">el 2 de setiembre de 2010 en el Diario Oficial El Peruano, vigente desde el 2 de octubre de 2010 y modificado por Decreto Legislativo 1308.</w:t>
       </w:r>
     </w:p>
     <w:p>

--- a/plantillas_maestras/01_seguro_vehicular/liquidacion_o_pago_menor/2_ddos_banco_y_aseguradora/varon/TPL_0157_2026_SEGURO_VEHICULAR_LIQUIDACION_O_PAGO_MENOR_BANCO_VARON_R1.docx
+++ b/plantillas_maestras/01_seguro_vehicular/liquidacion_o_pago_menor/2_ddos_banco_y_aseguradora/varon/TPL_0157_2026_SEGURO_VEHICULAR_LIQUIDACION_O_PAGO_MENOR_BANCO_VARON_R1.docx
@@ -1,8 +1,8 @@
 
 <file path=word/document.xml><?xml version="1.0" encoding="utf-8"?>
-<w:document xmlns:ns1="http://schemas.openxmlformats.org/markup-compatibility/2006" xmlns:ns2="http://schemas.microsoft.com/office/word/2010/wordml" xmlns:ns3="http://schemas.openxmlformats.org/officeDocument/2006/relationships" xmlns:w="http://schemas.openxmlformats.org/wordprocessingml/2006/main" ns1:Ignorable="w14 w15 w16se w16cid w16 w16cex w16sdtdh w16sdtfl w16du wp14">
+<w:document xmlns:mc="http://schemas.openxmlformats.org/markup-compatibility/2006" xmlns:r="http://schemas.openxmlformats.org/officeDocument/2006/relationships" xmlns:w="http://schemas.openxmlformats.org/wordprocessingml/2006/main" xmlns:w14="http://schemas.microsoft.com/office/word/2010/wordml" xmlns:w15="http://schemas.microsoft.com/office/word/2012/wordml" xmlns:w16="http://schemas.microsoft.com/office/word/2018/wordml" xmlns:w16cex="http://schemas.microsoft.com/office/word/2018/wordml/cex" xmlns:w16cid="http://schemas.microsoft.com/office/word/2016/wordml/cid" xmlns:w16du="http://schemas.microsoft.com/office/word/2023/wordml/word16du" xmlns:w16sdtdh="http://schemas.microsoft.com/office/word/2020/wordml/sdtdatahash" xmlns:w16se="http://schemas.microsoft.com/office/word/2015/wordml/symex" xmlns:wp14="http://schemas.microsoft.com/office/word/2010/wordprocessingDrawing" mc:Ignorable="w14 w15 w16se w16cid w16 w16cex w16sdtdh w16du wp14">
   <w:body>
-    <w:p ns2:paraId="4D92E425" ns2:textId="59336569">
+    <w:p>
       <w:pPr>
         <w:tabs>
           <w:tab w:val="left" w:pos="1701"/>
@@ -15,7 +15,7 @@
           <w:color w:val="000000"/>
           <w:kern w:val="0"/>
           <w:lang w:eastAsia="es-PE"/>
-          <ns2:ligatures ns2:val="none"/>
+          <w14:ligatures w14:val="none"/>
         </w:rPr>
       </w:pPr>
       <w:bookmarkStart w:id="0" w:name="_Hlk80343540"/>
@@ -26,7 +26,7 @@
           <w:color w:val="000000"/>
           <w:kern w:val="0"/>
           <w:lang w:eastAsia="es-PE"/>
-          <ns2:ligatures ns2:val="none"/>
+          <w14:ligatures w14:val="none"/>
         </w:rPr>
         <w:t xml:space="preserve">EXPEDIENTE </w:t>
       </w:r>
@@ -37,7 +37,7 @@
           <w:color w:val="000000"/>
           <w:kern w:val="0"/>
           <w:lang w:eastAsia="es-PE"/>
-          <ns2:ligatures ns2:val="none"/>
+          <w14:ligatures w14:val="none"/>
         </w:rPr>
         <w:tab/>
         <w:t>:</w:t>
@@ -49,7 +49,7 @@
           <w:color w:val="000000"/>
           <w:kern w:val="0"/>
           <w:lang w:eastAsia="es-PE"/>
-          <ns2:ligatures ns2:val="none"/>
+          <w14:ligatures w14:val="none"/>
         </w:rPr>
         <w:tab/>
       </w:r>
@@ -60,7 +60,7 @@
           <w:color w:val="000000"/>
           <w:kern w:val="0"/>
           <w:lang w:eastAsia="es-PE"/>
-          <ns2:ligatures ns2:val="none"/>
+          <w14:ligatures w14:val="none"/>
         </w:rPr>
         <w:t>0</w:t>
       </w:r>
@@ -73,7 +73,7 @@
           <w:kern w:val="0"/>
           <w:shd w:val="clear" w:color="auto" w:fill="FFFFFF"/>
           <w:lang w:eastAsia="es-PE"/>
-          <ns2:ligatures ns2:val="none"/>
+          <w14:ligatures w14:val="none"/>
         </w:rPr>
         <w:t>157-2026</w:t>
       </w:r>
@@ -86,12 +86,12 @@
           <w:kern w:val="0"/>
           <w:shd w:val="clear" w:color="auto" w:fill="FFFFFF"/>
           <w:lang w:eastAsia="es-PE"/>
-          <ns2:ligatures ns2:val="none"/>
+          <w14:ligatures w14:val="none"/>
         </w:rPr>
         <w:t>/CC1</w:t>
       </w:r>
     </w:p>
-    <w:p ns2:paraId="174737B6" ns2:textId="06529A4E">
+    <w:p>
       <w:pPr>
         <w:tabs>
           <w:tab w:val="left" w:pos="1701"/>
@@ -107,57 +107,26 @@
           <w:color w:val="000000"/>
           <w:kern w:val="0"/>
           <w:lang w:eastAsia="es-PE"/>
-          <ns2:ligatures ns2:val="none"/>
-        </w:rPr>
-      </w:pPr>
-      <w:r>
-        <w:rPr>
-          <w:rFonts w:ascii="Arial Narrow" w:eastAsia="Arial Narrow" w:hAnsi="Arial Narrow" w:cs="Arial Narrow"/>
-          <w:b/>
-          <w:color w:val="000000"/>
-          <w:kern w:val="0"/>
-          <w:lang w:eastAsia="es-PE"/>
-          <ns2:ligatures ns2:val="none"/>
-        </w:rPr>
-        <w:t xml:space="preserve">DENUNCIANTE:[DENUNCIANTE] (SEÑOR [APELLIDO])</w:t>
-      </w:r>
-      <w:r>
-        <w:rPr>
-          <w:rFonts w:ascii="Arial Narrow" w:eastAsia="Arial Narrow" w:hAnsi="Arial Narrow" w:cs="Arial Narrow"/>
-          <w:b/>
-          <w:color w:val="000000"/>
-          <w:kern w:val="0"/>
-          <w:lang w:eastAsia="es-PE"/>
-          <ns2:ligatures ns2:val="none"/>
-        </w:rPr>
+          <w14:ligatures w14:val="none"/>
+        </w:rPr>
+      </w:pPr>
+      <w:r>
+        <w:rPr>
+          <w:rFonts w:ascii="Arial Narrow" w:eastAsia="Arial Narrow" w:hAnsi="Arial Narrow" w:cs="Arial Narrow"/>
+          <w:b/>
+          <w:color w:val="000000"/>
+          <w:kern w:val="0"/>
+          <w:lang w:eastAsia="es-PE"/>
+          <w14:ligatures w14:val="none"/>
+        </w:rPr>
+        <w:t>DENUNCIANTE</w:t>
         <w:tab/>
-        <w:t/>
-      </w:r>
-      <w:r>
-        <w:rPr>
-          <w:rFonts w:ascii="Arial Narrow" w:eastAsia="Arial Narrow" w:hAnsi="Arial Narrow" w:cs="Arial Narrow"/>
-          <w:b/>
-          <w:color w:val="000000"/>
-          <w:kern w:val="0"/>
-          <w:lang w:eastAsia="es-PE"/>
-          <ns2:ligatures ns2:val="none"/>
-        </w:rPr>
+        <w:t>:</w:t>
         <w:tab/>
-        <w:t/>
-      </w:r>
-      <w:r>
-        <w:rPr>
-          <w:rFonts w:ascii="Arial Narrow" w:eastAsia="Arial Narrow" w:hAnsi="Arial Narrow" w:cs="Arial Narrow"/>
-          <w:b/>
-          <w:color w:val="000000"/>
-          <w:kern w:val="0"/>
-          <w:lang w:eastAsia="es-PE"/>
-          <ns2:ligatures ns2:val="none"/>
-        </w:rPr>
-        <w:t/>
-      </w:r>
-    </w:p>
-    <w:p ns2:paraId="223101EF" ns2:textId="4B999698">
+        <w:t xml:space="preserve">[DENUNCIANTE] (SEÑOR [APELLIDO])</w:t>
+      </w:r>
+    </w:p>
+    <w:p>
       <w:pPr>
         <w:tabs>
           <w:tab w:val="left" w:pos="1701"/>
@@ -173,17 +142,17 @@
           <w:color w:val="000000"/>
           <w:kern w:val="0"/>
           <w:lang w:eastAsia="es-PE"/>
-          <ns2:ligatures ns2:val="none"/>
-        </w:rPr>
-      </w:pPr>
-      <w:r>
-        <w:rPr>
-          <w:rFonts w:ascii="Arial Narrow" w:eastAsia="Arial Narrow" w:hAnsi="Arial Narrow" w:cs="Arial Narrow"/>
-          <w:b/>
-          <w:color w:val="000000"/>
-          <w:kern w:val="0"/>
-          <w:lang w:eastAsia="es-PE"/>
-          <ns2:ligatures ns2:val="none"/>
+          <w14:ligatures w14:val="none"/>
+        </w:rPr>
+      </w:pPr>
+      <w:r>
+        <w:rPr>
+          <w:rFonts w:ascii="Arial Narrow" w:eastAsia="Arial Narrow" w:hAnsi="Arial Narrow" w:cs="Arial Narrow"/>
+          <w:b/>
+          <w:color w:val="000000"/>
+          <w:kern w:val="0"/>
+          <w:lang w:eastAsia="es-PE"/>
+          <w14:ligatures w14:val="none"/>
         </w:rPr>
         <w:t>DENUNCIADOS</w:t>
       </w:r>
@@ -194,7 +163,7 @@
           <w:color w:val="000000"/>
           <w:kern w:val="0"/>
           <w:lang w:eastAsia="es-PE"/>
-          <ns2:ligatures ns2:val="none"/>
+          <w14:ligatures w14:val="none"/>
         </w:rPr>
         <w:tab/>
         <w:t>:</w:t>
@@ -206,7 +175,7 @@
           <w:color w:val="000000"/>
           <w:kern w:val="0"/>
           <w:lang w:eastAsia="es-PE"/>
-          <ns2:ligatures ns2:val="none"/>
+          <w14:ligatures w14:val="none"/>
         </w:rPr>
         <w:tab/>
       </w:r>
@@ -217,7 +186,7 @@
           <w:color w:val="000000"/>
           <w:kern w:val="0"/>
           <w:lang w:eastAsia="es-PE"/>
-          <ns2:ligatures ns2:val="none"/>
+          <w14:ligatures w14:val="none"/>
         </w:rPr>
         <w:t xml:space="preserve">RÍMAC SEGUROS Y REASEGUROS S.A. </w:t>
       </w:r>
@@ -228,7 +197,7 @@
           <w:color w:val="000000"/>
           <w:kern w:val="0"/>
           <w:lang w:eastAsia="es-PE"/>
-          <ns2:ligatures ns2:val="none"/>
+          <w14:ligatures w14:val="none"/>
         </w:rPr>
         <w:t>(</w:t>
       </w:r>
@@ -239,7 +208,7 @@
           <w:color w:val="000000"/>
           <w:kern w:val="0"/>
           <w:lang w:eastAsia="es-PE"/>
-          <ns2:ligatures ns2:val="none"/>
+          <w14:ligatures w14:val="none"/>
         </w:rPr>
         <w:t>RÍMAC</w:t>
       </w:r>
@@ -250,12 +219,12 @@
           <w:color w:val="000000"/>
           <w:kern w:val="0"/>
           <w:lang w:eastAsia="es-PE"/>
-          <ns2:ligatures ns2:val="none"/>
+          <w14:ligatures w14:val="none"/>
         </w:rPr>
         <w:t xml:space="preserve">) </w:t>
       </w:r>
     </w:p>
-    <w:p ns2:paraId="4D23E5DF" ns2:textId="5983D4C9">
+    <w:p>
       <w:pPr>
         <w:tabs>
           <w:tab w:val="left" w:pos="1701"/>
@@ -271,17 +240,17 @@
           <w:color w:val="000000"/>
           <w:kern w:val="0"/>
           <w:lang w:eastAsia="es-PE"/>
-          <ns2:ligatures ns2:val="none"/>
-        </w:rPr>
-      </w:pPr>
-      <w:r>
-        <w:rPr>
-          <w:rFonts w:ascii="Arial Narrow" w:eastAsia="Arial Narrow" w:hAnsi="Arial Narrow" w:cs="Arial Narrow"/>
-          <w:b/>
-          <w:color w:val="000000"/>
-          <w:kern w:val="0"/>
-          <w:lang w:eastAsia="es-PE"/>
-          <ns2:ligatures ns2:val="none"/>
+          <w14:ligatures w14:val="none"/>
+        </w:rPr>
+      </w:pPr>
+      <w:r>
+        <w:rPr>
+          <w:rFonts w:ascii="Arial Narrow" w:eastAsia="Arial Narrow" w:hAnsi="Arial Narrow" w:cs="Arial Narrow"/>
+          <w:b/>
+          <w:color w:val="000000"/>
+          <w:kern w:val="0"/>
+          <w:lang w:eastAsia="es-PE"/>
+          <w14:ligatures w14:val="none"/>
         </w:rPr>
         <w:tab/>
       </w:r>
@@ -292,7 +261,7 @@
           <w:color w:val="000000"/>
           <w:kern w:val="0"/>
           <w:lang w:eastAsia="es-PE"/>
-          <ns2:ligatures ns2:val="none"/>
+          <w14:ligatures w14:val="none"/>
         </w:rPr>
         <w:tab/>
       </w:r>
@@ -303,7 +272,7 @@
           <w:color w:val="000000"/>
           <w:kern w:val="0"/>
           <w:lang w:eastAsia="es-PE"/>
-          <ns2:ligatures ns2:val="none"/>
+          <w14:ligatures w14:val="none"/>
         </w:rPr>
         <w:t>CORREDORES DE SEGUROS FALABELLA S.A.C.</w:t>
       </w:r>
@@ -314,7 +283,7 @@
           <w:color w:val="000000"/>
           <w:kern w:val="0"/>
           <w:lang w:eastAsia="es-PE"/>
-          <ns2:ligatures ns2:val="none"/>
+          <w14:ligatures w14:val="none"/>
         </w:rPr>
         <w:t xml:space="preserve"> (</w:t>
       </w:r>
@@ -325,7 +294,7 @@
           <w:color w:val="000000"/>
           <w:kern w:val="0"/>
           <w:lang w:eastAsia="es-PE"/>
-          <ns2:ligatures ns2:val="none"/>
+          <w14:ligatures w14:val="none"/>
         </w:rPr>
         <w:t>CORREDORES FALABELLA</w:t>
       </w:r>
@@ -336,12 +305,12 @@
           <w:color w:val="000000"/>
           <w:kern w:val="0"/>
           <w:lang w:eastAsia="es-PE"/>
-          <ns2:ligatures ns2:val="none"/>
+          <w14:ligatures w14:val="none"/>
         </w:rPr>
         <w:t>)</w:t>
       </w:r>
     </w:p>
-    <w:p ns2:paraId="753670C1" ns2:textId="77777777">
+    <w:p>
       <w:pPr>
         <w:tabs>
           <w:tab w:val="left" w:pos="1701"/>
@@ -357,17 +326,17 @@
           <w:color w:val="000000"/>
           <w:kern w:val="0"/>
           <w:lang w:eastAsia="es-PE"/>
-          <ns2:ligatures ns2:val="none"/>
-        </w:rPr>
-      </w:pPr>
-      <w:r>
-        <w:rPr>
-          <w:rFonts w:ascii="Arial Narrow" w:eastAsia="Arial Narrow" w:hAnsi="Arial Narrow" w:cs="Arial Narrow"/>
-          <w:b/>
-          <w:color w:val="000000"/>
-          <w:kern w:val="0"/>
-          <w:lang w:eastAsia="es-PE"/>
-          <ns2:ligatures ns2:val="none"/>
+          <w14:ligatures w14:val="none"/>
+        </w:rPr>
+      </w:pPr>
+      <w:r>
+        <w:rPr>
+          <w:rFonts w:ascii="Arial Narrow" w:eastAsia="Arial Narrow" w:hAnsi="Arial Narrow" w:cs="Arial Narrow"/>
+          <w:b/>
+          <w:color w:val="000000"/>
+          <w:kern w:val="0"/>
+          <w:lang w:eastAsia="es-PE"/>
+          <w14:ligatures w14:val="none"/>
         </w:rPr>
         <w:t>MATERIAS</w:t>
       </w:r>
@@ -378,7 +347,7 @@
           <w:color w:val="000000"/>
           <w:kern w:val="0"/>
           <w:lang w:eastAsia="es-PE"/>
-          <ns2:ligatures ns2:val="none"/>
+          <w14:ligatures w14:val="none"/>
         </w:rPr>
         <w:tab/>
         <w:t xml:space="preserve">: </w:t>
@@ -390,13 +359,13 @@
           <w:color w:val="000000"/>
           <w:kern w:val="0"/>
           <w:lang w:eastAsia="es-PE"/>
-          <ns2:ligatures ns2:val="none"/>
+          <w14:ligatures w14:val="none"/>
         </w:rPr>
         <w:tab/>
         <w:t>ADMISIÓN A TRÁMITE</w:t>
       </w:r>
     </w:p>
-    <w:p ns2:paraId="449086A9" ns2:textId="77777777">
+    <w:p>
       <w:pPr>
         <w:tabs>
           <w:tab w:val="left" w:pos="1701"/>
@@ -412,22 +381,22 @@
           <w:color w:val="000000"/>
           <w:kern w:val="0"/>
           <w:lang w:eastAsia="es-PE"/>
-          <ns2:ligatures ns2:val="none"/>
-        </w:rPr>
-      </w:pPr>
-      <w:r>
-        <w:rPr>
-          <w:rFonts w:ascii="Arial Narrow" w:eastAsia="Arial Narrow" w:hAnsi="Arial Narrow" w:cs="Arial Narrow"/>
-          <w:b/>
-          <w:color w:val="000000"/>
-          <w:kern w:val="0"/>
-          <w:lang w:eastAsia="es-PE"/>
-          <ns2:ligatures ns2:val="none"/>
+          <w14:ligatures w14:val="none"/>
+        </w:rPr>
+      </w:pPr>
+      <w:r>
+        <w:rPr>
+          <w:rFonts w:ascii="Arial Narrow" w:eastAsia="Arial Narrow" w:hAnsi="Arial Narrow" w:cs="Arial Narrow"/>
+          <w:b/>
+          <w:color w:val="000000"/>
+          <w:kern w:val="0"/>
+          <w:lang w:eastAsia="es-PE"/>
+          <w14:ligatures w14:val="none"/>
         </w:rPr>
         <w:t xml:space="preserve">REQUERIMIENTO DE INFORMACIÓN </w:t>
       </w:r>
     </w:p>
-    <w:p ns2:paraId="778AE69F" ns2:textId="77777777">
+    <w:p>
       <w:pPr>
         <w:tabs>
           <w:tab w:val="left" w:pos="1701"/>
@@ -442,17 +411,17 @@
           <w:color w:val="000000"/>
           <w:kern w:val="0"/>
           <w:lang w:eastAsia="es-PE"/>
-          <ns2:ligatures ns2:val="none"/>
-        </w:rPr>
-      </w:pPr>
-      <w:r>
-        <w:rPr>
-          <w:rFonts w:ascii="Arial Narrow" w:eastAsia="Arial Narrow" w:hAnsi="Arial Narrow" w:cs="Arial Narrow"/>
-          <w:b/>
-          <w:color w:val="000000"/>
-          <w:kern w:val="0"/>
-          <w:lang w:eastAsia="es-PE"/>
-          <ns2:ligatures ns2:val="none"/>
+          <w14:ligatures w14:val="none"/>
+        </w:rPr>
+      </w:pPr>
+      <w:r>
+        <w:rPr>
+          <w:rFonts w:ascii="Arial Narrow" w:eastAsia="Arial Narrow" w:hAnsi="Arial Narrow" w:cs="Arial Narrow"/>
+          <w:b/>
+          <w:color w:val="000000"/>
+          <w:kern w:val="0"/>
+          <w:lang w:eastAsia="es-PE"/>
+          <w14:ligatures w14:val="none"/>
         </w:rPr>
         <w:t xml:space="preserve">RESOLUCIÓN </w:t>
       </w:r>
@@ -463,7 +432,7 @@
           <w:color w:val="000000"/>
           <w:kern w:val="0"/>
           <w:lang w:eastAsia="es-PE"/>
-          <ns2:ligatures ns2:val="none"/>
+          <w14:ligatures w14:val="none"/>
         </w:rPr>
         <w:tab/>
         <w:t>:</w:t>
@@ -475,13 +444,13 @@
           <w:color w:val="000000"/>
           <w:kern w:val="0"/>
           <w:lang w:eastAsia="es-PE"/>
-          <ns2:ligatures ns2:val="none"/>
+          <w14:ligatures w14:val="none"/>
         </w:rPr>
         <w:tab/>
         <w:t>1</w:t>
       </w:r>
     </w:p>
-    <w:p ns2:paraId="26BE4AD0" ns2:textId="77777777">
+    <w:p>
       <w:pPr>
         <w:tabs>
           <w:tab w:val="left" w:pos="1014"/>
@@ -495,11 +464,11 @@
           <w:kern w:val="0"/>
           <w:shd w:val="clear" w:color="auto" w:fill="FFFFFF"/>
           <w:lang w:eastAsia="es-PE"/>
-          <ns2:ligatures ns2:val="none"/>
-        </w:rPr>
-      </w:pPr>
-    </w:p>
-    <w:p ns2:paraId="6D48DA83" ns2:textId="28A378C1">
+          <w14:ligatures w14:val="none"/>
+        </w:rPr>
+      </w:pPr>
+    </w:p>
+    <w:p>
       <w:pPr>
         <w:tabs>
           <w:tab w:val="left" w:pos="1014"/>
@@ -513,7 +482,7 @@
           <w:kern w:val="0"/>
           <w:shd w:val="clear" w:color="auto" w:fill="FFFFFF"/>
           <w:lang w:eastAsia="es-PE"/>
-          <ns2:ligatures ns2:val="none"/>
+          <w14:ligatures w14:val="none"/>
         </w:rPr>
       </w:pPr>
       <w:r>
@@ -523,7 +492,7 @@
           <w:kern w:val="0"/>
           <w:shd w:val="clear" w:color="auto" w:fill="FFFFFF"/>
           <w:lang w:eastAsia="es-PE"/>
-          <ns2:ligatures ns2:val="none"/>
+          <w14:ligatures w14:val="none"/>
         </w:rPr>
         <w:t xml:space="preserve">Lima, </w:t>
       </w:r>
@@ -534,7 +503,7 @@
           <w:kern w:val="0"/>
           <w:shd w:val="clear" w:color="auto" w:fill="FFFFFF"/>
           <w:lang w:eastAsia="es-PE"/>
-          <ns2:ligatures ns2:val="none"/>
+          <w14:ligatures w14:val="none"/>
         </w:rPr>
         <w:t xml:space="preserve">13 de febrero de 2026</w:t>
       </w:r>
@@ -545,7 +514,7 @@
           <w:kern w:val="0"/>
           <w:shd w:val="clear" w:color="auto" w:fill="FFFFFF"/>
           <w:lang w:eastAsia="es-PE"/>
-          <ns2:ligatures ns2:val="none"/>
+          <w14:ligatures w14:val="none"/>
         </w:rPr>
         <w:t xml:space="preserve"/>
       </w:r>
@@ -557,7 +526,7 @@
           <w:kern w:val="0"/>
           <w:shd w:val="clear" w:color="auto" w:fill="FFFFFF"/>
           <w:lang w:eastAsia="es-PE"/>
-          <ns2:ligatures ns2:val="none"/>
+          <w14:ligatures w14:val="none"/>
         </w:rPr>
         <w:t xml:space="preserve"/>
       </w:r>
@@ -568,13 +537,13 @@
           <w:kern w:val="0"/>
           <w:shd w:val="clear" w:color="auto" w:fill="FFFFFF"/>
           <w:lang w:eastAsia="es-PE"/>
-          <ns2:ligatures ns2:val="none"/>
+          <w14:ligatures w14:val="none"/>
         </w:rPr>
         <w:t xml:space="preserve"/>
       </w:r>
       <w:bookmarkEnd w:id="1"/>
     </w:p>
-    <w:p ns2:paraId="1EF3C256" ns2:textId="77777777">
+    <w:p>
       <w:pPr>
         <w:tabs>
           <w:tab w:val="left" w:pos="1014"/>
@@ -587,11 +556,11 @@
           <w:color w:val="000000"/>
           <w:kern w:val="0"/>
           <w:lang w:eastAsia="es-PE"/>
-          <ns2:ligatures ns2:val="none"/>
-        </w:rPr>
-      </w:pPr>
-    </w:p>
-    <w:p ns2:paraId="087322B4" ns2:textId="77777777">
+          <w14:ligatures w14:val="none"/>
+        </w:rPr>
+      </w:pPr>
+    </w:p>
+    <w:p>
       <w:pPr>
         <w:numPr>
           <w:ilvl w:val="0"/>
@@ -606,22 +575,22 @@
           <w:color w:val="000000"/>
           <w:kern w:val="0"/>
           <w:lang w:eastAsia="es-PE"/>
-          <ns2:ligatures ns2:val="none"/>
-        </w:rPr>
-      </w:pPr>
-      <w:r>
-        <w:rPr>
-          <w:rFonts w:ascii="Arial Narrow" w:eastAsia="Arial Narrow" w:hAnsi="Arial Narrow" w:cs="Arial Narrow"/>
-          <w:b/>
-          <w:color w:val="000000"/>
-          <w:kern w:val="0"/>
-          <w:lang w:eastAsia="es-PE"/>
-          <ns2:ligatures ns2:val="none"/>
+          <w14:ligatures w14:val="none"/>
+        </w:rPr>
+      </w:pPr>
+      <w:r>
+        <w:rPr>
+          <w:rFonts w:ascii="Arial Narrow" w:eastAsia="Arial Narrow" w:hAnsi="Arial Narrow" w:cs="Arial Narrow"/>
+          <w:b/>
+          <w:color w:val="000000"/>
+          <w:kern w:val="0"/>
+          <w:lang w:eastAsia="es-PE"/>
+          <w14:ligatures w14:val="none"/>
         </w:rPr>
         <w:t xml:space="preserve">HECHOS </w:t>
       </w:r>
     </w:p>
-    <w:p ns2:paraId="4407157A" ns2:textId="77777777">
+    <w:p>
       <w:pPr>
         <w:spacing w:after="0" w:line="240" w:lineRule="auto"/>
         <w:contextualSpacing/>
@@ -631,11 +600,11 @@
           <w:color w:val="000000"/>
           <w:kern w:val="0"/>
           <w:lang w:eastAsia="es-PE"/>
-          <ns2:ligatures ns2:val="none"/>
-        </w:rPr>
-      </w:pPr>
-    </w:p>
-    <w:p ns2:paraId="5ECFCB1A" ns2:textId="53D10596">
+          <w14:ligatures w14:val="none"/>
+        </w:rPr>
+      </w:pPr>
+    </w:p>
+    <w:p>
       <w:pPr>
         <w:numPr>
           <w:ilvl w:val="1"/>
@@ -650,7 +619,7 @@
           <w:color w:val="000000"/>
           <w:kern w:val="0"/>
           <w:lang w:val="es-ES" w:eastAsia="es-ES"/>
-          <ns2:ligatures ns2:val="none"/>
+          <w14:ligatures w14:val="none"/>
         </w:rPr>
       </w:pPr>
       <w:r>
@@ -659,7 +628,7 @@
           <w:color w:val="000000"/>
           <w:kern w:val="0"/>
           <w:lang w:val="es-ES" w:eastAsia="es-ES"/>
-          <ns2:ligatures ns2:val="none"/>
+          <w14:ligatures w14:val="none"/>
         </w:rPr>
         <w:t xml:space="preserve">Mediante la denuncia del 16 de enero de 2026, el señor [APELLIDO] denunció a Rímac y Corredores Falabella por presuntas infracciones a la Ley 29571, Código de Protección y Defensa del Consumidor (en adelante, Código), señalando lo siguiente:</w:t>
       </w:r>
@@ -669,7 +638,7 @@
           <w:color w:val="000000"/>
           <w:kern w:val="0"/>
           <w:lang w:val="es-ES" w:eastAsia="es-ES"/>
-          <ns2:ligatures ns2:val="none"/>
+          <w14:ligatures w14:val="none"/>
         </w:rPr>
         <w:t/>
       </w:r>
@@ -677,7 +646,7 @@
         <w:rPr>
           <w:rFonts w:ascii="Arial Narrow" w:eastAsia="Calibri" w:hAnsi="Arial Narrow" w:cs="Arial"/>
           <w:kern w:val="0"/>
-          <ns2:ligatures ns2:val="none"/>
+          <w14:ligatures w14:val="none"/>
         </w:rPr>
         <w:t xml:space="preserve"/>
       </w:r>
@@ -685,7 +654,7 @@
         <w:rPr>
           <w:rFonts w:ascii="Arial Narrow" w:eastAsia="Calibri" w:hAnsi="Arial Narrow" w:cs="Arial"/>
           <w:kern w:val="0"/>
-          <ns2:ligatures ns2:val="none"/>
+          <w14:ligatures w14:val="none"/>
         </w:rPr>
         <w:t xml:space="preserve"/>
       </w:r>
@@ -693,7 +662,7 @@
         <w:rPr>
           <w:rFonts w:ascii="Arial Narrow" w:eastAsia="Calibri" w:hAnsi="Arial Narrow" w:cs="Arial"/>
           <w:kern w:val="0"/>
-          <ns2:ligatures ns2:val="none"/>
+          <w14:ligatures w14:val="none"/>
         </w:rPr>
         <w:t/>
       </w:r>
@@ -703,7 +672,7 @@
           <w:color w:val="000000"/>
           <w:kern w:val="0"/>
           <w:lang w:val="es-ES" w:eastAsia="es-ES"/>
-          <ns2:ligatures ns2:val="none"/>
+          <w14:ligatures w14:val="none"/>
         </w:rPr>
         <w:t xml:space="preserve"/>
       </w:r>
@@ -713,7 +682,7 @@
           <w:color w:val="000000"/>
           <w:kern w:val="0"/>
           <w:lang w:val="es-ES" w:eastAsia="es-ES"/>
-          <ns2:ligatures ns2:val="none"/>
+          <w14:ligatures w14:val="none"/>
         </w:rPr>
         <w:t xml:space="preserve"/>
       </w:r>
@@ -723,7 +692,7 @@
           <w:color w:val="000000"/>
           <w:kern w:val="0"/>
           <w:lang w:val="es-ES" w:eastAsia="es-ES"/>
-          <ns2:ligatures ns2:val="none"/>
+          <w14:ligatures w14:val="none"/>
         </w:rPr>
         <w:t xml:space="preserve"/>
       </w:r>
@@ -733,7 +702,7 @@
           <w:color w:val="000000"/>
           <w:kern w:val="0"/>
           <w:lang w:val="es-ES" w:eastAsia="es-ES"/>
-          <ns2:ligatures ns2:val="none"/>
+          <w14:ligatures w14:val="none"/>
         </w:rPr>
         <w:t xml:space="preserve"/>
       </w:r>
@@ -743,7 +712,7 @@
           <w:color w:val="000000"/>
           <w:kern w:val="0"/>
           <w:lang w:val="es-ES" w:eastAsia="es-ES"/>
-          <ns2:ligatures ns2:val="none"/>
+          <w14:ligatures w14:val="none"/>
         </w:rPr>
         <w:t/>
       </w:r>
@@ -755,7 +724,7 @@
           <w:kern w:val="0"/>
           <w:vertAlign w:val="superscript"/>
           <w:lang w:val="es-ES" w:eastAsia="es-ES"/>
-          <ns2:ligatures ns2:val="none"/>
+          <w14:ligatures w14:val="none"/>
         </w:rPr>
         <w:footnoteReference w:id="1"/>
       </w:r>
@@ -765,7 +734,7 @@
           <w:color w:val="000000"/>
           <w:kern w:val="0"/>
           <w:lang w:val="es-ES" w:eastAsia="es-ES"/>
-          <ns2:ligatures ns2:val="none"/>
+          <w14:ligatures w14:val="none"/>
         </w:rPr>
         <w:t xml:space="preserve"/>
       </w:r>
@@ -776,12 +745,12 @@
           <w:color w:val="000000"/>
           <w:kern w:val="0"/>
           <w:lang w:val="es-ES" w:eastAsia="es-ES"/>
-          <ns2:ligatures ns2:val="none"/>
+          <w14:ligatures w14:val="none"/>
         </w:rPr>
         <w:t/>
       </w:r>
     </w:p>
-    <w:p ns2:paraId="64AF7FDB" ns2:textId="77777777">
+    <w:p>
       <w:pPr>
         <w:tabs>
           <w:tab w:val="left" w:pos="1134"/>
@@ -794,11 +763,11 @@
           <w:color w:val="000000"/>
           <w:kern w:val="0"/>
           <w:lang w:val="es-ES" w:eastAsia="es-ES"/>
-          <ns2:ligatures ns2:val="none"/>
-        </w:rPr>
-      </w:pPr>
-    </w:p>
-    <w:p ns2:paraId="1A2AB630" ns2:textId="23C6585E">
+          <w14:ligatures w14:val="none"/>
+        </w:rPr>
+      </w:pPr>
+    </w:p>
+    <w:p>
       <w:pPr>
         <w:pStyle w:val="Prrafodelista"/>
         <w:numPr>
@@ -816,7 +785,7 @@
           <w:color w:val="000000"/>
           <w:kern w:val="0"/>
           <w:lang w:eastAsia="es-ES"/>
-          <ns2:ligatures ns2:val="none"/>
+          <w14:ligatures w14:val="none"/>
         </w:rPr>
       </w:pPr>
       <w:r>
@@ -825,7 +794,7 @@
           <w:color w:val="000000"/>
           <w:kern w:val="0"/>
           <w:lang w:eastAsia="es-ES"/>
-          <ns2:ligatures ns2:val="none"/>
+          <w14:ligatures w14:val="none"/>
         </w:rPr>
         <w:t xml:space="preserve">El 21 de abril de 2022, contrató, por intermedio de </w:t>
       </w:r>
@@ -835,7 +804,7 @@
           <w:color w:val="000000"/>
           <w:kern w:val="0"/>
           <w:lang w:val="es-ES" w:eastAsia="es-ES"/>
-          <ns2:ligatures ns2:val="none"/>
+          <w14:ligatures w14:val="none"/>
         </w:rPr>
         <w:t>Corredores Falabella</w:t>
       </w:r>
@@ -845,7 +814,7 @@
           <w:color w:val="000000"/>
           <w:kern w:val="0"/>
           <w:lang w:eastAsia="es-ES"/>
-          <ns2:ligatures ns2:val="none"/>
+          <w14:ligatures w14:val="none"/>
         </w:rPr>
         <w:t xml:space="preserve"> </w:t>
       </w:r>
@@ -855,7 +824,7 @@
           <w:color w:val="000000"/>
           <w:kern w:val="0"/>
           <w:lang w:eastAsia="es-ES"/>
-          <ns2:ligatures ns2:val="none"/>
+          <w14:ligatures w14:val="none"/>
         </w:rPr>
         <w:t xml:space="preserve">el Seguro Vehicular – Póliza 2001-755531 (en adelante, Seguro Vehicular) </w:t>
       </w:r>
@@ -865,7 +834,7 @@
           <w:color w:val="000000"/>
           <w:kern w:val="0"/>
           <w:lang w:eastAsia="es-ES"/>
-          <ns2:ligatures ns2:val="none"/>
+          <w14:ligatures w14:val="none"/>
         </w:rPr>
         <w:t>emitido por</w:t>
       </w:r>
@@ -875,7 +844,7 @@
           <w:color w:val="000000"/>
           <w:kern w:val="0"/>
           <w:lang w:eastAsia="es-ES"/>
-          <ns2:ligatures ns2:val="none"/>
+          <w14:ligatures w14:val="none"/>
         </w:rPr>
         <w:t xml:space="preserve"> Rímac </w:t>
       </w:r>
@@ -885,7 +854,7 @@
           <w:color w:val="000000"/>
           <w:kern w:val="0"/>
           <w:lang w:eastAsia="es-ES"/>
-          <ns2:ligatures ns2:val="none"/>
+          <w14:ligatures w14:val="none"/>
         </w:rPr>
         <w:t>para</w:t>
       </w:r>
@@ -895,7 +864,7 @@
           <w:color w:val="000000"/>
           <w:kern w:val="0"/>
           <w:lang w:eastAsia="es-ES"/>
-          <ns2:ligatures ns2:val="none"/>
+          <w14:ligatures w14:val="none"/>
         </w:rPr>
         <w:t xml:space="preserve"> el vehículo</w:t>
       </w:r>
@@ -905,7 +874,7 @@
           <w:color w:val="000000"/>
           <w:kern w:val="0"/>
           <w:lang w:eastAsia="es-ES"/>
-          <ns2:ligatures ns2:val="none"/>
+          <w14:ligatures w14:val="none"/>
         </w:rPr>
         <w:t xml:space="preserve"> </w:t>
       </w:r>
@@ -915,7 +884,7 @@
           <w:color w:val="000000"/>
           <w:kern w:val="0"/>
           <w:lang w:eastAsia="es-ES"/>
-          <ns2:ligatures ns2:val="none"/>
+          <w14:ligatures w14:val="none"/>
         </w:rPr>
         <w:t>con Placa de Rodaje AYK</w:t>
       </w:r>
@@ -925,7 +894,7 @@
           <w:color w:val="000000"/>
           <w:kern w:val="0"/>
           <w:lang w:eastAsia="es-ES"/>
-          <ns2:ligatures ns2:val="none"/>
+          <w14:ligatures w14:val="none"/>
         </w:rPr>
         <w:t>-</w:t>
       </w:r>
@@ -935,12 +904,12 @@
           <w:color w:val="000000"/>
           <w:kern w:val="0"/>
           <w:lang w:eastAsia="es-ES"/>
-          <ns2:ligatures ns2:val="none"/>
+          <w14:ligatures w14:val="none"/>
         </w:rPr>
         <w:t>394, por la suma asegurada de US$ 15 000,00.</w:t>
       </w:r>
     </w:p>
-    <w:p ns2:paraId="739C1EDC" ns2:textId="77777777">
+    <w:p>
       <w:pPr>
         <w:pStyle w:val="Prrafodelista"/>
         <w:spacing w:after="0" w:line="240" w:lineRule="auto"/>
@@ -951,11 +920,11 @@
           <w:color w:val="000000"/>
           <w:kern w:val="0"/>
           <w:lang w:eastAsia="es-ES"/>
-          <ns2:ligatures ns2:val="none"/>
-        </w:rPr>
-      </w:pPr>
-    </w:p>
-    <w:p ns2:paraId="4758CC71" ns2:textId="4CC00086">
+          <w14:ligatures w14:val="none"/>
+        </w:rPr>
+      </w:pPr>
+    </w:p>
+    <w:p>
       <w:pPr>
         <w:pStyle w:val="Prrafodelista"/>
         <w:numPr>
@@ -973,7 +942,7 @@
           <w:color w:val="000000"/>
           <w:kern w:val="0"/>
           <w:lang w:eastAsia="es-ES"/>
-          <ns2:ligatures ns2:val="none"/>
+          <w14:ligatures w14:val="none"/>
         </w:rPr>
       </w:pPr>
       <w:r>
@@ -982,7 +951,7 @@
           <w:color w:val="000000"/>
           <w:kern w:val="0"/>
           <w:lang w:eastAsia="es-ES"/>
-          <ns2:ligatures ns2:val="none"/>
+          <w14:ligatures w14:val="none"/>
         </w:rPr>
         <w:t xml:space="preserve">El 12 de octubre de 2025, ocurrió un siniestro vehicular </w:t>
       </w:r>
@@ -992,7 +961,7 @@
           <w:color w:val="000000"/>
           <w:kern w:val="0"/>
           <w:lang w:eastAsia="es-ES"/>
-          <ns2:ligatures ns2:val="none"/>
+          <w14:ligatures w14:val="none"/>
         </w:rPr>
         <w:t>que fue registrado</w:t>
       </w:r>
@@ -1002,7 +971,7 @@
           <w:color w:val="000000"/>
           <w:kern w:val="0"/>
           <w:lang w:eastAsia="es-ES"/>
-          <ns2:ligatures ns2:val="none"/>
+          <w14:ligatures w14:val="none"/>
         </w:rPr>
         <w:t xml:space="preserve"> con 690242, el cual fue calificado por </w:t>
       </w:r>
@@ -1012,7 +981,7 @@
           <w:color w:val="000000"/>
           <w:kern w:val="0"/>
           <w:lang w:val="es-ES" w:eastAsia="es-ES"/>
-          <ns2:ligatures ns2:val="none"/>
+          <w14:ligatures w14:val="none"/>
         </w:rPr>
         <w:t xml:space="preserve">Rímac </w:t>
       </w:r>
@@ -1022,12 +991,12 @@
           <w:color w:val="000000"/>
           <w:kern w:val="0"/>
           <w:lang w:eastAsia="es-ES"/>
-          <ns2:ligatures ns2:val="none"/>
+          <w14:ligatures w14:val="none"/>
         </w:rPr>
         <w:t>como pérdida total, al determinarse que la reparación resultaba antieconómica.</w:t>
       </w:r>
     </w:p>
-    <w:p ns2:paraId="20BF0C44" ns2:textId="77777777">
+    <w:p>
       <w:pPr>
         <w:spacing w:after="0" w:line="240" w:lineRule="auto"/>
         <w:contextualSpacing/>
@@ -1037,11 +1006,11 @@
           <w:color w:val="000000"/>
           <w:kern w:val="0"/>
           <w:lang w:eastAsia="es-ES"/>
-          <ns2:ligatures ns2:val="none"/>
-        </w:rPr>
-      </w:pPr>
-    </w:p>
-    <w:p ns2:paraId="5C464BF1" ns2:textId="512BD135">
+          <w14:ligatures w14:val="none"/>
+        </w:rPr>
+      </w:pPr>
+    </w:p>
+    <w:p>
       <w:pPr>
         <w:pStyle w:val="Prrafodelista"/>
         <w:numPr>
@@ -1059,7 +1028,7 @@
           <w:color w:val="000000"/>
           <w:kern w:val="0"/>
           <w:lang w:eastAsia="es-ES"/>
-          <ns2:ligatures ns2:val="none"/>
+          <w14:ligatures w14:val="none"/>
         </w:rPr>
       </w:pPr>
       <w:r>
@@ -1068,12 +1037,12 @@
           <w:color w:val="000000"/>
           <w:kern w:val="0"/>
           <w:lang w:eastAsia="es-ES"/>
-          <ns2:ligatures ns2:val="none"/>
+          <w14:ligatures w14:val="none"/>
         </w:rPr>
         <w:t>El 5 de noviembre de 2025, mediante carta CPT-986011, Rímac comunicó la liquidación del siniestro tomando como base un valor comercial de US$ 10 000,00, monto distinto a la suma asegurada de US$ 15 000,00, sin detallar la metodología ni los criterios técnicos utilizados para su determinación.</w:t>
       </w:r>
     </w:p>
-    <w:p ns2:paraId="0FDC4215" ns2:textId="77777777">
+    <w:p>
       <w:pPr>
         <w:pStyle w:val="Prrafodelista"/>
         <w:spacing w:after="0" w:line="240" w:lineRule="auto"/>
@@ -1084,11 +1053,11 @@
           <w:color w:val="000000"/>
           <w:kern w:val="0"/>
           <w:lang w:eastAsia="es-ES"/>
-          <ns2:ligatures ns2:val="none"/>
-        </w:rPr>
-      </w:pPr>
-    </w:p>
-    <w:p ns2:paraId="0FDFD7D4" ns2:textId="02CC746C">
+          <w14:ligatures w14:val="none"/>
+        </w:rPr>
+      </w:pPr>
+    </w:p>
+    <w:p>
       <w:pPr>
         <w:pStyle w:val="Prrafodelista"/>
         <w:numPr>
@@ -1106,7 +1075,7 @@
           <w:color w:val="000000"/>
           <w:kern w:val="0"/>
           <w:lang w:eastAsia="es-ES"/>
-          <ns2:ligatures ns2:val="none"/>
+          <w14:ligatures w14:val="none"/>
         </w:rPr>
       </w:pPr>
       <w:r>
@@ -1115,7 +1084,7 @@
           <w:color w:val="000000"/>
           <w:kern w:val="0"/>
           <w:lang w:eastAsia="es-ES"/>
-          <ns2:ligatures ns2:val="none"/>
+          <w14:ligatures w14:val="none"/>
         </w:rPr>
         <w:t xml:space="preserve">El </w:t>
       </w:r>
@@ -1125,7 +1094,7 @@
           <w:color w:val="000000"/>
           <w:kern w:val="0"/>
           <w:lang w:eastAsia="es-ES"/>
-          <ns2:ligatures ns2:val="none"/>
+          <w14:ligatures w14:val="none"/>
         </w:rPr>
         <w:t>mismo día</w:t>
       </w:r>
@@ -1135,12 +1104,12 @@
           <w:color w:val="000000"/>
           <w:kern w:val="0"/>
           <w:lang w:eastAsia="es-ES"/>
-          <ns2:ligatures ns2:val="none"/>
+          <w14:ligatures w14:val="none"/>
         </w:rPr>
         <w:t>, presentó el reclamo 25SBS019099 y remitió comunicación solicitando la rectificación de la liquidación efectuada, requiriendo que la indemnización se determine conforme a la suma asegurada de US$ 15 000,00 y sin aplicación de deducible, de acuerdo con la cobertura por pérdida total prevista en el Seguro Vehicular.</w:t>
       </w:r>
     </w:p>
-    <w:p ns2:paraId="19679C56" ns2:textId="77777777">
+    <w:p>
       <w:pPr>
         <w:pStyle w:val="Prrafodelista"/>
         <w:spacing w:after="0" w:line="240" w:lineRule="auto"/>
@@ -1151,11 +1120,11 @@
           <w:color w:val="000000"/>
           <w:kern w:val="0"/>
           <w:lang w:eastAsia="es-ES"/>
-          <ns2:ligatures ns2:val="none"/>
-        </w:rPr>
-      </w:pPr>
-    </w:p>
-    <w:p ns2:paraId="36E54B30" ns2:textId="536A19C0">
+          <w14:ligatures w14:val="none"/>
+        </w:rPr>
+      </w:pPr>
+    </w:p>
+    <w:p>
       <w:pPr>
         <w:pStyle w:val="Prrafodelista"/>
         <w:numPr>
@@ -1173,7 +1142,7 @@
           <w:color w:val="000000"/>
           <w:kern w:val="0"/>
           <w:lang w:eastAsia="es-ES"/>
-          <ns2:ligatures ns2:val="none"/>
+          <w14:ligatures w14:val="none"/>
         </w:rPr>
       </w:pPr>
       <w:r>
@@ -1182,7 +1151,7 @@
           <w:color w:val="000000"/>
           <w:kern w:val="0"/>
           <w:lang w:eastAsia="es-ES"/>
-          <ns2:ligatures ns2:val="none"/>
+          <w14:ligatures w14:val="none"/>
         </w:rPr>
         <w:t xml:space="preserve">El 11 de noviembre de 2025, </w:t>
       </w:r>
@@ -1192,7 +1161,7 @@
           <w:color w:val="000000"/>
           <w:kern w:val="0"/>
           <w:lang w:val="es-ES" w:eastAsia="es-ES"/>
-          <ns2:ligatures ns2:val="none"/>
+          <w14:ligatures w14:val="none"/>
         </w:rPr>
         <w:t xml:space="preserve">Rímac </w:t>
       </w:r>
@@ -1202,7 +1171,7 @@
           <w:color w:val="000000"/>
           <w:kern w:val="0"/>
           <w:lang w:eastAsia="es-ES"/>
-          <ns2:ligatures ns2:val="none"/>
+          <w14:ligatures w14:val="none"/>
         </w:rPr>
         <w:t xml:space="preserve">respondió el reclamo señalando que </w:t>
       </w:r>
@@ -1212,7 +1181,7 @@
           <w:color w:val="000000"/>
           <w:kern w:val="0"/>
           <w:lang w:eastAsia="es-ES"/>
-          <ns2:ligatures ns2:val="none"/>
+          <w14:ligatures w14:val="none"/>
         </w:rPr>
         <w:t>el Seguro Vehicular</w:t>
       </w:r>
@@ -1222,7 +1191,7 @@
           <w:color w:val="000000"/>
           <w:kern w:val="0"/>
           <w:lang w:eastAsia="es-ES"/>
-          <ns2:ligatures ns2:val="none"/>
+          <w14:ligatures w14:val="none"/>
         </w:rPr>
         <w:t xml:space="preserve"> </w:t>
       </w:r>
@@ -1232,7 +1201,7 @@
           <w:color w:val="000000"/>
           <w:kern w:val="0"/>
           <w:lang w:eastAsia="es-ES"/>
-          <ns2:ligatures ns2:val="none"/>
+          <w14:ligatures w14:val="none"/>
         </w:rPr>
         <w:t xml:space="preserve">contratado </w:t>
       </w:r>
@@ -1242,7 +1211,7 @@
           <w:color w:val="000000"/>
           <w:kern w:val="0"/>
           <w:lang w:eastAsia="es-ES"/>
-          <ns2:ligatures ns2:val="none"/>
+          <w14:ligatures w14:val="none"/>
         </w:rPr>
         <w:t>correspondía al canal Falabella y que en el año 2022 la suma asegurada fue de US$ 15 000,00; no obstante, indicó que la declaración de pérdida total se realizó considerando el valor comercial actual del vehículo. Asimismo, consignó la existencia de un coaseguro de 20% para pérdidas totales y declaró infundado el reclamo, reiterando el valor comercial de US$ 10 000,00.</w:t>
       </w:r>
@@ -1252,7 +1221,7 @@
           <w:color w:val="000000"/>
           <w:kern w:val="0"/>
           <w:lang w:eastAsia="es-ES"/>
-          <ns2:ligatures ns2:val="none"/>
+          <w14:ligatures w14:val="none"/>
         </w:rPr>
         <w:t xml:space="preserve"> </w:t>
       </w:r>
@@ -1262,12 +1231,12 @@
           <w:color w:val="000000"/>
           <w:kern w:val="0"/>
           <w:lang w:eastAsia="es-ES"/>
-          <ns2:ligatures ns2:val="none"/>
+          <w14:ligatures w14:val="none"/>
         </w:rPr>
         <w:t xml:space="preserve"> </w:t>
       </w:r>
     </w:p>
-    <w:p ns2:paraId="15822FE8" ns2:textId="77777777">
+    <w:p>
       <w:pPr>
         <w:pStyle w:val="Prrafodelista"/>
         <w:spacing w:after="0" w:line="240" w:lineRule="auto"/>
@@ -1278,11 +1247,11 @@
           <w:color w:val="000000"/>
           <w:kern w:val="0"/>
           <w:lang w:eastAsia="es-ES"/>
-          <ns2:ligatures ns2:val="none"/>
-        </w:rPr>
-      </w:pPr>
-    </w:p>
-    <w:p ns2:paraId="3E7484FD" ns2:textId="4F535E5E">
+          <w14:ligatures w14:val="none"/>
+        </w:rPr>
+      </w:pPr>
+    </w:p>
+    <w:p>
       <w:pPr>
         <w:pStyle w:val="Prrafodelista"/>
         <w:numPr>
@@ -1300,7 +1269,7 @@
           <w:color w:val="000000"/>
           <w:kern w:val="0"/>
           <w:lang w:eastAsia="es-ES"/>
-          <ns2:ligatures ns2:val="none"/>
+          <w14:ligatures w14:val="none"/>
         </w:rPr>
       </w:pPr>
       <w:r>
@@ -1309,7 +1278,7 @@
           <w:color w:val="000000"/>
           <w:kern w:val="0"/>
           <w:lang w:eastAsia="es-ES"/>
-          <ns2:ligatures ns2:val="none"/>
+          <w14:ligatures w14:val="none"/>
         </w:rPr>
         <w:t xml:space="preserve">El 17 de noviembre de 2025, remitió carta notarial a </w:t>
       </w:r>
@@ -1319,7 +1288,7 @@
           <w:color w:val="000000"/>
           <w:kern w:val="0"/>
           <w:lang w:val="es-ES" w:eastAsia="es-ES"/>
-          <ns2:ligatures ns2:val="none"/>
+          <w14:ligatures w14:val="none"/>
         </w:rPr>
         <w:t xml:space="preserve">Rímac </w:t>
       </w:r>
@@ -1329,7 +1298,7 @@
           <w:color w:val="000000"/>
           <w:kern w:val="0"/>
           <w:lang w:eastAsia="es-ES"/>
-          <ns2:ligatures ns2:val="none"/>
+          <w14:ligatures w14:val="none"/>
         </w:rPr>
         <w:t>requiriendo que</w:t>
       </w:r>
@@ -1339,7 +1308,7 @@
           <w:color w:val="000000"/>
           <w:kern w:val="0"/>
           <w:lang w:eastAsia="es-ES"/>
-          <ns2:ligatures ns2:val="none"/>
+          <w14:ligatures w14:val="none"/>
         </w:rPr>
         <w:t xml:space="preserve"> </w:t>
       </w:r>
@@ -1349,12 +1318,12 @@
           <w:color w:val="000000"/>
           <w:kern w:val="0"/>
           <w:lang w:eastAsia="es-ES"/>
-          <ns2:ligatures ns2:val="none"/>
+          <w14:ligatures w14:val="none"/>
         </w:rPr>
         <w:t>cumpla con designar al ajustador de siniestros en acuerdo con el asegurado, remita el informe técnico correspondiente y el convenio de ajuste con el detalle del importe de la indemnización determinada.</w:t>
       </w:r>
     </w:p>
-    <w:p ns2:paraId="171EB01C" ns2:textId="77777777">
+    <w:p>
       <w:pPr>
         <w:pStyle w:val="Prrafodelista"/>
         <w:spacing w:after="0" w:line="240" w:lineRule="auto"/>
@@ -1365,11 +1334,11 @@
           <w:color w:val="000000"/>
           <w:kern w:val="0"/>
           <w:lang w:eastAsia="es-ES"/>
-          <ns2:ligatures ns2:val="none"/>
-        </w:rPr>
-      </w:pPr>
-    </w:p>
-    <w:p ns2:paraId="0F56DF9E" ns2:textId="38AB5AF6">
+          <w14:ligatures w14:val="none"/>
+        </w:rPr>
+      </w:pPr>
+    </w:p>
+    <w:p>
       <w:pPr>
         <w:pStyle w:val="Prrafodelista"/>
         <w:numPr>
@@ -1387,7 +1356,7 @@
           <w:color w:val="000000"/>
           <w:kern w:val="0"/>
           <w:lang w:eastAsia="es-ES"/>
-          <ns2:ligatures ns2:val="none"/>
+          <w14:ligatures w14:val="none"/>
         </w:rPr>
       </w:pPr>
       <w:r>
@@ -1396,7 +1365,7 @@
           <w:color w:val="000000"/>
           <w:kern w:val="0"/>
           <w:lang w:eastAsia="es-ES"/>
-          <ns2:ligatures ns2:val="none"/>
+          <w14:ligatures w14:val="none"/>
         </w:rPr>
         <w:t xml:space="preserve">El 15 de diciembre de 2025, se llevó a cabo audiencia de conciliación virtual correspondiente al reclamo 00050715 2025-SAC/RC, con participación de </w:t>
       </w:r>
@@ -1406,7 +1375,7 @@
           <w:color w:val="000000"/>
           <w:kern w:val="0"/>
           <w:lang w:eastAsia="es-ES"/>
-          <ns2:ligatures ns2:val="none"/>
+          <w14:ligatures w14:val="none"/>
         </w:rPr>
         <w:t xml:space="preserve">un </w:t>
       </w:r>
@@ -1416,12 +1385,12 @@
           <w:color w:val="000000"/>
           <w:kern w:val="0"/>
           <w:lang w:eastAsia="es-ES"/>
-          <ns2:ligatures ns2:val="none"/>
+          <w14:ligatures w14:val="none"/>
         </w:rPr>
         <w:t>representante de Rímac la cual concluyó sin acuerdo.</w:t>
       </w:r>
     </w:p>
-    <w:p ns2:paraId="12CD61C7" ns2:textId="77777777">
+    <w:p>
       <w:pPr>
         <w:pStyle w:val="Prrafodelista"/>
         <w:spacing w:after="0" w:line="240" w:lineRule="auto"/>
@@ -1432,11 +1401,11 @@
           <w:color w:val="000000"/>
           <w:kern w:val="0"/>
           <w:lang w:eastAsia="es-ES"/>
-          <ns2:ligatures ns2:val="none"/>
-        </w:rPr>
-      </w:pPr>
-    </w:p>
-    <w:p ns2:paraId="6C2CDDAA" ns2:textId="6D64B897">
+          <w14:ligatures w14:val="none"/>
+        </w:rPr>
+      </w:pPr>
+    </w:p>
+    <w:p>
       <w:pPr>
         <w:pStyle w:val="Prrafodelista"/>
         <w:numPr>
@@ -1454,7 +1423,7 @@
           <w:color w:val="000000"/>
           <w:kern w:val="0"/>
           <w:lang w:eastAsia="es-ES"/>
-          <ns2:ligatures ns2:val="none"/>
+          <w14:ligatures w14:val="none"/>
         </w:rPr>
       </w:pPr>
       <w:r>
@@ -1463,7 +1432,7 @@
           <w:color w:val="000000"/>
           <w:kern w:val="0"/>
           <w:lang w:eastAsia="es-ES"/>
-          <ns2:ligatures ns2:val="none"/>
+          <w14:ligatures w14:val="none"/>
         </w:rPr>
         <w:t xml:space="preserve">El 23 de diciembre de 2025, </w:t>
       </w:r>
@@ -1473,7 +1442,7 @@
           <w:color w:val="000000"/>
           <w:kern w:val="0"/>
           <w:lang w:eastAsia="es-ES"/>
-          <ns2:ligatures ns2:val="none"/>
+          <w14:ligatures w14:val="none"/>
         </w:rPr>
         <w:t xml:space="preserve">Rímac </w:t>
       </w:r>
@@ -1483,7 +1452,7 @@
           <w:color w:val="000000"/>
           <w:kern w:val="0"/>
           <w:lang w:eastAsia="es-ES"/>
-          <ns2:ligatures ns2:val="none"/>
+          <w14:ligatures w14:val="none"/>
         </w:rPr>
         <w:t>remitió carta en la que reconoció que la póliza contratada incluía la cláusula de valor convenido (valor comercial + 20%)</w:t>
       </w:r>
@@ -1493,7 +1462,7 @@
           <w:color w:val="000000"/>
           <w:kern w:val="0"/>
           <w:lang w:eastAsia="es-ES"/>
-          <ns2:ligatures ns2:val="none"/>
+          <w14:ligatures w14:val="none"/>
         </w:rPr>
         <w:t>; no obstante,</w:t>
       </w:r>
@@ -1503,7 +1472,7 @@
           <w:color w:val="000000"/>
           <w:kern w:val="0"/>
           <w:lang w:eastAsia="es-ES"/>
-          <ns2:ligatures ns2:val="none"/>
+          <w14:ligatures w14:val="none"/>
         </w:rPr>
         <w:t xml:space="preserve"> </w:t>
       </w:r>
@@ -1513,7 +1482,7 @@
           <w:color w:val="000000"/>
           <w:kern w:val="0"/>
           <w:lang w:eastAsia="es-ES"/>
-          <ns2:ligatures ns2:val="none"/>
+          <w14:ligatures w14:val="none"/>
         </w:rPr>
         <w:t>mantuvo</w:t>
       </w:r>
@@ -1523,7 +1492,7 @@
           <w:color w:val="000000"/>
           <w:kern w:val="0"/>
           <w:lang w:eastAsia="es-ES"/>
-          <ns2:ligatures ns2:val="none"/>
+          <w14:ligatures w14:val="none"/>
         </w:rPr>
         <w:t xml:space="preserve"> como base de cálculo el valor comercial de US$ 10 000,00 para la liquidación del siniestro</w:t>
       </w:r>
@@ -1533,7 +1502,7 @@
           <w:color w:val="000000"/>
           <w:kern w:val="0"/>
           <w:lang w:eastAsia="es-ES"/>
-          <ns2:ligatures ns2:val="none"/>
+          <w14:ligatures w14:val="none"/>
         </w:rPr>
         <w:t>, pese a que el valor comercial del vehículo en el mercado superaba dicho monto</w:t>
       </w:r>
@@ -1543,7 +1512,7 @@
           <w:color w:val="000000"/>
           <w:kern w:val="0"/>
           <w:lang w:eastAsia="es-ES"/>
-          <ns2:ligatures ns2:val="none"/>
+          <w14:ligatures w14:val="none"/>
         </w:rPr>
         <w:t>.</w:t>
       </w:r>
@@ -1553,12 +1522,12 @@
           <w:color w:val="000000"/>
           <w:kern w:val="0"/>
           <w:lang w:eastAsia="es-ES"/>
-          <ns2:ligatures ns2:val="none"/>
+          <w14:ligatures w14:val="none"/>
         </w:rPr>
         <w:t xml:space="preserve"> </w:t>
       </w:r>
     </w:p>
-    <w:p ns2:paraId="1040C2D0" ns2:textId="77777777">
+    <w:p>
       <w:pPr>
         <w:pStyle w:val="Prrafodelista"/>
         <w:spacing w:after="0" w:line="240" w:lineRule="auto"/>
@@ -1569,11 +1538,11 @@
           <w:color w:val="000000"/>
           <w:kern w:val="0"/>
           <w:lang w:eastAsia="es-ES"/>
-          <ns2:ligatures ns2:val="none"/>
-        </w:rPr>
-      </w:pPr>
-    </w:p>
-    <w:p ns2:paraId="1F7E6960" ns2:textId="4DA0BC16">
+          <w14:ligatures w14:val="none"/>
+        </w:rPr>
+      </w:pPr>
+    </w:p>
+    <w:p>
       <w:pPr>
         <w:pStyle w:val="Prrafodelista"/>
         <w:numPr>
@@ -1591,7 +1560,7 @@
           <w:color w:val="000000"/>
           <w:kern w:val="0"/>
           <w:lang w:eastAsia="es-ES"/>
-          <ns2:ligatures ns2:val="none"/>
+          <w14:ligatures w14:val="none"/>
         </w:rPr>
       </w:pPr>
       <w:r>
@@ -1600,7 +1569,7 @@
           <w:color w:val="000000"/>
           <w:kern w:val="0"/>
           <w:lang w:eastAsia="es-ES"/>
-          <ns2:ligatures ns2:val="none"/>
+          <w14:ligatures w14:val="none"/>
         </w:rPr>
         <w:t>Hasta la fecha de presentación de su denuncia</w:t>
       </w:r>
@@ -1610,7 +1579,7 @@
           <w:color w:val="000000"/>
           <w:kern w:val="0"/>
           <w:lang w:eastAsia="es-ES"/>
-          <ns2:ligatures ns2:val="none"/>
+          <w14:ligatures w14:val="none"/>
         </w:rPr>
         <w:t xml:space="preserve">, </w:t>
       </w:r>
@@ -1620,7 +1589,7 @@
           <w:color w:val="000000"/>
           <w:kern w:val="0"/>
           <w:lang w:eastAsia="es-ES"/>
-          <ns2:ligatures ns2:val="none"/>
+          <w14:ligatures w14:val="none"/>
         </w:rPr>
         <w:t xml:space="preserve">Rímac </w:t>
       </w:r>
@@ -1630,7 +1599,7 @@
           <w:color w:val="000000"/>
           <w:kern w:val="0"/>
           <w:lang w:eastAsia="es-ES"/>
-          <ns2:ligatures ns2:val="none"/>
+          <w14:ligatures w14:val="none"/>
         </w:rPr>
         <w:t xml:space="preserve">cumplió con </w:t>
       </w:r>
@@ -1640,7 +1609,7 @@
           <w:color w:val="000000"/>
           <w:kern w:val="0"/>
           <w:lang w:eastAsia="es-ES"/>
-          <ns2:ligatures ns2:val="none"/>
+          <w14:ligatures w14:val="none"/>
         </w:rPr>
         <w:t>proponer la</w:t>
       </w:r>
@@ -1650,7 +1619,7 @@
           <w:color w:val="000000"/>
           <w:kern w:val="0"/>
           <w:lang w:eastAsia="es-ES"/>
-          <ns2:ligatures ns2:val="none"/>
+          <w14:ligatures w14:val="none"/>
         </w:rPr>
         <w:t xml:space="preserve"> terna </w:t>
       </w:r>
@@ -1660,7 +1629,7 @@
           <w:color w:val="000000"/>
           <w:kern w:val="0"/>
           <w:lang w:eastAsia="es-ES"/>
-          <ns2:ligatures ns2:val="none"/>
+          <w14:ligatures w14:val="none"/>
         </w:rPr>
         <w:t xml:space="preserve">de ajustadores </w:t>
       </w:r>
@@ -1670,12 +1639,12 @@
           <w:color w:val="000000"/>
           <w:kern w:val="0"/>
           <w:lang w:eastAsia="es-ES"/>
-          <ns2:ligatures ns2:val="none"/>
+          <w14:ligatures w14:val="none"/>
         </w:rPr>
         <w:t>para su elección, ni remitió informe técnico que sustente la determinación del monto indemnizatorio, limitándose a mantener la liquidación comunicada.</w:t>
       </w:r>
     </w:p>
-    <w:p ns2:paraId="4F9D4A1C" ns2:textId="77777777">
+    <w:p>
       <w:pPr>
         <w:pStyle w:val="Prrafodelista"/>
         <w:spacing w:after="0" w:line="240" w:lineRule="auto"/>
@@ -1686,11 +1655,11 @@
           <w:color w:val="000000"/>
           <w:kern w:val="0"/>
           <w:lang w:eastAsia="es-ES"/>
-          <ns2:ligatures ns2:val="none"/>
-        </w:rPr>
-      </w:pPr>
-    </w:p>
-    <w:p ns2:paraId="603103E3" ns2:textId="789B0B6D">
+          <w14:ligatures w14:val="none"/>
+        </w:rPr>
+      </w:pPr>
+    </w:p>
+    <w:p>
       <w:pPr>
         <w:pStyle w:val="Prrafodelista"/>
         <w:numPr>
@@ -1708,7 +1677,7 @@
           <w:color w:val="000000"/>
           <w:kern w:val="0"/>
           <w:lang w:eastAsia="es-ES"/>
-          <ns2:ligatures ns2:val="none"/>
+          <w14:ligatures w14:val="none"/>
         </w:rPr>
       </w:pPr>
       <w:r>
@@ -1717,7 +1686,7 @@
           <w:color w:val="000000"/>
           <w:kern w:val="0"/>
           <w:lang w:eastAsia="es-ES"/>
-          <ns2:ligatures ns2:val="none"/>
+          <w14:ligatures w14:val="none"/>
         </w:rPr>
         <w:t xml:space="preserve">En relación con </w:t>
       </w:r>
@@ -1727,7 +1696,7 @@
           <w:color w:val="000000"/>
           <w:kern w:val="0"/>
           <w:lang w:val="es-ES" w:eastAsia="es-ES"/>
-          <ns2:ligatures ns2:val="none"/>
+          <w14:ligatures w14:val="none"/>
         </w:rPr>
         <w:t>Corredores Falabella</w:t>
       </w:r>
@@ -1737,7 +1706,7 @@
           <w:color w:val="000000"/>
           <w:kern w:val="0"/>
           <w:lang w:eastAsia="es-ES"/>
-          <ns2:ligatures ns2:val="none"/>
+          <w14:ligatures w14:val="none"/>
         </w:rPr>
         <w:t xml:space="preserve">, en su calidad de intermediaria en la contratación del Seguro Vehicular, no gestionó ante </w:t>
       </w:r>
@@ -1747,7 +1716,7 @@
           <w:color w:val="000000"/>
           <w:kern w:val="0"/>
           <w:lang w:eastAsia="es-ES"/>
-          <ns2:ligatures ns2:val="none"/>
+          <w14:ligatures w14:val="none"/>
         </w:rPr>
         <w:t xml:space="preserve">Rímac </w:t>
       </w:r>
@@ -1757,7 +1726,7 @@
           <w:color w:val="000000"/>
           <w:kern w:val="0"/>
           <w:lang w:eastAsia="es-ES"/>
-          <ns2:ligatures ns2:val="none"/>
+          <w14:ligatures w14:val="none"/>
         </w:rPr>
         <w:t>la aplicación del procedimiento de designación de ajustadores ni brindó asesoría técnica durante la etapa de liquidación del siniestro, pese a la discrepancia respecto del valor determinado. Asimismo, no efectuó acciones para cuestionar la liquidación practicada ni para exigir el cumplimiento del procedimiento previsto en la póliza.</w:t>
       </w:r>
@@ -1767,12 +1736,12 @@
           <w:color w:val="000000"/>
           <w:kern w:val="0"/>
           <w:lang w:eastAsia="es-ES"/>
-          <ns2:ligatures ns2:val="none"/>
+          <w14:ligatures w14:val="none"/>
         </w:rPr>
         <w:t xml:space="preserve"> </w:t>
       </w:r>
     </w:p>
-    <w:p ns2:paraId="76630485" ns2:textId="77777777">
+    <w:p>
       <w:pPr>
         <w:tabs>
           <w:tab w:val="left" w:pos="1134"/>
@@ -1785,11 +1754,11 @@
           <w:color w:val="000000"/>
           <w:kern w:val="0"/>
           <w:lang w:eastAsia="es-ES"/>
-          <ns2:ligatures ns2:val="none"/>
-        </w:rPr>
-      </w:pPr>
-    </w:p>
-    <w:p ns2:paraId="4FB15987" ns2:textId="38A75D33">
+          <w14:ligatures w14:val="none"/>
+        </w:rPr>
+      </w:pPr>
+    </w:p>
+    <w:p>
       <w:pPr>
         <w:numPr>
           <w:ilvl w:val="1"/>
@@ -1807,7 +1776,7 @@
           <w:color w:val="000000"/>
           <w:kern w:val="0"/>
           <w:lang w:val="es-ES" w:eastAsia="es-ES"/>
-          <ns2:ligatures ns2:val="none"/>
+          <w14:ligatures w14:val="none"/>
         </w:rPr>
       </w:pPr>
       <w:r>
@@ -1816,7 +1785,7 @@
           <w:color w:val="000000"/>
           <w:kern w:val="0"/>
           <w:lang w:val="es-ES" w:eastAsia="es-ES"/>
-          <ns2:ligatures ns2:val="none"/>
+          <w14:ligatures w14:val="none"/>
         </w:rPr>
         <w:t xml:space="preserve">El señor [APELLIDO] solicitó, en calidad de medida correctiva, que Rímac realice el pago de la indemnización por pérdida total, estableciendo como valor comercial base la suma de US$ 15 000,00 por ser el valor real de mercado a la fecha del siniestro y se realice el pago de los intereses legales generados desde la fecha en que la compañía aseguradora incurrió en mora. Asimismo, requirió el reembolso de costos y costas del presente procedimiento.</w:t>
       </w:r>
@@ -1824,7 +1793,7 @@
         <w:rPr>
           <w:rFonts w:ascii="Arial Narrow" w:eastAsia="Calibri" w:hAnsi="Arial Narrow" w:cs="Arial"/>
           <w:kern w:val="0"/>
-          <ns2:ligatures ns2:val="none"/>
+          <w14:ligatures w14:val="none"/>
         </w:rPr>
         <w:t xml:space="preserve"/>
       </w:r>
@@ -1832,7 +1801,7 @@
         <w:rPr>
           <w:rFonts w:ascii="Arial Narrow" w:eastAsia="Calibri" w:hAnsi="Arial Narrow" w:cs="Arial"/>
           <w:kern w:val="0"/>
-          <ns2:ligatures ns2:val="none"/>
+          <w14:ligatures w14:val="none"/>
         </w:rPr>
         <w:t xml:space="preserve"/>
       </w:r>
@@ -1842,7 +1811,7 @@
           <w:color w:val="000000"/>
           <w:kern w:val="0"/>
           <w:lang w:val="es-ES" w:eastAsia="es-ES"/>
-          <ns2:ligatures ns2:val="none"/>
+          <w14:ligatures w14:val="none"/>
         </w:rPr>
         <w:t xml:space="preserve"/>
       </w:r>
@@ -1853,7 +1822,7 @@
           <w:color w:val="000000"/>
           <w:kern w:val="0"/>
           <w:lang w:val="es-ES" w:eastAsia="es-ES"/>
-          <ns2:ligatures ns2:val="none"/>
+          <w14:ligatures w14:val="none"/>
         </w:rPr>
         <w:t xml:space="preserve"/>
       </w:r>
@@ -1863,7 +1832,7 @@
           <w:color w:val="000000"/>
           <w:kern w:val="0"/>
           <w:lang w:val="es-ES" w:eastAsia="es-ES"/>
-          <ns2:ligatures ns2:val="none"/>
+          <w14:ligatures w14:val="none"/>
         </w:rPr>
         <w:t xml:space="preserve"/>
       </w:r>
@@ -1873,7 +1842,7 @@
           <w:color w:val="000000"/>
           <w:kern w:val="0"/>
           <w:lang w:val="es-ES" w:eastAsia="es-ES"/>
-          <ns2:ligatures ns2:val="none"/>
+          <w14:ligatures w14:val="none"/>
         </w:rPr>
         <w:t xml:space="preserve"/>
       </w:r>
@@ -1883,7 +1852,7 @@
           <w:color w:val="000000"/>
           <w:kern w:val="0"/>
           <w:lang w:val="es-ES" w:eastAsia="es-ES"/>
-          <ns2:ligatures ns2:val="none"/>
+          <w14:ligatures w14:val="none"/>
         </w:rPr>
         <w:t/>
       </w:r>
@@ -1893,7 +1862,7 @@
           <w:color w:val="000000"/>
           <w:kern w:val="0"/>
           <w:lang w:val="es-ES" w:eastAsia="es-ES"/>
-          <ns2:ligatures ns2:val="none"/>
+          <w14:ligatures w14:val="none"/>
         </w:rPr>
         <w:t xml:space="preserve"/>
       </w:r>
@@ -1903,7 +1872,7 @@
           <w:color w:val="000000"/>
           <w:kern w:val="0"/>
           <w:lang w:val="es-ES" w:eastAsia="es-ES"/>
-          <ns2:ligatures ns2:val="none"/>
+          <w14:ligatures w14:val="none"/>
         </w:rPr>
         <w:t/>
       </w:r>
@@ -1913,7 +1882,7 @@
           <w:color w:val="000000"/>
           <w:kern w:val="0"/>
           <w:lang w:val="es-ES" w:eastAsia="es-ES"/>
-          <ns2:ligatures ns2:val="none"/>
+          <w14:ligatures w14:val="none"/>
         </w:rPr>
         <w:t/>
       </w:r>
@@ -1923,7 +1892,7 @@
           <w:color w:val="000000"/>
           <w:kern w:val="0"/>
           <w:lang w:val="es-ES" w:eastAsia="es-ES"/>
-          <ns2:ligatures ns2:val="none"/>
+          <w14:ligatures w14:val="none"/>
         </w:rPr>
         <w:t/>
       </w:r>
@@ -1933,7 +1902,7 @@
           <w:color w:val="000000"/>
           <w:kern w:val="0"/>
           <w:lang w:val="es-ES" w:eastAsia="es-ES"/>
-          <ns2:ligatures ns2:val="none"/>
+          <w14:ligatures w14:val="none"/>
         </w:rPr>
         <w:t xml:space="preserve"/>
       </w:r>
@@ -1943,7 +1912,7 @@
           <w:color w:val="000000"/>
           <w:kern w:val="0"/>
           <w:lang w:val="es-ES" w:eastAsia="es-ES"/>
-          <ns2:ligatures ns2:val="none"/>
+          <w14:ligatures w14:val="none"/>
         </w:rPr>
         <w:t/>
       </w:r>
@@ -1953,7 +1922,7 @@
           <w:color w:val="000000"/>
           <w:kern w:val="0"/>
           <w:lang w:val="es-ES" w:eastAsia="es-ES"/>
-          <ns2:ligatures ns2:val="none"/>
+          <w14:ligatures w14:val="none"/>
         </w:rPr>
         <w:t xml:space="preserve"/>
       </w:r>
@@ -1963,7 +1932,7 @@
           <w:color w:val="000000"/>
           <w:kern w:val="0"/>
           <w:lang w:val="es-ES" w:eastAsia="es-ES"/>
-          <ns2:ligatures ns2:val="none"/>
+          <w14:ligatures w14:val="none"/>
         </w:rPr>
         <w:t xml:space="preserve"/>
       </w:r>
@@ -1973,13 +1942,13 @@
           <w:color w:val="000000"/>
           <w:kern w:val="0"/>
           <w:lang w:val="es-ES" w:eastAsia="es-ES"/>
-          <ns2:ligatures ns2:val="none"/>
+          <w14:ligatures w14:val="none"/>
         </w:rPr>
         <w:t/>
       </w:r>
     </w:p>
     <w:bookmarkEnd w:id="2"/>
-    <w:p ns2:paraId="61C46995" ns2:textId="77777777">
+    <w:p>
       <w:pPr>
         <w:spacing w:after="0" w:line="240" w:lineRule="auto"/>
         <w:contextualSpacing/>
@@ -1990,11 +1959,11 @@
           <w:color w:val="000000"/>
           <w:kern w:val="0"/>
           <w:lang w:eastAsia="es-PE"/>
-          <ns2:ligatures ns2:val="none"/>
-        </w:rPr>
-      </w:pPr>
-    </w:p>
-    <w:p ns2:paraId="4713554A" ns2:textId="77777777">
+          <w14:ligatures w14:val="none"/>
+        </w:rPr>
+      </w:pPr>
+    </w:p>
+    <w:p>
       <w:pPr>
         <w:pStyle w:val="Prrafodelista"/>
         <w:numPr>
@@ -2014,22 +1983,22 @@
           <w:color w:val="000000"/>
           <w:kern w:val="0"/>
           <w:lang w:eastAsia="es-PE"/>
-          <ns2:ligatures ns2:val="none"/>
-        </w:rPr>
-      </w:pPr>
-      <w:r>
-        <w:rPr>
-          <w:rFonts w:ascii="Arial Narrow" w:eastAsia="Arial Narrow" w:hAnsi="Arial Narrow" w:cs="Arial Narrow"/>
-          <w:b/>
-          <w:color w:val="000000"/>
-          <w:kern w:val="0"/>
-          <w:lang w:eastAsia="es-PE"/>
-          <ns2:ligatures ns2:val="none"/>
+          <w14:ligatures w14:val="none"/>
+        </w:rPr>
+      </w:pPr>
+      <w:r>
+        <w:rPr>
+          <w:rFonts w:ascii="Arial Narrow" w:eastAsia="Arial Narrow" w:hAnsi="Arial Narrow" w:cs="Arial Narrow"/>
+          <w:b/>
+          <w:color w:val="000000"/>
+          <w:kern w:val="0"/>
+          <w:lang w:eastAsia="es-PE"/>
+          <w14:ligatures w14:val="none"/>
         </w:rPr>
         <w:t>DE LA ADMISIÓN A TRÁMITE DE LA DENUNCIA</w:t>
       </w:r>
     </w:p>
-    <w:p ns2:paraId="4BBBE1C2" ns2:textId="77777777">
+    <w:p>
       <w:pPr>
         <w:spacing w:after="0" w:line="240" w:lineRule="auto"/>
         <w:ind w:left="567"/>
@@ -2041,11 +2010,11 @@
           <w:color w:val="000000"/>
           <w:kern w:val="0"/>
           <w:lang w:eastAsia="es-PE"/>
-          <ns2:ligatures ns2:val="none"/>
-        </w:rPr>
-      </w:pPr>
-    </w:p>
-    <w:p ns2:paraId="749C69A0" ns2:textId="743B53DB">
+          <w14:ligatures w14:val="none"/>
+        </w:rPr>
+      </w:pPr>
+    </w:p>
+    <w:p>
       <w:pPr>
         <w:pStyle w:val="Prrafodelista"/>
         <w:numPr>
@@ -2058,7 +2027,7 @@
         <w:rPr>
           <w:rFonts w:ascii="Arial Narrow" w:eastAsia="Arial Narrow" w:hAnsi="Arial Narrow" w:cs="Arial Narrow"/>
           <w:kern w:val="0"/>
-          <ns2:ligatures ns2:val="none"/>
+          <w14:ligatures w14:val="none"/>
         </w:rPr>
       </w:pPr>
       <w:bookmarkStart w:id="3" w:name="_Hlk140755208"/>
@@ -2070,7 +2039,7 @@
           <w:color w:val="000000"/>
           <w:kern w:val="0"/>
           <w:lang w:eastAsia="es-PE"/>
-          <ns2:ligatures ns2:val="none"/>
+          <w14:ligatures w14:val="none"/>
         </w:rPr>
         <w:t xml:space="preserve">La Secretaría </w:t>
       </w:r>
@@ -2083,7 +2052,7 @@
           <w:color w:val="000000"/>
           <w:kern w:val="0"/>
           <w:lang w:eastAsia="es-PE"/>
-          <ns2:ligatures ns2:val="none"/>
+          <w14:ligatures w14:val="none"/>
         </w:rPr>
         <w:t>Técnica de la Comisión de Protección al Consumidor 1 (en adelante, la Secretaría Técnica), en ejercicio de sus facultades</w:t>
       </w:r>
@@ -2093,7 +2062,7 @@
           <w:rFonts w:ascii="Arial Narrow" w:eastAsia="Arial Narrow" w:hAnsi="Arial Narrow" w:cs="Arial Narrow"/>
           <w:kern w:val="0"/>
           <w:vertAlign w:val="superscript"/>
-          <ns2:ligatures ns2:val="none"/>
+          <w14:ligatures w14:val="none"/>
         </w:rPr>
         <w:footnoteReference w:id="2"/>
       </w:r>
@@ -2103,7 +2072,7 @@
           <w:color w:val="000000"/>
           <w:kern w:val="0"/>
           <w:lang w:eastAsia="es-PE"/>
-          <ns2:ligatures ns2:val="none"/>
+          <w14:ligatures w14:val="none"/>
         </w:rPr>
         <w:t xml:space="preserve">, considera </w:t>
       </w:r>
@@ -2111,7 +2080,7 @@
         <w:rPr>
           <w:rFonts w:ascii="Arial Narrow" w:eastAsia="Arial Narrow" w:hAnsi="Arial Narrow" w:cs="Arial Narrow"/>
           <w:kern w:val="0"/>
-          <ns2:ligatures ns2:val="none"/>
+          <w14:ligatures w14:val="none"/>
         </w:rPr>
         <w:t xml:space="preserve">que el hecho denunciado, </w:t>
       </w:r>
@@ -2119,7 +2088,7 @@
         <w:rPr>
           <w:rFonts w:ascii="Arial Narrow" w:eastAsia="Arial Narrow" w:hAnsi="Arial Narrow" w:cs="Arial Narrow"/>
           <w:kern w:val="0"/>
-          <ns2:ligatures ns2:val="none"/>
+          <w14:ligatures w14:val="none"/>
         </w:rPr>
         <w:t xml:space="preserve">consistente en que </w:t>
       </w:r>
@@ -2130,7 +2099,7 @@
           <w:kern w:val="0"/>
           <w:shd w:val="clear" w:color="auto" w:fill="FFFFFF"/>
           <w:lang w:eastAsia="es-PE"/>
-          <ns2:ligatures ns2:val="none"/>
+          <w14:ligatures w14:val="none"/>
         </w:rPr>
         <w:t>Rímac Seguros y Reaseguros S.A. habría calculado inadecuadamente la indemnización del siniestro 690242 tomando como base el valor comercial de US$ 10 000,00, distinto a la suma asegurada de US$ 15 000,00, sin detallar la metodología ni los criterios técnicos utilizados</w:t>
       </w:r>
@@ -2138,7 +2107,7 @@
         <w:rPr>
           <w:rFonts w:ascii="Arial Narrow" w:eastAsia="Arial Narrow" w:hAnsi="Arial Narrow" w:cs="Arial Narrow"/>
           <w:kern w:val="0"/>
-          <ns2:ligatures ns2:val="none"/>
+          <w14:ligatures w14:val="none"/>
         </w:rPr>
         <w:t xml:space="preserve">; involucraría una presunta afectación a sus expectativas, quien no habría encontrado una correspondencia entre lo que esperaba recibir de parte del proveedor y lo que realmente recibió. Por consiguiente, </w:t>
       </w:r>
@@ -2146,7 +2115,7 @@
         <w:rPr>
           <w:rFonts w:ascii="Arial Narrow" w:eastAsia="Arial Narrow" w:hAnsi="Arial Narrow" w:cs="Arial Narrow"/>
           <w:kern w:val="0"/>
-          <ns2:ligatures ns2:val="none"/>
+          <w14:ligatures w14:val="none"/>
         </w:rPr>
         <w:lastRenderedPageBreak/>
         <w:t>corresponde calificar el hecho materia de denuncia como una presunta infracción al deber de idoneidad, tipificado en los artículos 18</w:t>
@@ -2157,7 +2126,7 @@
           <w:color w:val="000000"/>
           <w:kern w:val="0"/>
           <w:lang w:eastAsia="es-PE"/>
-          <ns2:ligatures ns2:val="none"/>
+          <w14:ligatures w14:val="none"/>
         </w:rPr>
         <w:t/>
       </w:r>
@@ -2165,7 +2134,7 @@
         <w:rPr>
           <w:rFonts w:ascii="Arial Narrow" w:eastAsia="Arial Narrow" w:hAnsi="Arial Narrow" w:cs="Arial Narrow"/>
           <w:kern w:val="0"/>
-          <ns2:ligatures ns2:val="none"/>
+          <w14:ligatures w14:val="none"/>
         </w:rPr>
         <w:t xml:space="preserve"> y 19</w:t>
       </w:r>
@@ -2175,7 +2144,7 @@
           <w:color w:val="000000"/>
           <w:kern w:val="0"/>
           <w:lang w:eastAsia="es-PE"/>
-          <ns2:ligatures ns2:val="none"/>
+          <w14:ligatures w14:val="none"/>
         </w:rPr>
         <w:t/>
       </w:r>
@@ -2183,7 +2152,7 @@
         <w:rPr>
           <w:rFonts w:ascii="Arial Narrow" w:eastAsia="Arial Narrow" w:hAnsi="Arial Narrow" w:cs="Arial Narrow"/>
           <w:kern w:val="0"/>
-          <ns2:ligatures ns2:val="none"/>
+          <w14:ligatures w14:val="none"/>
         </w:rPr>
         <w:t xml:space="preserve"> del Código</w:t>
       </w:r>
@@ -2194,7 +2163,7 @@
           <w:rFonts w:ascii="Arial Narrow" w:eastAsia="Arial Narrow" w:hAnsi="Arial Narrow" w:cs="Arial"/>
           <w:kern w:val="0"/>
           <w:vertAlign w:val="superscript"/>
-          <ns2:ligatures ns2:val="none"/>
+          <w14:ligatures w14:val="none"/>
         </w:rPr>
         <w:footnoteReference w:id="3"/>
       </w:r>
@@ -2202,13 +2171,13 @@
         <w:rPr>
           <w:rFonts w:ascii="Arial Narrow" w:eastAsia="Arial Narrow" w:hAnsi="Arial Narrow" w:cs="Arial Narrow"/>
           <w:kern w:val="0"/>
-          <ns2:ligatures ns2:val="none"/>
+          <w14:ligatures w14:val="none"/>
         </w:rPr>
         <w:t>.</w:t>
       </w:r>
       <w:bookmarkEnd w:id="6"/>
     </w:p>
-    <w:p ns2:paraId="2F8D23C0" ns2:textId="77777777">
+    <w:p>
       <w:pPr>
         <w:pStyle w:val="Prrafodelista"/>
         <w:spacing w:after="0" w:line="240" w:lineRule="auto"/>
@@ -2217,11 +2186,11 @@
         <w:rPr>
           <w:rFonts w:ascii="Arial Narrow" w:eastAsia="Arial Narrow" w:hAnsi="Arial Narrow" w:cs="Arial Narrow"/>
           <w:kern w:val="0"/>
-          <ns2:ligatures ns2:val="none"/>
-        </w:rPr>
-      </w:pPr>
-    </w:p>
-    <w:p ns2:paraId="54A143B5" ns2:textId="76C406F4">
+          <w14:ligatures w14:val="none"/>
+        </w:rPr>
+      </w:pPr>
+    </w:p>
+    <w:p>
       <w:pPr>
         <w:pStyle w:val="Prrafodelista"/>
         <w:numPr>
@@ -2234,14 +2203,14 @@
         <w:rPr>
           <w:rFonts w:ascii="Arial Narrow" w:eastAsia="Arial Narrow" w:hAnsi="Arial Narrow" w:cs="Arial Narrow"/>
           <w:kern w:val="0"/>
-          <ns2:ligatures ns2:val="none"/>
-        </w:rPr>
-      </w:pPr>
-      <w:r>
-        <w:rPr>
-          <w:rFonts w:ascii="Arial Narrow" w:eastAsia="Arial Narrow" w:hAnsi="Arial Narrow" w:cs="Arial Narrow"/>
-          <w:kern w:val="0"/>
-          <ns2:ligatures ns2:val="none"/>
+          <w14:ligatures w14:val="none"/>
+        </w:rPr>
+      </w:pPr>
+      <w:r>
+        <w:rPr>
+          <w:rFonts w:ascii="Arial Narrow" w:eastAsia="Arial Narrow" w:hAnsi="Arial Narrow" w:cs="Arial Narrow"/>
+          <w:kern w:val="0"/>
+          <w14:ligatures w14:val="none"/>
         </w:rPr>
         <w:t xml:space="preserve">Así también, la Secretaría Técnica, en ejercicio de sus facultades, </w:t>
       </w:r>
@@ -2252,7 +2221,7 @@
           <w:color w:val="000000"/>
           <w:kern w:val="0"/>
           <w:lang w:eastAsia="es-PE"/>
-          <ns2:ligatures ns2:val="none"/>
+          <w14:ligatures w14:val="none"/>
         </w:rPr>
         <w:t xml:space="preserve">considera </w:t>
       </w:r>
@@ -2260,7 +2229,7 @@
         <w:rPr>
           <w:rFonts w:ascii="Arial Narrow" w:eastAsia="Arial Narrow" w:hAnsi="Arial Narrow" w:cs="Arial Narrow"/>
           <w:kern w:val="0"/>
-          <ns2:ligatures ns2:val="none"/>
+          <w14:ligatures w14:val="none"/>
         </w:rPr>
         <w:t xml:space="preserve">que el hecho denunciado, consistente en que </w:t>
       </w:r>
@@ -2271,7 +2240,7 @@
           <w:kern w:val="0"/>
           <w:shd w:val="clear" w:color="auto" w:fill="FFFFFF"/>
           <w:lang w:eastAsia="es-PE"/>
-          <ns2:ligatures ns2:val="none"/>
+          <w14:ligatures w14:val="none"/>
         </w:rPr>
         <w:t>Rímac Seguros y Reaseguros S.A. no habría cumplido con remitir al denunciante el informe técnico ni el convenio de ajuste con el detalle del importe de la indemnización correspondiente al siniestro 690242, solicitados el 17 de noviembre de 2025</w:t>
       </w:r>
@@ -2279,7 +2248,7 @@
         <w:rPr>
           <w:rFonts w:ascii="Arial Narrow" w:eastAsia="Arial Narrow" w:hAnsi="Arial Narrow" w:cs="Arial Narrow"/>
           <w:kern w:val="0"/>
-          <ns2:ligatures ns2:val="none"/>
+          <w14:ligatures w14:val="none"/>
         </w:rPr>
         <w:t>; involucraría una presunta afectación a sus expectativas, quien no habría encontrado una correspondencia entre lo que esperaba recibir de parte del proveedor y lo que realmente recibió. Por consiguiente, corresponde calificar el hecho materia de denuncia como una presunta infracción al deber de idoneidad, tipificado en los artículos 18</w:t>
       </w:r>
@@ -2289,7 +2258,7 @@
           <w:color w:val="000000"/>
           <w:kern w:val="0"/>
           <w:lang w:eastAsia="es-PE"/>
-          <ns2:ligatures ns2:val="none"/>
+          <w14:ligatures w14:val="none"/>
         </w:rPr>
         <w:t/>
       </w:r>
@@ -2297,7 +2266,7 @@
         <w:rPr>
           <w:rFonts w:ascii="Arial Narrow" w:eastAsia="Arial Narrow" w:hAnsi="Arial Narrow" w:cs="Arial Narrow"/>
           <w:kern w:val="0"/>
-          <ns2:ligatures ns2:val="none"/>
+          <w14:ligatures w14:val="none"/>
         </w:rPr>
         <w:t xml:space="preserve"> y 19</w:t>
       </w:r>
@@ -2307,7 +2276,7 @@
           <w:color w:val="000000"/>
           <w:kern w:val="0"/>
           <w:lang w:eastAsia="es-PE"/>
-          <ns2:ligatures ns2:val="none"/>
+          <w14:ligatures w14:val="none"/>
         </w:rPr>
         <w:t/>
       </w:r>
@@ -2315,7 +2284,7 @@
         <w:rPr>
           <w:rFonts w:ascii="Arial Narrow" w:eastAsia="Arial Narrow" w:hAnsi="Arial Narrow" w:cs="Arial Narrow"/>
           <w:kern w:val="0"/>
-          <ns2:ligatures ns2:val="none"/>
+          <w14:ligatures w14:val="none"/>
         </w:rPr>
         <w:t xml:space="preserve"> del Código</w:t>
       </w:r>
@@ -2326,13 +2295,13 @@
           <w:color w:val="000000"/>
           <w:kern w:val="0"/>
           <w:lang w:eastAsia="es-PE"/>
-          <ns2:ligatures ns2:val="none"/>
+          <w14:ligatures w14:val="none"/>
         </w:rPr>
         <w:t xml:space="preserve">. </w:t>
       </w:r>
     </w:p>
     <w:bookmarkEnd w:id="7"/>
-    <w:p ns2:paraId="6BDA4B7E" ns2:textId="49AF511E">
+    <w:p>
       <w:pPr>
         <w:spacing w:after="0" w:line="240" w:lineRule="auto"/>
         <w:contextualSpacing/>
@@ -2340,11 +2309,11 @@
         <w:rPr>
           <w:rFonts w:ascii="Arial Narrow" w:eastAsia="Arial Narrow" w:hAnsi="Arial Narrow" w:cs="Arial Narrow"/>
           <w:kern w:val="0"/>
-          <ns2:ligatures ns2:val="none"/>
-        </w:rPr>
-      </w:pPr>
-    </w:p>
-    <w:p ns2:paraId="64B4971F" ns2:textId="38495BCB">
+          <w14:ligatures w14:val="none"/>
+        </w:rPr>
+      </w:pPr>
+    </w:p>
+    <w:p>
       <w:pPr>
         <w:pStyle w:val="Prrafodelista"/>
         <w:numPr>
@@ -2357,14 +2326,14 @@
         <w:rPr>
           <w:rFonts w:ascii="Arial Narrow" w:eastAsia="Arial Narrow" w:hAnsi="Arial Narrow" w:cs="Arial Narrow"/>
           <w:kern w:val="0"/>
-          <ns2:ligatures ns2:val="none"/>
-        </w:rPr>
-      </w:pPr>
-      <w:r>
-        <w:rPr>
-          <w:rFonts w:ascii="Arial Narrow" w:eastAsia="Arial Narrow" w:hAnsi="Arial Narrow" w:cs="Arial Narrow"/>
-          <w:kern w:val="0"/>
-          <ns2:ligatures ns2:val="none"/>
+          <w14:ligatures w14:val="none"/>
+        </w:rPr>
+      </w:pPr>
+      <w:r>
+        <w:rPr>
+          <w:rFonts w:ascii="Arial Narrow" w:eastAsia="Arial Narrow" w:hAnsi="Arial Narrow" w:cs="Arial Narrow"/>
+          <w:kern w:val="0"/>
+          <w14:ligatures w14:val="none"/>
         </w:rPr>
         <w:t>Adicionalmente</w:t>
       </w:r>
@@ -2372,7 +2341,7 @@
         <w:rPr>
           <w:rFonts w:ascii="Arial Narrow" w:eastAsia="Arial Narrow" w:hAnsi="Arial Narrow" w:cs="Arial Narrow"/>
           <w:kern w:val="0"/>
-          <ns2:ligatures ns2:val="none"/>
+          <w14:ligatures w14:val="none"/>
         </w:rPr>
         <w:t xml:space="preserve">, </w:t>
       </w:r>
@@ -2382,7 +2351,7 @@
           <w:color w:val="000000"/>
           <w:kern w:val="0"/>
           <w:lang w:eastAsia="es-PE"/>
-          <ns2:ligatures ns2:val="none"/>
+          <w14:ligatures w14:val="none"/>
         </w:rPr>
         <w:t xml:space="preserve">la Secretaría Técnica, en ejercicio de sus facultades, considera </w:t>
       </w:r>
@@ -2390,7 +2359,7 @@
         <w:rPr>
           <w:rFonts w:ascii="Arial Narrow" w:eastAsia="Arial Narrow" w:hAnsi="Arial Narrow" w:cs="Arial"/>
           <w:kern w:val="0"/>
-          <ns2:ligatures ns2:val="none"/>
+          <w14:ligatures w14:val="none"/>
         </w:rPr>
         <w:t xml:space="preserve">que el hecho denunciado, consistente en que </w:t>
       </w:r>
@@ -2401,7 +2370,7 @@
           <w:kern w:val="0"/>
           <w:shd w:val="clear" w:color="auto" w:fill="FFFFFF"/>
           <w:lang w:eastAsia="es-PE"/>
-          <ns2:ligatures ns2:val="none"/>
+          <w14:ligatures w14:val="none"/>
         </w:rPr>
         <w:t>Corredores de Seguros Falabella S.A.C. no habría cumplido con gestionar ante Rímac Seguros y Reaseguros S.A. la aplicación del procedimiento de designación de ajustadores durante la etapa de liquidación del siniestro 690242</w:t>
       </w:r>
@@ -2409,7 +2378,7 @@
         <w:rPr>
           <w:rFonts w:ascii="Arial Narrow" w:eastAsia="Arial Narrow" w:hAnsi="Arial Narrow" w:cs="Arial Narrow"/>
           <w:kern w:val="0"/>
-          <ns2:ligatures ns2:val="none"/>
+          <w14:ligatures w14:val="none"/>
         </w:rPr>
         <w:t>; involucraría una presunta afectación a sus expectativas, quien no habría encontrado una correspondencia entre lo que esperaba recibir de parte del proveedor y lo que realmente recibió. Por consiguiente, corresponde calificar el hecho materia de denuncia como una presunta infracción al deber de idoneidad, tipificado en los artículos 18</w:t>
       </w:r>
@@ -2419,7 +2388,7 @@
           <w:color w:val="000000"/>
           <w:kern w:val="0"/>
           <w:lang w:eastAsia="es-PE"/>
-          <ns2:ligatures ns2:val="none"/>
+          <w14:ligatures w14:val="none"/>
         </w:rPr>
         <w:t/>
       </w:r>
@@ -2427,7 +2396,7 @@
         <w:rPr>
           <w:rFonts w:ascii="Arial Narrow" w:eastAsia="Arial Narrow" w:hAnsi="Arial Narrow" w:cs="Arial Narrow"/>
           <w:kern w:val="0"/>
-          <ns2:ligatures ns2:val="none"/>
+          <w14:ligatures w14:val="none"/>
         </w:rPr>
         <w:t xml:space="preserve"> y 19</w:t>
       </w:r>
@@ -2437,7 +2406,7 @@
           <w:color w:val="000000"/>
           <w:kern w:val="0"/>
           <w:lang w:eastAsia="es-PE"/>
-          <ns2:ligatures ns2:val="none"/>
+          <w14:ligatures w14:val="none"/>
         </w:rPr>
         <w:t/>
       </w:r>
@@ -2445,7 +2414,7 @@
         <w:rPr>
           <w:rFonts w:ascii="Arial Narrow" w:eastAsia="Arial Narrow" w:hAnsi="Arial Narrow" w:cs="Arial Narrow"/>
           <w:kern w:val="0"/>
-          <ns2:ligatures ns2:val="none"/>
+          <w14:ligatures w14:val="none"/>
         </w:rPr>
         <w:t xml:space="preserve"> del Código</w:t>
       </w:r>
@@ -2453,23 +2422,23 @@
         <w:rPr>
           <w:rFonts w:ascii="Arial Narrow" w:eastAsia="Arial Narrow" w:hAnsi="Arial Narrow" w:cs="Arial"/>
           <w:kern w:val="0"/>
-          <ns2:ligatures ns2:val="none"/>
+          <w14:ligatures w14:val="none"/>
         </w:rPr>
         <w:t>.</w:t>
       </w:r>
     </w:p>
-    <w:p ns2:paraId="185DF7B3" ns2:textId="77777777">
+    <w:p>
       <w:pPr>
         <w:pStyle w:val="Prrafodelista"/>
         <w:spacing w:after="0" w:line="240" w:lineRule="auto"/>
         <w:rPr>
           <w:rFonts w:ascii="Arial Narrow" w:eastAsia="Arial Narrow" w:hAnsi="Arial Narrow" w:cs="Arial Narrow"/>
           <w:kern w:val="0"/>
-          <ns2:ligatures ns2:val="none"/>
-        </w:rPr>
-      </w:pPr>
-    </w:p>
-    <w:p ns2:paraId="5427DD34" ns2:textId="5602DA46">
+          <w14:ligatures w14:val="none"/>
+        </w:rPr>
+      </w:pPr>
+    </w:p>
+    <w:p>
       <w:pPr>
         <w:pStyle w:val="Prrafodelista"/>
         <w:numPr>
@@ -2482,14 +2451,14 @@
         <w:rPr>
           <w:rFonts w:ascii="Arial Narrow" w:eastAsia="Arial Narrow" w:hAnsi="Arial Narrow" w:cs="Arial Narrow"/>
           <w:kern w:val="0"/>
-          <ns2:ligatures ns2:val="none"/>
-        </w:rPr>
-      </w:pPr>
-      <w:r>
-        <w:rPr>
-          <w:rFonts w:ascii="Arial Narrow" w:eastAsia="Arial Narrow" w:hAnsi="Arial Narrow" w:cs="Arial Narrow"/>
-          <w:kern w:val="0"/>
-          <ns2:ligatures ns2:val="none"/>
+          <w14:ligatures w14:val="none"/>
+        </w:rPr>
+      </w:pPr>
+      <w:r>
+        <w:rPr>
+          <w:rFonts w:ascii="Arial Narrow" w:eastAsia="Arial Narrow" w:hAnsi="Arial Narrow" w:cs="Arial Narrow"/>
+          <w:kern w:val="0"/>
+          <w14:ligatures w14:val="none"/>
         </w:rPr>
         <w:t xml:space="preserve">Asimismo, </w:t>
       </w:r>
@@ -2499,7 +2468,7 @@
           <w:color w:val="000000"/>
           <w:kern w:val="0"/>
           <w:lang w:eastAsia="es-PE"/>
-          <ns2:ligatures ns2:val="none"/>
+          <w14:ligatures w14:val="none"/>
         </w:rPr>
         <w:t xml:space="preserve">la Secretaría Técnica, en ejercicio de sus facultades, considera </w:t>
       </w:r>
@@ -2507,7 +2476,7 @@
         <w:rPr>
           <w:rFonts w:ascii="Arial Narrow" w:eastAsia="Arial Narrow" w:hAnsi="Arial Narrow" w:cs="Arial"/>
           <w:kern w:val="0"/>
-          <ns2:ligatures ns2:val="none"/>
+          <w14:ligatures w14:val="none"/>
         </w:rPr>
         <w:t xml:space="preserve">que el hecho denunciado, consistente en que </w:t>
       </w:r>
@@ -2518,7 +2487,7 @@
           <w:kern w:val="0"/>
           <w:shd w:val="clear" w:color="auto" w:fill="FFFFFF"/>
           <w:lang w:eastAsia="es-PE"/>
-          <ns2:ligatures ns2:val="none"/>
+          <w14:ligatures w14:val="none"/>
         </w:rPr>
         <w:t xml:space="preserve">Corredores de Seguros Falabella S.A.C. </w:t>
       </w:r>
@@ -2526,7 +2495,7 @@
         <w:rPr>
           <w:rFonts w:ascii="Arial Narrow" w:eastAsia="Arial Narrow" w:hAnsi="Arial Narrow" w:cs="Arial Narrow"/>
           <w:kern w:val="0"/>
-          <ns2:ligatures ns2:val="none"/>
+          <w14:ligatures w14:val="none"/>
         </w:rPr>
         <w:t>no habría cumplido con brindar asesoría técnica al denunciante durante la etapa de liquidación del siniestro 690242 y sobre los alcances de la cláusula del “Valor Convenido” en la póliza contratada</w:t>
       </w:r>
@@ -2534,7 +2503,7 @@
         <w:rPr>
           <w:rFonts w:ascii="Arial Narrow" w:eastAsia="Arial Narrow" w:hAnsi="Arial Narrow" w:cs="Arial Narrow"/>
           <w:kern w:val="0"/>
-          <ns2:ligatures ns2:val="none"/>
+          <w14:ligatures w14:val="none"/>
         </w:rPr>
         <w:t>; involucraría una presunta afectación a sus expectativas, quien no habría encontrado una correspondencia entre lo que esperaba recibir de parte del proveedor y lo que realmente recibió. Por consiguiente, corresponde calificar el hecho materia de denuncia como una presunta infracción al deber de idoneidad, tipificado en los artículos 18</w:t>
       </w:r>
@@ -2544,7 +2513,7 @@
           <w:color w:val="000000"/>
           <w:kern w:val="0"/>
           <w:lang w:eastAsia="es-PE"/>
-          <ns2:ligatures ns2:val="none"/>
+          <w14:ligatures w14:val="none"/>
         </w:rPr>
         <w:t/>
       </w:r>
@@ -2552,7 +2521,7 @@
         <w:rPr>
           <w:rFonts w:ascii="Arial Narrow" w:eastAsia="Arial Narrow" w:hAnsi="Arial Narrow" w:cs="Arial Narrow"/>
           <w:kern w:val="0"/>
-          <ns2:ligatures ns2:val="none"/>
+          <w14:ligatures w14:val="none"/>
         </w:rPr>
         <w:t xml:space="preserve"> y 19</w:t>
       </w:r>
@@ -2562,7 +2531,7 @@
           <w:color w:val="000000"/>
           <w:kern w:val="0"/>
           <w:lang w:eastAsia="es-PE"/>
-          <ns2:ligatures ns2:val="none"/>
+          <w14:ligatures w14:val="none"/>
         </w:rPr>
         <w:t/>
       </w:r>
@@ -2570,7 +2539,7 @@
         <w:rPr>
           <w:rFonts w:ascii="Arial Narrow" w:eastAsia="Arial Narrow" w:hAnsi="Arial Narrow" w:cs="Arial Narrow"/>
           <w:kern w:val="0"/>
-          <ns2:ligatures ns2:val="none"/>
+          <w14:ligatures w14:val="none"/>
         </w:rPr>
         <w:t xml:space="preserve"> del Código</w:t>
       </w:r>
@@ -2578,12 +2547,12 @@
         <w:rPr>
           <w:rFonts w:ascii="Arial Narrow" w:eastAsia="Arial Narrow" w:hAnsi="Arial Narrow" w:cs="Arial"/>
           <w:kern w:val="0"/>
-          <ns2:ligatures ns2:val="none"/>
+          <w14:ligatures w14:val="none"/>
         </w:rPr>
         <w:t>.</w:t>
       </w:r>
     </w:p>
-    <w:p ns2:paraId="6452A304" ns2:textId="77777777">
+    <w:p>
       <w:pPr>
         <w:pStyle w:val="Prrafodelista"/>
         <w:spacing w:after="0" w:line="240" w:lineRule="auto"/>
@@ -2592,11 +2561,11 @@
         <w:rPr>
           <w:rFonts w:ascii="Arial Narrow" w:eastAsia="Arial Narrow" w:hAnsi="Arial Narrow" w:cs="Arial Narrow"/>
           <w:kern w:val="0"/>
-          <ns2:ligatures ns2:val="none"/>
-        </w:rPr>
-      </w:pPr>
-    </w:p>
-    <w:p ns2:paraId="7B3C687A" ns2:textId="3E9BCC7E">
+          <w14:ligatures w14:val="none"/>
+        </w:rPr>
+      </w:pPr>
+    </w:p>
+    <w:p>
       <w:pPr>
         <w:pStyle w:val="Prrafodelista"/>
         <w:numPr>
@@ -2609,14 +2578,14 @@
         <w:rPr>
           <w:rFonts w:ascii="Arial Narrow" w:eastAsia="Arial Narrow" w:hAnsi="Arial Narrow" w:cs="Arial Narrow"/>
           <w:kern w:val="0"/>
-          <ns2:ligatures ns2:val="none"/>
-        </w:rPr>
-      </w:pPr>
-      <w:r>
-        <w:rPr>
-          <w:rFonts w:ascii="Arial Narrow" w:eastAsia="Arial Narrow" w:hAnsi="Arial Narrow" w:cs="Arial Narrow"/>
-          <w:kern w:val="0"/>
-          <ns2:ligatures ns2:val="none"/>
+          <w14:ligatures w14:val="none"/>
+        </w:rPr>
+      </w:pPr>
+      <w:r>
+        <w:rPr>
+          <w:rFonts w:ascii="Arial Narrow" w:eastAsia="Arial Narrow" w:hAnsi="Arial Narrow" w:cs="Arial Narrow"/>
+          <w:kern w:val="0"/>
+          <w14:ligatures w14:val="none"/>
         </w:rPr>
         <w:t xml:space="preserve">Asimismo, </w:t>
       </w:r>
@@ -2624,7 +2593,7 @@
         <w:rPr>
           <w:rFonts w:ascii="Arial Narrow" w:eastAsia="Arial Narrow" w:hAnsi="Arial Narrow" w:cs="Arial Narrow"/>
           <w:kern w:val="0"/>
-          <ns2:ligatures ns2:val="none"/>
+          <w14:ligatures w14:val="none"/>
         </w:rPr>
         <w:t xml:space="preserve">la Secretaría Técnica, en ejercicio de sus facultades, </w:t>
       </w:r>
@@ -2634,7 +2603,7 @@
           <w:color w:val="000000"/>
           <w:kern w:val="0"/>
           <w:lang w:eastAsia="es-PE"/>
-          <ns2:ligatures ns2:val="none"/>
+          <w14:ligatures w14:val="none"/>
         </w:rPr>
         <w:t xml:space="preserve">considera </w:t>
       </w:r>
@@ -2642,7 +2611,7 @@
         <w:rPr>
           <w:rFonts w:ascii="Arial Narrow" w:eastAsia="Arial Narrow" w:hAnsi="Arial Narrow" w:cs="Arial Narrow"/>
           <w:kern w:val="0"/>
-          <ns2:ligatures ns2:val="none"/>
+          <w14:ligatures w14:val="none"/>
         </w:rPr>
         <w:t>que el hecho denunciado</w:t>
       </w:r>
@@ -2652,7 +2621,7 @@
           <w:color w:val="000000"/>
           <w:kern w:val="0"/>
           <w:lang w:eastAsia="es-PE"/>
-          <ns2:ligatures ns2:val="none"/>
+          <w14:ligatures w14:val="none"/>
         </w:rPr>
         <w:t xml:space="preserve">, consistente en que </w:t>
       </w:r>
@@ -2662,7 +2631,7 @@
           <w:color w:val="000000"/>
           <w:kern w:val="0"/>
           <w:lang w:val="es-ES" w:eastAsia="es-ES"/>
-          <ns2:ligatures ns2:val="none"/>
+          <w14:ligatures w14:val="none"/>
         </w:rPr>
         <w:t>Rímac Seguros y Reaseguros S.A. habría brindado una respuesta inadecuada al reclamo 25SBS019099 presentado por denunciante el 5 de noviembre de 2025</w:t>
       </w:r>
@@ -2672,7 +2641,7 @@
           <w:color w:val="000000"/>
           <w:kern w:val="0"/>
           <w:lang w:eastAsia="es-PE"/>
-          <ns2:ligatures ns2:val="none"/>
+          <w14:ligatures w14:val="none"/>
         </w:rPr>
         <w:t>. Por consiguiente, corresponde calificar el hecho materia de denuncia como una presunta infracción al</w:t>
       </w:r>
@@ -2680,7 +2649,7 @@
         <w:rPr>
           <w:rFonts w:ascii="Arial Narrow" w:eastAsia="Arial Narrow" w:hAnsi="Arial Narrow" w:cs="Arial Narrow"/>
           <w:kern w:val="0"/>
-          <ns2:ligatures ns2:val="none"/>
+          <w14:ligatures w14:val="none"/>
         </w:rPr>
         <w:t xml:space="preserve"> numeral 88.1</w:t>
       </w:r>
@@ -2688,7 +2657,7 @@
         <w:rPr>
           <w:rFonts w:ascii="Arial Narrow" w:eastAsia="Arial Narrow" w:hAnsi="Arial Narrow" w:cs="Arial Narrow"/>
           <w:kern w:val="0"/>
-          <ns2:ligatures ns2:val="none"/>
+          <w14:ligatures w14:val="none"/>
         </w:rPr>
         <w:t/>
       </w:r>
@@ -2696,7 +2665,7 @@
         <w:rPr>
           <w:rFonts w:ascii="Arial Narrow" w:eastAsia="Arial Narrow" w:hAnsi="Arial Narrow" w:cs="Arial Narrow"/>
           <w:kern w:val="0"/>
-          <ns2:ligatures ns2:val="none"/>
+          <w14:ligatures w14:val="none"/>
         </w:rPr>
         <w:t xml:space="preserve"> del artículo 88</w:t>
       </w:r>
@@ -2704,7 +2673,7 @@
         <w:rPr>
           <w:rFonts w:ascii="Arial Narrow" w:eastAsia="Arial Narrow" w:hAnsi="Arial Narrow" w:cs="Arial Narrow"/>
           <w:kern w:val="0"/>
-          <ns2:ligatures ns2:val="none"/>
+          <w14:ligatures w14:val="none"/>
         </w:rPr>
         <w:t/>
       </w:r>
@@ -2712,7 +2681,7 @@
         <w:rPr>
           <w:rFonts w:ascii="Arial Narrow" w:eastAsia="Arial Narrow" w:hAnsi="Arial Narrow" w:cs="Arial Narrow"/>
           <w:kern w:val="0"/>
-          <ns2:ligatures ns2:val="none"/>
+          <w14:ligatures w14:val="none"/>
         </w:rPr>
         <w:t xml:space="preserve"> del Código</w:t>
       </w:r>
@@ -2722,7 +2691,7 @@
           <w:rFonts w:ascii="Arial Narrow" w:eastAsia="Arial Narrow" w:hAnsi="Arial Narrow" w:cs="Arial"/>
           <w:kern w:val="0"/>
           <w:vertAlign w:val="superscript"/>
-          <ns2:ligatures ns2:val="none"/>
+          <w14:ligatures w14:val="none"/>
         </w:rPr>
         <w:footnoteReference w:id="4"/>
       </w:r>
@@ -2730,12 +2699,12 @@
         <w:rPr>
           <w:rFonts w:ascii="Arial Narrow" w:eastAsia="Arial Narrow" w:hAnsi="Arial Narrow" w:cs="Arial Narrow"/>
           <w:kern w:val="0"/>
-          <ns2:ligatures ns2:val="none"/>
+          <w14:ligatures w14:val="none"/>
         </w:rPr>
         <w:t>.</w:t>
       </w:r>
     </w:p>
-    <w:p ns2:paraId="2E7770E0" ns2:textId="77777777">
+    <w:p>
       <w:pPr>
         <w:pStyle w:val="Prrafodelista"/>
         <w:spacing w:after="0" w:line="240" w:lineRule="auto"/>
@@ -2745,11 +2714,11 @@
           <w:rFonts w:ascii="Arial Narrow" w:eastAsia="Calibri" w:hAnsi="Arial Narrow" w:cs="Arial Narrow"/>
           <w:kern w:val="0"/>
           <w:lang w:eastAsia="es-PE"/>
-          <ns2:ligatures ns2:val="none"/>
-        </w:rPr>
-      </w:pPr>
-    </w:p>
-    <w:p ns2:paraId="37321452" ns2:textId="77777777">
+          <w14:ligatures w14:val="none"/>
+        </w:rPr>
+      </w:pPr>
+    </w:p>
+    <w:p>
       <w:pPr>
         <w:pStyle w:val="Prrafodelista"/>
         <w:numPr>
@@ -2763,7 +2732,7 @@
           <w:rFonts w:ascii="Arial Narrow" w:eastAsia="Calibri" w:hAnsi="Arial Narrow" w:cs="Arial Narrow"/>
           <w:kern w:val="0"/>
           <w:lang w:eastAsia="es-PE"/>
-          <ns2:ligatures ns2:val="none"/>
+          <w14:ligatures w14:val="none"/>
         </w:rPr>
       </w:pPr>
       <w:r>
@@ -2772,7 +2741,7 @@
           <w:color w:val="000000"/>
           <w:kern w:val="0"/>
           <w:lang w:eastAsia="es-PE"/>
-          <ns2:ligatures ns2:val="none"/>
+          <w14:ligatures w14:val="none"/>
         </w:rPr>
         <w:t>En tanto la denuncia reúne los requisitos establecidos por la norma citada, corresponde admitirla a trámite</w:t>
       </w:r>
@@ -2782,7 +2751,7 @@
           <w:rFonts w:ascii="Arial Narrow" w:eastAsia="Arial Narrow" w:hAnsi="Arial Narrow" w:cs="Arial Narrow"/>
           <w:kern w:val="0"/>
           <w:vertAlign w:val="superscript"/>
-          <ns2:ligatures ns2:val="none"/>
+          <w14:ligatures w14:val="none"/>
         </w:rPr>
         <w:footnoteReference w:id="5"/>
       </w:r>
@@ -2792,12 +2761,12 @@
           <w:color w:val="000000"/>
           <w:kern w:val="0"/>
           <w:lang w:eastAsia="es-PE"/>
-          <ns2:ligatures ns2:val="none"/>
+          <w14:ligatures w14:val="none"/>
         </w:rPr>
         <w:t>.</w:t>
       </w:r>
     </w:p>
-    <w:p ns2:paraId="17426A8E" ns2:textId="77777777">
+    <w:p>
       <w:pPr>
         <w:spacing w:after="0" w:line="240" w:lineRule="auto"/>
         <w:ind w:left="567"/>
@@ -2808,11 +2777,11 @@
           <w:color w:val="000000"/>
           <w:kern w:val="0"/>
           <w:lang w:eastAsia="es-PE"/>
-          <ns2:ligatures ns2:val="none"/>
-        </w:rPr>
-      </w:pPr>
-    </w:p>
-    <w:p ns2:paraId="69FE781D" ns2:textId="77777777">
+          <w14:ligatures w14:val="none"/>
+        </w:rPr>
+      </w:pPr>
+    </w:p>
+    <w:p>
       <w:pPr>
         <w:pStyle w:val="Prrafodelista"/>
         <w:numPr>
@@ -2832,22 +2801,22 @@
           <w:color w:val="000000"/>
           <w:kern w:val="0"/>
           <w:lang w:eastAsia="es-PE"/>
-          <ns2:ligatures ns2:val="none"/>
-        </w:rPr>
-      </w:pPr>
-      <w:r>
-        <w:rPr>
-          <w:rFonts w:ascii="Arial Narrow" w:eastAsia="Arial Narrow" w:hAnsi="Arial Narrow" w:cs="Arial Narrow"/>
-          <w:b/>
-          <w:color w:val="000000"/>
-          <w:kern w:val="0"/>
-          <w:lang w:eastAsia="es-PE"/>
-          <ns2:ligatures ns2:val="none"/>
+          <w14:ligatures w14:val="none"/>
+        </w:rPr>
+      </w:pPr>
+      <w:r>
+        <w:rPr>
+          <w:rFonts w:ascii="Arial Narrow" w:eastAsia="Arial Narrow" w:hAnsi="Arial Narrow" w:cs="Arial Narrow"/>
+          <w:b/>
+          <w:color w:val="000000"/>
+          <w:kern w:val="0"/>
+          <w:lang w:eastAsia="es-PE"/>
+          <w14:ligatures w14:val="none"/>
         </w:rPr>
         <w:t>REQUERIMIENTO DE INFORMACION</w:t>
       </w:r>
     </w:p>
-    <w:p ns2:paraId="6252E905" ns2:textId="77777777">
+    <w:p>
       <w:pPr>
         <w:spacing w:after="0" w:line="240" w:lineRule="auto"/>
         <w:contextualSpacing/>
@@ -2857,11 +2826,11 @@
           <w:color w:val="000000"/>
           <w:kern w:val="0"/>
           <w:lang w:val="es-ES" w:eastAsia="es-ES"/>
-          <ns2:ligatures ns2:val="none"/>
-        </w:rPr>
-      </w:pPr>
-    </w:p>
-    <w:p ns2:paraId="21C241A8" ns2:textId="77777777">
+          <w14:ligatures w14:val="none"/>
+        </w:rPr>
+      </w:pPr>
+    </w:p>
+    <w:p>
       <w:pPr>
         <w:pStyle w:val="Prrafodelista"/>
         <w:numPr>
@@ -2876,7 +2845,7 @@
           <w:color w:val="000000"/>
           <w:kern w:val="0"/>
           <w:lang w:val="es-ES" w:eastAsia="es-ES"/>
-          <ns2:ligatures ns2:val="none"/>
+          <w14:ligatures w14:val="none"/>
         </w:rPr>
       </w:pPr>
       <w:r>
@@ -2885,7 +2854,7 @@
           <w:color w:val="000000"/>
           <w:kern w:val="0"/>
           <w:lang w:val="es-ES" w:eastAsia="es-ES"/>
-          <ns2:ligatures ns2:val="none"/>
+          <w14:ligatures w14:val="none"/>
         </w:rPr>
         <w:t xml:space="preserve">A efectos de tener mayores elementos que sirvan para la resolución definitiva del presente caso, la Secretaría Técnica, en ejercicio de las facultades que la ley le confiere, </w:t>
       </w:r>
@@ -2896,7 +2865,7 @@
           <w:color w:val="000000"/>
           <w:kern w:val="0"/>
           <w:lang w:val="es-ES" w:eastAsia="es-ES"/>
-          <ns2:ligatures ns2:val="none"/>
+          <w14:ligatures w14:val="none"/>
         </w:rPr>
         <w:t xml:space="preserve">conviene requerir a los proveedores denunciados </w:t>
       </w:r>
@@ -2907,7 +2876,7 @@
           <w:color w:val="000000"/>
           <w:kern w:val="0"/>
           <w:lang w:val="es-ES" w:eastAsia="es-ES"/>
-          <ns2:ligatures ns2:val="none"/>
+          <w14:ligatures w14:val="none"/>
         </w:rPr>
         <w:t xml:space="preserve">que, en un plazo no mayor de cinco (5) días hábiles contado a partir del día siguiente de la notificación de la presente resolución, </w:t>
       </w:r>
@@ -2918,12 +2887,12 @@
           <w:color w:val="000000"/>
           <w:kern w:val="0"/>
           <w:lang w:val="es-ES" w:eastAsia="es-ES"/>
-          <ns2:ligatures ns2:val="none"/>
+          <w14:ligatures w14:val="none"/>
         </w:rPr>
         <w:t>cumplan con lo siguiente:</w:t>
       </w:r>
     </w:p>
-    <w:p ns2:paraId="345D7F88" ns2:textId="77777777">
+    <w:p>
       <w:pPr>
         <w:pStyle w:val="Prrafodelista"/>
         <w:spacing w:after="0" w:line="240" w:lineRule="auto"/>
@@ -2934,11 +2903,11 @@
           <w:color w:val="000000"/>
           <w:kern w:val="0"/>
           <w:lang w:val="es-ES" w:eastAsia="es-ES"/>
-          <ns2:ligatures ns2:val="none"/>
-        </w:rPr>
-      </w:pPr>
-    </w:p>
-    <w:p ns2:paraId="01F25269" ns2:textId="7F8DAA97">
+          <w14:ligatures w14:val="none"/>
+        </w:rPr>
+      </w:pPr>
+    </w:p>
+    <w:p>
       <w:pPr>
         <w:pStyle w:val="Prrafodelista"/>
         <w:spacing w:after="0" w:line="240" w:lineRule="auto"/>
@@ -2949,7 +2918,7 @@
           <w:color w:val="000000"/>
           <w:kern w:val="0"/>
           <w:lang w:val="es-ES" w:eastAsia="es-ES"/>
-          <ns2:ligatures ns2:val="none"/>
+          <w14:ligatures w14:val="none"/>
         </w:rPr>
       </w:pPr>
       <w:r>
@@ -2959,7 +2928,7 @@
           <w:kern w:val="0"/>
           <w:u w:val="single"/>
           <w:lang w:val="es-ES" w:eastAsia="es-ES"/>
-          <ns2:ligatures ns2:val="none"/>
+          <w14:ligatures w14:val="none"/>
         </w:rPr>
         <w:t xml:space="preserve">A </w:t>
       </w:r>
@@ -2970,7 +2939,7 @@
           <w:kern w:val="0"/>
           <w:u w:val="single"/>
           <w:lang w:val="es-ES" w:eastAsia="es-ES"/>
-          <ns2:ligatures ns2:val="none"/>
+          <w14:ligatures w14:val="none"/>
         </w:rPr>
         <w:t>Rímac</w:t>
       </w:r>
@@ -2980,7 +2949,7 @@
           <w:color w:val="000000"/>
           <w:kern w:val="0"/>
           <w:lang w:val="es-ES" w:eastAsia="es-ES"/>
-          <ns2:ligatures ns2:val="none"/>
+          <w14:ligatures w14:val="none"/>
         </w:rPr>
         <w:t xml:space="preserve">: (i) presentar una copia debidamente suscrita de </w:t>
       </w:r>
@@ -2990,7 +2959,7 @@
           <w:color w:val="000000"/>
           <w:kern w:val="0"/>
           <w:lang w:val="es-ES" w:eastAsia="es-ES"/>
-          <ns2:ligatures ns2:val="none"/>
+          <w14:ligatures w14:val="none"/>
         </w:rPr>
         <w:t>Póliza 2001-755531 del Seguro Vehicular</w:t>
       </w:r>
@@ -3000,7 +2969,7 @@
           <w:color w:val="000000"/>
           <w:kern w:val="0"/>
           <w:lang w:val="es-ES" w:eastAsia="es-ES"/>
-          <ns2:ligatures ns2:val="none"/>
+          <w14:ligatures w14:val="none"/>
         </w:rPr>
         <w:t xml:space="preserve"> materia de denuncia</w:t>
       </w:r>
@@ -3010,7 +2979,7 @@
           <w:color w:val="000000"/>
           <w:kern w:val="0"/>
           <w:lang w:val="es-ES" w:eastAsia="es-ES"/>
-          <ns2:ligatures ns2:val="none"/>
+          <w14:ligatures w14:val="none"/>
         </w:rPr>
         <w:t>, así como el cargo de remisión de la póliza</w:t>
       </w:r>
@@ -3020,7 +2989,7 @@
           <w:color w:val="000000"/>
           <w:kern w:val="0"/>
           <w:lang w:val="es-ES" w:eastAsia="es-ES"/>
-          <ns2:ligatures ns2:val="none"/>
+          <w14:ligatures w14:val="none"/>
         </w:rPr>
         <w:t xml:space="preserve">; </w:t>
       </w:r>
@@ -3030,7 +2999,7 @@
           <w:color w:val="000000"/>
           <w:kern w:val="0"/>
           <w:lang w:val="es-ES" w:eastAsia="es-ES"/>
-          <ns2:ligatures ns2:val="none"/>
+          <w14:ligatures w14:val="none"/>
         </w:rPr>
         <w:t>(</w:t>
       </w:r>
@@ -3041,7 +3010,7 @@
           <w:color w:val="000000"/>
           <w:kern w:val="0"/>
           <w:lang w:val="es-ES" w:eastAsia="es-ES"/>
-          <ns2:ligatures ns2:val="none"/>
+          <w14:ligatures w14:val="none"/>
         </w:rPr>
         <w:t>ii</w:t>
       </w:r>
@@ -3052,7 +3021,7 @@
           <w:color w:val="000000"/>
           <w:kern w:val="0"/>
           <w:lang w:val="es-ES" w:eastAsia="es-ES"/>
-          <ns2:ligatures ns2:val="none"/>
+          <w14:ligatures w14:val="none"/>
         </w:rPr>
         <w:t xml:space="preserve">) presentar los medios probatorios que acrediten que el valor </w:t>
       </w:r>
@@ -3062,7 +3031,7 @@
           <w:color w:val="000000"/>
           <w:kern w:val="0"/>
           <w:lang w:val="es-ES" w:eastAsia="es-ES"/>
-          <ns2:ligatures ns2:val="none"/>
+          <w14:ligatures w14:val="none"/>
         </w:rPr>
         <w:t xml:space="preserve">determinado </w:t>
       </w:r>
@@ -3072,7 +3041,7 @@
           <w:color w:val="000000"/>
           <w:kern w:val="0"/>
           <w:lang w:val="es-ES" w:eastAsia="es-ES"/>
-          <ns2:ligatures ns2:val="none"/>
+          <w14:ligatures w14:val="none"/>
         </w:rPr>
         <w:t xml:space="preserve">de liquidación del siniestro </w:t>
       </w:r>
@@ -3082,7 +3051,7 @@
           <w:color w:val="000000"/>
           <w:kern w:val="0"/>
           <w:lang w:eastAsia="es-ES"/>
-          <ns2:ligatures ns2:val="none"/>
+          <w14:ligatures w14:val="none"/>
         </w:rPr>
         <w:t xml:space="preserve">690242 fue </w:t>
       </w:r>
@@ -3092,7 +3061,7 @@
           <w:color w:val="000000"/>
           <w:kern w:val="0"/>
           <w:lang w:eastAsia="es-ES"/>
-          <ns2:ligatures ns2:val="none"/>
+          <w14:ligatures w14:val="none"/>
         </w:rPr>
         <w:t>justificado</w:t>
       </w:r>
@@ -3102,7 +3071,7 @@
           <w:color w:val="000000"/>
           <w:kern w:val="0"/>
           <w:lang w:val="es-ES" w:eastAsia="es-ES"/>
-          <ns2:ligatures ns2:val="none"/>
+          <w14:ligatures w14:val="none"/>
         </w:rPr>
         <w:t xml:space="preserve">; </w:t>
       </w:r>
@@ -3112,7 +3081,7 @@
           <w:color w:val="000000"/>
           <w:kern w:val="0"/>
           <w:lang w:val="es-ES" w:eastAsia="es-ES"/>
-          <ns2:ligatures ns2:val="none"/>
+          <w14:ligatures w14:val="none"/>
         </w:rPr>
         <w:t>y, (</w:t>
       </w:r>
@@ -3123,7 +3092,7 @@
           <w:color w:val="000000"/>
           <w:kern w:val="0"/>
           <w:lang w:val="es-ES" w:eastAsia="es-ES"/>
-          <ns2:ligatures ns2:val="none"/>
+          <w14:ligatures w14:val="none"/>
         </w:rPr>
         <w:t>i</w:t>
       </w:r>
@@ -3133,7 +3102,7 @@
           <w:color w:val="000000"/>
           <w:kern w:val="0"/>
           <w:lang w:val="es-ES" w:eastAsia="es-ES"/>
-          <ns2:ligatures ns2:val="none"/>
+          <w14:ligatures w14:val="none"/>
         </w:rPr>
         <w:t>i</w:t>
       </w:r>
@@ -3143,7 +3112,7 @@
           <w:color w:val="000000"/>
           <w:kern w:val="0"/>
           <w:lang w:val="es-ES" w:eastAsia="es-ES"/>
-          <ns2:ligatures ns2:val="none"/>
+          <w14:ligatures w14:val="none"/>
         </w:rPr>
         <w:t>i</w:t>
       </w:r>
@@ -3154,12 +3123,12 @@
           <w:color w:val="000000"/>
           <w:kern w:val="0"/>
           <w:lang w:val="es-ES" w:eastAsia="es-ES"/>
-          <ns2:ligatures ns2:val="none"/>
+          <w14:ligatures w14:val="none"/>
         </w:rPr>
         <w:t>) presentar todas las comunicaciones cursadas con la parte denunciante en virtud de los hechos materia de denuncia.</w:t>
       </w:r>
     </w:p>
-    <w:p ns2:paraId="48503CFE" ns2:textId="77777777">
+    <w:p>
       <w:pPr>
         <w:pStyle w:val="Prrafodelista"/>
         <w:spacing w:after="0" w:line="240" w:lineRule="auto"/>
@@ -3171,11 +3140,11 @@
           <w:kern w:val="0"/>
           <w:u w:val="single"/>
           <w:lang w:val="es-ES" w:eastAsia="es-ES"/>
-          <ns2:ligatures ns2:val="none"/>
-        </w:rPr>
-      </w:pPr>
-    </w:p>
-    <w:p ns2:paraId="4940B49E" ns2:textId="507034D0">
+          <w14:ligatures w14:val="none"/>
+        </w:rPr>
+      </w:pPr>
+    </w:p>
+    <w:p>
       <w:pPr>
         <w:pStyle w:val="Prrafodelista"/>
         <w:spacing w:after="0" w:line="240" w:lineRule="auto"/>
@@ -3187,7 +3156,7 @@
           <w:kern w:val="0"/>
           <w:u w:val="single"/>
           <w:lang w:val="es-ES" w:eastAsia="es-ES"/>
-          <ns2:ligatures ns2:val="none"/>
+          <w14:ligatures w14:val="none"/>
         </w:rPr>
       </w:pPr>
       <w:r>
@@ -3197,7 +3166,7 @@
           <w:kern w:val="0"/>
           <w:u w:val="single"/>
           <w:lang w:val="es-ES" w:eastAsia="es-ES"/>
-          <ns2:ligatures ns2:val="none"/>
+          <w14:ligatures w14:val="none"/>
         </w:rPr>
         <w:t xml:space="preserve">A </w:t>
       </w:r>
@@ -3208,7 +3177,7 @@
           <w:kern w:val="0"/>
           <w:u w:val="single"/>
           <w:lang w:val="es-ES" w:eastAsia="es-ES"/>
-          <ns2:ligatures ns2:val="none"/>
+          <w14:ligatures w14:val="none"/>
         </w:rPr>
         <w:t>Corredores Falabella</w:t>
       </w:r>
@@ -3218,7 +3187,7 @@
           <w:color w:val="000000"/>
           <w:kern w:val="0"/>
           <w:lang w:val="es-ES" w:eastAsia="es-ES"/>
-          <ns2:ligatures ns2:val="none"/>
+          <w14:ligatures w14:val="none"/>
         </w:rPr>
         <w:t>:</w:t>
       </w:r>
@@ -3228,7 +3197,7 @@
           <w:color w:val="000000"/>
           <w:kern w:val="0"/>
           <w:lang w:eastAsia="es-ES"/>
-          <ns2:ligatures ns2:val="none"/>
+          <w14:ligatures w14:val="none"/>
         </w:rPr>
         <w:t xml:space="preserve"> </w:t>
       </w:r>
@@ -3238,7 +3207,7 @@
           <w:color w:val="000000"/>
           <w:kern w:val="0"/>
           <w:lang w:val="es-ES" w:eastAsia="es-ES"/>
-          <ns2:ligatures ns2:val="none"/>
+          <w14:ligatures w14:val="none"/>
         </w:rPr>
         <w:t xml:space="preserve">(i) </w:t>
       </w:r>
@@ -3248,7 +3217,7 @@
           <w:color w:val="000000"/>
           <w:kern w:val="0"/>
           <w:lang w:val="es-ES" w:eastAsia="es-ES"/>
-          <ns2:ligatures ns2:val="none"/>
+          <w14:ligatures w14:val="none"/>
         </w:rPr>
         <w:t>presentar una copia debidamente suscrita de Póliza 2001-755531 del Seguro Vehicular materia de denuncia, así como el cargo de remisión de la póliza</w:t>
       </w:r>
@@ -3258,7 +3227,7 @@
           <w:color w:val="000000"/>
           <w:kern w:val="0"/>
           <w:lang w:val="es-ES" w:eastAsia="es-ES"/>
-          <ns2:ligatures ns2:val="none"/>
+          <w14:ligatures w14:val="none"/>
         </w:rPr>
         <w:t>; y, (</w:t>
       </w:r>
@@ -3269,7 +3238,7 @@
           <w:color w:val="000000"/>
           <w:kern w:val="0"/>
           <w:lang w:val="es-ES" w:eastAsia="es-ES"/>
-          <ns2:ligatures ns2:val="none"/>
+          <w14:ligatures w14:val="none"/>
         </w:rPr>
         <w:t>ii</w:t>
       </w:r>
@@ -3280,13 +3249,13 @@
           <w:color w:val="000000"/>
           <w:kern w:val="0"/>
           <w:lang w:val="es-ES" w:eastAsia="es-ES"/>
-          <ns2:ligatures ns2:val="none"/>
+          <w14:ligatures w14:val="none"/>
         </w:rPr>
         <w:t>) presentar todas las comunicaciones cursadas con la parte denunciante en virtud de los hechos materia de denuncia.</w:t>
       </w:r>
     </w:p>
     <w:bookmarkEnd w:id="9"/>
-    <w:p ns2:paraId="76AC2520" ns2:textId="77777777">
+    <w:p>
       <w:pPr>
         <w:pStyle w:val="Prrafodelista"/>
         <w:spacing w:after="0" w:line="240" w:lineRule="auto"/>
@@ -3297,11 +3266,11 @@
           <w:color w:val="000000"/>
           <w:kern w:val="0"/>
           <w:lang w:val="es-ES" w:eastAsia="es-ES"/>
-          <ns2:ligatures ns2:val="none"/>
-        </w:rPr>
-      </w:pPr>
-    </w:p>
-    <w:p ns2:paraId="45192A8B" ns2:textId="77777777">
+          <w14:ligatures w14:val="none"/>
+        </w:rPr>
+      </w:pPr>
+    </w:p>
+    <w:p>
       <w:pPr>
         <w:pStyle w:val="Prrafodelista"/>
         <w:numPr>
@@ -3321,22 +3290,22 @@
           <w:color w:val="000000"/>
           <w:kern w:val="0"/>
           <w:lang w:eastAsia="es-PE"/>
-          <ns2:ligatures ns2:val="none"/>
-        </w:rPr>
-      </w:pPr>
-      <w:r>
-        <w:rPr>
-          <w:rFonts w:ascii="Arial Narrow" w:eastAsia="Arial Narrow" w:hAnsi="Arial Narrow" w:cs="Arial Narrow"/>
-          <w:b/>
-          <w:color w:val="000000"/>
-          <w:kern w:val="0"/>
-          <w:lang w:eastAsia="es-PE"/>
-          <ns2:ligatures ns2:val="none"/>
+          <w14:ligatures w14:val="none"/>
+        </w:rPr>
+      </w:pPr>
+      <w:r>
+        <w:rPr>
+          <w:rFonts w:ascii="Arial Narrow" w:eastAsia="Arial Narrow" w:hAnsi="Arial Narrow" w:cs="Arial Narrow"/>
+          <w:b/>
+          <w:color w:val="000000"/>
+          <w:kern w:val="0"/>
+          <w:lang w:eastAsia="es-PE"/>
+          <w14:ligatures w14:val="none"/>
         </w:rPr>
         <w:t xml:space="preserve">RESOLUCIÓN DE LA SECRETARÍA TÉCNICA </w:t>
       </w:r>
     </w:p>
-    <w:p ns2:paraId="71820251" ns2:textId="77777777">
+    <w:p>
       <w:pPr>
         <w:spacing w:after="0" w:line="240" w:lineRule="auto"/>
         <w:contextualSpacing/>
@@ -3347,11 +3316,11 @@
           <w:color w:val="000000"/>
           <w:kern w:val="0"/>
           <w:lang w:eastAsia="es-PE"/>
-          <ns2:ligatures ns2:val="none"/>
-        </w:rPr>
-      </w:pPr>
-    </w:p>
-    <w:p ns2:paraId="5E432484" ns2:textId="64883884">
+          <w14:ligatures w14:val="none"/>
+        </w:rPr>
+      </w:pPr>
+    </w:p>
+    <w:p>
       <w:pPr>
         <w:spacing w:after="0" w:line="240" w:lineRule="auto"/>
         <w:contextualSpacing/>
@@ -3361,17 +3330,17 @@
           <w:color w:val="000000"/>
           <w:kern w:val="0"/>
           <w:lang w:eastAsia="es-PE"/>
-          <ns2:ligatures ns2:val="none"/>
-        </w:rPr>
-      </w:pPr>
-      <w:r>
-        <w:rPr>
-          <w:rFonts w:ascii="Arial Narrow" w:eastAsia="Arial Narrow" w:hAnsi="Arial Narrow" w:cs="Arial Narrow"/>
-          <w:b/>
-          <w:color w:val="000000"/>
-          <w:kern w:val="0"/>
-          <w:lang w:eastAsia="es-PE"/>
-          <ns2:ligatures ns2:val="none"/>
+          <w14:ligatures w14:val="none"/>
+        </w:rPr>
+      </w:pPr>
+      <w:r>
+        <w:rPr>
+          <w:rFonts w:ascii="Arial Narrow" w:eastAsia="Arial Narrow" w:hAnsi="Arial Narrow" w:cs="Arial Narrow"/>
+          <w:b/>
+          <w:color w:val="000000"/>
+          <w:kern w:val="0"/>
+          <w:lang w:eastAsia="es-PE"/>
+          <w14:ligatures w14:val="none"/>
         </w:rPr>
         <w:t xml:space="preserve">PRIMERO: admitir a trámite la denuncia del 16 de enero de 2026, interpuesta por el señor [DENUNCIANTE] contra Rímac Seguros y Reaseguros S.A. y Corredores de Seguros Falabella S.A.C., por lo siguiente:</w:t>
       </w:r>
@@ -3382,7 +3351,7 @@
           <w:kern w:val="0"/>
           <w:shd w:val="clear" w:color="auto" w:fill="FFFFFF"/>
           <w:lang w:eastAsia="es-PE"/>
-          <ns2:ligatures ns2:val="none"/>
+          <w14:ligatures w14:val="none"/>
         </w:rPr>
         <w:t xml:space="preserve"/>
       </w:r>
@@ -3392,7 +3361,7 @@
           <w:color w:val="000000"/>
           <w:kern w:val="0"/>
           <w:lang w:val="es-ES" w:eastAsia="es-ES"/>
-          <ns2:ligatures ns2:val="none"/>
+          <w14:ligatures w14:val="none"/>
         </w:rPr>
         <w:t/>
       </w:r>
@@ -3402,7 +3371,7 @@
           <w:color w:val="000000"/>
           <w:kern w:val="0"/>
           <w:lang w:val="es-ES" w:eastAsia="es-ES"/>
-          <ns2:ligatures ns2:val="none"/>
+          <w14:ligatures w14:val="none"/>
         </w:rPr>
         <w:t xml:space="preserve"/>
       </w:r>
@@ -3413,7 +3382,7 @@
           <w:kern w:val="0"/>
           <w:shd w:val="clear" w:color="auto" w:fill="FFFFFF"/>
           <w:lang w:eastAsia="es-PE"/>
-          <ns2:ligatures ns2:val="none"/>
+          <w14:ligatures w14:val="none"/>
         </w:rPr>
         <w:t xml:space="preserve"/>
       </w:r>
@@ -3423,7 +3392,7 @@
           <w:bCs/>
           <w:spacing w:val="-3"/>
           <w:kern w:val="0"/>
-          <ns2:ligatures ns2:val="none"/>
+          <w14:ligatures w14:val="none"/>
         </w:rPr>
         <w:t xml:space="preserve"/>
       </w:r>
@@ -3434,7 +3403,7 @@
           <w:kern w:val="0"/>
           <w:shd w:val="clear" w:color="auto" w:fill="FFFFFF"/>
           <w:lang w:eastAsia="es-PE"/>
-          <ns2:ligatures ns2:val="none"/>
+          <w14:ligatures w14:val="none"/>
         </w:rPr>
         <w:t xml:space="preserve"/>
       </w:r>
@@ -3445,7 +3414,7 @@
           <w:kern w:val="0"/>
           <w:shd w:val="clear" w:color="auto" w:fill="FFFFFF"/>
           <w:lang w:eastAsia="es-PE"/>
-          <ns2:ligatures ns2:val="none"/>
+          <w14:ligatures w14:val="none"/>
         </w:rPr>
         <w:t xml:space="preserve"/>
       </w:r>
@@ -3456,7 +3425,7 @@
           <w:kern w:val="0"/>
           <w:shd w:val="clear" w:color="auto" w:fill="FFFFFF"/>
           <w:lang w:eastAsia="es-PE"/>
-          <ns2:ligatures ns2:val="none"/>
+          <w14:ligatures w14:val="none"/>
         </w:rPr>
         <w:t xml:space="preserve"/>
       </w:r>
@@ -3474,7 +3443,7 @@
           <w:kern w:val="0"/>
           <w:shd w:val="clear" w:color="auto" w:fill="FFFFFF"/>
           <w:lang w:eastAsia="es-PE"/>
-          <ns2:ligatures ns2:val="none"/>
+          <w14:ligatures w14:val="none"/>
         </w:rPr>
         <w:t/>
       </w:r>
@@ -3485,7 +3454,7 @@
           <w:kern w:val="0"/>
           <w:shd w:val="clear" w:color="auto" w:fill="FFFFFF"/>
           <w:lang w:eastAsia="es-PE"/>
-          <ns2:ligatures ns2:val="none"/>
+          <w14:ligatures w14:val="none"/>
         </w:rPr>
         <w:t xml:space="preserve"/>
       </w:r>
@@ -3496,12 +3465,12 @@
           <w:kern w:val="0"/>
           <w:shd w:val="clear" w:color="auto" w:fill="FFFFFF"/>
           <w:lang w:eastAsia="es-PE"/>
-          <ns2:ligatures ns2:val="none"/>
+          <w14:ligatures w14:val="none"/>
         </w:rPr>
         <w:t/>
       </w:r>
     </w:p>
-    <w:p ns2:paraId="2526964B" ns2:textId="77777777">
+    <w:p>
       <w:pPr>
         <w:spacing w:after="0" w:line="240" w:lineRule="auto"/>
         <w:contextualSpacing/>
@@ -3509,11 +3478,11 @@
         <w:rPr>
           <w:rFonts w:ascii="Arial Narrow" w:eastAsia="Arial Narrow" w:hAnsi="Arial Narrow" w:cs="Arial Narrow"/>
           <w:kern w:val="0"/>
-          <ns2:ligatures ns2:val="none"/>
-        </w:rPr>
-      </w:pPr>
-    </w:p>
-    <w:p ns2:paraId="36CE4A7C" ns2:textId="3F5E2D90">
+          <w14:ligatures w14:val="none"/>
+        </w:rPr>
+      </w:pPr>
+    </w:p>
+    <w:p>
       <w:pPr>
         <w:pStyle w:val="Prrafodelista"/>
         <w:numPr>
@@ -3529,14 +3498,14 @@
         <w:rPr>
           <w:rFonts w:ascii="Arial Narrow" w:eastAsia="Arial Narrow" w:hAnsi="Arial Narrow" w:cs="Arial Narrow"/>
           <w:kern w:val="0"/>
-          <ns2:ligatures ns2:val="none"/>
-        </w:rPr>
-      </w:pPr>
-      <w:r>
-        <w:rPr>
-          <w:rFonts w:ascii="Arial Narrow" w:eastAsia="Arial Narrow" w:hAnsi="Arial Narrow" w:cs="Arial Narrow"/>
-          <w:kern w:val="0"/>
-          <ns2:ligatures ns2:val="none"/>
+          <w14:ligatures w14:val="none"/>
+        </w:rPr>
+      </w:pPr>
+      <w:r>
+        <w:rPr>
+          <w:rFonts w:ascii="Arial Narrow" w:eastAsia="Arial Narrow" w:hAnsi="Arial Narrow" w:cs="Arial Narrow"/>
+          <w:kern w:val="0"/>
+          <w14:ligatures w14:val="none"/>
         </w:rPr>
         <w:t xml:space="preserve">Presunta infracción a los artículos 18 y 19 de la Ley </w:t>
       </w:r>
@@ -3545,7 +3514,7 @@
         <w:rPr>
           <w:rFonts w:ascii="Arial Narrow" w:eastAsia="Arial Narrow" w:hAnsi="Arial Narrow" w:cs="Arial Narrow"/>
           <w:kern w:val="0"/>
-          <ns2:ligatures ns2:val="none"/>
+          <w14:ligatures w14:val="none"/>
         </w:rPr>
         <w:t/>
       </w:r>
@@ -3554,7 +3523,7 @@
         <w:rPr>
           <w:rFonts w:ascii="Arial Narrow" w:eastAsia="Arial Narrow" w:hAnsi="Arial Narrow" w:cs="Arial Narrow"/>
           <w:kern w:val="0"/>
-          <ns2:ligatures ns2:val="none"/>
+          <w14:ligatures w14:val="none"/>
         </w:rPr>
         <w:t xml:space="preserve"> </w:t>
       </w:r>
@@ -3562,23 +3531,23 @@
         <w:rPr>
           <w:rFonts w:ascii="Arial Narrow" w:eastAsia="Arial Narrow" w:hAnsi="Arial Narrow" w:cs="Arial Narrow"/>
           <w:kern w:val="0"/>
-          <ns2:ligatures ns2:val="none"/>
+          <w14:ligatures w14:val="none"/>
         </w:rPr>
         <w:t>29571, Código de Protección y Defensa del Consumidor, en tanto Rímac Seguros y Reaseguros S.A. habría calculado inadecuadamente la indemnización del siniestro 690242 tomando como base el valor comercial de US$ 10 000,00, distinto a la suma asegurada de US$ 15 000,00, sin detallar la metodología ni los criterios técnicos utilizados.</w:t>
       </w:r>
     </w:p>
-    <w:p ns2:paraId="230C443A" ns2:textId="77777777">
+    <w:p>
       <w:pPr>
         <w:pStyle w:val="Prrafodelista"/>
         <w:spacing w:after="0" w:line="240" w:lineRule="auto"/>
         <w:rPr>
           <w:rFonts w:ascii="Arial Narrow" w:eastAsia="Arial Narrow" w:hAnsi="Arial Narrow" w:cs="Arial Narrow"/>
           <w:kern w:val="0"/>
-          <ns2:ligatures ns2:val="none"/>
-        </w:rPr>
-      </w:pPr>
-    </w:p>
-    <w:p ns2:paraId="7B1FE1D3" ns2:textId="7F96DAAF">
+          <w14:ligatures w14:val="none"/>
+        </w:rPr>
+      </w:pPr>
+    </w:p>
+    <w:p>
       <w:pPr>
         <w:pStyle w:val="Prrafodelista"/>
         <w:numPr>
@@ -3594,14 +3563,14 @@
         <w:rPr>
           <w:rFonts w:ascii="Arial Narrow" w:eastAsia="Arial Narrow" w:hAnsi="Arial Narrow" w:cs="Arial Narrow"/>
           <w:kern w:val="0"/>
-          <ns2:ligatures ns2:val="none"/>
-        </w:rPr>
-      </w:pPr>
-      <w:r>
-        <w:rPr>
-          <w:rFonts w:ascii="Arial Narrow" w:eastAsia="Arial Narrow" w:hAnsi="Arial Narrow" w:cs="Arial Narrow"/>
-          <w:kern w:val="0"/>
-          <ns2:ligatures ns2:val="none"/>
+          <w14:ligatures w14:val="none"/>
+        </w:rPr>
+      </w:pPr>
+      <w:r>
+        <w:rPr>
+          <w:rFonts w:ascii="Arial Narrow" w:eastAsia="Arial Narrow" w:hAnsi="Arial Narrow" w:cs="Arial Narrow"/>
+          <w:kern w:val="0"/>
+          <w14:ligatures w14:val="none"/>
         </w:rPr>
         <w:t xml:space="preserve">Presunta </w:t>
       </w:r>
@@ -3609,7 +3578,7 @@
         <w:rPr>
           <w:rFonts w:ascii="Arial Narrow" w:eastAsia="Arial Narrow" w:hAnsi="Arial Narrow" w:cs="Arial Narrow"/>
           <w:kern w:val="0"/>
-          <ns2:ligatures ns2:val="none"/>
+          <w14:ligatures w14:val="none"/>
         </w:rPr>
         <w:t>infracción a los artículos 18 y 19 de la Ley</w:t>
       </w:r>
@@ -3617,7 +3586,7 @@
         <w:rPr>
           <w:rFonts w:ascii="Arial Narrow" w:eastAsia="Arial Narrow" w:hAnsi="Arial Narrow" w:cs="Arial Narrow"/>
           <w:kern w:val="0"/>
-          <ns2:ligatures ns2:val="none"/>
+          <w14:ligatures w14:val="none"/>
         </w:rPr>
         <w:t xml:space="preserve"> </w:t>
       </w:r>
@@ -3626,7 +3595,7 @@
         <w:rPr>
           <w:rFonts w:ascii="Arial Narrow" w:eastAsia="Arial Narrow" w:hAnsi="Arial Narrow" w:cs="Arial Narrow"/>
           <w:kern w:val="0"/>
-          <ns2:ligatures ns2:val="none"/>
+          <w14:ligatures w14:val="none"/>
         </w:rPr>
         <w:t/>
       </w:r>
@@ -3635,7 +3604,7 @@
         <w:rPr>
           <w:rFonts w:ascii="Arial Narrow" w:eastAsia="Arial Narrow" w:hAnsi="Arial Narrow" w:cs="Arial Narrow"/>
           <w:kern w:val="0"/>
-          <ns2:ligatures ns2:val="none"/>
+          <w14:ligatures w14:val="none"/>
         </w:rPr>
         <w:t xml:space="preserve"> 29571, Código de Protección y Defensa del Consumidor</w:t>
       </w:r>
@@ -3643,7 +3612,7 @@
         <w:rPr>
           <w:rFonts w:ascii="Arial Narrow" w:eastAsia="Arial Narrow" w:hAnsi="Arial Narrow" w:cs="Arial Narrow"/>
           <w:kern w:val="0"/>
-          <ns2:ligatures ns2:val="none"/>
+          <w14:ligatures w14:val="none"/>
         </w:rPr>
         <w:t xml:space="preserve">, en tanto </w:t>
       </w:r>
@@ -3651,7 +3620,7 @@
         <w:rPr>
           <w:rFonts w:ascii="Arial Narrow" w:eastAsia="Arial Narrow" w:hAnsi="Arial Narrow" w:cs="Arial Narrow"/>
           <w:kern w:val="0"/>
-          <ns2:ligatures ns2:val="none"/>
+          <w14:ligatures w14:val="none"/>
         </w:rPr>
         <w:t xml:space="preserve">Rímac Seguros y Reaseguros S.A. </w:t>
       </w:r>
@@ -3659,7 +3628,7 @@
         <w:rPr>
           <w:rFonts w:ascii="Arial Narrow" w:eastAsia="Arial Narrow" w:hAnsi="Arial Narrow" w:cs="Arial Narrow"/>
           <w:kern w:val="0"/>
-          <ns2:ligatures ns2:val="none"/>
+          <w14:ligatures w14:val="none"/>
         </w:rPr>
         <w:t xml:space="preserve">no habría </w:t>
       </w:r>
@@ -3667,7 +3636,7 @@
         <w:rPr>
           <w:rFonts w:ascii="Arial Narrow" w:eastAsia="Arial Narrow" w:hAnsi="Arial Narrow" w:cs="Arial Narrow"/>
           <w:kern w:val="0"/>
-          <ns2:ligatures ns2:val="none"/>
+          <w14:ligatures w14:val="none"/>
         </w:rPr>
         <w:t>cumplido con remitir</w:t>
       </w:r>
@@ -3675,7 +3644,7 @@
         <w:rPr>
           <w:rFonts w:ascii="Arial Narrow" w:eastAsia="Arial Narrow" w:hAnsi="Arial Narrow" w:cs="Arial Narrow"/>
           <w:kern w:val="0"/>
-          <ns2:ligatures ns2:val="none"/>
+          <w14:ligatures w14:val="none"/>
         </w:rPr>
         <w:t xml:space="preserve"> al </w:t>
       </w:r>
@@ -3683,7 +3652,7 @@
         <w:rPr>
           <w:rFonts w:ascii="Arial Narrow" w:eastAsia="Arial Narrow" w:hAnsi="Arial Narrow" w:cs="Arial Narrow"/>
           <w:kern w:val="0"/>
-          <ns2:ligatures ns2:val="none"/>
+          <w14:ligatures w14:val="none"/>
         </w:rPr>
         <w:t>denunciante</w:t>
       </w:r>
@@ -3691,7 +3660,7 @@
         <w:rPr>
           <w:rFonts w:ascii="Arial Narrow" w:eastAsia="Arial Narrow" w:hAnsi="Arial Narrow" w:cs="Arial Narrow"/>
           <w:kern w:val="0"/>
-          <ns2:ligatures ns2:val="none"/>
+          <w14:ligatures w14:val="none"/>
         </w:rPr>
         <w:t xml:space="preserve"> el informe técnico ni el convenio de ajuste con el detalle del importe de la indemnización correspondiente al siniestro 690242</w:t>
       </w:r>
@@ -3699,7 +3668,7 @@
         <w:rPr>
           <w:rFonts w:ascii="Arial Narrow" w:eastAsia="Arial Narrow" w:hAnsi="Arial Narrow" w:cs="Arial Narrow"/>
           <w:kern w:val="0"/>
-          <ns2:ligatures ns2:val="none"/>
+          <w14:ligatures w14:val="none"/>
         </w:rPr>
         <w:t xml:space="preserve">, solicitados el </w:t>
       </w:r>
@@ -3709,7 +3678,7 @@
           <w:color w:val="000000"/>
           <w:kern w:val="0"/>
           <w:lang w:eastAsia="es-ES"/>
-          <ns2:ligatures ns2:val="none"/>
+          <w14:ligatures w14:val="none"/>
         </w:rPr>
         <w:t>17 de noviembre de 2025</w:t>
       </w:r>
@@ -3717,23 +3686,23 @@
         <w:rPr>
           <w:rFonts w:ascii="Arial Narrow" w:eastAsia="Arial Narrow" w:hAnsi="Arial Narrow" w:cs="Arial Narrow"/>
           <w:kern w:val="0"/>
-          <ns2:ligatures ns2:val="none"/>
+          <w14:ligatures w14:val="none"/>
         </w:rPr>
         <w:t>.</w:t>
       </w:r>
     </w:p>
-    <w:p ns2:paraId="0DEBA873" ns2:textId="77777777">
+    <w:p>
       <w:pPr>
         <w:pStyle w:val="Prrafodelista"/>
         <w:spacing w:after="0" w:line="240" w:lineRule="auto"/>
         <w:rPr>
           <w:rFonts w:ascii="Arial Narrow" w:eastAsia="Arial Narrow" w:hAnsi="Arial Narrow" w:cs="Arial Narrow"/>
           <w:kern w:val="0"/>
-          <ns2:ligatures ns2:val="none"/>
-        </w:rPr>
-      </w:pPr>
-    </w:p>
-    <w:p ns2:paraId="75DF2DC4" ns2:textId="336335C8">
+          <w14:ligatures w14:val="none"/>
+        </w:rPr>
+      </w:pPr>
+    </w:p>
+    <w:p>
       <w:pPr>
         <w:pStyle w:val="Prrafodelista"/>
         <w:numPr>
@@ -3749,14 +3718,14 @@
         <w:rPr>
           <w:rFonts w:ascii="Arial Narrow" w:eastAsia="Arial Narrow" w:hAnsi="Arial Narrow" w:cs="Arial Narrow"/>
           <w:kern w:val="0"/>
-          <ns2:ligatures ns2:val="none"/>
-        </w:rPr>
-      </w:pPr>
-      <w:r>
-        <w:rPr>
-          <w:rFonts w:ascii="Arial Narrow" w:eastAsia="Arial Narrow" w:hAnsi="Arial Narrow" w:cs="Arial Narrow"/>
-          <w:kern w:val="0"/>
-          <ns2:ligatures ns2:val="none"/>
+          <w14:ligatures w14:val="none"/>
+        </w:rPr>
+      </w:pPr>
+      <w:r>
+        <w:rPr>
+          <w:rFonts w:ascii="Arial Narrow" w:eastAsia="Arial Narrow" w:hAnsi="Arial Narrow" w:cs="Arial Narrow"/>
+          <w:kern w:val="0"/>
+          <w14:ligatures w14:val="none"/>
         </w:rPr>
         <w:lastRenderedPageBreak/>
         <w:t>Presunta infracción a los artículos 18 y 19 de la Ley</w:t>
@@ -3765,7 +3734,7 @@
         <w:rPr>
           <w:rFonts w:ascii="Arial Narrow" w:eastAsia="Arial Narrow" w:hAnsi="Arial Narrow" w:cs="Arial Narrow"/>
           <w:kern w:val="0"/>
-          <ns2:ligatures ns2:val="none"/>
+          <w14:ligatures w14:val="none"/>
         </w:rPr>
         <w:t xml:space="preserve"> </w:t>
       </w:r>
@@ -3774,7 +3743,7 @@
         <w:rPr>
           <w:rFonts w:ascii="Arial Narrow" w:eastAsia="Arial Narrow" w:hAnsi="Arial Narrow" w:cs="Arial Narrow"/>
           <w:kern w:val="0"/>
-          <ns2:ligatures ns2:val="none"/>
+          <w14:ligatures w14:val="none"/>
         </w:rPr>
         <w:t/>
       </w:r>
@@ -3783,23 +3752,23 @@
         <w:rPr>
           <w:rFonts w:ascii="Arial Narrow" w:eastAsia="Arial Narrow" w:hAnsi="Arial Narrow" w:cs="Arial Narrow"/>
           <w:kern w:val="0"/>
-          <ns2:ligatures ns2:val="none"/>
+          <w14:ligatures w14:val="none"/>
         </w:rPr>
         <w:t xml:space="preserve"> 29571, Código de Protección y Defensa del Consumidor, en tanto Corredores de Seguros Falabella S.A.C. no habría cumplido con gestionar ante Rímac Seguros y Reaseguros S.A. la aplicación del procedimiento de designación de ajustadores durante la etapa de liquidación del siniestro 690242. </w:t>
       </w:r>
     </w:p>
-    <w:p ns2:paraId="38A1A06C" ns2:textId="77777777">
+    <w:p>
       <w:pPr>
         <w:pStyle w:val="Prrafodelista"/>
         <w:spacing w:after="0" w:line="240" w:lineRule="auto"/>
         <w:rPr>
           <w:rFonts w:ascii="Arial Narrow" w:eastAsia="Arial Narrow" w:hAnsi="Arial Narrow" w:cs="Arial Narrow"/>
           <w:kern w:val="0"/>
-          <ns2:ligatures ns2:val="none"/>
-        </w:rPr>
-      </w:pPr>
-    </w:p>
-    <w:p ns2:paraId="21FB16AD" ns2:textId="78F20637">
+          <w14:ligatures w14:val="none"/>
+        </w:rPr>
+      </w:pPr>
+    </w:p>
+    <w:p>
       <w:pPr>
         <w:pStyle w:val="Prrafodelista"/>
         <w:numPr>
@@ -3815,14 +3784,14 @@
         <w:rPr>
           <w:rFonts w:ascii="Arial Narrow" w:eastAsia="Arial Narrow" w:hAnsi="Arial Narrow" w:cs="Arial Narrow"/>
           <w:kern w:val="0"/>
-          <ns2:ligatures ns2:val="none"/>
-        </w:rPr>
-      </w:pPr>
-      <w:r>
-        <w:rPr>
-          <w:rFonts w:ascii="Arial Narrow" w:eastAsia="Arial Narrow" w:hAnsi="Arial Narrow" w:cs="Arial Narrow"/>
-          <w:kern w:val="0"/>
-          <ns2:ligatures ns2:val="none"/>
+          <w14:ligatures w14:val="none"/>
+        </w:rPr>
+      </w:pPr>
+      <w:r>
+        <w:rPr>
+          <w:rFonts w:ascii="Arial Narrow" w:eastAsia="Arial Narrow" w:hAnsi="Arial Narrow" w:cs="Arial Narrow"/>
+          <w:kern w:val="0"/>
+          <w14:ligatures w14:val="none"/>
         </w:rPr>
         <w:t>Presunta infracción a los artículos 18 y 19 de la Ley</w:t>
       </w:r>
@@ -3830,7 +3799,7 @@
         <w:rPr>
           <w:rFonts w:ascii="Arial Narrow" w:eastAsia="Arial Narrow" w:hAnsi="Arial Narrow" w:cs="Arial Narrow"/>
           <w:kern w:val="0"/>
-          <ns2:ligatures ns2:val="none"/>
+          <w14:ligatures w14:val="none"/>
         </w:rPr>
         <w:t xml:space="preserve"> </w:t>
       </w:r>
@@ -3839,7 +3808,7 @@
         <w:rPr>
           <w:rFonts w:ascii="Arial Narrow" w:eastAsia="Arial Narrow" w:hAnsi="Arial Narrow" w:cs="Arial Narrow"/>
           <w:kern w:val="0"/>
-          <ns2:ligatures ns2:val="none"/>
+          <w14:ligatures w14:val="none"/>
         </w:rPr>
         <w:t/>
       </w:r>
@@ -3848,7 +3817,7 @@
         <w:rPr>
           <w:rFonts w:ascii="Arial Narrow" w:eastAsia="Arial Narrow" w:hAnsi="Arial Narrow" w:cs="Arial Narrow"/>
           <w:kern w:val="0"/>
-          <ns2:ligatures ns2:val="none"/>
+          <w14:ligatures w14:val="none"/>
         </w:rPr>
         <w:t xml:space="preserve"> 29571, Código de Protección y Defensa del Consumidor, en tanto Corredores de Seguros Falabella S.A.C. no habría </w:t>
       </w:r>
@@ -3856,7 +3825,7 @@
         <w:rPr>
           <w:rFonts w:ascii="Arial Narrow" w:eastAsia="Arial Narrow" w:hAnsi="Arial Narrow" w:cs="Arial Narrow"/>
           <w:kern w:val="0"/>
-          <ns2:ligatures ns2:val="none"/>
+          <w14:ligatures w14:val="none"/>
         </w:rPr>
         <w:t>cumplido con brindar</w:t>
       </w:r>
@@ -3864,7 +3833,7 @@
         <w:rPr>
           <w:rFonts w:ascii="Arial Narrow" w:eastAsia="Arial Narrow" w:hAnsi="Arial Narrow" w:cs="Arial Narrow"/>
           <w:kern w:val="0"/>
-          <ns2:ligatures ns2:val="none"/>
+          <w14:ligatures w14:val="none"/>
         </w:rPr>
         <w:t xml:space="preserve"> asesoría técnica al denunciante durante la etapa de liquidación del siniestro 690242</w:t>
       </w:r>
@@ -3872,7 +3841,7 @@
         <w:rPr>
           <w:rFonts w:ascii="Arial Narrow" w:eastAsia="Arial Narrow" w:hAnsi="Arial Narrow" w:cs="Arial Narrow"/>
           <w:kern w:val="0"/>
-          <ns2:ligatures ns2:val="none"/>
+          <w14:ligatures w14:val="none"/>
         </w:rPr>
         <w:t xml:space="preserve"> y sobre los alcances de la cláusula del “Valor Convenido” en la póliza contratada</w:t>
       </w:r>
@@ -3880,12 +3849,12 @@
         <w:rPr>
           <w:rFonts w:ascii="Arial Narrow" w:eastAsia="Arial Narrow" w:hAnsi="Arial Narrow" w:cs="Arial Narrow"/>
           <w:kern w:val="0"/>
-          <ns2:ligatures ns2:val="none"/>
+          <w14:ligatures w14:val="none"/>
         </w:rPr>
         <w:t xml:space="preserve">. </w:t>
       </w:r>
     </w:p>
-    <w:p ns2:paraId="0ADB23E5" ns2:textId="77777777">
+    <w:p>
       <w:pPr>
         <w:spacing w:after="0" w:line="240" w:lineRule="auto"/>
         <w:contextualSpacing/>
@@ -3893,11 +3862,11 @@
         <w:rPr>
           <w:rFonts w:ascii="Arial Narrow" w:eastAsia="Arial Narrow" w:hAnsi="Arial Narrow" w:cs="Arial Narrow"/>
           <w:kern w:val="0"/>
-          <ns2:ligatures ns2:val="none"/>
-        </w:rPr>
-      </w:pPr>
-    </w:p>
-    <w:p ns2:paraId="3447391C" ns2:textId="27CD657E">
+          <w14:ligatures w14:val="none"/>
+        </w:rPr>
+      </w:pPr>
+    </w:p>
+    <w:p>
       <w:pPr>
         <w:pStyle w:val="Prrafodelista"/>
         <w:numPr>
@@ -3910,14 +3879,14 @@
         <w:rPr>
           <w:rFonts w:ascii="Arial Narrow" w:eastAsia="Arial Narrow" w:hAnsi="Arial Narrow" w:cs="Arial Narrow"/>
           <w:kern w:val="0"/>
-          <ns2:ligatures ns2:val="none"/>
-        </w:rPr>
-      </w:pPr>
-      <w:r>
-        <w:rPr>
-          <w:rFonts w:ascii="Arial Narrow" w:eastAsia="Arial Narrow" w:hAnsi="Arial Narrow" w:cs="Arial Narrow"/>
-          <w:kern w:val="0"/>
-          <ns2:ligatures ns2:val="none"/>
+          <w14:ligatures w14:val="none"/>
+        </w:rPr>
+      </w:pPr>
+      <w:r>
+        <w:rPr>
+          <w:rFonts w:ascii="Arial Narrow" w:eastAsia="Arial Narrow" w:hAnsi="Arial Narrow" w:cs="Arial Narrow"/>
+          <w:kern w:val="0"/>
+          <w14:ligatures w14:val="none"/>
         </w:rPr>
         <w:t xml:space="preserve">Presunta infracción al numeral 88.1 del artículo 88 de la Ley </w:t>
       </w:r>
@@ -3926,7 +3895,7 @@
         <w:rPr>
           <w:rFonts w:ascii="Arial Narrow" w:eastAsia="Arial Narrow" w:hAnsi="Arial Narrow" w:cs="Arial Narrow"/>
           <w:kern w:val="0"/>
-          <ns2:ligatures ns2:val="none"/>
+          <w14:ligatures w14:val="none"/>
         </w:rPr>
         <w:t/>
       </w:r>
@@ -3935,7 +3904,7 @@
         <w:rPr>
           <w:rFonts w:ascii="Arial Narrow" w:eastAsia="Arial Narrow" w:hAnsi="Arial Narrow" w:cs="Arial Narrow"/>
           <w:kern w:val="0"/>
-          <ns2:ligatures ns2:val="none"/>
+          <w14:ligatures w14:val="none"/>
         </w:rPr>
         <w:t xml:space="preserve"> 29571, Código de Protección y Defensa del Consumidor, en tanto </w:t>
       </w:r>
@@ -3943,7 +3912,7 @@
         <w:rPr>
           <w:rFonts w:ascii="Arial Narrow" w:eastAsia="Arial Narrow" w:hAnsi="Arial Narrow" w:cs="Arial Narrow"/>
           <w:kern w:val="0"/>
-          <ns2:ligatures ns2:val="none"/>
+          <w14:ligatures w14:val="none"/>
         </w:rPr>
         <w:t xml:space="preserve">Rímac Seguros y Reaseguros S.A. </w:t>
       </w:r>
@@ -3951,7 +3920,7 @@
         <w:rPr>
           <w:rFonts w:ascii="Arial Narrow" w:eastAsia="Arial Narrow" w:hAnsi="Arial Narrow" w:cs="Arial Narrow"/>
           <w:kern w:val="0"/>
-          <ns2:ligatures ns2:val="none"/>
+          <w14:ligatures w14:val="none"/>
         </w:rPr>
         <w:t xml:space="preserve">habría brindado una respuesta inadecuada al reclamo 25SBS019099 presentado por </w:t>
       </w:r>
@@ -3959,7 +3928,7 @@
         <w:rPr>
           <w:rFonts w:ascii="Arial Narrow" w:eastAsia="Arial Narrow" w:hAnsi="Arial Narrow" w:cs="Arial Narrow"/>
           <w:kern w:val="0"/>
-          <ns2:ligatures ns2:val="none"/>
+          <w14:ligatures w14:val="none"/>
         </w:rPr>
         <w:t xml:space="preserve">denunciante </w:t>
       </w:r>
@@ -3967,12 +3936,12 @@
         <w:rPr>
           <w:rFonts w:ascii="Arial Narrow" w:eastAsia="Arial Narrow" w:hAnsi="Arial Narrow" w:cs="Arial Narrow"/>
           <w:kern w:val="0"/>
-          <ns2:ligatures ns2:val="none"/>
+          <w14:ligatures w14:val="none"/>
         </w:rPr>
         <w:t>el 5 de noviembre de 2025.</w:t>
       </w:r>
     </w:p>
-    <w:p ns2:paraId="1DEB3481" ns2:textId="77777777">
+    <w:p>
       <w:pPr>
         <w:spacing w:after="0" w:line="240" w:lineRule="auto"/>
         <w:contextualSpacing/>
@@ -3980,11 +3949,11 @@
         <w:rPr>
           <w:rFonts w:ascii="Arial Narrow" w:eastAsia="Arial Narrow" w:hAnsi="Arial Narrow" w:cs="Arial Narrow"/>
           <w:kern w:val="0"/>
-          <ns2:ligatures ns2:val="none"/>
-        </w:rPr>
-      </w:pPr>
-    </w:p>
-    <w:p ns2:paraId="634A0D61" ns2:textId="2A507A03">
+          <w14:ligatures w14:val="none"/>
+        </w:rPr>
+      </w:pPr>
+    </w:p>
+    <w:p>
       <w:pPr>
         <w:spacing w:after="0" w:line="240" w:lineRule="auto"/>
         <w:contextualSpacing/>
@@ -3992,17 +3961,17 @@
         <w:rPr>
           <w:rFonts w:ascii="Arial Narrow" w:eastAsia="Calibri" w:hAnsi="Arial Narrow" w:cs="Arial"/>
           <w:kern w:val="0"/>
-          <ns2:ligatures ns2:val="none"/>
-        </w:rPr>
-      </w:pPr>
-      <w:r>
-        <w:rPr>
-          <w:rFonts w:ascii="Arial Narrow" w:eastAsia="Arial Narrow" w:hAnsi="Arial Narrow" w:cs="Arial Narrow"/>
-          <w:b/>
-          <w:color w:val="000000"/>
-          <w:kern w:val="0"/>
-          <w:lang w:eastAsia="es-PE"/>
-          <ns2:ligatures ns2:val="none"/>
+          <w14:ligatures w14:val="none"/>
+        </w:rPr>
+      </w:pPr>
+      <w:r>
+        <w:rPr>
+          <w:rFonts w:ascii="Arial Narrow" w:eastAsia="Arial Narrow" w:hAnsi="Arial Narrow" w:cs="Arial Narrow"/>
+          <w:b/>
+          <w:color w:val="000000"/>
+          <w:kern w:val="0"/>
+          <w:lang w:eastAsia="es-PE"/>
+          <w14:ligatures w14:val="none"/>
         </w:rPr>
         <w:t>SEGUNDO:</w:t>
       </w:r>
@@ -4012,7 +3981,7 @@
           <w:color w:val="000000"/>
           <w:kern w:val="0"/>
           <w:lang w:eastAsia="es-PE"/>
-          <ns2:ligatures ns2:val="none"/>
+          <w14:ligatures w14:val="none"/>
         </w:rPr>
         <w:t xml:space="preserve"> tener por ofrecidos los medios probatorios presentados en el escrito de denuncia </w:t>
       </w:r>
@@ -4022,7 +3991,7 @@
           <w:color w:val="000000"/>
           <w:kern w:val="0"/>
           <w:lang w:val="es-ES" w:eastAsia="es-ES"/>
-          <ns2:ligatures ns2:val="none"/>
+          <w14:ligatures w14:val="none"/>
         </w:rPr>
         <w:t xml:space="preserve">del </w:t>
       </w:r>
@@ -4032,7 +4001,7 @@
           <w:color w:val="000000"/>
           <w:kern w:val="0"/>
           <w:lang w:val="es-ES" w:eastAsia="es-ES"/>
-          <ns2:ligatures ns2:val="none"/>
+          <w14:ligatures w14:val="none"/>
         </w:rPr>
         <w:t>16 de enero de 2026</w:t>
       </w:r>
@@ -4040,12 +4009,12 @@
         <w:rPr>
           <w:rFonts w:ascii="Arial Narrow" w:eastAsia="Calibri" w:hAnsi="Arial Narrow" w:cs="Arial"/>
           <w:kern w:val="0"/>
-          <ns2:ligatures ns2:val="none"/>
+          <w14:ligatures w14:val="none"/>
         </w:rPr>
         <w:t>.</w:t>
       </w:r>
     </w:p>
-    <w:p ns2:paraId="2AF03E3F" ns2:textId="77777777">
+    <w:p>
       <w:pPr>
         <w:spacing w:after="0" w:line="240" w:lineRule="auto"/>
         <w:contextualSpacing/>
@@ -4055,11 +4024,11 @@
           <w:color w:val="000000"/>
           <w:kern w:val="0"/>
           <w:lang w:eastAsia="es-PE"/>
-          <ns2:ligatures ns2:val="none"/>
-        </w:rPr>
-      </w:pPr>
-    </w:p>
-    <w:p ns2:paraId="5D90C1F7" ns2:textId="1B7A4CE4">
+          <w14:ligatures w14:val="none"/>
+        </w:rPr>
+      </w:pPr>
+    </w:p>
+    <w:p>
       <w:pPr>
         <w:spacing w:after="0" w:line="240" w:lineRule="auto"/>
         <w:contextualSpacing/>
@@ -4069,17 +4038,17 @@
           <w:color w:val="000000"/>
           <w:kern w:val="0"/>
           <w:lang w:eastAsia="es-PE"/>
-          <ns2:ligatures ns2:val="none"/>
-        </w:rPr>
-      </w:pPr>
-      <w:r>
-        <w:rPr>
-          <w:rFonts w:ascii="Arial Narrow" w:eastAsia="Arial Narrow" w:hAnsi="Arial Narrow" w:cs="Arial Narrow"/>
-          <w:b/>
-          <w:color w:val="000000"/>
-          <w:kern w:val="0"/>
-          <w:lang w:eastAsia="es-PE"/>
-          <ns2:ligatures ns2:val="none"/>
+          <w14:ligatures w14:val="none"/>
+        </w:rPr>
+      </w:pPr>
+      <w:r>
+        <w:rPr>
+          <w:rFonts w:ascii="Arial Narrow" w:eastAsia="Arial Narrow" w:hAnsi="Arial Narrow" w:cs="Arial Narrow"/>
+          <w:b/>
+          <w:color w:val="000000"/>
+          <w:kern w:val="0"/>
+          <w:lang w:eastAsia="es-PE"/>
+          <w14:ligatures w14:val="none"/>
         </w:rPr>
         <w:t xml:space="preserve">TERCERO: </w:t>
       </w:r>
@@ -4089,7 +4058,7 @@
           <w:color w:val="000000"/>
           <w:kern w:val="0"/>
           <w:lang w:eastAsia="es-PE"/>
-          <ns2:ligatures ns2:val="none"/>
+          <w14:ligatures w14:val="none"/>
         </w:rPr>
         <w:t xml:space="preserve">requerir a </w:t>
       </w:r>
@@ -4100,7 +4069,7 @@
           <w:kern w:val="0"/>
           <w:shd w:val="clear" w:color="auto" w:fill="FFFFFF"/>
           <w:lang w:eastAsia="es-PE"/>
-          <ns2:ligatures ns2:val="none"/>
+          <w14:ligatures w14:val="none"/>
         </w:rPr>
         <w:t xml:space="preserve">Rímac Seguros y Reaseguros S.A. </w:t>
       </w:r>
@@ -4118,7 +4087,7 @@
           <w:kern w:val="0"/>
           <w:shd w:val="clear" w:color="auto" w:fill="FFFFFF"/>
           <w:lang w:eastAsia="es-PE"/>
-          <ns2:ligatures ns2:val="none"/>
+          <w14:ligatures w14:val="none"/>
         </w:rPr>
         <w:t xml:space="preserve">Corredores de Seguros Falabella S.A.C. </w:t>
       </w:r>
@@ -4128,12 +4097,12 @@
           <w:color w:val="000000"/>
           <w:kern w:val="0"/>
           <w:lang w:eastAsia="es-PE"/>
-          <ns2:ligatures ns2:val="none"/>
+          <w14:ligatures w14:val="none"/>
         </w:rPr>
         <w:t>que cumplan con lo siguiente:</w:t>
       </w:r>
     </w:p>
-    <w:p ns2:paraId="156DFAB9" ns2:textId="77777777">
+    <w:p>
       <w:pPr>
         <w:spacing w:after="0" w:line="240" w:lineRule="auto"/>
         <w:contextualSpacing/>
@@ -4143,11 +4112,11 @@
           <w:color w:val="000000"/>
           <w:kern w:val="0"/>
           <w:lang w:eastAsia="es-PE"/>
-          <ns2:ligatures ns2:val="none"/>
-        </w:rPr>
-      </w:pPr>
-    </w:p>
-    <w:p ns2:paraId="37384474" ns2:textId="77777777">
+          <w14:ligatures w14:val="none"/>
+        </w:rPr>
+      </w:pPr>
+    </w:p>
+    <w:p>
       <w:pPr>
         <w:numPr>
           <w:ilvl w:val="0"/>
@@ -4162,21 +4131,21 @@
           <w:color w:val="000000"/>
           <w:kern w:val="0"/>
           <w:lang w:eastAsia="es-PE"/>
-          <ns2:ligatures ns2:val="none"/>
-        </w:rPr>
-      </w:pPr>
-      <w:r>
-        <w:rPr>
-          <w:rFonts w:ascii="Arial Narrow" w:eastAsia="Arial Narrow" w:hAnsi="Arial Narrow" w:cs="Arial Narrow"/>
-          <w:color w:val="000000"/>
-          <w:kern w:val="0"/>
-          <w:lang w:eastAsia="es-PE"/>
-          <ns2:ligatures ns2:val="none"/>
+          <w14:ligatures w14:val="none"/>
+        </w:rPr>
+      </w:pPr>
+      <w:r>
+        <w:rPr>
+          <w:rFonts w:ascii="Arial Narrow" w:eastAsia="Arial Narrow" w:hAnsi="Arial Narrow" w:cs="Arial Narrow"/>
+          <w:color w:val="000000"/>
+          <w:kern w:val="0"/>
+          <w:lang w:eastAsia="es-PE"/>
+          <w14:ligatures w14:val="none"/>
         </w:rPr>
         <w:t>presentar documentos que acrediten su inscripción en los Registros Públicos o una declaración jurada que indique que cuenta con dicha inscripción;</w:t>
       </w:r>
     </w:p>
-    <w:p ns2:paraId="04A6E74B" ns2:textId="77777777">
+    <w:p>
       <w:pPr>
         <w:numPr>
           <w:ilvl w:val="0"/>
@@ -4191,21 +4160,21 @@
           <w:color w:val="000000"/>
           <w:kern w:val="0"/>
           <w:lang w:eastAsia="es-PE"/>
-          <ns2:ligatures ns2:val="none"/>
-        </w:rPr>
-      </w:pPr>
-      <w:r>
-        <w:rPr>
-          <w:rFonts w:ascii="Arial Narrow" w:eastAsia="Arial Narrow" w:hAnsi="Arial Narrow" w:cs="Arial Narrow"/>
-          <w:color w:val="000000"/>
-          <w:kern w:val="0"/>
-          <w:lang w:eastAsia="es-PE"/>
-          <ns2:ligatures ns2:val="none"/>
+          <w14:ligatures w14:val="none"/>
+        </w:rPr>
+      </w:pPr>
+      <w:r>
+        <w:rPr>
+          <w:rFonts w:ascii="Arial Narrow" w:eastAsia="Arial Narrow" w:hAnsi="Arial Narrow" w:cs="Arial Narrow"/>
+          <w:color w:val="000000"/>
+          <w:kern w:val="0"/>
+          <w:lang w:eastAsia="es-PE"/>
+          <w14:ligatures w14:val="none"/>
         </w:rPr>
         <w:t>presentar copia simple de las facultades de representación de su representante legal en el presente procedimiento o la declaración jurada que indique que cuenta con dichas facultades y que estas se encuentran vigentes;</w:t>
       </w:r>
     </w:p>
-    <w:p ns2:paraId="1203D0DC" ns2:textId="77777777">
+    <w:p>
       <w:pPr>
         <w:numPr>
           <w:ilvl w:val="0"/>
@@ -4220,21 +4189,21 @@
           <w:color w:val="000000"/>
           <w:kern w:val="0"/>
           <w:lang w:eastAsia="es-PE"/>
-          <ns2:ligatures ns2:val="none"/>
-        </w:rPr>
-      </w:pPr>
-      <w:r>
-        <w:rPr>
-          <w:rFonts w:ascii="Arial Narrow" w:eastAsia="Arial Narrow" w:hAnsi="Arial Narrow" w:cs="Arial Narrow"/>
-          <w:color w:val="000000"/>
-          <w:kern w:val="0"/>
-          <w:lang w:eastAsia="es-PE"/>
-          <ns2:ligatures ns2:val="none"/>
+          <w14:ligatures w14:val="none"/>
+        </w:rPr>
+      </w:pPr>
+      <w:r>
+        <w:rPr>
+          <w:rFonts w:ascii="Arial Narrow" w:eastAsia="Arial Narrow" w:hAnsi="Arial Narrow" w:cs="Arial Narrow"/>
+          <w:color w:val="000000"/>
+          <w:kern w:val="0"/>
+          <w:lang w:eastAsia="es-PE"/>
+          <w14:ligatures w14:val="none"/>
         </w:rPr>
         <w:t>consignar el Número de Registro Único de Contribuyentes (RUC); y,</w:t>
       </w:r>
     </w:p>
-    <w:p ns2:paraId="37704CA2" ns2:textId="77777777">
+    <w:p>
       <w:pPr>
         <w:numPr>
           <w:ilvl w:val="0"/>
@@ -4247,16 +4216,16 @@
         <w:rPr>
           <w:rFonts w:ascii="Arial Narrow" w:eastAsia="Calibri" w:hAnsi="Arial Narrow" w:cs="Arial"/>
           <w:kern w:val="0"/>
-          <ns2:ligatures ns2:val="none"/>
-        </w:rPr>
-      </w:pPr>
-      <w:r>
-        <w:rPr>
-          <w:rFonts w:ascii="Arial Narrow" w:eastAsia="Arial Narrow" w:hAnsi="Arial Narrow" w:cs="Arial Narrow"/>
-          <w:color w:val="000000"/>
-          <w:kern w:val="0"/>
-          <w:lang w:eastAsia="es-PE"/>
-          <ns2:ligatures ns2:val="none"/>
+          <w14:ligatures w14:val="none"/>
+        </w:rPr>
+      </w:pPr>
+      <w:r>
+        <w:rPr>
+          <w:rFonts w:ascii="Arial Narrow" w:eastAsia="Arial Narrow" w:hAnsi="Arial Narrow" w:cs="Arial Narrow"/>
+          <w:color w:val="000000"/>
+          <w:kern w:val="0"/>
+          <w:lang w:eastAsia="es-PE"/>
+          <w14:ligatures w14:val="none"/>
         </w:rPr>
         <w:t>fijar domicilio procesal para el procedimiento, de conformidad con el numeral 1 del artículo 442</w:t>
       </w:r>
@@ -4266,7 +4235,7 @@
           <w:color w:val="000000"/>
           <w:kern w:val="0"/>
           <w:lang w:eastAsia="es-PE"/>
-          <ns2:ligatures ns2:val="none"/>
+          <w14:ligatures w14:val="none"/>
         </w:rPr>
         <w:t/>
       </w:r>
@@ -4276,7 +4245,7 @@
           <w:color w:val="000000"/>
           <w:kern w:val="0"/>
           <w:lang w:eastAsia="es-PE"/>
-          <ns2:ligatures ns2:val="none"/>
+          <w14:ligatures w14:val="none"/>
         </w:rPr>
         <w:t xml:space="preserve"> del Código Procesal Civil. </w:t>
       </w:r>
@@ -4284,7 +4253,7 @@
         <w:rPr>
           <w:rFonts w:ascii="Arial Narrow" w:eastAsia="Calibri" w:hAnsi="Arial Narrow" w:cs="Arial"/>
           <w:kern w:val="0"/>
-          <ns2:ligatures ns2:val="none"/>
+          <w14:ligatures w14:val="none"/>
         </w:rPr>
         <w:t>Para ello podrá señalar domicilio físico o una dirección electrónica a la que pueda remitirse las notificaciones</w:t>
       </w:r>
@@ -4293,12 +4262,12 @@
           <w:rFonts w:ascii="Arial Narrow" w:eastAsia="Arial" w:hAnsi="Arial Narrow" w:cs="Arial"/>
           <w:kern w:val="0"/>
           <w:lang w:val="es"/>
-          <ns2:ligatures ns2:val="none"/>
+          <w14:ligatures w14:val="none"/>
         </w:rPr>
         <w:t>;</w:t>
       </w:r>
     </w:p>
-    <w:p ns2:paraId="6A38ABFB" ns2:textId="77777777">
+    <w:p>
       <w:pPr>
         <w:numPr>
           <w:ilvl w:val="0"/>
@@ -4311,14 +4280,14 @@
         <w:rPr>
           <w:rFonts w:ascii="Arial Narrow" w:eastAsia="Calibri" w:hAnsi="Arial Narrow" w:cs="Arial"/>
           <w:kern w:val="0"/>
-          <ns2:ligatures ns2:val="none"/>
+          <w14:ligatures w14:val="none"/>
         </w:rPr>
       </w:pPr>
       <w:r>
         <w:rPr>
           <w:rFonts w:ascii="Arial Narrow" w:eastAsia="Calibri" w:hAnsi="Arial Narrow" w:cs="Arial"/>
           <w:kern w:val="0"/>
-          <ns2:ligatures ns2:val="none"/>
+          <w14:ligatures w14:val="none"/>
         </w:rPr>
         <w:t>en caso califique como micro empresa o pequeña empresa, presentar los documentos que acrediten su volumen de ventas o ingresos brutos percibidos el año anterior relativo a todas sus actividades económicas y el número de trabajadores con el que cuenta</w:t>
       </w:r>
@@ -4328,7 +4297,7 @@
           <w:rFonts w:ascii="Arial Narrow" w:eastAsia="Calibri" w:hAnsi="Arial Narrow" w:cs="Arial"/>
           <w:kern w:val="0"/>
           <w:vertAlign w:val="superscript"/>
-          <ns2:ligatures ns2:val="none"/>
+          <w14:ligatures w14:val="none"/>
         </w:rPr>
         <w:footnoteReference w:id="6"/>
       </w:r>
@@ -4336,7 +4305,7 @@
         <w:rPr>
           <w:rFonts w:ascii="Arial Narrow" w:eastAsia="Calibri" w:hAnsi="Arial Narrow" w:cs="Arial"/>
           <w:kern w:val="0"/>
-          <ns2:ligatures ns2:val="none"/>
+          <w14:ligatures w14:val="none"/>
         </w:rPr>
         <w:t>. Ello, a fin de que la Comisión pueda meritar dicha documentación, conforme lo establece el artículo 110</w:t>
       </w:r>
@@ -4346,7 +4315,7 @@
           <w:color w:val="000000"/>
           <w:kern w:val="0"/>
           <w:lang w:eastAsia="es-PE"/>
-          <ns2:ligatures ns2:val="none"/>
+          <w14:ligatures w14:val="none"/>
         </w:rPr>
         <w:t/>
       </w:r>
@@ -4354,7 +4323,7 @@
         <w:rPr>
           <w:rFonts w:ascii="Arial Narrow" w:eastAsia="Calibri" w:hAnsi="Arial Narrow" w:cs="Arial"/>
           <w:kern w:val="0"/>
-          <ns2:ligatures ns2:val="none"/>
+          <w14:ligatures w14:val="none"/>
         </w:rPr>
         <w:t xml:space="preserve"> del </w:t>
       </w:r>
@@ -4363,7 +4332,7 @@
           <w:rFonts w:ascii="Arial Narrow" w:eastAsia="Calibri" w:hAnsi="Arial Narrow" w:cs="Arial"/>
           <w:spacing w:val="-2"/>
           <w:kern w:val="0"/>
-          <ns2:ligatures ns2:val="none"/>
+          <w14:ligatures w14:val="none"/>
         </w:rPr>
         <w:t>Código</w:t>
       </w:r>
@@ -4374,7 +4343,7 @@
           <w:spacing w:val="-2"/>
           <w:kern w:val="0"/>
           <w:vertAlign w:val="superscript"/>
-          <ns2:ligatures ns2:val="none"/>
+          <w14:ligatures w14:val="none"/>
         </w:rPr>
         <w:footnoteReference w:id="7"/>
       </w:r>
@@ -4383,12 +4352,12 @@
           <w:rFonts w:ascii="Arial Narrow" w:eastAsia="Calibri" w:hAnsi="Arial Narrow" w:cs="Arial"/>
           <w:spacing w:val="-2"/>
           <w:kern w:val="0"/>
-          <ns2:ligatures ns2:val="none"/>
+          <w14:ligatures w14:val="none"/>
         </w:rPr>
         <w:t>.</w:t>
       </w:r>
     </w:p>
-    <w:p ns2:paraId="1B2AA0D1" ns2:textId="77777777">
+    <w:p>
       <w:pPr>
         <w:spacing w:after="0" w:line="240" w:lineRule="auto"/>
         <w:ind w:left="567"/>
@@ -4399,7 +4368,7 @@
           <w:color w:val="000000"/>
           <w:kern w:val="0"/>
           <w:lang w:eastAsia="es-PE"/>
-          <ns2:ligatures ns2:val="none"/>
+          <w14:ligatures w14:val="none"/>
         </w:rPr>
       </w:pPr>
     </w:p>
@@ -4413,7 +4382,7 @@
           <w:color w:val="000000"/>
           <w:kern w:val="0"/>
           <w:lang w:eastAsia="es-PE"/>
-          <ns2:ligatures ns2:val="none"/>
+          <w14:ligatures w14:val="none"/>
         </w:rPr>
       </w:pPr>
       <w:r>
@@ -4432,10 +4401,50 @@
           <w:sz w:val="20"/>
           <w:szCs w:val="20"/>
         </w:rPr>
-        <w:t xml:space="preserve">correr traslado de la presente resolución a Rímac Seguros y Reaseguros S.A. y Corredores de Seguros Falabella S.A.C. para que, de conformidad con lo dispuesto por el artículo 26 de la Ley sobre Facultades, Normas y Organización del Indecopi, aprobada por Decreto Legislativo 807, presenten sus descargos sobre la imputación de cargos realizada en un plazo no mayor a cinco (5) días hábiles contado a partir del día siguiente de la notificación de la presente resolución, vencido el cual, el Secretario Técnico declarará en rebeldía a los denunciados que no lo hubieran presentado. Debe precisarse que de conformidad con lo establecido por el artículo 223 del Texto Único Ordenado de la Ley 27444, Ley del Procedimiento Administrativo General, las alegaciones y los hechos relevantes de la reclamación, salvo que hayan sido específicamente negadas en la contestación, se tendrán por aceptadas o merituadas como ciertas.</w:t>
-      </w:r>
-    </w:p>
-    <w:p ns2:paraId="2F1C55D7" ns2:textId="77777777">
+        <w:t xml:space="preserve">correr traslado de la presente resolución a Rímac Seguros y Reaseguros S.A. y Corredores de Seguros Falabella S.A.C. para que, de conformidad con lo dispuesto por el artículo 26 de la Ley sobre Facultades, Normas y Organización del Indecopi, aprobada por Decreto Legislativo 807</w:t>
+      </w:r>
+      <w:r>
+        <w:rPr>
+          <w:rStyle w:val="Refdenotaalpie"/>
+          <w:rFonts w:ascii="Arial Narrow" w:eastAsia="Times New Roman" w:hAnsi="Arial Narrow" w:cs="Times New Roman"/>
+          <w:color w:val="000000"/>
+          <w:kern w:val="0"/>
+          <w:vertAlign w:val="superscript"/>
+          <w:lang w:val="es-ES" w:eastAsia="es-ES"/>
+          <w14:ligatures w14:val="none"/>
+        </w:rPr>
+        <w:footnoteReference w:id="13"/>
+      </w:r>
+      <w:r>
+        <w:rPr>
+          <w:rFonts w:ascii="Arial Narrow" w:hAnsi="Arial Narrow" w:cs="Arial Narrow"/>
+          <w:sz w:val="20"/>
+          <w:szCs w:val="20"/>
+        </w:rPr>
+        <w:t xml:space="preserve">, presenten sus descargos sobre la imputación de cargos realizada en un plazo no mayor a cinco (5) días hábiles contado a partir del día siguiente de la notificación de la presente resolución, vencido el cual, el Secretario Técnico declarará en rebeldía a los denunciados que no lo hubieran presentado. Debe precisarse que de conformidad con lo establecido por el artículo 223 del Texto Único Ordenado de la Ley 27444, Ley del Procedimiento Administrativo General</w:t>
+      </w:r>
+      <w:r>
+        <w:rPr>
+          <w:rStyle w:val="Refdenotaalpie"/>
+          <w:rFonts w:ascii="Arial Narrow" w:eastAsia="Times New Roman" w:hAnsi="Arial Narrow" w:cs="Times New Roman"/>
+          <w:color w:val="000000"/>
+          <w:kern w:val="0"/>
+          <w:vertAlign w:val="superscript"/>
+          <w:lang w:val="es-ES" w:eastAsia="es-ES"/>
+          <w14:ligatures w14:val="none"/>
+        </w:rPr>
+        <w:footnoteReference w:id="14"/>
+      </w:r>
+      <w:r>
+        <w:rPr>
+          <w:rFonts w:ascii="Arial Narrow" w:hAnsi="Arial Narrow" w:cs="Arial Narrow"/>
+          <w:sz w:val="20"/>
+          <w:szCs w:val="20"/>
+        </w:rPr>
+        <w:t xml:space="preserve">, las alegaciones y los hechos relevantes de la reclamación, salvo que hayan sido específicamente negadas en la contestación, se tendrán por aceptadas o merituadas como ciertas.</w:t>
+      </w:r>
+    </w:p>
+    <w:p>
       <w:pPr>
         <w:spacing w:after="0" w:line="240" w:lineRule="auto"/>
         <w:contextualSpacing/>
@@ -4445,11 +4454,11 @@
           <w:color w:val="000000"/>
           <w:kern w:val="0"/>
           <w:lang w:eastAsia="es-PE"/>
-          <ns2:ligatures ns2:val="none"/>
-        </w:rPr>
-      </w:pPr>
-    </w:p>
-    <w:p ns2:paraId="6D15F6EA" ns2:textId="601803F7">
+          <w14:ligatures w14:val="none"/>
+        </w:rPr>
+      </w:pPr>
+    </w:p>
+    <w:p>
       <w:pPr>
         <w:spacing w:after="0" w:line="240" w:lineRule="auto"/>
         <w:contextualSpacing/>
@@ -4459,17 +4468,17 @@
           <w:color w:val="000000"/>
           <w:kern w:val="0"/>
           <w:lang w:val="es-ES" w:eastAsia="es-ES"/>
-          <ns2:ligatures ns2:val="none"/>
-        </w:rPr>
-      </w:pPr>
-      <w:r>
-        <w:rPr>
-          <w:rFonts w:ascii="Arial Narrow" w:eastAsia="Arial Narrow" w:hAnsi="Arial Narrow" w:cs="Arial Narrow"/>
-          <w:b/>
-          <w:color w:val="000000"/>
-          <w:kern w:val="0"/>
-          <w:lang w:eastAsia="es-PE"/>
-          <ns2:ligatures ns2:val="none"/>
+          <w14:ligatures w14:val="none"/>
+        </w:rPr>
+      </w:pPr>
+      <w:r>
+        <w:rPr>
+          <w:rFonts w:ascii="Arial Narrow" w:eastAsia="Arial Narrow" w:hAnsi="Arial Narrow" w:cs="Arial Narrow"/>
+          <w:b/>
+          <w:color w:val="000000"/>
+          <w:kern w:val="0"/>
+          <w:lang w:eastAsia="es-PE"/>
+          <w14:ligatures w14:val="none"/>
         </w:rPr>
         <w:t xml:space="preserve">QUINTO: </w:t>
       </w:r>
@@ -4480,7 +4489,7 @@
           <w:color w:val="000000"/>
           <w:kern w:val="0"/>
           <w:lang w:eastAsia="es-ES"/>
-          <ns2:ligatures ns2:val="none"/>
+          <w14:ligatures w14:val="none"/>
         </w:rPr>
         <w:t xml:space="preserve">requerir </w:t>
       </w:r>
@@ -4490,7 +4499,7 @@
           <w:color w:val="000000"/>
           <w:kern w:val="0"/>
           <w:lang w:val="es-ES" w:eastAsia="es-ES"/>
-          <ns2:ligatures ns2:val="none"/>
+          <w14:ligatures w14:val="none"/>
         </w:rPr>
         <w:t xml:space="preserve">que, en un </w:t>
       </w:r>
@@ -4500,7 +4509,7 @@
           <w:color w:val="000000"/>
           <w:kern w:val="0"/>
           <w:lang w:eastAsia="es-ES"/>
-          <ns2:ligatures ns2:val="none"/>
+          <w14:ligatures w14:val="none"/>
         </w:rPr>
         <w:t>plazo no mayor de cinco (5) días hábiles contado a partir del día siguiente de la notificación de la presente resolución</w:t>
       </w:r>
@@ -4511,7 +4520,7 @@
           <w:color w:val="000000"/>
           <w:kern w:val="0"/>
           <w:lang w:eastAsia="es-ES"/>
-          <ns2:ligatures ns2:val="none"/>
+          <w14:ligatures w14:val="none"/>
         </w:rPr>
         <w:t xml:space="preserve">, </w:t>
       </w:r>
@@ -4523,7 +4532,7 @@
           <w:kern w:val="0"/>
           <w:shd w:val="clear" w:color="auto" w:fill="FFFFFF"/>
           <w:lang w:eastAsia="es-PE"/>
-          <ns2:ligatures ns2:val="none"/>
+          <w14:ligatures w14:val="none"/>
         </w:rPr>
         <w:t>Rímac Seguros y Reaseguros S.A</w:t>
       </w:r>
@@ -4540,7 +4549,7 @@
           <w:color w:val="000000"/>
           <w:kern w:val="0"/>
           <w:lang w:eastAsia="es-ES"/>
-          <ns2:ligatures ns2:val="none"/>
+          <w14:ligatures w14:val="none"/>
         </w:rPr>
         <w:t xml:space="preserve">, </w:t>
       </w:r>
@@ -4551,7 +4560,7 @@
           <w:color w:val="000000"/>
           <w:kern w:val="0"/>
           <w:lang w:val="es-ES" w:eastAsia="es-ES"/>
-          <ns2:ligatures ns2:val="none"/>
+          <w14:ligatures w14:val="none"/>
         </w:rPr>
         <w:t xml:space="preserve">cumpla con: </w:t>
       </w:r>
@@ -4561,7 +4570,7 @@
           <w:color w:val="000000"/>
           <w:kern w:val="0"/>
           <w:lang w:val="es-ES" w:eastAsia="es-ES"/>
-          <ns2:ligatures ns2:val="none"/>
+          <w14:ligatures w14:val="none"/>
         </w:rPr>
         <w:t>(i) presentar una copia debidamente suscrita de Póliza 2001-755531 del Seguro Vehicular materia de denuncia, así como el cargo de remisión de la póliza; (</w:t>
       </w:r>
@@ -4572,7 +4581,7 @@
           <w:color w:val="000000"/>
           <w:kern w:val="0"/>
           <w:lang w:val="es-ES" w:eastAsia="es-ES"/>
-          <ns2:ligatures ns2:val="none"/>
+          <w14:ligatures w14:val="none"/>
         </w:rPr>
         <w:t>ii</w:t>
       </w:r>
@@ -4583,7 +4592,7 @@
           <w:color w:val="000000"/>
           <w:kern w:val="0"/>
           <w:lang w:val="es-ES" w:eastAsia="es-ES"/>
-          <ns2:ligatures ns2:val="none"/>
+          <w14:ligatures w14:val="none"/>
         </w:rPr>
         <w:t xml:space="preserve">) presentar los medios probatorios que acrediten que el valor determinado de liquidación del siniestro </w:t>
       </w:r>
@@ -4593,7 +4602,7 @@
           <w:color w:val="000000"/>
           <w:kern w:val="0"/>
           <w:lang w:eastAsia="es-ES"/>
-          <ns2:ligatures ns2:val="none"/>
+          <w14:ligatures w14:val="none"/>
         </w:rPr>
         <w:t>690242 fue justificado</w:t>
       </w:r>
@@ -4603,7 +4612,7 @@
           <w:color w:val="000000"/>
           <w:kern w:val="0"/>
           <w:lang w:val="es-ES" w:eastAsia="es-ES"/>
-          <ns2:ligatures ns2:val="none"/>
+          <w14:ligatures w14:val="none"/>
         </w:rPr>
         <w:t>; y, (</w:t>
       </w:r>
@@ -4614,7 +4623,7 @@
           <w:color w:val="000000"/>
           <w:kern w:val="0"/>
           <w:lang w:val="es-ES" w:eastAsia="es-ES"/>
-          <ns2:ligatures ns2:val="none"/>
+          <w14:ligatures w14:val="none"/>
         </w:rPr>
         <w:t>iii</w:t>
       </w:r>
@@ -4625,7 +4634,7 @@
           <w:color w:val="000000"/>
           <w:kern w:val="0"/>
           <w:lang w:val="es-ES" w:eastAsia="es-ES"/>
-          <ns2:ligatures ns2:val="none"/>
+          <w14:ligatures w14:val="none"/>
         </w:rPr>
         <w:t>) presentar todas las comunicaciones cursadas con la parte denunciante en virtud de los hechos materia de denuncia</w:t>
       </w:r>
@@ -4635,12 +4644,12 @@
           <w:color w:val="000000"/>
           <w:kern w:val="0"/>
           <w:lang w:val="es-ES" w:eastAsia="es-ES"/>
-          <ns2:ligatures ns2:val="none"/>
+          <w14:ligatures w14:val="none"/>
         </w:rPr>
         <w:t>.</w:t>
       </w:r>
     </w:p>
-    <w:p ns2:paraId="7EAE58BA" ns2:textId="77777777">
+    <w:p>
       <w:pPr>
         <w:spacing w:after="0" w:line="240" w:lineRule="auto"/>
         <w:contextualSpacing/>
@@ -4650,11 +4659,11 @@
           <w:color w:val="000000"/>
           <w:kern w:val="0"/>
           <w:lang w:val="es-ES" w:eastAsia="es-ES"/>
-          <ns2:ligatures ns2:val="none"/>
-        </w:rPr>
-      </w:pPr>
-    </w:p>
-    <w:p ns2:paraId="018EE32A" ns2:textId="3D597CE3">
+          <w14:ligatures w14:val="none"/>
+        </w:rPr>
+      </w:pPr>
+    </w:p>
+    <w:p>
       <w:pPr>
         <w:spacing w:after="0" w:line="240" w:lineRule="auto"/>
         <w:contextualSpacing/>
@@ -4664,17 +4673,17 @@
           <w:color w:val="000000"/>
           <w:kern w:val="0"/>
           <w:lang w:val="es-ES" w:eastAsia="es-ES"/>
-          <ns2:ligatures ns2:val="none"/>
-        </w:rPr>
-      </w:pPr>
-      <w:r>
-        <w:rPr>
-          <w:rFonts w:ascii="Arial Narrow" w:eastAsia="Arial Narrow" w:hAnsi="Arial Narrow" w:cs="Arial Narrow"/>
-          <w:b/>
-          <w:color w:val="000000"/>
-          <w:kern w:val="0"/>
-          <w:lang w:eastAsia="es-PE"/>
-          <ns2:ligatures ns2:val="none"/>
+          <w14:ligatures w14:val="none"/>
+        </w:rPr>
+      </w:pPr>
+      <w:r>
+        <w:rPr>
+          <w:rFonts w:ascii="Arial Narrow" w:eastAsia="Arial Narrow" w:hAnsi="Arial Narrow" w:cs="Arial Narrow"/>
+          <w:b/>
+          <w:color w:val="000000"/>
+          <w:kern w:val="0"/>
+          <w:lang w:eastAsia="es-PE"/>
+          <w14:ligatures w14:val="none"/>
         </w:rPr>
         <w:t xml:space="preserve">SEXTO: </w:t>
       </w:r>
@@ -4684,7 +4693,7 @@
           <w:color w:val="000000"/>
           <w:kern w:val="0"/>
           <w:lang w:eastAsia="es-ES"/>
-          <ns2:ligatures ns2:val="none"/>
+          <w14:ligatures w14:val="none"/>
         </w:rPr>
         <w:t xml:space="preserve">requerir </w:t>
       </w:r>
@@ -4694,7 +4703,7 @@
           <w:color w:val="000000"/>
           <w:kern w:val="0"/>
           <w:lang w:val="es-ES" w:eastAsia="es-ES"/>
-          <ns2:ligatures ns2:val="none"/>
+          <w14:ligatures w14:val="none"/>
         </w:rPr>
         <w:t xml:space="preserve">que, en un </w:t>
       </w:r>
@@ -4704,7 +4713,7 @@
           <w:color w:val="000000"/>
           <w:kern w:val="0"/>
           <w:lang w:eastAsia="es-ES"/>
-          <ns2:ligatures ns2:val="none"/>
+          <w14:ligatures w14:val="none"/>
         </w:rPr>
         <w:t xml:space="preserve">plazo no mayor de cinco (5) días hábiles contado a partir del día siguiente de la notificación de la presente resolución, </w:t>
       </w:r>
@@ -4715,7 +4724,7 @@
           <w:kern w:val="0"/>
           <w:shd w:val="clear" w:color="auto" w:fill="FFFFFF"/>
           <w:lang w:eastAsia="es-PE"/>
-          <ns2:ligatures ns2:val="none"/>
+          <w14:ligatures w14:val="none"/>
         </w:rPr>
         <w:t>Corredores de Seguros Falabella S.A.C.</w:t>
       </w:r>
@@ -4725,7 +4734,7 @@
           <w:color w:val="000000"/>
           <w:kern w:val="0"/>
           <w:lang w:eastAsia="es-ES"/>
-          <ns2:ligatures ns2:val="none"/>
+          <w14:ligatures w14:val="none"/>
         </w:rPr>
         <w:t xml:space="preserve">, </w:t>
       </w:r>
@@ -4735,7 +4744,7 @@
           <w:color w:val="000000"/>
           <w:kern w:val="0"/>
           <w:lang w:val="es-ES" w:eastAsia="es-ES"/>
-          <ns2:ligatures ns2:val="none"/>
+          <w14:ligatures w14:val="none"/>
         </w:rPr>
         <w:t xml:space="preserve">cumpla con: </w:t>
       </w:r>
@@ -4745,7 +4754,7 @@
           <w:color w:val="000000"/>
           <w:kern w:val="0"/>
           <w:lang w:val="es-ES" w:eastAsia="es-ES"/>
-          <ns2:ligatures ns2:val="none"/>
+          <w14:ligatures w14:val="none"/>
         </w:rPr>
         <w:t>(i) presentar una copia debidamente suscrita de Póliza 2001-755531 del Seguro Vehicular materia de denuncia, así como el cargo de remisión de la póliza; y, (</w:t>
       </w:r>
@@ -4756,7 +4765,7 @@
           <w:color w:val="000000"/>
           <w:kern w:val="0"/>
           <w:lang w:val="es-ES" w:eastAsia="es-ES"/>
-          <ns2:ligatures ns2:val="none"/>
+          <w14:ligatures w14:val="none"/>
         </w:rPr>
         <w:t>ii</w:t>
       </w:r>
@@ -4767,7 +4776,7 @@
           <w:color w:val="000000"/>
           <w:kern w:val="0"/>
           <w:lang w:val="es-ES" w:eastAsia="es-ES"/>
-          <ns2:ligatures ns2:val="none"/>
+          <w14:ligatures w14:val="none"/>
         </w:rPr>
         <w:t>) presentar todas las comunicaciones cursadas con la parte denunciante en virtud de los hechos materia de denuncia</w:t>
       </w:r>
@@ -4777,12 +4786,12 @@
           <w:color w:val="000000"/>
           <w:kern w:val="0"/>
           <w:lang w:val="es-ES" w:eastAsia="es-ES"/>
-          <ns2:ligatures ns2:val="none"/>
+          <w14:ligatures w14:val="none"/>
         </w:rPr>
         <w:t>.</w:t>
       </w:r>
     </w:p>
-    <w:p ns2:paraId="61AD8504" ns2:textId="77777777">
+    <w:p>
       <w:pPr>
         <w:spacing w:after="0" w:line="240" w:lineRule="auto"/>
         <w:contextualSpacing/>
@@ -4793,11 +4802,11 @@
           <w:color w:val="000000"/>
           <w:kern w:val="0"/>
           <w:lang w:val="es-ES" w:eastAsia="es-PE"/>
-          <ns2:ligatures ns2:val="none"/>
-        </w:rPr>
-      </w:pPr>
-    </w:p>
-    <w:p ns2:paraId="58D4E496" ns2:textId="77777777">
+          <w14:ligatures w14:val="none"/>
+        </w:rPr>
+      </w:pPr>
+    </w:p>
+    <w:p>
       <w:pPr>
         <w:spacing w:after="0" w:line="240" w:lineRule="auto"/>
         <w:contextualSpacing/>
@@ -4807,17 +4816,17 @@
           <w:color w:val="000000"/>
           <w:kern w:val="0"/>
           <w:lang w:eastAsia="es-PE"/>
-          <ns2:ligatures ns2:val="none"/>
-        </w:rPr>
-      </w:pPr>
-      <w:r>
-        <w:rPr>
-          <w:rFonts w:ascii="Arial Narrow" w:eastAsia="Arial Narrow" w:hAnsi="Arial Narrow" w:cs="Arial Narrow"/>
-          <w:b/>
-          <w:color w:val="000000"/>
-          <w:kern w:val="0"/>
-          <w:lang w:eastAsia="es-PE"/>
-          <ns2:ligatures ns2:val="none"/>
+          <w14:ligatures w14:val="none"/>
+        </w:rPr>
+      </w:pPr>
+      <w:r>
+        <w:rPr>
+          <w:rFonts w:ascii="Arial Narrow" w:eastAsia="Arial Narrow" w:hAnsi="Arial Narrow" w:cs="Arial Narrow"/>
+          <w:b/>
+          <w:color w:val="000000"/>
+          <w:kern w:val="0"/>
+          <w:lang w:eastAsia="es-PE"/>
+          <w14:ligatures w14:val="none"/>
         </w:rPr>
         <w:t>SÉTIMO:</w:t>
       </w:r>
@@ -4827,7 +4836,7 @@
           <w:color w:val="000000"/>
           <w:kern w:val="0"/>
           <w:lang w:eastAsia="es-PE"/>
-          <ns2:ligatures ns2:val="none"/>
+          <w14:ligatures w14:val="none"/>
         </w:rPr>
         <w:t xml:space="preserve"> </w:t>
       </w:r>
@@ -4838,7 +4847,7 @@
           <w:color w:val="000000"/>
           <w:kern w:val="0"/>
           <w:lang w:eastAsia="es-PE"/>
-          <ns2:ligatures ns2:val="none"/>
+          <w14:ligatures w14:val="none"/>
         </w:rPr>
         <w:t>informar a las partes que el artículo 110</w:t>
       </w:r>
@@ -4848,7 +4857,7 @@
           <w:color w:val="000000"/>
           <w:kern w:val="0"/>
           <w:lang w:eastAsia="es-PE"/>
-          <ns2:ligatures ns2:val="none"/>
+          <w14:ligatures w14:val="none"/>
         </w:rPr>
         <w:t/>
       </w:r>
@@ -4858,7 +4867,7 @@
           <w:color w:val="000000"/>
           <w:kern w:val="0"/>
           <w:lang w:eastAsia="es-PE"/>
-          <ns2:ligatures ns2:val="none"/>
+          <w14:ligatures w14:val="none"/>
         </w:rPr>
         <w:t xml:space="preserve"> de la Ley 29571, Código de Protección y Defensa del Consumidor</w:t>
       </w:r>
@@ -4870,7 +4879,7 @@
           <w:kern w:val="0"/>
           <w:vertAlign w:val="superscript"/>
           <w:lang w:eastAsia="es-PE"/>
-          <ns2:ligatures ns2:val="none"/>
+          <w14:ligatures w14:val="none"/>
         </w:rPr>
         <w:footnoteReference w:id="8"/>
       </w:r>
@@ -4880,7 +4889,7 @@
           <w:color w:val="000000"/>
           <w:kern w:val="0"/>
           <w:lang w:eastAsia="es-PE"/>
-          <ns2:ligatures ns2:val="none"/>
+          <w14:ligatures w14:val="none"/>
         </w:rPr>
         <w:t>, faculta a la Comisión a calificar las infracciones de la referida norma como leves, graves o muy graves e imponer sanciones que van desde una amonestación hasta una multa por un máximo de 450 Unidades Impositivas Tributarias, sin perjuicio de las medidas correctivas, reparadoras y complementarias, que puedan ordenarse de acuerdo a lo estipulado en los artículos 114</w:t>
       </w:r>
@@ -4890,7 +4899,7 @@
           <w:color w:val="000000"/>
           <w:kern w:val="0"/>
           <w:lang w:eastAsia="es-PE"/>
-          <ns2:ligatures ns2:val="none"/>
+          <w14:ligatures w14:val="none"/>
         </w:rPr>
         <w:t/>
       </w:r>
@@ -4900,7 +4909,7 @@
           <w:color w:val="000000"/>
           <w:kern w:val="0"/>
           <w:lang w:eastAsia="es-PE"/>
-          <ns2:ligatures ns2:val="none"/>
+          <w14:ligatures w14:val="none"/>
         </w:rPr>
         <w:t>, 115</w:t>
       </w:r>
@@ -4910,7 +4919,7 @@
           <w:color w:val="000000"/>
           <w:kern w:val="0"/>
           <w:lang w:eastAsia="es-PE"/>
-          <ns2:ligatures ns2:val="none"/>
+          <w14:ligatures w14:val="none"/>
         </w:rPr>
         <w:t/>
       </w:r>
@@ -4920,7 +4929,7 @@
           <w:color w:val="000000"/>
           <w:kern w:val="0"/>
           <w:lang w:eastAsia="es-PE"/>
-          <ns2:ligatures ns2:val="none"/>
+          <w14:ligatures w14:val="none"/>
         </w:rPr>
         <w:t xml:space="preserve"> y 116</w:t>
       </w:r>
@@ -4930,7 +4939,7 @@
           <w:color w:val="000000"/>
           <w:kern w:val="0"/>
           <w:lang w:eastAsia="es-PE"/>
-          <ns2:ligatures ns2:val="none"/>
+          <w14:ligatures w14:val="none"/>
         </w:rPr>
         <w:t/>
       </w:r>
@@ -4940,7 +4949,7 @@
           <w:color w:val="000000"/>
           <w:kern w:val="0"/>
           <w:lang w:eastAsia="es-PE"/>
-          <ns2:ligatures ns2:val="none"/>
+          <w14:ligatures w14:val="none"/>
         </w:rPr>
         <w:t xml:space="preserve"> de la referida norma</w:t>
       </w:r>
@@ -4952,7 +4961,7 @@
           <w:kern w:val="0"/>
           <w:vertAlign w:val="superscript"/>
           <w:lang w:eastAsia="es-PE"/>
-          <ns2:ligatures ns2:val="none"/>
+          <w14:ligatures w14:val="none"/>
         </w:rPr>
         <w:footnoteReference w:id="9"/>
       </w:r>
@@ -4962,7 +4971,7 @@
           <w:color w:val="000000"/>
           <w:kern w:val="0"/>
           <w:lang w:eastAsia="es-PE"/>
-          <ns2:ligatures ns2:val="none"/>
+          <w14:ligatures w14:val="none"/>
         </w:rPr>
         <w:t xml:space="preserve">. </w:t>
       </w:r>
@@ -4973,7 +4982,7 @@
           <w:color w:val="000000"/>
           <w:kern w:val="0"/>
           <w:lang w:eastAsia="es-PE"/>
-          <ns2:ligatures ns2:val="none"/>
+          <w14:ligatures w14:val="none"/>
         </w:rPr>
         <w:lastRenderedPageBreak/>
         <w:t>Asimismo, se consideran circunstancias atenuantes para la graduación de la sanción, el allanamiento de la denuncia o el reconocimiento de las pretensiones en ella contenidas, de acuerdo con el artículo 112</w:t>
@@ -4984,7 +4993,7 @@
           <w:color w:val="000000"/>
           <w:kern w:val="0"/>
           <w:lang w:eastAsia="es-PE"/>
-          <ns2:ligatures ns2:val="none"/>
+          <w14:ligatures w14:val="none"/>
         </w:rPr>
         <w:t/>
       </w:r>
@@ -4994,7 +5003,7 @@
           <w:color w:val="000000"/>
           <w:kern w:val="0"/>
           <w:lang w:eastAsia="es-PE"/>
-          <ns2:ligatures ns2:val="none"/>
+          <w14:ligatures w14:val="none"/>
         </w:rPr>
         <w:t xml:space="preserve"> del Código</w:t>
       </w:r>
@@ -5006,7 +5015,7 @@
           <w:kern w:val="0"/>
           <w:vertAlign w:val="superscript"/>
           <w:lang w:eastAsia="es-PE"/>
-          <ns2:ligatures ns2:val="none"/>
+          <w14:ligatures w14:val="none"/>
         </w:rPr>
         <w:footnoteReference w:id="10"/>
       </w:r>
@@ -5016,12 +5025,12 @@
           <w:color w:val="000000"/>
           <w:kern w:val="0"/>
           <w:lang w:eastAsia="es-PE"/>
-          <ns2:ligatures ns2:val="none"/>
+          <w14:ligatures w14:val="none"/>
         </w:rPr>
         <w:t>.</w:t>
       </w:r>
     </w:p>
-    <w:p ns2:paraId="7A5236A4" ns2:textId="77777777">
+    <w:p>
       <w:pPr>
         <w:shd w:val="clear" w:color="auto" w:fill="FFFFFF"/>
         <w:spacing w:after="0" w:line="240" w:lineRule="auto"/>
@@ -5033,11 +5042,11 @@
           <w:color w:val="000000"/>
           <w:kern w:val="0"/>
           <w:lang w:eastAsia="es-PE"/>
-          <ns2:ligatures ns2:val="none"/>
-        </w:rPr>
-      </w:pPr>
-    </w:p>
-    <w:p ns2:paraId="3F071DDA" ns2:textId="77777777">
+          <w14:ligatures w14:val="none"/>
+        </w:rPr>
+      </w:pPr>
+    </w:p>
+    <w:p>
       <w:pPr>
         <w:shd w:val="clear" w:color="auto" w:fill="FFFFFF"/>
         <w:spacing w:after="0" w:line="240" w:lineRule="auto"/>
@@ -5048,7 +5057,7 @@
           <w:color w:val="000000"/>
           <w:kern w:val="0"/>
           <w:lang w:eastAsia="es-PE"/>
-          <ns2:ligatures ns2:val="none"/>
+          <w14:ligatures w14:val="none"/>
         </w:rPr>
       </w:pPr>
       <w:r>
@@ -5057,7 +5066,7 @@
           <w:b/>
           <w:bCs/>
           <w:kern w:val="0"/>
-          <ns2:ligatures ns2:val="none"/>
+          <w14:ligatures w14:val="none"/>
         </w:rPr>
         <w:t>OCTAVO</w:t>
       </w:r>
@@ -5068,7 +5077,7 @@
           <w:color w:val="000000"/>
           <w:kern w:val="0"/>
           <w:lang w:eastAsia="es-PE"/>
-          <ns2:ligatures ns2:val="none"/>
+          <w14:ligatures w14:val="none"/>
         </w:rPr>
         <w:t>:</w:t>
       </w:r>
@@ -5078,7 +5087,7 @@
           <w:color w:val="000000"/>
           <w:kern w:val="0"/>
           <w:lang w:eastAsia="es-PE"/>
-          <ns2:ligatures ns2:val="none"/>
+          <w14:ligatures w14:val="none"/>
         </w:rPr>
         <w:t xml:space="preserve"> informar a las partes que conforme a lo establecido en el artículo 39</w:t>
       </w:r>
@@ -5088,7 +5097,7 @@
           <w:color w:val="000000"/>
           <w:kern w:val="0"/>
           <w:lang w:eastAsia="es-PE"/>
-          <ns2:ligatures ns2:val="none"/>
+          <w14:ligatures w14:val="none"/>
         </w:rPr>
         <w:t/>
       </w:r>
@@ -5098,12 +5107,12 @@
           <w:color w:val="000000"/>
           <w:kern w:val="0"/>
           <w:lang w:eastAsia="es-PE"/>
-          <ns2:ligatures ns2:val="none"/>
+          <w14:ligatures w14:val="none"/>
         </w:rPr>
         <w:t xml:space="preserve"> de la Ley sobre Facultades, Normas y Organización del Indecopi, aprobada por Decreto Legislativo 807, los gastos por los peritajes realizados, actuación de pruebas, inspecciones y otros derivados de la tramitación del proceso serán de cargo de la parte que solicita la prueba, salvo pacto en contrario. En todos los casos, la resolución final determinará si los gastos deben ser asumidos por alguna de las partes, o reembolsados a la otra parte o al Indecopi, según sea el caso, de manera adicional a la sanción que haya podido imponerse. </w:t>
       </w:r>
     </w:p>
-    <w:p ns2:paraId="0F10F9CF" ns2:textId="77777777">
+    <w:p>
       <w:pPr>
         <w:shd w:val="clear" w:color="auto" w:fill="FFFFFF"/>
         <w:spacing w:after="0" w:line="240" w:lineRule="auto"/>
@@ -5114,11 +5123,11 @@
           <w:color w:val="000000"/>
           <w:kern w:val="0"/>
           <w:lang w:eastAsia="es-PE"/>
-          <ns2:ligatures ns2:val="none"/>
-        </w:rPr>
-      </w:pPr>
-    </w:p>
-    <w:p ns2:paraId="194C23DD" ns2:textId="77777777">
+          <w14:ligatures w14:val="none"/>
+        </w:rPr>
+      </w:pPr>
+    </w:p>
+    <w:p>
       <w:pPr>
         <w:suppressAutoHyphens/>
         <w:spacing w:after="0" w:line="240" w:lineRule="auto"/>
@@ -5128,7 +5137,7 @@
           <w:rFonts w:ascii="Arial Narrow" w:eastAsia="Calibri" w:hAnsi="Arial Narrow" w:cs="Arial"/>
           <w:kern w:val="0"/>
           <w:u w:val="single"/>
-          <ns2:ligatures ns2:val="none"/>
+          <w14:ligatures w14:val="none"/>
         </w:rPr>
       </w:pPr>
       <w:r>
@@ -5138,7 +5147,7 @@
           <w:color w:val="000000"/>
           <w:kern w:val="0"/>
           <w:lang w:eastAsia="es-PE"/>
-          <ns2:ligatures ns2:val="none"/>
+          <w14:ligatures w14:val="none"/>
         </w:rPr>
         <w:lastRenderedPageBreak/>
         <w:t>NOVENO</w:t>
@@ -5148,7 +5157,7 @@
           <w:rFonts w:ascii="Arial Narrow" w:eastAsia="Calibri" w:hAnsi="Arial Narrow" w:cs="Arial"/>
           <w:b/>
           <w:kern w:val="0"/>
-          <ns2:ligatures ns2:val="none"/>
+          <w14:ligatures w14:val="none"/>
         </w:rPr>
         <w:t>:</w:t>
       </w:r>
@@ -5156,7 +5165,7 @@
         <w:rPr>
           <w:rFonts w:ascii="Arial Narrow" w:eastAsia="Calibri" w:hAnsi="Arial Narrow" w:cs="Arial"/>
           <w:kern w:val="0"/>
-          <ns2:ligatures ns2:val="none"/>
+          <w14:ligatures w14:val="none"/>
         </w:rPr>
         <w:t xml:space="preserve"> comunicar a las partes que, de acuerdo a lo señalado por el artículo 29</w:t>
       </w:r>
@@ -5166,7 +5175,7 @@
           <w:color w:val="000000"/>
           <w:kern w:val="0"/>
           <w:lang w:eastAsia="es-PE"/>
-          <ns2:ligatures ns2:val="none"/>
+          <w14:ligatures w14:val="none"/>
         </w:rPr>
         <w:t/>
       </w:r>
@@ -5174,7 +5183,7 @@
         <w:rPr>
           <w:rFonts w:ascii="Arial Narrow" w:eastAsia="Calibri" w:hAnsi="Arial Narrow" w:cs="Arial"/>
           <w:kern w:val="0"/>
-          <ns2:ligatures ns2:val="none"/>
+          <w14:ligatures w14:val="none"/>
         </w:rPr>
         <w:t xml:space="preserve"> del Decreto Legislativo </w:t>
       </w:r>
@@ -5183,7 +5192,7 @@
         <w:rPr>
           <w:rFonts w:ascii="Arial Narrow" w:eastAsia="Calibri" w:hAnsi="Arial Narrow" w:cs="Arial"/>
           <w:kern w:val="0"/>
-          <ns2:ligatures ns2:val="none"/>
+          <w14:ligatures w14:val="none"/>
         </w:rPr>
         <w:t/>
       </w:r>
@@ -5192,7 +5201,7 @@
         <w:rPr>
           <w:rFonts w:ascii="Arial Narrow" w:eastAsia="Calibri" w:hAnsi="Arial Narrow" w:cs="Arial"/>
           <w:kern w:val="0"/>
-          <ns2:ligatures ns2:val="none"/>
+          <w14:ligatures w14:val="none"/>
         </w:rPr>
         <w:t xml:space="preserve"> 807</w:t>
       </w:r>
@@ -5202,7 +5211,7 @@
           <w:rFonts w:ascii="Arial Narrow" w:eastAsia="Calibri" w:hAnsi="Arial Narrow" w:cs="Arial"/>
           <w:kern w:val="0"/>
           <w:vertAlign w:val="superscript"/>
-          <ns2:ligatures ns2:val="none"/>
+          <w14:ligatures w14:val="none"/>
         </w:rPr>
         <w:footnoteReference w:id="11"/>
       </w:r>
@@ -5210,7 +5219,7 @@
         <w:rPr>
           <w:rFonts w:ascii="Arial Narrow" w:eastAsia="Calibri" w:hAnsi="Arial Narrow" w:cs="Arial"/>
           <w:kern w:val="0"/>
-          <ns2:ligatures ns2:val="none"/>
+          <w14:ligatures w14:val="none"/>
         </w:rPr>
         <w:t xml:space="preserve">, hasta antes de la emisión de la Resolución Final tienen la posibilidad de solicitar una audiencia de conciliación. En caso deleguen a favor de una tercera persona su actuación en la diligencia programada, esta deberá presentar un poder especial con firma legalizada ante Notario Público, donde conste </w:t>
       </w:r>
@@ -5219,7 +5228,7 @@
           <w:rFonts w:ascii="Arial Narrow" w:eastAsia="Calibri" w:hAnsi="Arial Narrow" w:cs="Arial"/>
           <w:kern w:val="0"/>
           <w:u w:val="single"/>
-          <ns2:ligatures ns2:val="none"/>
+          <w14:ligatures w14:val="none"/>
         </w:rPr>
         <w:t>expresamente su facultad para asistir y conciliar en su representación</w:t>
       </w:r>
@@ -5228,7 +5237,7 @@
           <w:rFonts w:ascii="Arial Narrow" w:eastAsia="Calibri" w:hAnsi="Arial Narrow" w:cs="Arial"/>
           <w:bCs/>
           <w:kern w:val="0"/>
-          <ns2:ligatures ns2:val="none"/>
+          <w14:ligatures w14:val="none"/>
         </w:rPr>
         <w:t>.</w:t>
       </w:r>
@@ -5238,7 +5247,7 @@
           <w:b/>
           <w:bCs/>
           <w:kern w:val="0"/>
-          <ns2:ligatures ns2:val="none"/>
+          <w14:ligatures w14:val="none"/>
         </w:rPr>
         <w:t xml:space="preserve"> </w:t>
       </w:r>
@@ -5247,12 +5256,12 @@
           <w:rFonts w:ascii="Arial Narrow" w:eastAsia="Calibri" w:hAnsi="Arial Narrow" w:cs="Arial"/>
           <w:kern w:val="0"/>
           <w:u w:val="single"/>
-          <ns2:ligatures ns2:val="none"/>
+          <w14:ligatures w14:val="none"/>
         </w:rPr>
         <w:t xml:space="preserve">Ello bajo apercibimiento de no realizar la audiencia de conciliación y levantar el acta de inasistencia correspondiente. </w:t>
       </w:r>
     </w:p>
-    <w:p ns2:paraId="19088877" ns2:textId="77777777">
+    <w:p>
       <w:pPr>
         <w:suppressAutoHyphens/>
         <w:spacing w:after="0" w:line="240" w:lineRule="auto"/>
@@ -5262,11 +5271,11 @@
           <w:rFonts w:ascii="Arial Narrow" w:eastAsia="Calibri" w:hAnsi="Arial Narrow" w:cs="Arial"/>
           <w:kern w:val="0"/>
           <w:u w:val="single"/>
-          <ns2:ligatures ns2:val="none"/>
-        </w:rPr>
-      </w:pPr>
-    </w:p>
-    <w:p ns2:paraId="7767F307" ns2:textId="77777777">
+          <w14:ligatures w14:val="none"/>
+        </w:rPr>
+      </w:pPr>
+    </w:p>
+    <w:p>
       <w:pPr>
         <w:suppressAutoHyphens/>
         <w:spacing w:after="0" w:line="240" w:lineRule="auto"/>
@@ -5284,7 +5293,7 @@
           <w:b/>
           <w:spacing w:val="-3"/>
           <w:kern w:val="0"/>
-          <ns2:ligatures ns2:val="none"/>
+          <w14:ligatures w14:val="none"/>
         </w:rPr>
         <w:t>DÉCIMO</w:t>
       </w:r>
@@ -5295,7 +5304,7 @@
           <w:color w:val="000000"/>
           <w:kern w:val="0"/>
           <w:lang w:eastAsia="es-PE"/>
-          <ns2:ligatures ns2:val="none"/>
+          <w14:ligatures w14:val="none"/>
         </w:rPr>
         <w:t>:</w:t>
       </w:r>
@@ -5305,14 +5314,14 @@
           <w:color w:val="000000"/>
           <w:kern w:val="0"/>
           <w:lang w:eastAsia="es-PE"/>
-          <ns2:ligatures ns2:val="none"/>
+          <w14:ligatures w14:val="none"/>
         </w:rPr>
         <w:t xml:space="preserve"> poner en conocimiento de las partes que, antes de la emisión de la Resolución Final, tienen la posibilidad de formular su desistimiento o presentar el acuerdo arribado mediante la conciliación, mediación, transacción o cualquier otro que, de forma indubitable, deje constancia que se ha solucionado la controversia materia de denuncia.</w:t>
       </w:r>
       <w:bookmarkStart w:id="13" w:name="h.gjdgxs" w:colFirst="0" w:colLast="0"/>
       <w:bookmarkEnd w:id="13"/>
     </w:p>
-    <w:p ns2:paraId="69E33D6A" ns2:textId="77777777">
+    <w:p>
       <w:pPr>
         <w:suppressAutoHyphens/>
         <w:spacing w:after="0" w:line="240" w:lineRule="auto"/>
@@ -5323,11 +5332,11 @@
           <w:color w:val="000000"/>
           <w:kern w:val="0"/>
           <w:lang w:eastAsia="es-PE"/>
-          <ns2:ligatures ns2:val="none"/>
-        </w:rPr>
-      </w:pPr>
-    </w:p>
-    <w:p ns2:paraId="4DB7FEAC" ns2:textId="43C24231">
+          <w14:ligatures w14:val="none"/>
+        </w:rPr>
+      </w:pPr>
+    </w:p>
+    <w:p>
       <w:pPr>
         <w:suppressAutoHyphens/>
         <w:spacing w:after="0" w:line="240" w:lineRule="auto"/>
@@ -5351,7 +5360,7 @@
           <w:b/>
           <w:spacing w:val="-3"/>
           <w:kern w:val="0"/>
-          <ns2:ligatures ns2:val="none"/>
+          <w14:ligatures w14:val="none"/>
         </w:rPr>
         <w:t/>
       </w:r>
@@ -5361,7 +5370,7 @@
           <w:bCs/>
           <w:spacing w:val="-3"/>
           <w:kern w:val="0"/>
-          <ns2:ligatures ns2:val="none"/>
+          <w14:ligatures w14:val="none"/>
         </w:rPr>
         <w:t xml:space="preserve"/>
       </w:r>
@@ -5371,7 +5380,7 @@
           <w:bCs/>
           <w:spacing w:val="-3"/>
           <w:kern w:val="0"/>
-          <ns2:ligatures ns2:val="none"/>
+          <w14:ligatures w14:val="none"/>
         </w:rPr>
         <w:t/>
       </w:r>
@@ -5381,7 +5390,7 @@
           <w:bCs/>
           <w:spacing w:val="-3"/>
           <w:kern w:val="0"/>
-          <ns2:ligatures ns2:val="none"/>
+          <w14:ligatures w14:val="none"/>
         </w:rPr>
         <w:t xml:space="preserve"/>
       </w:r>
@@ -5392,7 +5401,7 @@
           <w:kern w:val="0"/>
           <w:shd w:val="clear" w:color="auto" w:fill="FFFFFF"/>
           <w:lang w:eastAsia="es-PE"/>
-          <ns2:ligatures ns2:val="none"/>
+          <w14:ligatures w14:val="none"/>
         </w:rPr>
         <w:t xml:space="preserve"/>
       </w:r>
@@ -5403,7 +5412,7 @@
           <w:kern w:val="0"/>
           <w:shd w:val="clear" w:color="auto" w:fill="FFFFFF"/>
           <w:lang w:eastAsia="es-PE"/>
-          <ns2:ligatures ns2:val="none"/>
+          <w14:ligatures w14:val="none"/>
         </w:rPr>
         <w:t/>
       </w:r>
@@ -5414,7 +5423,7 @@
           <w:kern w:val="0"/>
           <w:shd w:val="clear" w:color="auto" w:fill="FFFFFF"/>
           <w:lang w:eastAsia="es-PE"/>
-          <ns2:ligatures ns2:val="none"/>
+          <w14:ligatures w14:val="none"/>
         </w:rPr>
         <w:t xml:space="preserve"/>
       </w:r>
@@ -5529,7 +5538,7 @@
           <w:color w:val="000000"/>
           <w:kern w:val="0"/>
           <w:lang w:eastAsia="es-PE"/>
-          <ns2:ligatures ns2:val="none"/>
+          <w14:ligatures w14:val="none"/>
         </w:rPr>
         <w:t/>
       </w:r>
@@ -5562,7 +5571,7 @@
           <w:color w:val="000000"/>
           <w:kern w:val="0"/>
           <w:lang w:eastAsia="es-PE"/>
-          <ns2:ligatures ns2:val="none"/>
+          <w14:ligatures w14:val="none"/>
         </w:rPr>
         <w:t/>
       </w:r>
@@ -5588,7 +5597,7 @@
         <w:t/>
       </w:r>
     </w:p>
-    <w:p ns2:paraId="26B1ED4B" ns2:textId="77777777">
+    <w:p>
       <w:pPr>
         <w:suppressAutoHyphens/>
         <w:spacing w:after="0" w:line="240" w:lineRule="auto"/>
@@ -5599,7 +5608,7 @@
         </w:rPr>
       </w:pPr>
     </w:p>
-    <w:p ns2:paraId="00B9B615" ns2:textId="77777777">
+    <w:p>
       <w:pPr>
         <w:suppressAutoHyphens/>
         <w:spacing w:after="0" w:line="240" w:lineRule="auto"/>
@@ -5611,11 +5620,11 @@
           <w:color w:val="000000"/>
           <w:kern w:val="0"/>
           <w:lang w:eastAsia="es-PE"/>
-          <ns2:ligatures ns2:val="none"/>
-        </w:rPr>
-      </w:pPr>
-    </w:p>
-    <w:p ns2:paraId="2EC67975" ns2:textId="77777777">
+          <w14:ligatures w14:val="none"/>
+        </w:rPr>
+      </w:pPr>
+    </w:p>
+    <w:p>
       <w:pPr>
         <w:suppressAutoHyphens/>
         <w:spacing w:after="0" w:line="240" w:lineRule="auto"/>
@@ -5627,11 +5636,11 @@
           <w:color w:val="000000"/>
           <w:kern w:val="0"/>
           <w:lang w:eastAsia="es-PE"/>
-          <ns2:ligatures ns2:val="none"/>
-        </w:rPr>
-      </w:pPr>
-    </w:p>
-    <w:p ns2:paraId="774A2877" ns2:textId="77777777">
+          <w14:ligatures w14:val="none"/>
+        </w:rPr>
+      </w:pPr>
+    </w:p>
+    <w:p>
       <w:pPr>
         <w:suppressAutoHyphens/>
         <w:spacing w:after="0" w:line="240" w:lineRule="auto"/>
@@ -5643,11 +5652,11 @@
           <w:color w:val="000000"/>
           <w:kern w:val="0"/>
           <w:lang w:eastAsia="es-PE"/>
-          <ns2:ligatures ns2:val="none"/>
-        </w:rPr>
-      </w:pPr>
-    </w:p>
-    <w:p ns2:paraId="110978A9" ns2:textId="13EC8E21">
+          <w14:ligatures w14:val="none"/>
+        </w:rPr>
+      </w:pPr>
+    </w:p>
+    <w:p>
       <w:pPr>
         <w:spacing w:after="0" w:line="240" w:lineRule="auto"/>
         <w:contextualSpacing/>
@@ -5656,7 +5665,7 @@
           <w:rFonts w:ascii="Arial Narrow" w:eastAsia="Calibri" w:hAnsi="Arial Narrow" w:cs="Arial"/>
           <w:color w:val="000000"/>
           <w:kern w:val="0"/>
-          <ns2:ligatures ns2:val="none"/>
+          <w14:ligatures w14:val="none"/>
         </w:rPr>
       </w:pPr>
       <w:bookmarkStart w:id="15" w:name="_Hlk218074855"/>
@@ -5666,12 +5675,12 @@
           <w:rFonts w:ascii="Arial Narrow" w:eastAsia="Calibri" w:hAnsi="Arial Narrow" w:cs="Arial"/>
           <w:color w:val="000000"/>
           <w:kern w:val="0"/>
-          <ns2:ligatures ns2:val="none"/>
+          <w14:ligatures w14:val="none"/>
         </w:rPr>
         <w:t>Firmado digitalmente por</w:t>
       </w:r>
     </w:p>
-    <w:p ns2:paraId="61B83DDD" ns2:textId="3F3FE38D">
+    <w:p>
       <w:pPr>
         <w:spacing w:after="0" w:line="240" w:lineRule="auto"/>
         <w:contextualSpacing/>
@@ -5682,7 +5691,7 @@
           <w:bCs/>
           <w:color w:val="000000"/>
           <w:kern w:val="0"/>
-          <ns2:ligatures ns2:val="none"/>
+          <w14:ligatures w14:val="none"/>
         </w:rPr>
       </w:pPr>
       <w:r>
@@ -5692,12 +5701,12 @@
           <w:bCs/>
           <w:color w:val="000000"/>
           <w:kern w:val="0"/>
-          <ns2:ligatures ns2:val="none"/>
+          <w14:ligatures w14:val="none"/>
         </w:rPr>
         <w:t xml:space="preserve">LUISA ANALÍ SILVA MALPARTIDA</w:t>
       </w:r>
     </w:p>
-    <w:p ns2:paraId="742A30B5" ns2:textId="77777777">
+    <w:p>
       <w:pPr>
         <w:spacing w:after="0" w:line="240" w:lineRule="auto"/>
         <w:contextualSpacing/>
@@ -5708,7 +5717,7 @@
           <w:bCs/>
           <w:color w:val="000000"/>
           <w:kern w:val="0"/>
-          <ns2:ligatures ns2:val="none"/>
+          <w14:ligatures w14:val="none"/>
         </w:rPr>
       </w:pPr>
       <w:r>
@@ -5718,12 +5727,12 @@
           <w:bCs/>
           <w:color w:val="000000"/>
           <w:kern w:val="0"/>
-          <ns2:ligatures ns2:val="none"/>
+          <w14:ligatures w14:val="none"/>
         </w:rPr>
         <w:t xml:space="preserve">Secretaria Técnica Ad Hoc</w:t>
       </w:r>
     </w:p>
-    <w:p ns2:paraId="119B7F66" ns2:textId="77777777">
+    <w:p>
       <w:pPr>
         <w:spacing w:after="0" w:line="240" w:lineRule="auto"/>
         <w:contextualSpacing/>
@@ -5734,7 +5743,7 @@
           <w:bCs/>
           <w:color w:val="000000"/>
           <w:kern w:val="0"/>
-          <ns2:ligatures ns2:val="none"/>
+          <w14:ligatures w14:val="none"/>
         </w:rPr>
       </w:pPr>
       <w:r>
@@ -5744,7 +5753,7 @@
           <w:bCs/>
           <w:color w:val="000000"/>
           <w:kern w:val="0"/>
-          <ns2:ligatures ns2:val="none"/>
+          <w14:ligatures w14:val="none"/>
         </w:rPr>
         <w:t xml:space="preserve">Comisión de Protección al Consumidor </w:t>
       </w:r>
@@ -5756,7 +5765,7 @@
           <w:bCs/>
           <w:color w:val="000000"/>
           <w:kern w:val="0"/>
-          <ns2:ligatures ns2:val="none"/>
+          <w14:ligatures w14:val="none"/>
         </w:rPr>
         <w:t/>
       </w:r>
@@ -5768,12 +5777,12 @@
           <w:bCs/>
           <w:color w:val="000000"/>
           <w:kern w:val="0"/>
-          <ns2:ligatures ns2:val="none"/>
+          <w14:ligatures w14:val="none"/>
         </w:rPr>
         <w:t xml:space="preserve"> 1</w:t>
       </w:r>
     </w:p>
-    <w:p ns2:paraId="15733869" ns2:textId="77777777">
+    <w:p>
       <w:pPr>
         <w:spacing w:after="0" w:line="240" w:lineRule="auto"/>
         <w:contextualSpacing/>
@@ -5784,11 +5793,11 @@
           <w:color w:val="000000"/>
           <w:kern w:val="0"/>
           <w:lang w:eastAsia="es-PE"/>
-          <ns2:ligatures ns2:val="none"/>
-        </w:rPr>
-      </w:pPr>
-    </w:p>
-    <w:p ns2:paraId="0047CB25" ns2:textId="4D50D17A">
+          <w14:ligatures w14:val="none"/>
+        </w:rPr>
+      </w:pPr>
+    </w:p>
+    <w:p>
       <w:pPr>
         <w:spacing w:after="0" w:line="240" w:lineRule="auto"/>
         <w:contextualSpacing/>
@@ -5807,7 +5816,7 @@
           <w:sz w:val="16"/>
           <w:szCs w:val="16"/>
           <w:lang w:eastAsia="es-PE"/>
-          <ns2:ligatures ns2:val="none"/>
+          <w14:ligatures w14:val="none"/>
         </w:rPr>
         <w:t>LGP</w:t>
       </w:r>
@@ -5819,13 +5828,13 @@
           <w:sz w:val="16"/>
           <w:szCs w:val="16"/>
           <w:lang w:eastAsia="es-PE"/>
-          <ns2:ligatures ns2:val="none"/>
+          <w14:ligatures w14:val="none"/>
         </w:rPr>
         <w:t>/JCQ</w:t>
       </w:r>
     </w:p>
     <w:bookmarkEnd w:id="15"/>
-    <w:p ns2:paraId="68107EE2" ns2:textId="77777777">
+    <w:p>
       <w:pPr>
         <w:spacing w:after="0" w:line="240" w:lineRule="auto"/>
         <w:contextualSpacing/>
@@ -5836,8 +5845,8 @@
       </w:pPr>
     </w:p>
     <w:sectPr>
-      <w:headerReference w:type="default" ns3:id="rId8"/>
-      <w:footerReference w:type="default" ns3:id="rId9"/>
+      <w:headerReference w:type="default" r:id="rId8"/>
+      <w:footerReference w:type="default" r:id="rId9"/>
       <w:pgSz w:w="11906" w:h="16838"/>
       <w:pgMar w:top="1417" w:right="1701" w:bottom="1417" w:left="1701" w:header="708" w:footer="708" w:gutter="0"/>
       <w:cols w:space="708"/>
@@ -5848,7 +5857,7 @@
 </file>
 
 <file path=word/endnotes.xml><?xml version="1.0" encoding="utf-8"?>
-<w:endnotes xmlns:wpc="http://schemas.microsoft.com/office/word/2010/wordprocessingCanvas" xmlns:cx="http://schemas.microsoft.com/office/drawing/2014/chartex" xmlns:cx1="http://schemas.microsoft.com/office/drawing/2015/9/8/chartex" xmlns:cx2="http://schemas.microsoft.com/office/drawing/2015/10/21/chartex" xmlns:cx3="http://schemas.microsoft.com/office/drawing/2016/5/9/chartex" xmlns:cx4="http://schemas.microsoft.com/office/drawing/2016/5/10/chartex" xmlns:cx5="http://schemas.microsoft.com/office/drawing/2016/5/11/chartex" xmlns:cx6="http://schemas.microsoft.com/office/drawing/2016/5/12/chartex" xmlns:cx7="http://schemas.microsoft.com/office/drawing/2016/5/13/chartex" xmlns:cx8="http://schemas.microsoft.com/office/drawing/2016/5/14/chartex" xmlns:mc="http://schemas.openxmlformats.org/markup-compatibility/2006" xmlns:aink="http://schemas.microsoft.com/office/drawing/2016/ink" xmlns:am3d="http://schemas.microsoft.com/office/drawing/2017/model3d" xmlns:o="urn:schemas-microsoft-com:office:office" xmlns:oel="http://schemas.microsoft.com/office/2019/extlst" xmlns:r="http://schemas.openxmlformats.org/officeDocument/2006/relationships" xmlns:m="http://schemas.openxmlformats.org/officeDocument/2006/math" xmlns:v="urn:schemas-microsoft-com:vml" xmlns:wp14="http://schemas.microsoft.com/office/word/2010/wordprocessingDrawing" xmlns:wp="http://schemas.openxmlformats.org/drawingml/2006/wordprocessingDrawing" xmlns:w10="urn:schemas-microsoft-com:office:word" xmlns:w="http://schemas.openxmlformats.org/wordprocessingml/2006/main" xmlns:w14="http://schemas.microsoft.com/office/word/2010/wordml" xmlns:w15="http://schemas.microsoft.com/office/word/2012/wordml" xmlns:w16cex="http://schemas.microsoft.com/office/word/2018/wordml/cex" xmlns:w16cid="http://schemas.microsoft.com/office/word/2016/wordml/cid" xmlns:w16="http://schemas.microsoft.com/office/word/2018/wordml" xmlns:w16du="http://schemas.microsoft.com/office/word/2023/wordml/word16du" xmlns:w16sdtdh="http://schemas.microsoft.com/office/word/2020/wordml/sdtdatahash" xmlns:w16sdtfl="http://schemas.microsoft.com/office/word/2024/wordml/sdtformatlock" xmlns:w16se="http://schemas.microsoft.com/office/word/2015/wordml/symex" xmlns:wpg="http://schemas.microsoft.com/office/word/2010/wordprocessingGroup" xmlns:wpi="http://schemas.microsoft.com/office/word/2010/wordprocessingInk" xmlns:wne="http://schemas.microsoft.com/office/word/2006/wordml" xmlns:wps="http://schemas.microsoft.com/office/word/2010/wordprocessingShape" mc:Ignorable="w14 w15 w16se w16cid w16 w16cex w16sdtdh w16sdtfl w16du wp14">
+<w:endnotes xmlns:mc="http://schemas.openxmlformats.org/markup-compatibility/2006" xmlns:r="http://schemas.openxmlformats.org/officeDocument/2006/relationships" xmlns:w="http://schemas.openxmlformats.org/wordprocessingml/2006/main" xmlns:w14="http://schemas.microsoft.com/office/word/2010/wordml" xmlns:w15="http://schemas.microsoft.com/office/word/2012/wordml" xmlns:w16="http://schemas.microsoft.com/office/word/2018/wordml" xmlns:w16cex="http://schemas.microsoft.com/office/word/2018/wordml/cex" xmlns:w16cid="http://schemas.microsoft.com/office/word/2016/wordml/cid" xmlns:w16du="http://schemas.microsoft.com/office/word/2023/wordml/word16du" xmlns:w16sdtdh="http://schemas.microsoft.com/office/word/2020/wordml/sdtdatahash" xmlns:w16se="http://schemas.microsoft.com/office/word/2015/wordml/symex" xmlns:wp14="http://schemas.microsoft.com/office/word/2010/wordprocessingDrawing" mc:Ignorable="w14 w15 w16se w16cid w16 w16cex w16sdtdh w16du wp14">
   <w:endnote w:type="separator" w:id="-1">
     <w:p>
       <w:pPr>
@@ -5873,7 +5882,7 @@
 </file>
 
 <file path=word/footer1.xml><?xml version="1.0" encoding="utf-8"?>
-<w:ftr xmlns:wpc="http://schemas.microsoft.com/office/word/2010/wordprocessingCanvas" xmlns:cx="http://schemas.microsoft.com/office/drawing/2014/chartex" xmlns:cx1="http://schemas.microsoft.com/office/drawing/2015/9/8/chartex" xmlns:cx2="http://schemas.microsoft.com/office/drawing/2015/10/21/chartex" xmlns:cx3="http://schemas.microsoft.com/office/drawing/2016/5/9/chartex" xmlns:cx4="http://schemas.microsoft.com/office/drawing/2016/5/10/chartex" xmlns:cx5="http://schemas.microsoft.com/office/drawing/2016/5/11/chartex" xmlns:cx6="http://schemas.microsoft.com/office/drawing/2016/5/12/chartex" xmlns:cx7="http://schemas.microsoft.com/office/drawing/2016/5/13/chartex" xmlns:cx8="http://schemas.microsoft.com/office/drawing/2016/5/14/chartex" xmlns:mc="http://schemas.openxmlformats.org/markup-compatibility/2006" xmlns:aink="http://schemas.microsoft.com/office/drawing/2016/ink" xmlns:am3d="http://schemas.microsoft.com/office/drawing/2017/model3d" xmlns:o="urn:schemas-microsoft-com:office:office" xmlns:oel="http://schemas.microsoft.com/office/2019/extlst" xmlns:r="http://schemas.openxmlformats.org/officeDocument/2006/relationships" xmlns:m="http://schemas.openxmlformats.org/officeDocument/2006/math" xmlns:v="urn:schemas-microsoft-com:vml" xmlns:wp14="http://schemas.microsoft.com/office/word/2010/wordprocessingDrawing" xmlns:wp="http://schemas.openxmlformats.org/drawingml/2006/wordprocessingDrawing" xmlns:w10="urn:schemas-microsoft-com:office:word" xmlns:w="http://schemas.openxmlformats.org/wordprocessingml/2006/main" xmlns:w14="http://schemas.microsoft.com/office/word/2010/wordml" xmlns:w15="http://schemas.microsoft.com/office/word/2012/wordml" xmlns:w16cex="http://schemas.microsoft.com/office/word/2018/wordml/cex" xmlns:w16cid="http://schemas.microsoft.com/office/word/2016/wordml/cid" xmlns:w16="http://schemas.microsoft.com/office/word/2018/wordml" xmlns:w16du="http://schemas.microsoft.com/office/word/2023/wordml/word16du" xmlns:w16sdtdh="http://schemas.microsoft.com/office/word/2020/wordml/sdtdatahash" xmlns:w16sdtfl="http://schemas.microsoft.com/office/word/2024/wordml/sdtformatlock" xmlns:w16se="http://schemas.microsoft.com/office/word/2015/wordml/symex" xmlns:wpg="http://schemas.microsoft.com/office/word/2010/wordprocessingGroup" xmlns:wpi="http://schemas.microsoft.com/office/word/2010/wordprocessingInk" xmlns:wne="http://schemas.microsoft.com/office/word/2006/wordml" xmlns:wps="http://schemas.microsoft.com/office/word/2010/wordprocessingShape" mc:Ignorable="w14 w15 w16se w16cid w16 w16cex w16sdtdh w16sdtfl w16du wp14">
+<w:ftr xmlns:mc="http://schemas.openxmlformats.org/markup-compatibility/2006" xmlns:r="http://schemas.openxmlformats.org/officeDocument/2006/relationships" xmlns:w="http://schemas.openxmlformats.org/wordprocessingml/2006/main" xmlns:w14="http://schemas.microsoft.com/office/word/2010/wordml" xmlns:w15="http://schemas.microsoft.com/office/word/2012/wordml" xmlns:w16="http://schemas.microsoft.com/office/word/2018/wordml" xmlns:w16cex="http://schemas.microsoft.com/office/word/2018/wordml/cex" xmlns:w16cid="http://schemas.microsoft.com/office/word/2016/wordml/cid" xmlns:w16du="http://schemas.microsoft.com/office/word/2023/wordml/word16du" xmlns:w16sdtdh="http://schemas.microsoft.com/office/word/2020/wordml/sdtdatahash" xmlns:w16se="http://schemas.microsoft.com/office/word/2015/wordml/symex" xmlns:wp14="http://schemas.microsoft.com/office/word/2010/wordprocessingDrawing" mc:Ignorable="w14 w15 w16se w16cid w16 w16cex w16sdtdh w16du wp14">
   <w:p>
     <w:pPr>
       <w:pBdr>
@@ -5952,7 +5961,7 @@
 </file>
 
 <file path=word/footnotes.xml><?xml version="1.0" encoding="utf-8"?>
-<w:footnotes xmlns:wpc="http://schemas.microsoft.com/office/word/2010/wordprocessingCanvas" xmlns:cx="http://schemas.microsoft.com/office/drawing/2014/chartex" xmlns:cx1="http://schemas.microsoft.com/office/drawing/2015/9/8/chartex" xmlns:cx2="http://schemas.microsoft.com/office/drawing/2015/10/21/chartex" xmlns:cx3="http://schemas.microsoft.com/office/drawing/2016/5/9/chartex" xmlns:cx4="http://schemas.microsoft.com/office/drawing/2016/5/10/chartex" xmlns:cx5="http://schemas.microsoft.com/office/drawing/2016/5/11/chartex" xmlns:cx6="http://schemas.microsoft.com/office/drawing/2016/5/12/chartex" xmlns:cx7="http://schemas.microsoft.com/office/drawing/2016/5/13/chartex" xmlns:cx8="http://schemas.microsoft.com/office/drawing/2016/5/14/chartex" xmlns:mc="http://schemas.openxmlformats.org/markup-compatibility/2006" xmlns:aink="http://schemas.microsoft.com/office/drawing/2016/ink" xmlns:am3d="http://schemas.microsoft.com/office/drawing/2017/model3d" xmlns:o="urn:schemas-microsoft-com:office:office" xmlns:oel="http://schemas.microsoft.com/office/2019/extlst" xmlns:r="http://schemas.openxmlformats.org/officeDocument/2006/relationships" xmlns:m="http://schemas.openxmlformats.org/officeDocument/2006/math" xmlns:v="urn:schemas-microsoft-com:vml" xmlns:wp14="http://schemas.microsoft.com/office/word/2010/wordprocessingDrawing" xmlns:wp="http://schemas.openxmlformats.org/drawingml/2006/wordprocessingDrawing" xmlns:w10="urn:schemas-microsoft-com:office:word" xmlns:w="http://schemas.openxmlformats.org/wordprocessingml/2006/main" xmlns:w14="http://schemas.microsoft.com/office/word/2010/wordml" xmlns:w15="http://schemas.microsoft.com/office/word/2012/wordml" xmlns:w16cex="http://schemas.microsoft.com/office/word/2018/wordml/cex" xmlns:w16cid="http://schemas.microsoft.com/office/word/2016/wordml/cid" xmlns:w16="http://schemas.microsoft.com/office/word/2018/wordml" xmlns:w16du="http://schemas.microsoft.com/office/word/2023/wordml/word16du" xmlns:w16sdtdh="http://schemas.microsoft.com/office/word/2020/wordml/sdtdatahash" xmlns:w16sdtfl="http://schemas.microsoft.com/office/word/2024/wordml/sdtformatlock" xmlns:w16se="http://schemas.microsoft.com/office/word/2015/wordml/symex" xmlns:wpg="http://schemas.microsoft.com/office/word/2010/wordprocessingGroup" xmlns:wpi="http://schemas.microsoft.com/office/word/2010/wordprocessingInk" xmlns:wne="http://schemas.microsoft.com/office/word/2006/wordml" xmlns:wps="http://schemas.microsoft.com/office/word/2010/wordprocessingShape" mc:Ignorable="w14 w15 w16se w16cid w16 w16cex w16sdtdh w16sdtfl w16du wp14">
+<w:footnotes xmlns:mc="http://schemas.openxmlformats.org/markup-compatibility/2006" xmlns:r="http://schemas.openxmlformats.org/officeDocument/2006/relationships" xmlns:w="http://schemas.openxmlformats.org/wordprocessingml/2006/main" xmlns:w14="http://schemas.microsoft.com/office/word/2010/wordml" xmlns:w15="http://schemas.microsoft.com/office/word/2012/wordml" xmlns:w16="http://schemas.microsoft.com/office/word/2018/wordml" xmlns:w16cex="http://schemas.microsoft.com/office/word/2018/wordml/cex" xmlns:w16cid="http://schemas.microsoft.com/office/word/2016/wordml/cid" xmlns:w16du="http://schemas.microsoft.com/office/word/2023/wordml/word16du" xmlns:w16sdtdh="http://schemas.microsoft.com/office/word/2020/wordml/sdtdatahash" xmlns:w16se="http://schemas.microsoft.com/office/word/2015/wordml/symex" xmlns:wp14="http://schemas.microsoft.com/office/word/2010/wordprocessingDrawing" mc:Ignorable="w14 w15 w16se w16cid w16 w16cex w16sdtdh w16du wp14">
   <w:footnote w:type="separator" w:id="-1">
     <w:p>
       <w:pPr>
@@ -7240,6 +7249,161 @@
       </w:pPr>
     </w:p>
   </w:footnote>
+  <w:footnote w:id="13">
+    <w:p>
+      <w:pPr>
+        <w:pStyle w:val="Textonotapie"/>
+        <w:ind w:left="567" w:hanging="567"/>
+        <w:jc w:val="both"/>
+      </w:pPr>
+      <w:r>
+        <w:rPr>
+          <w:rStyle w:val="Refdenotaalpie"/>
+          <w:rFonts w:ascii="Arial Narrow" w:hAnsi="Arial Narrow" w:cs="Arial"/>
+          <w:sz w:val="16"/>
+          <w:szCs w:val="15"/>
+          <w:vertAlign w:val="superscript"/>
+        </w:rPr>
+        <w:footnoteRef/>
+      </w:r>
+      <w:r>
+        <w:rPr>
+          <w:rFonts w:ascii="Arial Narrow" w:hAnsi="Arial Narrow" w:cs="Arial"/>
+          <w:sz w:val="15"/>
+          <w:szCs w:val="15"/>
+        </w:rPr>
+        <w:tab/>
+      </w:r>
+      <w:r>
+        <w:rPr>
+          <w:rFonts w:ascii="Arial Narrow" w:hAnsi="Arial Narrow" w:cs="Arial"/>
+          <w:b/>
+          <w:bCs/>
+          <w:sz w:val="15"/>
+          <w:szCs w:val="15"/>
+        </w:rPr>
+        <w:t xml:space="preserve">DECRETO LEGISLATIVO 807, LEY SOBRE FACULTADES, NORMAS Y ORGANIZACIÓN DEL INDECOPI, publicado el 18 de abril de 1996</w:t>
+      </w:r>
+    </w:p>
+    <w:p>
+      <w:pPr>
+        <w:pStyle w:val="Textonotapie"/>
+        <w:ind w:left="567" w:hanging="567"/>
+        <w:jc w:val="both"/>
+      </w:pPr>
+      <w:r>
+        <w:rPr>
+          <w:rFonts w:ascii="Arial Narrow" w:hAnsi="Arial Narrow" w:cs="Arial"/>
+          <w:sz w:val="15"/>
+          <w:szCs w:val="15"/>
+        </w:rPr>
+        <w:tab/>
+      </w:r>
+      <w:r>
+        <w:rPr>
+          <w:rFonts w:ascii="Arial Narrow" w:hAnsi="Arial Narrow" w:cs="Arial"/>
+          <w:b/>
+          <w:bCs/>
+          <w:sz w:val="15"/>
+          <w:szCs w:val="15"/>
+        </w:rPr>
+        <w:t xml:space="preserve">Artículo 26.-</w:t>
+      </w:r>
+      <w:r>
+        <w:rPr>
+          <w:rFonts w:ascii="Arial Narrow" w:hAnsi="Arial Narrow" w:cs="Arial"/>
+          <w:sz w:val="15"/>
+          <w:szCs w:val="15"/>
+        </w:rPr>
+        <w:t xml:space="preserve"> Una vez admitida a trámite la denuncia, se correrá traslado de la misma al denunciado, a fin de que éste presente su descargo. El plazo para la presentación del descargo será de cinco (5) días contados desde la notificación, vencido el cual, el Secretario Técnico declarará en rebeldía al denunciado que no lo hubiera presentado.</w:t>
+      </w:r>
+    </w:p>
+  </w:footnote>
+  <w:footnote w:id="14">
+    <w:p>
+      <w:pPr>
+        <w:pStyle w:val="Textonotapie"/>
+        <w:ind w:left="567" w:hanging="567"/>
+        <w:jc w:val="both"/>
+      </w:pPr>
+      <w:r>
+        <w:rPr>
+          <w:rStyle w:val="Refdenotaalpie"/>
+          <w:rFonts w:ascii="Arial Narrow" w:hAnsi="Arial Narrow" w:cs="Arial"/>
+          <w:sz w:val="16"/>
+          <w:szCs w:val="15"/>
+          <w:vertAlign w:val="superscript"/>
+        </w:rPr>
+        <w:footnoteRef/>
+      </w:r>
+      <w:r>
+        <w:rPr>
+          <w:rFonts w:ascii="Arial Narrow" w:hAnsi="Arial Narrow" w:cs="Arial"/>
+          <w:sz w:val="15"/>
+          <w:szCs w:val="15"/>
+        </w:rPr>
+        <w:tab/>
+      </w:r>
+      <w:r>
+        <w:rPr>
+          <w:rFonts w:ascii="Arial Narrow" w:hAnsi="Arial Narrow" w:cs="Arial"/>
+          <w:b/>
+          <w:bCs/>
+          <w:sz w:val="15"/>
+          <w:szCs w:val="15"/>
+        </w:rPr>
+        <w:t xml:space="preserve">DECRETO SUPREMO 006-2026-JUS, TEXTO ÚNICO ORDENADO DE LA LEY 27444, LEY DEL PROCEDIMIENTO ADMINISTRATIVO GENERAL, publicado el 30 de abril de 2026</w:t>
+      </w:r>
+    </w:p>
+    <w:p>
+      <w:pPr>
+        <w:pStyle w:val="Textonotapie"/>
+        <w:ind w:left="567" w:hanging="567"/>
+        <w:jc w:val="both"/>
+      </w:pPr>
+      <w:r>
+        <w:rPr>
+          <w:rFonts w:ascii="Arial Narrow" w:hAnsi="Arial Narrow" w:cs="Arial"/>
+          <w:sz w:val="15"/>
+          <w:szCs w:val="15"/>
+        </w:rPr>
+        <w:tab/>
+      </w:r>
+      <w:r>
+        <w:rPr>
+          <w:rFonts w:ascii="Arial Narrow" w:hAnsi="Arial Narrow" w:cs="Arial"/>
+          <w:b/>
+          <w:bCs/>
+          <w:sz w:val="15"/>
+          <w:szCs w:val="15"/>
+        </w:rPr>
+        <w:t xml:space="preserve">Artículo 223.- Contestación de la reclamación</w:t>
+      </w:r>
+    </w:p>
+    <w:p>
+      <w:pPr>
+        <w:pStyle w:val="Textonotapie"/>
+        <w:ind w:left="567" w:hanging="567"/>
+        <w:jc w:val="both"/>
+      </w:pPr>
+      <w:r>
+        <w:rPr>
+          <w:rFonts w:ascii="Arial Narrow" w:hAnsi="Arial Narrow" w:cs="Arial"/>
+          <w:sz w:val="15"/>
+          <w:szCs w:val="15"/>
+        </w:rPr>
+        <w:tab/>
+      </w:r>
+      <w:r>
+        <w:rPr>
+          <w:rFonts w:ascii="Arial Narrow" w:hAnsi="Arial Narrow" w:cs="Arial"/>
+          <w:sz w:val="15"/>
+          <w:szCs w:val="15"/>
+        </w:rPr>
+        <w:t xml:space="preserve">223.1 El reclamado deberá presentar la contestación de la reclamación dentro de los quince (15) días posteriores a la notificación de ésta; vencido este plazo, la Administración declarará en rebeldía al reclamado que no la hubiera presentado. La contestación deberá contener los requisitos de los escritos previstos en el artículo 113 de la presente Ley, así como la absolución de todos los asuntos controvertidos de hecho y de derecho, Las alegaciones y los hechos relevantes de la reclamación, salvo que hayan sido específicamente negadas en la contestación, se tendrán por aceptadas o merituadas como ciertas.</w:t>
+      </w:r>
+    </w:p>
+  </w:footnote>
   <w:footnote w:id="8">
     <w:p>
       <w:pPr>
@@ -8788,7 +8952,7 @@
 </file>
 
 <file path=word/header1.xml><?xml version="1.0" encoding="utf-8"?>
-<w:hdr xmlns:wpc="http://schemas.microsoft.com/office/word/2010/wordprocessingCanvas" xmlns:cx="http://schemas.microsoft.com/office/drawing/2014/chartex" xmlns:cx1="http://schemas.microsoft.com/office/drawing/2015/9/8/chartex" xmlns:cx2="http://schemas.microsoft.com/office/drawing/2015/10/21/chartex" xmlns:cx3="http://schemas.microsoft.com/office/drawing/2016/5/9/chartex" xmlns:cx4="http://schemas.microsoft.com/office/drawing/2016/5/10/chartex" xmlns:cx5="http://schemas.microsoft.com/office/drawing/2016/5/11/chartex" xmlns:cx6="http://schemas.microsoft.com/office/drawing/2016/5/12/chartex" xmlns:cx7="http://schemas.microsoft.com/office/drawing/2016/5/13/chartex" xmlns:cx8="http://schemas.microsoft.com/office/drawing/2016/5/14/chartex" xmlns:mc="http://schemas.openxmlformats.org/markup-compatibility/2006" xmlns:aink="http://schemas.microsoft.com/office/drawing/2016/ink" xmlns:am3d="http://schemas.microsoft.com/office/drawing/2017/model3d" xmlns:o="urn:schemas-microsoft-com:office:office" xmlns:oel="http://schemas.microsoft.com/office/2019/extlst" xmlns:r="http://schemas.openxmlformats.org/officeDocument/2006/relationships" xmlns:m="http://schemas.openxmlformats.org/officeDocument/2006/math" xmlns:v="urn:schemas-microsoft-com:vml" xmlns:wp14="http://schemas.microsoft.com/office/word/2010/wordprocessingDrawing" xmlns:wp="http://schemas.openxmlformats.org/drawingml/2006/wordprocessingDrawing" xmlns:w10="urn:schemas-microsoft-com:office:word" xmlns:w="http://schemas.openxmlformats.org/wordprocessingml/2006/main" xmlns:w14="http://schemas.microsoft.com/office/word/2010/wordml" xmlns:w15="http://schemas.microsoft.com/office/word/2012/wordml" xmlns:w16cex="http://schemas.microsoft.com/office/word/2018/wordml/cex" xmlns:w16cid="http://schemas.microsoft.com/office/word/2016/wordml/cid" xmlns:w16="http://schemas.microsoft.com/office/word/2018/wordml" xmlns:w16du="http://schemas.microsoft.com/office/word/2023/wordml/word16du" xmlns:w16sdtdh="http://schemas.microsoft.com/office/word/2020/wordml/sdtdatahash" xmlns:w16sdtfl="http://schemas.microsoft.com/office/word/2024/wordml/sdtformatlock" xmlns:w16se="http://schemas.microsoft.com/office/word/2015/wordml/symex" xmlns:wpg="http://schemas.microsoft.com/office/word/2010/wordprocessingGroup" xmlns:wpi="http://schemas.microsoft.com/office/word/2010/wordprocessingInk" xmlns:wne="http://schemas.microsoft.com/office/word/2006/wordml" xmlns:wps="http://schemas.microsoft.com/office/word/2010/wordprocessingShape" mc:Ignorable="w14 w15 w16se w16cid w16 w16cex w16sdtdh w16sdtfl w16du wp14">
+<w:hdr xmlns:a="http://schemas.openxmlformats.org/drawingml/2006/main" xmlns:a14="http://schemas.microsoft.com/office/drawing/2010/main" xmlns:mc="http://schemas.openxmlformats.org/markup-compatibility/2006" xmlns:pic="http://schemas.openxmlformats.org/drawingml/2006/picture" xmlns:r="http://schemas.openxmlformats.org/officeDocument/2006/relationships" xmlns:w="http://schemas.openxmlformats.org/wordprocessingml/2006/main" xmlns:w14="http://schemas.microsoft.com/office/word/2010/wordml" xmlns:w15="http://schemas.microsoft.com/office/word/2012/wordml" xmlns:w16="http://schemas.microsoft.com/office/word/2018/wordml" xmlns:w16cex="http://schemas.microsoft.com/office/word/2018/wordml/cex" xmlns:w16cid="http://schemas.microsoft.com/office/word/2016/wordml/cid" xmlns:w16du="http://schemas.microsoft.com/office/word/2023/wordml/word16du" xmlns:w16sdtdh="http://schemas.microsoft.com/office/word/2020/wordml/sdtdatahash" xmlns:w16se="http://schemas.microsoft.com/office/word/2015/wordml/symex" xmlns:wp="http://schemas.openxmlformats.org/drawingml/2006/wordprocessingDrawing" xmlns:wp14="http://schemas.microsoft.com/office/word/2010/wordprocessingDrawing" mc:Ignorable="w14 w15 w16se w16cid w16 w16cex w16sdtdh w16du wp14">
   <w:tbl>
     <w:tblPr>
       <w:tblW w:w="8645" w:type="dxa"/>

--- a/plantillas_maestras/01_seguro_vehicular/liquidacion_o_pago_menor/2_ddos_banco_y_aseguradora/varon/TPL_0157_2026_SEGURO_VEHICULAR_LIQUIDACION_O_PAGO_MENOR_BANCO_VARON_R1.docx
+++ b/plantillas_maestras/01_seguro_vehicular/liquidacion_o_pago_menor/2_ddos_banco_y_aseguradora/varon/TPL_0157_2026_SEGURO_VEHICULAR_LIQUIDACION_O_PAGO_MENOR_BANCO_VARON_R1.docx
@@ -724,109 +724,7 @@
           <w:lang w:val="es-ES" w:eastAsia="es-ES"/>
           <w14:ligatures w14:val="none"/>
         </w:rPr>
-        <w:t xml:space="preserve">Mediante la denuncia del 16 de enero de 2026, el señor [APELLIDO] denunció a Rímac y Corredores Falabella por presuntas infracciones a la Ley 29571, Código de Protección y Defensa del Consumidor (en adelante, Código), señalando lo siguiente:</w:t>
-      </w:r>
-      <w:r>
-        <w:rPr>
-          <w:rFonts w:ascii="Arial Narrow" w:eastAsia="Arial Narrow" w:hAnsi="Arial Narrow" w:cs="Arial Narrow"/>
-          <w:color w:val="000000"/>
-          <w:kern w:val="0"/>
-          <w:sz w:val="22"/>
-          <w:szCs w:val="22"/>
-          <w:lang w:val="es-ES" w:eastAsia="es-ES"/>
-          <w14:ligatures w14:val="none"/>
-        </w:rPr>
-        <w:t/>
-      </w:r>
-      <w:r>
-        <w:rPr>
-          <w:rFonts w:ascii="Arial Narrow" w:eastAsia="Arial Narrow" w:hAnsi="Arial Narrow" w:cs="Arial Narrow"/>
-          <w:kern w:val="0"/>
-          <w14:ligatures w14:val="none"/>
-          <w:sz w:val="22"/>
-          <w:szCs w:val="22"/>
-        </w:rPr>
-        <w:t xml:space="preserve"/>
-      </w:r>
-      <w:r>
-        <w:rPr>
-          <w:rFonts w:ascii="Arial Narrow" w:eastAsia="Arial Narrow" w:hAnsi="Arial Narrow" w:cs="Arial Narrow"/>
-          <w:kern w:val="0"/>
-          <w14:ligatures w14:val="none"/>
-          <w:sz w:val="22"/>
-          <w:szCs w:val="22"/>
-        </w:rPr>
-        <w:t xml:space="preserve"/>
-      </w:r>
-      <w:r>
-        <w:rPr>
-          <w:rFonts w:ascii="Arial Narrow" w:eastAsia="Arial Narrow" w:hAnsi="Arial Narrow" w:cs="Arial Narrow"/>
-          <w:kern w:val="0"/>
-          <w14:ligatures w14:val="none"/>
-          <w:sz w:val="22"/>
-          <w:szCs w:val="22"/>
-        </w:rPr>
-        <w:t/>
-      </w:r>
-      <w:r>
-        <w:rPr>
-          <w:rFonts w:ascii="Arial Narrow" w:eastAsia="Arial Narrow" w:hAnsi="Arial Narrow" w:cs="Arial Narrow"/>
-          <w:color w:val="000000"/>
-          <w:kern w:val="0"/>
-          <w:sz w:val="22"/>
-          <w:szCs w:val="22"/>
-          <w:lang w:val="es-ES" w:eastAsia="es-ES"/>
-          <w14:ligatures w14:val="none"/>
-        </w:rPr>
-        <w:t xml:space="preserve"/>
-      </w:r>
-      <w:r>
-        <w:rPr>
-          <w:rFonts w:ascii="Arial Narrow" w:eastAsia="Arial Narrow" w:hAnsi="Arial Narrow" w:cs="Arial Narrow"/>
-          <w:color w:val="000000"/>
-          <w:kern w:val="0"/>
-          <w:sz w:val="22"/>
-          <w:szCs w:val="22"/>
-          <w:lang w:val="es-ES" w:eastAsia="es-ES"/>
-          <w14:ligatures w14:val="none"/>
-        </w:rPr>
-        <w:t xml:space="preserve"/>
-      </w:r>
-      <w:r>
-        <w:rPr>
-          <w:rFonts w:ascii="Arial Narrow" w:eastAsia="Arial Narrow" w:hAnsi="Arial Narrow" w:cs="Arial Narrow"/>
-          <w:color w:val="000000"/>
-          <w:kern w:val="0"/>
-          <w:sz w:val="22"/>
-          <w:szCs w:val="22"/>
-          <w:lang w:val="es-ES" w:eastAsia="es-ES"/>
-          <w14:ligatures w14:val="none"/>
-        </w:rPr>
-        <w:t xml:space="preserve"/>
-      </w:r>
-      <w:r>
-        <w:rPr>
-          <w:rFonts w:ascii="Arial Narrow" w:eastAsia="Arial Narrow" w:hAnsi="Arial Narrow" w:cs="Arial Narrow"/>
-          <w:color w:val="000000"/>
-          <w:kern w:val="0"/>
-          <w:sz w:val="22"/>
-          <w:szCs w:val="22"/>
-          <w:lang w:val="es-ES" w:eastAsia="es-ES"/>
-          <w14:ligatures w14:val="none"/>
-        </w:rPr>
-        <w:t xml:space="preserve"/>
-      </w:r>
-      <w:r>
-        <w:rPr>
-          <w:rFonts w:ascii="Arial Narrow" w:eastAsia="Arial Narrow" w:hAnsi="Arial Narrow" w:cs="Arial Narrow"/>
-          <w:color w:val="000000"/>
-          <w:kern w:val="0"/>
-          <w:sz w:val="22"/>
-          <w:szCs w:val="22"/>
-          <w:lang w:val="es-ES" w:eastAsia="es-ES"/>
-          <w14:ligatures w14:val="none"/>
-        </w:rPr>
-        <w:t/>
+        <w:t xml:space="preserve">Mediante la denuncia del 16 de enero de 2026, el señor [APELLIDO] denunció a Rímac y Corredores Falabella por presuntas infracciones a la Ley 29571, Código de Protección y Defensa del Consumidor</w:t>
       </w:r>
       <w:r>
         <w:rPr>
@@ -841,6 +739,120 @@
           <w14:ligatures w14:val="none"/>
         </w:rPr>
         <w:footnoteReference w:id="1"/>
+      </w:r>
+      <w:r>
+        <w:rPr>
+          <w:rFonts w:ascii="Arial Narrow" w:eastAsia="Arial Narrow" w:hAnsi="Arial Narrow" w:cs="Arial Narrow"/>
+          <w:color w:val="000000"/>
+          <w:kern w:val="0"/>
+          <w:sz w:val="22"/>
+          <w:szCs w:val="22"/>
+          <w:lang w:val="es-ES" w:eastAsia="es-ES"/>
+          <w14:ligatures w14:val="none"/>
+        </w:rPr>
+        <w:t xml:space="preserve"> (en adelante, Código), señalando lo siguiente:</w:t>
+      </w:r>
+      <w:r>
+        <w:rPr>
+          <w:rFonts w:ascii="Arial Narrow" w:eastAsia="Arial Narrow" w:hAnsi="Arial Narrow" w:cs="Arial Narrow"/>
+          <w:color w:val="000000"/>
+          <w:kern w:val="0"/>
+          <w:sz w:val="22"/>
+          <w:szCs w:val="22"/>
+          <w:lang w:val="es-ES" w:eastAsia="es-ES"/>
+          <w14:ligatures w14:val="none"/>
+        </w:rPr>
+        <w:t/>
+      </w:r>
+      <w:r>
+        <w:rPr>
+          <w:rFonts w:ascii="Arial Narrow" w:eastAsia="Arial Narrow" w:hAnsi="Arial Narrow" w:cs="Arial Narrow"/>
+          <w:kern w:val="0"/>
+          <w14:ligatures w14:val="none"/>
+          <w:sz w:val="22"/>
+          <w:szCs w:val="22"/>
+        </w:rPr>
+        <w:t xml:space="preserve"/>
+      </w:r>
+      <w:r>
+        <w:rPr>
+          <w:rFonts w:ascii="Arial Narrow" w:eastAsia="Arial Narrow" w:hAnsi="Arial Narrow" w:cs="Arial Narrow"/>
+          <w:kern w:val="0"/>
+          <w14:ligatures w14:val="none"/>
+          <w:sz w:val="22"/>
+          <w:szCs w:val="22"/>
+        </w:rPr>
+        <w:t xml:space="preserve"/>
+      </w:r>
+      <w:r>
+        <w:rPr>
+          <w:rFonts w:ascii="Arial Narrow" w:eastAsia="Arial Narrow" w:hAnsi="Arial Narrow" w:cs="Arial Narrow"/>
+          <w:kern w:val="0"/>
+          <w14:ligatures w14:val="none"/>
+          <w:sz w:val="22"/>
+          <w:szCs w:val="22"/>
+        </w:rPr>
+        <w:t/>
+      </w:r>
+      <w:r>
+        <w:rPr>
+          <w:rFonts w:ascii="Arial Narrow" w:eastAsia="Arial Narrow" w:hAnsi="Arial Narrow" w:cs="Arial Narrow"/>
+          <w:color w:val="000000"/>
+          <w:kern w:val="0"/>
+          <w:sz w:val="22"/>
+          <w:szCs w:val="22"/>
+          <w:lang w:val="es-ES" w:eastAsia="es-ES"/>
+          <w14:ligatures w14:val="none"/>
+        </w:rPr>
+        <w:t xml:space="preserve"/>
+      </w:r>
+      <w:r>
+        <w:rPr>
+          <w:rFonts w:ascii="Arial Narrow" w:eastAsia="Arial Narrow" w:hAnsi="Arial Narrow" w:cs="Arial Narrow"/>
+          <w:color w:val="000000"/>
+          <w:kern w:val="0"/>
+          <w:sz w:val="22"/>
+          <w:szCs w:val="22"/>
+          <w:lang w:val="es-ES" w:eastAsia="es-ES"/>
+          <w14:ligatures w14:val="none"/>
+        </w:rPr>
+        <w:t xml:space="preserve"/>
+      </w:r>
+      <w:r>
+        <w:rPr>
+          <w:rFonts w:ascii="Arial Narrow" w:eastAsia="Arial Narrow" w:hAnsi="Arial Narrow" w:cs="Arial Narrow"/>
+          <w:color w:val="000000"/>
+          <w:kern w:val="0"/>
+          <w:sz w:val="22"/>
+          <w:szCs w:val="22"/>
+          <w:lang w:val="es-ES" w:eastAsia="es-ES"/>
+          <w14:ligatures w14:val="none"/>
+        </w:rPr>
+        <w:t xml:space="preserve"/>
+      </w:r>
+      <w:r>
+        <w:rPr>
+          <w:rFonts w:ascii="Arial Narrow" w:eastAsia="Arial Narrow" w:hAnsi="Arial Narrow" w:cs="Arial Narrow"/>
+          <w:color w:val="000000"/>
+          <w:kern w:val="0"/>
+          <w:sz w:val="22"/>
+          <w:szCs w:val="22"/>
+          <w:lang w:val="es-ES" w:eastAsia="es-ES"/>
+          <w14:ligatures w14:val="none"/>
+        </w:rPr>
+        <w:t xml:space="preserve"/>
+      </w:r>
+      <w:r>
+        <w:rPr>
+          <w:rFonts w:ascii="Arial Narrow" w:eastAsia="Arial Narrow" w:hAnsi="Arial Narrow" w:cs="Arial Narrow"/>
+          <w:color w:val="000000"/>
+          <w:kern w:val="0"/>
+          <w:sz w:val="22"/>
+          <w:szCs w:val="22"/>
+          <w:lang w:val="es-ES" w:eastAsia="es-ES"/>
+          <w14:ligatures w14:val="none"/>
+        </w:rPr>
+        <w:t/>
       </w:r>
       <w:r>
         <w:rPr>
@@ -3916,7 +3928,19 @@
           <w:lang w:eastAsia="es-PE"/>
           <w14:ligatures w14:val="none"/>
         </w:rPr>
-        <w:t xml:space="preserve">PRIMERO: admitir a trámite la denuncia del 16 de enero de 2026, interpuesta por el señor [DENUNCIANTE] contra Rímac Seguros y Reaseguros S.A. y Corredores de Seguros Falabella S.A.C., por lo siguiente:</w:t>
+        <w:t xml:space="preserve">PRIMERO:</w:t>
+      </w:r>
+      <w:r>
+        <w:rPr>
+          <w:rFonts w:ascii="Arial Narrow" w:eastAsia="Arial Narrow" w:hAnsi="Arial Narrow" w:cs="Arial Narrow"/>
+          <w:color w:val="000000"/>
+          <w:kern w:val="0"/>
+          <w:sz w:val="22"/>
+          <w:szCs w:val="22"/>
+          <w:lang w:eastAsia="es-PE"/>
+          <w14:ligatures w14:val="none"/>
+        </w:rPr>
+        <w:t xml:space="preserve"> admitir a trámite la denuncia del 16 de enero de 2026, interpuesta por el señor [DENUNCIANTE] contra Rímac Seguros y Reaseguros S.A. y Corredores de Seguros Falabella S.A.C., por lo siguiente:</w:t>
       </w:r>
       <w:r>
         <w:rPr>
@@ -3971,7 +3995,6 @@
       <w:r>
         <w:rPr>
           <w:rFonts w:ascii="Arial Narrow" w:eastAsia="Arial Narrow" w:hAnsi="Arial Narrow" w:cs="Arial Narrow"/>
-          <w:bCs/>
           <w:spacing w:val="-3"/>
           <w:kern w:val="0"/>
           <w14:ligatures w14:val="none"/>
@@ -4022,7 +4045,6 @@
       <w:r>
         <w:rPr>
           <w:rFonts w:ascii="Arial Narrow" w:eastAsia="Arial Narrow" w:hAnsi="Arial Narrow" w:cs="Arial Narrow"/>
-          <w:bCs/>
           <w:sz w:val="22"/>
           <w:szCs w:val="22"/>
         </w:rPr>
@@ -4764,7 +4786,19 @@
           <w:lang w:eastAsia="es-PE"/>
           <w14:ligatures w14:val="none"/>
         </w:rPr>
-        <w:t xml:space="preserve">TERCERO: </w:t>
+        <w:t xml:space="preserve">TERCERO:</w:t>
+      </w:r>
+      <w:r>
+        <w:rPr>
+          <w:rFonts w:ascii="Arial Narrow" w:eastAsia="Arial Narrow" w:hAnsi="Arial Narrow" w:cs="Arial Narrow"/>
+          <w:color w:val="000000"/>
+          <w:kern w:val="0"/>
+          <w:sz w:val="22"/>
+          <w:szCs w:val="22"/>
+          <w:lang w:eastAsia="es-PE"/>
+          <w14:ligatures w14:val="none"/>
+        </w:rPr>
+        <w:t xml:space="preserve"> </w:t>
       </w:r>
       <w:r>
         <w:rPr>
@@ -4794,7 +4828,6 @@
       <w:r>
         <w:rPr>
           <w:rFonts w:ascii="Arial Narrow" w:eastAsia="Arial Narrow" w:hAnsi="Arial Narrow" w:cs="Arial Narrow"/>
-          <w:bCs/>
           <w:sz w:val="22"/>
           <w:szCs w:val="22"/>
         </w:rPr>
@@ -5165,7 +5198,15 @@
           <w:sz w:val="22"/>
           <w:szCs w:val="22"/>
         </w:rPr>
-        <w:t xml:space="preserve">CUARTO: </w:t>
+        <w:t xml:space="preserve">CUARTO:</w:t>
+      </w:r>
+      <w:r>
+        <w:rPr>
+          <w:rFonts w:ascii="Arial Narrow" w:eastAsia="Arial Narrow" w:hAnsi="Arial Narrow" w:cs="Arial Narrow"/>
+          <w:sz w:val="22"/>
+          <w:szCs w:val="22"/>
+        </w:rPr>
+        <w:t xml:space="preserve"> </w:t>
       </w:r>
       <w:r>
         <w:rPr>
@@ -5187,7 +5228,7 @@
           <w:lang w:val="es-ES" w:eastAsia="es-ES"/>
           <w14:ligatures w14:val="none"/>
         </w:rPr>
-        <w:footnoteReference w:id="13"/>
+        <w:footnoteReference w:id="8"/>
       </w:r>
       <w:r>
         <w:rPr>
@@ -5209,7 +5250,7 @@
           <w:lang w:val="es-ES" w:eastAsia="es-ES"/>
           <w14:ligatures w14:val="none"/>
         </w:rPr>
-        <w:footnoteReference w:id="14"/>
+        <w:footnoteReference w:id="9"/>
       </w:r>
       <w:r>
         <w:rPr>
@@ -5262,7 +5303,19 @@
           <w:lang w:eastAsia="es-PE"/>
           <w14:ligatures w14:val="none"/>
         </w:rPr>
-        <w:t xml:space="preserve">QUINTO: </w:t>
+        <w:t xml:space="preserve">QUINTO:</w:t>
+      </w:r>
+      <w:r>
+        <w:rPr>
+          <w:rFonts w:ascii="Arial Narrow" w:eastAsia="Arial Narrow" w:hAnsi="Arial Narrow" w:cs="Arial Narrow"/>
+          <w:color w:val="000000"/>
+          <w:kern w:val="0"/>
+          <w:sz w:val="22"/>
+          <w:szCs w:val="22"/>
+          <w:lang w:eastAsia="es-PE"/>
+          <w14:ligatures w14:val="none"/>
+        </w:rPr>
+        <w:t xml:space="preserve"> </w:t>
       </w:r>
       <w:bookmarkStart w:id="10" w:name="_Hlk188286813"/>
       <w:r>
@@ -5331,7 +5384,6 @@
       <w:r>
         <w:rPr>
           <w:rFonts w:ascii="Arial Narrow" w:eastAsia="Arial Narrow" w:hAnsi="Arial Narrow" w:cs="Arial Narrow"/>
-          <w:bCs/>
           <w:sz w:val="22"/>
           <w:szCs w:val="22"/>
         </w:rPr>
@@ -5505,7 +5557,19 @@
           <w:lang w:eastAsia="es-PE"/>
           <w14:ligatures w14:val="none"/>
         </w:rPr>
-        <w:t xml:space="preserve">SEXTO: </w:t>
+        <w:t xml:space="preserve">SEXTO:</w:t>
+      </w:r>
+      <w:r>
+        <w:rPr>
+          <w:rFonts w:ascii="Arial Narrow" w:eastAsia="Arial Narrow" w:hAnsi="Arial Narrow" w:cs="Arial Narrow"/>
+          <w:color w:val="000000"/>
+          <w:kern w:val="0"/>
+          <w:sz w:val="22"/>
+          <w:szCs w:val="22"/>
+          <w:lang w:eastAsia="es-PE"/>
+          <w14:ligatures w14:val="none"/>
+        </w:rPr>
+        <w:t xml:space="preserve"> </w:t>
       </w:r>
       <w:r>
         <w:rPr>
@@ -5737,7 +5801,7 @@
           <w:lang w:eastAsia="es-PE"/>
           <w14:ligatures w14:val="none"/>
         </w:rPr>
-        <w:footnoteReference w:id="8"/>
+        <w:footnoteReference w:id="10"/>
       </w:r>
       <w:r>
         <w:rPr>
@@ -5835,7 +5899,7 @@
           <w:lang w:eastAsia="es-PE"/>
           <w14:ligatures w14:val="none"/>
         </w:rPr>
-        <w:footnoteReference w:id="9"/>
+        <w:footnoteReference w:id="11"/>
       </w:r>
       <w:r>
         <w:rPr>
@@ -5899,7 +5963,7 @@
           <w:lang w:eastAsia="es-PE"/>
           <w14:ligatures w14:val="none"/>
         </w:rPr>
-        <w:footnoteReference w:id="10"/>
+        <w:footnoteReference w:id="12"/>
       </w:r>
       <w:r>
         <w:rPr>
@@ -6131,7 +6195,7 @@
           <w:vertAlign w:val="superscript"/>
           <w14:ligatures w14:val="none"/>
         </w:rPr>
-        <w:footnoteReference w:id="11"/>
+        <w:footnoteReference w:id="13"/>
       </w:r>
       <w:r>
         <w:rPr>
@@ -6149,7 +6213,6 @@
           <w:kern w:val="0"/>
           <w:sz w:val="22"/>
           <w:szCs w:val="22"/>
-          <w:u w:val="single"/>
           <w14:ligatures w14:val="none"/>
         </w:rPr>
         <w:t>expresamente su facultad para asistir y conciliar en su representación</w:t>
@@ -6157,7 +6220,6 @@
       <w:r>
         <w:rPr>
           <w:rFonts w:ascii="Arial Narrow" w:eastAsia="Arial Narrow" w:hAnsi="Arial Narrow" w:cs="Arial Narrow"/>
-          <w:bCs/>
           <w:kern w:val="0"/>
           <w14:ligatures w14:val="none"/>
           <w:sz w:val="22"/>
@@ -6168,8 +6230,6 @@
       <w:r>
         <w:rPr>
           <w:rFonts w:ascii="Arial Narrow" w:eastAsia="Arial Narrow" w:hAnsi="Arial Narrow" w:cs="Arial Narrow"/>
-          <w:b/>
-          <w:bCs/>
           <w:kern w:val="0"/>
           <w14:ligatures w14:val="none"/>
           <w:sz w:val="22"/>
@@ -6183,7 +6243,6 @@
           <w:kern w:val="0"/>
           <w:sz w:val="22"/>
           <w:szCs w:val="22"/>
-          <w:u w:val="single"/>
           <w14:ligatures w14:val="none"/>
         </w:rPr>
         <w:t xml:space="preserve">Ello bajo apercibimiento de no realizar la audiencia de conciliación y levantar el acta de inasistencia correspondiente. </w:t>
@@ -6308,15 +6367,23 @@
           <w:sz w:val="22"/>
           <w:szCs w:val="22"/>
         </w:rPr>
-        <w:t xml:space="preserve">DÉCIMO PRIMERO: </w:t>
-      </w:r>
-      <w:r>
-        <w:rPr>
-          <w:rFonts w:ascii="Arial Narrow" w:eastAsia="Arial Narrow" w:hAnsi="Arial Narrow" w:cs="Arial Narrow"/>
-          <w:sz w:val="22"/>
-          <w:szCs w:val="22"/>
-        </w:rPr>
-        <w:t xml:space="preserve">requerir al señor [DENUNCIANTE], Rímac Seguros y Reaseguros S.A. y Corredores de Seguros Falabella S.A.C. para que, dentro del plazo de dos (2) días hábiles siguientes a la fecha en que reciban la notificación en sus bandejas de correo electrónico, efectúen la confirmación de recepción de la notificación remitida por este despacho a sus correos electrónicos, de conformidad con el segundo párrafo del numeral 4 del artículo 20 del Texto Único Ordenado de la Ley del Procedimiento Administrativo General, aprobado mediante Decreto Supremo 006-2026-JUS, bajo apercibimiento de rehacer el acto de notificación y notificarle conforme al numeral 1 del artículo 20 del citado cuerpo normativo.</w:t>
+        <w:t xml:space="preserve">DÉCIMO PRIMERO:</w:t>
+      </w:r>
+      <w:r>
+        <w:rPr>
+          <w:rFonts w:ascii="Arial Narrow" w:eastAsia="Arial Narrow" w:hAnsi="Arial Narrow" w:cs="Arial Narrow"/>
+          <w:sz w:val="22"/>
+          <w:szCs w:val="22"/>
+        </w:rPr>
+        <w:t xml:space="preserve"> </w:t>
+      </w:r>
+      <w:r>
+        <w:rPr>
+          <w:rFonts w:ascii="Arial Narrow" w:eastAsia="Arial Narrow" w:hAnsi="Arial Narrow" w:cs="Arial Narrow"/>
+          <w:sz w:val="22"/>
+          <w:szCs w:val="22"/>
+        </w:rPr>
+        <w:t xml:space="preserve">requerir al señor [DENUNCIANTE], Rímac Seguros y Reaseguros S.A. y Corredores de Seguros Falabella S.A.C. para que, dentro del plazo de dos (2) días hábiles siguientes a la fecha en que reciban la notificación en sus bandejas de correo electrónico, efectúen la confirmación de recepción de la notificación remitida por este despacho a sus correos electrónicos, de conformidad con el segundo párrafo del numeral 4 del artículo 20 del Texto Único Ordenado de la Ley del Procedimiento Administrativo General, aprobado mediante Decreto Supremo 006-2026-JUS, bajo apercibimiento de rehacer el acto de notificación y notificarles conforme al numeral 1 del artículo 20 del citado cuerpo normativo.</w:t>
       </w:r>
       <w:r>
         <w:rPr>
@@ -6606,7 +6673,7 @@
           <w:szCs w:val="22"/>
           <w:vertAlign w:val="superscript"/>
         </w:rPr>
-        <w:footnoteReference w:id="12"/>
+        <w:footnoteReference w:id="14"/>
       </w:r>
       <w:r>
         <w:rPr>
@@ -7038,6 +7105,9 @@
     <w:p>
       <w:pPr>
         <w:pStyle w:val="Textonotapie"/>
+        <w:tabs>
+          <w:tab w:val="left" w:pos="567"/>
+        </w:tabs>
         <w:ind w:left="567" w:hanging="567"/>
         <w:jc w:val="both"/>
         <w:rPr>
@@ -7062,7 +7132,8 @@
           <w:sz w:val="16"/>
           <w:szCs w:val="16"/>
         </w:rPr>
-        <w:t xml:space="preserve"> </w:t>
+        <w:tab/>
+        <w:t xml:space="preserve"/>
       </w:r>
       <w:r>
         <w:rPr>
@@ -7137,15 +7208,16 @@
           <w:sz w:val="16"/>
           <w:szCs w:val="16"/>
         </w:rPr>
-        <w:t xml:space="preserve"> </w:t>
-      </w:r>
-      <w:r>
-        <w:rPr>
-          <w:rFonts w:ascii="Arial Narrow" w:eastAsia="Arial Narrow" w:hAnsi="Arial Narrow" w:cs="Arial Narrow"/>
-          <w:sz w:val="16"/>
-          <w:szCs w:val="16"/>
-        </w:rPr>
         <w:tab/>
+        <w:t xml:space="preserve"/>
+      </w:r>
+      <w:r>
+        <w:rPr>
+          <w:rFonts w:ascii="Arial Narrow" w:eastAsia="Arial Narrow" w:hAnsi="Arial Narrow" w:cs="Arial Narrow"/>
+          <w:sz w:val="16"/>
+          <w:szCs w:val="16"/>
+        </w:rPr>
+        <w:tab/>
       </w:r>
       <w:r>
         <w:rPr>
@@ -7177,7 +7249,7 @@
           <w:sz w:val="16"/>
           <w:szCs w:val="16"/>
         </w:rPr>
-        <w:t xml:space="preserve"> 29571, CÓDIGO DE PROTECCIÓN Y DEFENSA DEL CONSUMIDOR, publicado el 2 de setiembre de 2010 y modificado por Decreto Legislativo </w:t>
+        <w:t xml:space="preserve">29571, CÓDIGO DE PROTECCIÓN Y DEFENSA DEL CONSUMIDOR, publicado el 2 de setiembre de 2010 y modificado por Decreto Legislativo </w:t>
       </w:r>
       <w:proofErr w:type="spellStart"/>
       <w:r>
@@ -7199,7 +7271,7 @@
           <w:sz w:val="16"/>
           <w:szCs w:val="16"/>
         </w:rPr>
-        <w:t xml:space="preserve"> 1308 </w:t>
+        <w:t xml:space="preserve">1308 </w:t>
       </w:r>
     </w:p>
     <w:p>
@@ -7269,7 +7341,7 @@
           <w:sz w:val="16"/>
           <w:szCs w:val="16"/>
         </w:rPr>
-        <w:t xml:space="preserve"> 1033, Ley de Organización y Funciones del Indecopi. Dicha competencia solo puede ser negada cuando ella haya sido asignada o se asigne a favor de otro organismo por norma expresa con rango de ley. </w:t>
+        <w:t xml:space="preserve">1033, Ley de Organización y Funciones del Indecopi. Dicha competencia solo puede ser negada cuando ella haya sido asignada o se asigne a favor de otro organismo por norma expresa con rango de ley. </w:t>
       </w:r>
     </w:p>
     <w:p>
@@ -7306,10 +7378,52 @@
         <w:jc w:val="both"/>
         <w:rPr>
           <w:rFonts w:ascii="Arial Narrow" w:eastAsia="Arial Narrow" w:hAnsi="Arial Narrow" w:cs="Arial Narrow"/>
-          <w:sz w:val="16"/>
-          <w:szCs w:val="16"/>
-        </w:rPr>
-      </w:pPr>
+          <w:b/>
+          <w:bCs/>
+          <w:sz w:val="16"/>
+          <w:szCs w:val="16"/>
+        </w:rPr>
+      </w:pPr>
+      <w:r>
+        <w:rPr>
+          <w:rFonts w:ascii="Arial Narrow" w:eastAsia="Arial Narrow" w:hAnsi="Arial Narrow" w:cs="Arial Narrow"/>
+          <w:sz w:val="16"/>
+          <w:szCs w:val="16"/>
+        </w:rPr>
+        <w:tab/>
+      </w:r>
+      <w:r>
+        <w:rPr>
+          <w:rFonts w:ascii="Arial Narrow" w:eastAsia="Arial Narrow" w:hAnsi="Arial Narrow" w:cs="Arial Narrow"/>
+          <w:b/>
+          <w:bCs/>
+          <w:sz w:val="16"/>
+          <w:szCs w:val="16"/>
+        </w:rPr>
+        <w:t xml:space="preserve">LEY DE ORGANIZACIÓN Y FUNCIONES DEL INDECOPI, APROBADA POR DECRETO LEGISLATIVO </w:t>
+      </w:r>
+      <w:proofErr w:type="spellStart"/>
+      <w:r>
+        <w:rPr>
+          <w:rFonts w:ascii="Arial Narrow" w:eastAsia="Arial Narrow" w:hAnsi="Arial Narrow" w:cs="Arial Narrow"/>
+          <w:b/>
+          <w:bCs/>
+          <w:sz w:val="16"/>
+          <w:szCs w:val="16"/>
+        </w:rPr>
+        <w:t/>
+      </w:r>
+      <w:proofErr w:type="spellEnd"/>
+      <w:r>
+        <w:rPr>
+          <w:rFonts w:ascii="Arial Narrow" w:eastAsia="Arial Narrow" w:hAnsi="Arial Narrow" w:cs="Arial Narrow"/>
+          <w:b/>
+          <w:bCs/>
+          <w:sz w:val="16"/>
+          <w:szCs w:val="16"/>
+        </w:rPr>
+        <w:t xml:space="preserve">1033 </w:t>
+      </w:r>
     </w:p>
     <w:p>
       <w:pPr>
@@ -7321,51 +7435,28 @@
         <w:jc w:val="both"/>
         <w:rPr>
           <w:rFonts w:ascii="Arial Narrow" w:eastAsia="Arial Narrow" w:hAnsi="Arial Narrow" w:cs="Arial Narrow"/>
+          <w:sz w:val="16"/>
+          <w:szCs w:val="16"/>
+        </w:rPr>
+      </w:pPr>
+      <w:r>
+        <w:rPr>
+          <w:rFonts w:ascii="Arial Narrow" w:eastAsia="Arial Narrow" w:hAnsi="Arial Narrow" w:cs="Arial Narrow"/>
           <w:b/>
           <w:bCs/>
           <w:sz w:val="16"/>
           <w:szCs w:val="16"/>
         </w:rPr>
-      </w:pPr>
-      <w:r>
-        <w:rPr>
-          <w:rFonts w:ascii="Arial Narrow" w:eastAsia="Arial Narrow" w:hAnsi="Arial Narrow" w:cs="Arial Narrow"/>
-          <w:sz w:val="16"/>
-          <w:szCs w:val="16"/>
-        </w:rPr>
         <w:tab/>
-      </w:r>
-      <w:r>
-        <w:rPr>
-          <w:rFonts w:ascii="Arial Narrow" w:eastAsia="Arial Narrow" w:hAnsi="Arial Narrow" w:cs="Arial Narrow"/>
-          <w:b/>
-          <w:bCs/>
-          <w:sz w:val="16"/>
-          <w:szCs w:val="16"/>
-        </w:rPr>
-        <w:t xml:space="preserve">LEY DE ORGANIZACIÓN Y FUNCIONES DEL INDECOPI, APROBADA POR DECRETO LEGISLATIVO </w:t>
-      </w:r>
-      <w:proofErr w:type="spellStart"/>
-      <w:r>
-        <w:rPr>
-          <w:rFonts w:ascii="Arial Narrow" w:eastAsia="Arial Narrow" w:hAnsi="Arial Narrow" w:cs="Arial Narrow"/>
-          <w:b/>
-          <w:bCs/>
-          <w:sz w:val="16"/>
-          <w:szCs w:val="16"/>
-        </w:rPr>
-        <w:t/>
-      </w:r>
-      <w:proofErr w:type="spellEnd"/>
-      <w:r>
-        <w:rPr>
-          <w:rFonts w:ascii="Arial Narrow" w:eastAsia="Arial Narrow" w:hAnsi="Arial Narrow" w:cs="Arial Narrow"/>
-          <w:b/>
-          <w:bCs/>
-          <w:sz w:val="16"/>
-          <w:szCs w:val="16"/>
-        </w:rPr>
-        <w:t xml:space="preserve"> 1033 </w:t>
+        <w:t>Artículo 27.-</w:t>
+      </w:r>
+      <w:r>
+        <w:rPr>
+          <w:rFonts w:ascii="Arial Narrow" w:eastAsia="Arial Narrow" w:hAnsi="Arial Narrow" w:cs="Arial Narrow"/>
+          <w:sz w:val="16"/>
+          <w:szCs w:val="16"/>
+        </w:rPr>
+        <w:t xml:space="preserve"> De la Comisión de Protección al Consumidor.- </w:t>
       </w:r>
     </w:p>
     <w:p>
@@ -7385,21 +7476,11 @@
       <w:r>
         <w:rPr>
           <w:rFonts w:ascii="Arial Narrow" w:eastAsia="Arial Narrow" w:hAnsi="Arial Narrow" w:cs="Arial Narrow"/>
-          <w:b/>
-          <w:bCs/>
           <w:sz w:val="16"/>
           <w:szCs w:val="16"/>
         </w:rPr>
         <w:tab/>
-        <w:t>Artículo 27.-</w:t>
-      </w:r>
-      <w:r>
-        <w:rPr>
-          <w:rFonts w:ascii="Arial Narrow" w:eastAsia="Arial Narrow" w:hAnsi="Arial Narrow" w:cs="Arial Narrow"/>
-          <w:sz w:val="16"/>
-          <w:szCs w:val="16"/>
-        </w:rPr>
-        <w:t xml:space="preserve"> De la Comisión de Protección al Consumidor.- </w:t>
+        <w:t>Corresponde a la Comisión de Protección al Consumidor velar por el cumplimiento de la Ley de Protección al Consumidor y de las leyes que, en general, protegen a los consumidores de la falta de idoneidad de los bienes y servicios en función de la información brindada, de las omisiones de información y de la discriminación en el consumo, así como de aquellas que complementen o sustituyan a las anteriores.</w:t>
       </w:r>
     </w:p>
     <w:p>
@@ -7412,20 +7493,15 @@
         <w:jc w:val="both"/>
         <w:rPr>
           <w:rFonts w:ascii="Arial Narrow" w:eastAsia="Arial Narrow" w:hAnsi="Arial Narrow" w:cs="Arial Narrow"/>
-          <w:sz w:val="16"/>
-          <w:szCs w:val="16"/>
-        </w:rPr>
-      </w:pPr>
-      <w:r>
-        <w:rPr>
-          <w:rFonts w:ascii="Arial Narrow" w:eastAsia="Arial Narrow" w:hAnsi="Arial Narrow" w:cs="Arial Narrow"/>
-          <w:sz w:val="16"/>
-          <w:szCs w:val="16"/>
-        </w:rPr>
-        <w:tab/>
-        <w:t>Corresponde a la Comisión de Protección al Consumidor velar por el cumplimiento de la Ley de Protección al Consumidor y de las leyes que, en general, protegen a los consumidores de la falta de idoneidad de los bienes y servicios en función de la información brindada, de las omisiones de información y de la discriminación en el consumo, así como de aquellas que complementen o sustituyan a las anteriores.</w:t>
-      </w:r>
-    </w:p>
+          <w:b/>
+          <w:bCs/>
+          <w:sz w:val="16"/>
+          <w:szCs w:val="16"/>
+        </w:rPr>
+      </w:pPr>
+    </w:p>
+  </w:footnote>
+  <w:footnote w:id="3">
     <w:p>
       <w:pPr>
         <w:pStyle w:val="Textonotapie"/>
@@ -7442,9 +7518,194 @@
           <w:szCs w:val="16"/>
         </w:rPr>
       </w:pPr>
-    </w:p>
-  </w:footnote>
-  <w:footnote w:id="3">
+      <w:r>
+        <w:rPr>
+          <w:rStyle w:val="Refdenotaalpie"/>
+          <w:rFonts w:ascii="Arial Narrow" w:eastAsia="Arial Narrow" w:hAnsi="Arial Narrow" w:cs="Arial Narrow"/>
+          <w:sz w:val="16"/>
+          <w:szCs w:val="16"/>
+          <w:vertAlign w:val="superscript"/>
+        </w:rPr>
+        <w:footnoteRef/>
+      </w:r>
+      <w:r>
+        <w:rPr>
+          <w:rFonts w:ascii="Arial Narrow" w:eastAsia="Arial Narrow" w:hAnsi="Arial Narrow" w:cs="Arial Narrow"/>
+          <w:sz w:val="16"/>
+          <w:szCs w:val="16"/>
+        </w:rPr>
+        <w:tab/>
+        <w:t xml:space="preserve"/>
+      </w:r>
+      <w:r>
+        <w:rPr>
+          <w:rFonts w:ascii="Arial Narrow" w:eastAsia="Arial Narrow" w:hAnsi="Arial Narrow" w:cs="Arial Narrow"/>
+          <w:sz w:val="16"/>
+          <w:szCs w:val="16"/>
+        </w:rPr>
+        <w:tab/>
+      </w:r>
+      <w:r>
+        <w:rPr>
+          <w:rFonts w:ascii="Arial Narrow" w:eastAsia="Arial Narrow" w:hAnsi="Arial Narrow" w:cs="Arial Narrow"/>
+          <w:b/>
+          <w:bCs/>
+          <w:sz w:val="16"/>
+          <w:szCs w:val="16"/>
+        </w:rPr>
+        <w:t xml:space="preserve">LEY </w:t>
+      </w:r>
+      <w:proofErr w:type="spellStart"/>
+      <w:r>
+        <w:rPr>
+          <w:rFonts w:ascii="Arial Narrow" w:eastAsia="Arial Narrow" w:hAnsi="Arial Narrow" w:cs="Arial Narrow"/>
+          <w:b/>
+          <w:bCs/>
+          <w:sz w:val="16"/>
+          <w:szCs w:val="16"/>
+        </w:rPr>
+        <w:t/>
+      </w:r>
+      <w:proofErr w:type="spellEnd"/>
+      <w:r>
+        <w:rPr>
+          <w:rFonts w:ascii="Arial Narrow" w:eastAsia="Arial Narrow" w:hAnsi="Arial Narrow" w:cs="Arial Narrow"/>
+          <w:b/>
+          <w:bCs/>
+          <w:sz w:val="16"/>
+          <w:szCs w:val="16"/>
+        </w:rPr>
+        <w:t xml:space="preserve">29571, CÓDIGO DE PROTECCIÓN Y DEFENSA DEL CONSUMIDOR, publicado el 2 de setiembre de 2010 y modificado por Decreto Legislativo </w:t>
+      </w:r>
+      <w:proofErr w:type="spellStart"/>
+      <w:r>
+        <w:rPr>
+          <w:rFonts w:ascii="Arial Narrow" w:eastAsia="Arial Narrow" w:hAnsi="Arial Narrow" w:cs="Arial Narrow"/>
+          <w:b/>
+          <w:bCs/>
+          <w:sz w:val="16"/>
+          <w:szCs w:val="16"/>
+        </w:rPr>
+        <w:t/>
+      </w:r>
+      <w:proofErr w:type="spellEnd"/>
+      <w:r>
+        <w:rPr>
+          <w:rFonts w:ascii="Arial Narrow" w:eastAsia="Arial Narrow" w:hAnsi="Arial Narrow" w:cs="Arial Narrow"/>
+          <w:b/>
+          <w:bCs/>
+          <w:sz w:val="16"/>
+          <w:szCs w:val="16"/>
+        </w:rPr>
+        <w:t xml:space="preserve">1308 </w:t>
+      </w:r>
+    </w:p>
+    <w:p>
+      <w:pPr>
+        <w:pStyle w:val="Textonotapie"/>
+        <w:ind w:left="567" w:right="-1"/>
+        <w:jc w:val="both"/>
+        <w:rPr>
+          <w:rFonts w:ascii="Arial Narrow" w:eastAsia="Arial Narrow" w:hAnsi="Arial Narrow" w:cs="Arial Narrow"/>
+          <w:b/>
+          <w:bCs/>
+          <w:sz w:val="16"/>
+          <w:szCs w:val="16"/>
+        </w:rPr>
+      </w:pPr>
+      <w:r>
+        <w:rPr>
+          <w:rFonts w:ascii="Arial Narrow" w:eastAsia="Arial Narrow" w:hAnsi="Arial Narrow" w:cs="Arial Narrow"/>
+          <w:b/>
+          <w:bCs/>
+          <w:sz w:val="16"/>
+          <w:szCs w:val="16"/>
+        </w:rPr>
+        <w:t xml:space="preserve">Artículo 18.- Idoneidad </w:t>
+      </w:r>
+    </w:p>
+    <w:p>
+      <w:pPr>
+        <w:pStyle w:val="Textonotapie"/>
+        <w:ind w:left="567" w:right="-1"/>
+        <w:jc w:val="both"/>
+        <w:rPr>
+          <w:rFonts w:ascii="Arial Narrow" w:eastAsia="Arial Narrow" w:hAnsi="Arial Narrow" w:cs="Arial Narrow"/>
+          <w:sz w:val="16"/>
+          <w:szCs w:val="16"/>
+        </w:rPr>
+      </w:pPr>
+      <w:r>
+        <w:rPr>
+          <w:rFonts w:ascii="Arial Narrow" w:eastAsia="Arial Narrow" w:hAnsi="Arial Narrow" w:cs="Arial Narrow"/>
+          <w:sz w:val="16"/>
+          <w:szCs w:val="16"/>
+        </w:rPr>
+        <w:t xml:space="preserve">Se entiende por idoneidad la correspondencia entre lo que un consumidor espera y lo que efectivamente recibe, en función a lo que se le hubiera ofrecido, la publicidad e información transmitida, las condiciones y circunstancias de la transacción, las características y naturaleza del producto o servicio, el precio, entre otros factores, atendiendo a las circunstancias del caso. </w:t>
+      </w:r>
+    </w:p>
+    <w:p>
+      <w:pPr>
+        <w:pStyle w:val="Textonotapie"/>
+        <w:ind w:left="567" w:right="-1"/>
+        <w:jc w:val="both"/>
+        <w:rPr>
+          <w:rFonts w:ascii="Arial Narrow" w:eastAsia="Arial Narrow" w:hAnsi="Arial Narrow" w:cs="Arial Narrow"/>
+          <w:sz w:val="16"/>
+          <w:szCs w:val="16"/>
+        </w:rPr>
+      </w:pPr>
+      <w:r>
+        <w:rPr>
+          <w:rFonts w:ascii="Arial Narrow" w:eastAsia="Arial Narrow" w:hAnsi="Arial Narrow" w:cs="Arial Narrow"/>
+          <w:sz w:val="16"/>
+          <w:szCs w:val="16"/>
+        </w:rPr>
+        <w:t xml:space="preserve">La idoneidad es evaluada en función a la propia naturaleza del producto o servicio y a su aptitud para satisfacer la finalidad para la cual ha sido puesto en el mercado. Las autorizaciones por parte de los organismos del Estado para la fabricación de un producto o la prestación de un servicio, en los casos que sea necesario, no eximen de responsabilidad al proveedor frente al consumidor. </w:t>
+      </w:r>
+    </w:p>
+    <w:p>
+      <w:pPr>
+        <w:pStyle w:val="Textonotapie"/>
+        <w:ind w:left="567" w:right="-1"/>
+        <w:jc w:val="both"/>
+        <w:rPr>
+          <w:rFonts w:ascii="Arial Narrow" w:eastAsia="Arial Narrow" w:hAnsi="Arial Narrow" w:cs="Arial Narrow"/>
+          <w:sz w:val="16"/>
+          <w:szCs w:val="16"/>
+        </w:rPr>
+      </w:pPr>
+      <w:r>
+        <w:rPr>
+          <w:rFonts w:ascii="Arial Narrow" w:eastAsia="Arial Narrow" w:hAnsi="Arial Narrow" w:cs="Arial Narrow"/>
+          <w:b/>
+          <w:bCs/>
+          <w:sz w:val="16"/>
+          <w:szCs w:val="16"/>
+        </w:rPr>
+        <w:t xml:space="preserve">Artículo 19.- Obligación de los proveedores </w:t>
+      </w:r>
+    </w:p>
+    <w:p>
+      <w:pPr>
+        <w:pStyle w:val="Textonotapie"/>
+        <w:ind w:left="567" w:right="-1"/>
+        <w:jc w:val="both"/>
+        <w:rPr>
+          <w:rFonts w:ascii="Arial Narrow" w:eastAsia="Arial Narrow" w:hAnsi="Arial Narrow" w:cs="Arial Narrow"/>
+          <w:sz w:val="16"/>
+          <w:szCs w:val="16"/>
+        </w:rPr>
+      </w:pPr>
+      <w:r>
+        <w:rPr>
+          <w:rFonts w:ascii="Arial Narrow" w:eastAsia="Arial Narrow" w:hAnsi="Arial Narrow" w:cs="Arial Narrow"/>
+          <w:sz w:val="16"/>
+          <w:szCs w:val="16"/>
+        </w:rPr>
+        <w:t>El proveedor responde por la idoneidad y calidad de los productos y servicios ofrecidos; por la autenticidad de las marcas y leyendas que exhiben sus productos o del signo que respalda al prestador del servicio, por la falta de conformidad entre la publicidad comercial de los productos y servicios y estos, así como por el contenido y la vida útil del producto indicado en el envase, en lo que corresponda.</w:t>
+      </w:r>
+    </w:p>
     <w:p>
       <w:pPr>
         <w:pStyle w:val="Textonotapie"/>
@@ -7461,205 +7722,9 @@
           <w:szCs w:val="16"/>
         </w:rPr>
       </w:pPr>
-      <w:r>
-        <w:rPr>
-          <w:rStyle w:val="Refdenotaalpie"/>
-          <w:rFonts w:ascii="Arial Narrow" w:eastAsia="Arial Narrow" w:hAnsi="Arial Narrow" w:cs="Arial Narrow"/>
-          <w:sz w:val="16"/>
-          <w:szCs w:val="16"/>
-          <w:vertAlign w:val="superscript"/>
-        </w:rPr>
-        <w:footnoteRef/>
-      </w:r>
-      <w:r>
-        <w:rPr>
-          <w:rFonts w:ascii="Arial Narrow" w:eastAsia="Arial Narrow" w:hAnsi="Arial Narrow" w:cs="Arial Narrow"/>
-          <w:sz w:val="16"/>
-          <w:szCs w:val="16"/>
-        </w:rPr>
-        <w:t xml:space="preserve"> </w:t>
-      </w:r>
-      <w:r>
-        <w:rPr>
-          <w:rFonts w:ascii="Arial Narrow" w:eastAsia="Arial Narrow" w:hAnsi="Arial Narrow" w:cs="Arial Narrow"/>
-          <w:sz w:val="16"/>
-          <w:szCs w:val="16"/>
-        </w:rPr>
-        <w:tab/>
-      </w:r>
-      <w:r>
-        <w:rPr>
-          <w:rFonts w:ascii="Arial Narrow" w:eastAsia="Arial Narrow" w:hAnsi="Arial Narrow" w:cs="Arial Narrow"/>
-          <w:b/>
-          <w:bCs/>
-          <w:sz w:val="16"/>
-          <w:szCs w:val="16"/>
-        </w:rPr>
-        <w:t xml:space="preserve">LEY </w:t>
-      </w:r>
-      <w:proofErr w:type="spellStart"/>
-      <w:r>
-        <w:rPr>
-          <w:rFonts w:ascii="Arial Narrow" w:eastAsia="Arial Narrow" w:hAnsi="Arial Narrow" w:cs="Arial Narrow"/>
-          <w:b/>
-          <w:bCs/>
-          <w:sz w:val="16"/>
-          <w:szCs w:val="16"/>
-        </w:rPr>
-        <w:t/>
-      </w:r>
-      <w:proofErr w:type="spellEnd"/>
-      <w:r>
-        <w:rPr>
-          <w:rFonts w:ascii="Arial Narrow" w:eastAsia="Arial Narrow" w:hAnsi="Arial Narrow" w:cs="Arial Narrow"/>
-          <w:b/>
-          <w:bCs/>
-          <w:sz w:val="16"/>
-          <w:szCs w:val="16"/>
-        </w:rPr>
-        <w:t xml:space="preserve"> 29571, CÓDIGO DE PROTECCIÓN Y DEFENSA DEL CONSUMIDOR, publicado el 2 de setiembre de 2010 y modificado por Decreto Legislativo </w:t>
-      </w:r>
-      <w:proofErr w:type="spellStart"/>
-      <w:r>
-        <w:rPr>
-          <w:rFonts w:ascii="Arial Narrow" w:eastAsia="Arial Narrow" w:hAnsi="Arial Narrow" w:cs="Arial Narrow"/>
-          <w:b/>
-          <w:bCs/>
-          <w:sz w:val="16"/>
-          <w:szCs w:val="16"/>
-        </w:rPr>
-        <w:t/>
-      </w:r>
-      <w:proofErr w:type="spellEnd"/>
-      <w:r>
-        <w:rPr>
-          <w:rFonts w:ascii="Arial Narrow" w:eastAsia="Arial Narrow" w:hAnsi="Arial Narrow" w:cs="Arial Narrow"/>
-          <w:b/>
-          <w:bCs/>
-          <w:sz w:val="16"/>
-          <w:szCs w:val="16"/>
-        </w:rPr>
-        <w:t xml:space="preserve"> 1308 </w:t>
-      </w:r>
-    </w:p>
-    <w:p>
-      <w:pPr>
-        <w:pStyle w:val="Textonotapie"/>
-        <w:ind w:left="567" w:right="-1"/>
-        <w:jc w:val="both"/>
-        <w:rPr>
-          <w:rFonts w:ascii="Arial Narrow" w:eastAsia="Arial Narrow" w:hAnsi="Arial Narrow" w:cs="Arial Narrow"/>
-          <w:b/>
-          <w:bCs/>
-          <w:sz w:val="16"/>
-          <w:szCs w:val="16"/>
-        </w:rPr>
-      </w:pPr>
-      <w:r>
-        <w:rPr>
-          <w:rFonts w:ascii="Arial Narrow" w:eastAsia="Arial Narrow" w:hAnsi="Arial Narrow" w:cs="Arial Narrow"/>
-          <w:b/>
-          <w:bCs/>
-          <w:sz w:val="16"/>
-          <w:szCs w:val="16"/>
-        </w:rPr>
-        <w:t xml:space="preserve">Artículo 18.- Idoneidad </w:t>
-      </w:r>
-    </w:p>
-    <w:p>
-      <w:pPr>
-        <w:pStyle w:val="Textonotapie"/>
-        <w:ind w:left="567" w:right="-1"/>
-        <w:jc w:val="both"/>
-        <w:rPr>
-          <w:rFonts w:ascii="Arial Narrow" w:eastAsia="Arial Narrow" w:hAnsi="Arial Narrow" w:cs="Arial Narrow"/>
-          <w:sz w:val="16"/>
-          <w:szCs w:val="16"/>
-        </w:rPr>
-      </w:pPr>
-      <w:r>
-        <w:rPr>
-          <w:rFonts w:ascii="Arial Narrow" w:eastAsia="Arial Narrow" w:hAnsi="Arial Narrow" w:cs="Arial Narrow"/>
-          <w:sz w:val="16"/>
-          <w:szCs w:val="16"/>
-        </w:rPr>
-        <w:t xml:space="preserve">Se entiende por idoneidad la correspondencia entre lo que un consumidor espera y lo que efectivamente recibe, en función a lo que se le hubiera ofrecido, la publicidad e información transmitida, las condiciones y circunstancias de la transacción, las características y naturaleza del producto o servicio, el precio, entre otros factores, atendiendo a las circunstancias del caso. </w:t>
-      </w:r>
-    </w:p>
-    <w:p>
-      <w:pPr>
-        <w:pStyle w:val="Textonotapie"/>
-        <w:ind w:left="567" w:right="-1"/>
-        <w:jc w:val="both"/>
-        <w:rPr>
-          <w:rFonts w:ascii="Arial Narrow" w:eastAsia="Arial Narrow" w:hAnsi="Arial Narrow" w:cs="Arial Narrow"/>
-          <w:sz w:val="16"/>
-          <w:szCs w:val="16"/>
-        </w:rPr>
-      </w:pPr>
-      <w:r>
-        <w:rPr>
-          <w:rFonts w:ascii="Arial Narrow" w:eastAsia="Arial Narrow" w:hAnsi="Arial Narrow" w:cs="Arial Narrow"/>
-          <w:sz w:val="16"/>
-          <w:szCs w:val="16"/>
-        </w:rPr>
-        <w:t xml:space="preserve">La idoneidad es evaluada en función a la propia naturaleza del producto o servicio y a su aptitud para satisfacer la finalidad para la cual ha sido puesto en el mercado. Las autorizaciones por parte de los organismos del Estado para la fabricación de un producto o la prestación de un servicio, en los casos que sea necesario, no eximen de responsabilidad al proveedor frente al consumidor. </w:t>
-      </w:r>
-    </w:p>
-    <w:p>
-      <w:pPr>
-        <w:pStyle w:val="Textonotapie"/>
-        <w:ind w:left="567" w:right="-1"/>
-        <w:jc w:val="both"/>
-        <w:rPr>
-          <w:rFonts w:ascii="Arial Narrow" w:eastAsia="Arial Narrow" w:hAnsi="Arial Narrow" w:cs="Arial Narrow"/>
-          <w:sz w:val="16"/>
-          <w:szCs w:val="16"/>
-        </w:rPr>
-      </w:pPr>
-    </w:p>
-    <w:p>
-      <w:pPr>
-        <w:pStyle w:val="Textonotapie"/>
-        <w:ind w:left="567" w:right="-1"/>
-        <w:jc w:val="both"/>
-        <w:rPr>
-          <w:rFonts w:ascii="Arial Narrow" w:eastAsia="Arial Narrow" w:hAnsi="Arial Narrow" w:cs="Arial Narrow"/>
-          <w:sz w:val="16"/>
-          <w:szCs w:val="16"/>
-        </w:rPr>
-      </w:pPr>
-      <w:r>
-        <w:rPr>
-          <w:rFonts w:ascii="Arial Narrow" w:eastAsia="Arial Narrow" w:hAnsi="Arial Narrow" w:cs="Arial Narrow"/>
-          <w:b/>
-          <w:bCs/>
-          <w:sz w:val="16"/>
-          <w:szCs w:val="16"/>
-        </w:rPr>
-        <w:t xml:space="preserve">Artículo 19.- Obligación de los proveedores </w:t>
-      </w:r>
-    </w:p>
-    <w:p>
-      <w:pPr>
-        <w:pStyle w:val="Textonotapie"/>
-        <w:ind w:left="567" w:right="-1"/>
-        <w:jc w:val="both"/>
-        <w:rPr>
-          <w:rFonts w:ascii="Arial Narrow" w:eastAsia="Arial Narrow" w:hAnsi="Arial Narrow" w:cs="Arial Narrow"/>
-          <w:sz w:val="16"/>
-          <w:szCs w:val="16"/>
-        </w:rPr>
-      </w:pPr>
-      <w:r>
-        <w:rPr>
-          <w:rFonts w:ascii="Arial Narrow" w:eastAsia="Arial Narrow" w:hAnsi="Arial Narrow" w:cs="Arial Narrow"/>
-          <w:sz w:val="16"/>
-          <w:szCs w:val="16"/>
-        </w:rPr>
-        <w:t>El proveedor responde por la idoneidad y calidad de los productos y servicios ofrecidos; por la autenticidad de las marcas y leyendas que exhiben sus productos o del signo que respalda al prestador del servicio, por la falta de conformidad entre la publicidad comercial de los productos y servicios y estos, así como por el contenido y la vida útil del producto indicado en el envase, en lo que corresponda.</w:t>
-      </w:r>
-    </w:p>
+    </w:p>
+  </w:footnote>
+  <w:footnote w:id="4">
     <w:p>
       <w:pPr>
         <w:pStyle w:val="Textonotapie"/>
@@ -7676,9 +7741,132 @@
           <w:szCs w:val="16"/>
         </w:rPr>
       </w:pPr>
-    </w:p>
-  </w:footnote>
-  <w:footnote w:id="4">
+      <w:r>
+        <w:rPr>
+          <w:rStyle w:val="Refdenotaalpie"/>
+          <w:rFonts w:ascii="Arial Narrow" w:eastAsia="Arial Narrow" w:hAnsi="Arial Narrow" w:cs="Arial Narrow"/>
+          <w:sz w:val="16"/>
+          <w:szCs w:val="16"/>
+          <w:vertAlign w:val="superscript"/>
+        </w:rPr>
+        <w:footnoteRef/>
+      </w:r>
+      <w:r>
+        <w:rPr>
+          <w:rFonts w:ascii="Arial Narrow" w:eastAsia="Arial Narrow" w:hAnsi="Arial Narrow" w:cs="Arial Narrow"/>
+          <w:sz w:val="16"/>
+          <w:szCs w:val="16"/>
+        </w:rPr>
+        <w:tab/>
+        <w:t xml:space="preserve"/>
+      </w:r>
+      <w:r>
+        <w:rPr>
+          <w:rFonts w:ascii="Arial Narrow" w:eastAsia="Arial Narrow" w:hAnsi="Arial Narrow" w:cs="Arial Narrow"/>
+          <w:sz w:val="16"/>
+          <w:szCs w:val="16"/>
+        </w:rPr>
+        <w:tab/>
+      </w:r>
+      <w:r>
+        <w:rPr>
+          <w:rFonts w:ascii="Arial Narrow" w:eastAsia="Arial Narrow" w:hAnsi="Arial Narrow" w:cs="Arial Narrow"/>
+          <w:b/>
+          <w:bCs/>
+          <w:sz w:val="16"/>
+          <w:szCs w:val="16"/>
+        </w:rPr>
+        <w:t xml:space="preserve">LEY </w:t>
+      </w:r>
+      <w:proofErr w:type="spellStart"/>
+      <w:r>
+        <w:rPr>
+          <w:rFonts w:ascii="Arial Narrow" w:eastAsia="Arial Narrow" w:hAnsi="Arial Narrow" w:cs="Arial Narrow"/>
+          <w:b/>
+          <w:bCs/>
+          <w:sz w:val="16"/>
+          <w:szCs w:val="16"/>
+        </w:rPr>
+        <w:t/>
+      </w:r>
+      <w:proofErr w:type="spellEnd"/>
+      <w:r>
+        <w:rPr>
+          <w:rFonts w:ascii="Arial Narrow" w:eastAsia="Arial Narrow" w:hAnsi="Arial Narrow" w:cs="Arial Narrow"/>
+          <w:b/>
+          <w:bCs/>
+          <w:sz w:val="16"/>
+          <w:szCs w:val="16"/>
+        </w:rPr>
+        <w:t xml:space="preserve">29571, CÓDIGO DE PROTECCIÓN Y DEFENSA DEL CONSUMIDOR, publicado el 2 de setiembre de 2010 y modificado por Decreto Legislativo </w:t>
+      </w:r>
+      <w:proofErr w:type="spellStart"/>
+      <w:r>
+        <w:rPr>
+          <w:rFonts w:ascii="Arial Narrow" w:eastAsia="Arial Narrow" w:hAnsi="Arial Narrow" w:cs="Arial Narrow"/>
+          <w:b/>
+          <w:bCs/>
+          <w:sz w:val="16"/>
+          <w:szCs w:val="16"/>
+        </w:rPr>
+        <w:t/>
+      </w:r>
+      <w:proofErr w:type="spellEnd"/>
+      <w:r>
+        <w:rPr>
+          <w:rFonts w:ascii="Arial Narrow" w:eastAsia="Arial Narrow" w:hAnsi="Arial Narrow" w:cs="Arial Narrow"/>
+          <w:b/>
+          <w:bCs/>
+          <w:sz w:val="16"/>
+          <w:szCs w:val="16"/>
+        </w:rPr>
+        <w:t xml:space="preserve">1308 </w:t>
+      </w:r>
+    </w:p>
+    <w:p>
+      <w:pPr>
+        <w:pStyle w:val="Textonotapie"/>
+        <w:ind w:left="567" w:right="-1"/>
+        <w:jc w:val="both"/>
+        <w:rPr>
+          <w:rFonts w:ascii="Arial Narrow" w:eastAsia="Arial Narrow" w:hAnsi="Arial Narrow" w:cs="Arial Narrow"/>
+          <w:b/>
+          <w:bCs/>
+          <w:sz w:val="16"/>
+          <w:szCs w:val="16"/>
+        </w:rPr>
+      </w:pPr>
+      <w:r>
+        <w:rPr>
+          <w:rFonts w:ascii="Arial Narrow" w:eastAsia="Arial Narrow" w:hAnsi="Arial Narrow" w:cs="Arial Narrow"/>
+          <w:b/>
+          <w:bCs/>
+          <w:sz w:val="16"/>
+          <w:szCs w:val="16"/>
+        </w:rPr>
+        <w:t>Artículo 88.- Reclamo de productos o servicios financieros y de seguros</w:t>
+      </w:r>
+    </w:p>
+    <w:p>
+      <w:pPr>
+        <w:pStyle w:val="Textonotapie"/>
+        <w:ind w:left="567" w:right="-1"/>
+        <w:jc w:val="both"/>
+        <w:rPr>
+          <w:rFonts w:ascii="Arial Narrow" w:eastAsia="Arial Narrow" w:hAnsi="Arial Narrow" w:cs="Arial Narrow"/>
+          <w:sz w:val="16"/>
+          <w:szCs w:val="16"/>
+        </w:rPr>
+      </w:pPr>
+      <w:r>
+        <w:rPr>
+          <w:rFonts w:ascii="Arial Narrow" w:eastAsia="Arial Narrow" w:hAnsi="Arial Narrow" w:cs="Arial Narrow"/>
+          <w:sz w:val="16"/>
+          <w:szCs w:val="16"/>
+        </w:rPr>
+        <w:t xml:space="preserve">88.1 Las entidades del sistema financiero y de seguros, en todas sus oficinas en la República, deben resolver los reclamos en un plazo no mayor de quince días hábiles. Excepcionalmente, la Superintendencia de Banca, Seguros y Administradoras Privadas de Fondos de Pensiones podrá establecer un plazo ampliatorio cuando la naturaleza y complejidad de la operación, producto o servicio materia del reclamo o requerimiento lo justifique, situación que debe ponerse en conocimiento del consumidor antes de la culminación del plazo inicial, sin perjuicio del derecho del consumidor de recurrir directamente ante la Autoridad de Consumo. </w:t>
+      </w:r>
+    </w:p>
     <w:p>
       <w:pPr>
         <w:pStyle w:val="Textonotapie"/>
@@ -7695,131 +7883,9 @@
           <w:szCs w:val="16"/>
         </w:rPr>
       </w:pPr>
-      <w:r>
-        <w:rPr>
-          <w:rStyle w:val="Refdenotaalpie"/>
-          <w:rFonts w:ascii="Arial Narrow" w:eastAsia="Arial Narrow" w:hAnsi="Arial Narrow" w:cs="Arial Narrow"/>
-          <w:sz w:val="16"/>
-          <w:szCs w:val="16"/>
-          <w:vertAlign w:val="superscript"/>
-        </w:rPr>
-        <w:footnoteRef/>
-      </w:r>
-      <w:r>
-        <w:rPr>
-          <w:rFonts w:ascii="Arial Narrow" w:eastAsia="Arial Narrow" w:hAnsi="Arial Narrow" w:cs="Arial Narrow"/>
-          <w:sz w:val="16"/>
-          <w:szCs w:val="16"/>
-        </w:rPr>
-        <w:t xml:space="preserve"> </w:t>
-      </w:r>
-      <w:r>
-        <w:rPr>
-          <w:rFonts w:ascii="Arial Narrow" w:eastAsia="Arial Narrow" w:hAnsi="Arial Narrow" w:cs="Arial Narrow"/>
-          <w:sz w:val="16"/>
-          <w:szCs w:val="16"/>
-        </w:rPr>
-        <w:tab/>
-      </w:r>
-      <w:r>
-        <w:rPr>
-          <w:rFonts w:ascii="Arial Narrow" w:eastAsia="Arial Narrow" w:hAnsi="Arial Narrow" w:cs="Arial Narrow"/>
-          <w:b/>
-          <w:bCs/>
-          <w:sz w:val="16"/>
-          <w:szCs w:val="16"/>
-        </w:rPr>
-        <w:t xml:space="preserve">LEY </w:t>
-      </w:r>
-      <w:proofErr w:type="spellStart"/>
-      <w:r>
-        <w:rPr>
-          <w:rFonts w:ascii="Arial Narrow" w:eastAsia="Arial Narrow" w:hAnsi="Arial Narrow" w:cs="Arial Narrow"/>
-          <w:b/>
-          <w:bCs/>
-          <w:sz w:val="16"/>
-          <w:szCs w:val="16"/>
-        </w:rPr>
-        <w:t/>
-      </w:r>
-      <w:proofErr w:type="spellEnd"/>
-      <w:r>
-        <w:rPr>
-          <w:rFonts w:ascii="Arial Narrow" w:eastAsia="Arial Narrow" w:hAnsi="Arial Narrow" w:cs="Arial Narrow"/>
-          <w:b/>
-          <w:bCs/>
-          <w:sz w:val="16"/>
-          <w:szCs w:val="16"/>
-        </w:rPr>
-        <w:t xml:space="preserve"> 29571, CÓDIGO DE PROTECCIÓN Y DEFENSA DEL CONSUMIDOR, publicado el 2 de setiembre de 2010 y modificado por Decreto Legislativo </w:t>
-      </w:r>
-      <w:proofErr w:type="spellStart"/>
-      <w:r>
-        <w:rPr>
-          <w:rFonts w:ascii="Arial Narrow" w:eastAsia="Arial Narrow" w:hAnsi="Arial Narrow" w:cs="Arial Narrow"/>
-          <w:b/>
-          <w:bCs/>
-          <w:sz w:val="16"/>
-          <w:szCs w:val="16"/>
-        </w:rPr>
-        <w:t/>
-      </w:r>
-      <w:proofErr w:type="spellEnd"/>
-      <w:r>
-        <w:rPr>
-          <w:rFonts w:ascii="Arial Narrow" w:eastAsia="Arial Narrow" w:hAnsi="Arial Narrow" w:cs="Arial Narrow"/>
-          <w:b/>
-          <w:bCs/>
-          <w:sz w:val="16"/>
-          <w:szCs w:val="16"/>
-        </w:rPr>
-        <w:t xml:space="preserve"> 1308 </w:t>
-      </w:r>
-    </w:p>
-    <w:p>
-      <w:pPr>
-        <w:pStyle w:val="Textonotapie"/>
-        <w:ind w:left="567" w:right="-1"/>
-        <w:jc w:val="both"/>
-        <w:rPr>
-          <w:rFonts w:ascii="Arial Narrow" w:eastAsia="Arial Narrow" w:hAnsi="Arial Narrow" w:cs="Arial Narrow"/>
-          <w:b/>
-          <w:bCs/>
-          <w:sz w:val="16"/>
-          <w:szCs w:val="16"/>
-        </w:rPr>
-      </w:pPr>
-      <w:r>
-        <w:rPr>
-          <w:rFonts w:ascii="Arial Narrow" w:eastAsia="Arial Narrow" w:hAnsi="Arial Narrow" w:cs="Arial Narrow"/>
-          <w:b/>
-          <w:bCs/>
-          <w:sz w:val="16"/>
-          <w:szCs w:val="16"/>
-        </w:rPr>
-        <w:t>Artículo 88.- Reclamo de productos o servicios financieros y de seguros</w:t>
-      </w:r>
-    </w:p>
-    <w:p>
-      <w:pPr>
-        <w:pStyle w:val="Textonotapie"/>
-        <w:ind w:left="567" w:right="-1"/>
-        <w:jc w:val="both"/>
-        <w:rPr>
-          <w:rFonts w:ascii="Arial Narrow" w:eastAsia="Arial Narrow" w:hAnsi="Arial Narrow" w:cs="Arial Narrow"/>
-          <w:sz w:val="16"/>
-          <w:szCs w:val="16"/>
-        </w:rPr>
-      </w:pPr>
-      <w:r>
-        <w:rPr>
-          <w:rFonts w:ascii="Arial Narrow" w:eastAsia="Arial Narrow" w:hAnsi="Arial Narrow" w:cs="Arial Narrow"/>
-          <w:sz w:val="16"/>
-          <w:szCs w:val="16"/>
-        </w:rPr>
-        <w:t xml:space="preserve">88.1 Las entidades del sistema financiero y de seguros, en todas sus oficinas en la República, deben resolver los reclamos en un plazo no mayor de quince días hábiles. Excepcionalmente, la Superintendencia de Banca, Seguros y Administradoras Privadas de Fondos de Pensiones podrá establecer un plazo ampliatorio cuando la naturaleza y complejidad de la operación, producto o servicio materia del reclamo o requerimiento lo justifique, situación que debe ponerse en conocimiento del consumidor antes de la culminación del plazo inicial, sin perjuicio del derecho del consumidor de recurrir directamente ante la Autoridad de Consumo. </w:t>
-      </w:r>
-    </w:p>
+    </w:p>
+  </w:footnote>
+  <w:footnote w:id="5">
     <w:p>
       <w:pPr>
         <w:pStyle w:val="Textonotapie"/>
@@ -7830,15 +7896,78 @@
         <w:jc w:val="both"/>
         <w:rPr>
           <w:rFonts w:ascii="Arial Narrow" w:eastAsia="Arial Narrow" w:hAnsi="Arial Narrow" w:cs="Arial Narrow"/>
+          <w:sz w:val="16"/>
+          <w:szCs w:val="16"/>
+        </w:rPr>
+      </w:pPr>
+      <w:r>
+        <w:rPr>
+          <w:rStyle w:val="Refdenotaalpie"/>
+          <w:rFonts w:ascii="Arial Narrow" w:eastAsia="Arial Narrow" w:hAnsi="Arial Narrow" w:cs="Arial Narrow"/>
+          <w:sz w:val="16"/>
+          <w:szCs w:val="16"/>
+          <w:vertAlign w:val="superscript"/>
+        </w:rPr>
+        <w:footnoteRef/>
+      </w:r>
+      <w:r>
+        <w:rPr>
+          <w:rFonts w:ascii="Arial Narrow" w:eastAsia="Arial Narrow" w:hAnsi="Arial Narrow" w:cs="Arial Narrow"/>
+          <w:sz w:val="16"/>
+          <w:szCs w:val="16"/>
+        </w:rPr>
+        <w:tab/>
+        <w:t xml:space="preserve"/>
+      </w:r>
+      <w:r>
+        <w:rPr>
+          <w:rFonts w:ascii="Arial Narrow" w:eastAsia="Arial Narrow" w:hAnsi="Arial Narrow" w:cs="Arial Narrow"/>
+          <w:sz w:val="16"/>
+          <w:szCs w:val="16"/>
+        </w:rPr>
+        <w:tab/>
+      </w:r>
+      <w:r>
+        <w:rPr>
+          <w:rFonts w:ascii="Arial Narrow" w:eastAsia="Arial Narrow" w:hAnsi="Arial Narrow" w:cs="Arial Narrow"/>
           <w:b/>
           <w:bCs/>
           <w:sz w:val="16"/>
           <w:szCs w:val="16"/>
         </w:rPr>
-      </w:pPr>
-    </w:p>
-  </w:footnote>
-  <w:footnote w:id="5">
+        <w:t xml:space="preserve">LEY SOBRE FACULTADES, NORMAS Y ORGANIZACIÓN DEL INDECOPI, APROBADA POR DECRETO LEGISLATIVO </w:t>
+      </w:r>
+      <w:proofErr w:type="spellStart"/>
+      <w:r>
+        <w:rPr>
+          <w:rFonts w:ascii="Arial Narrow" w:eastAsia="Arial Narrow" w:hAnsi="Arial Narrow" w:cs="Arial Narrow"/>
+          <w:b/>
+          <w:bCs/>
+          <w:sz w:val="16"/>
+          <w:szCs w:val="16"/>
+        </w:rPr>
+        <w:t/>
+      </w:r>
+      <w:proofErr w:type="spellEnd"/>
+      <w:r>
+        <w:rPr>
+          <w:rFonts w:ascii="Arial Narrow" w:eastAsia="Arial Narrow" w:hAnsi="Arial Narrow" w:cs="Arial Narrow"/>
+          <w:b/>
+          <w:bCs/>
+          <w:sz w:val="16"/>
+          <w:szCs w:val="16"/>
+        </w:rPr>
+        <w:t xml:space="preserve">807 Artículo 24.-</w:t>
+      </w:r>
+      <w:r>
+        <w:rPr>
+          <w:rFonts w:ascii="Arial Narrow" w:eastAsia="Arial Narrow" w:hAnsi="Arial Narrow" w:cs="Arial Narrow"/>
+          <w:sz w:val="16"/>
+          <w:szCs w:val="16"/>
+        </w:rPr>
+        <w:t xml:space="preserve"> El Secretario Técnico se encargará de la tramitación del procedimiento. Para ello, cuenta con las siguientes facultades:</w:t>
+      </w:r>
+    </w:p>
     <w:p>
       <w:pPr>
         <w:pStyle w:val="Textonotapie"/>
@@ -7855,69 +7984,12 @@
       </w:pPr>
       <w:r>
         <w:rPr>
-          <w:rStyle w:val="Refdenotaalpie"/>
-          <w:rFonts w:ascii="Arial Narrow" w:eastAsia="Arial Narrow" w:hAnsi="Arial Narrow" w:cs="Arial Narrow"/>
-          <w:sz w:val="16"/>
-          <w:szCs w:val="16"/>
-          <w:vertAlign w:val="superscript"/>
-        </w:rPr>
-        <w:footnoteRef/>
-      </w:r>
-      <w:r>
-        <w:rPr>
-          <w:rFonts w:ascii="Arial Narrow" w:eastAsia="Arial Narrow" w:hAnsi="Arial Narrow" w:cs="Arial Narrow"/>
-          <w:sz w:val="16"/>
-          <w:szCs w:val="16"/>
-        </w:rPr>
-        <w:t xml:space="preserve"> </w:t>
-      </w:r>
-      <w:r>
-        <w:rPr>
           <w:rFonts w:ascii="Arial Narrow" w:eastAsia="Arial Narrow" w:hAnsi="Arial Narrow" w:cs="Arial Narrow"/>
           <w:sz w:val="16"/>
           <w:szCs w:val="16"/>
         </w:rPr>
         <w:tab/>
-      </w:r>
-      <w:r>
-        <w:rPr>
-          <w:rFonts w:ascii="Arial Narrow" w:eastAsia="Arial Narrow" w:hAnsi="Arial Narrow" w:cs="Arial Narrow"/>
-          <w:b/>
-          <w:bCs/>
-          <w:sz w:val="16"/>
-          <w:szCs w:val="16"/>
-        </w:rPr>
-        <w:t xml:space="preserve">LEY SOBRE FACULTADES, NORMAS Y ORGANIZACIÓN DEL INDECOPI, APROBADA POR DECRETO LEGISLATIVO </w:t>
-      </w:r>
-      <w:proofErr w:type="spellStart"/>
-      <w:r>
-        <w:rPr>
-          <w:rFonts w:ascii="Arial Narrow" w:eastAsia="Arial Narrow" w:hAnsi="Arial Narrow" w:cs="Arial Narrow"/>
-          <w:b/>
-          <w:bCs/>
-          <w:sz w:val="16"/>
-          <w:szCs w:val="16"/>
-        </w:rPr>
-        <w:t/>
-      </w:r>
-      <w:proofErr w:type="spellEnd"/>
-      <w:r>
-        <w:rPr>
-          <w:rFonts w:ascii="Arial Narrow" w:eastAsia="Arial Narrow" w:hAnsi="Arial Narrow" w:cs="Arial Narrow"/>
-          <w:b/>
-          <w:bCs/>
-          <w:sz w:val="16"/>
-          <w:szCs w:val="16"/>
-        </w:rPr>
-        <w:t xml:space="preserve"> 807 Artículo 24.-</w:t>
-      </w:r>
-      <w:r>
-        <w:rPr>
-          <w:rFonts w:ascii="Arial Narrow" w:eastAsia="Arial Narrow" w:hAnsi="Arial Narrow" w:cs="Arial Narrow"/>
-          <w:sz w:val="16"/>
-          <w:szCs w:val="16"/>
-        </w:rPr>
-        <w:t xml:space="preserve"> El Secretario Técnico se encargará de la tramitación del procedimiento. Para ello, cuenta con las siguientes facultades:</w:t>
+        <w:t xml:space="preserve">(...) </w:t>
       </w:r>
     </w:p>
     <w:p>
@@ -7941,7 +8013,7 @@
           <w:szCs w:val="16"/>
         </w:rPr>
         <w:tab/>
-        <w:t xml:space="preserve">(...) </w:t>
+        <w:t xml:space="preserve">c) Admitir denuncias a trámite, en aquellos casos en que la Comisión le haya delegado esta facultad. </w:t>
       </w:r>
     </w:p>
     <w:p>
@@ -7965,7 +8037,7 @@
           <w:szCs w:val="16"/>
         </w:rPr>
         <w:tab/>
-        <w:t xml:space="preserve">c) Admitir denuncias a trámite, en aquellos casos en que la Comisión le haya delegado esta facultad. </w:t>
+        <w:t>(...).</w:t>
       </w:r>
     </w:p>
     <w:p>
@@ -7982,6 +8054,33 @@
           <w:szCs w:val="16"/>
         </w:rPr>
       </w:pPr>
+    </w:p>
+  </w:footnote>
+  <w:footnote w:id="6">
+    <w:p>
+      <w:pPr>
+        <w:pStyle w:val="Textonotapie"/>
+        <w:tabs>
+          <w:tab w:val="left" w:pos="567"/>
+        </w:tabs>
+        <w:ind w:left="567" w:hanging="567"/>
+        <w:jc w:val="both"/>
+        <w:rPr>
+          <w:rFonts w:ascii="Arial Narrow" w:eastAsia="Arial Narrow" w:hAnsi="Arial Narrow" w:cs="Arial Narrow"/>
+          <w:sz w:val="16"/>
+          <w:szCs w:val="16"/>
+        </w:rPr>
+      </w:pPr>
+      <w:r>
+        <w:rPr>
+          <w:rStyle w:val="Refdenotaalpie"/>
+          <w:rFonts w:ascii="Arial Narrow" w:eastAsia="Arial Narrow" w:hAnsi="Arial Narrow" w:cs="Arial Narrow"/>
+          <w:sz w:val="16"/>
+          <w:szCs w:val="16"/>
+          <w:vertAlign w:val="superscript"/>
+        </w:rPr>
+        <w:footnoteRef/>
+      </w:r>
       <w:r>
         <w:rPr>
           <w:rFonts w:ascii="Arial Narrow" w:eastAsia="Arial Narrow" w:hAnsi="Arial Narrow" w:cs="Arial Narrow"/>
@@ -7989,9 +8088,719 @@
           <w:szCs w:val="16"/>
         </w:rPr>
         <w:tab/>
-        <w:t>(...).</w:t>
-      </w:r>
-    </w:p>
+        <w:t xml:space="preserve"/>
+      </w:r>
+      <w:r>
+        <w:rPr>
+          <w:rFonts w:ascii="Arial Narrow" w:eastAsia="Arial Narrow" w:hAnsi="Arial Narrow" w:cs="Arial Narrow"/>
+          <w:sz w:val="16"/>
+          <w:szCs w:val="16"/>
+        </w:rPr>
+        <w:tab/>
+        <w:t xml:space="preserve">El número de trabajadores se atenderá siempre que la empresa haya sido constituida antes de la vigencia de la Ley </w:t>
+      </w:r>
+      <w:proofErr w:type="spellStart"/>
+      <w:r>
+        <w:rPr>
+          <w:rFonts w:ascii="Arial Narrow" w:eastAsia="Arial Narrow" w:hAnsi="Arial Narrow" w:cs="Arial Narrow"/>
+          <w:sz w:val="16"/>
+          <w:szCs w:val="16"/>
+        </w:rPr>
+        <w:t/>
+      </w:r>
+      <w:proofErr w:type="spellEnd"/>
+      <w:r>
+        <w:rPr>
+          <w:rFonts w:ascii="Arial Narrow" w:eastAsia="Arial Narrow" w:hAnsi="Arial Narrow" w:cs="Arial Narrow"/>
+          <w:sz w:val="16"/>
+          <w:szCs w:val="16"/>
+        </w:rPr>
+        <w:t xml:space="preserve">30056, publicada el 2 de julio de 2013, que modificó el artículo 5 del Texto Único Ordenado de la Ley de Promoción de la Competitividad, Formalización y Desarrollo de la Micro y Pequeña Empresa y de Acceso al Empleo Decente (LEY MYPE). Ello, en la medida que la Tercera Disposición Complementaria Transitoria de la norma modificatoria precisa que las empresas constituidas antes de la entrada en vigencia de dicha Ley se rigen por los requisitos de acogimiento al régimen de las micro y pequeñas empresas regulados en el Decreto Legislativo 1086.</w:t>
+      </w:r>
+    </w:p>
+    <w:p>
+      <w:pPr>
+        <w:pStyle w:val="Textonotapie"/>
+        <w:ind w:left="567" w:hanging="567"/>
+        <w:jc w:val="both"/>
+        <w:rPr>
+          <w:rFonts w:ascii="Arial Narrow" w:eastAsia="Arial Narrow" w:hAnsi="Arial Narrow" w:cs="Arial Narrow"/>
+          <w:sz w:val="16"/>
+          <w:szCs w:val="16"/>
+        </w:rPr>
+      </w:pPr>
+    </w:p>
+  </w:footnote>
+  <w:footnote w:id="7">
+    <w:p>
+      <w:pPr>
+        <w:pStyle w:val="Textonotapie"/>
+        <w:tabs>
+          <w:tab w:val="left" w:pos="567"/>
+        </w:tabs>
+        <w:ind w:left="567" w:hanging="567"/>
+        <w:jc w:val="both"/>
+        <w:rPr>
+          <w:rFonts w:ascii="Arial Narrow" w:eastAsia="Arial Narrow" w:hAnsi="Arial Narrow" w:cs="Arial Narrow"/>
+          <w:sz w:val="16"/>
+          <w:szCs w:val="16"/>
+        </w:rPr>
+      </w:pPr>
+      <w:r>
+        <w:rPr>
+          <w:rStyle w:val="Refdenotaalpie"/>
+          <w:rFonts w:ascii="Arial Narrow" w:eastAsia="Arial Narrow" w:hAnsi="Arial Narrow" w:cs="Arial Narrow"/>
+          <w:sz w:val="16"/>
+          <w:szCs w:val="16"/>
+          <w:vertAlign w:val="superscript"/>
+        </w:rPr>
+        <w:footnoteRef/>
+      </w:r>
+      <w:r>
+        <w:rPr>
+          <w:rFonts w:ascii="Arial Narrow" w:eastAsia="Arial Narrow" w:hAnsi="Arial Narrow" w:cs="Arial Narrow"/>
+          <w:sz w:val="16"/>
+          <w:szCs w:val="16"/>
+        </w:rPr>
+        <w:tab/>
+        <w:t xml:space="preserve"/>
+      </w:r>
+      <w:r>
+        <w:rPr>
+          <w:rFonts w:ascii="Arial Narrow" w:eastAsia="Arial Narrow" w:hAnsi="Arial Narrow" w:cs="Arial Narrow"/>
+          <w:sz w:val="16"/>
+          <w:szCs w:val="16"/>
+        </w:rPr>
+        <w:tab/>
+      </w:r>
+      <w:r>
+        <w:rPr>
+          <w:rFonts w:ascii="Arial Narrow" w:eastAsia="Arial Narrow" w:hAnsi="Arial Narrow" w:cs="Arial Narrow"/>
+          <w:b/>
+          <w:sz w:val="16"/>
+          <w:szCs w:val="16"/>
+        </w:rPr>
+        <w:t>LEY 29571, CÓDIGO DE PROTECCIÓN Y DEFENSA DEL CONSUMIDOR</w:t>
+      </w:r>
+      <w:r>
+        <w:rPr>
+          <w:rFonts w:ascii="Arial Narrow" w:eastAsia="Arial Narrow" w:hAnsi="Arial Narrow" w:cs="Arial Narrow"/>
+          <w:b/>
+          <w:bCs/>
+          <w:sz w:val="16"/>
+          <w:szCs w:val="16"/>
+        </w:rPr>
+        <w:t xml:space="preserve">, </w:t>
+      </w:r>
+      <w:r>
+        <w:rPr>
+          <w:rFonts w:ascii="Arial Narrow" w:eastAsia="Arial Narrow" w:hAnsi="Arial Narrow" w:cs="Arial Narrow"/>
+          <w:b/>
+          <w:sz w:val="16"/>
+          <w:szCs w:val="16"/>
+        </w:rPr>
+        <w:t xml:space="preserve">publicado el 2 de setiembre de 2010 y modificado por Decreto Legislativo </w:t>
+      </w:r>
+      <w:proofErr w:type="spellStart"/>
+      <w:r>
+        <w:rPr>
+          <w:rFonts w:ascii="Arial Narrow" w:eastAsia="Arial Narrow" w:hAnsi="Arial Narrow" w:cs="Arial Narrow"/>
+          <w:b/>
+          <w:sz w:val="16"/>
+          <w:szCs w:val="16"/>
+        </w:rPr>
+        <w:t/>
+      </w:r>
+      <w:proofErr w:type="spellEnd"/>
+      <w:r>
+        <w:rPr>
+          <w:rFonts w:ascii="Arial Narrow" w:eastAsia="Arial Narrow" w:hAnsi="Arial Narrow" w:cs="Arial Narrow"/>
+          <w:b/>
+          <w:sz w:val="16"/>
+          <w:szCs w:val="16"/>
+        </w:rPr>
+        <w:t xml:space="preserve">1308</w:t>
+      </w:r>
+    </w:p>
+    <w:p>
+      <w:pPr>
+        <w:pStyle w:val="Textonotapie"/>
+        <w:ind w:left="567" w:hanging="567"/>
+        <w:jc w:val="both"/>
+        <w:rPr>
+          <w:rFonts w:ascii="Arial Narrow" w:eastAsia="Arial Narrow" w:hAnsi="Arial Narrow" w:cs="Arial Narrow"/>
+          <w:b/>
+          <w:bCs/>
+          <w:sz w:val="16"/>
+          <w:szCs w:val="16"/>
+        </w:rPr>
+      </w:pPr>
+      <w:r>
+        <w:rPr>
+          <w:rFonts w:ascii="Arial Narrow" w:eastAsia="Arial Narrow" w:hAnsi="Arial Narrow" w:cs="Arial Narrow"/>
+          <w:sz w:val="16"/>
+          <w:szCs w:val="16"/>
+        </w:rPr>
+        <w:tab/>
+      </w:r>
+      <w:r>
+        <w:rPr>
+          <w:rFonts w:ascii="Arial Narrow" w:eastAsia="Arial Narrow" w:hAnsi="Arial Narrow" w:cs="Arial Narrow"/>
+          <w:b/>
+          <w:bCs/>
+          <w:sz w:val="16"/>
+          <w:szCs w:val="16"/>
+        </w:rPr>
+        <w:t>Artículo 110.- Sanciones Administrativas</w:t>
+      </w:r>
+    </w:p>
+    <w:p>
+      <w:pPr>
+        <w:autoSpaceDE w:val="0"/>
+        <w:autoSpaceDN w:val="0"/>
+        <w:adjustRightInd w:val="0"/>
+        <w:spacing w:after="0" w:line="240" w:lineRule="auto"/>
+        <w:ind w:left="567"/>
+        <w:jc w:val="both"/>
+        <w:rPr>
+          <w:rFonts w:ascii="Arial Narrow" w:eastAsia="Arial Narrow" w:hAnsi="Arial Narrow" w:cs="Arial Narrow"/>
+          <w:sz w:val="16"/>
+          <w:szCs w:val="16"/>
+          <w:lang w:eastAsia="es-PE"/>
+        </w:rPr>
+      </w:pPr>
+      <w:r>
+        <w:rPr>
+          <w:rFonts w:ascii="Arial Narrow" w:eastAsia="Arial Narrow" w:hAnsi="Arial Narrow" w:cs="Arial Narrow"/>
+          <w:sz w:val="16"/>
+          <w:szCs w:val="16"/>
+          <w:lang w:eastAsia="es-PE"/>
+        </w:rPr>
+        <w:t>(…)</w:t>
+      </w:r>
+    </w:p>
+    <w:p>
+      <w:pPr>
+        <w:autoSpaceDE w:val="0"/>
+        <w:autoSpaceDN w:val="0"/>
+        <w:adjustRightInd w:val="0"/>
+        <w:spacing w:after="0" w:line="240" w:lineRule="auto"/>
+        <w:ind w:left="567"/>
+        <w:jc w:val="both"/>
+        <w:rPr>
+          <w:rFonts w:ascii="Arial Narrow" w:eastAsia="Arial Narrow" w:hAnsi="Arial Narrow" w:cs="Arial Narrow"/>
+          <w:sz w:val="16"/>
+          <w:szCs w:val="16"/>
+          <w:lang w:eastAsia="es-PE"/>
+        </w:rPr>
+      </w:pPr>
+      <w:r>
+        <w:rPr>
+          <w:rFonts w:ascii="Arial Narrow" w:eastAsia="Arial Narrow" w:hAnsi="Arial Narrow" w:cs="Arial Narrow"/>
+          <w:sz w:val="16"/>
+          <w:szCs w:val="16"/>
+          <w:lang w:eastAsia="es-PE"/>
+        </w:rPr>
+        <w:t>En el caso de las microempresas, la multa no puede superar el diez por ciento (10%) de las ventas o ingresos brutos percibidos por el infractor, relativos a todas sus actividades económicas, correspondientes al ejercicio inmediato anterior al de la expedición de la resolución de primera instancia, siempre que se haya acreditado dichos ingresos, no se encuentre en una situación de reincidencia y el caso no verse sobre la vida, salud o integridad de los consumidores. Para el caso de las pequeñas empresas, la multa no puede superar el veinte por ciento (20%) de las ventas o ingresos brutos percibidos por el infractor, conforme a los requisitos señalados anteriormente.</w:t>
+      </w:r>
+    </w:p>
+    <w:p>
+      <w:pPr>
+        <w:autoSpaceDE w:val="0"/>
+        <w:autoSpaceDN w:val="0"/>
+        <w:adjustRightInd w:val="0"/>
+        <w:spacing w:after="0" w:line="240" w:lineRule="auto"/>
+        <w:ind w:left="567"/>
+        <w:jc w:val="both"/>
+        <w:rPr>
+          <w:rFonts w:ascii="Arial Narrow" w:eastAsia="Arial Narrow" w:hAnsi="Arial Narrow" w:cs="Arial Narrow"/>
+          <w:sz w:val="16"/>
+          <w:szCs w:val="16"/>
+          <w:lang w:eastAsia="es-PE"/>
+        </w:rPr>
+      </w:pPr>
+      <w:r>
+        <w:rPr>
+          <w:rFonts w:ascii="Arial Narrow" w:eastAsia="Arial Narrow" w:hAnsi="Arial Narrow" w:cs="Arial Narrow"/>
+          <w:sz w:val="16"/>
+          <w:szCs w:val="16"/>
+          <w:lang w:eastAsia="es-PE"/>
+        </w:rPr>
+        <w:t>(…).</w:t>
+      </w:r>
+    </w:p>
+    <w:p>
+      <w:pPr>
+        <w:pStyle w:val="Textonotapie"/>
+        <w:ind w:left="567" w:hanging="567"/>
+        <w:jc w:val="both"/>
+        <w:rPr>
+          <w:rFonts w:ascii="Arial Narrow" w:eastAsia="Arial Narrow" w:hAnsi="Arial Narrow" w:cs="Arial Narrow"/>
+          <w:sz w:val="16"/>
+          <w:szCs w:val="16"/>
+        </w:rPr>
+      </w:pPr>
+    </w:p>
+  </w:footnote>
+  <w:footnote w:id="8">
+    <w:p>
+      <w:pPr>
+        <w:pStyle w:val="Textonotapie"/>
+        <w:tabs>
+          <w:tab w:val="left" w:pos="567"/>
+        </w:tabs>
+        <w:ind w:left="567" w:hanging="567"/>
+        <w:jc w:val="both"/>
+        <w:rPr>
+          <w:rFonts w:ascii="Arial Narrow" w:eastAsia="Arial Narrow" w:hAnsi="Arial Narrow" w:cs="Arial Narrow"/>
+          <w:sz w:val="16"/>
+          <w:szCs w:val="16"/>
+        </w:rPr>
+      </w:pPr>
+      <w:r>
+        <w:rPr>
+          <w:rStyle w:val="Refdenotaalpie"/>
+          <w:rFonts w:ascii="Arial Narrow" w:eastAsia="Arial Narrow" w:hAnsi="Arial Narrow" w:cs="Arial Narrow"/>
+          <w:sz w:val="16"/>
+          <w:szCs w:val="16"/>
+          <w:vertAlign w:val="superscript"/>
+        </w:rPr>
+        <w:footnoteRef/>
+      </w:r>
+      <w:r>
+        <w:rPr>
+          <w:rFonts w:ascii="Arial Narrow" w:eastAsia="Arial Narrow" w:hAnsi="Arial Narrow" w:cs="Arial Narrow"/>
+          <w:sz w:val="16"/>
+          <w:szCs w:val="16"/>
+        </w:rPr>
+        <w:tab/>
+      </w:r>
+      <w:r>
+        <w:rPr>
+          <w:rFonts w:ascii="Arial Narrow" w:eastAsia="Arial Narrow" w:hAnsi="Arial Narrow" w:cs="Arial Narrow"/>
+          <w:b/>
+          <w:bCs/>
+          <w:sz w:val="16"/>
+          <w:szCs w:val="16"/>
+        </w:rPr>
+        <w:t xml:space="preserve">DECRETO LEGISLATIVO 807, LEY SOBRE FACULTADES, NORMAS Y ORGANIZACIÓN DEL INDECOPI, publicado el 18 de abril de 1996</w:t>
+      </w:r>
+    </w:p>
+    <w:p>
+      <w:pPr>
+        <w:pStyle w:val="Textonotapie"/>
+        <w:ind w:left="567" w:hanging="567"/>
+        <w:jc w:val="both"/>
+        <w:rPr>
+          <w:rFonts w:ascii="Arial Narrow" w:eastAsia="Arial Narrow" w:hAnsi="Arial Narrow" w:cs="Arial Narrow"/>
+          <w:sz w:val="16"/>
+          <w:szCs w:val="16"/>
+        </w:rPr>
+      </w:pPr>
+      <w:r>
+        <w:rPr>
+          <w:rFonts w:ascii="Arial Narrow" w:eastAsia="Arial Narrow" w:hAnsi="Arial Narrow" w:cs="Arial Narrow"/>
+          <w:sz w:val="16"/>
+          <w:szCs w:val="16"/>
+        </w:rPr>
+        <w:tab/>
+      </w:r>
+      <w:r>
+        <w:rPr>
+          <w:rFonts w:ascii="Arial Narrow" w:eastAsia="Arial Narrow" w:hAnsi="Arial Narrow" w:cs="Arial Narrow"/>
+          <w:b/>
+          <w:bCs/>
+          <w:sz w:val="16"/>
+          <w:szCs w:val="16"/>
+        </w:rPr>
+        <w:t xml:space="preserve">Artículo 26.-</w:t>
+      </w:r>
+      <w:r>
+        <w:rPr>
+          <w:rFonts w:ascii="Arial Narrow" w:eastAsia="Arial Narrow" w:hAnsi="Arial Narrow" w:cs="Arial Narrow"/>
+          <w:sz w:val="16"/>
+          <w:szCs w:val="16"/>
+        </w:rPr>
+        <w:t xml:space="preserve"> Una vez admitida a trámite la denuncia, se correrá traslado de la misma al denunciado, a fin de que éste presente su descargo. El plazo para la presentación del descargo será de cinco (5) días contados desde la notificación, vencido el cual, el Secretario Técnico declarará en rebeldía al denunciado que no lo hubiera presentado.</w:t>
+      </w:r>
+    </w:p>
+    <w:p>
+      <w:pPr>
+        <w:pStyle w:val="Textonotapie"/>
+        <w:ind w:left="567" w:hanging="567"/>
+        <w:jc w:val="both"/>
+        <w:rPr>
+          <w:rFonts w:ascii="Arial Narrow" w:eastAsia="Arial Narrow" w:hAnsi="Arial Narrow" w:cs="Arial Narrow"/>
+          <w:sz w:val="16"/>
+          <w:szCs w:val="16"/>
+        </w:rPr>
+      </w:pPr>
+    </w:p>
+  </w:footnote>
+  <w:footnote w:id="9">
+    <w:p>
+      <w:pPr>
+        <w:pStyle w:val="Textonotapie"/>
+        <w:tabs>
+          <w:tab w:val="left" w:pos="567"/>
+        </w:tabs>
+        <w:ind w:left="567" w:hanging="567"/>
+        <w:jc w:val="both"/>
+        <w:rPr>
+          <w:rFonts w:ascii="Arial Narrow" w:eastAsia="Arial Narrow" w:hAnsi="Arial Narrow" w:cs="Arial Narrow"/>
+          <w:sz w:val="16"/>
+          <w:szCs w:val="16"/>
+        </w:rPr>
+      </w:pPr>
+      <w:r>
+        <w:rPr>
+          <w:rStyle w:val="Refdenotaalpie"/>
+          <w:rFonts w:ascii="Arial Narrow" w:eastAsia="Arial Narrow" w:hAnsi="Arial Narrow" w:cs="Arial Narrow"/>
+          <w:sz w:val="16"/>
+          <w:szCs w:val="16"/>
+          <w:vertAlign w:val="superscript"/>
+        </w:rPr>
+        <w:footnoteRef/>
+      </w:r>
+      <w:r>
+        <w:rPr>
+          <w:rFonts w:ascii="Arial Narrow" w:eastAsia="Arial Narrow" w:hAnsi="Arial Narrow" w:cs="Arial Narrow"/>
+          <w:sz w:val="16"/>
+          <w:szCs w:val="16"/>
+        </w:rPr>
+        <w:tab/>
+      </w:r>
+      <w:r>
+        <w:rPr>
+          <w:rFonts w:ascii="Arial Narrow" w:eastAsia="Arial Narrow" w:hAnsi="Arial Narrow" w:cs="Arial Narrow"/>
+          <w:b/>
+          <w:bCs/>
+          <w:sz w:val="16"/>
+          <w:szCs w:val="16"/>
+        </w:rPr>
+        <w:t xml:space="preserve">DECRETO SUPREMO 006-2026-JUS, TEXTO ÚNICO ORDENADO DE LA LEY 27444, LEY DEL PROCEDIMIENTO ADMINISTRATIVO GENERAL, publicado el 30 de abril de 2026</w:t>
+      </w:r>
+    </w:p>
+    <w:p>
+      <w:pPr>
+        <w:pStyle w:val="Textonotapie"/>
+        <w:ind w:left="567" w:hanging="567"/>
+        <w:jc w:val="both"/>
+        <w:rPr>
+          <w:rFonts w:ascii="Arial Narrow" w:eastAsia="Arial Narrow" w:hAnsi="Arial Narrow" w:cs="Arial Narrow"/>
+          <w:sz w:val="16"/>
+          <w:szCs w:val="16"/>
+        </w:rPr>
+      </w:pPr>
+      <w:r>
+        <w:rPr>
+          <w:rFonts w:ascii="Arial Narrow" w:eastAsia="Arial Narrow" w:hAnsi="Arial Narrow" w:cs="Arial Narrow"/>
+          <w:sz w:val="16"/>
+          <w:szCs w:val="16"/>
+        </w:rPr>
+        <w:tab/>
+      </w:r>
+      <w:r>
+        <w:rPr>
+          <w:rFonts w:ascii="Arial Narrow" w:eastAsia="Arial Narrow" w:hAnsi="Arial Narrow" w:cs="Arial Narrow"/>
+          <w:b/>
+          <w:bCs/>
+          <w:sz w:val="16"/>
+          <w:szCs w:val="16"/>
+        </w:rPr>
+        <w:t xml:space="preserve">Artículo 223.- Contestación de la reclamación</w:t>
+      </w:r>
+    </w:p>
+    <w:p>
+      <w:pPr>
+        <w:pStyle w:val="Textonotapie"/>
+        <w:ind w:left="567" w:hanging="567"/>
+        <w:jc w:val="both"/>
+        <w:rPr>
+          <w:rFonts w:ascii="Arial Narrow" w:eastAsia="Arial Narrow" w:hAnsi="Arial Narrow" w:cs="Arial Narrow"/>
+          <w:sz w:val="16"/>
+          <w:szCs w:val="16"/>
+        </w:rPr>
+      </w:pPr>
+      <w:r>
+        <w:rPr>
+          <w:rFonts w:ascii="Arial Narrow" w:eastAsia="Arial Narrow" w:hAnsi="Arial Narrow" w:cs="Arial Narrow"/>
+          <w:sz w:val="16"/>
+          <w:szCs w:val="16"/>
+        </w:rPr>
+        <w:tab/>
+      </w:r>
+      <w:r>
+        <w:rPr>
+          <w:rFonts w:ascii="Arial Narrow" w:eastAsia="Arial Narrow" w:hAnsi="Arial Narrow" w:cs="Arial Narrow"/>
+          <w:sz w:val="16"/>
+          <w:szCs w:val="16"/>
+        </w:rPr>
+        <w:t xml:space="preserve">223.1 El reclamado deberá presentar la contestación de la reclamación dentro de los quince (15) días posteriores a la notificación de ésta; vencido este plazo, la Administración declarará en rebeldía al reclamado que no la hubiera presentado. La contestación deberá contener los requisitos de los escritos previstos en el artículo 113 de la presente Ley, así como la absolución de todos los asuntos controvertidos de hecho y de derecho, Las alegaciones y los hechos relevantes de la reclamación, salvo que hayan sido específicamente negadas en la contestación, se tendrán por aceptadas o merituadas como ciertas.</w:t>
+      </w:r>
+    </w:p>
+    <w:p>
+      <w:pPr>
+        <w:pStyle w:val="Textonotapie"/>
+        <w:ind w:left="567" w:hanging="567"/>
+        <w:jc w:val="both"/>
+        <w:rPr>
+          <w:rFonts w:ascii="Arial Narrow" w:eastAsia="Arial Narrow" w:hAnsi="Arial Narrow" w:cs="Arial Narrow"/>
+          <w:sz w:val="16"/>
+          <w:szCs w:val="16"/>
+        </w:rPr>
+      </w:pPr>
+    </w:p>
+  </w:footnote>
+  <w:footnote w:id="10">
+    <w:p>
+      <w:pPr>
+        <w:tabs>
+          <w:tab w:val="left" w:pos="567"/>
+        </w:tabs>
+        <w:spacing w:after="0" w:line="240" w:lineRule="auto"/>
+        <w:ind w:left="567" w:hanging="567"/>
+        <w:jc w:val="both"/>
+        <w:rPr>
+          <w:rFonts w:ascii="Arial Narrow" w:eastAsia="Arial Narrow" w:hAnsi="Arial Narrow" w:cs="Arial Narrow"/>
+          <w:sz w:val="16"/>
+          <w:szCs w:val="16"/>
+        </w:rPr>
+      </w:pPr>
+      <w:r>
+        <w:rPr>
+          <w:rStyle w:val="Refdenotaalpie"/>
+          <w:rFonts w:ascii="Arial Narrow" w:eastAsia="Arial Narrow" w:hAnsi="Arial Narrow" w:cs="Arial Narrow"/>
+          <w:sz w:val="16"/>
+          <w:szCs w:val="16"/>
+          <w:vertAlign w:val="superscript"/>
+        </w:rPr>
+        <w:footnoteRef/>
+      </w:r>
+      <w:r>
+        <w:rPr>
+          <w:rFonts w:ascii="Arial Narrow" w:eastAsia="Arial Narrow" w:hAnsi="Arial Narrow" w:cs="Arial Narrow"/>
+          <w:sz w:val="16"/>
+          <w:szCs w:val="16"/>
+          <w:vertAlign w:val="superscript"/>
+        </w:rPr>
+        <w:tab/>
+        <w:t xml:space="preserve"/>
+      </w:r>
+      <w:r>
+        <w:rPr>
+          <w:rFonts w:ascii="Arial Narrow" w:eastAsia="Arial Narrow" w:hAnsi="Arial Narrow" w:cs="Arial Narrow"/>
+          <w:sz w:val="16"/>
+          <w:szCs w:val="16"/>
+        </w:rPr>
+        <w:t xml:space="preserve"> </w:t>
+      </w:r>
+      <w:r>
+        <w:rPr>
+          <w:rFonts w:ascii="Arial Narrow" w:eastAsia="Arial Narrow" w:hAnsi="Arial Narrow" w:cs="Arial Narrow"/>
+          <w:sz w:val="16"/>
+          <w:szCs w:val="16"/>
+        </w:rPr>
+        <w:tab/>
+      </w:r>
+      <w:r>
+        <w:rPr>
+          <w:rFonts w:ascii="Arial Narrow" w:eastAsia="Arial Narrow" w:hAnsi="Arial Narrow" w:cs="Arial Narrow"/>
+          <w:b/>
+          <w:sz w:val="16"/>
+          <w:szCs w:val="16"/>
+        </w:rPr>
+        <w:t>LEY 29571, CÓDIGO DE PROTECCIÓN Y DEFENSA DEL CONSUMIDOR</w:t>
+      </w:r>
+      <w:r>
+        <w:rPr>
+          <w:rFonts w:ascii="Arial Narrow" w:eastAsia="Arial Narrow" w:hAnsi="Arial Narrow" w:cs="Arial Narrow"/>
+          <w:b/>
+          <w:bCs/>
+          <w:sz w:val="16"/>
+          <w:szCs w:val="16"/>
+        </w:rPr>
+        <w:t xml:space="preserve">, </w:t>
+      </w:r>
+      <w:r>
+        <w:rPr>
+          <w:rFonts w:ascii="Arial Narrow" w:eastAsia="Arial Narrow" w:hAnsi="Arial Narrow" w:cs="Arial Narrow"/>
+          <w:b/>
+          <w:sz w:val="16"/>
+          <w:szCs w:val="16"/>
+        </w:rPr>
+        <w:t xml:space="preserve">publicado el 2 de setiembre de 2010 y modificado por Decreto Legislativo </w:t>
+      </w:r>
+      <w:proofErr w:type="spellStart"/>
+      <w:r>
+        <w:rPr>
+          <w:rFonts w:ascii="Arial Narrow" w:eastAsia="Arial Narrow" w:hAnsi="Arial Narrow" w:cs="Arial Narrow"/>
+          <w:b/>
+          <w:sz w:val="16"/>
+          <w:szCs w:val="16"/>
+        </w:rPr>
+        <w:t/>
+      </w:r>
+      <w:proofErr w:type="spellEnd"/>
+      <w:r>
+        <w:rPr>
+          <w:rFonts w:ascii="Arial Narrow" w:eastAsia="Arial Narrow" w:hAnsi="Arial Narrow" w:cs="Arial Narrow"/>
+          <w:b/>
+          <w:sz w:val="16"/>
+          <w:szCs w:val="16"/>
+        </w:rPr>
+        <w:t xml:space="preserve">1308</w:t>
+      </w:r>
+    </w:p>
+    <w:p>
+      <w:pPr>
+        <w:spacing w:after="0" w:line="240" w:lineRule="auto"/>
+        <w:ind w:left="567" w:hanging="567"/>
+        <w:jc w:val="both"/>
+        <w:rPr>
+          <w:rFonts w:ascii="Arial Narrow" w:eastAsia="Arial Narrow" w:hAnsi="Arial Narrow" w:cs="Arial Narrow"/>
+          <w:b/>
+          <w:sz w:val="16"/>
+          <w:szCs w:val="16"/>
+        </w:rPr>
+      </w:pPr>
+      <w:r>
+        <w:rPr>
+          <w:rFonts w:ascii="Arial Narrow" w:eastAsia="Arial Narrow" w:hAnsi="Arial Narrow" w:cs="Arial Narrow"/>
+          <w:b/>
+          <w:sz w:val="16"/>
+          <w:szCs w:val="16"/>
+        </w:rPr>
+        <w:tab/>
+        <w:t>Artículo 110.- Sanciones administrativas</w:t>
+      </w:r>
+    </w:p>
+    <w:p>
+      <w:pPr>
+        <w:spacing w:after="0" w:line="240" w:lineRule="auto"/>
+        <w:ind w:left="567"/>
+        <w:jc w:val="both"/>
+        <w:rPr>
+          <w:rFonts w:ascii="Arial Narrow" w:eastAsia="Arial Narrow" w:hAnsi="Arial Narrow" w:cs="Arial Narrow"/>
+          <w:sz w:val="16"/>
+          <w:szCs w:val="16"/>
+        </w:rPr>
+      </w:pPr>
+      <w:r>
+        <w:rPr>
+          <w:rFonts w:ascii="Arial Narrow" w:eastAsia="Arial Narrow" w:hAnsi="Arial Narrow" w:cs="Arial Narrow"/>
+          <w:sz w:val="16"/>
+          <w:szCs w:val="16"/>
+        </w:rPr>
+        <w:t>El órgano resolutivo puede sancionar las infracciones administrativas a que se refiere el artículo 108 con amonestación y multas de hasta cuatrocientos cincuenta (450) Unidades Impositivas Tributarias (UIT), las cuales son calificadas de la siguiente manera:</w:t>
+      </w:r>
+    </w:p>
+    <w:p>
+      <w:pPr>
+        <w:numPr>
+          <w:ilvl w:val="0"/>
+          <w:numId w:val="2"/>
+        </w:numPr>
+        <w:spacing w:after="0" w:line="240" w:lineRule="auto"/>
+        <w:ind w:left="426" w:firstLine="141"/>
+        <w:jc w:val="both"/>
+        <w:rPr>
+          <w:rFonts w:ascii="Arial Narrow" w:eastAsia="Arial Narrow" w:hAnsi="Arial Narrow" w:cs="Arial Narrow"/>
+          <w:sz w:val="16"/>
+          <w:szCs w:val="16"/>
+        </w:rPr>
+      </w:pPr>
+      <w:r>
+        <w:rPr>
+          <w:rFonts w:ascii="Arial Narrow" w:eastAsia="Arial Narrow" w:hAnsi="Arial Narrow" w:cs="Arial Narrow"/>
+          <w:sz w:val="16"/>
+          <w:szCs w:val="16"/>
+        </w:rPr>
+        <w:t>Infracciones leves, con una amonestación o con una multa de hasta cincuenta (50) UIT.</w:t>
+      </w:r>
+    </w:p>
+    <w:p>
+      <w:pPr>
+        <w:numPr>
+          <w:ilvl w:val="0"/>
+          <w:numId w:val="2"/>
+        </w:numPr>
+        <w:spacing w:after="0" w:line="240" w:lineRule="auto"/>
+        <w:ind w:left="426" w:firstLine="141"/>
+        <w:jc w:val="both"/>
+        <w:rPr>
+          <w:rFonts w:ascii="Arial Narrow" w:eastAsia="Arial Narrow" w:hAnsi="Arial Narrow" w:cs="Arial Narrow"/>
+          <w:sz w:val="16"/>
+          <w:szCs w:val="16"/>
+        </w:rPr>
+      </w:pPr>
+      <w:r>
+        <w:rPr>
+          <w:rFonts w:ascii="Arial Narrow" w:eastAsia="Arial Narrow" w:hAnsi="Arial Narrow" w:cs="Arial Narrow"/>
+          <w:sz w:val="16"/>
+          <w:szCs w:val="16"/>
+        </w:rPr>
+        <w:t>Infracciones graves, con una multa de hasta ciento cincuenta (150) UIT.</w:t>
+      </w:r>
+    </w:p>
+    <w:p>
+      <w:pPr>
+        <w:numPr>
+          <w:ilvl w:val="0"/>
+          <w:numId w:val="2"/>
+        </w:numPr>
+        <w:spacing w:after="0" w:line="240" w:lineRule="auto"/>
+        <w:ind w:left="426" w:firstLine="141"/>
+        <w:jc w:val="both"/>
+        <w:rPr>
+          <w:rFonts w:ascii="Arial Narrow" w:eastAsia="Arial Narrow" w:hAnsi="Arial Narrow" w:cs="Arial Narrow"/>
+          <w:sz w:val="16"/>
+          <w:szCs w:val="16"/>
+        </w:rPr>
+      </w:pPr>
+      <w:r>
+        <w:rPr>
+          <w:rFonts w:ascii="Arial Narrow" w:eastAsia="Arial Narrow" w:hAnsi="Arial Narrow" w:cs="Arial Narrow"/>
+          <w:sz w:val="16"/>
+          <w:szCs w:val="16"/>
+        </w:rPr>
+        <w:t>Infracciones muy graves, con una multa de hasta cuatrocientos cincuenta (450) UIT.</w:t>
+      </w:r>
+    </w:p>
+    <w:p>
+      <w:pPr>
+        <w:spacing w:after="0" w:line="240" w:lineRule="auto"/>
+        <w:ind w:left="567"/>
+        <w:jc w:val="both"/>
+        <w:rPr>
+          <w:rFonts w:ascii="Arial Narrow" w:eastAsia="Arial Narrow" w:hAnsi="Arial Narrow" w:cs="Arial Narrow"/>
+          <w:sz w:val="16"/>
+          <w:szCs w:val="16"/>
+        </w:rPr>
+      </w:pPr>
+      <w:r>
+        <w:rPr>
+          <w:rFonts w:ascii="Arial Narrow" w:eastAsia="Arial Narrow" w:hAnsi="Arial Narrow" w:cs="Arial Narrow"/>
+          <w:sz w:val="16"/>
+          <w:szCs w:val="16"/>
+        </w:rPr>
+        <w:t>(…).</w:t>
+      </w:r>
+    </w:p>
+    <w:p>
+      <w:pPr>
+        <w:spacing w:after="0" w:line="240" w:lineRule="auto"/>
+        <w:ind w:left="567" w:hanging="567"/>
+        <w:jc w:val="both"/>
+        <w:rPr>
+          <w:rFonts w:ascii="Arial Narrow" w:eastAsia="Arial Narrow" w:hAnsi="Arial Narrow" w:cs="Arial Narrow"/>
+          <w:sz w:val="16"/>
+          <w:szCs w:val="16"/>
+        </w:rPr>
+      </w:pPr>
+    </w:p>
+  </w:footnote>
+  <w:footnote w:id="11">
     <w:p>
       <w:pPr>
         <w:pStyle w:val="Textonotapie"/>
@@ -8002,39 +8811,100 @@
         <w:jc w:val="both"/>
         <w:rPr>
           <w:rFonts w:ascii="Arial Narrow" w:eastAsia="Arial Narrow" w:hAnsi="Arial Narrow" w:cs="Arial Narrow"/>
-          <w:sz w:val="16"/>
-          <w:szCs w:val="16"/>
-        </w:rPr>
-      </w:pPr>
-      <w:r>
-        <w:rPr>
-          <w:rFonts w:ascii="Arial Narrow" w:eastAsia="Arial Narrow" w:hAnsi="Arial Narrow" w:cs="Arial Narrow"/>
-          <w:sz w:val="16"/>
-          <w:szCs w:val="16"/>
-        </w:rPr>
-        <w:t xml:space="preserve">. </w:t>
-      </w:r>
-    </w:p>
-    <w:p>
-      <w:pPr>
-        <w:pStyle w:val="Textonotapie"/>
+          <w:b/>
+          <w:bCs/>
+          <w:sz w:val="16"/>
+          <w:szCs w:val="16"/>
+        </w:rPr>
+      </w:pPr>
+      <w:r>
+        <w:rPr>
+          <w:rStyle w:val="Refdenotaalpie"/>
+          <w:rFonts w:ascii="Arial Narrow" w:eastAsia="Arial Narrow" w:hAnsi="Arial Narrow" w:cs="Arial Narrow"/>
+          <w:sz w:val="16"/>
+          <w:szCs w:val="16"/>
+          <w:vertAlign w:val="superscript"/>
+        </w:rPr>
+        <w:footnoteRef/>
+      </w:r>
+      <w:r>
+        <w:rPr>
+          <w:rFonts w:ascii="Arial Narrow" w:eastAsia="Arial Narrow" w:hAnsi="Arial Narrow" w:cs="Arial Narrow"/>
+          <w:sz w:val="16"/>
+          <w:szCs w:val="16"/>
+        </w:rPr>
+        <w:tab/>
+        <w:t xml:space="preserve"/>
+      </w:r>
+      <w:r>
+        <w:rPr>
+          <w:rFonts w:ascii="Arial Narrow" w:eastAsia="Arial Narrow" w:hAnsi="Arial Narrow" w:cs="Arial Narrow"/>
+          <w:sz w:val="16"/>
+          <w:szCs w:val="16"/>
+        </w:rPr>
+        <w:tab/>
+      </w:r>
+      <w:r>
+        <w:rPr>
+          <w:rFonts w:ascii="Arial Narrow" w:eastAsia="Arial Narrow" w:hAnsi="Arial Narrow" w:cs="Arial Narrow"/>
+          <w:b/>
+          <w:bCs/>
+          <w:sz w:val="16"/>
+          <w:szCs w:val="16"/>
+        </w:rPr>
+        <w:t xml:space="preserve">LEY </w:t>
+      </w:r>
+      <w:proofErr w:type="spellStart"/>
+      <w:r>
+        <w:rPr>
+          <w:rFonts w:ascii="Arial Narrow" w:eastAsia="Arial Narrow" w:hAnsi="Arial Narrow" w:cs="Arial Narrow"/>
+          <w:b/>
+          <w:bCs/>
+          <w:sz w:val="16"/>
+          <w:szCs w:val="16"/>
+        </w:rPr>
+        <w:t/>
+      </w:r>
+      <w:proofErr w:type="spellEnd"/>
+      <w:r>
+        <w:rPr>
+          <w:rFonts w:ascii="Arial Narrow" w:eastAsia="Arial Narrow" w:hAnsi="Arial Narrow" w:cs="Arial Narrow"/>
+          <w:b/>
+          <w:bCs/>
+          <w:sz w:val="16"/>
+          <w:szCs w:val="16"/>
+        </w:rPr>
+        <w:t xml:space="preserve">29571, CÓDIGO DE PROTECCIÓN Y DEFENSA DEL CONSUMIDOR, publicado el 2 de setiembre de 2010 y modificado por Decreto Legislativo </w:t>
+      </w:r>
+      <w:proofErr w:type="spellStart"/>
+      <w:r>
+        <w:rPr>
+          <w:rFonts w:ascii="Arial Narrow" w:eastAsia="Arial Narrow" w:hAnsi="Arial Narrow" w:cs="Arial Narrow"/>
+          <w:b/>
+          <w:bCs/>
+          <w:sz w:val="16"/>
+          <w:szCs w:val="16"/>
+        </w:rPr>
+        <w:t/>
+      </w:r>
+      <w:proofErr w:type="spellEnd"/>
+      <w:r>
+        <w:rPr>
+          <w:rFonts w:ascii="Arial Narrow" w:eastAsia="Arial Narrow" w:hAnsi="Arial Narrow" w:cs="Arial Narrow"/>
+          <w:b/>
+          <w:bCs/>
+          <w:sz w:val="16"/>
+          <w:szCs w:val="16"/>
+        </w:rPr>
+        <w:t xml:space="preserve">1308 </w:t>
+      </w:r>
+    </w:p>
+    <w:p>
+      <w:pPr>
         <w:tabs>
           <w:tab w:val="left" w:pos="567"/>
         </w:tabs>
-        <w:ind w:left="567" w:right="-1" w:hanging="567"/>
-        <w:jc w:val="both"/>
-        <w:rPr>
-          <w:rFonts w:ascii="Arial Narrow" w:eastAsia="Arial Narrow" w:hAnsi="Arial Narrow" w:cs="Arial Narrow"/>
-          <w:sz w:val="16"/>
-          <w:szCs w:val="16"/>
-        </w:rPr>
-      </w:pPr>
-    </w:p>
-  </w:footnote>
-  <w:footnote w:id="6">
-    <w:p>
-      <w:pPr>
-        <w:pStyle w:val="Textonotapie"/>
+        <w:spacing w:after="0" w:line="240" w:lineRule="auto"/>
         <w:ind w:left="567" w:hanging="567"/>
         <w:jc w:val="both"/>
         <w:rPr>
@@ -8045,755 +8915,12 @@
       </w:pPr>
       <w:r>
         <w:rPr>
-          <w:rStyle w:val="Refdenotaalpie"/>
-          <w:rFonts w:ascii="Arial Narrow" w:eastAsia="Arial Narrow" w:hAnsi="Arial Narrow" w:cs="Arial Narrow"/>
-          <w:sz w:val="16"/>
-          <w:szCs w:val="16"/>
-          <w:vertAlign w:val="superscript"/>
-        </w:rPr>
-        <w:footnoteRef/>
-      </w:r>
-      <w:r>
-        <w:rPr>
-          <w:rFonts w:ascii="Arial Narrow" w:eastAsia="Arial Narrow" w:hAnsi="Arial Narrow" w:cs="Arial Narrow"/>
-          <w:sz w:val="16"/>
-          <w:szCs w:val="16"/>
-        </w:rPr>
-        <w:t xml:space="preserve"> </w:t>
-      </w:r>
-      <w:r>
-        <w:rPr>
           <w:rFonts w:ascii="Arial Narrow" w:eastAsia="Arial Narrow" w:hAnsi="Arial Narrow" w:cs="Arial Narrow"/>
           <w:sz w:val="16"/>
           <w:szCs w:val="16"/>
         </w:rPr>
         <w:tab/>
-        <w:t xml:space="preserve">El número de trabajadores se atenderá siempre que la empresa haya sido constituida antes de la vigencia de la Ley </w:t>
-      </w:r>
-      <w:proofErr w:type="spellStart"/>
-      <w:r>
-        <w:rPr>
-          <w:rFonts w:ascii="Arial Narrow" w:eastAsia="Arial Narrow" w:hAnsi="Arial Narrow" w:cs="Arial Narrow"/>
-          <w:sz w:val="16"/>
-          <w:szCs w:val="16"/>
-        </w:rPr>
-        <w:t/>
-      </w:r>
-      <w:proofErr w:type="spellEnd"/>
-      <w:r>
-        <w:rPr>
-          <w:rFonts w:ascii="Arial Narrow" w:eastAsia="Arial Narrow" w:hAnsi="Arial Narrow" w:cs="Arial Narrow"/>
-          <w:sz w:val="16"/>
-          <w:szCs w:val="16"/>
-        </w:rPr>
-        <w:t xml:space="preserve"> 30056, publicada el 2 de julio de 2013, que modificó el artículo 5 del Texto Único Ordenado de la Ley de Promoción de la Competitividad, Formalización y Desarrollo de la Micro y Pequeña Empresa y de Acceso al Empleo Decente (LEY MYPE). Ello, en la medida que la Tercera Disposición Complementaria Transitoria de la norma modificatoria precisa que las empresas constituidas antes de la entrada en vigencia de dicha Ley se rigen por los requisitos de acogimiento al régimen de las micro y pequeñas empresas regulados en el Decreto Legislativo 1086.</w:t>
-      </w:r>
-    </w:p>
-    <w:p>
-      <w:pPr>
-        <w:pStyle w:val="Textonotapie"/>
-        <w:ind w:left="567" w:hanging="567"/>
-        <w:jc w:val="both"/>
-        <w:rPr>
-          <w:rFonts w:ascii="Arial Narrow" w:eastAsia="Arial Narrow" w:hAnsi="Arial Narrow" w:cs="Arial Narrow"/>
-          <w:sz w:val="16"/>
-          <w:szCs w:val="16"/>
-        </w:rPr>
-      </w:pPr>
-    </w:p>
-  </w:footnote>
-  <w:footnote w:id="7">
-    <w:p>
-      <w:pPr>
-        <w:pStyle w:val="Textonotapie"/>
-        <w:ind w:left="567" w:hanging="567"/>
-        <w:jc w:val="both"/>
-        <w:rPr>
-          <w:rFonts w:ascii="Arial Narrow" w:eastAsia="Arial Narrow" w:hAnsi="Arial Narrow" w:cs="Arial Narrow"/>
-          <w:sz w:val="16"/>
-          <w:szCs w:val="16"/>
-        </w:rPr>
-      </w:pPr>
-      <w:r>
-        <w:rPr>
-          <w:rStyle w:val="Refdenotaalpie"/>
-          <w:rFonts w:ascii="Arial Narrow" w:eastAsia="Arial Narrow" w:hAnsi="Arial Narrow" w:cs="Arial Narrow"/>
-          <w:sz w:val="16"/>
-          <w:szCs w:val="16"/>
-          <w:vertAlign w:val="superscript"/>
-        </w:rPr>
-        <w:footnoteRef/>
-      </w:r>
-      <w:r>
-        <w:rPr>
-          <w:rFonts w:ascii="Arial Narrow" w:eastAsia="Arial Narrow" w:hAnsi="Arial Narrow" w:cs="Arial Narrow"/>
-          <w:sz w:val="16"/>
-          <w:szCs w:val="16"/>
-        </w:rPr>
-        <w:t xml:space="preserve"> </w:t>
-      </w:r>
-      <w:r>
-        <w:rPr>
-          <w:rFonts w:ascii="Arial Narrow" w:eastAsia="Arial Narrow" w:hAnsi="Arial Narrow" w:cs="Arial Narrow"/>
-          <w:sz w:val="16"/>
-          <w:szCs w:val="16"/>
-        </w:rPr>
-        <w:tab/>
-      </w:r>
-      <w:r>
-        <w:rPr>
-          <w:rFonts w:ascii="Arial Narrow" w:eastAsia="Arial Narrow" w:hAnsi="Arial Narrow" w:cs="Arial Narrow"/>
-          <w:b/>
-          <w:sz w:val="16"/>
-          <w:szCs w:val="16"/>
-        </w:rPr>
-        <w:t>LEY 29571, CÓDIGO DE PROTECCIÓN Y DEFENSA DEL CONSUMIDOR</w:t>
-      </w:r>
-      <w:r>
-        <w:rPr>
-          <w:rFonts w:ascii="Arial Narrow" w:eastAsia="Arial Narrow" w:hAnsi="Arial Narrow" w:cs="Arial Narrow"/>
-          <w:b/>
-          <w:bCs/>
-          <w:sz w:val="16"/>
-          <w:szCs w:val="16"/>
-        </w:rPr>
-        <w:t xml:space="preserve">, </w:t>
-      </w:r>
-      <w:r>
-        <w:rPr>
-          <w:rFonts w:ascii="Arial Narrow" w:eastAsia="Arial Narrow" w:hAnsi="Arial Narrow" w:cs="Arial Narrow"/>
-          <w:b/>
-          <w:sz w:val="16"/>
-          <w:szCs w:val="16"/>
-        </w:rPr>
-        <w:t xml:space="preserve">publicado el 2 de setiembre de 2010 y modificado por Decreto Legislativo </w:t>
-      </w:r>
-      <w:proofErr w:type="spellStart"/>
-      <w:r>
-        <w:rPr>
-          <w:rFonts w:ascii="Arial Narrow" w:eastAsia="Arial Narrow" w:hAnsi="Arial Narrow" w:cs="Arial Narrow"/>
-          <w:b/>
-          <w:sz w:val="16"/>
-          <w:szCs w:val="16"/>
-        </w:rPr>
-        <w:t/>
-      </w:r>
-      <w:proofErr w:type="spellEnd"/>
-      <w:r>
-        <w:rPr>
-          <w:rFonts w:ascii="Arial Narrow" w:eastAsia="Arial Narrow" w:hAnsi="Arial Narrow" w:cs="Arial Narrow"/>
-          <w:b/>
-          <w:sz w:val="16"/>
-          <w:szCs w:val="16"/>
-        </w:rPr>
-        <w:t xml:space="preserve"> 1308</w:t>
-      </w:r>
-    </w:p>
-    <w:p>
-      <w:pPr>
-        <w:pStyle w:val="Textonotapie"/>
-        <w:ind w:left="567" w:hanging="567"/>
-        <w:jc w:val="both"/>
-        <w:rPr>
-          <w:rFonts w:ascii="Arial Narrow" w:eastAsia="Arial Narrow" w:hAnsi="Arial Narrow" w:cs="Arial Narrow"/>
-          <w:b/>
-          <w:bCs/>
-          <w:sz w:val="16"/>
-          <w:szCs w:val="16"/>
-        </w:rPr>
-      </w:pPr>
-      <w:r>
-        <w:rPr>
-          <w:rFonts w:ascii="Arial Narrow" w:eastAsia="Arial Narrow" w:hAnsi="Arial Narrow" w:cs="Arial Narrow"/>
-          <w:sz w:val="16"/>
-          <w:szCs w:val="16"/>
-        </w:rPr>
-        <w:tab/>
-      </w:r>
-      <w:r>
-        <w:rPr>
-          <w:rFonts w:ascii="Arial Narrow" w:eastAsia="Arial Narrow" w:hAnsi="Arial Narrow" w:cs="Arial Narrow"/>
-          <w:b/>
-          <w:bCs/>
-          <w:sz w:val="16"/>
-          <w:szCs w:val="16"/>
-        </w:rPr>
-        <w:t>Artículo 110.- Sanciones Administrativas</w:t>
-      </w:r>
-    </w:p>
-    <w:p>
-      <w:pPr>
-        <w:autoSpaceDE w:val="0"/>
-        <w:autoSpaceDN w:val="0"/>
-        <w:adjustRightInd w:val="0"/>
-        <w:spacing w:after="0" w:line="240" w:lineRule="auto"/>
-        <w:ind w:left="567"/>
-        <w:jc w:val="both"/>
-        <w:rPr>
-          <w:rFonts w:ascii="Arial Narrow" w:eastAsia="Arial Narrow" w:hAnsi="Arial Narrow" w:cs="Arial Narrow"/>
-          <w:sz w:val="16"/>
-          <w:szCs w:val="16"/>
-          <w:lang w:eastAsia="es-PE"/>
-        </w:rPr>
-      </w:pPr>
-      <w:r>
-        <w:rPr>
-          <w:rFonts w:ascii="Arial Narrow" w:eastAsia="Arial Narrow" w:hAnsi="Arial Narrow" w:cs="Arial Narrow"/>
-          <w:sz w:val="16"/>
-          <w:szCs w:val="16"/>
-          <w:lang w:eastAsia="es-PE"/>
-        </w:rPr>
-        <w:t>(…)</w:t>
-      </w:r>
-    </w:p>
-    <w:p>
-      <w:pPr>
-        <w:autoSpaceDE w:val="0"/>
-        <w:autoSpaceDN w:val="0"/>
-        <w:adjustRightInd w:val="0"/>
-        <w:spacing w:after="0" w:line="240" w:lineRule="auto"/>
-        <w:ind w:left="567"/>
-        <w:jc w:val="both"/>
-        <w:rPr>
-          <w:rFonts w:ascii="Arial Narrow" w:eastAsia="Arial Narrow" w:hAnsi="Arial Narrow" w:cs="Arial Narrow"/>
-          <w:sz w:val="16"/>
-          <w:szCs w:val="16"/>
-          <w:lang w:eastAsia="es-PE"/>
-        </w:rPr>
-      </w:pPr>
-      <w:r>
-        <w:rPr>
-          <w:rFonts w:ascii="Arial Narrow" w:eastAsia="Arial Narrow" w:hAnsi="Arial Narrow" w:cs="Arial Narrow"/>
-          <w:sz w:val="16"/>
-          <w:szCs w:val="16"/>
-          <w:lang w:eastAsia="es-PE"/>
-        </w:rPr>
-        <w:t>En el caso de las microempresas, la multa no puede superar el diez por ciento (10%) de las ventas o ingresos brutos percibidos por el infractor, relativos a todas sus actividades económicas, correspondientes al ejercicio inmediato anterior al de la expedición de la resolución de primera instancia, siempre que se haya acreditado dichos ingresos, no se encuentre en una situación de reincidencia y el caso no verse sobre la vida, salud o integridad de los consumidores. Para el caso de las pequeñas empresas, la multa no puede superar el veinte por ciento (20%) de las ventas o ingresos brutos percibidos por el infractor, conforme a los requisitos señalados anteriormente.</w:t>
-      </w:r>
-    </w:p>
-    <w:p>
-      <w:pPr>
-        <w:autoSpaceDE w:val="0"/>
-        <w:autoSpaceDN w:val="0"/>
-        <w:adjustRightInd w:val="0"/>
-        <w:spacing w:after="0" w:line="240" w:lineRule="auto"/>
-        <w:ind w:left="567"/>
-        <w:jc w:val="both"/>
-        <w:rPr>
-          <w:rFonts w:ascii="Arial Narrow" w:eastAsia="Arial Narrow" w:hAnsi="Arial Narrow" w:cs="Arial Narrow"/>
-          <w:sz w:val="16"/>
-          <w:szCs w:val="16"/>
-          <w:lang w:eastAsia="es-PE"/>
-        </w:rPr>
-      </w:pPr>
-      <w:r>
-        <w:rPr>
-          <w:rFonts w:ascii="Arial Narrow" w:eastAsia="Arial Narrow" w:hAnsi="Arial Narrow" w:cs="Arial Narrow"/>
-          <w:sz w:val="16"/>
-          <w:szCs w:val="16"/>
-          <w:lang w:eastAsia="es-PE"/>
-        </w:rPr>
-        <w:t>(…).</w:t>
-      </w:r>
-    </w:p>
-    <w:p>
-      <w:pPr>
-        <w:pStyle w:val="Textonotapie"/>
-        <w:ind w:left="567" w:hanging="567"/>
-        <w:jc w:val="both"/>
-        <w:rPr>
-          <w:rFonts w:ascii="Arial Narrow" w:eastAsia="Arial Narrow" w:hAnsi="Arial Narrow" w:cs="Arial Narrow"/>
-          <w:sz w:val="16"/>
-          <w:szCs w:val="16"/>
-        </w:rPr>
-      </w:pPr>
-    </w:p>
-  </w:footnote>
-  <w:footnote w:id="13">
-    <w:p>
-      <w:pPr>
-        <w:pStyle w:val="Textonotapie"/>
-        <w:ind w:left="567" w:hanging="567"/>
-        <w:jc w:val="both"/>
-        <w:rPr>
-          <w:rFonts w:ascii="Arial Narrow" w:eastAsia="Arial Narrow" w:hAnsi="Arial Narrow" w:cs="Arial Narrow"/>
-          <w:sz w:val="16"/>
-          <w:szCs w:val="16"/>
-        </w:rPr>
-      </w:pPr>
-      <w:r>
-        <w:rPr>
-          <w:rStyle w:val="Refdenotaalpie"/>
-          <w:rFonts w:ascii="Arial Narrow" w:eastAsia="Arial Narrow" w:hAnsi="Arial Narrow" w:cs="Arial Narrow"/>
-          <w:sz w:val="16"/>
-          <w:szCs w:val="16"/>
-          <w:vertAlign w:val="superscript"/>
-        </w:rPr>
-        <w:footnoteRef/>
-      </w:r>
-      <w:r>
-        <w:rPr>
-          <w:rFonts w:ascii="Arial Narrow" w:eastAsia="Arial Narrow" w:hAnsi="Arial Narrow" w:cs="Arial Narrow"/>
-          <w:sz w:val="16"/>
-          <w:szCs w:val="16"/>
-        </w:rPr>
-        <w:tab/>
-      </w:r>
-      <w:r>
-        <w:rPr>
-          <w:rFonts w:ascii="Arial Narrow" w:eastAsia="Arial Narrow" w:hAnsi="Arial Narrow" w:cs="Arial Narrow"/>
-          <w:b/>
-          <w:bCs/>
-          <w:sz w:val="16"/>
-          <w:szCs w:val="16"/>
-        </w:rPr>
-        <w:t xml:space="preserve">DECRETO LEGISLATIVO 807, LEY SOBRE FACULTADES, NORMAS Y ORGANIZACIÓN DEL INDECOPI, publicado el 18 de abril de 1996</w:t>
-      </w:r>
-    </w:p>
-    <w:p>
-      <w:pPr>
-        <w:pStyle w:val="Textonotapie"/>
-        <w:ind w:left="567" w:hanging="567"/>
-        <w:jc w:val="both"/>
-        <w:rPr>
-          <w:rFonts w:ascii="Arial Narrow" w:eastAsia="Arial Narrow" w:hAnsi="Arial Narrow" w:cs="Arial Narrow"/>
-          <w:sz w:val="16"/>
-          <w:szCs w:val="16"/>
-        </w:rPr>
-      </w:pPr>
-      <w:r>
-        <w:rPr>
-          <w:rFonts w:ascii="Arial Narrow" w:eastAsia="Arial Narrow" w:hAnsi="Arial Narrow" w:cs="Arial Narrow"/>
-          <w:sz w:val="16"/>
-          <w:szCs w:val="16"/>
-        </w:rPr>
-        <w:tab/>
-      </w:r>
-      <w:r>
-        <w:rPr>
-          <w:rFonts w:ascii="Arial Narrow" w:eastAsia="Arial Narrow" w:hAnsi="Arial Narrow" w:cs="Arial Narrow"/>
-          <w:b/>
-          <w:bCs/>
-          <w:sz w:val="16"/>
-          <w:szCs w:val="16"/>
-        </w:rPr>
-        <w:t xml:space="preserve">Artículo 26.-</w:t>
-      </w:r>
-      <w:r>
-        <w:rPr>
-          <w:rFonts w:ascii="Arial Narrow" w:eastAsia="Arial Narrow" w:hAnsi="Arial Narrow" w:cs="Arial Narrow"/>
-          <w:sz w:val="16"/>
-          <w:szCs w:val="16"/>
-        </w:rPr>
-        <w:t xml:space="preserve"> Una vez admitida a trámite la denuncia, se correrá traslado de la misma al denunciado, a fin de que éste presente su descargo. El plazo para la presentación del descargo será de cinco (5) días contados desde la notificación, vencido el cual, el Secretario Técnico declarará en rebeldía al denunciado que no lo hubiera presentado.</w:t>
-      </w:r>
-    </w:p>
-    <w:p>
-      <w:pPr>
-        <w:pStyle w:val="Textonotapie"/>
-        <w:ind w:left="567" w:hanging="567"/>
-        <w:jc w:val="both"/>
-        <w:rPr>
-          <w:rFonts w:ascii="Arial Narrow" w:eastAsia="Arial Narrow" w:hAnsi="Arial Narrow" w:cs="Arial Narrow"/>
-          <w:sz w:val="16"/>
-          <w:szCs w:val="16"/>
-        </w:rPr>
-      </w:pPr>
-    </w:p>
-  </w:footnote>
-  <w:footnote w:id="14">
-    <w:p>
-      <w:pPr>
-        <w:pStyle w:val="Textonotapie"/>
-        <w:ind w:left="567" w:hanging="567"/>
-        <w:jc w:val="both"/>
-        <w:rPr>
-          <w:rFonts w:ascii="Arial Narrow" w:eastAsia="Arial Narrow" w:hAnsi="Arial Narrow" w:cs="Arial Narrow"/>
-          <w:sz w:val="16"/>
-          <w:szCs w:val="16"/>
-        </w:rPr>
-      </w:pPr>
-      <w:r>
-        <w:rPr>
-          <w:rStyle w:val="Refdenotaalpie"/>
-          <w:rFonts w:ascii="Arial Narrow" w:eastAsia="Arial Narrow" w:hAnsi="Arial Narrow" w:cs="Arial Narrow"/>
-          <w:sz w:val="16"/>
-          <w:szCs w:val="16"/>
-          <w:vertAlign w:val="superscript"/>
-        </w:rPr>
-        <w:footnoteRef/>
-      </w:r>
-      <w:r>
-        <w:rPr>
-          <w:rFonts w:ascii="Arial Narrow" w:eastAsia="Arial Narrow" w:hAnsi="Arial Narrow" w:cs="Arial Narrow"/>
-          <w:sz w:val="16"/>
-          <w:szCs w:val="16"/>
-        </w:rPr>
-        <w:tab/>
-      </w:r>
-      <w:r>
-        <w:rPr>
-          <w:rFonts w:ascii="Arial Narrow" w:eastAsia="Arial Narrow" w:hAnsi="Arial Narrow" w:cs="Arial Narrow"/>
-          <w:b/>
-          <w:bCs/>
-          <w:sz w:val="16"/>
-          <w:szCs w:val="16"/>
-        </w:rPr>
-        <w:t xml:space="preserve">DECRETO SUPREMO 006-2026-JUS, TEXTO ÚNICO ORDENADO DE LA LEY 27444, LEY DEL PROCEDIMIENTO ADMINISTRATIVO GENERAL, publicado el 30 de abril de 2026</w:t>
-      </w:r>
-    </w:p>
-    <w:p>
-      <w:pPr>
-        <w:pStyle w:val="Textonotapie"/>
-        <w:ind w:left="567" w:hanging="567"/>
-        <w:jc w:val="both"/>
-        <w:rPr>
-          <w:rFonts w:ascii="Arial Narrow" w:eastAsia="Arial Narrow" w:hAnsi="Arial Narrow" w:cs="Arial Narrow"/>
-          <w:sz w:val="16"/>
-          <w:szCs w:val="16"/>
-        </w:rPr>
-      </w:pPr>
-      <w:r>
-        <w:rPr>
-          <w:rFonts w:ascii="Arial Narrow" w:eastAsia="Arial Narrow" w:hAnsi="Arial Narrow" w:cs="Arial Narrow"/>
-          <w:sz w:val="16"/>
-          <w:szCs w:val="16"/>
-        </w:rPr>
-        <w:tab/>
-      </w:r>
-      <w:r>
-        <w:rPr>
-          <w:rFonts w:ascii="Arial Narrow" w:eastAsia="Arial Narrow" w:hAnsi="Arial Narrow" w:cs="Arial Narrow"/>
-          <w:b/>
-          <w:bCs/>
-          <w:sz w:val="16"/>
-          <w:szCs w:val="16"/>
-        </w:rPr>
-        <w:t xml:space="preserve">Artículo 223.- Contestación de la reclamación</w:t>
-      </w:r>
-    </w:p>
-    <w:p>
-      <w:pPr>
-        <w:pStyle w:val="Textonotapie"/>
-        <w:ind w:left="567" w:hanging="567"/>
-        <w:jc w:val="both"/>
-        <w:rPr>
-          <w:rFonts w:ascii="Arial Narrow" w:eastAsia="Arial Narrow" w:hAnsi="Arial Narrow" w:cs="Arial Narrow"/>
-          <w:sz w:val="16"/>
-          <w:szCs w:val="16"/>
-        </w:rPr>
-      </w:pPr>
-      <w:r>
-        <w:rPr>
-          <w:rFonts w:ascii="Arial Narrow" w:eastAsia="Arial Narrow" w:hAnsi="Arial Narrow" w:cs="Arial Narrow"/>
-          <w:sz w:val="16"/>
-          <w:szCs w:val="16"/>
-        </w:rPr>
-        <w:tab/>
-      </w:r>
-      <w:r>
-        <w:rPr>
-          <w:rFonts w:ascii="Arial Narrow" w:eastAsia="Arial Narrow" w:hAnsi="Arial Narrow" w:cs="Arial Narrow"/>
-          <w:sz w:val="16"/>
-          <w:szCs w:val="16"/>
-        </w:rPr>
-        <w:t xml:space="preserve">223.1 El reclamado deberá presentar la contestación de la reclamación dentro de los quince (15) días posteriores a la notificación de ésta; vencido este plazo, la Administración declarará en rebeldía al reclamado que no la hubiera presentado. La contestación deberá contener los requisitos de los escritos previstos en el artículo 113 de la presente Ley, así como la absolución de todos los asuntos controvertidos de hecho y de derecho, Las alegaciones y los hechos relevantes de la reclamación, salvo que hayan sido específicamente negadas en la contestación, se tendrán por aceptadas o merituadas como ciertas.</w:t>
-      </w:r>
-    </w:p>
-    <w:p>
-      <w:pPr>
-        <w:pStyle w:val="Textonotapie"/>
-        <w:ind w:left="567" w:hanging="567"/>
-        <w:jc w:val="both"/>
-        <w:rPr>
-          <w:rFonts w:ascii="Arial Narrow" w:eastAsia="Arial Narrow" w:hAnsi="Arial Narrow" w:cs="Arial Narrow"/>
-          <w:sz w:val="16"/>
-          <w:szCs w:val="16"/>
-        </w:rPr>
-      </w:pPr>
-    </w:p>
-  </w:footnote>
-  <w:footnote w:id="8">
-    <w:p>
-      <w:pPr>
-        <w:spacing w:after="0" w:line="240" w:lineRule="auto"/>
-        <w:ind w:left="567" w:hanging="567"/>
-        <w:jc w:val="both"/>
-        <w:rPr>
-          <w:rFonts w:ascii="Arial Narrow" w:eastAsia="Arial Narrow" w:hAnsi="Arial Narrow" w:cs="Arial Narrow"/>
-          <w:sz w:val="16"/>
-          <w:szCs w:val="16"/>
-        </w:rPr>
-      </w:pPr>
-      <w:r>
-        <w:rPr>
-          <w:rStyle w:val="Refdenotaalpie"/>
-          <w:rFonts w:ascii="Arial Narrow" w:eastAsia="Arial Narrow" w:hAnsi="Arial Narrow" w:cs="Arial Narrow"/>
-          <w:sz w:val="16"/>
-          <w:szCs w:val="16"/>
-          <w:vertAlign w:val="superscript"/>
-        </w:rPr>
-        <w:footnoteRef/>
-      </w:r>
-      <w:r>
-        <w:rPr>
-          <w:rFonts w:ascii="Arial Narrow" w:eastAsia="Arial Narrow" w:hAnsi="Arial Narrow" w:cs="Arial Narrow"/>
-          <w:sz w:val="16"/>
-          <w:szCs w:val="16"/>
-          <w:vertAlign w:val="superscript"/>
-        </w:rPr>
-        <w:t xml:space="preserve"> </w:t>
-      </w:r>
-      <w:r>
-        <w:rPr>
-          <w:rFonts w:ascii="Arial Narrow" w:eastAsia="Arial Narrow" w:hAnsi="Arial Narrow" w:cs="Arial Narrow"/>
-          <w:sz w:val="16"/>
-          <w:szCs w:val="16"/>
-        </w:rPr>
-        <w:t xml:space="preserve"> </w:t>
-      </w:r>
-      <w:r>
-        <w:rPr>
-          <w:rFonts w:ascii="Arial Narrow" w:eastAsia="Arial Narrow" w:hAnsi="Arial Narrow" w:cs="Arial Narrow"/>
-          <w:sz w:val="16"/>
-          <w:szCs w:val="16"/>
-        </w:rPr>
-        <w:tab/>
-      </w:r>
-      <w:r>
-        <w:rPr>
-          <w:rFonts w:ascii="Arial Narrow" w:eastAsia="Arial Narrow" w:hAnsi="Arial Narrow" w:cs="Arial Narrow"/>
-          <w:b/>
-          <w:sz w:val="16"/>
-          <w:szCs w:val="16"/>
-        </w:rPr>
-        <w:t>LEY 29571, CÓDIGO DE PROTECCIÓN Y DEFENSA DEL CONSUMIDOR</w:t>
-      </w:r>
-      <w:r>
-        <w:rPr>
-          <w:rFonts w:ascii="Arial Narrow" w:eastAsia="Arial Narrow" w:hAnsi="Arial Narrow" w:cs="Arial Narrow"/>
-          <w:b/>
-          <w:bCs/>
-          <w:sz w:val="16"/>
-          <w:szCs w:val="16"/>
-        </w:rPr>
-        <w:t xml:space="preserve">, </w:t>
-      </w:r>
-      <w:r>
-        <w:rPr>
-          <w:rFonts w:ascii="Arial Narrow" w:eastAsia="Arial Narrow" w:hAnsi="Arial Narrow" w:cs="Arial Narrow"/>
-          <w:b/>
-          <w:sz w:val="16"/>
-          <w:szCs w:val="16"/>
-        </w:rPr>
-        <w:t xml:space="preserve">publicado el 2 de setiembre de 2010 y modificado por Decreto Legislativo </w:t>
-      </w:r>
-      <w:proofErr w:type="spellStart"/>
-      <w:r>
-        <w:rPr>
-          <w:rFonts w:ascii="Arial Narrow" w:eastAsia="Arial Narrow" w:hAnsi="Arial Narrow" w:cs="Arial Narrow"/>
-          <w:b/>
-          <w:sz w:val="16"/>
-          <w:szCs w:val="16"/>
-        </w:rPr>
-        <w:t/>
-      </w:r>
-      <w:proofErr w:type="spellEnd"/>
-      <w:r>
-        <w:rPr>
-          <w:rFonts w:ascii="Arial Narrow" w:eastAsia="Arial Narrow" w:hAnsi="Arial Narrow" w:cs="Arial Narrow"/>
-          <w:b/>
-          <w:sz w:val="16"/>
-          <w:szCs w:val="16"/>
-        </w:rPr>
-        <w:t xml:space="preserve"> 1308</w:t>
-      </w:r>
-    </w:p>
-    <w:p>
-      <w:pPr>
-        <w:spacing w:after="0" w:line="240" w:lineRule="auto"/>
-        <w:ind w:left="567" w:hanging="567"/>
-        <w:jc w:val="both"/>
-        <w:rPr>
-          <w:rFonts w:ascii="Arial Narrow" w:eastAsia="Arial Narrow" w:hAnsi="Arial Narrow" w:cs="Arial Narrow"/>
-          <w:b/>
-          <w:sz w:val="16"/>
-          <w:szCs w:val="16"/>
-        </w:rPr>
-      </w:pPr>
-      <w:r>
-        <w:rPr>
-          <w:rFonts w:ascii="Arial Narrow" w:eastAsia="Arial Narrow" w:hAnsi="Arial Narrow" w:cs="Arial Narrow"/>
-          <w:b/>
-          <w:sz w:val="16"/>
-          <w:szCs w:val="16"/>
-        </w:rPr>
-        <w:tab/>
-        <w:t>Artículo 110.- Sanciones administrativas</w:t>
-      </w:r>
-    </w:p>
-    <w:p>
-      <w:pPr>
-        <w:spacing w:after="0" w:line="240" w:lineRule="auto"/>
-        <w:ind w:left="567"/>
-        <w:jc w:val="both"/>
-        <w:rPr>
-          <w:rFonts w:ascii="Arial Narrow" w:eastAsia="Arial Narrow" w:hAnsi="Arial Narrow" w:cs="Arial Narrow"/>
-          <w:sz w:val="16"/>
-          <w:szCs w:val="16"/>
-        </w:rPr>
-      </w:pPr>
-      <w:r>
-        <w:rPr>
-          <w:rFonts w:ascii="Arial Narrow" w:eastAsia="Arial Narrow" w:hAnsi="Arial Narrow" w:cs="Arial Narrow"/>
-          <w:sz w:val="16"/>
-          <w:szCs w:val="16"/>
-        </w:rPr>
-        <w:t>El órgano resolutivo puede sancionar las infracciones administrativas a que se refiere el artículo 108 con amonestación y multas de hasta cuatrocientos cincuenta (450) Unidades Impositivas Tributarias (UIT), las cuales son calificadas de la siguiente manera:</w:t>
-      </w:r>
-    </w:p>
-    <w:p>
-      <w:pPr>
-        <w:numPr>
-          <w:ilvl w:val="0"/>
-          <w:numId w:val="2"/>
-        </w:numPr>
-        <w:spacing w:after="0" w:line="240" w:lineRule="auto"/>
-        <w:ind w:left="426" w:firstLine="141"/>
-        <w:jc w:val="both"/>
-        <w:rPr>
-          <w:rFonts w:ascii="Arial Narrow" w:eastAsia="Arial Narrow" w:hAnsi="Arial Narrow" w:cs="Arial Narrow"/>
-          <w:sz w:val="16"/>
-          <w:szCs w:val="16"/>
-        </w:rPr>
-      </w:pPr>
-      <w:r>
-        <w:rPr>
-          <w:rFonts w:ascii="Arial Narrow" w:eastAsia="Arial Narrow" w:hAnsi="Arial Narrow" w:cs="Arial Narrow"/>
-          <w:sz w:val="16"/>
-          <w:szCs w:val="16"/>
-        </w:rPr>
-        <w:t>Infracciones leves, con una amonestación o con una multa de hasta cincuenta (50) UIT.</w:t>
-      </w:r>
-    </w:p>
-    <w:p>
-      <w:pPr>
-        <w:numPr>
-          <w:ilvl w:val="0"/>
-          <w:numId w:val="2"/>
-        </w:numPr>
-        <w:spacing w:after="0" w:line="240" w:lineRule="auto"/>
-        <w:ind w:left="426" w:firstLine="141"/>
-        <w:jc w:val="both"/>
-        <w:rPr>
-          <w:rFonts w:ascii="Arial Narrow" w:eastAsia="Arial Narrow" w:hAnsi="Arial Narrow" w:cs="Arial Narrow"/>
-          <w:sz w:val="16"/>
-          <w:szCs w:val="16"/>
-        </w:rPr>
-      </w:pPr>
-      <w:r>
-        <w:rPr>
-          <w:rFonts w:ascii="Arial Narrow" w:eastAsia="Arial Narrow" w:hAnsi="Arial Narrow" w:cs="Arial Narrow"/>
-          <w:sz w:val="16"/>
-          <w:szCs w:val="16"/>
-        </w:rPr>
-        <w:t>Infracciones graves, con una multa de hasta ciento cincuenta (150) UIT.</w:t>
-      </w:r>
-    </w:p>
-    <w:p>
-      <w:pPr>
-        <w:numPr>
-          <w:ilvl w:val="0"/>
-          <w:numId w:val="2"/>
-        </w:numPr>
-        <w:spacing w:after="0" w:line="240" w:lineRule="auto"/>
-        <w:ind w:left="426" w:firstLine="141"/>
-        <w:jc w:val="both"/>
-        <w:rPr>
-          <w:rFonts w:ascii="Arial Narrow" w:eastAsia="Arial Narrow" w:hAnsi="Arial Narrow" w:cs="Arial Narrow"/>
-          <w:sz w:val="16"/>
-          <w:szCs w:val="16"/>
-        </w:rPr>
-      </w:pPr>
-      <w:r>
-        <w:rPr>
-          <w:rFonts w:ascii="Arial Narrow" w:eastAsia="Arial Narrow" w:hAnsi="Arial Narrow" w:cs="Arial Narrow"/>
-          <w:sz w:val="16"/>
-          <w:szCs w:val="16"/>
-        </w:rPr>
-        <w:t>Infracciones muy graves, con una multa de hasta cuatrocientos cincuenta (450) UIT.</w:t>
-      </w:r>
-    </w:p>
-    <w:p>
-      <w:pPr>
-        <w:spacing w:after="0" w:line="240" w:lineRule="auto"/>
-        <w:ind w:left="567"/>
-        <w:jc w:val="both"/>
-        <w:rPr>
-          <w:rFonts w:ascii="Arial Narrow" w:eastAsia="Arial Narrow" w:hAnsi="Arial Narrow" w:cs="Arial Narrow"/>
-          <w:sz w:val="16"/>
-          <w:szCs w:val="16"/>
-        </w:rPr>
-      </w:pPr>
-      <w:r>
-        <w:rPr>
-          <w:rFonts w:ascii="Arial Narrow" w:eastAsia="Arial Narrow" w:hAnsi="Arial Narrow" w:cs="Arial Narrow"/>
-          <w:sz w:val="16"/>
-          <w:szCs w:val="16"/>
-        </w:rPr>
-        <w:t>(…).</w:t>
-      </w:r>
-    </w:p>
-    <w:p>
-      <w:pPr>
-        <w:spacing w:after="0" w:line="240" w:lineRule="auto"/>
-        <w:ind w:left="567" w:hanging="567"/>
-        <w:jc w:val="both"/>
-        <w:rPr>
-          <w:rFonts w:ascii="Arial Narrow" w:eastAsia="Arial Narrow" w:hAnsi="Arial Narrow" w:cs="Arial Narrow"/>
-          <w:sz w:val="16"/>
-          <w:szCs w:val="16"/>
-        </w:rPr>
-      </w:pPr>
-    </w:p>
-  </w:footnote>
-  <w:footnote w:id="9">
-    <w:p>
-      <w:pPr>
-        <w:spacing w:after="0" w:line="240" w:lineRule="auto"/>
-        <w:ind w:left="567" w:hanging="567"/>
-        <w:jc w:val="both"/>
-        <w:rPr>
-          <w:rFonts w:ascii="Arial Narrow" w:eastAsia="Arial Narrow" w:hAnsi="Arial Narrow" w:cs="Arial Narrow"/>
-          <w:sz w:val="16"/>
-          <w:szCs w:val="16"/>
-        </w:rPr>
-      </w:pPr>
-      <w:r>
-        <w:rPr>
-          <w:rStyle w:val="Refdenotaalpie"/>
-          <w:rFonts w:ascii="Arial Narrow" w:eastAsia="Arial Narrow" w:hAnsi="Arial Narrow" w:cs="Arial Narrow"/>
-          <w:sz w:val="16"/>
-          <w:szCs w:val="16"/>
-          <w:vertAlign w:val="superscript"/>
-        </w:rPr>
-        <w:footnoteRef/>
-      </w:r>
-      <w:r>
-        <w:rPr>
-          <w:rFonts w:ascii="Arial Narrow" w:eastAsia="Arial Narrow" w:hAnsi="Arial Narrow" w:cs="Arial Narrow"/>
-          <w:sz w:val="16"/>
-          <w:szCs w:val="16"/>
-        </w:rPr>
-        <w:t xml:space="preserve"> </w:t>
-      </w:r>
-      <w:r>
-        <w:rPr>
-          <w:rFonts w:ascii="Arial Narrow" w:eastAsia="Arial Narrow" w:hAnsi="Arial Narrow" w:cs="Arial Narrow"/>
-          <w:sz w:val="16"/>
-          <w:szCs w:val="16"/>
-        </w:rPr>
-        <w:tab/>
+        <w:t xml:space="preserve"/>
       </w:r>
       <w:r>
         <w:rPr>
@@ -8866,18 +8993,6 @@
         <w:tab/>
         <w:t>Las medidas correctivas complementarias pueden dictarse de oficio o a pedido de parte.</w:t>
       </w:r>
-    </w:p>
-    <w:p>
-      <w:pPr>
-        <w:spacing w:after="0" w:line="240" w:lineRule="auto"/>
-        <w:ind w:left="567" w:hanging="567"/>
-        <w:jc w:val="both"/>
-        <w:rPr>
-          <w:rFonts w:ascii="Arial Narrow" w:eastAsia="Arial Narrow" w:hAnsi="Arial Narrow" w:cs="Arial Narrow"/>
-          <w:sz w:val="16"/>
-          <w:szCs w:val="16"/>
-        </w:rPr>
-      </w:pPr>
     </w:p>
     <w:p>
       <w:pPr>
@@ -9092,8 +9207,12 @@
     </w:p>
     <w:p>
       <w:pPr>
-        <w:pStyle w:val="Sinespaciado"/>
-        <w:ind w:firstLine="567"/>
+        <w:numPr>
+          <w:ilvl w:val="0"/>
+          <w:numId w:val="1"/>
+        </w:numPr>
+        <w:spacing w:after="0" w:line="240" w:lineRule="auto"/>
+        <w:ind w:left="567" w:firstLine="0"/>
         <w:jc w:val="both"/>
         <w:rPr>
           <w:rFonts w:ascii="Arial Narrow" w:eastAsia="Arial Narrow" w:hAnsi="Arial Narrow" w:cs="Arial Narrow"/>
@@ -9112,8 +9231,12 @@
     </w:p>
     <w:p>
       <w:pPr>
-        <w:pStyle w:val="Sinespaciado"/>
-        <w:ind w:firstLine="567"/>
+        <w:numPr>
+          <w:ilvl w:val="0"/>
+          <w:numId w:val="1"/>
+        </w:numPr>
+        <w:spacing w:after="0" w:line="240" w:lineRule="auto"/>
+        <w:ind w:left="567" w:firstLine="0"/>
         <w:jc w:val="both"/>
         <w:rPr>
           <w:rFonts w:ascii="Arial Narrow" w:eastAsia="Arial Narrow" w:hAnsi="Arial Narrow" w:cs="Arial Narrow"/>
@@ -9257,10 +9380,22 @@
         <w:jc w:val="both"/>
         <w:rPr>
           <w:rFonts w:ascii="Arial Narrow" w:eastAsia="Arial Narrow" w:hAnsi="Arial Narrow" w:cs="Arial Narrow"/>
-          <w:sz w:val="16"/>
-          <w:szCs w:val="16"/>
-        </w:rPr>
-      </w:pPr>
+          <w:b/>
+          <w:bCs/>
+          <w:sz w:val="16"/>
+          <w:szCs w:val="16"/>
+        </w:rPr>
+      </w:pPr>
+      <w:r>
+        <w:rPr>
+          <w:rFonts w:ascii="Arial Narrow" w:eastAsia="Arial Narrow" w:hAnsi="Arial Narrow" w:cs="Arial Narrow"/>
+          <w:b/>
+          <w:bCs/>
+          <w:sz w:val="16"/>
+          <w:szCs w:val="16"/>
+        </w:rPr>
+        <w:t>Artículo 116.- Medidas correctivas complementarias</w:t>
+      </w:r>
     </w:p>
     <w:p>
       <w:pPr>
@@ -9269,21 +9404,17 @@
         <w:jc w:val="both"/>
         <w:rPr>
           <w:rFonts w:ascii="Arial Narrow" w:eastAsia="Arial Narrow" w:hAnsi="Arial Narrow" w:cs="Arial Narrow"/>
-          <w:b/>
-          <w:bCs/>
-          <w:sz w:val="16"/>
-          <w:szCs w:val="16"/>
-        </w:rPr>
-      </w:pPr>
-      <w:r>
-        <w:rPr>
-          <w:rFonts w:ascii="Arial Narrow" w:eastAsia="Arial Narrow" w:hAnsi="Arial Narrow" w:cs="Arial Narrow"/>
-          <w:b/>
-          <w:bCs/>
-          <w:sz w:val="16"/>
-          <w:szCs w:val="16"/>
-        </w:rPr>
-        <w:t>Artículo 116.- Medidas correctivas complementarias</w:t>
+          <w:sz w:val="16"/>
+          <w:szCs w:val="16"/>
+        </w:rPr>
+      </w:pPr>
+      <w:r>
+        <w:rPr>
+          <w:rFonts w:ascii="Arial Narrow" w:eastAsia="Arial Narrow" w:hAnsi="Arial Narrow" w:cs="Arial Narrow"/>
+          <w:sz w:val="16"/>
+          <w:szCs w:val="16"/>
+        </w:rPr>
+        <w:t xml:space="preserve">Las medidas correctivas complementarias tienen el objeto de revertir los efectos de la conducta infractora o evitar que esta se produzca nuevamente en el futuro y pueden ser, entre otras, las siguientes: </w:t>
       </w:r>
     </w:p>
     <w:p>
@@ -9303,7 +9434,7 @@
           <w:sz w:val="16"/>
           <w:szCs w:val="16"/>
         </w:rPr>
-        <w:t xml:space="preserve">Las medidas correctivas complementarias tienen el objeto de revertir los efectos de la conducta infractora o evitar que esta se produzca nuevamente en el futuro y pueden ser, entre otras, las siguientes: </w:t>
+        <w:t xml:space="preserve">a. Que el proveedor cumpla con atender la solicitud de información requerida por el consumidor, siempre que dicho requerimiento guarde relación con el producto adquirido o servicio contratado. </w:t>
       </w:r>
     </w:p>
     <w:p>
@@ -9323,7 +9454,7 @@
           <w:sz w:val="16"/>
           <w:szCs w:val="16"/>
         </w:rPr>
-        <w:t xml:space="preserve">a. Que el proveedor cumpla con atender la solicitud de información requerida por el consumidor, siempre que dicho requerimiento guarde relación con el producto adquirido o servicio contratado. </w:t>
+        <w:t xml:space="preserve">b. Declarar inexigibles las cláusulas que han sido identificadas como abusivas en el procedimiento. </w:t>
       </w:r>
     </w:p>
     <w:p>
@@ -9343,7 +9474,7 @@
           <w:sz w:val="16"/>
           <w:szCs w:val="16"/>
         </w:rPr>
-        <w:t xml:space="preserve">b. Declarar inexigibles las cláusulas que han sido identificadas como abusivas en el procedimiento. </w:t>
+        <w:t xml:space="preserve">c. El decomiso y destrucción de la mercadería, envases, envolturas o etiquetas. </w:t>
       </w:r>
     </w:p>
     <w:p>
@@ -9363,7 +9494,25 @@
           <w:sz w:val="16"/>
           <w:szCs w:val="16"/>
         </w:rPr>
-        <w:t xml:space="preserve">c. El decomiso y destrucción de la mercadería, envases, envolturas o etiquetas. </w:t>
+        <w:t xml:space="preserve">d. En caso de infracciones muy graves y de reincidencia o </w:t>
+      </w:r>
+      <w:proofErr w:type="spellStart"/>
+      <w:r>
+        <w:rPr>
+          <w:rFonts w:ascii="Arial Narrow" w:eastAsia="Arial Narrow" w:hAnsi="Arial Narrow" w:cs="Arial Narrow"/>
+          <w:sz w:val="16"/>
+          <w:szCs w:val="16"/>
+        </w:rPr>
+        <w:t>reiterancia</w:t>
+      </w:r>
+      <w:proofErr w:type="spellEnd"/>
+      <w:r>
+        <w:rPr>
+          <w:rFonts w:ascii="Arial Narrow" w:eastAsia="Arial Narrow" w:hAnsi="Arial Narrow" w:cs="Arial Narrow"/>
+          <w:sz w:val="16"/>
+          <w:szCs w:val="16"/>
+        </w:rPr>
+        <w:t xml:space="preserve">: </w:t>
       </w:r>
     </w:p>
     <w:p>
@@ -9383,7 +9532,27 @@
           <w:sz w:val="16"/>
           <w:szCs w:val="16"/>
         </w:rPr>
-        <w:t xml:space="preserve">d. En caso de infracciones muy graves y de reincidencia o </w:t>
+        <w:t xml:space="preserve">(i) Solicitar a la autoridad correspondiente la clausura temporal del establecimiento industrial, comercial o de servicios por un plazo máximo de seis (6) meses. </w:t>
+      </w:r>
+    </w:p>
+    <w:p>
+      <w:pPr>
+        <w:spacing w:after="0" w:line="240" w:lineRule="auto"/>
+        <w:ind w:left="567"/>
+        <w:jc w:val="both"/>
+        <w:rPr>
+          <w:rFonts w:ascii="Arial Narrow" w:eastAsia="Arial Narrow" w:hAnsi="Arial Narrow" w:cs="Arial Narrow"/>
+          <w:sz w:val="16"/>
+          <w:szCs w:val="16"/>
+        </w:rPr>
+      </w:pPr>
+      <w:r>
+        <w:rPr>
+          <w:rFonts w:ascii="Arial Narrow" w:eastAsia="Arial Narrow" w:hAnsi="Arial Narrow" w:cs="Arial Narrow"/>
+          <w:sz w:val="16"/>
+          <w:szCs w:val="16"/>
+        </w:rPr>
+        <w:t>(</w:t>
       </w:r>
       <w:proofErr w:type="spellStart"/>
       <w:r>
@@ -9392,7 +9561,7 @@
           <w:sz w:val="16"/>
           <w:szCs w:val="16"/>
         </w:rPr>
-        <w:t>reiterancia</w:t>
+        <w:t>ii</w:t>
       </w:r>
       <w:proofErr w:type="spellEnd"/>
       <w:r>
@@ -9401,7 +9570,7 @@
           <w:sz w:val="16"/>
           <w:szCs w:val="16"/>
         </w:rPr>
-        <w:t xml:space="preserve">: </w:t>
+        <w:t xml:space="preserve">) Solicitar a la autoridad competente la inhabilitación, temporal o permanente, del proveedor en función de los alcances de la infracción sancionada. </w:t>
       </w:r>
     </w:p>
     <w:p>
@@ -9421,7 +9590,25 @@
           <w:sz w:val="16"/>
           <w:szCs w:val="16"/>
         </w:rPr>
-        <w:t xml:space="preserve">(i) Solicitar a la autoridad correspondiente la clausura temporal del establecimiento industrial, comercial o de servicios por un plazo máximo de seis (6) meses. </w:t>
+        <w:t xml:space="preserve">e. Publicación de avisos </w:t>
+      </w:r>
+      <w:proofErr w:type="spellStart"/>
+      <w:r>
+        <w:rPr>
+          <w:rFonts w:ascii="Arial Narrow" w:eastAsia="Arial Narrow" w:hAnsi="Arial Narrow" w:cs="Arial Narrow"/>
+          <w:sz w:val="16"/>
+          <w:szCs w:val="16"/>
+        </w:rPr>
+        <w:t>rectificatorios</w:t>
+      </w:r>
+      <w:proofErr w:type="spellEnd"/>
+      <w:r>
+        <w:rPr>
+          <w:rFonts w:ascii="Arial Narrow" w:eastAsia="Arial Narrow" w:hAnsi="Arial Narrow" w:cs="Arial Narrow"/>
+          <w:sz w:val="16"/>
+          <w:szCs w:val="16"/>
+        </w:rPr>
+        <w:t xml:space="preserve"> o informativos en la forma que determine el Indecopi, tomando en consideración los medios que resulten idóneos para revertir los efectos que el acto objeto de sanción ha ocasionado. </w:t>
       </w:r>
     </w:p>
     <w:p>
@@ -9441,25 +9628,7 @@
           <w:sz w:val="16"/>
           <w:szCs w:val="16"/>
         </w:rPr>
-        <w:t>(</w:t>
-      </w:r>
-      <w:proofErr w:type="spellStart"/>
-      <w:r>
-        <w:rPr>
-          <w:rFonts w:ascii="Arial Narrow" w:eastAsia="Arial Narrow" w:hAnsi="Arial Narrow" w:cs="Arial Narrow"/>
-          <w:sz w:val="16"/>
-          <w:szCs w:val="16"/>
-        </w:rPr>
-        <w:t>ii</w:t>
-      </w:r>
-      <w:proofErr w:type="spellEnd"/>
-      <w:r>
-        <w:rPr>
-          <w:rFonts w:ascii="Arial Narrow" w:eastAsia="Arial Narrow" w:hAnsi="Arial Narrow" w:cs="Arial Narrow"/>
-          <w:sz w:val="16"/>
-          <w:szCs w:val="16"/>
-        </w:rPr>
-        <w:t xml:space="preserve">) Solicitar a la autoridad competente la inhabilitación, temporal o permanente, del proveedor en función de los alcances de la infracción sancionada. </w:t>
+        <w:t xml:space="preserve">f. Cualquier otra medida correctiva que tenga el objeto de revertir los efectos de la conducta infractora o evitar que esta se produzca nuevamente en el futuro. </w:t>
       </w:r>
     </w:p>
     <w:p>
@@ -9479,64 +9648,6 @@
           <w:sz w:val="16"/>
           <w:szCs w:val="16"/>
         </w:rPr>
-        <w:t xml:space="preserve">e. Publicación de avisos </w:t>
-      </w:r>
-      <w:proofErr w:type="spellStart"/>
-      <w:r>
-        <w:rPr>
-          <w:rFonts w:ascii="Arial Narrow" w:eastAsia="Arial Narrow" w:hAnsi="Arial Narrow" w:cs="Arial Narrow"/>
-          <w:sz w:val="16"/>
-          <w:szCs w:val="16"/>
-        </w:rPr>
-        <w:t>rectificatorios</w:t>
-      </w:r>
-      <w:proofErr w:type="spellEnd"/>
-      <w:r>
-        <w:rPr>
-          <w:rFonts w:ascii="Arial Narrow" w:eastAsia="Arial Narrow" w:hAnsi="Arial Narrow" w:cs="Arial Narrow"/>
-          <w:sz w:val="16"/>
-          <w:szCs w:val="16"/>
-        </w:rPr>
-        <w:t xml:space="preserve"> o informativos en la forma que determine el Indecopi, tomando en consideración los medios que resulten idóneos para revertir los efectos que el acto objeto de sanción ha ocasionado. </w:t>
-      </w:r>
-    </w:p>
-    <w:p>
-      <w:pPr>
-        <w:spacing w:after="0" w:line="240" w:lineRule="auto"/>
-        <w:ind w:left="567"/>
-        <w:jc w:val="both"/>
-        <w:rPr>
-          <w:rFonts w:ascii="Arial Narrow" w:eastAsia="Arial Narrow" w:hAnsi="Arial Narrow" w:cs="Arial Narrow"/>
-          <w:sz w:val="16"/>
-          <w:szCs w:val="16"/>
-        </w:rPr>
-      </w:pPr>
-      <w:r>
-        <w:rPr>
-          <w:rFonts w:ascii="Arial Narrow" w:eastAsia="Arial Narrow" w:hAnsi="Arial Narrow" w:cs="Arial Narrow"/>
-          <w:sz w:val="16"/>
-          <w:szCs w:val="16"/>
-        </w:rPr>
-        <w:t xml:space="preserve">f. Cualquier otra medida correctiva que tenga el objeto de revertir los efectos de la conducta infractora o evitar que esta se produzca nuevamente en el futuro. </w:t>
-      </w:r>
-    </w:p>
-    <w:p>
-      <w:pPr>
-        <w:spacing w:after="0" w:line="240" w:lineRule="auto"/>
-        <w:ind w:left="567"/>
-        <w:jc w:val="both"/>
-        <w:rPr>
-          <w:rFonts w:ascii="Arial Narrow" w:eastAsia="Arial Narrow" w:hAnsi="Arial Narrow" w:cs="Arial Narrow"/>
-          <w:sz w:val="16"/>
-          <w:szCs w:val="16"/>
-        </w:rPr>
-      </w:pPr>
-      <w:r>
-        <w:rPr>
-          <w:rFonts w:ascii="Arial Narrow" w:eastAsia="Arial Narrow" w:hAnsi="Arial Narrow" w:cs="Arial Narrow"/>
-          <w:sz w:val="16"/>
-          <w:szCs w:val="16"/>
-        </w:rPr>
         <w:t>El Indecopi está facultado para solicitar a la autoridad municipal y policial el apoyo respectivo para la ejecución de las medidas correctivas complementarias correspondientes.</w:t>
       </w:r>
     </w:p>
@@ -9553,7 +9664,7 @@
       </w:pPr>
     </w:p>
   </w:footnote>
-  <w:footnote w:id="10">
+  <w:footnote w:id="12">
     <w:p>
       <w:pPr>
         <w:pStyle w:val="Textonotapie"/>
@@ -9585,15 +9696,16 @@
           <w:sz w:val="16"/>
           <w:szCs w:val="16"/>
         </w:rPr>
-        <w:t xml:space="preserve"> </w:t>
-      </w:r>
-      <w:r>
-        <w:rPr>
-          <w:rFonts w:ascii="Arial Narrow" w:eastAsia="Arial Narrow" w:hAnsi="Arial Narrow" w:cs="Arial Narrow"/>
-          <w:sz w:val="16"/>
-          <w:szCs w:val="16"/>
-        </w:rPr>
         <w:tab/>
+        <w:t xml:space="preserve"/>
+      </w:r>
+      <w:r>
+        <w:rPr>
+          <w:rFonts w:ascii="Arial Narrow" w:eastAsia="Arial Narrow" w:hAnsi="Arial Narrow" w:cs="Arial Narrow"/>
+          <w:sz w:val="16"/>
+          <w:szCs w:val="16"/>
+        </w:rPr>
+        <w:tab/>
       </w:r>
       <w:r>
         <w:rPr>
@@ -9641,7 +9753,7 @@
           <w:sz w:val="16"/>
           <w:szCs w:val="16"/>
         </w:rPr>
-        <w:t xml:space="preserve"> 1308</w:t>
+        <w:t xml:space="preserve">1308</w:t>
       </w:r>
     </w:p>
     <w:p>
@@ -9796,12 +9908,15 @@
       </w:pPr>
     </w:p>
   </w:footnote>
-  <w:footnote w:id="11">
+  <w:footnote w:id="13">
     <w:p>
       <w:pPr>
         <w:autoSpaceDE w:val="0"/>
         <w:autoSpaceDN w:val="0"/>
         <w:adjustRightInd w:val="0"/>
+        <w:tabs>
+          <w:tab w:val="left" w:pos="567"/>
+        </w:tabs>
         <w:spacing w:after="0" w:line="240" w:lineRule="auto"/>
         <w:ind w:left="567" w:hanging="567"/>
         <w:jc w:val="both"/>
@@ -9833,7 +9948,8 @@
           <w:sz w:val="16"/>
           <w:szCs w:val="16"/>
         </w:rPr>
-        <w:t xml:space="preserve"> </w:t>
+        <w:tab/>
+        <w:t xml:space="preserve"/>
       </w:r>
       <w:r>
         <w:rPr>
@@ -9866,7 +9982,7 @@
           <w:sz w:val="16"/>
           <w:szCs w:val="16"/>
         </w:rPr>
-        <w:t xml:space="preserve"> 807, LEY SOBRE FACULTADES, NORMAS Y ORGANIZACIÓN DEL INDECOPI FACULTADES DE LAS COMISIONES Y OFICINAS DEL INDECOPI</w:t>
+        <w:t xml:space="preserve">807, LEY SOBRE FACULTADES, NORMAS Y ORGANIZACIÓN DEL INDECOPI FACULTADES DE LAS COMISIONES Y OFICINAS DEL INDECOPI</w:t>
       </w:r>
     </w:p>
     <w:p>
@@ -9919,10 +10035,13 @@
       </w:pPr>
     </w:p>
   </w:footnote>
-  <w:footnote w:id="12">
+  <w:footnote w:id="14">
     <w:p>
       <w:pPr>
         <w:pStyle w:val="Textonotapie"/>
+        <w:tabs>
+          <w:tab w:val="left" w:pos="567"/>
+        </w:tabs>
         <w:ind w:left="567" w:hanging="567"/>
         <w:jc w:val="both"/>
         <w:rPr>
@@ -9947,15 +10066,16 @@
           <w:sz w:val="16"/>
           <w:szCs w:val="16"/>
         </w:rPr>
-        <w:t xml:space="preserve"> </w:t>
-      </w:r>
-      <w:r>
-        <w:rPr>
-          <w:rFonts w:ascii="Arial Narrow" w:eastAsia="Arial Narrow" w:hAnsi="Arial Narrow" w:cs="Arial Narrow"/>
-          <w:sz w:val="16"/>
-          <w:szCs w:val="16"/>
-        </w:rPr>
         <w:tab/>
+        <w:t xml:space="preserve"/>
+      </w:r>
+      <w:r>
+        <w:rPr>
+          <w:rFonts w:ascii="Arial Narrow" w:eastAsia="Arial Narrow" w:hAnsi="Arial Narrow" w:cs="Arial Narrow"/>
+          <w:sz w:val="16"/>
+          <w:szCs w:val="16"/>
+        </w:rPr>
+        <w:tab/>
       </w:r>
       <w:r>
         <w:rPr>
@@ -9984,7 +10104,7 @@
           <w:sz w:val="16"/>
           <w:szCs w:val="16"/>
         </w:rPr>
-        <w:t xml:space="preserve"> 006-2026-JUS y publicado el 30 de abril de 2026</w:t>
+        <w:t xml:space="preserve">006-2026-JUS y publicado el 30 de abril de 2026</w:t>
       </w:r>
     </w:p>
     <w:p>

--- a/plantillas_maestras/01_seguro_vehicular/liquidacion_o_pago_menor/2_ddos_banco_y_aseguradora/varon/TPL_0157_2026_SEGURO_VEHICULAR_LIQUIDACION_O_PAGO_MENOR_BANCO_VARON_R1.docx
+++ b/plantillas_maestras/01_seguro_vehicular/liquidacion_o_pago_menor/2_ddos_banco_y_aseguradora/varon/TPL_0157_2026_SEGURO_VEHICULAR_LIQUIDACION_O_PAGO_MENOR_BANCO_VARON_R1.docx
@@ -680,7 +680,7 @@
     </w:p>
     <w:p>
       <w:pPr>
-        <w:spacing w:after="0" w:line="240" w:lineRule="auto"/>
+        <w:spacing w:before="0" w:after="0" w:line="240" w:lineRule="auto"/>
         <w:contextualSpacing/>
         <w:jc w:val="both"/>
         <w:rPr>
@@ -882,10 +882,10 @@
     </w:p>
     <w:p>
       <w:pPr>
+        <w:spacing w:before="0" w:after="0" w:line="240" w:lineRule="auto"/>
         <w:tabs>
           <w:tab w:val="left" w:pos="1134"/>
         </w:tabs>
-        <w:spacing w:after="0" w:line="240" w:lineRule="auto"/>
         <w:contextualSpacing/>
         <w:jc w:val="both"/>
         <w:rPr>
@@ -1070,7 +1070,7 @@
     <w:p>
       <w:pPr>
         <w:pStyle w:val="Prrafodelista"/>
-        <w:spacing w:after="0" w:line="240" w:lineRule="auto"/>
+        <w:spacing w:before="0" w:after="0" w:line="240" w:lineRule="auto"/>
         <w:ind w:left="1134"/>
         <w:jc w:val="both"/>
         <w:rPr>
@@ -1170,7 +1170,7 @@
     </w:p>
     <w:p>
       <w:pPr>
-        <w:spacing w:after="0" w:line="240" w:lineRule="auto"/>
+        <w:spacing w:before="0" w:after="0" w:line="240" w:lineRule="auto"/>
         <w:contextualSpacing/>
         <w:jc w:val="both"/>
         <w:rPr>
@@ -1223,7 +1223,7 @@
     <w:p>
       <w:pPr>
         <w:pStyle w:val="Prrafodelista"/>
-        <w:spacing w:after="0" w:line="240" w:lineRule="auto"/>
+        <w:spacing w:before="0" w:after="0" w:line="240" w:lineRule="auto"/>
         <w:ind w:left="1134"/>
         <w:jc w:val="both"/>
         <w:rPr>
@@ -1300,7 +1300,7 @@
     <w:p>
       <w:pPr>
         <w:pStyle w:val="Prrafodelista"/>
-        <w:spacing w:after="0" w:line="240" w:lineRule="auto"/>
+        <w:spacing w:before="0" w:after="0" w:line="240" w:lineRule="auto"/>
         <w:ind w:left="1134"/>
         <w:jc w:val="both"/>
         <w:rPr>
@@ -1449,7 +1449,7 @@
     <w:p>
       <w:pPr>
         <w:pStyle w:val="Prrafodelista"/>
-        <w:spacing w:after="0" w:line="240" w:lineRule="auto"/>
+        <w:spacing w:before="0" w:after="0" w:line="240" w:lineRule="auto"/>
         <w:ind w:left="1134"/>
         <w:jc w:val="both"/>
         <w:rPr>
@@ -1550,7 +1550,7 @@
     <w:p>
       <w:pPr>
         <w:pStyle w:val="Prrafodelista"/>
-        <w:spacing w:after="0" w:line="240" w:lineRule="auto"/>
+        <w:spacing w:before="0" w:after="0" w:line="240" w:lineRule="auto"/>
         <w:ind w:left="1134"/>
         <w:jc w:val="both"/>
         <w:rPr>
@@ -1627,7 +1627,7 @@
     <w:p>
       <w:pPr>
         <w:pStyle w:val="Prrafodelista"/>
-        <w:spacing w:after="0" w:line="240" w:lineRule="auto"/>
+        <w:spacing w:before="0" w:after="0" w:line="240" w:lineRule="auto"/>
         <w:ind w:left="1134"/>
         <w:jc w:val="both"/>
         <w:rPr>
@@ -1788,7 +1788,7 @@
     <w:p>
       <w:pPr>
         <w:pStyle w:val="Prrafodelista"/>
-        <w:spacing w:after="0" w:line="240" w:lineRule="auto"/>
+        <w:spacing w:before="0" w:after="0" w:line="240" w:lineRule="auto"/>
         <w:ind w:left="1134"/>
         <w:jc w:val="both"/>
         <w:rPr>
@@ -1925,7 +1925,7 @@
     <w:p>
       <w:pPr>
         <w:pStyle w:val="Prrafodelista"/>
-        <w:spacing w:after="0" w:line="240" w:lineRule="auto"/>
+        <w:spacing w:before="0" w:after="0" w:line="240" w:lineRule="auto"/>
         <w:ind w:left="1134"/>
         <w:jc w:val="both"/>
         <w:rPr>
@@ -2037,10 +2037,10 @@
     </w:p>
     <w:p>
       <w:pPr>
+        <w:spacing w:before="0" w:after="0" w:line="240" w:lineRule="auto"/>
         <w:tabs>
           <w:tab w:val="left" w:pos="1134"/>
         </w:tabs>
-        <w:spacing w:after="0" w:line="240" w:lineRule="auto"/>
         <w:contextualSpacing/>
         <w:jc w:val="both"/>
         <w:rPr>
@@ -2282,7 +2282,7 @@
     <w:bookmarkEnd w:id="2"/>
     <w:p>
       <w:pPr>
-        <w:spacing w:after="0" w:line="240" w:lineRule="auto"/>
+        <w:spacing w:before="0" w:after="0" w:line="240" w:lineRule="auto"/>
         <w:contextualSpacing/>
         <w:jc w:val="both"/>
         <w:rPr>
@@ -2338,7 +2338,7 @@
     </w:p>
     <w:p>
       <w:pPr>
-        <w:spacing w:after="0" w:line="240" w:lineRule="auto"/>
+        <w:spacing w:before="0" w:after="0" w:line="240" w:lineRule="auto"/>
         <w:ind w:left="567"/>
         <w:contextualSpacing/>
         <w:jc w:val="both"/>
@@ -2552,7 +2552,7 @@
     <w:p>
       <w:pPr>
         <w:pStyle w:val="Prrafodelista"/>
-        <w:spacing w:after="0" w:line="240" w:lineRule="auto"/>
+        <w:spacing w:before="0" w:after="0" w:line="240" w:lineRule="auto"/>
         <w:ind w:left="567"/>
         <w:jc w:val="both"/>
         <w:rPr>
@@ -2699,7 +2699,7 @@
     <w:bookmarkEnd w:id="7"/>
     <w:p>
       <w:pPr>
-        <w:spacing w:after="0" w:line="240" w:lineRule="auto"/>
+        <w:spacing w:before="0" w:after="0" w:line="240" w:lineRule="auto"/>
         <w:contextualSpacing/>
         <w:jc w:val="both"/>
         <w:rPr>
@@ -2852,7 +2852,7 @@
     <w:p>
       <w:pPr>
         <w:pStyle w:val="Prrafodelista"/>
-        <w:spacing w:after="0" w:line="240" w:lineRule="auto"/>
+        <w:spacing w:before="0" w:after="0" w:line="240" w:lineRule="auto"/>
         <w:rPr>
           <w:rFonts w:ascii="Arial Narrow" w:eastAsia="Arial Narrow" w:hAnsi="Arial Narrow" w:cs="Arial Narrow"/>
           <w:kern w:val="0"/>
@@ -3003,7 +3003,7 @@
     <w:p>
       <w:pPr>
         <w:pStyle w:val="Prrafodelista"/>
-        <w:spacing w:after="0" w:line="240" w:lineRule="auto"/>
+        <w:spacing w:before="0" w:after="0" w:line="240" w:lineRule="auto"/>
         <w:ind w:left="567"/>
         <w:jc w:val="both"/>
         <w:rPr>
@@ -3187,7 +3187,7 @@
     <w:p>
       <w:pPr>
         <w:pStyle w:val="Prrafodelista"/>
-        <w:spacing w:after="0" w:line="240" w:lineRule="auto"/>
+        <w:spacing w:before="0" w:after="0" w:line="240" w:lineRule="auto"/>
         <w:ind w:left="567"/>
         <w:jc w:val="both"/>
         <w:rPr>
@@ -3258,7 +3258,7 @@
     </w:p>
     <w:p>
       <w:pPr>
-        <w:spacing w:after="0" w:line="240" w:lineRule="auto"/>
+        <w:spacing w:before="0" w:after="0" w:line="240" w:lineRule="auto"/>
         <w:ind w:left="567"/>
         <w:contextualSpacing/>
         <w:jc w:val="both"/>
@@ -3314,7 +3314,7 @@
     </w:p>
     <w:p>
       <w:pPr>
-        <w:spacing w:after="0" w:line="240" w:lineRule="auto"/>
+        <w:spacing w:before="0" w:after="0" w:line="240" w:lineRule="auto"/>
         <w:contextualSpacing/>
         <w:jc w:val="both"/>
         <w:rPr>
@@ -3403,7 +3403,7 @@
     <w:p>
       <w:pPr>
         <w:pStyle w:val="Prrafodelista"/>
-        <w:spacing w:after="0" w:line="240" w:lineRule="auto"/>
+        <w:spacing w:before="0" w:after="0" w:line="240" w:lineRule="auto"/>
         <w:ind w:left="567"/>
         <w:jc w:val="both"/>
         <w:rPr>
@@ -3469,7 +3469,7 @@
           <w:lang w:val="es-ES" w:eastAsia="es-ES"/>
           <w14:ligatures w14:val="none"/>
         </w:rPr>
-        <w:t xml:space="preserve">: (i) presentar una copia debidamente suscrita de </w:t>
+        <w:t xml:space="preserve">:</w:t>
       </w:r>
       <w:r>
         <w:rPr>
@@ -3481,6 +3481,18 @@
           <w:lang w:val="es-ES" w:eastAsia="es-ES"/>
           <w14:ligatures w14:val="none"/>
         </w:rPr>
+        <w:t xml:space="preserve"> (i) presentar una copia debidamente suscrita de </w:t>
+      </w:r>
+      <w:r>
+        <w:rPr>
+          <w:rFonts w:ascii="Arial Narrow" w:eastAsia="Arial Narrow" w:hAnsi="Arial Narrow" w:cs="Arial Narrow"/>
+          <w:color w:val="000000"/>
+          <w:kern w:val="0"/>
+          <w:sz w:val="22"/>
+          <w:szCs w:val="22"/>
+          <w:lang w:val="es-ES" w:eastAsia="es-ES"/>
+          <w14:ligatures w14:val="none"/>
+        </w:rPr>
         <w:t>Póliza 2001-755531 del Seguro Vehicular</w:t>
       </w:r>
       <w:r>
@@ -3679,6 +3691,24 @@
         </w:rPr>
         <w:t>) presentar todas las comunicaciones cursadas con la parte denunciante en virtud de los hechos materia de denuncia.</w:t>
       </w:r>
+    </w:p>
+    <w:p>
+      <w:pPr>
+        <w:pStyle w:val="Prrafodelista"/>
+        <w:spacing w:before="0" w:after="0" w:line="240" w:lineRule="auto"/>
+        <w:ind w:left="567"/>
+        <w:jc w:val="both"/>
+        <w:rPr>
+          <w:rFonts w:ascii="Arial Narrow" w:eastAsia="Arial Narrow" w:hAnsi="Arial Narrow" w:cs="Arial Narrow"/>
+          <w:color w:val="000000"/>
+          <w:kern w:val="0"/>
+          <w:sz w:val="22"/>
+          <w:szCs w:val="22"/>
+          <w:u w:val="single"/>
+          <w:lang w:val="es-ES" w:eastAsia="es-ES"/>
+          <w14:ligatures w14:val="none"/>
+        </w:rPr>
+      </w:pPr>
     </w:p>
     <w:p>
       <w:pPr>
@@ -3697,13 +3727,7 @@
           <w14:ligatures w14:val="none"/>
         </w:rPr>
       </w:pPr>
-    </w:p>
-    <w:p>
-      <w:pPr>
-        <w:pStyle w:val="Prrafodelista"/>
-        <w:spacing w:after="0" w:line="240" w:lineRule="auto"/>
-        <w:ind w:left="567"/>
-        <w:jc w:val="both"/>
+      <w:r>
         <w:rPr>
           <w:rFonts w:ascii="Arial Narrow" w:eastAsia="Arial Narrow" w:hAnsi="Arial Narrow" w:cs="Arial Narrow"/>
           <w:color w:val="000000"/>
@@ -3714,7 +3738,8 @@
           <w:lang w:val="es-ES" w:eastAsia="es-ES"/>
           <w14:ligatures w14:val="none"/>
         </w:rPr>
-      </w:pPr>
+        <w:t xml:space="preserve">A </w:t>
+      </w:r>
       <w:r>
         <w:rPr>
           <w:rFonts w:ascii="Arial Narrow" w:eastAsia="Arial Narrow" w:hAnsi="Arial Narrow" w:cs="Arial Narrow"/>
@@ -3726,20 +3751,31 @@
           <w:lang w:val="es-ES" w:eastAsia="es-ES"/>
           <w14:ligatures w14:val="none"/>
         </w:rPr>
-        <w:t xml:space="preserve">A </w:t>
-      </w:r>
-      <w:r>
-        <w:rPr>
-          <w:rFonts w:ascii="Arial Narrow" w:eastAsia="Arial Narrow" w:hAnsi="Arial Narrow" w:cs="Arial Narrow"/>
-          <w:color w:val="000000"/>
-          <w:kern w:val="0"/>
-          <w:sz w:val="22"/>
-          <w:szCs w:val="22"/>
-          <w:u w:val="single"/>
+        <w:t>Corredores Falabella</w:t>
+      </w:r>
+      <w:r>
+        <w:rPr>
+          <w:rFonts w:ascii="Arial Narrow" w:eastAsia="Arial Narrow" w:hAnsi="Arial Narrow" w:cs="Arial Narrow"/>
+          <w:color w:val="000000"/>
+          <w:kern w:val="0"/>
+          <w:sz w:val="22"/>
+          <w:szCs w:val="22"/>
           <w:lang w:val="es-ES" w:eastAsia="es-ES"/>
           <w14:ligatures w14:val="none"/>
         </w:rPr>
-        <w:t>Corredores Falabella</w:t>
+        <w:t>:</w:t>
+      </w:r>
+      <w:r>
+        <w:rPr>
+          <w:rFonts w:ascii="Arial Narrow" w:eastAsia="Arial Narrow" w:hAnsi="Arial Narrow" w:cs="Arial Narrow"/>
+          <w:color w:val="000000"/>
+          <w:kern w:val="0"/>
+          <w:sz w:val="22"/>
+          <w:szCs w:val="22"/>
+          <w:lang w:eastAsia="es-ES"/>
+          <w14:ligatures w14:val="none"/>
+        </w:rPr>
+        <w:t xml:space="preserve"> </w:t>
       </w:r>
       <w:r>
         <w:rPr>
@@ -3751,19 +3787,7 @@
           <w:lang w:val="es-ES" w:eastAsia="es-ES"/>
           <w14:ligatures w14:val="none"/>
         </w:rPr>
-        <w:t>:</w:t>
-      </w:r>
-      <w:r>
-        <w:rPr>
-          <w:rFonts w:ascii="Arial Narrow" w:eastAsia="Arial Narrow" w:hAnsi="Arial Narrow" w:cs="Arial Narrow"/>
-          <w:color w:val="000000"/>
-          <w:kern w:val="0"/>
-          <w:sz w:val="22"/>
-          <w:szCs w:val="22"/>
-          <w:lang w:eastAsia="es-ES"/>
-          <w14:ligatures w14:val="none"/>
-        </w:rPr>
-        <w:t xml:space="preserve"> </w:t>
+        <w:t xml:space="preserve">(i) </w:t>
       </w:r>
       <w:r>
         <w:rPr>
@@ -3775,7 +3799,7 @@
           <w:lang w:val="es-ES" w:eastAsia="es-ES"/>
           <w14:ligatures w14:val="none"/>
         </w:rPr>
-        <w:t xml:space="preserve">(i) </w:t>
+        <w:t>presentar una copia debidamente suscrita de Póliza 2001-755531 del Seguro Vehicular materia de denuncia, así como el cargo de remisión de la póliza</w:t>
       </w:r>
       <w:r>
         <w:rPr>
@@ -3787,8 +3811,9 @@
           <w:lang w:val="es-ES" w:eastAsia="es-ES"/>
           <w14:ligatures w14:val="none"/>
         </w:rPr>
-        <w:t>presentar una copia debidamente suscrita de Póliza 2001-755531 del Seguro Vehicular materia de denuncia, así como el cargo de remisión de la póliza</w:t>
-      </w:r>
+        <w:t>; y, (</w:t>
+      </w:r>
+      <w:proofErr w:type="spellStart"/>
       <w:r>
         <w:rPr>
           <w:rFonts w:ascii="Arial Narrow" w:eastAsia="Arial Narrow" w:hAnsi="Arial Narrow" w:cs="Arial Narrow"/>
@@ -3799,9 +3824,9 @@
           <w:lang w:val="es-ES" w:eastAsia="es-ES"/>
           <w14:ligatures w14:val="none"/>
         </w:rPr>
-        <w:t>; y, (</w:t>
-      </w:r>
-      <w:proofErr w:type="spellStart"/>
+        <w:t>ii</w:t>
+      </w:r>
+      <w:proofErr w:type="spellEnd"/>
       <w:r>
         <w:rPr>
           <w:rFonts w:ascii="Arial Narrow" w:eastAsia="Arial Narrow" w:hAnsi="Arial Narrow" w:cs="Arial Narrow"/>
@@ -3812,19 +3837,6 @@
           <w:lang w:val="es-ES" w:eastAsia="es-ES"/>
           <w14:ligatures w14:val="none"/>
         </w:rPr>
-        <w:t>ii</w:t>
-      </w:r>
-      <w:proofErr w:type="spellEnd"/>
-      <w:r>
-        <w:rPr>
-          <w:rFonts w:ascii="Arial Narrow" w:eastAsia="Arial Narrow" w:hAnsi="Arial Narrow" w:cs="Arial Narrow"/>
-          <w:color w:val="000000"/>
-          <w:kern w:val="0"/>
-          <w:sz w:val="22"/>
-          <w:szCs w:val="22"/>
-          <w:lang w:val="es-ES" w:eastAsia="es-ES"/>
-          <w14:ligatures w14:val="none"/>
-        </w:rPr>
         <w:t>) presentar todas las comunicaciones cursadas con la parte denunciante en virtud de los hechos materia de denuncia.</w:t>
       </w:r>
     </w:p>
@@ -3832,7 +3844,7 @@
     <w:p>
       <w:pPr>
         <w:pStyle w:val="Prrafodelista"/>
-        <w:spacing w:after="0" w:line="240" w:lineRule="auto"/>
+        <w:spacing w:before="0" w:after="0" w:line="240" w:lineRule="auto"/>
         <w:ind w:left="567"/>
         <w:jc w:val="both"/>
         <w:rPr>
@@ -3887,28 +3899,28 @@
     </w:p>
     <w:p>
       <w:pPr>
+        <w:spacing w:before="0" w:after="0" w:line="240" w:lineRule="auto"/>
+        <w:contextualSpacing/>
+        <w:jc w:val="both"/>
+        <w:rPr>
+          <w:rFonts w:ascii="Arial Narrow" w:eastAsia="Arial Narrow" w:hAnsi="Arial Narrow" w:cs="Arial Narrow"/>
+          <w:b/>
+          <w:color w:val="000000"/>
+          <w:kern w:val="0"/>
+          <w:sz w:val="22"/>
+          <w:szCs w:val="22"/>
+          <w:lang w:eastAsia="es-PE"/>
+          <w14:ligatures w14:val="none"/>
+        </w:rPr>
+      </w:pPr>
+    </w:p>
+    <w:p>
+      <w:pPr>
         <w:spacing w:after="0" w:line="240" w:lineRule="auto"/>
         <w:contextualSpacing/>
         <w:jc w:val="both"/>
         <w:rPr>
           <w:rFonts w:ascii="Arial Narrow" w:eastAsia="Arial Narrow" w:hAnsi="Arial Narrow" w:cs="Arial Narrow"/>
-          <w:b/>
-          <w:color w:val="000000"/>
-          <w:kern w:val="0"/>
-          <w:sz w:val="22"/>
-          <w:szCs w:val="22"/>
-          <w:lang w:eastAsia="es-PE"/>
-          <w14:ligatures w14:val="none"/>
-        </w:rPr>
-      </w:pPr>
-    </w:p>
-    <w:p>
-      <w:pPr>
-        <w:spacing w:after="0" w:line="240" w:lineRule="auto"/>
-        <w:contextualSpacing/>
-        <w:jc w:val="both"/>
-        <w:rPr>
-          <w:rFonts w:ascii="Arial Narrow" w:eastAsia="Arial Narrow" w:hAnsi="Arial Narrow" w:cs="Arial Narrow"/>
           <w:color w:val="000000"/>
           <w:kern w:val="0"/>
           <w:sz w:val="22"/>
@@ -4092,7 +4104,7 @@
     </w:p>
     <w:p>
       <w:pPr>
-        <w:spacing w:after="0" w:line="240" w:lineRule="auto"/>
+        <w:spacing w:before="0" w:after="0" w:line="240" w:lineRule="auto"/>
         <w:contextualSpacing/>
         <w:jc w:val="both"/>
         <w:rPr>
@@ -4171,7 +4183,7 @@
     <w:p>
       <w:pPr>
         <w:pStyle w:val="Prrafodelista"/>
-        <w:spacing w:after="0" w:line="240" w:lineRule="auto"/>
+        <w:spacing w:before="0" w:after="0" w:line="240" w:lineRule="auto"/>
         <w:rPr>
           <w:rFonts w:ascii="Arial Narrow" w:eastAsia="Arial Narrow" w:hAnsi="Arial Narrow" w:cs="Arial Narrow"/>
           <w:kern w:val="0"/>
@@ -4360,7 +4372,7 @@
     <w:p>
       <w:pPr>
         <w:pStyle w:val="Prrafodelista"/>
-        <w:spacing w:after="0" w:line="240" w:lineRule="auto"/>
+        <w:spacing w:before="0" w:after="0" w:line="240" w:lineRule="auto"/>
         <w:rPr>
           <w:rFonts w:ascii="Arial Narrow" w:eastAsia="Arial Narrow" w:hAnsi="Arial Narrow" w:cs="Arial Narrow"/>
           <w:kern w:val="0"/>
@@ -4438,7 +4450,7 @@
     <w:p>
       <w:pPr>
         <w:pStyle w:val="Prrafodelista"/>
-        <w:spacing w:after="0" w:line="240" w:lineRule="auto"/>
+        <w:spacing w:before="0" w:after="0" w:line="240" w:lineRule="auto"/>
         <w:rPr>
           <w:rFonts w:ascii="Arial Narrow" w:eastAsia="Arial Narrow" w:hAnsi="Arial Narrow" w:cs="Arial Narrow"/>
           <w:kern w:val="0"/>
@@ -4554,7 +4566,7 @@
     </w:p>
     <w:p>
       <w:pPr>
-        <w:spacing w:after="0" w:line="240" w:lineRule="auto"/>
+        <w:spacing w:before="0" w:after="0" w:line="240" w:lineRule="auto"/>
         <w:contextualSpacing/>
         <w:jc w:val="both"/>
         <w:rPr>
@@ -4659,6 +4671,20 @@
     </w:p>
     <w:p>
       <w:pPr>
+        <w:spacing w:before="0" w:after="0" w:line="240" w:lineRule="auto"/>
+        <w:contextualSpacing/>
+        <w:jc w:val="both"/>
+        <w:rPr>
+          <w:rFonts w:ascii="Arial Narrow" w:eastAsia="Arial Narrow" w:hAnsi="Arial Narrow" w:cs="Arial Narrow"/>
+          <w:kern w:val="0"/>
+          <w14:ligatures w14:val="none"/>
+          <w:sz w:val="22"/>
+          <w:szCs w:val="22"/>
+        </w:rPr>
+      </w:pPr>
+    </w:p>
+    <w:p>
+      <w:pPr>
         <w:spacing w:after="0" w:line="240" w:lineRule="auto"/>
         <w:contextualSpacing/>
         <w:jc w:val="both"/>
@@ -4670,6 +4696,81 @@
           <w:szCs w:val="22"/>
         </w:rPr>
       </w:pPr>
+      <w:r>
+        <w:rPr>
+          <w:rFonts w:ascii="Arial Narrow" w:eastAsia="Arial Narrow" w:hAnsi="Arial Narrow" w:cs="Arial Narrow"/>
+          <w:b/>
+          <w:color w:val="000000"/>
+          <w:kern w:val="0"/>
+          <w:sz w:val="22"/>
+          <w:szCs w:val="22"/>
+          <w:lang w:eastAsia="es-PE"/>
+          <w14:ligatures w14:val="none"/>
+        </w:rPr>
+        <w:t>SEGUNDO:</w:t>
+      </w:r>
+      <w:r>
+        <w:rPr>
+          <w:rFonts w:ascii="Arial Narrow" w:eastAsia="Arial Narrow" w:hAnsi="Arial Narrow" w:cs="Arial Narrow"/>
+          <w:color w:val="000000"/>
+          <w:kern w:val="0"/>
+          <w:sz w:val="22"/>
+          <w:szCs w:val="22"/>
+          <w:lang w:eastAsia="es-PE"/>
+          <w14:ligatures w14:val="none"/>
+        </w:rPr>
+        <w:t xml:space="preserve"> tener por ofrecidos los medios probatorios presentados en el escrito de denuncia </w:t>
+      </w:r>
+      <w:r>
+        <w:rPr>
+          <w:rFonts w:ascii="Arial Narrow" w:eastAsia="Arial Narrow" w:hAnsi="Arial Narrow" w:cs="Arial Narrow"/>
+          <w:color w:val="000000"/>
+          <w:kern w:val="0"/>
+          <w:sz w:val="22"/>
+          <w:szCs w:val="22"/>
+          <w:lang w:val="es-ES" w:eastAsia="es-ES"/>
+          <w14:ligatures w14:val="none"/>
+        </w:rPr>
+        <w:t xml:space="preserve">del </w:t>
+      </w:r>
+      <w:r>
+        <w:rPr>
+          <w:rFonts w:ascii="Arial Narrow" w:eastAsia="Arial Narrow" w:hAnsi="Arial Narrow" w:cs="Arial Narrow"/>
+          <w:color w:val="000000"/>
+          <w:kern w:val="0"/>
+          <w:sz w:val="22"/>
+          <w:szCs w:val="22"/>
+          <w:lang w:val="es-ES" w:eastAsia="es-ES"/>
+          <w14:ligatures w14:val="none"/>
+        </w:rPr>
+        <w:t>16 de enero de 2026</w:t>
+      </w:r>
+      <w:r>
+        <w:rPr>
+          <w:rFonts w:ascii="Arial Narrow" w:eastAsia="Arial Narrow" w:hAnsi="Arial Narrow" w:cs="Arial Narrow"/>
+          <w:kern w:val="0"/>
+          <w14:ligatures w14:val="none"/>
+          <w:sz w:val="22"/>
+          <w:szCs w:val="22"/>
+        </w:rPr>
+        <w:t>.</w:t>
+      </w:r>
+    </w:p>
+    <w:p>
+      <w:pPr>
+        <w:spacing w:before="0" w:after="0" w:line="240" w:lineRule="auto"/>
+        <w:contextualSpacing/>
+        <w:jc w:val="both"/>
+        <w:rPr>
+          <w:rFonts w:ascii="Arial Narrow" w:eastAsia="Arial Narrow" w:hAnsi="Arial Narrow" w:cs="Arial Narrow"/>
+          <w:color w:val="000000"/>
+          <w:kern w:val="0"/>
+          <w:sz w:val="22"/>
+          <w:szCs w:val="22"/>
+          <w:lang w:eastAsia="es-PE"/>
+          <w14:ligatures w14:val="none"/>
+        </w:rPr>
+      </w:pPr>
     </w:p>
     <w:p>
       <w:pPr>
@@ -4678,95 +4779,6 @@
         <w:jc w:val="both"/>
         <w:rPr>
           <w:rFonts w:ascii="Arial Narrow" w:eastAsia="Arial Narrow" w:hAnsi="Arial Narrow" w:cs="Arial Narrow"/>
-          <w:kern w:val="0"/>
-          <w14:ligatures w14:val="none"/>
-          <w:sz w:val="22"/>
-          <w:szCs w:val="22"/>
-        </w:rPr>
-      </w:pPr>
-      <w:r>
-        <w:rPr>
-          <w:rFonts w:ascii="Arial Narrow" w:eastAsia="Arial Narrow" w:hAnsi="Arial Narrow" w:cs="Arial Narrow"/>
-          <w:b/>
-          <w:color w:val="000000"/>
-          <w:kern w:val="0"/>
-          <w:sz w:val="22"/>
-          <w:szCs w:val="22"/>
-          <w:lang w:eastAsia="es-PE"/>
-          <w14:ligatures w14:val="none"/>
-        </w:rPr>
-        <w:t>SEGUNDO:</w:t>
-      </w:r>
-      <w:r>
-        <w:rPr>
-          <w:rFonts w:ascii="Arial Narrow" w:eastAsia="Arial Narrow" w:hAnsi="Arial Narrow" w:cs="Arial Narrow"/>
-          <w:color w:val="000000"/>
-          <w:kern w:val="0"/>
-          <w:sz w:val="22"/>
-          <w:szCs w:val="22"/>
-          <w:lang w:eastAsia="es-PE"/>
-          <w14:ligatures w14:val="none"/>
-        </w:rPr>
-        <w:t xml:space="preserve"> tener por ofrecidos los medios probatorios presentados en el escrito de denuncia </w:t>
-      </w:r>
-      <w:r>
-        <w:rPr>
-          <w:rFonts w:ascii="Arial Narrow" w:eastAsia="Arial Narrow" w:hAnsi="Arial Narrow" w:cs="Arial Narrow"/>
-          <w:color w:val="000000"/>
-          <w:kern w:val="0"/>
-          <w:sz w:val="22"/>
-          <w:szCs w:val="22"/>
-          <w:lang w:val="es-ES" w:eastAsia="es-ES"/>
-          <w14:ligatures w14:val="none"/>
-        </w:rPr>
-        <w:t xml:space="preserve">del </w:t>
-      </w:r>
-      <w:r>
-        <w:rPr>
-          <w:rFonts w:ascii="Arial Narrow" w:eastAsia="Arial Narrow" w:hAnsi="Arial Narrow" w:cs="Arial Narrow"/>
-          <w:color w:val="000000"/>
-          <w:kern w:val="0"/>
-          <w:sz w:val="22"/>
-          <w:szCs w:val="22"/>
-          <w:lang w:val="es-ES" w:eastAsia="es-ES"/>
-          <w14:ligatures w14:val="none"/>
-        </w:rPr>
-        <w:t>16 de enero de 2026</w:t>
-      </w:r>
-      <w:r>
-        <w:rPr>
-          <w:rFonts w:ascii="Arial Narrow" w:eastAsia="Arial Narrow" w:hAnsi="Arial Narrow" w:cs="Arial Narrow"/>
-          <w:kern w:val="0"/>
-          <w14:ligatures w14:val="none"/>
-          <w:sz w:val="22"/>
-          <w:szCs w:val="22"/>
-        </w:rPr>
-        <w:t>.</w:t>
-      </w:r>
-    </w:p>
-    <w:p>
-      <w:pPr>
-        <w:spacing w:after="0" w:line="240" w:lineRule="auto"/>
-        <w:contextualSpacing/>
-        <w:jc w:val="both"/>
-        <w:rPr>
-          <w:rFonts w:ascii="Arial Narrow" w:eastAsia="Arial Narrow" w:hAnsi="Arial Narrow" w:cs="Arial Narrow"/>
-          <w:color w:val="000000"/>
-          <w:kern w:val="0"/>
-          <w:sz w:val="22"/>
-          <w:szCs w:val="22"/>
-          <w:lang w:eastAsia="es-PE"/>
-          <w14:ligatures w14:val="none"/>
-        </w:rPr>
-      </w:pPr>
-    </w:p>
-    <w:p>
-      <w:pPr>
-        <w:spacing w:after="0" w:line="240" w:lineRule="auto"/>
-        <w:contextualSpacing/>
-        <w:jc w:val="both"/>
-        <w:rPr>
-          <w:rFonts w:ascii="Arial Narrow" w:eastAsia="Arial Narrow" w:hAnsi="Arial Narrow" w:cs="Arial Narrow"/>
           <w:color w:val="000000"/>
           <w:kern w:val="0"/>
           <w:sz w:val="22"/>
@@ -4861,7 +4873,7 @@
     </w:p>
     <w:p>
       <w:pPr>
-        <w:spacing w:after="0" w:line="240" w:lineRule="auto"/>
+        <w:spacing w:before="0" w:after="0" w:line="240" w:lineRule="auto"/>
         <w:contextualSpacing/>
         <w:jc w:val="both"/>
         <w:rPr>
@@ -5160,7 +5172,7 @@
     </w:p>
     <w:p>
       <w:pPr>
-        <w:spacing w:after="0" w:line="240" w:lineRule="auto"/>
+        <w:spacing w:before="0" w:after="0" w:line="240" w:lineRule="auto"/>
         <w:ind w:left="567"/>
         <w:contextualSpacing/>
         <w:jc w:val="both"/>
@@ -5263,6 +5275,22 @@
     </w:p>
     <w:p>
       <w:pPr>
+        <w:spacing w:before="0" w:after="0" w:line="240" w:lineRule="auto"/>
+        <w:contextualSpacing/>
+        <w:jc w:val="both"/>
+        <w:rPr>
+          <w:rFonts w:ascii="Arial Narrow" w:eastAsia="Arial Narrow" w:hAnsi="Arial Narrow" w:cs="Arial Narrow"/>
+          <w:color w:val="000000"/>
+          <w:kern w:val="0"/>
+          <w:sz w:val="22"/>
+          <w:szCs w:val="22"/>
+          <w:lang w:eastAsia="es-PE"/>
+          <w14:ligatures w14:val="none"/>
+        </w:rPr>
+      </w:pPr>
+    </w:p>
+    <w:p>
+      <w:pPr>
         <w:spacing w:after="0" w:line="240" w:lineRule="auto"/>
         <w:contextualSpacing/>
         <w:jc w:val="both"/>
@@ -5272,7 +5300,245 @@
           <w:kern w:val="0"/>
           <w:sz w:val="22"/>
           <w:szCs w:val="22"/>
-          <w:lang w:eastAsia="es-PE"/>
+          <w:lang w:val="es-ES" w:eastAsia="es-ES"/>
+          <w14:ligatures w14:val="none"/>
+        </w:rPr>
+      </w:pPr>
+      <w:r>
+        <w:rPr>
+          <w:rFonts w:ascii="Arial Narrow" w:eastAsia="Arial Narrow" w:hAnsi="Arial Narrow" w:cs="Arial Narrow"/>
+          <w:b/>
+          <w:color w:val="000000"/>
+          <w:kern w:val="0"/>
+          <w:sz w:val="22"/>
+          <w:szCs w:val="22"/>
+          <w:lang w:eastAsia="es-PE"/>
+          <w14:ligatures w14:val="none"/>
+        </w:rPr>
+        <w:t xml:space="preserve">QUINTO:</w:t>
+      </w:r>
+      <w:r>
+        <w:rPr>
+          <w:rFonts w:ascii="Arial Narrow" w:eastAsia="Arial Narrow" w:hAnsi="Arial Narrow" w:cs="Arial Narrow"/>
+          <w:color w:val="000000"/>
+          <w:kern w:val="0"/>
+          <w:sz w:val="22"/>
+          <w:szCs w:val="22"/>
+          <w:lang w:eastAsia="es-PE"/>
+          <w14:ligatures w14:val="none"/>
+        </w:rPr>
+        <w:t xml:space="preserve"> </w:t>
+      </w:r>
+      <w:bookmarkStart w:id="10" w:name="_Hlk188286813"/>
+      <w:r>
+        <w:rPr>
+          <w:rFonts w:ascii="Arial Narrow" w:eastAsia="Arial Narrow" w:hAnsi="Arial Narrow" w:cs="Arial Narrow"/>
+          <w:color w:val="000000"/>
+          <w:kern w:val="0"/>
+          <w:sz w:val="22"/>
+          <w:szCs w:val="22"/>
+          <w:lang w:eastAsia="es-ES"/>
+          <w14:ligatures w14:val="none"/>
+        </w:rPr>
+        <w:t xml:space="preserve">requerir </w:t>
+      </w:r>
+      <w:r>
+        <w:rPr>
+          <w:rFonts w:ascii="Arial Narrow" w:eastAsia="Arial Narrow" w:hAnsi="Arial Narrow" w:cs="Arial Narrow"/>
+          <w:color w:val="000000"/>
+          <w:kern w:val="0"/>
+          <w:sz w:val="22"/>
+          <w:szCs w:val="22"/>
+          <w:lang w:val="es-ES" w:eastAsia="es-ES"/>
+          <w14:ligatures w14:val="none"/>
+        </w:rPr>
+        <w:t xml:space="preserve">que, en un </w:t>
+      </w:r>
+      <w:r>
+        <w:rPr>
+          <w:rFonts w:ascii="Arial Narrow" w:eastAsia="Arial Narrow" w:hAnsi="Arial Narrow" w:cs="Arial Narrow"/>
+          <w:color w:val="000000"/>
+          <w:kern w:val="0"/>
+          <w:sz w:val="22"/>
+          <w:szCs w:val="22"/>
+          <w:lang w:eastAsia="es-ES"/>
+          <w14:ligatures w14:val="none"/>
+        </w:rPr>
+        <w:t>plazo no mayor de cinco (5) días hábiles contado a partir del día siguiente de la notificación de la presente resolución</w:t>
+      </w:r>
+      <w:bookmarkEnd w:id="10"/>
+      <w:r>
+        <w:rPr>
+          <w:rFonts w:ascii="Arial Narrow" w:eastAsia="Arial Narrow" w:hAnsi="Arial Narrow" w:cs="Arial Narrow"/>
+          <w:color w:val="000000"/>
+          <w:kern w:val="0"/>
+          <w:sz w:val="22"/>
+          <w:szCs w:val="22"/>
+          <w:lang w:eastAsia="es-ES"/>
+          <w14:ligatures w14:val="none"/>
+        </w:rPr>
+        <w:t xml:space="preserve">, </w:t>
+      </w:r>
+      <w:bookmarkStart w:id="11" w:name="_Hlk188286828"/>
+      <w:r>
+        <w:rPr>
+          <w:rFonts w:ascii="Arial Narrow" w:eastAsia="Arial Narrow" w:hAnsi="Arial Narrow" w:cs="Arial Narrow"/>
+          <w:color w:val="000000"/>
+          <w:kern w:val="0"/>
+          <w:sz w:val="22"/>
+          <w:szCs w:val="22"/>
+          <w:shd w:val="clear" w:color="auto" w:fill="FFFFFF"/>
+          <w:lang w:eastAsia="es-PE"/>
+          <w14:ligatures w14:val="none"/>
+        </w:rPr>
+        <w:t>Rímac Seguros y Reaseguros S.A</w:t>
+      </w:r>
+      <w:r>
+        <w:rPr>
+          <w:rFonts w:ascii="Arial Narrow" w:eastAsia="Arial Narrow" w:hAnsi="Arial Narrow" w:cs="Arial Narrow"/>
+          <w:sz w:val="22"/>
+          <w:szCs w:val="22"/>
+        </w:rPr>
+        <w:t>.</w:t>
+      </w:r>
+      <w:r>
+        <w:rPr>
+          <w:rFonts w:ascii="Arial Narrow" w:eastAsia="Arial Narrow" w:hAnsi="Arial Narrow" w:cs="Arial Narrow"/>
+          <w:color w:val="000000"/>
+          <w:kern w:val="0"/>
+          <w:sz w:val="22"/>
+          <w:szCs w:val="22"/>
+          <w:lang w:eastAsia="es-ES"/>
+          <w14:ligatures w14:val="none"/>
+        </w:rPr>
+        <w:t xml:space="preserve">, </w:t>
+      </w:r>
+      <w:bookmarkEnd w:id="11"/>
+      <w:r>
+        <w:rPr>
+          <w:rFonts w:ascii="Arial Narrow" w:eastAsia="Arial Narrow" w:hAnsi="Arial Narrow" w:cs="Arial Narrow"/>
+          <w:color w:val="000000"/>
+          <w:kern w:val="0"/>
+          <w:sz w:val="22"/>
+          <w:szCs w:val="22"/>
+          <w:lang w:val="es-ES" w:eastAsia="es-ES"/>
+          <w14:ligatures w14:val="none"/>
+        </w:rPr>
+        <w:t xml:space="preserve">cumpla con: </w:t>
+      </w:r>
+      <w:r>
+        <w:rPr>
+          <w:rFonts w:ascii="Arial Narrow" w:eastAsia="Arial Narrow" w:hAnsi="Arial Narrow" w:cs="Arial Narrow"/>
+          <w:color w:val="000000"/>
+          <w:kern w:val="0"/>
+          <w:sz w:val="22"/>
+          <w:szCs w:val="22"/>
+          <w:lang w:val="es-ES" w:eastAsia="es-ES"/>
+          <w14:ligatures w14:val="none"/>
+        </w:rPr>
+        <w:t>(i) presentar una copia debidamente suscrita de Póliza 2001-755531 del Seguro Vehicular materia de denuncia, así como el cargo de remisión de la póliza; (</w:t>
+      </w:r>
+      <w:proofErr w:type="spellStart"/>
+      <w:r>
+        <w:rPr>
+          <w:rFonts w:ascii="Arial Narrow" w:eastAsia="Arial Narrow" w:hAnsi="Arial Narrow" w:cs="Arial Narrow"/>
+          <w:color w:val="000000"/>
+          <w:kern w:val="0"/>
+          <w:sz w:val="22"/>
+          <w:szCs w:val="22"/>
+          <w:lang w:val="es-ES" w:eastAsia="es-ES"/>
+          <w14:ligatures w14:val="none"/>
+        </w:rPr>
+        <w:t>ii</w:t>
+      </w:r>
+      <w:proofErr w:type="spellEnd"/>
+      <w:r>
+        <w:rPr>
+          <w:rFonts w:ascii="Arial Narrow" w:eastAsia="Arial Narrow" w:hAnsi="Arial Narrow" w:cs="Arial Narrow"/>
+          <w:color w:val="000000"/>
+          <w:kern w:val="0"/>
+          <w:sz w:val="22"/>
+          <w:szCs w:val="22"/>
+          <w:lang w:val="es-ES" w:eastAsia="es-ES"/>
+          <w14:ligatures w14:val="none"/>
+        </w:rPr>
+        <w:t xml:space="preserve">) presentar los medios probatorios que acrediten que el valor determinado de liquidación del siniestro </w:t>
+      </w:r>
+      <w:r>
+        <w:rPr>
+          <w:rFonts w:ascii="Arial Narrow" w:eastAsia="Arial Narrow" w:hAnsi="Arial Narrow" w:cs="Arial Narrow"/>
+          <w:color w:val="000000"/>
+          <w:kern w:val="0"/>
+          <w:sz w:val="22"/>
+          <w:szCs w:val="22"/>
+          <w:lang w:eastAsia="es-ES"/>
+          <w14:ligatures w14:val="none"/>
+        </w:rPr>
+        <w:t>690242 fue justificado</w:t>
+      </w:r>
+      <w:r>
+        <w:rPr>
+          <w:rFonts w:ascii="Arial Narrow" w:eastAsia="Arial Narrow" w:hAnsi="Arial Narrow" w:cs="Arial Narrow"/>
+          <w:color w:val="000000"/>
+          <w:kern w:val="0"/>
+          <w:sz w:val="22"/>
+          <w:szCs w:val="22"/>
+          <w:lang w:val="es-ES" w:eastAsia="es-ES"/>
+          <w14:ligatures w14:val="none"/>
+        </w:rPr>
+        <w:t>; y, (</w:t>
+      </w:r>
+      <w:proofErr w:type="spellStart"/>
+      <w:r>
+        <w:rPr>
+          <w:rFonts w:ascii="Arial Narrow" w:eastAsia="Arial Narrow" w:hAnsi="Arial Narrow" w:cs="Arial Narrow"/>
+          <w:color w:val="000000"/>
+          <w:kern w:val="0"/>
+          <w:sz w:val="22"/>
+          <w:szCs w:val="22"/>
+          <w:lang w:val="es-ES" w:eastAsia="es-ES"/>
+          <w14:ligatures w14:val="none"/>
+        </w:rPr>
+        <w:t>iii</w:t>
+      </w:r>
+      <w:proofErr w:type="spellEnd"/>
+      <w:r>
+        <w:rPr>
+          <w:rFonts w:ascii="Arial Narrow" w:eastAsia="Arial Narrow" w:hAnsi="Arial Narrow" w:cs="Arial Narrow"/>
+          <w:color w:val="000000"/>
+          <w:kern w:val="0"/>
+          <w:sz w:val="22"/>
+          <w:szCs w:val="22"/>
+          <w:lang w:val="es-ES" w:eastAsia="es-ES"/>
+          <w14:ligatures w14:val="none"/>
+        </w:rPr>
+        <w:t>) presentar todas las comunicaciones cursadas con la parte denunciante en virtud de los hechos materia de denuncia</w:t>
+      </w:r>
+      <w:r>
+        <w:rPr>
+          <w:rFonts w:ascii="Arial Narrow" w:eastAsia="Arial Narrow" w:hAnsi="Arial Narrow" w:cs="Arial Narrow"/>
+          <w:color w:val="000000"/>
+          <w:kern w:val="0"/>
+          <w:sz w:val="22"/>
+          <w:szCs w:val="22"/>
+          <w:lang w:val="es-ES" w:eastAsia="es-ES"/>
+          <w14:ligatures w14:val="none"/>
+        </w:rPr>
+        <w:t>.</w:t>
+      </w:r>
+    </w:p>
+    <w:p>
+      <w:pPr>
+        <w:spacing w:before="0" w:after="0" w:line="240" w:lineRule="auto"/>
+        <w:contextualSpacing/>
+        <w:jc w:val="both"/>
+        <w:rPr>
+          <w:rFonts w:ascii="Arial Narrow" w:eastAsia="Arial Narrow" w:hAnsi="Arial Narrow" w:cs="Arial Narrow"/>
+          <w:color w:val="000000"/>
+          <w:kern w:val="0"/>
+          <w:sz w:val="22"/>
+          <w:szCs w:val="22"/>
+          <w:lang w:val="es-ES" w:eastAsia="es-ES"/>
           <w14:ligatures w14:val="none"/>
         </w:rPr>
       </w:pPr>
@@ -5303,7 +5569,7 @@
           <w:lang w:eastAsia="es-PE"/>
           <w14:ligatures w14:val="none"/>
         </w:rPr>
-        <w:t xml:space="preserve">QUINTO:</w:t>
+        <w:t xml:space="preserve">SEXTO:</w:t>
       </w:r>
       <w:r>
         <w:rPr>
@@ -5317,7 +5583,6 @@
         </w:rPr>
         <w:t xml:space="preserve"> </w:t>
       </w:r>
-      <w:bookmarkStart w:id="10" w:name="_Hlk188286813"/>
       <w:r>
         <w:rPr>
           <w:rFonts w:ascii="Arial Narrow" w:eastAsia="Arial Narrow" w:hAnsi="Arial Narrow" w:cs="Arial Narrow"/>
@@ -5352,9 +5617,21 @@
           <w:lang w:eastAsia="es-ES"/>
           <w14:ligatures w14:val="none"/>
         </w:rPr>
-        <w:t>plazo no mayor de cinco (5) días hábiles contado a partir del día siguiente de la notificación de la presente resolución</w:t>
-      </w:r>
-      <w:bookmarkEnd w:id="10"/>
+        <w:t xml:space="preserve">plazo no mayor de cinco (5) días hábiles contado a partir del día siguiente de la notificación de la presente resolución, </w:t>
+      </w:r>
+      <w:r>
+        <w:rPr>
+          <w:rFonts w:ascii="Arial Narrow" w:eastAsia="Arial Narrow" w:hAnsi="Arial Narrow" w:cs="Arial Narrow"/>
+          <w:color w:val="000000"/>
+          <w:kern w:val="0"/>
+          <w:sz w:val="22"/>
+          <w:szCs w:val="22"/>
+          <w:shd w:val="clear" w:color="auto" w:fill="FFFFFF"/>
+          <w:lang w:eastAsia="es-PE"/>
+          <w14:ligatures w14:val="none"/>
+        </w:rPr>
+        <w:t>Corredores de Seguros Falabella S.A.C.</w:t>
+      </w:r>
       <w:r>
         <w:rPr>
           <w:rFonts w:ascii="Arial Narrow" w:eastAsia="Arial Narrow" w:hAnsi="Arial Narrow" w:cs="Arial Narrow"/>
@@ -5367,153 +5644,85 @@
         </w:rPr>
         <w:t xml:space="preserve">, </w:t>
       </w:r>
-      <w:bookmarkStart w:id="11" w:name="_Hlk188286828"/>
-      <w:r>
-        <w:rPr>
-          <w:rFonts w:ascii="Arial Narrow" w:eastAsia="Arial Narrow" w:hAnsi="Arial Narrow" w:cs="Arial Narrow"/>
-          <w:color w:val="000000"/>
-          <w:kern w:val="0"/>
-          <w:sz w:val="22"/>
-          <w:szCs w:val="22"/>
-          <w:shd w:val="clear" w:color="auto" w:fill="FFFFFF"/>
-          <w:lang w:eastAsia="es-PE"/>
-          <w14:ligatures w14:val="none"/>
-        </w:rPr>
-        <w:t>Rímac Seguros y Reaseguros S.A</w:t>
-      </w:r>
-      <w:r>
-        <w:rPr>
-          <w:rFonts w:ascii="Arial Narrow" w:eastAsia="Arial Narrow" w:hAnsi="Arial Narrow" w:cs="Arial Narrow"/>
-          <w:sz w:val="22"/>
-          <w:szCs w:val="22"/>
+      <w:r>
+        <w:rPr>
+          <w:rFonts w:ascii="Arial Narrow" w:eastAsia="Arial Narrow" w:hAnsi="Arial Narrow" w:cs="Arial Narrow"/>
+          <w:color w:val="000000"/>
+          <w:kern w:val="0"/>
+          <w:sz w:val="22"/>
+          <w:szCs w:val="22"/>
+          <w:lang w:val="es-ES" w:eastAsia="es-ES"/>
+          <w14:ligatures w14:val="none"/>
+        </w:rPr>
+        <w:t xml:space="preserve">cumpla con: </w:t>
+      </w:r>
+      <w:r>
+        <w:rPr>
+          <w:rFonts w:ascii="Arial Narrow" w:eastAsia="Arial Narrow" w:hAnsi="Arial Narrow" w:cs="Arial Narrow"/>
+          <w:color w:val="000000"/>
+          <w:kern w:val="0"/>
+          <w:sz w:val="22"/>
+          <w:szCs w:val="22"/>
+          <w:lang w:val="es-ES" w:eastAsia="es-ES"/>
+          <w14:ligatures w14:val="none"/>
+        </w:rPr>
+        <w:t>(i) presentar una copia debidamente suscrita de Póliza 2001-755531 del Seguro Vehicular materia de denuncia, así como el cargo de remisión de la póliza; y, (</w:t>
+      </w:r>
+      <w:proofErr w:type="spellStart"/>
+      <w:r>
+        <w:rPr>
+          <w:rFonts w:ascii="Arial Narrow" w:eastAsia="Arial Narrow" w:hAnsi="Arial Narrow" w:cs="Arial Narrow"/>
+          <w:color w:val="000000"/>
+          <w:kern w:val="0"/>
+          <w:sz w:val="22"/>
+          <w:szCs w:val="22"/>
+          <w:lang w:val="es-ES" w:eastAsia="es-ES"/>
+          <w14:ligatures w14:val="none"/>
+        </w:rPr>
+        <w:t>ii</w:t>
+      </w:r>
+      <w:proofErr w:type="spellEnd"/>
+      <w:r>
+        <w:rPr>
+          <w:rFonts w:ascii="Arial Narrow" w:eastAsia="Arial Narrow" w:hAnsi="Arial Narrow" w:cs="Arial Narrow"/>
+          <w:color w:val="000000"/>
+          <w:kern w:val="0"/>
+          <w:sz w:val="22"/>
+          <w:szCs w:val="22"/>
+          <w:lang w:val="es-ES" w:eastAsia="es-ES"/>
+          <w14:ligatures w14:val="none"/>
+        </w:rPr>
+        <w:t>) presentar todas las comunicaciones cursadas con la parte denunciante en virtud de los hechos materia de denuncia</w:t>
+      </w:r>
+      <w:r>
+        <w:rPr>
+          <w:rFonts w:ascii="Arial Narrow" w:eastAsia="Arial Narrow" w:hAnsi="Arial Narrow" w:cs="Arial Narrow"/>
+          <w:color w:val="000000"/>
+          <w:kern w:val="0"/>
+          <w:sz w:val="22"/>
+          <w:szCs w:val="22"/>
+          <w:lang w:val="es-ES" w:eastAsia="es-ES"/>
+          <w14:ligatures w14:val="none"/>
         </w:rPr>
         <w:t>.</w:t>
       </w:r>
-      <w:r>
-        <w:rPr>
-          <w:rFonts w:ascii="Arial Narrow" w:eastAsia="Arial Narrow" w:hAnsi="Arial Narrow" w:cs="Arial Narrow"/>
-          <w:color w:val="000000"/>
-          <w:kern w:val="0"/>
-          <w:sz w:val="22"/>
-          <w:szCs w:val="22"/>
-          <w:lang w:eastAsia="es-ES"/>
-          <w14:ligatures w14:val="none"/>
-        </w:rPr>
-        <w:t xml:space="preserve">, </w:t>
-      </w:r>
-      <w:bookmarkEnd w:id="11"/>
-      <w:r>
-        <w:rPr>
-          <w:rFonts w:ascii="Arial Narrow" w:eastAsia="Arial Narrow" w:hAnsi="Arial Narrow" w:cs="Arial Narrow"/>
-          <w:color w:val="000000"/>
-          <w:kern w:val="0"/>
-          <w:sz w:val="22"/>
-          <w:szCs w:val="22"/>
-          <w:lang w:val="es-ES" w:eastAsia="es-ES"/>
-          <w14:ligatures w14:val="none"/>
-        </w:rPr>
-        <w:t xml:space="preserve">cumpla con: </w:t>
-      </w:r>
-      <w:r>
-        <w:rPr>
-          <w:rFonts w:ascii="Arial Narrow" w:eastAsia="Arial Narrow" w:hAnsi="Arial Narrow" w:cs="Arial Narrow"/>
-          <w:color w:val="000000"/>
-          <w:kern w:val="0"/>
-          <w:sz w:val="22"/>
-          <w:szCs w:val="22"/>
-          <w:lang w:val="es-ES" w:eastAsia="es-ES"/>
-          <w14:ligatures w14:val="none"/>
-        </w:rPr>
-        <w:t>(i) presentar una copia debidamente suscrita de Póliza 2001-755531 del Seguro Vehicular materia de denuncia, así como el cargo de remisión de la póliza; (</w:t>
-      </w:r>
-      <w:proofErr w:type="spellStart"/>
-      <w:r>
-        <w:rPr>
-          <w:rFonts w:ascii="Arial Narrow" w:eastAsia="Arial Narrow" w:hAnsi="Arial Narrow" w:cs="Arial Narrow"/>
-          <w:color w:val="000000"/>
-          <w:kern w:val="0"/>
-          <w:sz w:val="22"/>
-          <w:szCs w:val="22"/>
-          <w:lang w:val="es-ES" w:eastAsia="es-ES"/>
-          <w14:ligatures w14:val="none"/>
-        </w:rPr>
-        <w:t>ii</w:t>
-      </w:r>
-      <w:proofErr w:type="spellEnd"/>
-      <w:r>
-        <w:rPr>
-          <w:rFonts w:ascii="Arial Narrow" w:eastAsia="Arial Narrow" w:hAnsi="Arial Narrow" w:cs="Arial Narrow"/>
-          <w:color w:val="000000"/>
-          <w:kern w:val="0"/>
-          <w:sz w:val="22"/>
-          <w:szCs w:val="22"/>
-          <w:lang w:val="es-ES" w:eastAsia="es-ES"/>
-          <w14:ligatures w14:val="none"/>
-        </w:rPr>
-        <w:t xml:space="preserve">) presentar los medios probatorios que acrediten que el valor determinado de liquidación del siniestro </w:t>
-      </w:r>
-      <w:r>
-        <w:rPr>
-          <w:rFonts w:ascii="Arial Narrow" w:eastAsia="Arial Narrow" w:hAnsi="Arial Narrow" w:cs="Arial Narrow"/>
-          <w:color w:val="000000"/>
-          <w:kern w:val="0"/>
-          <w:sz w:val="22"/>
-          <w:szCs w:val="22"/>
-          <w:lang w:eastAsia="es-ES"/>
-          <w14:ligatures w14:val="none"/>
-        </w:rPr>
-        <w:t>690242 fue justificado</w:t>
-      </w:r>
-      <w:r>
-        <w:rPr>
-          <w:rFonts w:ascii="Arial Narrow" w:eastAsia="Arial Narrow" w:hAnsi="Arial Narrow" w:cs="Arial Narrow"/>
-          <w:color w:val="000000"/>
-          <w:kern w:val="0"/>
-          <w:sz w:val="22"/>
-          <w:szCs w:val="22"/>
-          <w:lang w:val="es-ES" w:eastAsia="es-ES"/>
-          <w14:ligatures w14:val="none"/>
-        </w:rPr>
-        <w:t>; y, (</w:t>
-      </w:r>
-      <w:proofErr w:type="spellStart"/>
-      <w:r>
-        <w:rPr>
-          <w:rFonts w:ascii="Arial Narrow" w:eastAsia="Arial Narrow" w:hAnsi="Arial Narrow" w:cs="Arial Narrow"/>
-          <w:color w:val="000000"/>
-          <w:kern w:val="0"/>
-          <w:sz w:val="22"/>
-          <w:szCs w:val="22"/>
-          <w:lang w:val="es-ES" w:eastAsia="es-ES"/>
-          <w14:ligatures w14:val="none"/>
-        </w:rPr>
-        <w:t>iii</w:t>
-      </w:r>
-      <w:proofErr w:type="spellEnd"/>
-      <w:r>
-        <w:rPr>
-          <w:rFonts w:ascii="Arial Narrow" w:eastAsia="Arial Narrow" w:hAnsi="Arial Narrow" w:cs="Arial Narrow"/>
-          <w:color w:val="000000"/>
-          <w:kern w:val="0"/>
-          <w:sz w:val="22"/>
-          <w:szCs w:val="22"/>
-          <w:lang w:val="es-ES" w:eastAsia="es-ES"/>
-          <w14:ligatures w14:val="none"/>
-        </w:rPr>
-        <w:t>) presentar todas las comunicaciones cursadas con la parte denunciante en virtud de los hechos materia de denuncia</w:t>
-      </w:r>
-      <w:r>
-        <w:rPr>
-          <w:rFonts w:ascii="Arial Narrow" w:eastAsia="Arial Narrow" w:hAnsi="Arial Narrow" w:cs="Arial Narrow"/>
-          <w:color w:val="000000"/>
-          <w:kern w:val="0"/>
-          <w:sz w:val="22"/>
-          <w:szCs w:val="22"/>
-          <w:lang w:val="es-ES" w:eastAsia="es-ES"/>
-          <w14:ligatures w14:val="none"/>
-        </w:rPr>
-        <w:t>.</w:t>
-      </w:r>
+    </w:p>
+    <w:p>
+      <w:pPr>
+        <w:spacing w:before="0" w:after="0" w:line="240" w:lineRule="auto"/>
+        <w:contextualSpacing/>
+        <w:jc w:val="both"/>
+        <w:rPr>
+          <w:rFonts w:ascii="Arial Narrow" w:eastAsia="Arial Narrow" w:hAnsi="Arial Narrow" w:cs="Arial Narrow"/>
+          <w:b/>
+          <w:color w:val="000000"/>
+          <w:kern w:val="0"/>
+          <w:sz w:val="22"/>
+          <w:szCs w:val="22"/>
+          <w:lang w:val="es-ES" w:eastAsia="es-PE"/>
+          <w14:ligatures w14:val="none"/>
+        </w:rPr>
+      </w:pPr>
     </w:p>
     <w:p>
       <w:pPr>
@@ -5526,203 +5735,6 @@
           <w:kern w:val="0"/>
           <w:sz w:val="22"/>
           <w:szCs w:val="22"/>
-          <w:lang w:val="es-ES" w:eastAsia="es-ES"/>
-          <w14:ligatures w14:val="none"/>
-        </w:rPr>
-      </w:pPr>
-    </w:p>
-    <w:p>
-      <w:pPr>
-        <w:spacing w:after="0" w:line="240" w:lineRule="auto"/>
-        <w:contextualSpacing/>
-        <w:jc w:val="both"/>
-        <w:rPr>
-          <w:rFonts w:ascii="Arial Narrow" w:eastAsia="Arial Narrow" w:hAnsi="Arial Narrow" w:cs="Arial Narrow"/>
-          <w:color w:val="000000"/>
-          <w:kern w:val="0"/>
-          <w:sz w:val="22"/>
-          <w:szCs w:val="22"/>
-          <w:lang w:val="es-ES" w:eastAsia="es-ES"/>
-          <w14:ligatures w14:val="none"/>
-        </w:rPr>
-      </w:pPr>
-      <w:r>
-        <w:rPr>
-          <w:rFonts w:ascii="Arial Narrow" w:eastAsia="Arial Narrow" w:hAnsi="Arial Narrow" w:cs="Arial Narrow"/>
-          <w:b/>
-          <w:color w:val="000000"/>
-          <w:kern w:val="0"/>
-          <w:sz w:val="22"/>
-          <w:szCs w:val="22"/>
-          <w:lang w:eastAsia="es-PE"/>
-          <w14:ligatures w14:val="none"/>
-        </w:rPr>
-        <w:t xml:space="preserve">SEXTO:</w:t>
-      </w:r>
-      <w:r>
-        <w:rPr>
-          <w:rFonts w:ascii="Arial Narrow" w:eastAsia="Arial Narrow" w:hAnsi="Arial Narrow" w:cs="Arial Narrow"/>
-          <w:color w:val="000000"/>
-          <w:kern w:val="0"/>
-          <w:sz w:val="22"/>
-          <w:szCs w:val="22"/>
-          <w:lang w:eastAsia="es-PE"/>
-          <w14:ligatures w14:val="none"/>
-        </w:rPr>
-        <w:t xml:space="preserve"> </w:t>
-      </w:r>
-      <w:r>
-        <w:rPr>
-          <w:rFonts w:ascii="Arial Narrow" w:eastAsia="Arial Narrow" w:hAnsi="Arial Narrow" w:cs="Arial Narrow"/>
-          <w:color w:val="000000"/>
-          <w:kern w:val="0"/>
-          <w:sz w:val="22"/>
-          <w:szCs w:val="22"/>
-          <w:lang w:eastAsia="es-ES"/>
-          <w14:ligatures w14:val="none"/>
-        </w:rPr>
-        <w:t xml:space="preserve">requerir </w:t>
-      </w:r>
-      <w:r>
-        <w:rPr>
-          <w:rFonts w:ascii="Arial Narrow" w:eastAsia="Arial Narrow" w:hAnsi="Arial Narrow" w:cs="Arial Narrow"/>
-          <w:color w:val="000000"/>
-          <w:kern w:val="0"/>
-          <w:sz w:val="22"/>
-          <w:szCs w:val="22"/>
-          <w:lang w:val="es-ES" w:eastAsia="es-ES"/>
-          <w14:ligatures w14:val="none"/>
-        </w:rPr>
-        <w:t xml:space="preserve">que, en un </w:t>
-      </w:r>
-      <w:r>
-        <w:rPr>
-          <w:rFonts w:ascii="Arial Narrow" w:eastAsia="Arial Narrow" w:hAnsi="Arial Narrow" w:cs="Arial Narrow"/>
-          <w:color w:val="000000"/>
-          <w:kern w:val="0"/>
-          <w:sz w:val="22"/>
-          <w:szCs w:val="22"/>
-          <w:lang w:eastAsia="es-ES"/>
-          <w14:ligatures w14:val="none"/>
-        </w:rPr>
-        <w:t xml:space="preserve">plazo no mayor de cinco (5) días hábiles contado a partir del día siguiente de la notificación de la presente resolución, </w:t>
-      </w:r>
-      <w:r>
-        <w:rPr>
-          <w:rFonts w:ascii="Arial Narrow" w:eastAsia="Arial Narrow" w:hAnsi="Arial Narrow" w:cs="Arial Narrow"/>
-          <w:color w:val="000000"/>
-          <w:kern w:val="0"/>
-          <w:sz w:val="22"/>
-          <w:szCs w:val="22"/>
-          <w:shd w:val="clear" w:color="auto" w:fill="FFFFFF"/>
-          <w:lang w:eastAsia="es-PE"/>
-          <w14:ligatures w14:val="none"/>
-        </w:rPr>
-        <w:t>Corredores de Seguros Falabella S.A.C.</w:t>
-      </w:r>
-      <w:r>
-        <w:rPr>
-          <w:rFonts w:ascii="Arial Narrow" w:eastAsia="Arial Narrow" w:hAnsi="Arial Narrow" w:cs="Arial Narrow"/>
-          <w:color w:val="000000"/>
-          <w:kern w:val="0"/>
-          <w:sz w:val="22"/>
-          <w:szCs w:val="22"/>
-          <w:lang w:eastAsia="es-ES"/>
-          <w14:ligatures w14:val="none"/>
-        </w:rPr>
-        <w:t xml:space="preserve">, </w:t>
-      </w:r>
-      <w:r>
-        <w:rPr>
-          <w:rFonts w:ascii="Arial Narrow" w:eastAsia="Arial Narrow" w:hAnsi="Arial Narrow" w:cs="Arial Narrow"/>
-          <w:color w:val="000000"/>
-          <w:kern w:val="0"/>
-          <w:sz w:val="22"/>
-          <w:szCs w:val="22"/>
-          <w:lang w:val="es-ES" w:eastAsia="es-ES"/>
-          <w14:ligatures w14:val="none"/>
-        </w:rPr>
-        <w:t xml:space="preserve">cumpla con: </w:t>
-      </w:r>
-      <w:r>
-        <w:rPr>
-          <w:rFonts w:ascii="Arial Narrow" w:eastAsia="Arial Narrow" w:hAnsi="Arial Narrow" w:cs="Arial Narrow"/>
-          <w:color w:val="000000"/>
-          <w:kern w:val="0"/>
-          <w:sz w:val="22"/>
-          <w:szCs w:val="22"/>
-          <w:lang w:val="es-ES" w:eastAsia="es-ES"/>
-          <w14:ligatures w14:val="none"/>
-        </w:rPr>
-        <w:t>(i) presentar una copia debidamente suscrita de Póliza 2001-755531 del Seguro Vehicular materia de denuncia, así como el cargo de remisión de la póliza; y, (</w:t>
-      </w:r>
-      <w:proofErr w:type="spellStart"/>
-      <w:r>
-        <w:rPr>
-          <w:rFonts w:ascii="Arial Narrow" w:eastAsia="Arial Narrow" w:hAnsi="Arial Narrow" w:cs="Arial Narrow"/>
-          <w:color w:val="000000"/>
-          <w:kern w:val="0"/>
-          <w:sz w:val="22"/>
-          <w:szCs w:val="22"/>
-          <w:lang w:val="es-ES" w:eastAsia="es-ES"/>
-          <w14:ligatures w14:val="none"/>
-        </w:rPr>
-        <w:t>ii</w:t>
-      </w:r>
-      <w:proofErr w:type="spellEnd"/>
-      <w:r>
-        <w:rPr>
-          <w:rFonts w:ascii="Arial Narrow" w:eastAsia="Arial Narrow" w:hAnsi="Arial Narrow" w:cs="Arial Narrow"/>
-          <w:color w:val="000000"/>
-          <w:kern w:val="0"/>
-          <w:sz w:val="22"/>
-          <w:szCs w:val="22"/>
-          <w:lang w:val="es-ES" w:eastAsia="es-ES"/>
-          <w14:ligatures w14:val="none"/>
-        </w:rPr>
-        <w:t>) presentar todas las comunicaciones cursadas con la parte denunciante en virtud de los hechos materia de denuncia</w:t>
-      </w:r>
-      <w:r>
-        <w:rPr>
-          <w:rFonts w:ascii="Arial Narrow" w:eastAsia="Arial Narrow" w:hAnsi="Arial Narrow" w:cs="Arial Narrow"/>
-          <w:color w:val="000000"/>
-          <w:kern w:val="0"/>
-          <w:sz w:val="22"/>
-          <w:szCs w:val="22"/>
-          <w:lang w:val="es-ES" w:eastAsia="es-ES"/>
-          <w14:ligatures w14:val="none"/>
-        </w:rPr>
-        <w:t>.</w:t>
-      </w:r>
-    </w:p>
-    <w:p>
-      <w:pPr>
-        <w:spacing w:after="0" w:line="240" w:lineRule="auto"/>
-        <w:contextualSpacing/>
-        <w:jc w:val="both"/>
-        <w:rPr>
-          <w:rFonts w:ascii="Arial Narrow" w:eastAsia="Arial Narrow" w:hAnsi="Arial Narrow" w:cs="Arial Narrow"/>
-          <w:b/>
-          <w:color w:val="000000"/>
-          <w:kern w:val="0"/>
-          <w:sz w:val="22"/>
-          <w:szCs w:val="22"/>
-          <w:lang w:val="es-ES" w:eastAsia="es-PE"/>
-          <w14:ligatures w14:val="none"/>
-        </w:rPr>
-      </w:pPr>
-    </w:p>
-    <w:p>
-      <w:pPr>
-        <w:spacing w:after="0" w:line="240" w:lineRule="auto"/>
-        <w:contextualSpacing/>
-        <w:jc w:val="both"/>
-        <w:rPr>
-          <w:rFonts w:ascii="Arial Narrow" w:eastAsia="Arial Narrow" w:hAnsi="Arial Narrow" w:cs="Arial Narrow"/>
-          <w:color w:val="000000"/>
-          <w:kern w:val="0"/>
-          <w:sz w:val="22"/>
-          <w:szCs w:val="22"/>
           <w:lang w:eastAsia="es-PE"/>
           <w14:ligatures w14:val="none"/>
         </w:rPr>
@@ -5977,6 +5989,24 @@
         </w:rPr>
         <w:t>.</w:t>
       </w:r>
+    </w:p>
+    <w:p>
+      <w:pPr>
+        <w:spacing w:before="0" w:after="0" w:line="240" w:lineRule="auto"/>
+        <w:shd w:val="clear" w:color="auto" w:fill="FFFFFF"/>
+        <w:contextualSpacing/>
+        <w:jc w:val="both"/>
+        <w:rPr>
+          <w:rFonts w:ascii="Arial Narrow" w:eastAsia="Arial Narrow" w:hAnsi="Arial Narrow" w:cs="Arial Narrow"/>
+          <w:b/>
+          <w:color w:val="000000"/>
+          <w:kern w:val="0"/>
+          <w:sz w:val="22"/>
+          <w:szCs w:val="22"/>
+          <w:lang w:eastAsia="es-PE"/>
+          <w14:ligatures w14:val="none"/>
+        </w:rPr>
+      </w:pPr>
     </w:p>
     <w:p>
       <w:pPr>
@@ -5986,98 +6016,80 @@
         <w:jc w:val="both"/>
         <w:rPr>
           <w:rFonts w:ascii="Arial Narrow" w:eastAsia="Arial Narrow" w:hAnsi="Arial Narrow" w:cs="Arial Narrow"/>
-          <w:b/>
-          <w:color w:val="000000"/>
-          <w:kern w:val="0"/>
-          <w:sz w:val="22"/>
-          <w:szCs w:val="22"/>
-          <w:lang w:eastAsia="es-PE"/>
-          <w14:ligatures w14:val="none"/>
-        </w:rPr>
-      </w:pPr>
-    </w:p>
-    <w:p>
-      <w:pPr>
+          <w:color w:val="000000"/>
+          <w:kern w:val="0"/>
+          <w:sz w:val="22"/>
+          <w:szCs w:val="22"/>
+          <w:lang w:eastAsia="es-PE"/>
+          <w14:ligatures w14:val="none"/>
+        </w:rPr>
+      </w:pPr>
+      <w:r>
+        <w:rPr>
+          <w:rFonts w:ascii="Arial Narrow" w:eastAsia="Arial Narrow" w:hAnsi="Arial Narrow" w:cs="Arial Narrow"/>
+          <w:b/>
+          <w:bCs/>
+          <w:kern w:val="0"/>
+          <w14:ligatures w14:val="none"/>
+          <w:sz w:val="22"/>
+          <w:szCs w:val="22"/>
+        </w:rPr>
+        <w:t>OCTAVO</w:t>
+      </w:r>
+      <w:r>
+        <w:rPr>
+          <w:rFonts w:ascii="Arial Narrow" w:eastAsia="Arial Narrow" w:hAnsi="Arial Narrow" w:cs="Arial Narrow"/>
+          <w:b/>
+          <w:color w:val="000000"/>
+          <w:kern w:val="0"/>
+          <w:sz w:val="22"/>
+          <w:szCs w:val="22"/>
+          <w:lang w:eastAsia="es-PE"/>
+          <w14:ligatures w14:val="none"/>
+        </w:rPr>
+        <w:t>:</w:t>
+      </w:r>
+      <w:r>
+        <w:rPr>
+          <w:rFonts w:ascii="Arial Narrow" w:eastAsia="Arial Narrow" w:hAnsi="Arial Narrow" w:cs="Arial Narrow"/>
+          <w:color w:val="000000"/>
+          <w:kern w:val="0"/>
+          <w:sz w:val="22"/>
+          <w:szCs w:val="22"/>
+          <w:lang w:eastAsia="es-PE"/>
+          <w14:ligatures w14:val="none"/>
+        </w:rPr>
+        <w:t xml:space="preserve"> informar a las partes que conforme a lo establecido en el artículo 39</w:t>
+      </w:r>
+      <w:r>
+        <w:rPr>
+          <w:rFonts w:ascii="Arial Narrow" w:eastAsia="Arial Narrow" w:hAnsi="Arial Narrow" w:cs="Arial Narrow"/>
+          <w:color w:val="000000"/>
+          <w:kern w:val="0"/>
+          <w:sz w:val="22"/>
+          <w:szCs w:val="22"/>
+          <w:lang w:eastAsia="es-PE"/>
+          <w14:ligatures w14:val="none"/>
+        </w:rPr>
+        <w:t/>
+      </w:r>
+      <w:r>
+        <w:rPr>
+          <w:rFonts w:ascii="Arial Narrow" w:eastAsia="Arial Narrow" w:hAnsi="Arial Narrow" w:cs="Arial Narrow"/>
+          <w:color w:val="000000"/>
+          <w:kern w:val="0"/>
+          <w:sz w:val="22"/>
+          <w:szCs w:val="22"/>
+          <w:lang w:eastAsia="es-PE"/>
+          <w14:ligatures w14:val="none"/>
+        </w:rPr>
+        <w:t xml:space="preserve"> de la Ley sobre Facultades, Normas y Organización del Indecopi, aprobada por Decreto Legislativo 807, los gastos por los peritajes realizados, actuación de pruebas, inspecciones y otros derivados de la tramitación del proceso serán de cargo de la parte que solicita la prueba, salvo pacto en contrario. En todos los casos, la resolución final determinará si los gastos deben ser asumidos por alguna de las partes, o reembolsados a la otra parte o al Indecopi, según sea el caso, de manera adicional a la sanción que haya podido imponerse. </w:t>
+      </w:r>
+    </w:p>
+    <w:p>
+      <w:pPr>
+        <w:spacing w:before="0" w:after="0" w:line="240" w:lineRule="auto"/>
         <w:shd w:val="clear" w:color="auto" w:fill="FFFFFF"/>
-        <w:spacing w:after="0" w:line="240" w:lineRule="auto"/>
-        <w:contextualSpacing/>
-        <w:jc w:val="both"/>
-        <w:rPr>
-          <w:rFonts w:ascii="Arial Narrow" w:eastAsia="Arial Narrow" w:hAnsi="Arial Narrow" w:cs="Arial Narrow"/>
-          <w:color w:val="000000"/>
-          <w:kern w:val="0"/>
-          <w:sz w:val="22"/>
-          <w:szCs w:val="22"/>
-          <w:lang w:eastAsia="es-PE"/>
-          <w14:ligatures w14:val="none"/>
-        </w:rPr>
-      </w:pPr>
-      <w:r>
-        <w:rPr>
-          <w:rFonts w:ascii="Arial Narrow" w:eastAsia="Arial Narrow" w:hAnsi="Arial Narrow" w:cs="Arial Narrow"/>
-          <w:b/>
-          <w:bCs/>
-          <w:kern w:val="0"/>
-          <w14:ligatures w14:val="none"/>
-          <w:sz w:val="22"/>
-          <w:szCs w:val="22"/>
-        </w:rPr>
-        <w:t>OCTAVO</w:t>
-      </w:r>
-      <w:r>
-        <w:rPr>
-          <w:rFonts w:ascii="Arial Narrow" w:eastAsia="Arial Narrow" w:hAnsi="Arial Narrow" w:cs="Arial Narrow"/>
-          <w:b/>
-          <w:color w:val="000000"/>
-          <w:kern w:val="0"/>
-          <w:sz w:val="22"/>
-          <w:szCs w:val="22"/>
-          <w:lang w:eastAsia="es-PE"/>
-          <w14:ligatures w14:val="none"/>
-        </w:rPr>
-        <w:t>:</w:t>
-      </w:r>
-      <w:r>
-        <w:rPr>
-          <w:rFonts w:ascii="Arial Narrow" w:eastAsia="Arial Narrow" w:hAnsi="Arial Narrow" w:cs="Arial Narrow"/>
-          <w:color w:val="000000"/>
-          <w:kern w:val="0"/>
-          <w:sz w:val="22"/>
-          <w:szCs w:val="22"/>
-          <w:lang w:eastAsia="es-PE"/>
-          <w14:ligatures w14:val="none"/>
-        </w:rPr>
-        <w:t xml:space="preserve"> informar a las partes que conforme a lo establecido en el artículo 39</w:t>
-      </w:r>
-      <w:r>
-        <w:rPr>
-          <w:rFonts w:ascii="Arial Narrow" w:eastAsia="Arial Narrow" w:hAnsi="Arial Narrow" w:cs="Arial Narrow"/>
-          <w:color w:val="000000"/>
-          <w:kern w:val="0"/>
-          <w:sz w:val="22"/>
-          <w:szCs w:val="22"/>
-          <w:lang w:eastAsia="es-PE"/>
-          <w14:ligatures w14:val="none"/>
-        </w:rPr>
-        <w:t/>
-      </w:r>
-      <w:r>
-        <w:rPr>
-          <w:rFonts w:ascii="Arial Narrow" w:eastAsia="Arial Narrow" w:hAnsi="Arial Narrow" w:cs="Arial Narrow"/>
-          <w:color w:val="000000"/>
-          <w:kern w:val="0"/>
-          <w:sz w:val="22"/>
-          <w:szCs w:val="22"/>
-          <w:lang w:eastAsia="es-PE"/>
-          <w14:ligatures w14:val="none"/>
-        </w:rPr>
-        <w:t xml:space="preserve"> de la Ley sobre Facultades, Normas y Organización del Indecopi, aprobada por Decreto Legislativo 807, los gastos por los peritajes realizados, actuación de pruebas, inspecciones y otros derivados de la tramitación del proceso serán de cargo de la parte que solicita la prueba, salvo pacto en contrario. En todos los casos, la resolución final determinará si los gastos deben ser asumidos por alguna de las partes, o reembolsados a la otra parte o al Indecopi, según sea el caso, de manera adicional a la sanción que haya podido imponerse. </w:t>
-      </w:r>
-    </w:p>
-    <w:p>
-      <w:pPr>
-        <w:shd w:val="clear" w:color="auto" w:fill="FFFFFF"/>
-        <w:spacing w:after="0" w:line="240" w:lineRule="auto"/>
         <w:contextualSpacing/>
         <w:jc w:val="both"/>
         <w:rPr>
@@ -6250,28 +6262,28 @@
     </w:p>
     <w:p>
       <w:pPr>
+        <w:spacing w:before="0" w:after="0" w:line="240" w:lineRule="auto"/>
+        <w:suppressAutoHyphens/>
+        <w:contextualSpacing/>
+        <w:jc w:val="both"/>
+        <w:rPr>
+          <w:rFonts w:ascii="Arial Narrow" w:eastAsia="Arial Narrow" w:hAnsi="Arial Narrow" w:cs="Arial Narrow"/>
+          <w:kern w:val="0"/>
+          <w:sz w:val="22"/>
+          <w:szCs w:val="22"/>
+          <w:u w:val="single"/>
+          <w14:ligatures w14:val="none"/>
+        </w:rPr>
+      </w:pPr>
+    </w:p>
+    <w:p>
+      <w:pPr>
         <w:suppressAutoHyphens/>
         <w:spacing w:after="0" w:line="240" w:lineRule="auto"/>
         <w:contextualSpacing/>
         <w:jc w:val="both"/>
         <w:rPr>
           <w:rFonts w:ascii="Arial Narrow" w:eastAsia="Arial Narrow" w:hAnsi="Arial Narrow" w:cs="Arial Narrow"/>
-          <w:kern w:val="0"/>
-          <w:sz w:val="22"/>
-          <w:szCs w:val="22"/>
-          <w:u w:val="single"/>
-          <w14:ligatures w14:val="none"/>
-        </w:rPr>
-      </w:pPr>
-    </w:p>
-    <w:p>
-      <w:pPr>
-        <w:suppressAutoHyphens/>
-        <w:spacing w:after="0" w:line="240" w:lineRule="auto"/>
-        <w:contextualSpacing/>
-        <w:jc w:val="both"/>
-        <w:rPr>
-          <w:rFonts w:ascii="Arial Narrow" w:eastAsia="Arial Narrow" w:hAnsi="Arial Narrow" w:cs="Arial Narrow"/>
           <w:b/>
           <w:bCs/>
           <w:sz w:val="22"/>
@@ -6332,8 +6344,8 @@
     </w:p>
     <w:p>
       <w:pPr>
+        <w:spacing w:before="0" w:after="0" w:line="240" w:lineRule="auto"/>
         <w:suppressAutoHyphens/>
-        <w:spacing w:after="0" w:line="240" w:lineRule="auto"/>
         <w:contextualSpacing/>
         <w:jc w:val="both"/>
         <w:rPr>
@@ -7132,7 +7144,6 @@
           <w:sz w:val="16"/>
           <w:szCs w:val="16"/>
         </w:rPr>
-        <w:tab/>
         <w:t xml:space="preserve"/>
       </w:r>
       <w:r>
@@ -7208,25 +7219,24 @@
           <w:sz w:val="16"/>
           <w:szCs w:val="16"/>
         </w:rPr>
+        <w:t xml:space="preserve"/>
+      </w:r>
+      <w:r>
+        <w:rPr>
+          <w:rFonts w:ascii="Arial Narrow" w:eastAsia="Arial Narrow" w:hAnsi="Arial Narrow" w:cs="Arial Narrow"/>
+          <w:sz w:val="16"/>
+          <w:szCs w:val="16"/>
+        </w:rPr>
+      </w:r>
+      <w:r>
+        <w:rPr>
+          <w:rFonts w:ascii="Arial Narrow" w:eastAsia="Arial Narrow" w:hAnsi="Arial Narrow" w:cs="Arial Narrow"/>
+          <w:b/>
+          <w:bCs/>
+          <w:sz w:val="16"/>
+          <w:szCs w:val="16"/>
+        </w:rPr>
         <w:tab/>
-        <w:t xml:space="preserve"/>
-      </w:r>
-      <w:r>
-        <w:rPr>
-          <w:rFonts w:ascii="Arial Narrow" w:eastAsia="Arial Narrow" w:hAnsi="Arial Narrow" w:cs="Arial Narrow"/>
-          <w:sz w:val="16"/>
-          <w:szCs w:val="16"/>
-        </w:rPr>
-        <w:tab/>
-      </w:r>
-      <w:r>
-        <w:rPr>
-          <w:rFonts w:ascii="Arial Narrow" w:eastAsia="Arial Narrow" w:hAnsi="Arial Narrow" w:cs="Arial Narrow"/>
-          <w:b/>
-          <w:bCs/>
-          <w:sz w:val="16"/>
-          <w:szCs w:val="16"/>
-        </w:rPr>
         <w:t xml:space="preserve">LEY </w:t>
       </w:r>
       <w:proofErr w:type="spellStart"/>
@@ -7534,25 +7544,24 @@
           <w:sz w:val="16"/>
           <w:szCs w:val="16"/>
         </w:rPr>
+        <w:t xml:space="preserve"/>
+      </w:r>
+      <w:r>
+        <w:rPr>
+          <w:rFonts w:ascii="Arial Narrow" w:eastAsia="Arial Narrow" w:hAnsi="Arial Narrow" w:cs="Arial Narrow"/>
+          <w:sz w:val="16"/>
+          <w:szCs w:val="16"/>
+        </w:rPr>
+      </w:r>
+      <w:r>
+        <w:rPr>
+          <w:rFonts w:ascii="Arial Narrow" w:eastAsia="Arial Narrow" w:hAnsi="Arial Narrow" w:cs="Arial Narrow"/>
+          <w:b/>
+          <w:bCs/>
+          <w:sz w:val="16"/>
+          <w:szCs w:val="16"/>
+        </w:rPr>
         <w:tab/>
-        <w:t xml:space="preserve"/>
-      </w:r>
-      <w:r>
-        <w:rPr>
-          <w:rFonts w:ascii="Arial Narrow" w:eastAsia="Arial Narrow" w:hAnsi="Arial Narrow" w:cs="Arial Narrow"/>
-          <w:sz w:val="16"/>
-          <w:szCs w:val="16"/>
-        </w:rPr>
-        <w:tab/>
-      </w:r>
-      <w:r>
-        <w:rPr>
-          <w:rFonts w:ascii="Arial Narrow" w:eastAsia="Arial Narrow" w:hAnsi="Arial Narrow" w:cs="Arial Narrow"/>
-          <w:b/>
-          <w:bCs/>
-          <w:sz w:val="16"/>
-          <w:szCs w:val="16"/>
-        </w:rPr>
         <w:t xml:space="preserve">LEY </w:t>
       </w:r>
       <w:proofErr w:type="spellStart"/>
@@ -7757,25 +7766,24 @@
           <w:sz w:val="16"/>
           <w:szCs w:val="16"/>
         </w:rPr>
+        <w:t xml:space="preserve"/>
+      </w:r>
+      <w:r>
+        <w:rPr>
+          <w:rFonts w:ascii="Arial Narrow" w:eastAsia="Arial Narrow" w:hAnsi="Arial Narrow" w:cs="Arial Narrow"/>
+          <w:sz w:val="16"/>
+          <w:szCs w:val="16"/>
+        </w:rPr>
+      </w:r>
+      <w:r>
+        <w:rPr>
+          <w:rFonts w:ascii="Arial Narrow" w:eastAsia="Arial Narrow" w:hAnsi="Arial Narrow" w:cs="Arial Narrow"/>
+          <w:b/>
+          <w:bCs/>
+          <w:sz w:val="16"/>
+          <w:szCs w:val="16"/>
+        </w:rPr>
         <w:tab/>
-        <w:t xml:space="preserve"/>
-      </w:r>
-      <w:r>
-        <w:rPr>
-          <w:rFonts w:ascii="Arial Narrow" w:eastAsia="Arial Narrow" w:hAnsi="Arial Narrow" w:cs="Arial Narrow"/>
-          <w:sz w:val="16"/>
-          <w:szCs w:val="16"/>
-        </w:rPr>
-        <w:tab/>
-      </w:r>
-      <w:r>
-        <w:rPr>
-          <w:rFonts w:ascii="Arial Narrow" w:eastAsia="Arial Narrow" w:hAnsi="Arial Narrow" w:cs="Arial Narrow"/>
-          <w:b/>
-          <w:bCs/>
-          <w:sz w:val="16"/>
-          <w:szCs w:val="16"/>
-        </w:rPr>
         <w:t xml:space="preserve">LEY </w:t>
       </w:r>
       <w:proofErr w:type="spellStart"/>
@@ -7916,25 +7924,24 @@
           <w:sz w:val="16"/>
           <w:szCs w:val="16"/>
         </w:rPr>
+        <w:t xml:space="preserve"/>
+      </w:r>
+      <w:r>
+        <w:rPr>
+          <w:rFonts w:ascii="Arial Narrow" w:eastAsia="Arial Narrow" w:hAnsi="Arial Narrow" w:cs="Arial Narrow"/>
+          <w:sz w:val="16"/>
+          <w:szCs w:val="16"/>
+        </w:rPr>
+      </w:r>
+      <w:r>
+        <w:rPr>
+          <w:rFonts w:ascii="Arial Narrow" w:eastAsia="Arial Narrow" w:hAnsi="Arial Narrow" w:cs="Arial Narrow"/>
+          <w:b/>
+          <w:bCs/>
+          <w:sz w:val="16"/>
+          <w:szCs w:val="16"/>
+        </w:rPr>
         <w:tab/>
-        <w:t xml:space="preserve"/>
-      </w:r>
-      <w:r>
-        <w:rPr>
-          <w:rFonts w:ascii="Arial Narrow" w:eastAsia="Arial Narrow" w:hAnsi="Arial Narrow" w:cs="Arial Narrow"/>
-          <w:sz w:val="16"/>
-          <w:szCs w:val="16"/>
-        </w:rPr>
-        <w:tab/>
-      </w:r>
-      <w:r>
-        <w:rPr>
-          <w:rFonts w:ascii="Arial Narrow" w:eastAsia="Arial Narrow" w:hAnsi="Arial Narrow" w:cs="Arial Narrow"/>
-          <w:b/>
-          <w:bCs/>
-          <w:sz w:val="16"/>
-          <w:szCs w:val="16"/>
-        </w:rPr>
         <w:t xml:space="preserve">LEY SOBRE FACULTADES, NORMAS Y ORGANIZACIÓN DEL INDECOPI, APROBADA POR DECRETO LEGISLATIVO </w:t>
       </w:r>
       <w:proofErr w:type="spellStart"/>
@@ -8087,7 +8094,6 @@
           <w:sz w:val="16"/>
           <w:szCs w:val="16"/>
         </w:rPr>
-        <w:tab/>
         <w:t xml:space="preserve"/>
       </w:r>
       <w:r>
@@ -8162,24 +8168,23 @@
           <w:sz w:val="16"/>
           <w:szCs w:val="16"/>
         </w:rPr>
+        <w:t xml:space="preserve"/>
+      </w:r>
+      <w:r>
+        <w:rPr>
+          <w:rFonts w:ascii="Arial Narrow" w:eastAsia="Arial Narrow" w:hAnsi="Arial Narrow" w:cs="Arial Narrow"/>
+          <w:sz w:val="16"/>
+          <w:szCs w:val="16"/>
+        </w:rPr>
+      </w:r>
+      <w:r>
+        <w:rPr>
+          <w:rFonts w:ascii="Arial Narrow" w:eastAsia="Arial Narrow" w:hAnsi="Arial Narrow" w:cs="Arial Narrow"/>
+          <w:b/>
+          <w:sz w:val="16"/>
+          <w:szCs w:val="16"/>
+        </w:rPr>
         <w:tab/>
-        <w:t xml:space="preserve"/>
-      </w:r>
-      <w:r>
-        <w:rPr>
-          <w:rFonts w:ascii="Arial Narrow" w:eastAsia="Arial Narrow" w:hAnsi="Arial Narrow" w:cs="Arial Narrow"/>
-          <w:sz w:val="16"/>
-          <w:szCs w:val="16"/>
-        </w:rPr>
-        <w:tab/>
-      </w:r>
-      <w:r>
-        <w:rPr>
-          <w:rFonts w:ascii="Arial Narrow" w:eastAsia="Arial Narrow" w:hAnsi="Arial Narrow" w:cs="Arial Narrow"/>
-          <w:b/>
-          <w:sz w:val="16"/>
-          <w:szCs w:val="16"/>
-        </w:rPr>
         <w:t>LEY 29571, CÓDIGO DE PROTECCIÓN Y DEFENSA DEL CONSUMIDOR</w:t>
       </w:r>
       <w:r>
@@ -8584,32 +8589,31 @@
           <w:szCs w:val="16"/>
           <w:vertAlign w:val="superscript"/>
         </w:rPr>
+        <w:t xml:space="preserve"/>
+      </w:r>
+      <w:r>
+        <w:rPr>
+          <w:rFonts w:ascii="Arial Narrow" w:eastAsia="Arial Narrow" w:hAnsi="Arial Narrow" w:cs="Arial Narrow"/>
+          <w:sz w:val="16"/>
+          <w:szCs w:val="16"/>
+        </w:rPr>
+        <w:t xml:space="preserve"/>
+      </w:r>
+      <w:r>
+        <w:rPr>
+          <w:rFonts w:ascii="Arial Narrow" w:eastAsia="Arial Narrow" w:hAnsi="Arial Narrow" w:cs="Arial Narrow"/>
+          <w:sz w:val="16"/>
+          <w:szCs w:val="16"/>
+        </w:rPr>
+      </w:r>
+      <w:r>
+        <w:rPr>
+          <w:rFonts w:ascii="Arial Narrow" w:eastAsia="Arial Narrow" w:hAnsi="Arial Narrow" w:cs="Arial Narrow"/>
+          <w:b/>
+          <w:sz w:val="16"/>
+          <w:szCs w:val="16"/>
+        </w:rPr>
         <w:tab/>
-        <w:t xml:space="preserve"/>
-      </w:r>
-      <w:r>
-        <w:rPr>
-          <w:rFonts w:ascii="Arial Narrow" w:eastAsia="Arial Narrow" w:hAnsi="Arial Narrow" w:cs="Arial Narrow"/>
-          <w:sz w:val="16"/>
-          <w:szCs w:val="16"/>
-        </w:rPr>
-        <w:t xml:space="preserve"> </w:t>
-      </w:r>
-      <w:r>
-        <w:rPr>
-          <w:rFonts w:ascii="Arial Narrow" w:eastAsia="Arial Narrow" w:hAnsi="Arial Narrow" w:cs="Arial Narrow"/>
-          <w:sz w:val="16"/>
-          <w:szCs w:val="16"/>
-        </w:rPr>
-        <w:tab/>
-      </w:r>
-      <w:r>
-        <w:rPr>
-          <w:rFonts w:ascii="Arial Narrow" w:eastAsia="Arial Narrow" w:hAnsi="Arial Narrow" w:cs="Arial Narrow"/>
-          <w:b/>
-          <w:sz w:val="16"/>
-          <w:szCs w:val="16"/>
-        </w:rPr>
         <w:t>LEY 29571, CÓDIGO DE PROTECCIÓN Y DEFENSA DEL CONSUMIDOR</w:t>
       </w:r>
       <w:r>
@@ -8833,25 +8837,24 @@
           <w:sz w:val="16"/>
           <w:szCs w:val="16"/>
         </w:rPr>
+        <w:t xml:space="preserve"/>
+      </w:r>
+      <w:r>
+        <w:rPr>
+          <w:rFonts w:ascii="Arial Narrow" w:eastAsia="Arial Narrow" w:hAnsi="Arial Narrow" w:cs="Arial Narrow"/>
+          <w:sz w:val="16"/>
+          <w:szCs w:val="16"/>
+        </w:rPr>
+      </w:r>
+      <w:r>
+        <w:rPr>
+          <w:rFonts w:ascii="Arial Narrow" w:eastAsia="Arial Narrow" w:hAnsi="Arial Narrow" w:cs="Arial Narrow"/>
+          <w:b/>
+          <w:bCs/>
+          <w:sz w:val="16"/>
+          <w:szCs w:val="16"/>
+        </w:rPr>
         <w:tab/>
-        <w:t xml:space="preserve"/>
-      </w:r>
-      <w:r>
-        <w:rPr>
-          <w:rFonts w:ascii="Arial Narrow" w:eastAsia="Arial Narrow" w:hAnsi="Arial Narrow" w:cs="Arial Narrow"/>
-          <w:sz w:val="16"/>
-          <w:szCs w:val="16"/>
-        </w:rPr>
-        <w:tab/>
-      </w:r>
-      <w:r>
-        <w:rPr>
-          <w:rFonts w:ascii="Arial Narrow" w:eastAsia="Arial Narrow" w:hAnsi="Arial Narrow" w:cs="Arial Narrow"/>
-          <w:b/>
-          <w:bCs/>
-          <w:sz w:val="16"/>
-          <w:szCs w:val="16"/>
-        </w:rPr>
         <w:t xml:space="preserve">LEY </w:t>
       </w:r>
       <w:proofErr w:type="spellStart"/>
@@ -9696,24 +9699,23 @@
           <w:sz w:val="16"/>
           <w:szCs w:val="16"/>
         </w:rPr>
+        <w:t xml:space="preserve"/>
+      </w:r>
+      <w:r>
+        <w:rPr>
+          <w:rFonts w:ascii="Arial Narrow" w:eastAsia="Arial Narrow" w:hAnsi="Arial Narrow" w:cs="Arial Narrow"/>
+          <w:sz w:val="16"/>
+          <w:szCs w:val="16"/>
+        </w:rPr>
+      </w:r>
+      <w:r>
+        <w:rPr>
+          <w:rFonts w:ascii="Arial Narrow" w:eastAsia="Arial Narrow" w:hAnsi="Arial Narrow" w:cs="Arial Narrow"/>
+          <w:b/>
+          <w:sz w:val="16"/>
+          <w:szCs w:val="16"/>
+        </w:rPr>
         <w:tab/>
-        <w:t xml:space="preserve"/>
-      </w:r>
-      <w:r>
-        <w:rPr>
-          <w:rFonts w:ascii="Arial Narrow" w:eastAsia="Arial Narrow" w:hAnsi="Arial Narrow" w:cs="Arial Narrow"/>
-          <w:sz w:val="16"/>
-          <w:szCs w:val="16"/>
-        </w:rPr>
-        <w:tab/>
-      </w:r>
-      <w:r>
-        <w:rPr>
-          <w:rFonts w:ascii="Arial Narrow" w:eastAsia="Arial Narrow" w:hAnsi="Arial Narrow" w:cs="Arial Narrow"/>
-          <w:b/>
-          <w:sz w:val="16"/>
-          <w:szCs w:val="16"/>
-        </w:rPr>
         <w:t>LEY 29571, CÓDIGO DE PROTECCIÓN Y DEFENSA DEL CONSUMIDOR</w:t>
       </w:r>
       <w:r>
@@ -9948,7 +9950,6 @@
           <w:sz w:val="16"/>
           <w:szCs w:val="16"/>
         </w:rPr>
-        <w:tab/>
         <w:t xml:space="preserve"/>
       </w:r>
       <w:r>
@@ -10066,24 +10067,23 @@
           <w:sz w:val="16"/>
           <w:szCs w:val="16"/>
         </w:rPr>
+        <w:t xml:space="preserve"/>
+      </w:r>
+      <w:r>
+        <w:rPr>
+          <w:rFonts w:ascii="Arial Narrow" w:eastAsia="Arial Narrow" w:hAnsi="Arial Narrow" w:cs="Arial Narrow"/>
+          <w:sz w:val="16"/>
+          <w:szCs w:val="16"/>
+        </w:rPr>
+      </w:r>
+      <w:r>
+        <w:rPr>
+          <w:rFonts w:ascii="Arial Narrow" w:eastAsia="Arial Narrow" w:hAnsi="Arial Narrow" w:cs="Arial Narrow"/>
+          <w:b/>
+          <w:sz w:val="16"/>
+          <w:szCs w:val="16"/>
+        </w:rPr>
         <w:tab/>
-        <w:t xml:space="preserve"/>
-      </w:r>
-      <w:r>
-        <w:rPr>
-          <w:rFonts w:ascii="Arial Narrow" w:eastAsia="Arial Narrow" w:hAnsi="Arial Narrow" w:cs="Arial Narrow"/>
-          <w:sz w:val="16"/>
-          <w:szCs w:val="16"/>
-        </w:rPr>
-        <w:tab/>
-      </w:r>
-      <w:r>
-        <w:rPr>
-          <w:rFonts w:ascii="Arial Narrow" w:eastAsia="Arial Narrow" w:hAnsi="Arial Narrow" w:cs="Arial Narrow"/>
-          <w:b/>
-          <w:sz w:val="16"/>
-          <w:szCs w:val="16"/>
-        </w:rPr>
         <w:t xml:space="preserve">TEXTO ÚNICO ORDENADO DE LA LEY DEL PROCEDIMIENTO ADMINISTRATIVO GENERAL, aprobado mediante DECRETO SUPREMO </w:t>
       </w:r>
       <w:proofErr w:type="spellStart"/>
@@ -10110,7 +10110,7 @@
     <w:p>
       <w:pPr>
         <w:pStyle w:val="Textonotapie"/>
-        <w:ind w:left="1134" w:hanging="567"/>
+        <w:ind w:left="1134"/>
         <w:jc w:val="both"/>
         <w:rPr>
           <w:rFonts w:ascii="Arial Narrow" w:eastAsia="Arial Narrow" w:hAnsi="Arial Narrow" w:cs="Arial Narrow"/>

--- a/plantillas_maestras/01_seguro_vehicular/liquidacion_o_pago_menor/2_ddos_banco_y_aseguradora/varon/TPL_0157_2026_SEGURO_VEHICULAR_LIQUIDACION_O_PAGO_MENOR_BANCO_VARON_R1.docx
+++ b/plantillas_maestras/01_seguro_vehicular/liquidacion_o_pago_menor/2_ddos_banco_y_aseguradora/varon/TPL_0157_2026_SEGURO_VEHICULAR_LIQUIDACION_O_PAGO_MENOR_BANCO_VARON_R1.docx
@@ -3073,7 +3073,7 @@
           <w:sz w:val="22"/>
           <w:szCs w:val="22"/>
         </w:rPr>
-        <w:t>que el hecho denunciado</w:t>
+        <w:t xml:space="preserve">que el hecho denunciado</w:t>
       </w:r>
       <w:r>
         <w:rPr>
@@ -3097,19 +3097,19 @@
           <w:lang w:val="es-ES" w:eastAsia="es-ES"/>
           <w14:ligatures w14:val="none"/>
         </w:rPr>
-        <w:t>Rímac Seguros y Reaseguros S.A. habría brindado una respuesta inadecuada al reclamo 25SBS019099 presentado por denunciante el 5 de noviembre de 2025</w:t>
-      </w:r>
-      <w:r>
-        <w:rPr>
-          <w:rFonts w:ascii="Arial Narrow" w:eastAsia="Arial Narrow" w:hAnsi="Arial Narrow" w:cs="Arial Narrow"/>
-          <w:color w:val="000000"/>
-          <w:kern w:val="0"/>
-          <w:sz w:val="22"/>
-          <w:szCs w:val="22"/>
-          <w:lang w:eastAsia="es-PE"/>
-          <w14:ligatures w14:val="none"/>
-        </w:rPr>
-        <w:t>. Por consiguiente, corresponde calificar el hecho materia de denuncia como una presunta infracción al</w:t>
+        <w:t xml:space="preserve">Rímac Seguros y Reaseguros S.A. habría brindado una respuesta inadecuada al reclamo 25SBS019099 presentado por denunciante el 5 de noviembre de 2025</w:t>
+      </w:r>
+      <w:r>
+        <w:rPr>
+          <w:rFonts w:ascii="Arial Narrow" w:eastAsia="Arial Narrow" w:hAnsi="Arial Narrow" w:cs="Arial Narrow"/>
+          <w:color w:val="000000"/>
+          <w:kern w:val="0"/>
+          <w:sz w:val="22"/>
+          <w:szCs w:val="22"/>
+          <w:lang w:eastAsia="es-PE"/>
+          <w14:ligatures w14:val="none"/>
+        </w:rPr>
+        <w:t xml:space="preserve">; involucraría una presunta afectación a su derecho de recibir respuestas adecuadas a los reclamos formulados. Por consiguiente, corresponde calificar el hecho materia de denuncia como una presunta infracción al</w:t>
       </w:r>
       <w:r>
         <w:rPr>
@@ -3181,7 +3181,7 @@
           <w:sz w:val="22"/>
           <w:szCs w:val="22"/>
         </w:rPr>
-        <w:t>.</w:t>
+        <w:t xml:space="preserve">.</w:t>
       </w:r>
     </w:p>
     <w:p>
@@ -5226,7 +5226,7 @@
           <w:sz w:val="22"/>
           <w:szCs w:val="22"/>
         </w:rPr>
-        <w:t xml:space="preserve">correr traslado de la presente resolución a Rímac Seguros y Reaseguros S.A. y Corredores de Seguros Falabella S.A.C. para que, de conformidad con lo dispuesto por el artículo 26 de la Ley sobre Facultades, Normas y Organización del Indecopi, aprobada por Decreto Legislativo 807</w:t>
+        <w:t xml:space="preserve">correr traslado de la denuncia del 16 de enero de 2026 a Rímac Seguros y Reaseguros S.A. y Corredores de Seguros Falabella S.A.C. para que, de conformidad con lo dispuesto por el artículo 26 de la Ley sobre Facultades, Normas y Organización del Indecopi, aprobada por Decreto Legislativo 807</w:t>
       </w:r>
       <w:r>
         <w:rPr>
